--- a/docs/gost/out/06_ПМ_Программа_и_методика_испытаний.docx
+++ b/docs/gost/out/06_ПМ_Программа_и_методика_испытаний.docx
@@ -224,7 +224,7 @@
         <w:rPr>
           <w:noProof/>
         </w:rPr>
-        <w:t>22</w:t>
+        <w:t>23</w:t>
       </w:r>
       <w:r>
         <w:fldChar w:fldCharType="end"/>
@@ -306,7 +306,7 @@
       <w:r>
         <w:fldChar w:fldCharType="separate"/>
       </w:r>
-      <w:hyperlink w:anchor="_Toc241772523" w:history="1">
+      <w:hyperlink w:anchor="_Toc242103949" w:history="1">
         <w:r>
           <w:rPr>
             <w:rStyle w:val="aff8"/>
@@ -333,7 +333,7 @@
             <w:noProof/>
             <w:webHidden/>
           </w:rPr>
-          <w:instrText xml:space="preserve"> PAGEREF _Toc241772523 \h </w:instrText>
+          <w:instrText xml:space="preserve"> PAGEREF _Toc242103949 \h </w:instrText>
         </w:r>
         <w:r>
           <w:rPr>
@@ -379,7 +379,7 @@
           <w14:ligatures w14:val="standardContextual"/>
         </w:rPr>
       </w:pPr>
-      <w:hyperlink w:anchor="_Toc241772524" w:history="1">
+      <w:hyperlink w:anchor="_Toc242103950" w:history="1">
         <w:r>
           <w:rPr>
             <w:rStyle w:val="aff8"/>
@@ -406,7 +406,7 @@
             <w:noProof/>
             <w:webHidden/>
           </w:rPr>
-          <w:instrText xml:space="preserve"> PAGEREF _Toc241772524 \h </w:instrText>
+          <w:instrText xml:space="preserve"> PAGEREF _Toc242103950 \h </w:instrText>
         </w:r>
         <w:r>
           <w:rPr>
@@ -452,7 +452,7 @@
           <w14:ligatures w14:val="standardContextual"/>
         </w:rPr>
       </w:pPr>
-      <w:hyperlink w:anchor="_Toc241772525" w:history="1">
+      <w:hyperlink w:anchor="_Toc242103951" w:history="1">
         <w:r>
           <w:rPr>
             <w:rStyle w:val="aff8"/>
@@ -479,7 +479,7 @@
             <w:noProof/>
             <w:webHidden/>
           </w:rPr>
-          <w:instrText xml:space="preserve"> PAGEREF _Toc241772525 \h </w:instrText>
+          <w:instrText xml:space="preserve"> PAGEREF _Toc242103951 \h </w:instrText>
         </w:r>
         <w:r>
           <w:rPr>
@@ -525,7 +525,7 @@
           <w14:ligatures w14:val="standardContextual"/>
         </w:rPr>
       </w:pPr>
-      <w:hyperlink w:anchor="_Toc241772526" w:history="1">
+      <w:hyperlink w:anchor="_Toc242103952" w:history="1">
         <w:r>
           <w:rPr>
             <w:rStyle w:val="aff8"/>
@@ -552,7 +552,7 @@
             <w:noProof/>
             <w:webHidden/>
           </w:rPr>
-          <w:instrText xml:space="preserve"> PAGEREF _Toc241772526 \h </w:instrText>
+          <w:instrText xml:space="preserve"> PAGEREF _Toc242103952 \h </w:instrText>
         </w:r>
         <w:r>
           <w:rPr>
@@ -598,7 +598,7 @@
           <w14:ligatures w14:val="standardContextual"/>
         </w:rPr>
       </w:pPr>
-      <w:hyperlink w:anchor="_Toc241772527" w:history="1">
+      <w:hyperlink w:anchor="_Toc242103953" w:history="1">
         <w:r>
           <w:rPr>
             <w:rStyle w:val="aff8"/>
@@ -625,7 +625,7 @@
             <w:noProof/>
             <w:webHidden/>
           </w:rPr>
-          <w:instrText xml:space="preserve"> PAGEREF _Toc241772527 \h </w:instrText>
+          <w:instrText xml:space="preserve"> PAGEREF _Toc242103953 \h </w:instrText>
         </w:r>
         <w:r>
           <w:rPr>
@@ -671,7 +671,7 @@
           <w14:ligatures w14:val="standardContextual"/>
         </w:rPr>
       </w:pPr>
-      <w:hyperlink w:anchor="_Toc241772528" w:history="1">
+      <w:hyperlink w:anchor="_Toc242103954" w:history="1">
         <w:r>
           <w:rPr>
             <w:rStyle w:val="aff8"/>
@@ -698,7 +698,7 @@
             <w:noProof/>
             <w:webHidden/>
           </w:rPr>
-          <w:instrText xml:space="preserve"> PAGEREF _Toc241772528 \h </w:instrText>
+          <w:instrText xml:space="preserve"> PAGEREF _Toc242103954 \h </w:instrText>
         </w:r>
         <w:r>
           <w:rPr>
@@ -744,7 +744,7 @@
           <w14:ligatures w14:val="standardContextual"/>
         </w:rPr>
       </w:pPr>
-      <w:hyperlink w:anchor="_Toc241772529" w:history="1">
+      <w:hyperlink w:anchor="_Toc242103955" w:history="1">
         <w:r>
           <w:rPr>
             <w:rStyle w:val="aff8"/>
@@ -771,7 +771,7 @@
             <w:noProof/>
             <w:webHidden/>
           </w:rPr>
-          <w:instrText xml:space="preserve"> PAGEREF _Toc241772529 \h </w:instrText>
+          <w:instrText xml:space="preserve"> PAGEREF _Toc242103955 \h </w:instrText>
         </w:r>
         <w:r>
           <w:rPr>
@@ -817,7 +817,7 @@
           <w14:ligatures w14:val="standardContextual"/>
         </w:rPr>
       </w:pPr>
-      <w:hyperlink w:anchor="_Toc241772530" w:history="1">
+      <w:hyperlink w:anchor="_Toc242103956" w:history="1">
         <w:r>
           <w:rPr>
             <w:rStyle w:val="aff8"/>
@@ -844,7 +844,7 @@
             <w:noProof/>
             <w:webHidden/>
           </w:rPr>
-          <w:instrText xml:space="preserve"> PAGEREF _Toc241772530 \h </w:instrText>
+          <w:instrText xml:space="preserve"> PAGEREF _Toc242103956 \h </w:instrText>
         </w:r>
         <w:r>
           <w:rPr>
@@ -890,7 +890,7 @@
           <w14:ligatures w14:val="standardContextual"/>
         </w:rPr>
       </w:pPr>
-      <w:hyperlink w:anchor="_Toc241772531" w:history="1">
+      <w:hyperlink w:anchor="_Toc242103957" w:history="1">
         <w:r>
           <w:rPr>
             <w:rStyle w:val="aff8"/>
@@ -917,7 +917,7 @@
             <w:noProof/>
             <w:webHidden/>
           </w:rPr>
-          <w:instrText xml:space="preserve"> PAGEREF _Toc241772531 \h </w:instrText>
+          <w:instrText xml:space="preserve"> PAGEREF _Toc242103957 \h </w:instrText>
         </w:r>
         <w:r>
           <w:rPr>
@@ -963,7 +963,7 @@
           <w14:ligatures w14:val="standardContextual"/>
         </w:rPr>
       </w:pPr>
-      <w:hyperlink w:anchor="_Toc241772532" w:history="1">
+      <w:hyperlink w:anchor="_Toc242103958" w:history="1">
         <w:r>
           <w:rPr>
             <w:rStyle w:val="aff8"/>
@@ -990,7 +990,7 @@
             <w:noProof/>
             <w:webHidden/>
           </w:rPr>
-          <w:instrText xml:space="preserve"> PAGEREF _Toc241772532 \h </w:instrText>
+          <w:instrText xml:space="preserve"> PAGEREF _Toc242103958 \h </w:instrText>
         </w:r>
         <w:r>
           <w:rPr>
@@ -1036,7 +1036,7 @@
           <w14:ligatures w14:val="standardContextual"/>
         </w:rPr>
       </w:pPr>
-      <w:hyperlink w:anchor="_Toc241772533" w:history="1">
+      <w:hyperlink w:anchor="_Toc242103959" w:history="1">
         <w:r>
           <w:rPr>
             <w:rStyle w:val="aff8"/>
@@ -1063,7 +1063,7 @@
             <w:noProof/>
             <w:webHidden/>
           </w:rPr>
-          <w:instrText xml:space="preserve"> PAGEREF _Toc241772533 \h </w:instrText>
+          <w:instrText xml:space="preserve"> PAGEREF _Toc242103959 \h </w:instrText>
         </w:r>
         <w:r>
           <w:rPr>
@@ -1109,7 +1109,7 @@
           <w14:ligatures w14:val="standardContextual"/>
         </w:rPr>
       </w:pPr>
-      <w:hyperlink w:anchor="_Toc241772534" w:history="1">
+      <w:hyperlink w:anchor="_Toc242103960" w:history="1">
         <w:r>
           <w:rPr>
             <w:rStyle w:val="aff8"/>
@@ -1136,7 +1136,7 @@
             <w:noProof/>
             <w:webHidden/>
           </w:rPr>
-          <w:instrText xml:space="preserve"> PAGEREF _Toc241772534 \h </w:instrText>
+          <w:instrText xml:space="preserve"> PAGEREF _Toc242103960 \h </w:instrText>
         </w:r>
         <w:r>
           <w:rPr>
@@ -1182,7 +1182,7 @@
           <w14:ligatures w14:val="standardContextual"/>
         </w:rPr>
       </w:pPr>
-      <w:hyperlink w:anchor="_Toc241772535" w:history="1">
+      <w:hyperlink w:anchor="_Toc242103961" w:history="1">
         <w:r>
           <w:rPr>
             <w:rStyle w:val="aff8"/>
@@ -1209,7 +1209,7 @@
             <w:noProof/>
             <w:webHidden/>
           </w:rPr>
-          <w:instrText xml:space="preserve"> PAGEREF _Toc241772535 \h </w:instrText>
+          <w:instrText xml:space="preserve"> PAGEREF _Toc242103961 \h </w:instrText>
         </w:r>
         <w:r>
           <w:rPr>
@@ -1255,7 +1255,7 @@
           <w14:ligatures w14:val="standardContextual"/>
         </w:rPr>
       </w:pPr>
-      <w:hyperlink w:anchor="_Toc241772536" w:history="1">
+      <w:hyperlink w:anchor="_Toc242103962" w:history="1">
         <w:r>
           <w:rPr>
             <w:rStyle w:val="aff8"/>
@@ -1282,7 +1282,7 @@
             <w:noProof/>
             <w:webHidden/>
           </w:rPr>
-          <w:instrText xml:space="preserve"> PAGEREF _Toc241772536 \h </w:instrText>
+          <w:instrText xml:space="preserve"> PAGEREF _Toc242103962 \h </w:instrText>
         </w:r>
         <w:r>
           <w:rPr>
@@ -1328,7 +1328,7 @@
           <w14:ligatures w14:val="standardContextual"/>
         </w:rPr>
       </w:pPr>
-      <w:hyperlink w:anchor="_Toc241772537" w:history="1">
+      <w:hyperlink w:anchor="_Toc242103963" w:history="1">
         <w:r>
           <w:rPr>
             <w:rStyle w:val="aff8"/>
@@ -1355,7 +1355,7 @@
             <w:noProof/>
             <w:webHidden/>
           </w:rPr>
-          <w:instrText xml:space="preserve"> PAGEREF _Toc241772537 \h </w:instrText>
+          <w:instrText xml:space="preserve"> PAGEREF _Toc242103963 \h </w:instrText>
         </w:r>
         <w:r>
           <w:rPr>
@@ -1401,7 +1401,7 @@
           <w14:ligatures w14:val="standardContextual"/>
         </w:rPr>
       </w:pPr>
-      <w:hyperlink w:anchor="_Toc241772538" w:history="1">
+      <w:hyperlink w:anchor="_Toc242103964" w:history="1">
         <w:r>
           <w:rPr>
             <w:rStyle w:val="aff8"/>
@@ -1428,7 +1428,7 @@
             <w:noProof/>
             <w:webHidden/>
           </w:rPr>
-          <w:instrText xml:space="preserve"> PAGEREF _Toc241772538 \h </w:instrText>
+          <w:instrText xml:space="preserve"> PAGEREF _Toc242103964 \h </w:instrText>
         </w:r>
         <w:r>
           <w:rPr>
@@ -1474,7 +1474,7 @@
           <w14:ligatures w14:val="standardContextual"/>
         </w:rPr>
       </w:pPr>
-      <w:hyperlink w:anchor="_Toc241772539" w:history="1">
+      <w:hyperlink w:anchor="_Toc242103965" w:history="1">
         <w:r>
           <w:rPr>
             <w:rStyle w:val="aff8"/>
@@ -1501,7 +1501,7 @@
             <w:noProof/>
             <w:webHidden/>
           </w:rPr>
-          <w:instrText xml:space="preserve"> PAGEREF _Toc241772539 \h </w:instrText>
+          <w:instrText xml:space="preserve"> PAGEREF _Toc242103965 \h </w:instrText>
         </w:r>
         <w:r>
           <w:rPr>
@@ -1547,7 +1547,7 @@
           <w14:ligatures w14:val="standardContextual"/>
         </w:rPr>
       </w:pPr>
-      <w:hyperlink w:anchor="_Toc241772540" w:history="1">
+      <w:hyperlink w:anchor="_Toc242103966" w:history="1">
         <w:r>
           <w:rPr>
             <w:rStyle w:val="aff8"/>
@@ -1574,7 +1574,7 @@
             <w:noProof/>
             <w:webHidden/>
           </w:rPr>
-          <w:instrText xml:space="preserve"> PAGEREF _Toc241772540 \h </w:instrText>
+          <w:instrText xml:space="preserve"> PAGEREF _Toc242103966 \h </w:instrText>
         </w:r>
         <w:r>
           <w:rPr>
@@ -1620,7 +1620,7 @@
           <w14:ligatures w14:val="standardContextual"/>
         </w:rPr>
       </w:pPr>
-      <w:hyperlink w:anchor="_Toc241772541" w:history="1">
+      <w:hyperlink w:anchor="_Toc242103967" w:history="1">
         <w:r>
           <w:rPr>
             <w:rStyle w:val="aff8"/>
@@ -1647,7 +1647,7 @@
             <w:noProof/>
             <w:webHidden/>
           </w:rPr>
-          <w:instrText xml:space="preserve"> PAGEREF _Toc241772541 \h </w:instrText>
+          <w:instrText xml:space="preserve"> PAGEREF _Toc242103967 \h </w:instrText>
         </w:r>
         <w:r>
           <w:rPr>
@@ -1693,7 +1693,7 @@
           <w14:ligatures w14:val="standardContextual"/>
         </w:rPr>
       </w:pPr>
-      <w:hyperlink w:anchor="_Toc241772542" w:history="1">
+      <w:hyperlink w:anchor="_Toc242103968" w:history="1">
         <w:r>
           <w:rPr>
             <w:rStyle w:val="aff8"/>
@@ -1720,7 +1720,7 @@
             <w:noProof/>
             <w:webHidden/>
           </w:rPr>
-          <w:instrText xml:space="preserve"> PAGEREF _Toc241772542 \h </w:instrText>
+          <w:instrText xml:space="preserve"> PAGEREF _Toc242103968 \h </w:instrText>
         </w:r>
         <w:r>
           <w:rPr>
@@ -1766,7 +1766,7 @@
           <w14:ligatures w14:val="standardContextual"/>
         </w:rPr>
       </w:pPr>
-      <w:hyperlink w:anchor="_Toc241772543" w:history="1">
+      <w:hyperlink w:anchor="_Toc242103969" w:history="1">
         <w:r>
           <w:rPr>
             <w:rStyle w:val="aff8"/>
@@ -1793,7 +1793,7 @@
             <w:noProof/>
             <w:webHidden/>
           </w:rPr>
-          <w:instrText xml:space="preserve"> PAGEREF _Toc241772543 \h </w:instrText>
+          <w:instrText xml:space="preserve"> PAGEREF _Toc242103969 \h </w:instrText>
         </w:r>
         <w:r>
           <w:rPr>
@@ -1839,7 +1839,7 @@
           <w14:ligatures w14:val="standardContextual"/>
         </w:rPr>
       </w:pPr>
-      <w:hyperlink w:anchor="_Toc241772544" w:history="1">
+      <w:hyperlink w:anchor="_Toc242103970" w:history="1">
         <w:r>
           <w:rPr>
             <w:rStyle w:val="aff8"/>
@@ -1866,7 +1866,7 @@
             <w:noProof/>
             <w:webHidden/>
           </w:rPr>
-          <w:instrText xml:space="preserve"> PAGEREF _Toc241772544 \h </w:instrText>
+          <w:instrText xml:space="preserve"> PAGEREF _Toc242103970 \h </w:instrText>
         </w:r>
         <w:r>
           <w:rPr>
@@ -1912,7 +1912,7 @@
           <w14:ligatures w14:val="standardContextual"/>
         </w:rPr>
       </w:pPr>
-      <w:hyperlink w:anchor="_Toc241772545" w:history="1">
+      <w:hyperlink w:anchor="_Toc242103971" w:history="1">
         <w:r>
           <w:rPr>
             <w:rStyle w:val="aff8"/>
@@ -1939,7 +1939,7 @@
             <w:noProof/>
             <w:webHidden/>
           </w:rPr>
-          <w:instrText xml:space="preserve"> PAGEREF _Toc241772545 \h </w:instrText>
+          <w:instrText xml:space="preserve"> PAGEREF _Toc242103971 \h </w:instrText>
         </w:r>
         <w:r>
           <w:rPr>
@@ -1985,7 +1985,7 @@
           <w14:ligatures w14:val="standardContextual"/>
         </w:rPr>
       </w:pPr>
-      <w:hyperlink w:anchor="_Toc241772546" w:history="1">
+      <w:hyperlink w:anchor="_Toc242103972" w:history="1">
         <w:r>
           <w:rPr>
             <w:rStyle w:val="aff8"/>
@@ -2012,7 +2012,7 @@
             <w:noProof/>
             <w:webHidden/>
           </w:rPr>
-          <w:instrText xml:space="preserve"> PAGEREF _Toc241772546 \h </w:instrText>
+          <w:instrText xml:space="preserve"> PAGEREF _Toc242103972 \h </w:instrText>
         </w:r>
         <w:r>
           <w:rPr>
@@ -2058,7 +2058,7 @@
           <w14:ligatures w14:val="standardContextual"/>
         </w:rPr>
       </w:pPr>
-      <w:hyperlink w:anchor="_Toc241772547" w:history="1">
+      <w:hyperlink w:anchor="_Toc242103973" w:history="1">
         <w:r>
           <w:rPr>
             <w:rStyle w:val="aff8"/>
@@ -2085,7 +2085,7 @@
             <w:noProof/>
             <w:webHidden/>
           </w:rPr>
-          <w:instrText xml:space="preserve"> PAGEREF _Toc241772547 \h </w:instrText>
+          <w:instrText xml:space="preserve"> PAGEREF _Toc242103973 \h </w:instrText>
         </w:r>
         <w:r>
           <w:rPr>
@@ -2131,7 +2131,7 @@
           <w14:ligatures w14:val="standardContextual"/>
         </w:rPr>
       </w:pPr>
-      <w:hyperlink w:anchor="_Toc241772548" w:history="1">
+      <w:hyperlink w:anchor="_Toc242103974" w:history="1">
         <w:r>
           <w:rPr>
             <w:rStyle w:val="aff8"/>
@@ -2158,7 +2158,7 @@
             <w:noProof/>
             <w:webHidden/>
           </w:rPr>
-          <w:instrText xml:space="preserve"> PAGEREF _Toc241772548 \h </w:instrText>
+          <w:instrText xml:space="preserve"> PAGEREF _Toc242103974 \h </w:instrText>
         </w:r>
         <w:r>
           <w:rPr>
@@ -2204,7 +2204,7 @@
           <w14:ligatures w14:val="standardContextual"/>
         </w:rPr>
       </w:pPr>
-      <w:hyperlink w:anchor="_Toc241772549" w:history="1">
+      <w:hyperlink w:anchor="_Toc242103975" w:history="1">
         <w:r>
           <w:rPr>
             <w:rStyle w:val="aff8"/>
@@ -2231,7 +2231,7 @@
             <w:noProof/>
             <w:webHidden/>
           </w:rPr>
-          <w:instrText xml:space="preserve"> PAGEREF _Toc241772549 \h </w:instrText>
+          <w:instrText xml:space="preserve"> PAGEREF _Toc242103975 \h </w:instrText>
         </w:r>
         <w:r>
           <w:rPr>
@@ -2277,7 +2277,7 @@
           <w14:ligatures w14:val="standardContextual"/>
         </w:rPr>
       </w:pPr>
-      <w:hyperlink w:anchor="_Toc241772550" w:history="1">
+      <w:hyperlink w:anchor="_Toc242103976" w:history="1">
         <w:r>
           <w:rPr>
             <w:rStyle w:val="aff8"/>
@@ -2304,7 +2304,7 @@
             <w:noProof/>
             <w:webHidden/>
           </w:rPr>
-          <w:instrText xml:space="preserve"> PAGEREF _Toc241772550 \h </w:instrText>
+          <w:instrText xml:space="preserve"> PAGEREF _Toc242103976 \h </w:instrText>
         </w:r>
         <w:r>
           <w:rPr>
@@ -2350,7 +2350,7 @@
           <w14:ligatures w14:val="standardContextual"/>
         </w:rPr>
       </w:pPr>
-      <w:hyperlink w:anchor="_Toc241772551" w:history="1">
+      <w:hyperlink w:anchor="_Toc242103977" w:history="1">
         <w:r>
           <w:rPr>
             <w:rStyle w:val="aff8"/>
@@ -2377,7 +2377,7 @@
             <w:noProof/>
             <w:webHidden/>
           </w:rPr>
-          <w:instrText xml:space="preserve"> PAGEREF _Toc241772551 \h </w:instrText>
+          <w:instrText xml:space="preserve"> PAGEREF _Toc242103977 \h </w:instrText>
         </w:r>
         <w:r>
           <w:rPr>
@@ -2423,7 +2423,7 @@
           <w14:ligatures w14:val="standardContextual"/>
         </w:rPr>
       </w:pPr>
-      <w:hyperlink w:anchor="_Toc241772552" w:history="1">
+      <w:hyperlink w:anchor="_Toc242103978" w:history="1">
         <w:r>
           <w:rPr>
             <w:rStyle w:val="aff8"/>
@@ -2450,7 +2450,7 @@
             <w:noProof/>
             <w:webHidden/>
           </w:rPr>
-          <w:instrText xml:space="preserve"> PAGEREF _Toc241772552 \h </w:instrText>
+          <w:instrText xml:space="preserve"> PAGEREF _Toc242103978 \h </w:instrText>
         </w:r>
         <w:r>
           <w:rPr>
@@ -2496,7 +2496,7 @@
           <w14:ligatures w14:val="standardContextual"/>
         </w:rPr>
       </w:pPr>
-      <w:hyperlink w:anchor="_Toc241772553" w:history="1">
+      <w:hyperlink w:anchor="_Toc242103979" w:history="1">
         <w:r>
           <w:rPr>
             <w:rStyle w:val="aff8"/>
@@ -2523,7 +2523,7 @@
             <w:noProof/>
             <w:webHidden/>
           </w:rPr>
-          <w:instrText xml:space="preserve"> PAGEREF _Toc241772553 \h </w:instrText>
+          <w:instrText xml:space="preserve"> PAGEREF _Toc242103979 \h </w:instrText>
         </w:r>
         <w:r>
           <w:rPr>
@@ -2543,7 +2543,7 @@
             <w:noProof/>
             <w:webHidden/>
           </w:rPr>
-          <w:t>17</w:t>
+          <w:t>18</w:t>
         </w:r>
         <w:r>
           <w:rPr>
@@ -2569,7 +2569,7 @@
           <w14:ligatures w14:val="standardContextual"/>
         </w:rPr>
       </w:pPr>
-      <w:hyperlink w:anchor="_Toc241772554" w:history="1">
+      <w:hyperlink w:anchor="_Toc242103980" w:history="1">
         <w:r>
           <w:rPr>
             <w:rStyle w:val="aff8"/>
@@ -2596,7 +2596,7 @@
             <w:noProof/>
             <w:webHidden/>
           </w:rPr>
-          <w:instrText xml:space="preserve"> PAGEREF _Toc241772554 \h </w:instrText>
+          <w:instrText xml:space="preserve"> PAGEREF _Toc242103980 \h </w:instrText>
         </w:r>
         <w:r>
           <w:rPr>
@@ -2642,7 +2642,7 @@
           <w14:ligatures w14:val="standardContextual"/>
         </w:rPr>
       </w:pPr>
-      <w:hyperlink w:anchor="_Toc241772555" w:history="1">
+      <w:hyperlink w:anchor="_Toc242103981" w:history="1">
         <w:r>
           <w:rPr>
             <w:rStyle w:val="aff8"/>
@@ -2669,7 +2669,7 @@
             <w:noProof/>
             <w:webHidden/>
           </w:rPr>
-          <w:instrText xml:space="preserve"> PAGEREF _Toc241772555 \h </w:instrText>
+          <w:instrText xml:space="preserve"> PAGEREF _Toc242103981 \h </w:instrText>
         </w:r>
         <w:r>
           <w:rPr>
@@ -2715,7 +2715,7 @@
           <w14:ligatures w14:val="standardContextual"/>
         </w:rPr>
       </w:pPr>
-      <w:hyperlink w:anchor="_Toc241772556" w:history="1">
+      <w:hyperlink w:anchor="_Toc242103982" w:history="1">
         <w:r>
           <w:rPr>
             <w:rStyle w:val="aff8"/>
@@ -2742,7 +2742,7 @@
             <w:noProof/>
             <w:webHidden/>
           </w:rPr>
-          <w:instrText xml:space="preserve"> PAGEREF _Toc241772556 \h </w:instrText>
+          <w:instrText xml:space="preserve"> PAGEREF _Toc242103982 \h </w:instrText>
         </w:r>
         <w:r>
           <w:rPr>
@@ -2762,7 +2762,7 @@
             <w:noProof/>
             <w:webHidden/>
           </w:rPr>
-          <w:t>18</w:t>
+          <w:t>19</w:t>
         </w:r>
         <w:r>
           <w:rPr>
@@ -2788,7 +2788,7 @@
           <w14:ligatures w14:val="standardContextual"/>
         </w:rPr>
       </w:pPr>
-      <w:hyperlink w:anchor="_Toc241772557" w:history="1">
+      <w:hyperlink w:anchor="_Toc242103983" w:history="1">
         <w:r>
           <w:rPr>
             <w:rStyle w:val="aff8"/>
@@ -2815,7 +2815,7 @@
             <w:noProof/>
             <w:webHidden/>
           </w:rPr>
-          <w:instrText xml:space="preserve"> PAGEREF _Toc241772557 \h </w:instrText>
+          <w:instrText xml:space="preserve"> PAGEREF _Toc242103983 \h </w:instrText>
         </w:r>
         <w:r>
           <w:rPr>
@@ -2861,7 +2861,7 @@
           <w14:ligatures w14:val="standardContextual"/>
         </w:rPr>
       </w:pPr>
-      <w:hyperlink w:anchor="_Toc241772558" w:history="1">
+      <w:hyperlink w:anchor="_Toc242103984" w:history="1">
         <w:r>
           <w:rPr>
             <w:rStyle w:val="aff8"/>
@@ -2888,7 +2888,7 @@
             <w:noProof/>
             <w:webHidden/>
           </w:rPr>
-          <w:instrText xml:space="preserve"> PAGEREF _Toc241772558 \h </w:instrText>
+          <w:instrText xml:space="preserve"> PAGEREF _Toc242103984 \h </w:instrText>
         </w:r>
         <w:r>
           <w:rPr>
@@ -2934,7 +2934,7 @@
           <w14:ligatures w14:val="standardContextual"/>
         </w:rPr>
       </w:pPr>
-      <w:hyperlink w:anchor="_Toc241772559" w:history="1">
+      <w:hyperlink w:anchor="_Toc242103985" w:history="1">
         <w:r>
           <w:rPr>
             <w:rStyle w:val="aff8"/>
@@ -2961,7 +2961,7 @@
             <w:noProof/>
             <w:webHidden/>
           </w:rPr>
-          <w:instrText xml:space="preserve"> PAGEREF _Toc241772559 \h </w:instrText>
+          <w:instrText xml:space="preserve"> PAGEREF _Toc242103985 \h </w:instrText>
         </w:r>
         <w:r>
           <w:rPr>
@@ -2981,7 +2981,7 @@
             <w:noProof/>
             <w:webHidden/>
           </w:rPr>
-          <w:t>19</w:t>
+          <w:t>20</w:t>
         </w:r>
         <w:r>
           <w:rPr>
@@ -3007,7 +3007,7 @@
           <w14:ligatures w14:val="standardContextual"/>
         </w:rPr>
       </w:pPr>
-      <w:hyperlink w:anchor="_Toc241772560" w:history="1">
+      <w:hyperlink w:anchor="_Toc242103986" w:history="1">
         <w:r>
           <w:rPr>
             <w:rStyle w:val="aff8"/>
@@ -3034,7 +3034,7 @@
             <w:noProof/>
             <w:webHidden/>
           </w:rPr>
-          <w:instrText xml:space="preserve"> PAGEREF _Toc241772560 \h </w:instrText>
+          <w:instrText xml:space="preserve"> PAGEREF _Toc242103986 \h </w:instrText>
         </w:r>
         <w:r>
           <w:rPr>
@@ -3054,7 +3054,7 @@
             <w:noProof/>
             <w:webHidden/>
           </w:rPr>
-          <w:t>20</w:t>
+          <w:t>21</w:t>
         </w:r>
         <w:r>
           <w:rPr>
@@ -3080,7 +3080,7 @@
           <w14:ligatures w14:val="standardContextual"/>
         </w:rPr>
       </w:pPr>
-      <w:hyperlink w:anchor="_Toc241772561" w:history="1">
+      <w:hyperlink w:anchor="_Toc242103987" w:history="1">
         <w:r>
           <w:rPr>
             <w:rStyle w:val="aff8"/>
@@ -3107,7 +3107,7 @@
             <w:noProof/>
             <w:webHidden/>
           </w:rPr>
-          <w:instrText xml:space="preserve"> PAGEREF _Toc241772561 \h </w:instrText>
+          <w:instrText xml:space="preserve"> PAGEREF _Toc242103987 \h </w:instrText>
         </w:r>
         <w:r>
           <w:rPr>
@@ -3127,7 +3127,7 @@
             <w:noProof/>
             <w:webHidden/>
           </w:rPr>
-          <w:t>21</w:t>
+          <w:t>22</w:t>
         </w:r>
         <w:r>
           <w:rPr>
@@ -3153,7 +3153,7 @@
           <w14:ligatures w14:val="standardContextual"/>
         </w:rPr>
       </w:pPr>
-      <w:hyperlink w:anchor="_Toc241772562" w:history="1">
+      <w:hyperlink w:anchor="_Toc242103988" w:history="1">
         <w:r>
           <w:rPr>
             <w:rStyle w:val="aff8"/>
@@ -3180,7 +3180,7 @@
             <w:noProof/>
             <w:webHidden/>
           </w:rPr>
-          <w:instrText xml:space="preserve"> PAGEREF _Toc241772562 \h </w:instrText>
+          <w:instrText xml:space="preserve"> PAGEREF _Toc242103988 \h </w:instrText>
         </w:r>
         <w:r>
           <w:rPr>
@@ -3200,7 +3200,7 @@
             <w:noProof/>
             <w:webHidden/>
           </w:rPr>
-          <w:t>22</w:t>
+          <w:t>23</w:t>
         </w:r>
         <w:r>
           <w:rPr>
@@ -3226,7 +3226,7 @@
         <w:ind w:firstLine="0"/>
         <w:jc w:val="center"/>
       </w:pPr>
-      <w:bookmarkStart w:id="0" w:name="_Toc241772523"/>
+      <w:bookmarkStart w:id="0" w:name="_Toc242103949"/>
       <w:r>
         <w:lastRenderedPageBreak/>
         <w:t>ПЕРЕЧЕНЬ ТЕРМИНОВ И СОКРАЩЕНИЙ</w:t>
@@ -4488,7 +4488,7 @@
         <w:pStyle w:val="1"/>
         <w:pageBreakBefore/>
       </w:pPr>
-      <w:bookmarkStart w:id="1" w:name="_Toc241772524"/>
+      <w:bookmarkStart w:id="1" w:name="_Toc242103950"/>
       <w:r>
         <w:lastRenderedPageBreak/>
         <w:t>1 Объект испытаний</w:t>
@@ -4499,7 +4499,7 @@
       <w:pPr>
         <w:pStyle w:val="21"/>
       </w:pPr>
-      <w:bookmarkStart w:id="2" w:name="_Toc241772525"/>
+      <w:bookmarkStart w:id="2" w:name="_Toc242103951"/>
       <w:r>
         <w:t>1.1 Наименование системы</w:t>
       </w:r>
@@ -4514,7 +4514,7 @@
       <w:pPr>
         <w:pStyle w:val="21"/>
       </w:pPr>
-      <w:bookmarkStart w:id="3" w:name="_Toc241772526"/>
+      <w:bookmarkStart w:id="3" w:name="_Toc242103952"/>
       <w:r>
         <w:t>1.2 Область применения</w:t>
       </w:r>
@@ -4529,7 +4529,7 @@
       <w:pPr>
         <w:pStyle w:val="21"/>
       </w:pPr>
-      <w:bookmarkStart w:id="4" w:name="_Toc241772527"/>
+      <w:bookmarkStart w:id="4" w:name="_Toc242103953"/>
       <w:r>
         <w:t>1.3 Состав объекта испытаний</w:t>
       </w:r>
@@ -4545,7 +4545,7 @@
         <w:pStyle w:val="1"/>
         <w:pageBreakBefore/>
       </w:pPr>
-      <w:bookmarkStart w:id="5" w:name="_Toc241772528"/>
+      <w:bookmarkStart w:id="5" w:name="_Toc242103954"/>
       <w:r>
         <w:lastRenderedPageBreak/>
         <w:t>2 Цель испытаний</w:t>
@@ -4562,7 +4562,7 @@
         <w:pStyle w:val="1"/>
         <w:pageBreakBefore/>
       </w:pPr>
-      <w:bookmarkStart w:id="6" w:name="_Toc241772529"/>
+      <w:bookmarkStart w:id="6" w:name="_Toc242103955"/>
       <w:r>
         <w:lastRenderedPageBreak/>
         <w:t>3 Общие положения</w:t>
@@ -4573,7 +4573,7 @@
       <w:pPr>
         <w:pStyle w:val="21"/>
       </w:pPr>
-      <w:bookmarkStart w:id="7" w:name="_Toc241772530"/>
+      <w:bookmarkStart w:id="7" w:name="_Toc242103956"/>
       <w:r>
         <w:t>3.1 Перечень руководящих документов</w:t>
       </w:r>
@@ -4603,7 +4603,7 @@
       <w:pPr>
         <w:pStyle w:val="21"/>
       </w:pPr>
-      <w:bookmarkStart w:id="8" w:name="_Toc241772531"/>
+      <w:bookmarkStart w:id="8" w:name="_Toc242103957"/>
       <w:r>
         <w:t>3.2 Виды испытаний</w:t>
       </w:r>
@@ -4643,7 +4643,7 @@
       <w:pPr>
         <w:pStyle w:val="21"/>
       </w:pPr>
-      <w:bookmarkStart w:id="9" w:name="_Toc241772532"/>
+      <w:bookmarkStart w:id="9" w:name="_Toc242103958"/>
       <w:r>
         <w:t>3.3 Место и продолжительность испытаний</w:t>
       </w:r>
@@ -4658,7 +4658,7 @@
       <w:pPr>
         <w:pStyle w:val="21"/>
       </w:pPr>
-      <w:bookmarkStart w:id="10" w:name="_Toc241772533"/>
+      <w:bookmarkStart w:id="10" w:name="_Toc242103959"/>
       <w:r>
         <w:t>3.4 Организации-участники</w:t>
       </w:r>
@@ -4673,7 +4673,7 @@
       <w:pPr>
         <w:pStyle w:val="21"/>
       </w:pPr>
-      <w:bookmarkStart w:id="11" w:name="_Toc241772534"/>
+      <w:bookmarkStart w:id="11" w:name="_Toc242103960"/>
       <w:r>
         <w:t>3.5 Перечень предъявляемых на испытания документов</w:t>
       </w:r>
@@ -4689,7 +4689,7 @@
         <w:pStyle w:val="1"/>
         <w:pageBreakBefore/>
       </w:pPr>
-      <w:bookmarkStart w:id="12" w:name="_Toc241772535"/>
+      <w:bookmarkStart w:id="12" w:name="_Toc242103961"/>
       <w:r>
         <w:lastRenderedPageBreak/>
         <w:t>4 Объём испытаний</w:t>
@@ -4700,7 +4700,7 @@
       <w:pPr>
         <w:pStyle w:val="21"/>
       </w:pPr>
-      <w:bookmarkStart w:id="13" w:name="_Toc241772536"/>
+      <w:bookmarkStart w:id="13" w:name="_Toc242103962"/>
       <w:r>
         <w:t>4.1 Перечень этапов</w:t>
       </w:r>
@@ -4750,7 +4750,7 @@
       <w:pPr>
         <w:pStyle w:val="21"/>
       </w:pPr>
-      <w:bookmarkStart w:id="14" w:name="_Toc241772537"/>
+      <w:bookmarkStart w:id="14" w:name="_Toc242103963"/>
       <w:r>
         <w:t>4.2 Критерии успешности</w:t>
       </w:r>
@@ -4781,7 +4781,7 @@
         <w:pStyle w:val="1"/>
         <w:pageBreakBefore/>
       </w:pPr>
-      <w:bookmarkStart w:id="15" w:name="_Toc241772538"/>
+      <w:bookmarkStart w:id="15" w:name="_Toc242103964"/>
       <w:r>
         <w:lastRenderedPageBreak/>
         <w:t>5 Условия и порядок проведения испытаний</w:t>
@@ -4792,7 +4792,7 @@
       <w:pPr>
         <w:pStyle w:val="21"/>
       </w:pPr>
-      <w:bookmarkStart w:id="16" w:name="_Toc241772539"/>
+      <w:bookmarkStart w:id="16" w:name="_Toc242103965"/>
       <w:r>
         <w:t>5.1 Условия проведения</w:t>
       </w:r>
@@ -4832,7 +4832,7 @@
       <w:pPr>
         <w:pStyle w:val="21"/>
       </w:pPr>
-      <w:bookmarkStart w:id="17" w:name="_Toc241772540"/>
+      <w:bookmarkStart w:id="17" w:name="_Toc242103966"/>
       <w:r>
         <w:t>5.2 Порядок проведения</w:t>
       </w:r>
@@ -4847,7 +4847,7 @@
       <w:pPr>
         <w:pStyle w:val="21"/>
       </w:pPr>
-      <w:bookmarkStart w:id="18" w:name="_Toc241772541"/>
+      <w:bookmarkStart w:id="18" w:name="_Toc242103967"/>
       <w:r>
         <w:t>5.3 Персонал</w:t>
       </w:r>
@@ -4863,7 +4863,7 @@
         <w:pStyle w:val="1"/>
         <w:pageBreakBefore/>
       </w:pPr>
-      <w:bookmarkStart w:id="19" w:name="_Toc241772542"/>
+      <w:bookmarkStart w:id="19" w:name="_Toc242103968"/>
       <w:r>
         <w:lastRenderedPageBreak/>
         <w:t>6 Материально-техническое обеспечение</w:t>
@@ -4880,7 +4880,7 @@
         <w:pStyle w:val="1"/>
         <w:pageBreakBefore/>
       </w:pPr>
-      <w:bookmarkStart w:id="20" w:name="_Toc241772543"/>
+      <w:bookmarkStart w:id="20" w:name="_Toc242103969"/>
       <w:r>
         <w:lastRenderedPageBreak/>
         <w:t>7 Метрологическое обеспечение</w:t>
@@ -4897,7 +4897,7 @@
         <w:pStyle w:val="1"/>
         <w:pageBreakBefore/>
       </w:pPr>
-      <w:bookmarkStart w:id="21" w:name="_Toc241772544"/>
+      <w:bookmarkStart w:id="21" w:name="_Toc242103970"/>
       <w:r>
         <w:lastRenderedPageBreak/>
         <w:t>8 Отчётность</w:t>
@@ -4916,7 +4916,7 @@
         <w:ind w:firstLine="0"/>
         <w:jc w:val="center"/>
       </w:pPr>
-      <w:bookmarkStart w:id="22" w:name="_Toc241772545"/>
+      <w:bookmarkStart w:id="22" w:name="_Toc242103971"/>
       <w:r>
         <w:lastRenderedPageBreak/>
         <w:t>Приложение А</w:t>
@@ -4940,7 +4940,7 @@
       <w:pPr>
         <w:pStyle w:val="21"/>
       </w:pPr>
-      <w:bookmarkStart w:id="23" w:name="_Toc241772546"/>
+      <w:bookmarkStart w:id="23" w:name="_Toc242103972"/>
       <w:r>
         <w:t>А.1 Подсистема «Организационная структура и права доступа»</w:t>
       </w:r>
@@ -6031,7 +6031,7 @@
       <w:pPr>
         <w:pStyle w:val="21"/>
       </w:pPr>
-      <w:bookmarkStart w:id="24" w:name="_Toc241772547"/>
+      <w:bookmarkStart w:id="24" w:name="_Toc242103973"/>
       <w:r>
         <w:t>А.2 Подсистема «Каталог недвижимости»</w:t>
       </w:r>
@@ -6737,7 +6737,7 @@
       <w:pPr>
         <w:pStyle w:val="21"/>
       </w:pPr>
-      <w:bookmarkStart w:id="25" w:name="_Toc241772548"/>
+      <w:bookmarkStart w:id="25" w:name="_Toc242103974"/>
       <w:r>
         <w:t>А.3 Подсистема «Работа с клиентами»</w:t>
       </w:r>
@@ -7596,7 +7596,7 @@
       <w:pPr>
         <w:pStyle w:val="21"/>
       </w:pPr>
-      <w:bookmarkStart w:id="26" w:name="_Toc241772549"/>
+      <w:bookmarkStart w:id="26" w:name="_Toc242103975"/>
       <w:r>
         <w:lastRenderedPageBreak/>
         <w:t>А.4 Подсистема «Сделки»</w:t>
@@ -8504,6 +8504,122 @@
           </w:p>
         </w:tc>
       </w:tr>
+      <w:tr>
+        <w:trPr>
+          <w:cantSplit/>
+          <w:jc w:val="center"/>
+        </w:trPr>
+        <w:tc>
+          <w:tcPr>
+            <w:tcW w:w="842" w:type="dxa"/>
+          </w:tcPr>
+          <w:p>
+            <w:pPr>
+              <w:pStyle w:val="GostTable"/>
+            </w:pPr>
+            <w:r>
+              <w:t>А4.15</w:t>
+            </w:r>
+          </w:p>
+        </w:tc>
+        <w:tc>
+          <w:tcPr>
+            <w:tcW w:w="1029" w:type="dxa"/>
+          </w:tcPr>
+          <w:p>
+            <w:pPr>
+              <w:pStyle w:val="GostTable"/>
+            </w:pPr>
+            <w:r>
+              <w:t>СДЕ-01</w:t>
+            </w:r>
+          </w:p>
+        </w:tc>
+        <w:tc>
+          <w:tcPr>
+            <w:tcW w:w="4209" w:type="dxa"/>
+          </w:tcPr>
+          <w:p>
+            <w:pPr>
+              <w:pStyle w:val="GostTable"/>
+            </w:pPr>
+            <w:r>
+              <w:t>При валюте сделок компании UZS забронировать объект проекта с валютой прайса USD</w:t>
+            </w:r>
+          </w:p>
+        </w:tc>
+        <w:tc>
+          <w:tcPr>
+            <w:tcW w:w="3274" w:type="dxa"/>
+          </w:tcPr>
+          <w:p>
+            <w:pPr>
+              <w:pStyle w:val="GostTable"/>
+            </w:pPr>
+            <w:r>
+              <w:t>Сделка в UZS, цена равна цене по прайсу × курс на день брони; цена по прайсу и курс показаны на шаге «Условия» и записаны в журнал сделки</w:t>
+            </w:r>
+          </w:p>
+        </w:tc>
+      </w:tr>
+      <w:tr>
+        <w:trPr>
+          <w:cantSplit/>
+          <w:jc w:val="center"/>
+        </w:trPr>
+        <w:tc>
+          <w:tcPr>
+            <w:tcW w:w="842" w:type="dxa"/>
+          </w:tcPr>
+          <w:p>
+            <w:pPr>
+              <w:pStyle w:val="GostTable"/>
+            </w:pPr>
+            <w:r>
+              <w:t>А4.16</w:t>
+            </w:r>
+          </w:p>
+        </w:tc>
+        <w:tc>
+          <w:tcPr>
+            <w:tcW w:w="1029" w:type="dxa"/>
+          </w:tcPr>
+          <w:p>
+            <w:pPr>
+              <w:pStyle w:val="GostTable"/>
+            </w:pPr>
+            <w:r>
+              <w:t>СДЕ-01</w:t>
+            </w:r>
+          </w:p>
+        </w:tc>
+        <w:tc>
+          <w:tcPr>
+            <w:tcW w:w="4209" w:type="dxa"/>
+          </w:tcPr>
+          <w:p>
+            <w:pPr>
+              <w:pStyle w:val="GostTable"/>
+            </w:pPr>
+            <w:r>
+              <w:t>Повторить А4.15 в среде без курса USD и без доступа к ЦБ</w:t>
+            </w:r>
+          </w:p>
+        </w:tc>
+        <w:tc>
+          <w:tcPr>
+            <w:tcW w:w="3274" w:type="dxa"/>
+          </w:tcPr>
+          <w:p>
+            <w:pPr>
+              <w:pStyle w:val="GostTable"/>
+            </w:pPr>
+            <w:r>
+              <w:t>Бронь не создана, сообщение «Нет курса USD на …»</w:t>
+            </w:r>
+          </w:p>
+        </w:tc>
+      </w:tr>
     </w:tbl>
     <w:p>
       <w:pPr>
@@ -8514,7 +8630,7 @@
       <w:pPr>
         <w:pStyle w:val="21"/>
       </w:pPr>
-      <w:bookmarkStart w:id="27" w:name="_Toc241772550"/>
+      <w:bookmarkStart w:id="27" w:name="_Toc242103976"/>
       <w:r>
         <w:t>А.5 Подсистема «Финансы»</w:t>
       </w:r>
@@ -8707,7 +8823,7 @@
               <w:pStyle w:val="GostTable"/>
             </w:pPr>
             <w:r>
-              <w:t>Сохранить график с суммой, равной стоимости по договору (сделка в UZS)</w:t>
+              <w:t>Сохранить график с суммой, равной стоимости по договору</w:t>
             </w:r>
           </w:p>
         </w:tc>
@@ -8765,7 +8881,7 @@
               <w:pStyle w:val="GostTable"/>
             </w:pPr>
             <w:r>
-              <w:t>Сохранить график для сделки в USD</w:t>
+              <w:t>В сделке в UZS ввести часть строк в USD и сохранить график</w:t>
             </w:r>
           </w:p>
         </w:tc>
@@ -8778,7 +8894,7 @@
               <w:pStyle w:val="GostTable"/>
             </w:pPr>
             <w:r>
-              <w:t>Отказ из-за несовпадения валют (известное ограничение, ТЗ п. 4.1.1, перспективы развития, перечисление а)</w:t>
+              <w:t>Строки сохранены в UZS по курсу на день сохранения; в графике у них показаны введённая сумма в USD и курс</w:t>
             </w:r>
           </w:p>
         </w:tc>
@@ -8913,6 +9029,7 @@
               <w:pStyle w:val="GostTable"/>
             </w:pPr>
             <w:r>
+              <w:lastRenderedPageBreak/>
               <w:t>А5.6</w:t>
             </w:r>
           </w:p>
@@ -9087,7 +9204,6 @@
               <w:pStyle w:val="GostTable"/>
             </w:pPr>
             <w:r>
-              <w:lastRenderedPageBreak/>
               <w:t>А5.9</w:t>
             </w:r>
           </w:p>
@@ -9302,6 +9418,412 @@
             </w:pPr>
             <w:r>
               <w:t>Отказ с числом ссылающихся записей</w:t>
+            </w:r>
+          </w:p>
+        </w:tc>
+      </w:tr>
+      <w:tr>
+        <w:trPr>
+          <w:cantSplit/>
+          <w:jc w:val="center"/>
+        </w:trPr>
+        <w:tc>
+          <w:tcPr>
+            <w:tcW w:w="842" w:type="dxa"/>
+          </w:tcPr>
+          <w:p>
+            <w:pPr>
+              <w:pStyle w:val="GostTable"/>
+            </w:pPr>
+            <w:r>
+              <w:t>А5.13</w:t>
+            </w:r>
+          </w:p>
+        </w:tc>
+        <w:tc>
+          <w:tcPr>
+            <w:tcW w:w="1029" w:type="dxa"/>
+          </w:tcPr>
+          <w:p>
+            <w:pPr>
+              <w:pStyle w:val="GostTable"/>
+            </w:pPr>
+            <w:r>
+              <w:t>ФИН-01</w:t>
+            </w:r>
+          </w:p>
+        </w:tc>
+        <w:tc>
+          <w:tcPr>
+            <w:tcW w:w="4209" w:type="dxa"/>
+          </w:tcPr>
+          <w:p>
+            <w:pPr>
+              <w:pStyle w:val="GostTable"/>
+            </w:pPr>
+            <w:r>
+              <w:t>В сделке в UZS ввести одну строку в USD, сумма которой после пересчёта отличается от стоимости по договору меньше чем на 0,01 USD</w:t>
+            </w:r>
+          </w:p>
+        </w:tc>
+        <w:tc>
+          <w:tcPr>
+            <w:tcW w:w="3274" w:type="dxa"/>
+          </w:tcPr>
+          <w:p>
+            <w:pPr>
+              <w:pStyle w:val="GostTable"/>
+            </w:pPr>
+            <w:r>
+              <w:t>График сохранён; сумма графика в UZS равна стоимости по договору</w:t>
+            </w:r>
+          </w:p>
+        </w:tc>
+      </w:tr>
+      <w:tr>
+        <w:trPr>
+          <w:cantSplit/>
+          <w:jc w:val="center"/>
+        </w:trPr>
+        <w:tc>
+          <w:tcPr>
+            <w:tcW w:w="842" w:type="dxa"/>
+          </w:tcPr>
+          <w:p>
+            <w:pPr>
+              <w:pStyle w:val="GostTable"/>
+            </w:pPr>
+            <w:r>
+              <w:t>А5.14</w:t>
+            </w:r>
+          </w:p>
+        </w:tc>
+        <w:tc>
+          <w:tcPr>
+            <w:tcW w:w="1029" w:type="dxa"/>
+          </w:tcPr>
+          <w:p>
+            <w:pPr>
+              <w:pStyle w:val="GostTable"/>
+            </w:pPr>
+            <w:r>
+              <w:t>ФИН-01</w:t>
+            </w:r>
+          </w:p>
+        </w:tc>
+        <w:tc>
+          <w:tcPr>
+            <w:tcW w:w="4209" w:type="dxa"/>
+          </w:tcPr>
+          <w:p>
+            <w:pPr>
+              <w:pStyle w:val="GostTable"/>
+            </w:pPr>
+            <w:r>
+              <w:t>Изменить срок одной строки ранее пересчитанного графика, остальные не менять</w:t>
+            </w:r>
+          </w:p>
+        </w:tc>
+        <w:tc>
+          <w:tcPr>
+            <w:tcW w:w="3274" w:type="dxa"/>
+          </w:tcPr>
+          <w:p>
+            <w:pPr>
+              <w:pStyle w:val="GostTable"/>
+            </w:pPr>
+            <w:r>
+              <w:t>У неизменённых строк сохранены введённые сумма и курс</w:t>
+            </w:r>
+          </w:p>
+        </w:tc>
+      </w:tr>
+      <w:tr>
+        <w:trPr>
+          <w:cantSplit/>
+          <w:jc w:val="center"/>
+        </w:trPr>
+        <w:tc>
+          <w:tcPr>
+            <w:tcW w:w="842" w:type="dxa"/>
+          </w:tcPr>
+          <w:p>
+            <w:pPr>
+              <w:pStyle w:val="GostTable"/>
+            </w:pPr>
+            <w:r>
+              <w:t>А5.15</w:t>
+            </w:r>
+          </w:p>
+        </w:tc>
+        <w:tc>
+          <w:tcPr>
+            <w:tcW w:w="1029" w:type="dxa"/>
+          </w:tcPr>
+          <w:p>
+            <w:pPr>
+              <w:pStyle w:val="GostTable"/>
+            </w:pPr>
+            <w:r>
+              <w:t>ФИН-01</w:t>
+            </w:r>
+          </w:p>
+        </w:tc>
+        <w:tc>
+          <w:tcPr>
+            <w:tcW w:w="4209" w:type="dxa"/>
+          </w:tcPr>
+          <w:p>
+            <w:pPr>
+              <w:pStyle w:val="GostTable"/>
+            </w:pPr>
+            <w:r>
+              <w:t>Запросом к API передать строку в валюте, не входящей в поддерживаемые</w:t>
+            </w:r>
+          </w:p>
+        </w:tc>
+        <w:tc>
+          <w:tcPr>
+            <w:tcW w:w="3274" w:type="dxa"/>
+          </w:tcPr>
+          <w:p>
+            <w:pPr>
+              <w:pStyle w:val="GostTable"/>
+            </w:pPr>
+            <w:r>
+              <w:t>Отказ с перечнем поддерживаемых валют</w:t>
+            </w:r>
+          </w:p>
+        </w:tc>
+      </w:tr>
+      <w:tr>
+        <w:trPr>
+          <w:cantSplit/>
+          <w:jc w:val="center"/>
+        </w:trPr>
+        <w:tc>
+          <w:tcPr>
+            <w:tcW w:w="842" w:type="dxa"/>
+          </w:tcPr>
+          <w:p>
+            <w:pPr>
+              <w:pStyle w:val="GostTable"/>
+            </w:pPr>
+            <w:r>
+              <w:t>А5.16</w:t>
+            </w:r>
+          </w:p>
+        </w:tc>
+        <w:tc>
+          <w:tcPr>
+            <w:tcW w:w="1029" w:type="dxa"/>
+          </w:tcPr>
+          <w:p>
+            <w:pPr>
+              <w:pStyle w:val="GostTable"/>
+            </w:pPr>
+            <w:r>
+              <w:t>ФИН-07</w:t>
+            </w:r>
+          </w:p>
+        </w:tc>
+        <w:tc>
+          <w:tcPr>
+            <w:tcW w:w="4209" w:type="dxa"/>
+          </w:tcPr>
+          <w:p>
+            <w:pPr>
+              <w:pStyle w:val="GostTable"/>
+            </w:pPr>
+            <w:r>
+              <w:t>Без разрешения на ресурс «Курсы валют» изменить валюту сделок</w:t>
+            </w:r>
+          </w:p>
+        </w:tc>
+        <w:tc>
+          <w:tcPr>
+            <w:tcW w:w="3274" w:type="dxa"/>
+          </w:tcPr>
+          <w:p>
+            <w:pPr>
+              <w:pStyle w:val="GostTable"/>
+            </w:pPr>
+            <w:r>
+              <w:t>Отказ</w:t>
+            </w:r>
+          </w:p>
+        </w:tc>
+      </w:tr>
+      <w:tr>
+        <w:trPr>
+          <w:cantSplit/>
+          <w:jc w:val="center"/>
+        </w:trPr>
+        <w:tc>
+          <w:tcPr>
+            <w:tcW w:w="842" w:type="dxa"/>
+          </w:tcPr>
+          <w:p>
+            <w:pPr>
+              <w:pStyle w:val="GostTable"/>
+            </w:pPr>
+            <w:r>
+              <w:t>А5.17</w:t>
+            </w:r>
+          </w:p>
+        </w:tc>
+        <w:tc>
+          <w:tcPr>
+            <w:tcW w:w="1029" w:type="dxa"/>
+          </w:tcPr>
+          <w:p>
+            <w:pPr>
+              <w:pStyle w:val="GostTable"/>
+            </w:pPr>
+            <w:r>
+              <w:t>ФИН-07</w:t>
+            </w:r>
+          </w:p>
+        </w:tc>
+        <w:tc>
+          <w:tcPr>
+            <w:tcW w:w="4209" w:type="dxa"/>
+          </w:tcPr>
+          <w:p>
+            <w:pPr>
+              <w:pStyle w:val="GostTable"/>
+            </w:pPr>
+            <w:r>
+              <w:t>Ввести ручной курс USD на сегодня в компании А</w:t>
+            </w:r>
+          </w:p>
+        </w:tc>
+        <w:tc>
+          <w:tcPr>
+            <w:tcW w:w="3274" w:type="dxa"/>
+          </w:tcPr>
+          <w:p>
+            <w:pPr>
+              <w:pStyle w:val="GostTable"/>
+            </w:pPr>
+            <w:r>
+              <w:t>В компании А действует ручной курс, в компании Б — курс ЦБ</w:t>
+            </w:r>
+          </w:p>
+        </w:tc>
+      </w:tr>
+      <w:tr>
+        <w:trPr>
+          <w:cantSplit/>
+          <w:jc w:val="center"/>
+        </w:trPr>
+        <w:tc>
+          <w:tcPr>
+            <w:tcW w:w="842" w:type="dxa"/>
+          </w:tcPr>
+          <w:p>
+            <w:pPr>
+              <w:pStyle w:val="GostTable"/>
+            </w:pPr>
+            <w:r>
+              <w:t>А5.18</w:t>
+            </w:r>
+          </w:p>
+        </w:tc>
+        <w:tc>
+          <w:tcPr>
+            <w:tcW w:w="1029" w:type="dxa"/>
+          </w:tcPr>
+          <w:p>
+            <w:pPr>
+              <w:pStyle w:val="GostTable"/>
+            </w:pPr>
+            <w:r>
+              <w:t>ФИН-07</w:t>
+            </w:r>
+          </w:p>
+        </w:tc>
+        <w:tc>
+          <w:tcPr>
+            <w:tcW w:w="4209" w:type="dxa"/>
+          </w:tcPr>
+          <w:p>
+            <w:pPr>
+              <w:pStyle w:val="GostTable"/>
+            </w:pPr>
+            <w:r>
+              <w:t>Нажать «Обновить курсы ЦБ»</w:t>
+            </w:r>
+          </w:p>
+        </w:tc>
+        <w:tc>
+          <w:tcPr>
+            <w:tcW w:w="3274" w:type="dxa"/>
+          </w:tcPr>
+          <w:p>
+            <w:pPr>
+              <w:pStyle w:val="GostTable"/>
+            </w:pPr>
+            <w:r>
+              <w:t>Курсы загружены, в таблице источник «ЦБ Узбекистана» и дата курса</w:t>
+            </w:r>
+          </w:p>
+        </w:tc>
+      </w:tr>
+      <w:tr>
+        <w:trPr>
+          <w:cantSplit/>
+          <w:jc w:val="center"/>
+        </w:trPr>
+        <w:tc>
+          <w:tcPr>
+            <w:tcW w:w="842" w:type="dxa"/>
+          </w:tcPr>
+          <w:p>
+            <w:pPr>
+              <w:pStyle w:val="GostTable"/>
+            </w:pPr>
+            <w:r>
+              <w:t>А5.19</w:t>
+            </w:r>
+          </w:p>
+        </w:tc>
+        <w:tc>
+          <w:tcPr>
+            <w:tcW w:w="1029" w:type="dxa"/>
+          </w:tcPr>
+          <w:p>
+            <w:pPr>
+              <w:pStyle w:val="GostTable"/>
+            </w:pPr>
+            <w:r>
+              <w:t>ФИН-05</w:t>
+            </w:r>
+          </w:p>
+        </w:tc>
+        <w:tc>
+          <w:tcPr>
+            <w:tcW w:w="4209" w:type="dxa"/>
+          </w:tcPr>
+          <w:p>
+            <w:pPr>
+              <w:pStyle w:val="GostTable"/>
+            </w:pPr>
+            <w:r>
+              <w:t>Сводная таблица при платежах в USD и UZS</w:t>
+            </w:r>
+          </w:p>
+        </w:tc>
+        <w:tc>
+          <w:tcPr>
+            <w:tcW w:w="3274" w:type="dxa"/>
+          </w:tcPr>
+          <w:p>
+            <w:pPr>
+              <w:pStyle w:val="GostTable"/>
+            </w:pPr>
+            <w:r>
+              <w:t>Итоги по валютам раздельно и общий итог в валюте сделок компании</w:t>
             </w:r>
           </w:p>
         </w:tc>
@@ -9316,7 +9838,7 @@
       <w:pPr>
         <w:pStyle w:val="21"/>
       </w:pPr>
-      <w:bookmarkStart w:id="28" w:name="_Toc241772551"/>
+      <w:bookmarkStart w:id="28" w:name="_Toc242103977"/>
       <w:r>
         <w:t>А.6 Подсистема «Шаблоны документов»</w:t>
       </w:r>
@@ -9595,7 +10117,7 @@
       <w:pPr>
         <w:pStyle w:val="21"/>
       </w:pPr>
-      <w:bookmarkStart w:id="29" w:name="_Toc241772552"/>
+      <w:bookmarkStart w:id="29" w:name="_Toc242103978"/>
       <w:r>
         <w:t>А.7 Подсистема «Задачи»</w:t>
       </w:r>
@@ -9936,6 +10458,7 @@
               <w:pStyle w:val="GostTable"/>
             </w:pPr>
             <w:r>
+              <w:lastRenderedPageBreak/>
               <w:t>А7.5</w:t>
             </w:r>
           </w:p>
@@ -9990,7 +10513,7 @@
       <w:pPr>
         <w:pStyle w:val="21"/>
       </w:pPr>
-      <w:bookmarkStart w:id="30" w:name="_Toc241772553"/>
+      <w:bookmarkStart w:id="30" w:name="_Toc242103979"/>
       <w:r>
         <w:t>А.8 Подсистема «Аналитика и отчётность»</w:t>
       </w:r>
@@ -10157,6 +10680,64 @@
               <w:pStyle w:val="GostTable"/>
             </w:pPr>
             <w:r>
+              <w:t>А8.5</w:t>
+            </w:r>
+          </w:p>
+        </w:tc>
+        <w:tc>
+          <w:tcPr>
+            <w:tcW w:w="1029" w:type="dxa"/>
+          </w:tcPr>
+          <w:p>
+            <w:pPr>
+              <w:pStyle w:val="GostTable"/>
+            </w:pPr>
+            <w:r>
+              <w:t>АНА-01</w:t>
+            </w:r>
+          </w:p>
+        </w:tc>
+        <w:tc>
+          <w:tcPr>
+            <w:tcW w:w="4209" w:type="dxa"/>
+          </w:tcPr>
+          <w:p>
+            <w:pPr>
+              <w:pStyle w:val="GostTable"/>
+            </w:pPr>
+            <w:r>
+              <w:t>Закрыть в текущем месяце сделку в USD и сделку в UZS, открыть дашборд</w:t>
+            </w:r>
+          </w:p>
+        </w:tc>
+        <w:tc>
+          <w:tcPr>
+            <w:tcW w:w="3274" w:type="dxa"/>
+          </w:tcPr>
+          <w:p>
+            <w:pPr>
+              <w:pStyle w:val="GostTable"/>
+            </w:pPr>
+            <w:r>
+              <w:t>Продажи за месяц — в валюте сделок компании: сумма в UZS плюс сумма в USD по курсу на дату договора</w:t>
+            </w:r>
+          </w:p>
+        </w:tc>
+      </w:tr>
+      <w:tr>
+        <w:trPr>
+          <w:cantSplit/>
+          <w:jc w:val="center"/>
+        </w:trPr>
+        <w:tc>
+          <w:tcPr>
+            <w:tcW w:w="842" w:type="dxa"/>
+          </w:tcPr>
+          <w:p>
+            <w:pPr>
+              <w:pStyle w:val="GostTable"/>
+            </w:pPr>
+            <w:r>
               <w:t>А8.2</w:t>
             </w:r>
           </w:p>
@@ -10327,9 +10908,8 @@
       <w:pPr>
         <w:pStyle w:val="21"/>
       </w:pPr>
-      <w:bookmarkStart w:id="31" w:name="_Toc241772554"/>
+      <w:bookmarkStart w:id="31" w:name="_Toc242103980"/>
       <w:r>
-        <w:lastRenderedPageBreak/>
         <w:t>А.9 Подсистема «Интеграция с партнёрами»</w:t>
       </w:r>
       <w:bookmarkEnd w:id="31"/>
@@ -10907,7 +11487,7 @@
       <w:pPr>
         <w:pStyle w:val="21"/>
       </w:pPr>
-      <w:bookmarkStart w:id="32" w:name="_Toc241772555"/>
+      <w:bookmarkStart w:id="32" w:name="_Toc242103981"/>
       <w:r>
         <w:t>А.10 Подсистема «Регламентные задания»</w:t>
       </w:r>
@@ -11084,6 +11664,7 @@
               <w:pStyle w:val="GostTable"/>
             </w:pPr>
             <w:r>
+              <w:lastRenderedPageBreak/>
               <w:t>А10.2</w:t>
             </w:r>
           </w:p>
@@ -11267,6 +11848,71 @@
             </w:pPr>
             <w:r>
               <w:t>Задания выполняются раз в час без ошибок</w:t>
+            </w:r>
+          </w:p>
+        </w:tc>
+      </w:tr>
+      <w:tr>
+        <w:trPr>
+          <w:cantSplit/>
+          <w:jc w:val="center"/>
+        </w:trPr>
+        <w:tc>
+          <w:tcPr>
+            <w:tcW w:w="842" w:type="dxa"/>
+          </w:tcPr>
+          <w:p>
+            <w:pPr>
+              <w:pStyle w:val="GostTable"/>
+            </w:pPr>
+            <w:r>
+              <w:t>А10.5</w:t>
+            </w:r>
+          </w:p>
+        </w:tc>
+        <w:tc>
+          <w:tcPr>
+            <w:tcW w:w="1029" w:type="dxa"/>
+          </w:tcPr>
+          <w:p>
+            <w:pPr>
+              <w:pStyle w:val="GostTable"/>
+            </w:pPr>
+            <w:r>
+              <w:t>РЕГ-04</w:t>
+            </w:r>
+          </w:p>
+        </w:tc>
+        <w:tc>
+          <w:tcPr>
+            <w:tcW w:w="4209" w:type="dxa"/>
+          </w:tcPr>
+          <w:p>
+            <w:pPr>
+              <w:pStyle w:val="GostTable"/>
+            </w:pPr>
+            <w:r>
+              <w:t xml:space="preserve">Выполнить </w:t>
+            </w:r>
+            <w:r>
+              <w:rPr>
+                <w:rFonts w:ascii="Courier New" w:eastAsia="Courier New" w:hAnsi="Courier New" w:cs="Courier New"/>
+                <w:sz w:val="18"/>
+              </w:rPr>
+              <w:t>python manage.py fetch_exchange_rates</w:t>
+            </w:r>
+          </w:p>
+        </w:tc>
+        <w:tc>
+          <w:tcPr>
+            <w:tcW w:w="3274" w:type="dxa"/>
+          </w:tcPr>
+          <w:p>
+            <w:pPr>
+              <w:pStyle w:val="GostTable"/>
+            </w:pPr>
+            <w:r>
+              <w:t>Сообщение «Загружено курсов: N», в «Настройки» → «Валюты» курсы на текущую дату</w:t>
             </w:r>
           </w:p>
         </w:tc>
@@ -11281,7 +11927,7 @@
       <w:pPr>
         <w:pStyle w:val="21"/>
       </w:pPr>
-      <w:bookmarkStart w:id="33" w:name="_Toc241772556"/>
+      <w:bookmarkStart w:id="33" w:name="_Toc242103982"/>
       <w:r>
         <w:t>А.11 Сквозной сценарий продажи</w:t>
       </w:r>
@@ -11551,9 +12197,8 @@
       <w:pPr>
         <w:pStyle w:val="21"/>
       </w:pPr>
-      <w:bookmarkStart w:id="34" w:name="_Toc241772557"/>
+      <w:bookmarkStart w:id="34" w:name="_Toc242103983"/>
       <w:r>
-        <w:lastRenderedPageBreak/>
         <w:t>А.12 Защита информации</w:t>
       </w:r>
       <w:bookmarkEnd w:id="34"/>
@@ -11949,7 +12594,7 @@
       <w:pPr>
         <w:pStyle w:val="21"/>
       </w:pPr>
-      <w:bookmarkStart w:id="35" w:name="_Toc241772558"/>
+      <w:bookmarkStart w:id="35" w:name="_Toc242103984"/>
       <w:r>
         <w:t>А.13 Эргономика и многоязычность</w:t>
       </w:r>
@@ -12178,6 +12823,7 @@
               <w:pStyle w:val="GostTable"/>
             </w:pPr>
             <w:r>
+              <w:lastRenderedPageBreak/>
               <w:t>А13.4</w:t>
             </w:r>
           </w:p>
@@ -12219,7 +12865,7 @@
       <w:pPr>
         <w:pStyle w:val="21"/>
       </w:pPr>
-      <w:bookmarkStart w:id="36" w:name="_Toc241772559"/>
+      <w:bookmarkStart w:id="36" w:name="_Toc242103985"/>
       <w:r>
         <w:t>А.14 Показатели назначения</w:t>
       </w:r>
@@ -12447,7 +13093,7 @@
         <w:ind w:firstLine="0"/>
         <w:jc w:val="center"/>
       </w:pPr>
-      <w:bookmarkStart w:id="37" w:name="_Toc241772560"/>
+      <w:bookmarkStart w:id="37" w:name="_Toc242103986"/>
       <w:r>
         <w:lastRenderedPageBreak/>
         <w:t>Приложение Б</w:t>
@@ -12486,7 +13132,7 @@
         <w:pStyle w:val="GostCode"/>
       </w:pPr>
       <w:r>
-        <w:t>python manage.py test apps permissions</w:t>
+        <w:t>python manage.py test apps permissions --top-level-directory .</w:t>
       </w:r>
     </w:p>
     <w:p>
@@ -12695,6 +13341,42 @@
               <w:pStyle w:val="GostTable"/>
             </w:pPr>
             <w:r>
+              <w:rPr>
+                <w:rFonts w:ascii="Courier New" w:eastAsia="Courier New" w:hAnsi="Courier New" w:cs="Courier New"/>
+                <w:sz w:val="18"/>
+              </w:rPr>
+              <w:t>apps.finances.test_currency</w:t>
+            </w:r>
+          </w:p>
+        </w:tc>
+        <w:tc>
+          <w:tcPr>
+            <w:tcW w:w="6174" w:type="dxa"/>
+          </w:tcPr>
+          <w:p>
+            <w:pPr>
+              <w:pStyle w:val="GostTable"/>
+            </w:pPr>
+            <w:r>
+              <w:t>Курс на дату и приоритет ручного курса компании; пересчёт без округления кросс-курса; пересчёт цены при брони и отказ без курса; график со строками в USD хранится в валюте сделки с исходным вводом; отнесение расхождения от округления; сохранение исходного ввода при правке; отказ для неподдерживаемой валюты; права на настройки валют; приведение дашборда к валюте сделок</w:t>
+            </w:r>
+          </w:p>
+        </w:tc>
+      </w:tr>
+      <w:tr>
+        <w:trPr>
+          <w:cantSplit/>
+          <w:jc w:val="center"/>
+        </w:trPr>
+        <w:tc>
+          <w:tcPr>
+            <w:tcW w:w="3180" w:type="dxa"/>
+          </w:tcPr>
+          <w:p>
+            <w:pPr>
+              <w:pStyle w:val="GostTable"/>
+            </w:pPr>
+            <w:r>
               <w:t xml:space="preserve">тесты приложений </w:t>
             </w:r>
             <w:r>
@@ -12741,7 +13423,7 @@
         <w:ind w:firstLine="0"/>
         <w:jc w:val="center"/>
       </w:pPr>
-      <w:bookmarkStart w:id="38" w:name="_Toc241772561"/>
+      <w:bookmarkStart w:id="38" w:name="_Toc242103987"/>
       <w:r>
         <w:lastRenderedPageBreak/>
         <w:t>Приложение В</w:t>
@@ -13020,7 +13702,7 @@
         <w:ind w:firstLine="0"/>
         <w:jc w:val="center"/>
       </w:pPr>
-      <w:bookmarkStart w:id="39" w:name="_Toc241772562"/>
+      <w:bookmarkStart w:id="39" w:name="_Toc242103988"/>
       <w:r>
         <w:lastRenderedPageBreak/>
         <w:t>ЛИСТ РЕГИСТРАЦИИ ИЗМЕНЕНИЙ</w:t>
@@ -15082,31 +15764,31 @@
       </w:rPr>
     </w:lvl>
   </w:abstractNum>
-  <w:num w:numId="1" w16cid:durableId="775754519">
+  <w:num w:numId="1" w16cid:durableId="435684946">
     <w:abstractNumId w:val="8"/>
   </w:num>
-  <w:num w:numId="2" w16cid:durableId="1213422140">
+  <w:num w:numId="2" w16cid:durableId="1227642126">
     <w:abstractNumId w:val="6"/>
   </w:num>
-  <w:num w:numId="3" w16cid:durableId="794567024">
+  <w:num w:numId="3" w16cid:durableId="860240616">
     <w:abstractNumId w:val="5"/>
   </w:num>
-  <w:num w:numId="4" w16cid:durableId="1702510338">
+  <w:num w:numId="4" w16cid:durableId="743259138">
     <w:abstractNumId w:val="4"/>
   </w:num>
-  <w:num w:numId="5" w16cid:durableId="714694439">
+  <w:num w:numId="5" w16cid:durableId="664823358">
     <w:abstractNumId w:val="7"/>
   </w:num>
-  <w:num w:numId="6" w16cid:durableId="1808937315">
+  <w:num w:numId="6" w16cid:durableId="1764254209">
     <w:abstractNumId w:val="3"/>
   </w:num>
-  <w:num w:numId="7" w16cid:durableId="620116749">
+  <w:num w:numId="7" w16cid:durableId="1862205857">
     <w:abstractNumId w:val="2"/>
   </w:num>
-  <w:num w:numId="8" w16cid:durableId="46805569">
+  <w:num w:numId="8" w16cid:durableId="594827306">
     <w:abstractNumId w:val="1"/>
   </w:num>
-  <w:num w:numId="9" w16cid:durableId="1621036119">
+  <w:num w:numId="9" w16cid:durableId="2086104132">
     <w:abstractNumId w:val="0"/>
   </w:num>
 </w:numbering>
@@ -26639,7 +27321,7 @@
     <w:autoRedefine/>
     <w:uiPriority w:val="39"/>
     <w:unhideWhenUsed/>
-    <w:rsid w:val="00BC5EDF"/>
+    <w:rsid w:val="00634C7D"/>
     <w:pPr>
       <w:spacing w:after="100"/>
     </w:pPr>
@@ -26651,7 +27333,7 @@
     <w:autoRedefine/>
     <w:uiPriority w:val="39"/>
     <w:unhideWhenUsed/>
-    <w:rsid w:val="00BC5EDF"/>
+    <w:rsid w:val="00634C7D"/>
     <w:pPr>
       <w:spacing w:after="100"/>
       <w:ind w:left="240"/>
@@ -26662,7 +27344,7 @@
     <w:basedOn w:val="a2"/>
     <w:uiPriority w:val="99"/>
     <w:unhideWhenUsed/>
-    <w:rsid w:val="00BC5EDF"/>
+    <w:rsid w:val="00634C7D"/>
     <w:rPr>
       <w:color w:val="0000FF" w:themeColor="hyperlink"/>
       <w:u w:val="single"/>

--- a/docs/gost/out/06_ПМ_Программа_и_методика_испытаний.docx
+++ b/docs/gost/out/06_ПМ_Программа_и_методика_испытаний.docx
@@ -306,7 +306,7 @@
       <w:r>
         <w:fldChar w:fldCharType="separate"/>
       </w:r>
-      <w:hyperlink w:anchor="_Toc242103949" w:history="1">
+      <w:hyperlink w:anchor="_Toc242105852" w:history="1">
         <w:r>
           <w:rPr>
             <w:rStyle w:val="aff8"/>
@@ -333,7 +333,7 @@
             <w:noProof/>
             <w:webHidden/>
           </w:rPr>
-          <w:instrText xml:space="preserve"> PAGEREF _Toc242103949 \h </w:instrText>
+          <w:instrText xml:space="preserve"> PAGEREF _Toc242105852 \h </w:instrText>
         </w:r>
         <w:r>
           <w:rPr>
@@ -379,7 +379,7 @@
           <w14:ligatures w14:val="standardContextual"/>
         </w:rPr>
       </w:pPr>
-      <w:hyperlink w:anchor="_Toc242103950" w:history="1">
+      <w:hyperlink w:anchor="_Toc242105853" w:history="1">
         <w:r>
           <w:rPr>
             <w:rStyle w:val="aff8"/>
@@ -406,7 +406,7 @@
             <w:noProof/>
             <w:webHidden/>
           </w:rPr>
-          <w:instrText xml:space="preserve"> PAGEREF _Toc242103950 \h </w:instrText>
+          <w:instrText xml:space="preserve"> PAGEREF _Toc242105853 \h </w:instrText>
         </w:r>
         <w:r>
           <w:rPr>
@@ -452,7 +452,7 @@
           <w14:ligatures w14:val="standardContextual"/>
         </w:rPr>
       </w:pPr>
-      <w:hyperlink w:anchor="_Toc242103951" w:history="1">
+      <w:hyperlink w:anchor="_Toc242105854" w:history="1">
         <w:r>
           <w:rPr>
             <w:rStyle w:val="aff8"/>
@@ -479,7 +479,7 @@
             <w:noProof/>
             <w:webHidden/>
           </w:rPr>
-          <w:instrText xml:space="preserve"> PAGEREF _Toc242103951 \h </w:instrText>
+          <w:instrText xml:space="preserve"> PAGEREF _Toc242105854 \h </w:instrText>
         </w:r>
         <w:r>
           <w:rPr>
@@ -525,7 +525,7 @@
           <w14:ligatures w14:val="standardContextual"/>
         </w:rPr>
       </w:pPr>
-      <w:hyperlink w:anchor="_Toc242103952" w:history="1">
+      <w:hyperlink w:anchor="_Toc242105855" w:history="1">
         <w:r>
           <w:rPr>
             <w:rStyle w:val="aff8"/>
@@ -552,7 +552,7 @@
             <w:noProof/>
             <w:webHidden/>
           </w:rPr>
-          <w:instrText xml:space="preserve"> PAGEREF _Toc242103952 \h </w:instrText>
+          <w:instrText xml:space="preserve"> PAGEREF _Toc242105855 \h </w:instrText>
         </w:r>
         <w:r>
           <w:rPr>
@@ -598,7 +598,7 @@
           <w14:ligatures w14:val="standardContextual"/>
         </w:rPr>
       </w:pPr>
-      <w:hyperlink w:anchor="_Toc242103953" w:history="1">
+      <w:hyperlink w:anchor="_Toc242105856" w:history="1">
         <w:r>
           <w:rPr>
             <w:rStyle w:val="aff8"/>
@@ -625,7 +625,7 @@
             <w:noProof/>
             <w:webHidden/>
           </w:rPr>
-          <w:instrText xml:space="preserve"> PAGEREF _Toc242103953 \h </w:instrText>
+          <w:instrText xml:space="preserve"> PAGEREF _Toc242105856 \h </w:instrText>
         </w:r>
         <w:r>
           <w:rPr>
@@ -671,7 +671,7 @@
           <w14:ligatures w14:val="standardContextual"/>
         </w:rPr>
       </w:pPr>
-      <w:hyperlink w:anchor="_Toc242103954" w:history="1">
+      <w:hyperlink w:anchor="_Toc242105857" w:history="1">
         <w:r>
           <w:rPr>
             <w:rStyle w:val="aff8"/>
@@ -698,7 +698,7 @@
             <w:noProof/>
             <w:webHidden/>
           </w:rPr>
-          <w:instrText xml:space="preserve"> PAGEREF _Toc242103954 \h </w:instrText>
+          <w:instrText xml:space="preserve"> PAGEREF _Toc242105857 \h </w:instrText>
         </w:r>
         <w:r>
           <w:rPr>
@@ -744,7 +744,7 @@
           <w14:ligatures w14:val="standardContextual"/>
         </w:rPr>
       </w:pPr>
-      <w:hyperlink w:anchor="_Toc242103955" w:history="1">
+      <w:hyperlink w:anchor="_Toc242105858" w:history="1">
         <w:r>
           <w:rPr>
             <w:rStyle w:val="aff8"/>
@@ -771,7 +771,7 @@
             <w:noProof/>
             <w:webHidden/>
           </w:rPr>
-          <w:instrText xml:space="preserve"> PAGEREF _Toc242103955 \h </w:instrText>
+          <w:instrText xml:space="preserve"> PAGEREF _Toc242105858 \h </w:instrText>
         </w:r>
         <w:r>
           <w:rPr>
@@ -817,7 +817,7 @@
           <w14:ligatures w14:val="standardContextual"/>
         </w:rPr>
       </w:pPr>
-      <w:hyperlink w:anchor="_Toc242103956" w:history="1">
+      <w:hyperlink w:anchor="_Toc242105859" w:history="1">
         <w:r>
           <w:rPr>
             <w:rStyle w:val="aff8"/>
@@ -844,7 +844,7 @@
             <w:noProof/>
             <w:webHidden/>
           </w:rPr>
-          <w:instrText xml:space="preserve"> PAGEREF _Toc242103956 \h </w:instrText>
+          <w:instrText xml:space="preserve"> PAGEREF _Toc242105859 \h </w:instrText>
         </w:r>
         <w:r>
           <w:rPr>
@@ -890,7 +890,7 @@
           <w14:ligatures w14:val="standardContextual"/>
         </w:rPr>
       </w:pPr>
-      <w:hyperlink w:anchor="_Toc242103957" w:history="1">
+      <w:hyperlink w:anchor="_Toc242105860" w:history="1">
         <w:r>
           <w:rPr>
             <w:rStyle w:val="aff8"/>
@@ -917,7 +917,7 @@
             <w:noProof/>
             <w:webHidden/>
           </w:rPr>
-          <w:instrText xml:space="preserve"> PAGEREF _Toc242103957 \h </w:instrText>
+          <w:instrText xml:space="preserve"> PAGEREF _Toc242105860 \h </w:instrText>
         </w:r>
         <w:r>
           <w:rPr>
@@ -963,7 +963,7 @@
           <w14:ligatures w14:val="standardContextual"/>
         </w:rPr>
       </w:pPr>
-      <w:hyperlink w:anchor="_Toc242103958" w:history="1">
+      <w:hyperlink w:anchor="_Toc242105861" w:history="1">
         <w:r>
           <w:rPr>
             <w:rStyle w:val="aff8"/>
@@ -990,7 +990,7 @@
             <w:noProof/>
             <w:webHidden/>
           </w:rPr>
-          <w:instrText xml:space="preserve"> PAGEREF _Toc242103958 \h </w:instrText>
+          <w:instrText xml:space="preserve"> PAGEREF _Toc242105861 \h </w:instrText>
         </w:r>
         <w:r>
           <w:rPr>
@@ -1036,7 +1036,7 @@
           <w14:ligatures w14:val="standardContextual"/>
         </w:rPr>
       </w:pPr>
-      <w:hyperlink w:anchor="_Toc242103959" w:history="1">
+      <w:hyperlink w:anchor="_Toc242105862" w:history="1">
         <w:r>
           <w:rPr>
             <w:rStyle w:val="aff8"/>
@@ -1063,7 +1063,7 @@
             <w:noProof/>
             <w:webHidden/>
           </w:rPr>
-          <w:instrText xml:space="preserve"> PAGEREF _Toc242103959 \h </w:instrText>
+          <w:instrText xml:space="preserve"> PAGEREF _Toc242105862 \h </w:instrText>
         </w:r>
         <w:r>
           <w:rPr>
@@ -1109,7 +1109,7 @@
           <w14:ligatures w14:val="standardContextual"/>
         </w:rPr>
       </w:pPr>
-      <w:hyperlink w:anchor="_Toc242103960" w:history="1">
+      <w:hyperlink w:anchor="_Toc242105863" w:history="1">
         <w:r>
           <w:rPr>
             <w:rStyle w:val="aff8"/>
@@ -1136,7 +1136,7 @@
             <w:noProof/>
             <w:webHidden/>
           </w:rPr>
-          <w:instrText xml:space="preserve"> PAGEREF _Toc242103960 \h </w:instrText>
+          <w:instrText xml:space="preserve"> PAGEREF _Toc242105863 \h </w:instrText>
         </w:r>
         <w:r>
           <w:rPr>
@@ -1182,7 +1182,7 @@
           <w14:ligatures w14:val="standardContextual"/>
         </w:rPr>
       </w:pPr>
-      <w:hyperlink w:anchor="_Toc242103961" w:history="1">
+      <w:hyperlink w:anchor="_Toc242105864" w:history="1">
         <w:r>
           <w:rPr>
             <w:rStyle w:val="aff8"/>
@@ -1209,7 +1209,7 @@
             <w:noProof/>
             <w:webHidden/>
           </w:rPr>
-          <w:instrText xml:space="preserve"> PAGEREF _Toc242103961 \h </w:instrText>
+          <w:instrText xml:space="preserve"> PAGEREF _Toc242105864 \h </w:instrText>
         </w:r>
         <w:r>
           <w:rPr>
@@ -1255,7 +1255,7 @@
           <w14:ligatures w14:val="standardContextual"/>
         </w:rPr>
       </w:pPr>
-      <w:hyperlink w:anchor="_Toc242103962" w:history="1">
+      <w:hyperlink w:anchor="_Toc242105865" w:history="1">
         <w:r>
           <w:rPr>
             <w:rStyle w:val="aff8"/>
@@ -1282,7 +1282,7 @@
             <w:noProof/>
             <w:webHidden/>
           </w:rPr>
-          <w:instrText xml:space="preserve"> PAGEREF _Toc242103962 \h </w:instrText>
+          <w:instrText xml:space="preserve"> PAGEREF _Toc242105865 \h </w:instrText>
         </w:r>
         <w:r>
           <w:rPr>
@@ -1328,7 +1328,7 @@
           <w14:ligatures w14:val="standardContextual"/>
         </w:rPr>
       </w:pPr>
-      <w:hyperlink w:anchor="_Toc242103963" w:history="1">
+      <w:hyperlink w:anchor="_Toc242105866" w:history="1">
         <w:r>
           <w:rPr>
             <w:rStyle w:val="aff8"/>
@@ -1355,7 +1355,7 @@
             <w:noProof/>
             <w:webHidden/>
           </w:rPr>
-          <w:instrText xml:space="preserve"> PAGEREF _Toc242103963 \h </w:instrText>
+          <w:instrText xml:space="preserve"> PAGEREF _Toc242105866 \h </w:instrText>
         </w:r>
         <w:r>
           <w:rPr>
@@ -1401,7 +1401,7 @@
           <w14:ligatures w14:val="standardContextual"/>
         </w:rPr>
       </w:pPr>
-      <w:hyperlink w:anchor="_Toc242103964" w:history="1">
+      <w:hyperlink w:anchor="_Toc242105867" w:history="1">
         <w:r>
           <w:rPr>
             <w:rStyle w:val="aff8"/>
@@ -1428,7 +1428,7 @@
             <w:noProof/>
             <w:webHidden/>
           </w:rPr>
-          <w:instrText xml:space="preserve"> PAGEREF _Toc242103964 \h </w:instrText>
+          <w:instrText xml:space="preserve"> PAGEREF _Toc242105867 \h </w:instrText>
         </w:r>
         <w:r>
           <w:rPr>
@@ -1474,7 +1474,7 @@
           <w14:ligatures w14:val="standardContextual"/>
         </w:rPr>
       </w:pPr>
-      <w:hyperlink w:anchor="_Toc242103965" w:history="1">
+      <w:hyperlink w:anchor="_Toc242105868" w:history="1">
         <w:r>
           <w:rPr>
             <w:rStyle w:val="aff8"/>
@@ -1501,7 +1501,7 @@
             <w:noProof/>
             <w:webHidden/>
           </w:rPr>
-          <w:instrText xml:space="preserve"> PAGEREF _Toc242103965 \h </w:instrText>
+          <w:instrText xml:space="preserve"> PAGEREF _Toc242105868 \h </w:instrText>
         </w:r>
         <w:r>
           <w:rPr>
@@ -1547,7 +1547,7 @@
           <w14:ligatures w14:val="standardContextual"/>
         </w:rPr>
       </w:pPr>
-      <w:hyperlink w:anchor="_Toc242103966" w:history="1">
+      <w:hyperlink w:anchor="_Toc242105869" w:history="1">
         <w:r>
           <w:rPr>
             <w:rStyle w:val="aff8"/>
@@ -1574,7 +1574,7 @@
             <w:noProof/>
             <w:webHidden/>
           </w:rPr>
-          <w:instrText xml:space="preserve"> PAGEREF _Toc242103966 \h </w:instrText>
+          <w:instrText xml:space="preserve"> PAGEREF _Toc242105869 \h </w:instrText>
         </w:r>
         <w:r>
           <w:rPr>
@@ -1620,7 +1620,7 @@
           <w14:ligatures w14:val="standardContextual"/>
         </w:rPr>
       </w:pPr>
-      <w:hyperlink w:anchor="_Toc242103967" w:history="1">
+      <w:hyperlink w:anchor="_Toc242105870" w:history="1">
         <w:r>
           <w:rPr>
             <w:rStyle w:val="aff8"/>
@@ -1647,7 +1647,7 @@
             <w:noProof/>
             <w:webHidden/>
           </w:rPr>
-          <w:instrText xml:space="preserve"> PAGEREF _Toc242103967 \h </w:instrText>
+          <w:instrText xml:space="preserve"> PAGEREF _Toc242105870 \h </w:instrText>
         </w:r>
         <w:r>
           <w:rPr>
@@ -1693,7 +1693,7 @@
           <w14:ligatures w14:val="standardContextual"/>
         </w:rPr>
       </w:pPr>
-      <w:hyperlink w:anchor="_Toc242103968" w:history="1">
+      <w:hyperlink w:anchor="_Toc242105871" w:history="1">
         <w:r>
           <w:rPr>
             <w:rStyle w:val="aff8"/>
@@ -1720,7 +1720,7 @@
             <w:noProof/>
             <w:webHidden/>
           </w:rPr>
-          <w:instrText xml:space="preserve"> PAGEREF _Toc242103968 \h </w:instrText>
+          <w:instrText xml:space="preserve"> PAGEREF _Toc242105871 \h </w:instrText>
         </w:r>
         <w:r>
           <w:rPr>
@@ -1766,7 +1766,7 @@
           <w14:ligatures w14:val="standardContextual"/>
         </w:rPr>
       </w:pPr>
-      <w:hyperlink w:anchor="_Toc242103969" w:history="1">
+      <w:hyperlink w:anchor="_Toc242105872" w:history="1">
         <w:r>
           <w:rPr>
             <w:rStyle w:val="aff8"/>
@@ -1793,7 +1793,7 @@
             <w:noProof/>
             <w:webHidden/>
           </w:rPr>
-          <w:instrText xml:space="preserve"> PAGEREF _Toc242103969 \h </w:instrText>
+          <w:instrText xml:space="preserve"> PAGEREF _Toc242105872 \h </w:instrText>
         </w:r>
         <w:r>
           <w:rPr>
@@ -1839,7 +1839,7 @@
           <w14:ligatures w14:val="standardContextual"/>
         </w:rPr>
       </w:pPr>
-      <w:hyperlink w:anchor="_Toc242103970" w:history="1">
+      <w:hyperlink w:anchor="_Toc242105873" w:history="1">
         <w:r>
           <w:rPr>
             <w:rStyle w:val="aff8"/>
@@ -1866,7 +1866,7 @@
             <w:noProof/>
             <w:webHidden/>
           </w:rPr>
-          <w:instrText xml:space="preserve"> PAGEREF _Toc242103970 \h </w:instrText>
+          <w:instrText xml:space="preserve"> PAGEREF _Toc242105873 \h </w:instrText>
         </w:r>
         <w:r>
           <w:rPr>
@@ -1912,7 +1912,7 @@
           <w14:ligatures w14:val="standardContextual"/>
         </w:rPr>
       </w:pPr>
-      <w:hyperlink w:anchor="_Toc242103971" w:history="1">
+      <w:hyperlink w:anchor="_Toc242105874" w:history="1">
         <w:r>
           <w:rPr>
             <w:rStyle w:val="aff8"/>
@@ -1939,7 +1939,7 @@
             <w:noProof/>
             <w:webHidden/>
           </w:rPr>
-          <w:instrText xml:space="preserve"> PAGEREF _Toc242103971 \h </w:instrText>
+          <w:instrText xml:space="preserve"> PAGEREF _Toc242105874 \h </w:instrText>
         </w:r>
         <w:r>
           <w:rPr>
@@ -1985,7 +1985,7 @@
           <w14:ligatures w14:val="standardContextual"/>
         </w:rPr>
       </w:pPr>
-      <w:hyperlink w:anchor="_Toc242103972" w:history="1">
+      <w:hyperlink w:anchor="_Toc242105875" w:history="1">
         <w:r>
           <w:rPr>
             <w:rStyle w:val="aff8"/>
@@ -2012,7 +2012,7 @@
             <w:noProof/>
             <w:webHidden/>
           </w:rPr>
-          <w:instrText xml:space="preserve"> PAGEREF _Toc242103972 \h </w:instrText>
+          <w:instrText xml:space="preserve"> PAGEREF _Toc242105875 \h </w:instrText>
         </w:r>
         <w:r>
           <w:rPr>
@@ -2058,7 +2058,7 @@
           <w14:ligatures w14:val="standardContextual"/>
         </w:rPr>
       </w:pPr>
-      <w:hyperlink w:anchor="_Toc242103973" w:history="1">
+      <w:hyperlink w:anchor="_Toc242105876" w:history="1">
         <w:r>
           <w:rPr>
             <w:rStyle w:val="aff8"/>
@@ -2085,7 +2085,7 @@
             <w:noProof/>
             <w:webHidden/>
           </w:rPr>
-          <w:instrText xml:space="preserve"> PAGEREF _Toc242103973 \h </w:instrText>
+          <w:instrText xml:space="preserve"> PAGEREF _Toc242105876 \h </w:instrText>
         </w:r>
         <w:r>
           <w:rPr>
@@ -2131,7 +2131,7 @@
           <w14:ligatures w14:val="standardContextual"/>
         </w:rPr>
       </w:pPr>
-      <w:hyperlink w:anchor="_Toc242103974" w:history="1">
+      <w:hyperlink w:anchor="_Toc242105877" w:history="1">
         <w:r>
           <w:rPr>
             <w:rStyle w:val="aff8"/>
@@ -2158,7 +2158,7 @@
             <w:noProof/>
             <w:webHidden/>
           </w:rPr>
-          <w:instrText xml:space="preserve"> PAGEREF _Toc242103974 \h </w:instrText>
+          <w:instrText xml:space="preserve"> PAGEREF _Toc242105877 \h </w:instrText>
         </w:r>
         <w:r>
           <w:rPr>
@@ -2204,7 +2204,7 @@
           <w14:ligatures w14:val="standardContextual"/>
         </w:rPr>
       </w:pPr>
-      <w:hyperlink w:anchor="_Toc242103975" w:history="1">
+      <w:hyperlink w:anchor="_Toc242105878" w:history="1">
         <w:r>
           <w:rPr>
             <w:rStyle w:val="aff8"/>
@@ -2231,7 +2231,7 @@
             <w:noProof/>
             <w:webHidden/>
           </w:rPr>
-          <w:instrText xml:space="preserve"> PAGEREF _Toc242103975 \h </w:instrText>
+          <w:instrText xml:space="preserve"> PAGEREF _Toc242105878 \h </w:instrText>
         </w:r>
         <w:r>
           <w:rPr>
@@ -2277,7 +2277,7 @@
           <w14:ligatures w14:val="standardContextual"/>
         </w:rPr>
       </w:pPr>
-      <w:hyperlink w:anchor="_Toc242103976" w:history="1">
+      <w:hyperlink w:anchor="_Toc242105879" w:history="1">
         <w:r>
           <w:rPr>
             <w:rStyle w:val="aff8"/>
@@ -2304,7 +2304,7 @@
             <w:noProof/>
             <w:webHidden/>
           </w:rPr>
-          <w:instrText xml:space="preserve"> PAGEREF _Toc242103976 \h </w:instrText>
+          <w:instrText xml:space="preserve"> PAGEREF _Toc242105879 \h </w:instrText>
         </w:r>
         <w:r>
           <w:rPr>
@@ -2350,7 +2350,7 @@
           <w14:ligatures w14:val="standardContextual"/>
         </w:rPr>
       </w:pPr>
-      <w:hyperlink w:anchor="_Toc242103977" w:history="1">
+      <w:hyperlink w:anchor="_Toc242105880" w:history="1">
         <w:r>
           <w:rPr>
             <w:rStyle w:val="aff8"/>
@@ -2377,7 +2377,7 @@
             <w:noProof/>
             <w:webHidden/>
           </w:rPr>
-          <w:instrText xml:space="preserve"> PAGEREF _Toc242103977 \h </w:instrText>
+          <w:instrText xml:space="preserve"> PAGEREF _Toc242105880 \h </w:instrText>
         </w:r>
         <w:r>
           <w:rPr>
@@ -2423,7 +2423,7 @@
           <w14:ligatures w14:val="standardContextual"/>
         </w:rPr>
       </w:pPr>
-      <w:hyperlink w:anchor="_Toc242103978" w:history="1">
+      <w:hyperlink w:anchor="_Toc242105881" w:history="1">
         <w:r>
           <w:rPr>
             <w:rStyle w:val="aff8"/>
@@ -2450,7 +2450,7 @@
             <w:noProof/>
             <w:webHidden/>
           </w:rPr>
-          <w:instrText xml:space="preserve"> PAGEREF _Toc242103978 \h </w:instrText>
+          <w:instrText xml:space="preserve"> PAGEREF _Toc242105881 \h </w:instrText>
         </w:r>
         <w:r>
           <w:rPr>
@@ -2496,7 +2496,7 @@
           <w14:ligatures w14:val="standardContextual"/>
         </w:rPr>
       </w:pPr>
-      <w:hyperlink w:anchor="_Toc242103979" w:history="1">
+      <w:hyperlink w:anchor="_Toc242105882" w:history="1">
         <w:r>
           <w:rPr>
             <w:rStyle w:val="aff8"/>
@@ -2523,7 +2523,7 @@
             <w:noProof/>
             <w:webHidden/>
           </w:rPr>
-          <w:instrText xml:space="preserve"> PAGEREF _Toc242103979 \h </w:instrText>
+          <w:instrText xml:space="preserve"> PAGEREF _Toc242105882 \h </w:instrText>
         </w:r>
         <w:r>
           <w:rPr>
@@ -2569,7 +2569,7 @@
           <w14:ligatures w14:val="standardContextual"/>
         </w:rPr>
       </w:pPr>
-      <w:hyperlink w:anchor="_Toc242103980" w:history="1">
+      <w:hyperlink w:anchor="_Toc242105883" w:history="1">
         <w:r>
           <w:rPr>
             <w:rStyle w:val="aff8"/>
@@ -2596,7 +2596,7 @@
             <w:noProof/>
             <w:webHidden/>
           </w:rPr>
-          <w:instrText xml:space="preserve"> PAGEREF _Toc242103980 \h </w:instrText>
+          <w:instrText xml:space="preserve"> PAGEREF _Toc242105883 \h </w:instrText>
         </w:r>
         <w:r>
           <w:rPr>
@@ -2642,7 +2642,7 @@
           <w14:ligatures w14:val="standardContextual"/>
         </w:rPr>
       </w:pPr>
-      <w:hyperlink w:anchor="_Toc242103981" w:history="1">
+      <w:hyperlink w:anchor="_Toc242105884" w:history="1">
         <w:r>
           <w:rPr>
             <w:rStyle w:val="aff8"/>
@@ -2669,7 +2669,7 @@
             <w:noProof/>
             <w:webHidden/>
           </w:rPr>
-          <w:instrText xml:space="preserve"> PAGEREF _Toc242103981 \h </w:instrText>
+          <w:instrText xml:space="preserve"> PAGEREF _Toc242105884 \h </w:instrText>
         </w:r>
         <w:r>
           <w:rPr>
@@ -2715,7 +2715,7 @@
           <w14:ligatures w14:val="standardContextual"/>
         </w:rPr>
       </w:pPr>
-      <w:hyperlink w:anchor="_Toc242103982" w:history="1">
+      <w:hyperlink w:anchor="_Toc242105885" w:history="1">
         <w:r>
           <w:rPr>
             <w:rStyle w:val="aff8"/>
@@ -2742,7 +2742,7 @@
             <w:noProof/>
             <w:webHidden/>
           </w:rPr>
-          <w:instrText xml:space="preserve"> PAGEREF _Toc242103982 \h </w:instrText>
+          <w:instrText xml:space="preserve"> PAGEREF _Toc242105885 \h </w:instrText>
         </w:r>
         <w:r>
           <w:rPr>
@@ -2788,7 +2788,7 @@
           <w14:ligatures w14:val="standardContextual"/>
         </w:rPr>
       </w:pPr>
-      <w:hyperlink w:anchor="_Toc242103983" w:history="1">
+      <w:hyperlink w:anchor="_Toc242105886" w:history="1">
         <w:r>
           <w:rPr>
             <w:rStyle w:val="aff8"/>
@@ -2815,7 +2815,7 @@
             <w:noProof/>
             <w:webHidden/>
           </w:rPr>
-          <w:instrText xml:space="preserve"> PAGEREF _Toc242103983 \h </w:instrText>
+          <w:instrText xml:space="preserve"> PAGEREF _Toc242105886 \h </w:instrText>
         </w:r>
         <w:r>
           <w:rPr>
@@ -2861,7 +2861,7 @@
           <w14:ligatures w14:val="standardContextual"/>
         </w:rPr>
       </w:pPr>
-      <w:hyperlink w:anchor="_Toc242103984" w:history="1">
+      <w:hyperlink w:anchor="_Toc242105887" w:history="1">
         <w:r>
           <w:rPr>
             <w:rStyle w:val="aff8"/>
@@ -2888,7 +2888,7 @@
             <w:noProof/>
             <w:webHidden/>
           </w:rPr>
-          <w:instrText xml:space="preserve"> PAGEREF _Toc242103984 \h </w:instrText>
+          <w:instrText xml:space="preserve"> PAGEREF _Toc242105887 \h </w:instrText>
         </w:r>
         <w:r>
           <w:rPr>
@@ -2934,7 +2934,7 @@
           <w14:ligatures w14:val="standardContextual"/>
         </w:rPr>
       </w:pPr>
-      <w:hyperlink w:anchor="_Toc242103985" w:history="1">
+      <w:hyperlink w:anchor="_Toc242105888" w:history="1">
         <w:r>
           <w:rPr>
             <w:rStyle w:val="aff8"/>
@@ -2961,7 +2961,7 @@
             <w:noProof/>
             <w:webHidden/>
           </w:rPr>
-          <w:instrText xml:space="preserve"> PAGEREF _Toc242103985 \h </w:instrText>
+          <w:instrText xml:space="preserve"> PAGEREF _Toc242105888 \h </w:instrText>
         </w:r>
         <w:r>
           <w:rPr>
@@ -3007,7 +3007,7 @@
           <w14:ligatures w14:val="standardContextual"/>
         </w:rPr>
       </w:pPr>
-      <w:hyperlink w:anchor="_Toc242103986" w:history="1">
+      <w:hyperlink w:anchor="_Toc242105889" w:history="1">
         <w:r>
           <w:rPr>
             <w:rStyle w:val="aff8"/>
@@ -3034,7 +3034,7 @@
             <w:noProof/>
             <w:webHidden/>
           </w:rPr>
-          <w:instrText xml:space="preserve"> PAGEREF _Toc242103986 \h </w:instrText>
+          <w:instrText xml:space="preserve"> PAGEREF _Toc242105889 \h </w:instrText>
         </w:r>
         <w:r>
           <w:rPr>
@@ -3080,7 +3080,7 @@
           <w14:ligatures w14:val="standardContextual"/>
         </w:rPr>
       </w:pPr>
-      <w:hyperlink w:anchor="_Toc242103987" w:history="1">
+      <w:hyperlink w:anchor="_Toc242105890" w:history="1">
         <w:r>
           <w:rPr>
             <w:rStyle w:val="aff8"/>
@@ -3107,7 +3107,7 @@
             <w:noProof/>
             <w:webHidden/>
           </w:rPr>
-          <w:instrText xml:space="preserve"> PAGEREF _Toc242103987 \h </w:instrText>
+          <w:instrText xml:space="preserve"> PAGEREF _Toc242105890 \h </w:instrText>
         </w:r>
         <w:r>
           <w:rPr>
@@ -3153,7 +3153,7 @@
           <w14:ligatures w14:val="standardContextual"/>
         </w:rPr>
       </w:pPr>
-      <w:hyperlink w:anchor="_Toc242103988" w:history="1">
+      <w:hyperlink w:anchor="_Toc242105891" w:history="1">
         <w:r>
           <w:rPr>
             <w:rStyle w:val="aff8"/>
@@ -3180,7 +3180,7 @@
             <w:noProof/>
             <w:webHidden/>
           </w:rPr>
-          <w:instrText xml:space="preserve"> PAGEREF _Toc242103988 \h </w:instrText>
+          <w:instrText xml:space="preserve"> PAGEREF _Toc242105891 \h </w:instrText>
         </w:r>
         <w:r>
           <w:rPr>
@@ -3226,7 +3226,7 @@
         <w:ind w:firstLine="0"/>
         <w:jc w:val="center"/>
       </w:pPr>
-      <w:bookmarkStart w:id="0" w:name="_Toc242103949"/>
+      <w:bookmarkStart w:id="0" w:name="_Toc242105852"/>
       <w:r>
         <w:lastRenderedPageBreak/>
         <w:t>ПЕРЕЧЕНЬ ТЕРМИНОВ И СОКРАЩЕНИЙ</w:t>
@@ -4488,7 +4488,7 @@
         <w:pStyle w:val="1"/>
         <w:pageBreakBefore/>
       </w:pPr>
-      <w:bookmarkStart w:id="1" w:name="_Toc242103950"/>
+      <w:bookmarkStart w:id="1" w:name="_Toc242105853"/>
       <w:r>
         <w:lastRenderedPageBreak/>
         <w:t>1 Объект испытаний</w:t>
@@ -4499,7 +4499,7 @@
       <w:pPr>
         <w:pStyle w:val="21"/>
       </w:pPr>
-      <w:bookmarkStart w:id="2" w:name="_Toc242103951"/>
+      <w:bookmarkStart w:id="2" w:name="_Toc242105854"/>
       <w:r>
         <w:t>1.1 Наименование системы</w:t>
       </w:r>
@@ -4514,7 +4514,7 @@
       <w:pPr>
         <w:pStyle w:val="21"/>
       </w:pPr>
-      <w:bookmarkStart w:id="3" w:name="_Toc242103952"/>
+      <w:bookmarkStart w:id="3" w:name="_Toc242105855"/>
       <w:r>
         <w:t>1.2 Область применения</w:t>
       </w:r>
@@ -4529,7 +4529,7 @@
       <w:pPr>
         <w:pStyle w:val="21"/>
       </w:pPr>
-      <w:bookmarkStart w:id="4" w:name="_Toc242103953"/>
+      <w:bookmarkStart w:id="4" w:name="_Toc242105856"/>
       <w:r>
         <w:t>1.3 Состав объекта испытаний</w:t>
       </w:r>
@@ -4545,7 +4545,7 @@
         <w:pStyle w:val="1"/>
         <w:pageBreakBefore/>
       </w:pPr>
-      <w:bookmarkStart w:id="5" w:name="_Toc242103954"/>
+      <w:bookmarkStart w:id="5" w:name="_Toc242105857"/>
       <w:r>
         <w:lastRenderedPageBreak/>
         <w:t>2 Цель испытаний</w:t>
@@ -4562,7 +4562,7 @@
         <w:pStyle w:val="1"/>
         <w:pageBreakBefore/>
       </w:pPr>
-      <w:bookmarkStart w:id="6" w:name="_Toc242103955"/>
+      <w:bookmarkStart w:id="6" w:name="_Toc242105858"/>
       <w:r>
         <w:lastRenderedPageBreak/>
         <w:t>3 Общие положения</w:t>
@@ -4573,7 +4573,7 @@
       <w:pPr>
         <w:pStyle w:val="21"/>
       </w:pPr>
-      <w:bookmarkStart w:id="7" w:name="_Toc242103956"/>
+      <w:bookmarkStart w:id="7" w:name="_Toc242105859"/>
       <w:r>
         <w:t>3.1 Перечень руководящих документов</w:t>
       </w:r>
@@ -4603,7 +4603,7 @@
       <w:pPr>
         <w:pStyle w:val="21"/>
       </w:pPr>
-      <w:bookmarkStart w:id="8" w:name="_Toc242103957"/>
+      <w:bookmarkStart w:id="8" w:name="_Toc242105860"/>
       <w:r>
         <w:t>3.2 Виды испытаний</w:t>
       </w:r>
@@ -4643,7 +4643,7 @@
       <w:pPr>
         <w:pStyle w:val="21"/>
       </w:pPr>
-      <w:bookmarkStart w:id="9" w:name="_Toc242103958"/>
+      <w:bookmarkStart w:id="9" w:name="_Toc242105861"/>
       <w:r>
         <w:t>3.3 Место и продолжительность испытаний</w:t>
       </w:r>
@@ -4658,7 +4658,7 @@
       <w:pPr>
         <w:pStyle w:val="21"/>
       </w:pPr>
-      <w:bookmarkStart w:id="10" w:name="_Toc242103959"/>
+      <w:bookmarkStart w:id="10" w:name="_Toc242105862"/>
       <w:r>
         <w:t>3.4 Организации-участники</w:t>
       </w:r>
@@ -4673,7 +4673,7 @@
       <w:pPr>
         <w:pStyle w:val="21"/>
       </w:pPr>
-      <w:bookmarkStart w:id="11" w:name="_Toc242103960"/>
+      <w:bookmarkStart w:id="11" w:name="_Toc242105863"/>
       <w:r>
         <w:t>3.5 Перечень предъявляемых на испытания документов</w:t>
       </w:r>
@@ -4689,7 +4689,7 @@
         <w:pStyle w:val="1"/>
         <w:pageBreakBefore/>
       </w:pPr>
-      <w:bookmarkStart w:id="12" w:name="_Toc242103961"/>
+      <w:bookmarkStart w:id="12" w:name="_Toc242105864"/>
       <w:r>
         <w:lastRenderedPageBreak/>
         <w:t>4 Объём испытаний</w:t>
@@ -4700,7 +4700,7 @@
       <w:pPr>
         <w:pStyle w:val="21"/>
       </w:pPr>
-      <w:bookmarkStart w:id="13" w:name="_Toc242103962"/>
+      <w:bookmarkStart w:id="13" w:name="_Toc242105865"/>
       <w:r>
         <w:t>4.1 Перечень этапов</w:t>
       </w:r>
@@ -4750,7 +4750,7 @@
       <w:pPr>
         <w:pStyle w:val="21"/>
       </w:pPr>
-      <w:bookmarkStart w:id="14" w:name="_Toc242103963"/>
+      <w:bookmarkStart w:id="14" w:name="_Toc242105866"/>
       <w:r>
         <w:t>4.2 Критерии успешности</w:t>
       </w:r>
@@ -4781,7 +4781,7 @@
         <w:pStyle w:val="1"/>
         <w:pageBreakBefore/>
       </w:pPr>
-      <w:bookmarkStart w:id="15" w:name="_Toc242103964"/>
+      <w:bookmarkStart w:id="15" w:name="_Toc242105867"/>
       <w:r>
         <w:lastRenderedPageBreak/>
         <w:t>5 Условия и порядок проведения испытаний</w:t>
@@ -4792,7 +4792,7 @@
       <w:pPr>
         <w:pStyle w:val="21"/>
       </w:pPr>
-      <w:bookmarkStart w:id="16" w:name="_Toc242103965"/>
+      <w:bookmarkStart w:id="16" w:name="_Toc242105868"/>
       <w:r>
         <w:t>5.1 Условия проведения</w:t>
       </w:r>
@@ -4832,7 +4832,7 @@
       <w:pPr>
         <w:pStyle w:val="21"/>
       </w:pPr>
-      <w:bookmarkStart w:id="17" w:name="_Toc242103966"/>
+      <w:bookmarkStart w:id="17" w:name="_Toc242105869"/>
       <w:r>
         <w:t>5.2 Порядок проведения</w:t>
       </w:r>
@@ -4847,7 +4847,7 @@
       <w:pPr>
         <w:pStyle w:val="21"/>
       </w:pPr>
-      <w:bookmarkStart w:id="18" w:name="_Toc242103967"/>
+      <w:bookmarkStart w:id="18" w:name="_Toc242105870"/>
       <w:r>
         <w:t>5.3 Персонал</w:t>
       </w:r>
@@ -4863,7 +4863,7 @@
         <w:pStyle w:val="1"/>
         <w:pageBreakBefore/>
       </w:pPr>
-      <w:bookmarkStart w:id="19" w:name="_Toc242103968"/>
+      <w:bookmarkStart w:id="19" w:name="_Toc242105871"/>
       <w:r>
         <w:lastRenderedPageBreak/>
         <w:t>6 Материально-техническое обеспечение</w:t>
@@ -4880,7 +4880,7 @@
         <w:pStyle w:val="1"/>
         <w:pageBreakBefore/>
       </w:pPr>
-      <w:bookmarkStart w:id="20" w:name="_Toc242103969"/>
+      <w:bookmarkStart w:id="20" w:name="_Toc242105872"/>
       <w:r>
         <w:lastRenderedPageBreak/>
         <w:t>7 Метрологическое обеспечение</w:t>
@@ -4897,7 +4897,7 @@
         <w:pStyle w:val="1"/>
         <w:pageBreakBefore/>
       </w:pPr>
-      <w:bookmarkStart w:id="21" w:name="_Toc242103970"/>
+      <w:bookmarkStart w:id="21" w:name="_Toc242105873"/>
       <w:r>
         <w:lastRenderedPageBreak/>
         <w:t>8 Отчётность</w:t>
@@ -4916,7 +4916,7 @@
         <w:ind w:firstLine="0"/>
         <w:jc w:val="center"/>
       </w:pPr>
-      <w:bookmarkStart w:id="22" w:name="_Toc242103971"/>
+      <w:bookmarkStart w:id="22" w:name="_Toc242105874"/>
       <w:r>
         <w:lastRenderedPageBreak/>
         <w:t>Приложение А</w:t>
@@ -4940,7 +4940,7 @@
       <w:pPr>
         <w:pStyle w:val="21"/>
       </w:pPr>
-      <w:bookmarkStart w:id="23" w:name="_Toc242103972"/>
+      <w:bookmarkStart w:id="23" w:name="_Toc242105875"/>
       <w:r>
         <w:t>А.1 Подсистема «Организационная структура и права доступа»</w:t>
       </w:r>
@@ -6031,7 +6031,7 @@
       <w:pPr>
         <w:pStyle w:val="21"/>
       </w:pPr>
-      <w:bookmarkStart w:id="24" w:name="_Toc242103973"/>
+      <w:bookmarkStart w:id="24" w:name="_Toc242105876"/>
       <w:r>
         <w:t>А.2 Подсистема «Каталог недвижимости»</w:t>
       </w:r>
@@ -6737,7 +6737,7 @@
       <w:pPr>
         <w:pStyle w:val="21"/>
       </w:pPr>
-      <w:bookmarkStart w:id="25" w:name="_Toc242103974"/>
+      <w:bookmarkStart w:id="25" w:name="_Toc242105877"/>
       <w:r>
         <w:t>А.3 Подсистема «Работа с клиентами»</w:t>
       </w:r>
@@ -7596,7 +7596,7 @@
       <w:pPr>
         <w:pStyle w:val="21"/>
       </w:pPr>
-      <w:bookmarkStart w:id="26" w:name="_Toc242103975"/>
+      <w:bookmarkStart w:id="26" w:name="_Toc242105878"/>
       <w:r>
         <w:lastRenderedPageBreak/>
         <w:t>А.4 Подсистема «Сделки»</w:t>
@@ -8630,7 +8630,7 @@
       <w:pPr>
         <w:pStyle w:val="21"/>
       </w:pPr>
-      <w:bookmarkStart w:id="27" w:name="_Toc242103976"/>
+      <w:bookmarkStart w:id="27" w:name="_Toc242105879"/>
       <w:r>
         <w:t>А.5 Подсистема «Финансы»</w:t>
       </w:r>
@@ -9838,7 +9838,7 @@
       <w:pPr>
         <w:pStyle w:val="21"/>
       </w:pPr>
-      <w:bookmarkStart w:id="28" w:name="_Toc242103977"/>
+      <w:bookmarkStart w:id="28" w:name="_Toc242105880"/>
       <w:r>
         <w:t>А.6 Подсистема «Шаблоны документов»</w:t>
       </w:r>
@@ -10117,7 +10117,7 @@
       <w:pPr>
         <w:pStyle w:val="21"/>
       </w:pPr>
-      <w:bookmarkStart w:id="29" w:name="_Toc242103978"/>
+      <w:bookmarkStart w:id="29" w:name="_Toc242105881"/>
       <w:r>
         <w:t>А.7 Подсистема «Задачи»</w:t>
       </w:r>
@@ -10513,7 +10513,7 @@
       <w:pPr>
         <w:pStyle w:val="21"/>
       </w:pPr>
-      <w:bookmarkStart w:id="30" w:name="_Toc242103979"/>
+      <w:bookmarkStart w:id="30" w:name="_Toc242105882"/>
       <w:r>
         <w:t>А.8 Подсистема «Аналитика и отчётность»</w:t>
       </w:r>
@@ -10908,7 +10908,7 @@
       <w:pPr>
         <w:pStyle w:val="21"/>
       </w:pPr>
-      <w:bookmarkStart w:id="31" w:name="_Toc242103980"/>
+      <w:bookmarkStart w:id="31" w:name="_Toc242105883"/>
       <w:r>
         <w:t>А.9 Подсистема «Интеграция с партнёрами»</w:t>
       </w:r>
@@ -11487,7 +11487,7 @@
       <w:pPr>
         <w:pStyle w:val="21"/>
       </w:pPr>
-      <w:bookmarkStart w:id="32" w:name="_Toc242103981"/>
+      <w:bookmarkStart w:id="32" w:name="_Toc242105884"/>
       <w:r>
         <w:t>А.10 Подсистема «Регламентные задания»</w:t>
       </w:r>
@@ -11927,7 +11927,7 @@
       <w:pPr>
         <w:pStyle w:val="21"/>
       </w:pPr>
-      <w:bookmarkStart w:id="33" w:name="_Toc242103982"/>
+      <w:bookmarkStart w:id="33" w:name="_Toc242105885"/>
       <w:r>
         <w:t>А.11 Сквозной сценарий продажи</w:t>
       </w:r>
@@ -12197,7 +12197,7 @@
       <w:pPr>
         <w:pStyle w:val="21"/>
       </w:pPr>
-      <w:bookmarkStart w:id="34" w:name="_Toc242103983"/>
+      <w:bookmarkStart w:id="34" w:name="_Toc242105886"/>
       <w:r>
         <w:t>А.12 Защита информации</w:t>
       </w:r>
@@ -12594,7 +12594,7 @@
       <w:pPr>
         <w:pStyle w:val="21"/>
       </w:pPr>
-      <w:bookmarkStart w:id="35" w:name="_Toc242103984"/>
+      <w:bookmarkStart w:id="35" w:name="_Toc242105887"/>
       <w:r>
         <w:t>А.13 Эргономика и многоязычность</w:t>
       </w:r>
@@ -12865,7 +12865,7 @@
       <w:pPr>
         <w:pStyle w:val="21"/>
       </w:pPr>
-      <w:bookmarkStart w:id="36" w:name="_Toc242103985"/>
+      <w:bookmarkStart w:id="36" w:name="_Toc242105888"/>
       <w:r>
         <w:t>А.14 Показатели назначения</w:t>
       </w:r>
@@ -13093,7 +13093,7 @@
         <w:ind w:firstLine="0"/>
         <w:jc w:val="center"/>
       </w:pPr>
-      <w:bookmarkStart w:id="37" w:name="_Toc242103986"/>
+      <w:bookmarkStart w:id="37" w:name="_Toc242105889"/>
       <w:r>
         <w:lastRenderedPageBreak/>
         <w:t>Приложение Б</w:t>
@@ -13309,6 +13309,65 @@
                 <w:rFonts w:ascii="Courier New" w:eastAsia="Courier New" w:hAnsi="Courier New" w:cs="Courier New"/>
                 <w:sz w:val="18"/>
               </w:rPr>
+              <w:t>permissions.tests</w:t>
+            </w:r>
+            <w:r>
+              <w:t xml:space="preserve"> (инициализация прав)</w:t>
+            </w:r>
+          </w:p>
+        </w:tc>
+        <w:tc>
+          <w:tcPr>
+            <w:tcW w:w="6174" w:type="dxa"/>
+          </w:tcPr>
+          <w:p>
+            <w:pPr>
+              <w:pStyle w:val="GostTable"/>
+            </w:pPr>
+            <w:r>
+              <w:t xml:space="preserve">Типовые роли создаются при первичной установке и с ключом </w:t>
+            </w:r>
+            <w:r>
+              <w:rPr>
+                <w:rFonts w:ascii="Courier New" w:eastAsia="Courier New" w:hAnsi="Courier New" w:cs="Courier New"/>
+                <w:sz w:val="18"/>
+              </w:rPr>
+              <w:t>--with-roles</w:t>
+            </w:r>
+            <w:r>
+              <w:t xml:space="preserve">; в системе со своими ролями дубли не создаются, а разрешения на новые ресурсы создаются; </w:t>
+            </w:r>
+            <w:r>
+              <w:rPr>
+                <w:rFonts w:ascii="Courier New" w:eastAsia="Courier New" w:hAnsi="Courier New" w:cs="Courier New"/>
+                <w:sz w:val="18"/>
+              </w:rPr>
+              <w:t>--sync-roles</w:t>
+            </w:r>
+            <w:r>
+              <w:t xml:space="preserve"> не перезаписывает роль, заведённую вручную с кодом типовой; назначение системного администратора без роли SYSTEM_ADMIN</w:t>
+            </w:r>
+          </w:p>
+        </w:tc>
+      </w:tr>
+      <w:tr>
+        <w:trPr>
+          <w:cantSplit/>
+          <w:jc w:val="center"/>
+        </w:trPr>
+        <w:tc>
+          <w:tcPr>
+            <w:tcW w:w="3180" w:type="dxa"/>
+          </w:tcPr>
+          <w:p>
+            <w:pPr>
+              <w:pStyle w:val="GostTable"/>
+            </w:pPr>
+            <w:r>
+              <w:rPr>
+                <w:rFonts w:ascii="Courier New" w:eastAsia="Courier New" w:hAnsi="Courier New" w:cs="Courier New"/>
+                <w:sz w:val="18"/>
+              </w:rPr>
               <w:t>apps.crm.tests</w:t>
             </w:r>
           </w:p>
@@ -13423,7 +13482,7 @@
         <w:ind w:firstLine="0"/>
         <w:jc w:val="center"/>
       </w:pPr>
-      <w:bookmarkStart w:id="38" w:name="_Toc242103987"/>
+      <w:bookmarkStart w:id="38" w:name="_Toc242105890"/>
       <w:r>
         <w:lastRenderedPageBreak/>
         <w:t>Приложение В</w:t>
@@ -13702,7 +13761,7 @@
         <w:ind w:firstLine="0"/>
         <w:jc w:val="center"/>
       </w:pPr>
-      <w:bookmarkStart w:id="39" w:name="_Toc242103988"/>
+      <w:bookmarkStart w:id="39" w:name="_Toc242105891"/>
       <w:r>
         <w:lastRenderedPageBreak/>
         <w:t>ЛИСТ РЕГИСТРАЦИИ ИЗМЕНЕНИЙ</w:t>
@@ -15764,31 +15823,31 @@
       </w:rPr>
     </w:lvl>
   </w:abstractNum>
-  <w:num w:numId="1" w16cid:durableId="435684946">
+  <w:num w:numId="1" w16cid:durableId="998386860">
     <w:abstractNumId w:val="8"/>
   </w:num>
-  <w:num w:numId="2" w16cid:durableId="1227642126">
+  <w:num w:numId="2" w16cid:durableId="510026560">
     <w:abstractNumId w:val="6"/>
   </w:num>
-  <w:num w:numId="3" w16cid:durableId="860240616">
+  <w:num w:numId="3" w16cid:durableId="798455343">
     <w:abstractNumId w:val="5"/>
   </w:num>
-  <w:num w:numId="4" w16cid:durableId="743259138">
+  <w:num w:numId="4" w16cid:durableId="1647082251">
     <w:abstractNumId w:val="4"/>
   </w:num>
-  <w:num w:numId="5" w16cid:durableId="664823358">
+  <w:num w:numId="5" w16cid:durableId="1749576163">
     <w:abstractNumId w:val="7"/>
   </w:num>
-  <w:num w:numId="6" w16cid:durableId="1764254209">
+  <w:num w:numId="6" w16cid:durableId="1186679126">
     <w:abstractNumId w:val="3"/>
   </w:num>
-  <w:num w:numId="7" w16cid:durableId="1862205857">
+  <w:num w:numId="7" w16cid:durableId="183977177">
     <w:abstractNumId w:val="2"/>
   </w:num>
-  <w:num w:numId="8" w16cid:durableId="594827306">
+  <w:num w:numId="8" w16cid:durableId="1565986917">
     <w:abstractNumId w:val="1"/>
   </w:num>
-  <w:num w:numId="9" w16cid:durableId="2086104132">
+  <w:num w:numId="9" w16cid:durableId="1736388379">
     <w:abstractNumId w:val="0"/>
   </w:num>
 </w:numbering>
@@ -27321,7 +27380,7 @@
     <w:autoRedefine/>
     <w:uiPriority w:val="39"/>
     <w:unhideWhenUsed/>
-    <w:rsid w:val="00634C7D"/>
+    <w:rsid w:val="0059408A"/>
     <w:pPr>
       <w:spacing w:after="100"/>
     </w:pPr>
@@ -27333,7 +27392,7 @@
     <w:autoRedefine/>
     <w:uiPriority w:val="39"/>
     <w:unhideWhenUsed/>
-    <w:rsid w:val="00634C7D"/>
+    <w:rsid w:val="0059408A"/>
     <w:pPr>
       <w:spacing w:after="100"/>
       <w:ind w:left="240"/>
@@ -27344,7 +27403,7 @@
     <w:basedOn w:val="a2"/>
     <w:uiPriority w:val="99"/>
     <w:unhideWhenUsed/>
-    <w:rsid w:val="00634C7D"/>
+    <w:rsid w:val="0059408A"/>
     <w:rPr>
       <w:color w:val="0000FF" w:themeColor="hyperlink"/>
       <w:u w:val="single"/>

--- a/docs/gost/out/06_ПМ_Программа_и_методика_испытаний.docx
+++ b/docs/gost/out/06_ПМ_Программа_и_методика_испытаний.docx
@@ -306,7 +306,7 @@
       <w:r>
         <w:fldChar w:fldCharType="separate"/>
       </w:r>
-      <w:hyperlink w:anchor="_Toc242105852" w:history="1">
+      <w:hyperlink w:anchor="_Toc242137192" w:history="1">
         <w:r>
           <w:rPr>
             <w:rStyle w:val="aff8"/>
@@ -333,7 +333,7 @@
             <w:noProof/>
             <w:webHidden/>
           </w:rPr>
-          <w:instrText xml:space="preserve"> PAGEREF _Toc242105852 \h </w:instrText>
+          <w:instrText xml:space="preserve"> PAGEREF _Toc242137192 \h </w:instrText>
         </w:r>
         <w:r>
           <w:rPr>
@@ -379,7 +379,7 @@
           <w14:ligatures w14:val="standardContextual"/>
         </w:rPr>
       </w:pPr>
-      <w:hyperlink w:anchor="_Toc242105853" w:history="1">
+      <w:hyperlink w:anchor="_Toc242137193" w:history="1">
         <w:r>
           <w:rPr>
             <w:rStyle w:val="aff8"/>
@@ -406,7 +406,7 @@
             <w:noProof/>
             <w:webHidden/>
           </w:rPr>
-          <w:instrText xml:space="preserve"> PAGEREF _Toc242105853 \h </w:instrText>
+          <w:instrText xml:space="preserve"> PAGEREF _Toc242137193 \h </w:instrText>
         </w:r>
         <w:r>
           <w:rPr>
@@ -452,7 +452,7 @@
           <w14:ligatures w14:val="standardContextual"/>
         </w:rPr>
       </w:pPr>
-      <w:hyperlink w:anchor="_Toc242105854" w:history="1">
+      <w:hyperlink w:anchor="_Toc242137194" w:history="1">
         <w:r>
           <w:rPr>
             <w:rStyle w:val="aff8"/>
@@ -479,7 +479,7 @@
             <w:noProof/>
             <w:webHidden/>
           </w:rPr>
-          <w:instrText xml:space="preserve"> PAGEREF _Toc242105854 \h </w:instrText>
+          <w:instrText xml:space="preserve"> PAGEREF _Toc242137194 \h </w:instrText>
         </w:r>
         <w:r>
           <w:rPr>
@@ -525,7 +525,7 @@
           <w14:ligatures w14:val="standardContextual"/>
         </w:rPr>
       </w:pPr>
-      <w:hyperlink w:anchor="_Toc242105855" w:history="1">
+      <w:hyperlink w:anchor="_Toc242137195" w:history="1">
         <w:r>
           <w:rPr>
             <w:rStyle w:val="aff8"/>
@@ -552,7 +552,7 @@
             <w:noProof/>
             <w:webHidden/>
           </w:rPr>
-          <w:instrText xml:space="preserve"> PAGEREF _Toc242105855 \h </w:instrText>
+          <w:instrText xml:space="preserve"> PAGEREF _Toc242137195 \h </w:instrText>
         </w:r>
         <w:r>
           <w:rPr>
@@ -598,7 +598,7 @@
           <w14:ligatures w14:val="standardContextual"/>
         </w:rPr>
       </w:pPr>
-      <w:hyperlink w:anchor="_Toc242105856" w:history="1">
+      <w:hyperlink w:anchor="_Toc242137196" w:history="1">
         <w:r>
           <w:rPr>
             <w:rStyle w:val="aff8"/>
@@ -625,7 +625,7 @@
             <w:noProof/>
             <w:webHidden/>
           </w:rPr>
-          <w:instrText xml:space="preserve"> PAGEREF _Toc242105856 \h </w:instrText>
+          <w:instrText xml:space="preserve"> PAGEREF _Toc242137196 \h </w:instrText>
         </w:r>
         <w:r>
           <w:rPr>
@@ -671,7 +671,7 @@
           <w14:ligatures w14:val="standardContextual"/>
         </w:rPr>
       </w:pPr>
-      <w:hyperlink w:anchor="_Toc242105857" w:history="1">
+      <w:hyperlink w:anchor="_Toc242137197" w:history="1">
         <w:r>
           <w:rPr>
             <w:rStyle w:val="aff8"/>
@@ -698,7 +698,7 @@
             <w:noProof/>
             <w:webHidden/>
           </w:rPr>
-          <w:instrText xml:space="preserve"> PAGEREF _Toc242105857 \h </w:instrText>
+          <w:instrText xml:space="preserve"> PAGEREF _Toc242137197 \h </w:instrText>
         </w:r>
         <w:r>
           <w:rPr>
@@ -744,7 +744,7 @@
           <w14:ligatures w14:val="standardContextual"/>
         </w:rPr>
       </w:pPr>
-      <w:hyperlink w:anchor="_Toc242105858" w:history="1">
+      <w:hyperlink w:anchor="_Toc242137198" w:history="1">
         <w:r>
           <w:rPr>
             <w:rStyle w:val="aff8"/>
@@ -771,7 +771,7 @@
             <w:noProof/>
             <w:webHidden/>
           </w:rPr>
-          <w:instrText xml:space="preserve"> PAGEREF _Toc242105858 \h </w:instrText>
+          <w:instrText xml:space="preserve"> PAGEREF _Toc242137198 \h </w:instrText>
         </w:r>
         <w:r>
           <w:rPr>
@@ -817,7 +817,7 @@
           <w14:ligatures w14:val="standardContextual"/>
         </w:rPr>
       </w:pPr>
-      <w:hyperlink w:anchor="_Toc242105859" w:history="1">
+      <w:hyperlink w:anchor="_Toc242137199" w:history="1">
         <w:r>
           <w:rPr>
             <w:rStyle w:val="aff8"/>
@@ -844,7 +844,7 @@
             <w:noProof/>
             <w:webHidden/>
           </w:rPr>
-          <w:instrText xml:space="preserve"> PAGEREF _Toc242105859 \h </w:instrText>
+          <w:instrText xml:space="preserve"> PAGEREF _Toc242137199 \h </w:instrText>
         </w:r>
         <w:r>
           <w:rPr>
@@ -890,7 +890,7 @@
           <w14:ligatures w14:val="standardContextual"/>
         </w:rPr>
       </w:pPr>
-      <w:hyperlink w:anchor="_Toc242105860" w:history="1">
+      <w:hyperlink w:anchor="_Toc242137200" w:history="1">
         <w:r>
           <w:rPr>
             <w:rStyle w:val="aff8"/>
@@ -917,7 +917,7 @@
             <w:noProof/>
             <w:webHidden/>
           </w:rPr>
-          <w:instrText xml:space="preserve"> PAGEREF _Toc242105860 \h </w:instrText>
+          <w:instrText xml:space="preserve"> PAGEREF _Toc242137200 \h </w:instrText>
         </w:r>
         <w:r>
           <w:rPr>
@@ -963,7 +963,7 @@
           <w14:ligatures w14:val="standardContextual"/>
         </w:rPr>
       </w:pPr>
-      <w:hyperlink w:anchor="_Toc242105861" w:history="1">
+      <w:hyperlink w:anchor="_Toc242137201" w:history="1">
         <w:r>
           <w:rPr>
             <w:rStyle w:val="aff8"/>
@@ -990,7 +990,7 @@
             <w:noProof/>
             <w:webHidden/>
           </w:rPr>
-          <w:instrText xml:space="preserve"> PAGEREF _Toc242105861 \h </w:instrText>
+          <w:instrText xml:space="preserve"> PAGEREF _Toc242137201 \h </w:instrText>
         </w:r>
         <w:r>
           <w:rPr>
@@ -1036,7 +1036,7 @@
           <w14:ligatures w14:val="standardContextual"/>
         </w:rPr>
       </w:pPr>
-      <w:hyperlink w:anchor="_Toc242105862" w:history="1">
+      <w:hyperlink w:anchor="_Toc242137202" w:history="1">
         <w:r>
           <w:rPr>
             <w:rStyle w:val="aff8"/>
@@ -1063,7 +1063,7 @@
             <w:noProof/>
             <w:webHidden/>
           </w:rPr>
-          <w:instrText xml:space="preserve"> PAGEREF _Toc242105862 \h </w:instrText>
+          <w:instrText xml:space="preserve"> PAGEREF _Toc242137202 \h </w:instrText>
         </w:r>
         <w:r>
           <w:rPr>
@@ -1109,7 +1109,7 @@
           <w14:ligatures w14:val="standardContextual"/>
         </w:rPr>
       </w:pPr>
-      <w:hyperlink w:anchor="_Toc242105863" w:history="1">
+      <w:hyperlink w:anchor="_Toc242137203" w:history="1">
         <w:r>
           <w:rPr>
             <w:rStyle w:val="aff8"/>
@@ -1136,7 +1136,7 @@
             <w:noProof/>
             <w:webHidden/>
           </w:rPr>
-          <w:instrText xml:space="preserve"> PAGEREF _Toc242105863 \h </w:instrText>
+          <w:instrText xml:space="preserve"> PAGEREF _Toc242137203 \h </w:instrText>
         </w:r>
         <w:r>
           <w:rPr>
@@ -1182,7 +1182,7 @@
           <w14:ligatures w14:val="standardContextual"/>
         </w:rPr>
       </w:pPr>
-      <w:hyperlink w:anchor="_Toc242105864" w:history="1">
+      <w:hyperlink w:anchor="_Toc242137204" w:history="1">
         <w:r>
           <w:rPr>
             <w:rStyle w:val="aff8"/>
@@ -1209,7 +1209,7 @@
             <w:noProof/>
             <w:webHidden/>
           </w:rPr>
-          <w:instrText xml:space="preserve"> PAGEREF _Toc242105864 \h </w:instrText>
+          <w:instrText xml:space="preserve"> PAGEREF _Toc242137204 \h </w:instrText>
         </w:r>
         <w:r>
           <w:rPr>
@@ -1255,7 +1255,7 @@
           <w14:ligatures w14:val="standardContextual"/>
         </w:rPr>
       </w:pPr>
-      <w:hyperlink w:anchor="_Toc242105865" w:history="1">
+      <w:hyperlink w:anchor="_Toc242137205" w:history="1">
         <w:r>
           <w:rPr>
             <w:rStyle w:val="aff8"/>
@@ -1282,7 +1282,7 @@
             <w:noProof/>
             <w:webHidden/>
           </w:rPr>
-          <w:instrText xml:space="preserve"> PAGEREF _Toc242105865 \h </w:instrText>
+          <w:instrText xml:space="preserve"> PAGEREF _Toc242137205 \h </w:instrText>
         </w:r>
         <w:r>
           <w:rPr>
@@ -1328,7 +1328,7 @@
           <w14:ligatures w14:val="standardContextual"/>
         </w:rPr>
       </w:pPr>
-      <w:hyperlink w:anchor="_Toc242105866" w:history="1">
+      <w:hyperlink w:anchor="_Toc242137206" w:history="1">
         <w:r>
           <w:rPr>
             <w:rStyle w:val="aff8"/>
@@ -1355,7 +1355,7 @@
             <w:noProof/>
             <w:webHidden/>
           </w:rPr>
-          <w:instrText xml:space="preserve"> PAGEREF _Toc242105866 \h </w:instrText>
+          <w:instrText xml:space="preserve"> PAGEREF _Toc242137206 \h </w:instrText>
         </w:r>
         <w:r>
           <w:rPr>
@@ -1401,7 +1401,7 @@
           <w14:ligatures w14:val="standardContextual"/>
         </w:rPr>
       </w:pPr>
-      <w:hyperlink w:anchor="_Toc242105867" w:history="1">
+      <w:hyperlink w:anchor="_Toc242137207" w:history="1">
         <w:r>
           <w:rPr>
             <w:rStyle w:val="aff8"/>
@@ -1428,7 +1428,7 @@
             <w:noProof/>
             <w:webHidden/>
           </w:rPr>
-          <w:instrText xml:space="preserve"> PAGEREF _Toc242105867 \h </w:instrText>
+          <w:instrText xml:space="preserve"> PAGEREF _Toc242137207 \h </w:instrText>
         </w:r>
         <w:r>
           <w:rPr>
@@ -1474,7 +1474,7 @@
           <w14:ligatures w14:val="standardContextual"/>
         </w:rPr>
       </w:pPr>
-      <w:hyperlink w:anchor="_Toc242105868" w:history="1">
+      <w:hyperlink w:anchor="_Toc242137208" w:history="1">
         <w:r>
           <w:rPr>
             <w:rStyle w:val="aff8"/>
@@ -1501,7 +1501,7 @@
             <w:noProof/>
             <w:webHidden/>
           </w:rPr>
-          <w:instrText xml:space="preserve"> PAGEREF _Toc242105868 \h </w:instrText>
+          <w:instrText xml:space="preserve"> PAGEREF _Toc242137208 \h </w:instrText>
         </w:r>
         <w:r>
           <w:rPr>
@@ -1547,7 +1547,7 @@
           <w14:ligatures w14:val="standardContextual"/>
         </w:rPr>
       </w:pPr>
-      <w:hyperlink w:anchor="_Toc242105869" w:history="1">
+      <w:hyperlink w:anchor="_Toc242137209" w:history="1">
         <w:r>
           <w:rPr>
             <w:rStyle w:val="aff8"/>
@@ -1574,7 +1574,7 @@
             <w:noProof/>
             <w:webHidden/>
           </w:rPr>
-          <w:instrText xml:space="preserve"> PAGEREF _Toc242105869 \h </w:instrText>
+          <w:instrText xml:space="preserve"> PAGEREF _Toc242137209 \h </w:instrText>
         </w:r>
         <w:r>
           <w:rPr>
@@ -1620,7 +1620,7 @@
           <w14:ligatures w14:val="standardContextual"/>
         </w:rPr>
       </w:pPr>
-      <w:hyperlink w:anchor="_Toc242105870" w:history="1">
+      <w:hyperlink w:anchor="_Toc242137210" w:history="1">
         <w:r>
           <w:rPr>
             <w:rStyle w:val="aff8"/>
@@ -1647,7 +1647,7 @@
             <w:noProof/>
             <w:webHidden/>
           </w:rPr>
-          <w:instrText xml:space="preserve"> PAGEREF _Toc242105870 \h </w:instrText>
+          <w:instrText xml:space="preserve"> PAGEREF _Toc242137210 \h </w:instrText>
         </w:r>
         <w:r>
           <w:rPr>
@@ -1693,7 +1693,7 @@
           <w14:ligatures w14:val="standardContextual"/>
         </w:rPr>
       </w:pPr>
-      <w:hyperlink w:anchor="_Toc242105871" w:history="1">
+      <w:hyperlink w:anchor="_Toc242137211" w:history="1">
         <w:r>
           <w:rPr>
             <w:rStyle w:val="aff8"/>
@@ -1720,7 +1720,7 @@
             <w:noProof/>
             <w:webHidden/>
           </w:rPr>
-          <w:instrText xml:space="preserve"> PAGEREF _Toc242105871 \h </w:instrText>
+          <w:instrText xml:space="preserve"> PAGEREF _Toc242137211 \h </w:instrText>
         </w:r>
         <w:r>
           <w:rPr>
@@ -1766,7 +1766,7 @@
           <w14:ligatures w14:val="standardContextual"/>
         </w:rPr>
       </w:pPr>
-      <w:hyperlink w:anchor="_Toc242105872" w:history="1">
+      <w:hyperlink w:anchor="_Toc242137212" w:history="1">
         <w:r>
           <w:rPr>
             <w:rStyle w:val="aff8"/>
@@ -1793,7 +1793,7 @@
             <w:noProof/>
             <w:webHidden/>
           </w:rPr>
-          <w:instrText xml:space="preserve"> PAGEREF _Toc242105872 \h </w:instrText>
+          <w:instrText xml:space="preserve"> PAGEREF _Toc242137212 \h </w:instrText>
         </w:r>
         <w:r>
           <w:rPr>
@@ -1839,7 +1839,7 @@
           <w14:ligatures w14:val="standardContextual"/>
         </w:rPr>
       </w:pPr>
-      <w:hyperlink w:anchor="_Toc242105873" w:history="1">
+      <w:hyperlink w:anchor="_Toc242137213" w:history="1">
         <w:r>
           <w:rPr>
             <w:rStyle w:val="aff8"/>
@@ -1866,7 +1866,7 @@
             <w:noProof/>
             <w:webHidden/>
           </w:rPr>
-          <w:instrText xml:space="preserve"> PAGEREF _Toc242105873 \h </w:instrText>
+          <w:instrText xml:space="preserve"> PAGEREF _Toc242137213 \h </w:instrText>
         </w:r>
         <w:r>
           <w:rPr>
@@ -1912,7 +1912,7 @@
           <w14:ligatures w14:val="standardContextual"/>
         </w:rPr>
       </w:pPr>
-      <w:hyperlink w:anchor="_Toc242105874" w:history="1">
+      <w:hyperlink w:anchor="_Toc242137214" w:history="1">
         <w:r>
           <w:rPr>
             <w:rStyle w:val="aff8"/>
@@ -1939,7 +1939,7 @@
             <w:noProof/>
             <w:webHidden/>
           </w:rPr>
-          <w:instrText xml:space="preserve"> PAGEREF _Toc242105874 \h </w:instrText>
+          <w:instrText xml:space="preserve"> PAGEREF _Toc242137214 \h </w:instrText>
         </w:r>
         <w:r>
           <w:rPr>
@@ -1985,7 +1985,7 @@
           <w14:ligatures w14:val="standardContextual"/>
         </w:rPr>
       </w:pPr>
-      <w:hyperlink w:anchor="_Toc242105875" w:history="1">
+      <w:hyperlink w:anchor="_Toc242137215" w:history="1">
         <w:r>
           <w:rPr>
             <w:rStyle w:val="aff8"/>
@@ -2012,7 +2012,7 @@
             <w:noProof/>
             <w:webHidden/>
           </w:rPr>
-          <w:instrText xml:space="preserve"> PAGEREF _Toc242105875 \h </w:instrText>
+          <w:instrText xml:space="preserve"> PAGEREF _Toc242137215 \h </w:instrText>
         </w:r>
         <w:r>
           <w:rPr>
@@ -2058,7 +2058,7 @@
           <w14:ligatures w14:val="standardContextual"/>
         </w:rPr>
       </w:pPr>
-      <w:hyperlink w:anchor="_Toc242105876" w:history="1">
+      <w:hyperlink w:anchor="_Toc242137216" w:history="1">
         <w:r>
           <w:rPr>
             <w:rStyle w:val="aff8"/>
@@ -2085,7 +2085,7 @@
             <w:noProof/>
             <w:webHidden/>
           </w:rPr>
-          <w:instrText xml:space="preserve"> PAGEREF _Toc242105876 \h </w:instrText>
+          <w:instrText xml:space="preserve"> PAGEREF _Toc242137216 \h </w:instrText>
         </w:r>
         <w:r>
           <w:rPr>
@@ -2131,7 +2131,7 @@
           <w14:ligatures w14:val="standardContextual"/>
         </w:rPr>
       </w:pPr>
-      <w:hyperlink w:anchor="_Toc242105877" w:history="1">
+      <w:hyperlink w:anchor="_Toc242137217" w:history="1">
         <w:r>
           <w:rPr>
             <w:rStyle w:val="aff8"/>
@@ -2158,7 +2158,7 @@
             <w:noProof/>
             <w:webHidden/>
           </w:rPr>
-          <w:instrText xml:space="preserve"> PAGEREF _Toc242105877 \h </w:instrText>
+          <w:instrText xml:space="preserve"> PAGEREF _Toc242137217 \h </w:instrText>
         </w:r>
         <w:r>
           <w:rPr>
@@ -2204,7 +2204,7 @@
           <w14:ligatures w14:val="standardContextual"/>
         </w:rPr>
       </w:pPr>
-      <w:hyperlink w:anchor="_Toc242105878" w:history="1">
+      <w:hyperlink w:anchor="_Toc242137218" w:history="1">
         <w:r>
           <w:rPr>
             <w:rStyle w:val="aff8"/>
@@ -2231,7 +2231,7 @@
             <w:noProof/>
             <w:webHidden/>
           </w:rPr>
-          <w:instrText xml:space="preserve"> PAGEREF _Toc242105878 \h </w:instrText>
+          <w:instrText xml:space="preserve"> PAGEREF _Toc242137218 \h </w:instrText>
         </w:r>
         <w:r>
           <w:rPr>
@@ -2277,7 +2277,7 @@
           <w14:ligatures w14:val="standardContextual"/>
         </w:rPr>
       </w:pPr>
-      <w:hyperlink w:anchor="_Toc242105879" w:history="1">
+      <w:hyperlink w:anchor="_Toc242137219" w:history="1">
         <w:r>
           <w:rPr>
             <w:rStyle w:val="aff8"/>
@@ -2304,7 +2304,7 @@
             <w:noProof/>
             <w:webHidden/>
           </w:rPr>
-          <w:instrText xml:space="preserve"> PAGEREF _Toc242105879 \h </w:instrText>
+          <w:instrText xml:space="preserve"> PAGEREF _Toc242137219 \h </w:instrText>
         </w:r>
         <w:r>
           <w:rPr>
@@ -2350,7 +2350,7 @@
           <w14:ligatures w14:val="standardContextual"/>
         </w:rPr>
       </w:pPr>
-      <w:hyperlink w:anchor="_Toc242105880" w:history="1">
+      <w:hyperlink w:anchor="_Toc242137220" w:history="1">
         <w:r>
           <w:rPr>
             <w:rStyle w:val="aff8"/>
@@ -2377,7 +2377,7 @@
             <w:noProof/>
             <w:webHidden/>
           </w:rPr>
-          <w:instrText xml:space="preserve"> PAGEREF _Toc242105880 \h </w:instrText>
+          <w:instrText xml:space="preserve"> PAGEREF _Toc242137220 \h </w:instrText>
         </w:r>
         <w:r>
           <w:rPr>
@@ -2423,7 +2423,7 @@
           <w14:ligatures w14:val="standardContextual"/>
         </w:rPr>
       </w:pPr>
-      <w:hyperlink w:anchor="_Toc242105881" w:history="1">
+      <w:hyperlink w:anchor="_Toc242137221" w:history="1">
         <w:r>
           <w:rPr>
             <w:rStyle w:val="aff8"/>
@@ -2450,7 +2450,7 @@
             <w:noProof/>
             <w:webHidden/>
           </w:rPr>
-          <w:instrText xml:space="preserve"> PAGEREF _Toc242105881 \h </w:instrText>
+          <w:instrText xml:space="preserve"> PAGEREF _Toc242137221 \h </w:instrText>
         </w:r>
         <w:r>
           <w:rPr>
@@ -2470,7 +2470,7 @@
             <w:noProof/>
             <w:webHidden/>
           </w:rPr>
-          <w:t>17</w:t>
+          <w:t>18</w:t>
         </w:r>
         <w:r>
           <w:rPr>
@@ -2496,7 +2496,7 @@
           <w14:ligatures w14:val="standardContextual"/>
         </w:rPr>
       </w:pPr>
-      <w:hyperlink w:anchor="_Toc242105882" w:history="1">
+      <w:hyperlink w:anchor="_Toc242137222" w:history="1">
         <w:r>
           <w:rPr>
             <w:rStyle w:val="aff8"/>
@@ -2523,7 +2523,7 @@
             <w:noProof/>
             <w:webHidden/>
           </w:rPr>
-          <w:instrText xml:space="preserve"> PAGEREF _Toc242105882 \h </w:instrText>
+          <w:instrText xml:space="preserve"> PAGEREF _Toc242137222 \h </w:instrText>
         </w:r>
         <w:r>
           <w:rPr>
@@ -2569,7 +2569,7 @@
           <w14:ligatures w14:val="standardContextual"/>
         </w:rPr>
       </w:pPr>
-      <w:hyperlink w:anchor="_Toc242105883" w:history="1">
+      <w:hyperlink w:anchor="_Toc242137223" w:history="1">
         <w:r>
           <w:rPr>
             <w:rStyle w:val="aff8"/>
@@ -2596,7 +2596,7 @@
             <w:noProof/>
             <w:webHidden/>
           </w:rPr>
-          <w:instrText xml:space="preserve"> PAGEREF _Toc242105883 \h </w:instrText>
+          <w:instrText xml:space="preserve"> PAGEREF _Toc242137223 \h </w:instrText>
         </w:r>
         <w:r>
           <w:rPr>
@@ -2642,7 +2642,7 @@
           <w14:ligatures w14:val="standardContextual"/>
         </w:rPr>
       </w:pPr>
-      <w:hyperlink w:anchor="_Toc242105884" w:history="1">
+      <w:hyperlink w:anchor="_Toc242137224" w:history="1">
         <w:r>
           <w:rPr>
             <w:rStyle w:val="aff8"/>
@@ -2669,7 +2669,7 @@
             <w:noProof/>
             <w:webHidden/>
           </w:rPr>
-          <w:instrText xml:space="preserve"> PAGEREF _Toc242105884 \h </w:instrText>
+          <w:instrText xml:space="preserve"> PAGEREF _Toc242137224 \h </w:instrText>
         </w:r>
         <w:r>
           <w:rPr>
@@ -2689,7 +2689,7 @@
             <w:noProof/>
             <w:webHidden/>
           </w:rPr>
-          <w:t>18</w:t>
+          <w:t>19</w:t>
         </w:r>
         <w:r>
           <w:rPr>
@@ -2715,7 +2715,7 @@
           <w14:ligatures w14:val="standardContextual"/>
         </w:rPr>
       </w:pPr>
-      <w:hyperlink w:anchor="_Toc242105885" w:history="1">
+      <w:hyperlink w:anchor="_Toc242137225" w:history="1">
         <w:r>
           <w:rPr>
             <w:rStyle w:val="aff8"/>
@@ -2742,7 +2742,7 @@
             <w:noProof/>
             <w:webHidden/>
           </w:rPr>
-          <w:instrText xml:space="preserve"> PAGEREF _Toc242105885 \h </w:instrText>
+          <w:instrText xml:space="preserve"> PAGEREF _Toc242137225 \h </w:instrText>
         </w:r>
         <w:r>
           <w:rPr>
@@ -2788,7 +2788,7 @@
           <w14:ligatures w14:val="standardContextual"/>
         </w:rPr>
       </w:pPr>
-      <w:hyperlink w:anchor="_Toc242105886" w:history="1">
+      <w:hyperlink w:anchor="_Toc242137226" w:history="1">
         <w:r>
           <w:rPr>
             <w:rStyle w:val="aff8"/>
@@ -2815,7 +2815,7 @@
             <w:noProof/>
             <w:webHidden/>
           </w:rPr>
-          <w:instrText xml:space="preserve"> PAGEREF _Toc242105886 \h </w:instrText>
+          <w:instrText xml:space="preserve"> PAGEREF _Toc242137226 \h </w:instrText>
         </w:r>
         <w:r>
           <w:rPr>
@@ -2861,7 +2861,7 @@
           <w14:ligatures w14:val="standardContextual"/>
         </w:rPr>
       </w:pPr>
-      <w:hyperlink w:anchor="_Toc242105887" w:history="1">
+      <w:hyperlink w:anchor="_Toc242137227" w:history="1">
         <w:r>
           <w:rPr>
             <w:rStyle w:val="aff8"/>
@@ -2888,7 +2888,7 @@
             <w:noProof/>
             <w:webHidden/>
           </w:rPr>
-          <w:instrText xml:space="preserve"> PAGEREF _Toc242105887 \h </w:instrText>
+          <w:instrText xml:space="preserve"> PAGEREF _Toc242137227 \h </w:instrText>
         </w:r>
         <w:r>
           <w:rPr>
@@ -2908,7 +2908,7 @@
             <w:noProof/>
             <w:webHidden/>
           </w:rPr>
-          <w:t>19</w:t>
+          <w:t>20</w:t>
         </w:r>
         <w:r>
           <w:rPr>
@@ -2934,7 +2934,7 @@
           <w14:ligatures w14:val="standardContextual"/>
         </w:rPr>
       </w:pPr>
-      <w:hyperlink w:anchor="_Toc242105888" w:history="1">
+      <w:hyperlink w:anchor="_Toc242137228" w:history="1">
         <w:r>
           <w:rPr>
             <w:rStyle w:val="aff8"/>
@@ -2961,7 +2961,7 @@
             <w:noProof/>
             <w:webHidden/>
           </w:rPr>
-          <w:instrText xml:space="preserve"> PAGEREF _Toc242105888 \h </w:instrText>
+          <w:instrText xml:space="preserve"> PAGEREF _Toc242137228 \h </w:instrText>
         </w:r>
         <w:r>
           <w:rPr>
@@ -3007,7 +3007,7 @@
           <w14:ligatures w14:val="standardContextual"/>
         </w:rPr>
       </w:pPr>
-      <w:hyperlink w:anchor="_Toc242105889" w:history="1">
+      <w:hyperlink w:anchor="_Toc242137229" w:history="1">
         <w:r>
           <w:rPr>
             <w:rStyle w:val="aff8"/>
@@ -3034,7 +3034,7 @@
             <w:noProof/>
             <w:webHidden/>
           </w:rPr>
-          <w:instrText xml:space="preserve"> PAGEREF _Toc242105889 \h </w:instrText>
+          <w:instrText xml:space="preserve"> PAGEREF _Toc242137229 \h </w:instrText>
         </w:r>
         <w:r>
           <w:rPr>
@@ -3080,7 +3080,7 @@
           <w14:ligatures w14:val="standardContextual"/>
         </w:rPr>
       </w:pPr>
-      <w:hyperlink w:anchor="_Toc242105890" w:history="1">
+      <w:hyperlink w:anchor="_Toc242137230" w:history="1">
         <w:r>
           <w:rPr>
             <w:rStyle w:val="aff8"/>
@@ -3107,7 +3107,7 @@
             <w:noProof/>
             <w:webHidden/>
           </w:rPr>
-          <w:instrText xml:space="preserve"> PAGEREF _Toc242105890 \h </w:instrText>
+          <w:instrText xml:space="preserve"> PAGEREF _Toc242137230 \h </w:instrText>
         </w:r>
         <w:r>
           <w:rPr>
@@ -3153,7 +3153,7 @@
           <w14:ligatures w14:val="standardContextual"/>
         </w:rPr>
       </w:pPr>
-      <w:hyperlink w:anchor="_Toc242105891" w:history="1">
+      <w:hyperlink w:anchor="_Toc242137231" w:history="1">
         <w:r>
           <w:rPr>
             <w:rStyle w:val="aff8"/>
@@ -3180,7 +3180,7 @@
             <w:noProof/>
             <w:webHidden/>
           </w:rPr>
-          <w:instrText xml:space="preserve"> PAGEREF _Toc242105891 \h </w:instrText>
+          <w:instrText xml:space="preserve"> PAGEREF _Toc242137231 \h </w:instrText>
         </w:r>
         <w:r>
           <w:rPr>
@@ -3226,7 +3226,7 @@
         <w:ind w:firstLine="0"/>
         <w:jc w:val="center"/>
       </w:pPr>
-      <w:bookmarkStart w:id="0" w:name="_Toc242105852"/>
+      <w:bookmarkStart w:id="0" w:name="_Toc242137192"/>
       <w:r>
         <w:lastRenderedPageBreak/>
         <w:t>ПЕРЕЧЕНЬ ТЕРМИНОВ И СОКРАЩЕНИЙ</w:t>
@@ -4488,7 +4488,7 @@
         <w:pStyle w:val="1"/>
         <w:pageBreakBefore/>
       </w:pPr>
-      <w:bookmarkStart w:id="1" w:name="_Toc242105853"/>
+      <w:bookmarkStart w:id="1" w:name="_Toc242137193"/>
       <w:r>
         <w:lastRenderedPageBreak/>
         <w:t>1 Объект испытаний</w:t>
@@ -4499,7 +4499,7 @@
       <w:pPr>
         <w:pStyle w:val="21"/>
       </w:pPr>
-      <w:bookmarkStart w:id="2" w:name="_Toc242105854"/>
+      <w:bookmarkStart w:id="2" w:name="_Toc242137194"/>
       <w:r>
         <w:t>1.1 Наименование системы</w:t>
       </w:r>
@@ -4514,7 +4514,7 @@
       <w:pPr>
         <w:pStyle w:val="21"/>
       </w:pPr>
-      <w:bookmarkStart w:id="3" w:name="_Toc242105855"/>
+      <w:bookmarkStart w:id="3" w:name="_Toc242137195"/>
       <w:r>
         <w:t>1.2 Область применения</w:t>
       </w:r>
@@ -4529,7 +4529,7 @@
       <w:pPr>
         <w:pStyle w:val="21"/>
       </w:pPr>
-      <w:bookmarkStart w:id="4" w:name="_Toc242105856"/>
+      <w:bookmarkStart w:id="4" w:name="_Toc242137196"/>
       <w:r>
         <w:t>1.3 Состав объекта испытаний</w:t>
       </w:r>
@@ -4545,7 +4545,7 @@
         <w:pStyle w:val="1"/>
         <w:pageBreakBefore/>
       </w:pPr>
-      <w:bookmarkStart w:id="5" w:name="_Toc242105857"/>
+      <w:bookmarkStart w:id="5" w:name="_Toc242137197"/>
       <w:r>
         <w:lastRenderedPageBreak/>
         <w:t>2 Цель испытаний</w:t>
@@ -4562,7 +4562,7 @@
         <w:pStyle w:val="1"/>
         <w:pageBreakBefore/>
       </w:pPr>
-      <w:bookmarkStart w:id="6" w:name="_Toc242105858"/>
+      <w:bookmarkStart w:id="6" w:name="_Toc242137198"/>
       <w:r>
         <w:lastRenderedPageBreak/>
         <w:t>3 Общие положения</w:t>
@@ -4573,7 +4573,7 @@
       <w:pPr>
         <w:pStyle w:val="21"/>
       </w:pPr>
-      <w:bookmarkStart w:id="7" w:name="_Toc242105859"/>
+      <w:bookmarkStart w:id="7" w:name="_Toc242137199"/>
       <w:r>
         <w:t>3.1 Перечень руководящих документов</w:t>
       </w:r>
@@ -4603,7 +4603,7 @@
       <w:pPr>
         <w:pStyle w:val="21"/>
       </w:pPr>
-      <w:bookmarkStart w:id="8" w:name="_Toc242105860"/>
+      <w:bookmarkStart w:id="8" w:name="_Toc242137200"/>
       <w:r>
         <w:t>3.2 Виды испытаний</w:t>
       </w:r>
@@ -4643,7 +4643,7 @@
       <w:pPr>
         <w:pStyle w:val="21"/>
       </w:pPr>
-      <w:bookmarkStart w:id="9" w:name="_Toc242105861"/>
+      <w:bookmarkStart w:id="9" w:name="_Toc242137201"/>
       <w:r>
         <w:t>3.3 Место и продолжительность испытаний</w:t>
       </w:r>
@@ -4658,7 +4658,7 @@
       <w:pPr>
         <w:pStyle w:val="21"/>
       </w:pPr>
-      <w:bookmarkStart w:id="10" w:name="_Toc242105862"/>
+      <w:bookmarkStart w:id="10" w:name="_Toc242137202"/>
       <w:r>
         <w:t>3.4 Организации-участники</w:t>
       </w:r>
@@ -4673,7 +4673,7 @@
       <w:pPr>
         <w:pStyle w:val="21"/>
       </w:pPr>
-      <w:bookmarkStart w:id="11" w:name="_Toc242105863"/>
+      <w:bookmarkStart w:id="11" w:name="_Toc242137203"/>
       <w:r>
         <w:t>3.5 Перечень предъявляемых на испытания документов</w:t>
       </w:r>
@@ -4689,7 +4689,7 @@
         <w:pStyle w:val="1"/>
         <w:pageBreakBefore/>
       </w:pPr>
-      <w:bookmarkStart w:id="12" w:name="_Toc242105864"/>
+      <w:bookmarkStart w:id="12" w:name="_Toc242137204"/>
       <w:r>
         <w:lastRenderedPageBreak/>
         <w:t>4 Объём испытаний</w:t>
@@ -4700,7 +4700,7 @@
       <w:pPr>
         <w:pStyle w:val="21"/>
       </w:pPr>
-      <w:bookmarkStart w:id="13" w:name="_Toc242105865"/>
+      <w:bookmarkStart w:id="13" w:name="_Toc242137205"/>
       <w:r>
         <w:t>4.1 Перечень этапов</w:t>
       </w:r>
@@ -4750,7 +4750,7 @@
       <w:pPr>
         <w:pStyle w:val="21"/>
       </w:pPr>
-      <w:bookmarkStart w:id="14" w:name="_Toc242105866"/>
+      <w:bookmarkStart w:id="14" w:name="_Toc242137206"/>
       <w:r>
         <w:t>4.2 Критерии успешности</w:t>
       </w:r>
@@ -4781,7 +4781,7 @@
         <w:pStyle w:val="1"/>
         <w:pageBreakBefore/>
       </w:pPr>
-      <w:bookmarkStart w:id="15" w:name="_Toc242105867"/>
+      <w:bookmarkStart w:id="15" w:name="_Toc242137207"/>
       <w:r>
         <w:lastRenderedPageBreak/>
         <w:t>5 Условия и порядок проведения испытаний</w:t>
@@ -4792,7 +4792,7 @@
       <w:pPr>
         <w:pStyle w:val="21"/>
       </w:pPr>
-      <w:bookmarkStart w:id="16" w:name="_Toc242105868"/>
+      <w:bookmarkStart w:id="16" w:name="_Toc242137208"/>
       <w:r>
         <w:t>5.1 Условия проведения</w:t>
       </w:r>
@@ -4832,7 +4832,7 @@
       <w:pPr>
         <w:pStyle w:val="21"/>
       </w:pPr>
-      <w:bookmarkStart w:id="17" w:name="_Toc242105869"/>
+      <w:bookmarkStart w:id="17" w:name="_Toc242137209"/>
       <w:r>
         <w:t>5.2 Порядок проведения</w:t>
       </w:r>
@@ -4847,7 +4847,7 @@
       <w:pPr>
         <w:pStyle w:val="21"/>
       </w:pPr>
-      <w:bookmarkStart w:id="18" w:name="_Toc242105870"/>
+      <w:bookmarkStart w:id="18" w:name="_Toc242137210"/>
       <w:r>
         <w:t>5.3 Персонал</w:t>
       </w:r>
@@ -4863,7 +4863,7 @@
         <w:pStyle w:val="1"/>
         <w:pageBreakBefore/>
       </w:pPr>
-      <w:bookmarkStart w:id="19" w:name="_Toc242105871"/>
+      <w:bookmarkStart w:id="19" w:name="_Toc242137211"/>
       <w:r>
         <w:lastRenderedPageBreak/>
         <w:t>6 Материально-техническое обеспечение</w:t>
@@ -4880,7 +4880,7 @@
         <w:pStyle w:val="1"/>
         <w:pageBreakBefore/>
       </w:pPr>
-      <w:bookmarkStart w:id="20" w:name="_Toc242105872"/>
+      <w:bookmarkStart w:id="20" w:name="_Toc242137212"/>
       <w:r>
         <w:lastRenderedPageBreak/>
         <w:t>7 Метрологическое обеспечение</w:t>
@@ -4897,7 +4897,7 @@
         <w:pStyle w:val="1"/>
         <w:pageBreakBefore/>
       </w:pPr>
-      <w:bookmarkStart w:id="21" w:name="_Toc242105873"/>
+      <w:bookmarkStart w:id="21" w:name="_Toc242137213"/>
       <w:r>
         <w:lastRenderedPageBreak/>
         <w:t>8 Отчётность</w:t>
@@ -4916,7 +4916,7 @@
         <w:ind w:firstLine="0"/>
         <w:jc w:val="center"/>
       </w:pPr>
-      <w:bookmarkStart w:id="22" w:name="_Toc242105874"/>
+      <w:bookmarkStart w:id="22" w:name="_Toc242137214"/>
       <w:r>
         <w:lastRenderedPageBreak/>
         <w:t>Приложение А</w:t>
@@ -4940,7 +4940,7 @@
       <w:pPr>
         <w:pStyle w:val="21"/>
       </w:pPr>
-      <w:bookmarkStart w:id="23" w:name="_Toc242105875"/>
+      <w:bookmarkStart w:id="23" w:name="_Toc242137215"/>
       <w:r>
         <w:t>А.1 Подсистема «Организационная структура и права доступа»</w:t>
       </w:r>
@@ -6031,7 +6031,7 @@
       <w:pPr>
         <w:pStyle w:val="21"/>
       </w:pPr>
-      <w:bookmarkStart w:id="24" w:name="_Toc242105876"/>
+      <w:bookmarkStart w:id="24" w:name="_Toc242137216"/>
       <w:r>
         <w:t>А.2 Подсистема «Каталог недвижимости»</w:t>
       </w:r>
@@ -6737,7 +6737,7 @@
       <w:pPr>
         <w:pStyle w:val="21"/>
       </w:pPr>
-      <w:bookmarkStart w:id="25" w:name="_Toc242105877"/>
+      <w:bookmarkStart w:id="25" w:name="_Toc242137217"/>
       <w:r>
         <w:t>А.3 Подсистема «Работа с клиентами»</w:t>
       </w:r>
@@ -7596,7 +7596,7 @@
       <w:pPr>
         <w:pStyle w:val="21"/>
       </w:pPr>
-      <w:bookmarkStart w:id="26" w:name="_Toc242105878"/>
+      <w:bookmarkStart w:id="26" w:name="_Toc242137218"/>
       <w:r>
         <w:lastRenderedPageBreak/>
         <w:t>А.4 Подсистема «Сделки»</w:t>
@@ -8630,7 +8630,7 @@
       <w:pPr>
         <w:pStyle w:val="21"/>
       </w:pPr>
-      <w:bookmarkStart w:id="27" w:name="_Toc242105879"/>
+      <w:bookmarkStart w:id="27" w:name="_Toc242137219"/>
       <w:r>
         <w:t>А.5 Подсистема «Финансы»</w:t>
       </w:r>
@@ -9828,6 +9828,238 @@
           </w:p>
         </w:tc>
       </w:tr>
+      <w:tr>
+        <w:trPr>
+          <w:cantSplit/>
+          <w:jc w:val="center"/>
+        </w:trPr>
+        <w:tc>
+          <w:tcPr>
+            <w:tcW w:w="842" w:type="dxa"/>
+          </w:tcPr>
+          <w:p>
+            <w:pPr>
+              <w:pStyle w:val="GostTable"/>
+            </w:pPr>
+            <w:r>
+              <w:t>А5.20</w:t>
+            </w:r>
+          </w:p>
+        </w:tc>
+        <w:tc>
+          <w:tcPr>
+            <w:tcW w:w="1029" w:type="dxa"/>
+          </w:tcPr>
+          <w:p>
+            <w:pPr>
+              <w:pStyle w:val="GostTable"/>
+            </w:pPr>
+            <w:r>
+              <w:t>ФИН-08</w:t>
+            </w:r>
+          </w:p>
+        </w:tc>
+        <w:tc>
+          <w:tcPr>
+            <w:tcW w:w="4209" w:type="dxa"/>
+          </w:tcPr>
+          <w:p>
+            <w:pPr>
+              <w:pStyle w:val="GostTable"/>
+            </w:pPr>
+            <w:r>
+              <w:t>Завести условия 100 %, 6, 12, 24, 36 мес. без прав на «Скидки», затем с правами</w:t>
+            </w:r>
+          </w:p>
+        </w:tc>
+        <w:tc>
+          <w:tcPr>
+            <w:tcW w:w="3274" w:type="dxa"/>
+          </w:tcPr>
+          <w:p>
+            <w:pPr>
+              <w:pStyle w:val="GostTable"/>
+            </w:pPr>
+            <w:r>
+              <w:t>Без прав — отказ; с правами — условия сохранены; повтор срока отклоняется</w:t>
+            </w:r>
+          </w:p>
+        </w:tc>
+      </w:tr>
+      <w:tr>
+        <w:trPr>
+          <w:cantSplit/>
+          <w:jc w:val="center"/>
+        </w:trPr>
+        <w:tc>
+          <w:tcPr>
+            <w:tcW w:w="842" w:type="dxa"/>
+          </w:tcPr>
+          <w:p>
+            <w:pPr>
+              <w:pStyle w:val="GostTable"/>
+            </w:pPr>
+            <w:r>
+              <w:t>А5.21</w:t>
+            </w:r>
+          </w:p>
+        </w:tc>
+        <w:tc>
+          <w:tcPr>
+            <w:tcW w:w="1029" w:type="dxa"/>
+          </w:tcPr>
+          <w:p>
+            <w:pPr>
+              <w:pStyle w:val="GostTable"/>
+            </w:pPr>
+            <w:r>
+              <w:t>ФИН-08</w:t>
+            </w:r>
+          </w:p>
+        </w:tc>
+        <w:tc>
+          <w:tcPr>
+            <w:tcW w:w="4209" w:type="dxa"/>
+          </w:tcPr>
+          <w:p>
+            <w:pPr>
+              <w:pStyle w:val="GostTable"/>
+            </w:pPr>
+            <w:r>
+              <w:t>В карточке объекта с прайсом в USD нажать «Рассрочка» и выбрать 12 мес.</w:t>
+            </w:r>
+          </w:p>
+        </w:tc>
+        <w:tc>
+          <w:tcPr>
+            <w:tcW w:w="3274" w:type="dxa"/>
+          </w:tcPr>
+          <w:p>
+            <w:pPr>
+              <w:pStyle w:val="GostTable"/>
+            </w:pPr>
+            <w:r>
+              <w:t>Цена пересчитана в валюту сделок по курсу; таблица сроков и график выбранного срока; сумма графика равна цене со скидкой</w:t>
+            </w:r>
+          </w:p>
+        </w:tc>
+      </w:tr>
+      <w:tr>
+        <w:trPr>
+          <w:cantSplit/>
+          <w:jc w:val="center"/>
+        </w:trPr>
+        <w:tc>
+          <w:tcPr>
+            <w:tcW w:w="842" w:type="dxa"/>
+          </w:tcPr>
+          <w:p>
+            <w:pPr>
+              <w:pStyle w:val="GostTable"/>
+            </w:pPr>
+            <w:r>
+              <w:t>А5.22</w:t>
+            </w:r>
+          </w:p>
+        </w:tc>
+        <w:tc>
+          <w:tcPr>
+            <w:tcW w:w="1029" w:type="dxa"/>
+          </w:tcPr>
+          <w:p>
+            <w:pPr>
+              <w:pStyle w:val="GostTable"/>
+            </w:pPr>
+            <w:r>
+              <w:t>ФИН-08</w:t>
+            </w:r>
+          </w:p>
+        </w:tc>
+        <w:tc>
+          <w:tcPr>
+            <w:tcW w:w="4209" w:type="dxa"/>
+          </w:tcPr>
+          <w:p>
+            <w:pPr>
+              <w:pStyle w:val="GostTable"/>
+            </w:pPr>
+            <w:r>
+              <w:t>Нажать «Печать» в калькуляторе</w:t>
+            </w:r>
+          </w:p>
+        </w:tc>
+        <w:tc>
+          <w:tcPr>
+            <w:tcW w:w="3274" w:type="dxa"/>
+          </w:tcPr>
+          <w:p>
+            <w:pPr>
+              <w:pStyle w:val="GostTable"/>
+            </w:pPr>
+            <w:r>
+              <w:t>Печатная форма с таблицей сроков, графиком и пометкой о предварительном расчёте</w:t>
+            </w:r>
+          </w:p>
+        </w:tc>
+      </w:tr>
+      <w:tr>
+        <w:trPr>
+          <w:cantSplit/>
+          <w:jc w:val="center"/>
+        </w:trPr>
+        <w:tc>
+          <w:tcPr>
+            <w:tcW w:w="842" w:type="dxa"/>
+          </w:tcPr>
+          <w:p>
+            <w:pPr>
+              <w:pStyle w:val="GostTable"/>
+            </w:pPr>
+            <w:r>
+              <w:t>А5.23</w:t>
+            </w:r>
+          </w:p>
+        </w:tc>
+        <w:tc>
+          <w:tcPr>
+            <w:tcW w:w="1029" w:type="dxa"/>
+          </w:tcPr>
+          <w:p>
+            <w:pPr>
+              <w:pStyle w:val="GostTable"/>
+            </w:pPr>
+            <w:r>
+              <w:t>ФИН-08</w:t>
+            </w:r>
+          </w:p>
+        </w:tc>
+        <w:tc>
+          <w:tcPr>
+            <w:tcW w:w="4209" w:type="dxa"/>
+          </w:tcPr>
+          <w:p>
+            <w:pPr>
+              <w:pStyle w:val="GostTable"/>
+            </w:pPr>
+            <w:r>
+              <w:t>В сделке без графика выбрать 12 мес. и «Создать график»</w:t>
+            </w:r>
+          </w:p>
+        </w:tc>
+        <w:tc>
+          <w:tcPr>
+            <w:tcW w:w="3274" w:type="dxa"/>
+          </w:tcPr>
+          <w:p>
+            <w:pPr>
+              <w:pStyle w:val="GostTable"/>
+            </w:pPr>
+            <w:r>
+              <w:t>Стоимость по договору — цена варианта; график из 13 платежей сохранён; сделка «В работе»; повторное создание недоступно</w:t>
+            </w:r>
+          </w:p>
+        </w:tc>
+      </w:tr>
     </w:tbl>
     <w:p>
       <w:pPr>
@@ -9838,7 +10070,7 @@
       <w:pPr>
         <w:pStyle w:val="21"/>
       </w:pPr>
-      <w:bookmarkStart w:id="28" w:name="_Toc242105880"/>
+      <w:bookmarkStart w:id="28" w:name="_Toc242137220"/>
       <w:r>
         <w:t>А.6 Подсистема «Шаблоны документов»</w:t>
       </w:r>
@@ -10117,8 +10349,9 @@
       <w:pPr>
         <w:pStyle w:val="21"/>
       </w:pPr>
-      <w:bookmarkStart w:id="29" w:name="_Toc242105881"/>
+      <w:bookmarkStart w:id="29" w:name="_Toc242137221"/>
       <w:r>
+        <w:lastRenderedPageBreak/>
         <w:t>А.7 Подсистема «Задачи»</w:t>
       </w:r>
       <w:bookmarkEnd w:id="29"/>
@@ -10458,7 +10691,6 @@
               <w:pStyle w:val="GostTable"/>
             </w:pPr>
             <w:r>
-              <w:lastRenderedPageBreak/>
               <w:t>А7.5</w:t>
             </w:r>
           </w:p>
@@ -10513,7 +10745,7 @@
       <w:pPr>
         <w:pStyle w:val="21"/>
       </w:pPr>
-      <w:bookmarkStart w:id="30" w:name="_Toc242105882"/>
+      <w:bookmarkStart w:id="30" w:name="_Toc242137222"/>
       <w:r>
         <w:t>А.8 Подсистема «Аналитика и отчётность»</w:t>
       </w:r>
@@ -10908,7 +11140,7 @@
       <w:pPr>
         <w:pStyle w:val="21"/>
       </w:pPr>
-      <w:bookmarkStart w:id="31" w:name="_Toc242105883"/>
+      <w:bookmarkStart w:id="31" w:name="_Toc242137223"/>
       <w:r>
         <w:t>А.9 Подсистема «Интеграция с партнёрами»</w:t>
       </w:r>
@@ -11487,7 +11719,7 @@
       <w:pPr>
         <w:pStyle w:val="21"/>
       </w:pPr>
-      <w:bookmarkStart w:id="32" w:name="_Toc242105884"/>
+      <w:bookmarkStart w:id="32" w:name="_Toc242137224"/>
       <w:r>
         <w:t>А.10 Подсистема «Регламентные задания»</w:t>
       </w:r>
@@ -11664,7 +11896,6 @@
               <w:pStyle w:val="GostTable"/>
             </w:pPr>
             <w:r>
-              <w:lastRenderedPageBreak/>
               <w:t>А10.2</w:t>
             </w:r>
           </w:p>
@@ -11927,7 +12158,7 @@
       <w:pPr>
         <w:pStyle w:val="21"/>
       </w:pPr>
-      <w:bookmarkStart w:id="33" w:name="_Toc242105885"/>
+      <w:bookmarkStart w:id="33" w:name="_Toc242137225"/>
       <w:r>
         <w:t>А.11 Сквозной сценарий продажи</w:t>
       </w:r>
@@ -12197,7 +12428,7 @@
       <w:pPr>
         <w:pStyle w:val="21"/>
       </w:pPr>
-      <w:bookmarkStart w:id="34" w:name="_Toc242105886"/>
+      <w:bookmarkStart w:id="34" w:name="_Toc242137226"/>
       <w:r>
         <w:t>А.12 Защита информации</w:t>
       </w:r>
@@ -12594,8 +12825,9 @@
       <w:pPr>
         <w:pStyle w:val="21"/>
       </w:pPr>
-      <w:bookmarkStart w:id="35" w:name="_Toc242105887"/>
+      <w:bookmarkStart w:id="35" w:name="_Toc242137227"/>
       <w:r>
+        <w:lastRenderedPageBreak/>
         <w:t>А.13 Эргономика и многоязычность</w:t>
       </w:r>
       <w:bookmarkEnd w:id="35"/>
@@ -12823,7 +13055,6 @@
               <w:pStyle w:val="GostTable"/>
             </w:pPr>
             <w:r>
-              <w:lastRenderedPageBreak/>
               <w:t>А13.4</w:t>
             </w:r>
           </w:p>
@@ -12865,7 +13096,7 @@
       <w:pPr>
         <w:pStyle w:val="21"/>
       </w:pPr>
-      <w:bookmarkStart w:id="36" w:name="_Toc242105888"/>
+      <w:bookmarkStart w:id="36" w:name="_Toc242137228"/>
       <w:r>
         <w:t>А.14 Показатели назначения</w:t>
       </w:r>
@@ -13093,7 +13324,7 @@
         <w:ind w:firstLine="0"/>
         <w:jc w:val="center"/>
       </w:pPr>
-      <w:bookmarkStart w:id="37" w:name="_Toc242105889"/>
+      <w:bookmarkStart w:id="37" w:name="_Toc242137229"/>
       <w:r>
         <w:lastRenderedPageBreak/>
         <w:t>Приложение Б</w:t>
@@ -13417,7 +13648,17 @@
               <w:pStyle w:val="GostTable"/>
             </w:pPr>
             <w:r>
-              <w:t>Курс на дату и приоритет ручного курса компании; пересчёт без округления кросс-курса; пересчёт цены при брони и отказ без курса; график со строками в USD хранится в валюте сделки с исходным вводом; отнесение расхождения от округления; сохранение исходного ввода при правке; отказ для неподдерживаемой валюты; права на настройки валют; приведение дашборда к валюте сделок</w:t>
+              <w:t xml:space="preserve">Курс на дату и приоритет ручного курса компании; пересчёт без округления кросс-курса; пересчёт цены при брони и отказ без курса; график со строками в USD хранится в валюте сделки с исходным вводом; отнесение расхождения от округления; сохранение исходного ввода при правке; отказ для неподдерживаемой валюты; права на настройки валют; приведение дашборда к валюте сделок; пересчёт старых сделок командой </w:t>
+            </w:r>
+            <w:r>
+              <w:rPr>
+                <w:rFonts w:ascii="Courier New" w:eastAsia="Courier New" w:hAnsi="Courier New" w:cs="Courier New"/>
+                <w:sz w:val="18"/>
+              </w:rPr>
+              <w:t>convert_deals_currency</w:t>
+            </w:r>
+            <w:r>
+              <w:t xml:space="preserve"> (суммы и график, исходные суммы сохраняются, повторный запуск ничего не меняет, сделки в сумах пропускаются); условия рассрочки (условия своей компании, изменение по правам на «Скидки», отказ для чужой компании, проверка значений)</w:t>
             </w:r>
           </w:p>
         </w:tc>
@@ -13482,7 +13723,7 @@
         <w:ind w:firstLine="0"/>
         <w:jc w:val="center"/>
       </w:pPr>
-      <w:bookmarkStart w:id="38" w:name="_Toc242105890"/>
+      <w:bookmarkStart w:id="38" w:name="_Toc242137230"/>
       <w:r>
         <w:lastRenderedPageBreak/>
         <w:t>Приложение В</w:t>
@@ -13498,6 +13739,8 @@
       </w:r>
       <w:r>
         <w:br/>
+      </w:r>
+      <w:r>
         <w:t>Форма протокола испытаний</w:t>
       </w:r>
       <w:bookmarkEnd w:id="38"/>
@@ -13761,7 +14004,7 @@
         <w:ind w:firstLine="0"/>
         <w:jc w:val="center"/>
       </w:pPr>
-      <w:bookmarkStart w:id="39" w:name="_Toc242105891"/>
+      <w:bookmarkStart w:id="39" w:name="_Toc242137231"/>
       <w:r>
         <w:lastRenderedPageBreak/>
         <w:t>ЛИСТ РЕГИСТРАЦИИ ИЗМЕНЕНИЙ</w:t>
@@ -15823,31 +16066,31 @@
       </w:rPr>
     </w:lvl>
   </w:abstractNum>
-  <w:num w:numId="1" w16cid:durableId="998386860">
+  <w:num w:numId="1" w16cid:durableId="886792671">
     <w:abstractNumId w:val="8"/>
   </w:num>
-  <w:num w:numId="2" w16cid:durableId="510026560">
+  <w:num w:numId="2" w16cid:durableId="1841197179">
     <w:abstractNumId w:val="6"/>
   </w:num>
-  <w:num w:numId="3" w16cid:durableId="798455343">
+  <w:num w:numId="3" w16cid:durableId="514731321">
     <w:abstractNumId w:val="5"/>
   </w:num>
-  <w:num w:numId="4" w16cid:durableId="1647082251">
+  <w:num w:numId="4" w16cid:durableId="283970525">
     <w:abstractNumId w:val="4"/>
   </w:num>
-  <w:num w:numId="5" w16cid:durableId="1749576163">
+  <w:num w:numId="5" w16cid:durableId="1713845027">
     <w:abstractNumId w:val="7"/>
   </w:num>
-  <w:num w:numId="6" w16cid:durableId="1186679126">
+  <w:num w:numId="6" w16cid:durableId="2039239432">
     <w:abstractNumId w:val="3"/>
   </w:num>
-  <w:num w:numId="7" w16cid:durableId="183977177">
+  <w:num w:numId="7" w16cid:durableId="1582061884">
     <w:abstractNumId w:val="2"/>
   </w:num>
-  <w:num w:numId="8" w16cid:durableId="1565986917">
+  <w:num w:numId="8" w16cid:durableId="630940215">
     <w:abstractNumId w:val="1"/>
   </w:num>
-  <w:num w:numId="9" w16cid:durableId="1736388379">
+  <w:num w:numId="9" w16cid:durableId="1663771409">
     <w:abstractNumId w:val="0"/>
   </w:num>
 </w:numbering>
@@ -27380,7 +27623,7 @@
     <w:autoRedefine/>
     <w:uiPriority w:val="39"/>
     <w:unhideWhenUsed/>
-    <w:rsid w:val="0059408A"/>
+    <w:rsid w:val="0066150C"/>
     <w:pPr>
       <w:spacing w:after="100"/>
     </w:pPr>
@@ -27392,7 +27635,7 @@
     <w:autoRedefine/>
     <w:uiPriority w:val="39"/>
     <w:unhideWhenUsed/>
-    <w:rsid w:val="0059408A"/>
+    <w:rsid w:val="0066150C"/>
     <w:pPr>
       <w:spacing w:after="100"/>
       <w:ind w:left="240"/>
@@ -27403,7 +27646,7 @@
     <w:basedOn w:val="a2"/>
     <w:uiPriority w:val="99"/>
     <w:unhideWhenUsed/>
-    <w:rsid w:val="0059408A"/>
+    <w:rsid w:val="0066150C"/>
     <w:rPr>
       <w:color w:val="0000FF" w:themeColor="hyperlink"/>
       <w:u w:val="single"/>

--- a/docs/gost/out/06_ПМ_Программа_и_методика_испытаний.docx
+++ b/docs/gost/out/06_ПМ_Программа_и_методика_испытаний.docx
@@ -306,7 +306,7 @@
       <w:r>
         <w:fldChar w:fldCharType="separate"/>
       </w:r>
-      <w:hyperlink w:anchor="_Toc242137192" w:history="1">
+      <w:hyperlink w:anchor="_Toc242175360" w:history="1">
         <w:r>
           <w:rPr>
             <w:rStyle w:val="aff8"/>
@@ -333,7 +333,7 @@
             <w:noProof/>
             <w:webHidden/>
           </w:rPr>
-          <w:instrText xml:space="preserve"> PAGEREF _Toc242137192 \h </w:instrText>
+          <w:instrText xml:space="preserve"> PAGEREF _Toc242175360 \h </w:instrText>
         </w:r>
         <w:r>
           <w:rPr>
@@ -379,7 +379,7 @@
           <w14:ligatures w14:val="standardContextual"/>
         </w:rPr>
       </w:pPr>
-      <w:hyperlink w:anchor="_Toc242137193" w:history="1">
+      <w:hyperlink w:anchor="_Toc242175361" w:history="1">
         <w:r>
           <w:rPr>
             <w:rStyle w:val="aff8"/>
@@ -406,7 +406,7 @@
             <w:noProof/>
             <w:webHidden/>
           </w:rPr>
-          <w:instrText xml:space="preserve"> PAGEREF _Toc242137193 \h </w:instrText>
+          <w:instrText xml:space="preserve"> PAGEREF _Toc242175361 \h </w:instrText>
         </w:r>
         <w:r>
           <w:rPr>
@@ -452,7 +452,7 @@
           <w14:ligatures w14:val="standardContextual"/>
         </w:rPr>
       </w:pPr>
-      <w:hyperlink w:anchor="_Toc242137194" w:history="1">
+      <w:hyperlink w:anchor="_Toc242175362" w:history="1">
         <w:r>
           <w:rPr>
             <w:rStyle w:val="aff8"/>
@@ -479,7 +479,7 @@
             <w:noProof/>
             <w:webHidden/>
           </w:rPr>
-          <w:instrText xml:space="preserve"> PAGEREF _Toc242137194 \h </w:instrText>
+          <w:instrText xml:space="preserve"> PAGEREF _Toc242175362 \h </w:instrText>
         </w:r>
         <w:r>
           <w:rPr>
@@ -525,7 +525,7 @@
           <w14:ligatures w14:val="standardContextual"/>
         </w:rPr>
       </w:pPr>
-      <w:hyperlink w:anchor="_Toc242137195" w:history="1">
+      <w:hyperlink w:anchor="_Toc242175363" w:history="1">
         <w:r>
           <w:rPr>
             <w:rStyle w:val="aff8"/>
@@ -552,7 +552,7 @@
             <w:noProof/>
             <w:webHidden/>
           </w:rPr>
-          <w:instrText xml:space="preserve"> PAGEREF _Toc242137195 \h </w:instrText>
+          <w:instrText xml:space="preserve"> PAGEREF _Toc242175363 \h </w:instrText>
         </w:r>
         <w:r>
           <w:rPr>
@@ -598,7 +598,7 @@
           <w14:ligatures w14:val="standardContextual"/>
         </w:rPr>
       </w:pPr>
-      <w:hyperlink w:anchor="_Toc242137196" w:history="1">
+      <w:hyperlink w:anchor="_Toc242175364" w:history="1">
         <w:r>
           <w:rPr>
             <w:rStyle w:val="aff8"/>
@@ -625,7 +625,7 @@
             <w:noProof/>
             <w:webHidden/>
           </w:rPr>
-          <w:instrText xml:space="preserve"> PAGEREF _Toc242137196 \h </w:instrText>
+          <w:instrText xml:space="preserve"> PAGEREF _Toc242175364 \h </w:instrText>
         </w:r>
         <w:r>
           <w:rPr>
@@ -671,7 +671,7 @@
           <w14:ligatures w14:val="standardContextual"/>
         </w:rPr>
       </w:pPr>
-      <w:hyperlink w:anchor="_Toc242137197" w:history="1">
+      <w:hyperlink w:anchor="_Toc242175365" w:history="1">
         <w:r>
           <w:rPr>
             <w:rStyle w:val="aff8"/>
@@ -698,7 +698,7 @@
             <w:noProof/>
             <w:webHidden/>
           </w:rPr>
-          <w:instrText xml:space="preserve"> PAGEREF _Toc242137197 \h </w:instrText>
+          <w:instrText xml:space="preserve"> PAGEREF _Toc242175365 \h </w:instrText>
         </w:r>
         <w:r>
           <w:rPr>
@@ -744,7 +744,7 @@
           <w14:ligatures w14:val="standardContextual"/>
         </w:rPr>
       </w:pPr>
-      <w:hyperlink w:anchor="_Toc242137198" w:history="1">
+      <w:hyperlink w:anchor="_Toc242175366" w:history="1">
         <w:r>
           <w:rPr>
             <w:rStyle w:val="aff8"/>
@@ -771,7 +771,7 @@
             <w:noProof/>
             <w:webHidden/>
           </w:rPr>
-          <w:instrText xml:space="preserve"> PAGEREF _Toc242137198 \h </w:instrText>
+          <w:instrText xml:space="preserve"> PAGEREF _Toc242175366 \h </w:instrText>
         </w:r>
         <w:r>
           <w:rPr>
@@ -817,7 +817,7 @@
           <w14:ligatures w14:val="standardContextual"/>
         </w:rPr>
       </w:pPr>
-      <w:hyperlink w:anchor="_Toc242137199" w:history="1">
+      <w:hyperlink w:anchor="_Toc242175367" w:history="1">
         <w:r>
           <w:rPr>
             <w:rStyle w:val="aff8"/>
@@ -844,7 +844,7 @@
             <w:noProof/>
             <w:webHidden/>
           </w:rPr>
-          <w:instrText xml:space="preserve"> PAGEREF _Toc242137199 \h </w:instrText>
+          <w:instrText xml:space="preserve"> PAGEREF _Toc242175367 \h </w:instrText>
         </w:r>
         <w:r>
           <w:rPr>
@@ -890,7 +890,7 @@
           <w14:ligatures w14:val="standardContextual"/>
         </w:rPr>
       </w:pPr>
-      <w:hyperlink w:anchor="_Toc242137200" w:history="1">
+      <w:hyperlink w:anchor="_Toc242175368" w:history="1">
         <w:r>
           <w:rPr>
             <w:rStyle w:val="aff8"/>
@@ -917,7 +917,7 @@
             <w:noProof/>
             <w:webHidden/>
           </w:rPr>
-          <w:instrText xml:space="preserve"> PAGEREF _Toc242137200 \h </w:instrText>
+          <w:instrText xml:space="preserve"> PAGEREF _Toc242175368 \h </w:instrText>
         </w:r>
         <w:r>
           <w:rPr>
@@ -963,7 +963,7 @@
           <w14:ligatures w14:val="standardContextual"/>
         </w:rPr>
       </w:pPr>
-      <w:hyperlink w:anchor="_Toc242137201" w:history="1">
+      <w:hyperlink w:anchor="_Toc242175369" w:history="1">
         <w:r>
           <w:rPr>
             <w:rStyle w:val="aff8"/>
@@ -990,7 +990,7 @@
             <w:noProof/>
             <w:webHidden/>
           </w:rPr>
-          <w:instrText xml:space="preserve"> PAGEREF _Toc242137201 \h </w:instrText>
+          <w:instrText xml:space="preserve"> PAGEREF _Toc242175369 \h </w:instrText>
         </w:r>
         <w:r>
           <w:rPr>
@@ -1036,7 +1036,7 @@
           <w14:ligatures w14:val="standardContextual"/>
         </w:rPr>
       </w:pPr>
-      <w:hyperlink w:anchor="_Toc242137202" w:history="1">
+      <w:hyperlink w:anchor="_Toc242175370" w:history="1">
         <w:r>
           <w:rPr>
             <w:rStyle w:val="aff8"/>
@@ -1063,7 +1063,7 @@
             <w:noProof/>
             <w:webHidden/>
           </w:rPr>
-          <w:instrText xml:space="preserve"> PAGEREF _Toc242137202 \h </w:instrText>
+          <w:instrText xml:space="preserve"> PAGEREF _Toc242175370 \h </w:instrText>
         </w:r>
         <w:r>
           <w:rPr>
@@ -1109,7 +1109,7 @@
           <w14:ligatures w14:val="standardContextual"/>
         </w:rPr>
       </w:pPr>
-      <w:hyperlink w:anchor="_Toc242137203" w:history="1">
+      <w:hyperlink w:anchor="_Toc242175371" w:history="1">
         <w:r>
           <w:rPr>
             <w:rStyle w:val="aff8"/>
@@ -1136,7 +1136,7 @@
             <w:noProof/>
             <w:webHidden/>
           </w:rPr>
-          <w:instrText xml:space="preserve"> PAGEREF _Toc242137203 \h </w:instrText>
+          <w:instrText xml:space="preserve"> PAGEREF _Toc242175371 \h </w:instrText>
         </w:r>
         <w:r>
           <w:rPr>
@@ -1182,7 +1182,7 @@
           <w14:ligatures w14:val="standardContextual"/>
         </w:rPr>
       </w:pPr>
-      <w:hyperlink w:anchor="_Toc242137204" w:history="1">
+      <w:hyperlink w:anchor="_Toc242175372" w:history="1">
         <w:r>
           <w:rPr>
             <w:rStyle w:val="aff8"/>
@@ -1209,7 +1209,7 @@
             <w:noProof/>
             <w:webHidden/>
           </w:rPr>
-          <w:instrText xml:space="preserve"> PAGEREF _Toc242137204 \h </w:instrText>
+          <w:instrText xml:space="preserve"> PAGEREF _Toc242175372 \h </w:instrText>
         </w:r>
         <w:r>
           <w:rPr>
@@ -1255,7 +1255,7 @@
           <w14:ligatures w14:val="standardContextual"/>
         </w:rPr>
       </w:pPr>
-      <w:hyperlink w:anchor="_Toc242137205" w:history="1">
+      <w:hyperlink w:anchor="_Toc242175373" w:history="1">
         <w:r>
           <w:rPr>
             <w:rStyle w:val="aff8"/>
@@ -1282,7 +1282,7 @@
             <w:noProof/>
             <w:webHidden/>
           </w:rPr>
-          <w:instrText xml:space="preserve"> PAGEREF _Toc242137205 \h </w:instrText>
+          <w:instrText xml:space="preserve"> PAGEREF _Toc242175373 \h </w:instrText>
         </w:r>
         <w:r>
           <w:rPr>
@@ -1328,7 +1328,7 @@
           <w14:ligatures w14:val="standardContextual"/>
         </w:rPr>
       </w:pPr>
-      <w:hyperlink w:anchor="_Toc242137206" w:history="1">
+      <w:hyperlink w:anchor="_Toc242175374" w:history="1">
         <w:r>
           <w:rPr>
             <w:rStyle w:val="aff8"/>
@@ -1355,7 +1355,7 @@
             <w:noProof/>
             <w:webHidden/>
           </w:rPr>
-          <w:instrText xml:space="preserve"> PAGEREF _Toc242137206 \h </w:instrText>
+          <w:instrText xml:space="preserve"> PAGEREF _Toc242175374 \h </w:instrText>
         </w:r>
         <w:r>
           <w:rPr>
@@ -1401,7 +1401,7 @@
           <w14:ligatures w14:val="standardContextual"/>
         </w:rPr>
       </w:pPr>
-      <w:hyperlink w:anchor="_Toc242137207" w:history="1">
+      <w:hyperlink w:anchor="_Toc242175375" w:history="1">
         <w:r>
           <w:rPr>
             <w:rStyle w:val="aff8"/>
@@ -1428,7 +1428,7 @@
             <w:noProof/>
             <w:webHidden/>
           </w:rPr>
-          <w:instrText xml:space="preserve"> PAGEREF _Toc242137207 \h </w:instrText>
+          <w:instrText xml:space="preserve"> PAGEREF _Toc242175375 \h </w:instrText>
         </w:r>
         <w:r>
           <w:rPr>
@@ -1474,7 +1474,7 @@
           <w14:ligatures w14:val="standardContextual"/>
         </w:rPr>
       </w:pPr>
-      <w:hyperlink w:anchor="_Toc242137208" w:history="1">
+      <w:hyperlink w:anchor="_Toc242175376" w:history="1">
         <w:r>
           <w:rPr>
             <w:rStyle w:val="aff8"/>
@@ -1501,7 +1501,7 @@
             <w:noProof/>
             <w:webHidden/>
           </w:rPr>
-          <w:instrText xml:space="preserve"> PAGEREF _Toc242137208 \h </w:instrText>
+          <w:instrText xml:space="preserve"> PAGEREF _Toc242175376 \h </w:instrText>
         </w:r>
         <w:r>
           <w:rPr>
@@ -1547,7 +1547,7 @@
           <w14:ligatures w14:val="standardContextual"/>
         </w:rPr>
       </w:pPr>
-      <w:hyperlink w:anchor="_Toc242137209" w:history="1">
+      <w:hyperlink w:anchor="_Toc242175377" w:history="1">
         <w:r>
           <w:rPr>
             <w:rStyle w:val="aff8"/>
@@ -1574,7 +1574,7 @@
             <w:noProof/>
             <w:webHidden/>
           </w:rPr>
-          <w:instrText xml:space="preserve"> PAGEREF _Toc242137209 \h </w:instrText>
+          <w:instrText xml:space="preserve"> PAGEREF _Toc242175377 \h </w:instrText>
         </w:r>
         <w:r>
           <w:rPr>
@@ -1620,7 +1620,7 @@
           <w14:ligatures w14:val="standardContextual"/>
         </w:rPr>
       </w:pPr>
-      <w:hyperlink w:anchor="_Toc242137210" w:history="1">
+      <w:hyperlink w:anchor="_Toc242175378" w:history="1">
         <w:r>
           <w:rPr>
             <w:rStyle w:val="aff8"/>
@@ -1647,7 +1647,7 @@
             <w:noProof/>
             <w:webHidden/>
           </w:rPr>
-          <w:instrText xml:space="preserve"> PAGEREF _Toc242137210 \h </w:instrText>
+          <w:instrText xml:space="preserve"> PAGEREF _Toc242175378 \h </w:instrText>
         </w:r>
         <w:r>
           <w:rPr>
@@ -1693,7 +1693,7 @@
           <w14:ligatures w14:val="standardContextual"/>
         </w:rPr>
       </w:pPr>
-      <w:hyperlink w:anchor="_Toc242137211" w:history="1">
+      <w:hyperlink w:anchor="_Toc242175379" w:history="1">
         <w:r>
           <w:rPr>
             <w:rStyle w:val="aff8"/>
@@ -1720,7 +1720,7 @@
             <w:noProof/>
             <w:webHidden/>
           </w:rPr>
-          <w:instrText xml:space="preserve"> PAGEREF _Toc242137211 \h </w:instrText>
+          <w:instrText xml:space="preserve"> PAGEREF _Toc242175379 \h </w:instrText>
         </w:r>
         <w:r>
           <w:rPr>
@@ -1766,7 +1766,7 @@
           <w14:ligatures w14:val="standardContextual"/>
         </w:rPr>
       </w:pPr>
-      <w:hyperlink w:anchor="_Toc242137212" w:history="1">
+      <w:hyperlink w:anchor="_Toc242175380" w:history="1">
         <w:r>
           <w:rPr>
             <w:rStyle w:val="aff8"/>
@@ -1793,7 +1793,7 @@
             <w:noProof/>
             <w:webHidden/>
           </w:rPr>
-          <w:instrText xml:space="preserve"> PAGEREF _Toc242137212 \h </w:instrText>
+          <w:instrText xml:space="preserve"> PAGEREF _Toc242175380 \h </w:instrText>
         </w:r>
         <w:r>
           <w:rPr>
@@ -1839,7 +1839,7 @@
           <w14:ligatures w14:val="standardContextual"/>
         </w:rPr>
       </w:pPr>
-      <w:hyperlink w:anchor="_Toc242137213" w:history="1">
+      <w:hyperlink w:anchor="_Toc242175381" w:history="1">
         <w:r>
           <w:rPr>
             <w:rStyle w:val="aff8"/>
@@ -1866,7 +1866,7 @@
             <w:noProof/>
             <w:webHidden/>
           </w:rPr>
-          <w:instrText xml:space="preserve"> PAGEREF _Toc242137213 \h </w:instrText>
+          <w:instrText xml:space="preserve"> PAGEREF _Toc242175381 \h </w:instrText>
         </w:r>
         <w:r>
           <w:rPr>
@@ -1912,7 +1912,7 @@
           <w14:ligatures w14:val="standardContextual"/>
         </w:rPr>
       </w:pPr>
-      <w:hyperlink w:anchor="_Toc242137214" w:history="1">
+      <w:hyperlink w:anchor="_Toc242175382" w:history="1">
         <w:r>
           <w:rPr>
             <w:rStyle w:val="aff8"/>
@@ -1939,7 +1939,7 @@
             <w:noProof/>
             <w:webHidden/>
           </w:rPr>
-          <w:instrText xml:space="preserve"> PAGEREF _Toc242137214 \h </w:instrText>
+          <w:instrText xml:space="preserve"> PAGEREF _Toc242175382 \h </w:instrText>
         </w:r>
         <w:r>
           <w:rPr>
@@ -1985,7 +1985,7 @@
           <w14:ligatures w14:val="standardContextual"/>
         </w:rPr>
       </w:pPr>
-      <w:hyperlink w:anchor="_Toc242137215" w:history="1">
+      <w:hyperlink w:anchor="_Toc242175383" w:history="1">
         <w:r>
           <w:rPr>
             <w:rStyle w:val="aff8"/>
@@ -2012,7 +2012,7 @@
             <w:noProof/>
             <w:webHidden/>
           </w:rPr>
-          <w:instrText xml:space="preserve"> PAGEREF _Toc242137215 \h </w:instrText>
+          <w:instrText xml:space="preserve"> PAGEREF _Toc242175383 \h </w:instrText>
         </w:r>
         <w:r>
           <w:rPr>
@@ -2058,7 +2058,7 @@
           <w14:ligatures w14:val="standardContextual"/>
         </w:rPr>
       </w:pPr>
-      <w:hyperlink w:anchor="_Toc242137216" w:history="1">
+      <w:hyperlink w:anchor="_Toc242175384" w:history="1">
         <w:r>
           <w:rPr>
             <w:rStyle w:val="aff8"/>
@@ -2085,7 +2085,7 @@
             <w:noProof/>
             <w:webHidden/>
           </w:rPr>
-          <w:instrText xml:space="preserve"> PAGEREF _Toc242137216 \h </w:instrText>
+          <w:instrText xml:space="preserve"> PAGEREF _Toc242175384 \h </w:instrText>
         </w:r>
         <w:r>
           <w:rPr>
@@ -2131,7 +2131,7 @@
           <w14:ligatures w14:val="standardContextual"/>
         </w:rPr>
       </w:pPr>
-      <w:hyperlink w:anchor="_Toc242137217" w:history="1">
+      <w:hyperlink w:anchor="_Toc242175385" w:history="1">
         <w:r>
           <w:rPr>
             <w:rStyle w:val="aff8"/>
@@ -2158,7 +2158,7 @@
             <w:noProof/>
             <w:webHidden/>
           </w:rPr>
-          <w:instrText xml:space="preserve"> PAGEREF _Toc242137217 \h </w:instrText>
+          <w:instrText xml:space="preserve"> PAGEREF _Toc242175385 \h </w:instrText>
         </w:r>
         <w:r>
           <w:rPr>
@@ -2204,7 +2204,7 @@
           <w14:ligatures w14:val="standardContextual"/>
         </w:rPr>
       </w:pPr>
-      <w:hyperlink w:anchor="_Toc242137218" w:history="1">
+      <w:hyperlink w:anchor="_Toc242175386" w:history="1">
         <w:r>
           <w:rPr>
             <w:rStyle w:val="aff8"/>
@@ -2231,7 +2231,7 @@
             <w:noProof/>
             <w:webHidden/>
           </w:rPr>
-          <w:instrText xml:space="preserve"> PAGEREF _Toc242137218 \h </w:instrText>
+          <w:instrText xml:space="preserve"> PAGEREF _Toc242175386 \h </w:instrText>
         </w:r>
         <w:r>
           <w:rPr>
@@ -2277,7 +2277,7 @@
           <w14:ligatures w14:val="standardContextual"/>
         </w:rPr>
       </w:pPr>
-      <w:hyperlink w:anchor="_Toc242137219" w:history="1">
+      <w:hyperlink w:anchor="_Toc242175387" w:history="1">
         <w:r>
           <w:rPr>
             <w:rStyle w:val="aff8"/>
@@ -2304,7 +2304,7 @@
             <w:noProof/>
             <w:webHidden/>
           </w:rPr>
-          <w:instrText xml:space="preserve"> PAGEREF _Toc242137219 \h </w:instrText>
+          <w:instrText xml:space="preserve"> PAGEREF _Toc242175387 \h </w:instrText>
         </w:r>
         <w:r>
           <w:rPr>
@@ -2350,7 +2350,7 @@
           <w14:ligatures w14:val="standardContextual"/>
         </w:rPr>
       </w:pPr>
-      <w:hyperlink w:anchor="_Toc242137220" w:history="1">
+      <w:hyperlink w:anchor="_Toc242175388" w:history="1">
         <w:r>
           <w:rPr>
             <w:rStyle w:val="aff8"/>
@@ -2377,7 +2377,7 @@
             <w:noProof/>
             <w:webHidden/>
           </w:rPr>
-          <w:instrText xml:space="preserve"> PAGEREF _Toc242137220 \h </w:instrText>
+          <w:instrText xml:space="preserve"> PAGEREF _Toc242175388 \h </w:instrText>
         </w:r>
         <w:r>
           <w:rPr>
@@ -2397,7 +2397,7 @@
             <w:noProof/>
             <w:webHidden/>
           </w:rPr>
-          <w:t>17</w:t>
+          <w:t>18</w:t>
         </w:r>
         <w:r>
           <w:rPr>
@@ -2423,7 +2423,7 @@
           <w14:ligatures w14:val="standardContextual"/>
         </w:rPr>
       </w:pPr>
-      <w:hyperlink w:anchor="_Toc242137221" w:history="1">
+      <w:hyperlink w:anchor="_Toc242175389" w:history="1">
         <w:r>
           <w:rPr>
             <w:rStyle w:val="aff8"/>
@@ -2450,7 +2450,7 @@
             <w:noProof/>
             <w:webHidden/>
           </w:rPr>
-          <w:instrText xml:space="preserve"> PAGEREF _Toc242137221 \h </w:instrText>
+          <w:instrText xml:space="preserve"> PAGEREF _Toc242175389 \h </w:instrText>
         </w:r>
         <w:r>
           <w:rPr>
@@ -2496,7 +2496,7 @@
           <w14:ligatures w14:val="standardContextual"/>
         </w:rPr>
       </w:pPr>
-      <w:hyperlink w:anchor="_Toc242137222" w:history="1">
+      <w:hyperlink w:anchor="_Toc242175390" w:history="1">
         <w:r>
           <w:rPr>
             <w:rStyle w:val="aff8"/>
@@ -2523,7 +2523,7 @@
             <w:noProof/>
             <w:webHidden/>
           </w:rPr>
-          <w:instrText xml:space="preserve"> PAGEREF _Toc242137222 \h </w:instrText>
+          <w:instrText xml:space="preserve"> PAGEREF _Toc242175390 \h </w:instrText>
         </w:r>
         <w:r>
           <w:rPr>
@@ -2569,7 +2569,7 @@
           <w14:ligatures w14:val="standardContextual"/>
         </w:rPr>
       </w:pPr>
-      <w:hyperlink w:anchor="_Toc242137223" w:history="1">
+      <w:hyperlink w:anchor="_Toc242175391" w:history="1">
         <w:r>
           <w:rPr>
             <w:rStyle w:val="aff8"/>
@@ -2596,7 +2596,7 @@
             <w:noProof/>
             <w:webHidden/>
           </w:rPr>
-          <w:instrText xml:space="preserve"> PAGEREF _Toc242137223 \h </w:instrText>
+          <w:instrText xml:space="preserve"> PAGEREF _Toc242175391 \h </w:instrText>
         </w:r>
         <w:r>
           <w:rPr>
@@ -2642,7 +2642,7 @@
           <w14:ligatures w14:val="standardContextual"/>
         </w:rPr>
       </w:pPr>
-      <w:hyperlink w:anchor="_Toc242137224" w:history="1">
+      <w:hyperlink w:anchor="_Toc242175392" w:history="1">
         <w:r>
           <w:rPr>
             <w:rStyle w:val="aff8"/>
@@ -2669,7 +2669,7 @@
             <w:noProof/>
             <w:webHidden/>
           </w:rPr>
-          <w:instrText xml:space="preserve"> PAGEREF _Toc242137224 \h </w:instrText>
+          <w:instrText xml:space="preserve"> PAGEREF _Toc242175392 \h </w:instrText>
         </w:r>
         <w:r>
           <w:rPr>
@@ -2715,7 +2715,7 @@
           <w14:ligatures w14:val="standardContextual"/>
         </w:rPr>
       </w:pPr>
-      <w:hyperlink w:anchor="_Toc242137225" w:history="1">
+      <w:hyperlink w:anchor="_Toc242175393" w:history="1">
         <w:r>
           <w:rPr>
             <w:rStyle w:val="aff8"/>
@@ -2742,7 +2742,7 @@
             <w:noProof/>
             <w:webHidden/>
           </w:rPr>
-          <w:instrText xml:space="preserve"> PAGEREF _Toc242137225 \h </w:instrText>
+          <w:instrText xml:space="preserve"> PAGEREF _Toc242175393 \h </w:instrText>
         </w:r>
         <w:r>
           <w:rPr>
@@ -2788,7 +2788,7 @@
           <w14:ligatures w14:val="standardContextual"/>
         </w:rPr>
       </w:pPr>
-      <w:hyperlink w:anchor="_Toc242137226" w:history="1">
+      <w:hyperlink w:anchor="_Toc242175394" w:history="1">
         <w:r>
           <w:rPr>
             <w:rStyle w:val="aff8"/>
@@ -2815,7 +2815,7 @@
             <w:noProof/>
             <w:webHidden/>
           </w:rPr>
-          <w:instrText xml:space="preserve"> PAGEREF _Toc242137226 \h </w:instrText>
+          <w:instrText xml:space="preserve"> PAGEREF _Toc242175394 \h </w:instrText>
         </w:r>
         <w:r>
           <w:rPr>
@@ -2835,7 +2835,7 @@
             <w:noProof/>
             <w:webHidden/>
           </w:rPr>
-          <w:t>19</w:t>
+          <w:t>20</w:t>
         </w:r>
         <w:r>
           <w:rPr>
@@ -2861,7 +2861,7 @@
           <w14:ligatures w14:val="standardContextual"/>
         </w:rPr>
       </w:pPr>
-      <w:hyperlink w:anchor="_Toc242137227" w:history="1">
+      <w:hyperlink w:anchor="_Toc242175395" w:history="1">
         <w:r>
           <w:rPr>
             <w:rStyle w:val="aff8"/>
@@ -2888,7 +2888,7 @@
             <w:noProof/>
             <w:webHidden/>
           </w:rPr>
-          <w:instrText xml:space="preserve"> PAGEREF _Toc242137227 \h </w:instrText>
+          <w:instrText xml:space="preserve"> PAGEREF _Toc242175395 \h </w:instrText>
         </w:r>
         <w:r>
           <w:rPr>
@@ -2934,7 +2934,7 @@
           <w14:ligatures w14:val="standardContextual"/>
         </w:rPr>
       </w:pPr>
-      <w:hyperlink w:anchor="_Toc242137228" w:history="1">
+      <w:hyperlink w:anchor="_Toc242175396" w:history="1">
         <w:r>
           <w:rPr>
             <w:rStyle w:val="aff8"/>
@@ -2961,7 +2961,7 @@
             <w:noProof/>
             <w:webHidden/>
           </w:rPr>
-          <w:instrText xml:space="preserve"> PAGEREF _Toc242137228 \h </w:instrText>
+          <w:instrText xml:space="preserve"> PAGEREF _Toc242175396 \h </w:instrText>
         </w:r>
         <w:r>
           <w:rPr>
@@ -3007,7 +3007,7 @@
           <w14:ligatures w14:val="standardContextual"/>
         </w:rPr>
       </w:pPr>
-      <w:hyperlink w:anchor="_Toc242137229" w:history="1">
+      <w:hyperlink w:anchor="_Toc242175397" w:history="1">
         <w:r>
           <w:rPr>
             <w:rStyle w:val="aff8"/>
@@ -3034,7 +3034,7 @@
             <w:noProof/>
             <w:webHidden/>
           </w:rPr>
-          <w:instrText xml:space="preserve"> PAGEREF _Toc242137229 \h </w:instrText>
+          <w:instrText xml:space="preserve"> PAGEREF _Toc242175397 \h </w:instrText>
         </w:r>
         <w:r>
           <w:rPr>
@@ -3080,7 +3080,7 @@
           <w14:ligatures w14:val="standardContextual"/>
         </w:rPr>
       </w:pPr>
-      <w:hyperlink w:anchor="_Toc242137230" w:history="1">
+      <w:hyperlink w:anchor="_Toc242175398" w:history="1">
         <w:r>
           <w:rPr>
             <w:rStyle w:val="aff8"/>
@@ -3107,7 +3107,7 @@
             <w:noProof/>
             <w:webHidden/>
           </w:rPr>
-          <w:instrText xml:space="preserve"> PAGEREF _Toc242137230 \h </w:instrText>
+          <w:instrText xml:space="preserve"> PAGEREF _Toc242175398 \h </w:instrText>
         </w:r>
         <w:r>
           <w:rPr>
@@ -3153,7 +3153,7 @@
           <w14:ligatures w14:val="standardContextual"/>
         </w:rPr>
       </w:pPr>
-      <w:hyperlink w:anchor="_Toc242137231" w:history="1">
+      <w:hyperlink w:anchor="_Toc242175399" w:history="1">
         <w:r>
           <w:rPr>
             <w:rStyle w:val="aff8"/>
@@ -3180,7 +3180,7 @@
             <w:noProof/>
             <w:webHidden/>
           </w:rPr>
-          <w:instrText xml:space="preserve"> PAGEREF _Toc242137231 \h </w:instrText>
+          <w:instrText xml:space="preserve"> PAGEREF _Toc242175399 \h </w:instrText>
         </w:r>
         <w:r>
           <w:rPr>
@@ -3226,7 +3226,7 @@
         <w:ind w:firstLine="0"/>
         <w:jc w:val="center"/>
       </w:pPr>
-      <w:bookmarkStart w:id="0" w:name="_Toc242137192"/>
+      <w:bookmarkStart w:id="0" w:name="_Toc242175360"/>
       <w:r>
         <w:lastRenderedPageBreak/>
         <w:t>ПЕРЕЧЕНЬ ТЕРМИНОВ И СОКРАЩЕНИЙ</w:t>
@@ -4488,7 +4488,7 @@
         <w:pStyle w:val="1"/>
         <w:pageBreakBefore/>
       </w:pPr>
-      <w:bookmarkStart w:id="1" w:name="_Toc242137193"/>
+      <w:bookmarkStart w:id="1" w:name="_Toc242175361"/>
       <w:r>
         <w:lastRenderedPageBreak/>
         <w:t>1 Объект испытаний</w:t>
@@ -4499,7 +4499,7 @@
       <w:pPr>
         <w:pStyle w:val="21"/>
       </w:pPr>
-      <w:bookmarkStart w:id="2" w:name="_Toc242137194"/>
+      <w:bookmarkStart w:id="2" w:name="_Toc242175362"/>
       <w:r>
         <w:t>1.1 Наименование системы</w:t>
       </w:r>
@@ -4514,7 +4514,7 @@
       <w:pPr>
         <w:pStyle w:val="21"/>
       </w:pPr>
-      <w:bookmarkStart w:id="3" w:name="_Toc242137195"/>
+      <w:bookmarkStart w:id="3" w:name="_Toc242175363"/>
       <w:r>
         <w:t>1.2 Область применения</w:t>
       </w:r>
@@ -4529,7 +4529,7 @@
       <w:pPr>
         <w:pStyle w:val="21"/>
       </w:pPr>
-      <w:bookmarkStart w:id="4" w:name="_Toc242137196"/>
+      <w:bookmarkStart w:id="4" w:name="_Toc242175364"/>
       <w:r>
         <w:t>1.3 Состав объекта испытаний</w:t>
       </w:r>
@@ -4545,7 +4545,7 @@
         <w:pStyle w:val="1"/>
         <w:pageBreakBefore/>
       </w:pPr>
-      <w:bookmarkStart w:id="5" w:name="_Toc242137197"/>
+      <w:bookmarkStart w:id="5" w:name="_Toc242175365"/>
       <w:r>
         <w:lastRenderedPageBreak/>
         <w:t>2 Цель испытаний</w:t>
@@ -4562,7 +4562,7 @@
         <w:pStyle w:val="1"/>
         <w:pageBreakBefore/>
       </w:pPr>
-      <w:bookmarkStart w:id="6" w:name="_Toc242137198"/>
+      <w:bookmarkStart w:id="6" w:name="_Toc242175366"/>
       <w:r>
         <w:lastRenderedPageBreak/>
         <w:t>3 Общие положения</w:t>
@@ -4573,7 +4573,7 @@
       <w:pPr>
         <w:pStyle w:val="21"/>
       </w:pPr>
-      <w:bookmarkStart w:id="7" w:name="_Toc242137199"/>
+      <w:bookmarkStart w:id="7" w:name="_Toc242175367"/>
       <w:r>
         <w:t>3.1 Перечень руководящих документов</w:t>
       </w:r>
@@ -4603,7 +4603,7 @@
       <w:pPr>
         <w:pStyle w:val="21"/>
       </w:pPr>
-      <w:bookmarkStart w:id="8" w:name="_Toc242137200"/>
+      <w:bookmarkStart w:id="8" w:name="_Toc242175368"/>
       <w:r>
         <w:t>3.2 Виды испытаний</w:t>
       </w:r>
@@ -4643,7 +4643,7 @@
       <w:pPr>
         <w:pStyle w:val="21"/>
       </w:pPr>
-      <w:bookmarkStart w:id="9" w:name="_Toc242137201"/>
+      <w:bookmarkStart w:id="9" w:name="_Toc242175369"/>
       <w:r>
         <w:t>3.3 Место и продолжительность испытаний</w:t>
       </w:r>
@@ -4658,7 +4658,7 @@
       <w:pPr>
         <w:pStyle w:val="21"/>
       </w:pPr>
-      <w:bookmarkStart w:id="10" w:name="_Toc242137202"/>
+      <w:bookmarkStart w:id="10" w:name="_Toc242175370"/>
       <w:r>
         <w:t>3.4 Организации-участники</w:t>
       </w:r>
@@ -4673,7 +4673,7 @@
       <w:pPr>
         <w:pStyle w:val="21"/>
       </w:pPr>
-      <w:bookmarkStart w:id="11" w:name="_Toc242137203"/>
+      <w:bookmarkStart w:id="11" w:name="_Toc242175371"/>
       <w:r>
         <w:t>3.5 Перечень предъявляемых на испытания документов</w:t>
       </w:r>
@@ -4689,7 +4689,7 @@
         <w:pStyle w:val="1"/>
         <w:pageBreakBefore/>
       </w:pPr>
-      <w:bookmarkStart w:id="12" w:name="_Toc242137204"/>
+      <w:bookmarkStart w:id="12" w:name="_Toc242175372"/>
       <w:r>
         <w:lastRenderedPageBreak/>
         <w:t>4 Объём испытаний</w:t>
@@ -4700,7 +4700,7 @@
       <w:pPr>
         <w:pStyle w:val="21"/>
       </w:pPr>
-      <w:bookmarkStart w:id="13" w:name="_Toc242137205"/>
+      <w:bookmarkStart w:id="13" w:name="_Toc242175373"/>
       <w:r>
         <w:t>4.1 Перечень этапов</w:t>
       </w:r>
@@ -4750,7 +4750,7 @@
       <w:pPr>
         <w:pStyle w:val="21"/>
       </w:pPr>
-      <w:bookmarkStart w:id="14" w:name="_Toc242137206"/>
+      <w:bookmarkStart w:id="14" w:name="_Toc242175374"/>
       <w:r>
         <w:t>4.2 Критерии успешности</w:t>
       </w:r>
@@ -4781,7 +4781,7 @@
         <w:pStyle w:val="1"/>
         <w:pageBreakBefore/>
       </w:pPr>
-      <w:bookmarkStart w:id="15" w:name="_Toc242137207"/>
+      <w:bookmarkStart w:id="15" w:name="_Toc242175375"/>
       <w:r>
         <w:lastRenderedPageBreak/>
         <w:t>5 Условия и порядок проведения испытаний</w:t>
@@ -4792,7 +4792,7 @@
       <w:pPr>
         <w:pStyle w:val="21"/>
       </w:pPr>
-      <w:bookmarkStart w:id="16" w:name="_Toc242137208"/>
+      <w:bookmarkStart w:id="16" w:name="_Toc242175376"/>
       <w:r>
         <w:t>5.1 Условия проведения</w:t>
       </w:r>
@@ -4832,7 +4832,7 @@
       <w:pPr>
         <w:pStyle w:val="21"/>
       </w:pPr>
-      <w:bookmarkStart w:id="17" w:name="_Toc242137209"/>
+      <w:bookmarkStart w:id="17" w:name="_Toc242175377"/>
       <w:r>
         <w:t>5.2 Порядок проведения</w:t>
       </w:r>
@@ -4847,7 +4847,7 @@
       <w:pPr>
         <w:pStyle w:val="21"/>
       </w:pPr>
-      <w:bookmarkStart w:id="18" w:name="_Toc242137210"/>
+      <w:bookmarkStart w:id="18" w:name="_Toc242175378"/>
       <w:r>
         <w:t>5.3 Персонал</w:t>
       </w:r>
@@ -4863,7 +4863,7 @@
         <w:pStyle w:val="1"/>
         <w:pageBreakBefore/>
       </w:pPr>
-      <w:bookmarkStart w:id="19" w:name="_Toc242137211"/>
+      <w:bookmarkStart w:id="19" w:name="_Toc242175379"/>
       <w:r>
         <w:lastRenderedPageBreak/>
         <w:t>6 Материально-техническое обеспечение</w:t>
@@ -4880,7 +4880,7 @@
         <w:pStyle w:val="1"/>
         <w:pageBreakBefore/>
       </w:pPr>
-      <w:bookmarkStart w:id="20" w:name="_Toc242137212"/>
+      <w:bookmarkStart w:id="20" w:name="_Toc242175380"/>
       <w:r>
         <w:lastRenderedPageBreak/>
         <w:t>7 Метрологическое обеспечение</w:t>
@@ -4897,7 +4897,7 @@
         <w:pStyle w:val="1"/>
         <w:pageBreakBefore/>
       </w:pPr>
-      <w:bookmarkStart w:id="21" w:name="_Toc242137213"/>
+      <w:bookmarkStart w:id="21" w:name="_Toc242175381"/>
       <w:r>
         <w:lastRenderedPageBreak/>
         <w:t>8 Отчётность</w:t>
@@ -4916,7 +4916,7 @@
         <w:ind w:firstLine="0"/>
         <w:jc w:val="center"/>
       </w:pPr>
-      <w:bookmarkStart w:id="22" w:name="_Toc242137214"/>
+      <w:bookmarkStart w:id="22" w:name="_Toc242175382"/>
       <w:r>
         <w:lastRenderedPageBreak/>
         <w:t>Приложение А</w:t>
@@ -4940,7 +4940,7 @@
       <w:pPr>
         <w:pStyle w:val="21"/>
       </w:pPr>
-      <w:bookmarkStart w:id="23" w:name="_Toc242137215"/>
+      <w:bookmarkStart w:id="23" w:name="_Toc242175383"/>
       <w:r>
         <w:t>А.1 Подсистема «Организационная структура и права доступа»</w:t>
       </w:r>
@@ -6031,7 +6031,7 @@
       <w:pPr>
         <w:pStyle w:val="21"/>
       </w:pPr>
-      <w:bookmarkStart w:id="24" w:name="_Toc242137216"/>
+      <w:bookmarkStart w:id="24" w:name="_Toc242175384"/>
       <w:r>
         <w:t>А.2 Подсистема «Каталог недвижимости»</w:t>
       </w:r>
@@ -6737,7 +6737,7 @@
       <w:pPr>
         <w:pStyle w:val="21"/>
       </w:pPr>
-      <w:bookmarkStart w:id="25" w:name="_Toc242137217"/>
+      <w:bookmarkStart w:id="25" w:name="_Toc242175385"/>
       <w:r>
         <w:t>А.3 Подсистема «Работа с клиентами»</w:t>
       </w:r>
@@ -7596,7 +7596,7 @@
       <w:pPr>
         <w:pStyle w:val="21"/>
       </w:pPr>
-      <w:bookmarkStart w:id="26" w:name="_Toc242137218"/>
+      <w:bookmarkStart w:id="26" w:name="_Toc242175386"/>
       <w:r>
         <w:lastRenderedPageBreak/>
         <w:t>А.4 Подсистема «Сделки»</w:t>
@@ -8630,7 +8630,7 @@
       <w:pPr>
         <w:pStyle w:val="21"/>
       </w:pPr>
-      <w:bookmarkStart w:id="27" w:name="_Toc242137219"/>
+      <w:bookmarkStart w:id="27" w:name="_Toc242175387"/>
       <w:r>
         <w:t>А.5 Подсистема «Финансы»</w:t>
       </w:r>
@@ -9868,7 +9868,7 @@
               <w:pStyle w:val="GostTable"/>
             </w:pPr>
             <w:r>
-              <w:t>Завести условия 100 %, 6, 12, 24, 36 мес. без прав на «Скидки», затем с правами</w:t>
+              <w:t>Завести типы «100% оплата» (100% сразу, скидка 10 %), «Рассрочка на 12 месяцев» (12 мес., скидка 5 %, взнос 30 %), «Ипотека» (остаток через 3 мес., взнос 30 %); затем рассрочку без срока</w:t>
             </w:r>
           </w:p>
         </w:tc>
@@ -9881,7 +9881,7 @@
               <w:pStyle w:val="GostTable"/>
             </w:pPr>
             <w:r>
-              <w:t>Без прав — отказ; с правами — условия сохранены; повтор срока отклоняется</w:t>
+              <w:t>Планы сохранены; рассрочка без срока отклонена</w:t>
             </w:r>
           </w:p>
         </w:tc>
@@ -9926,7 +9926,7 @@
               <w:pStyle w:val="GostTable"/>
             </w:pPr>
             <w:r>
-              <w:t>В карточке объекта с прайсом в USD нажать «Рассрочка» и выбрать 12 мес.</w:t>
+              <w:t>В карточке объекта с прайсом в USD нажать «Рассрочка»</w:t>
             </w:r>
           </w:p>
         </w:tc>
@@ -9939,7 +9939,7 @@
               <w:pStyle w:val="GostTable"/>
             </w:pPr>
             <w:r>
-              <w:t>Цена пересчитана в валюту сделок по курсу; таблица сроков и график выбранного срока; сумма графика равна цене со скидкой</w:t>
+              <w:t>Цена пересчитана в валюту сделок по курсу; в таблице три плана по названиям; сумма графика каждого равна цене со скидкой</w:t>
             </w:r>
           </w:p>
         </w:tc>
@@ -9997,7 +9997,7 @@
               <w:pStyle w:val="GostTable"/>
             </w:pPr>
             <w:r>
-              <w:t>Печатная форма с таблицей сроков, графиком и пометкой о предварительном расчёте</w:t>
+              <w:t>Печатная форма с таблицей планов, графиком и пометкой о предварительном расчёте</w:t>
             </w:r>
           </w:p>
         </w:tc>
@@ -10042,7 +10042,7 @@
               <w:pStyle w:val="GostTable"/>
             </w:pPr>
             <w:r>
-              <w:t>В сделке без графика выбрать 12 мес. и «Создать график»</w:t>
+              <w:t>В сделке без графика выбрать «Ипотека» и «Создать график»</w:t>
             </w:r>
           </w:p>
         </w:tc>
@@ -10055,7 +10055,123 @@
               <w:pStyle w:val="GostTable"/>
             </w:pPr>
             <w:r>
-              <w:t>Стоимость по договору — цена варианта; график из 13 платежей сохранён; сделка «В работе»; повторное создание недоступно</w:t>
+              <w:t>Стоимость по договору — цена варианта; два платежа (взнос и остаток через 3 месяца) с типом «Ипотека»; сделка «В работе»; повторное создание недоступно</w:t>
+            </w:r>
+          </w:p>
+        </w:tc>
+      </w:tr>
+      <w:tr>
+        <w:trPr>
+          <w:cantSplit/>
+          <w:jc w:val="center"/>
+        </w:trPr>
+        <w:tc>
+          <w:tcPr>
+            <w:tcW w:w="842" w:type="dxa"/>
+          </w:tcPr>
+          <w:p>
+            <w:pPr>
+              <w:pStyle w:val="GostTable"/>
+            </w:pPr>
+            <w:r>
+              <w:t>А5.24</w:t>
+            </w:r>
+          </w:p>
+        </w:tc>
+        <w:tc>
+          <w:tcPr>
+            <w:tcW w:w="1029" w:type="dxa"/>
+          </w:tcPr>
+          <w:p>
+            <w:pPr>
+              <w:pStyle w:val="GostTable"/>
+            </w:pPr>
+            <w:r>
+              <w:t>ФИН-06</w:t>
+            </w:r>
+          </w:p>
+        </w:tc>
+        <w:tc>
+          <w:tcPr>
+            <w:tcW w:w="4209" w:type="dxa"/>
+          </w:tcPr>
+          <w:p>
+            <w:pPr>
+              <w:pStyle w:val="GostTable"/>
+            </w:pPr>
+            <w:r>
+              <w:t>Удалить тип платежа и счёт, по которым есть платежи; затем переименовать счёт</w:t>
+            </w:r>
+          </w:p>
+        </w:tc>
+        <w:tc>
+          <w:tcPr>
+            <w:tcW w:w="3274" w:type="dxa"/>
+          </w:tcPr>
+          <w:p>
+            <w:pPr>
+              <w:pStyle w:val="GostTable"/>
+            </w:pPr>
+            <w:r>
+              <w:t>Удаление отклонено с причиной, тип у платежей сохранён; новое название счёта видно в графике</w:t>
+            </w:r>
+          </w:p>
+        </w:tc>
+      </w:tr>
+      <w:tr>
+        <w:trPr>
+          <w:cantSplit/>
+          <w:jc w:val="center"/>
+        </w:trPr>
+        <w:tc>
+          <w:tcPr>
+            <w:tcW w:w="842" w:type="dxa"/>
+          </w:tcPr>
+          <w:p>
+            <w:pPr>
+              <w:pStyle w:val="GostTable"/>
+            </w:pPr>
+            <w:r>
+              <w:t>А5.25</w:t>
+            </w:r>
+          </w:p>
+        </w:tc>
+        <w:tc>
+          <w:tcPr>
+            <w:tcW w:w="1029" w:type="dxa"/>
+          </w:tcPr>
+          <w:p>
+            <w:pPr>
+              <w:pStyle w:val="GostTable"/>
+            </w:pPr>
+            <w:r>
+              <w:t>ФИН-06</w:t>
+            </w:r>
+          </w:p>
+        </w:tc>
+        <w:tc>
+          <w:tcPr>
+            <w:tcW w:w="4209" w:type="dxa"/>
+          </w:tcPr>
+          <w:p>
+            <w:pPr>
+              <w:pStyle w:val="GostTable"/>
+            </w:pPr>
+            <w:r>
+              <w:t>Пользователем компании изменить или удалить общий тип платежа</w:t>
+            </w:r>
+          </w:p>
+        </w:tc>
+        <w:tc>
+          <w:tcPr>
+            <w:tcW w:w="3274" w:type="dxa"/>
+          </w:tcPr>
+          <w:p>
+            <w:pPr>
+              <w:pStyle w:val="GostTable"/>
+            </w:pPr>
+            <w:r>
+              <w:t>Отказ: общие записи меняет только системный администратор</w:t>
             </w:r>
           </w:p>
         </w:tc>
@@ -10070,8 +10186,9 @@
       <w:pPr>
         <w:pStyle w:val="21"/>
       </w:pPr>
-      <w:bookmarkStart w:id="28" w:name="_Toc242137220"/>
+      <w:bookmarkStart w:id="28" w:name="_Toc242175388"/>
       <w:r>
+        <w:lastRenderedPageBreak/>
         <w:t>А.6 Подсистема «Шаблоны документов»</w:t>
       </w:r>
       <w:bookmarkEnd w:id="28"/>
@@ -10349,9 +10466,8 @@
       <w:pPr>
         <w:pStyle w:val="21"/>
       </w:pPr>
-      <w:bookmarkStart w:id="29" w:name="_Toc242137221"/>
+      <w:bookmarkStart w:id="29" w:name="_Toc242175389"/>
       <w:r>
-        <w:lastRenderedPageBreak/>
         <w:t>А.7 Подсистема «Задачи»</w:t>
       </w:r>
       <w:bookmarkEnd w:id="29"/>
@@ -10745,7 +10861,7 @@
       <w:pPr>
         <w:pStyle w:val="21"/>
       </w:pPr>
-      <w:bookmarkStart w:id="30" w:name="_Toc242137222"/>
+      <w:bookmarkStart w:id="30" w:name="_Toc242175390"/>
       <w:r>
         <w:t>А.8 Подсистема «Аналитика и отчётность»</w:t>
       </w:r>
@@ -11140,7 +11256,7 @@
       <w:pPr>
         <w:pStyle w:val="21"/>
       </w:pPr>
-      <w:bookmarkStart w:id="31" w:name="_Toc242137223"/>
+      <w:bookmarkStart w:id="31" w:name="_Toc242175391"/>
       <w:r>
         <w:t>А.9 Подсистема «Интеграция с партнёрами»</w:t>
       </w:r>
@@ -11249,6 +11365,7 @@
               <w:pStyle w:val="GostTable"/>
             </w:pPr>
             <w:r>
+              <w:lastRenderedPageBreak/>
               <w:t>А9.1</w:t>
             </w:r>
           </w:p>
@@ -11719,7 +11836,7 @@
       <w:pPr>
         <w:pStyle w:val="21"/>
       </w:pPr>
-      <w:bookmarkStart w:id="32" w:name="_Toc242137224"/>
+      <w:bookmarkStart w:id="32" w:name="_Toc242175392"/>
       <w:r>
         <w:t>А.10 Подсистема «Регламентные задания»</w:t>
       </w:r>
@@ -12158,7 +12275,7 @@
       <w:pPr>
         <w:pStyle w:val="21"/>
       </w:pPr>
-      <w:bookmarkStart w:id="33" w:name="_Toc242137225"/>
+      <w:bookmarkStart w:id="33" w:name="_Toc242175393"/>
       <w:r>
         <w:t>А.11 Сквозной сценарий продажи</w:t>
       </w:r>
@@ -12428,8 +12545,9 @@
       <w:pPr>
         <w:pStyle w:val="21"/>
       </w:pPr>
-      <w:bookmarkStart w:id="34" w:name="_Toc242137226"/>
+      <w:bookmarkStart w:id="34" w:name="_Toc242175394"/>
       <w:r>
+        <w:lastRenderedPageBreak/>
         <w:t>А.12 Защита информации</w:t>
       </w:r>
       <w:bookmarkEnd w:id="34"/>
@@ -12825,9 +12943,8 @@
       <w:pPr>
         <w:pStyle w:val="21"/>
       </w:pPr>
-      <w:bookmarkStart w:id="35" w:name="_Toc242137227"/>
+      <w:bookmarkStart w:id="35" w:name="_Toc242175395"/>
       <w:r>
-        <w:lastRenderedPageBreak/>
         <w:t>А.13 Эргономика и многоязычность</w:t>
       </w:r>
       <w:bookmarkEnd w:id="35"/>
@@ -13096,7 +13213,7 @@
       <w:pPr>
         <w:pStyle w:val="21"/>
       </w:pPr>
-      <w:bookmarkStart w:id="36" w:name="_Toc242137228"/>
+      <w:bookmarkStart w:id="36" w:name="_Toc242175396"/>
       <w:r>
         <w:t>А.14 Показатели назначения</w:t>
       </w:r>
@@ -13324,7 +13441,7 @@
         <w:ind w:firstLine="0"/>
         <w:jc w:val="center"/>
       </w:pPr>
-      <w:bookmarkStart w:id="37" w:name="_Toc242137229"/>
+      <w:bookmarkStart w:id="37" w:name="_Toc242175397"/>
       <w:r>
         <w:lastRenderedPageBreak/>
         <w:t>Приложение Б</w:t>
@@ -13658,7 +13775,7 @@
               <w:t>convert_deals_currency</w:t>
             </w:r>
             <w:r>
-              <w:t xml:space="preserve"> (суммы и график, исходные суммы сохраняются, повторный запуск ничего не меняет, сделки в сумах пропускаются); условия рассрочки (условия своей компании, изменение по правам на «Скидки», отказ для чужой компании, проверка значений)</w:t>
+              <w:t xml:space="preserve"> (суммы и график, исходные суммы сохраняются, повторный запуск ничего не меняет, сделки в сумах пропускаются); планы оплаты в типах платежей (проверка значений, приведение условий к виду плана), правка и переименование справочников, запрет удаления используемого типа и счёта, защита общих записей, выбор компании системным администратором</w:t>
             </w:r>
           </w:p>
         </w:tc>
@@ -13723,7 +13840,7 @@
         <w:ind w:firstLine="0"/>
         <w:jc w:val="center"/>
       </w:pPr>
-      <w:bookmarkStart w:id="38" w:name="_Toc242137230"/>
+      <w:bookmarkStart w:id="38" w:name="_Toc242175398"/>
       <w:r>
         <w:lastRenderedPageBreak/>
         <w:t>Приложение В</w:t>
@@ -13739,8 +13856,6 @@
       </w:r>
       <w:r>
         <w:br/>
-      </w:r>
-      <w:r>
         <w:t>Форма протокола испытаний</w:t>
       </w:r>
       <w:bookmarkEnd w:id="38"/>
@@ -14004,7 +14119,7 @@
         <w:ind w:firstLine="0"/>
         <w:jc w:val="center"/>
       </w:pPr>
-      <w:bookmarkStart w:id="39" w:name="_Toc242137231"/>
+      <w:bookmarkStart w:id="39" w:name="_Toc242175399"/>
       <w:r>
         <w:lastRenderedPageBreak/>
         <w:t>ЛИСТ РЕГИСТРАЦИИ ИЗМЕНЕНИЙ</w:t>
@@ -16066,31 +16181,31 @@
       </w:rPr>
     </w:lvl>
   </w:abstractNum>
-  <w:num w:numId="1" w16cid:durableId="886792671">
+  <w:num w:numId="1" w16cid:durableId="135687403">
     <w:abstractNumId w:val="8"/>
   </w:num>
-  <w:num w:numId="2" w16cid:durableId="1841197179">
+  <w:num w:numId="2" w16cid:durableId="1643466238">
     <w:abstractNumId w:val="6"/>
   </w:num>
-  <w:num w:numId="3" w16cid:durableId="514731321">
+  <w:num w:numId="3" w16cid:durableId="186606906">
     <w:abstractNumId w:val="5"/>
   </w:num>
-  <w:num w:numId="4" w16cid:durableId="283970525">
+  <w:num w:numId="4" w16cid:durableId="538586207">
     <w:abstractNumId w:val="4"/>
   </w:num>
-  <w:num w:numId="5" w16cid:durableId="1713845027">
+  <w:num w:numId="5" w16cid:durableId="1680810824">
     <w:abstractNumId w:val="7"/>
   </w:num>
-  <w:num w:numId="6" w16cid:durableId="2039239432">
+  <w:num w:numId="6" w16cid:durableId="1607035182">
     <w:abstractNumId w:val="3"/>
   </w:num>
-  <w:num w:numId="7" w16cid:durableId="1582061884">
+  <w:num w:numId="7" w16cid:durableId="1311523095">
     <w:abstractNumId w:val="2"/>
   </w:num>
-  <w:num w:numId="8" w16cid:durableId="630940215">
+  <w:num w:numId="8" w16cid:durableId="1177234647">
     <w:abstractNumId w:val="1"/>
   </w:num>
-  <w:num w:numId="9" w16cid:durableId="1663771409">
+  <w:num w:numId="9" w16cid:durableId="864707146">
     <w:abstractNumId w:val="0"/>
   </w:num>
 </w:numbering>
@@ -27623,7 +27738,7 @@
     <w:autoRedefine/>
     <w:uiPriority w:val="39"/>
     <w:unhideWhenUsed/>
-    <w:rsid w:val="0066150C"/>
+    <w:rsid w:val="007E7AF0"/>
     <w:pPr>
       <w:spacing w:after="100"/>
     </w:pPr>
@@ -27635,7 +27750,7 @@
     <w:autoRedefine/>
     <w:uiPriority w:val="39"/>
     <w:unhideWhenUsed/>
-    <w:rsid w:val="0066150C"/>
+    <w:rsid w:val="007E7AF0"/>
     <w:pPr>
       <w:spacing w:after="100"/>
       <w:ind w:left="240"/>
@@ -27646,7 +27761,7 @@
     <w:basedOn w:val="a2"/>
     <w:uiPriority w:val="99"/>
     <w:unhideWhenUsed/>
-    <w:rsid w:val="0066150C"/>
+    <w:rsid w:val="007E7AF0"/>
     <w:rPr>
       <w:color w:val="0000FF" w:themeColor="hyperlink"/>
       <w:u w:val="single"/>

--- a/docs/gost/out/06_ПМ_Программа_и_методика_испытаний.docx
+++ b/docs/gost/out/06_ПМ_Программа_и_методика_испытаний.docx
@@ -306,7 +306,7 @@
       <w:r>
         <w:fldChar w:fldCharType="separate"/>
       </w:r>
-      <w:hyperlink w:anchor="_Toc242175360" w:history="1">
+      <w:hyperlink w:anchor="_Toc242192658" w:history="1">
         <w:r>
           <w:rPr>
             <w:rStyle w:val="aff8"/>
@@ -333,7 +333,7 @@
             <w:noProof/>
             <w:webHidden/>
           </w:rPr>
-          <w:instrText xml:space="preserve"> PAGEREF _Toc242175360 \h </w:instrText>
+          <w:instrText xml:space="preserve"> PAGEREF _Toc242192658 \h </w:instrText>
         </w:r>
         <w:r>
           <w:rPr>
@@ -379,7 +379,7 @@
           <w14:ligatures w14:val="standardContextual"/>
         </w:rPr>
       </w:pPr>
-      <w:hyperlink w:anchor="_Toc242175361" w:history="1">
+      <w:hyperlink w:anchor="_Toc242192659" w:history="1">
         <w:r>
           <w:rPr>
             <w:rStyle w:val="aff8"/>
@@ -406,7 +406,7 @@
             <w:noProof/>
             <w:webHidden/>
           </w:rPr>
-          <w:instrText xml:space="preserve"> PAGEREF _Toc242175361 \h </w:instrText>
+          <w:instrText xml:space="preserve"> PAGEREF _Toc242192659 \h </w:instrText>
         </w:r>
         <w:r>
           <w:rPr>
@@ -452,7 +452,7 @@
           <w14:ligatures w14:val="standardContextual"/>
         </w:rPr>
       </w:pPr>
-      <w:hyperlink w:anchor="_Toc242175362" w:history="1">
+      <w:hyperlink w:anchor="_Toc242192660" w:history="1">
         <w:r>
           <w:rPr>
             <w:rStyle w:val="aff8"/>
@@ -479,7 +479,7 @@
             <w:noProof/>
             <w:webHidden/>
           </w:rPr>
-          <w:instrText xml:space="preserve"> PAGEREF _Toc242175362 \h </w:instrText>
+          <w:instrText xml:space="preserve"> PAGEREF _Toc242192660 \h </w:instrText>
         </w:r>
         <w:r>
           <w:rPr>
@@ -525,7 +525,7 @@
           <w14:ligatures w14:val="standardContextual"/>
         </w:rPr>
       </w:pPr>
-      <w:hyperlink w:anchor="_Toc242175363" w:history="1">
+      <w:hyperlink w:anchor="_Toc242192661" w:history="1">
         <w:r>
           <w:rPr>
             <w:rStyle w:val="aff8"/>
@@ -552,7 +552,7 @@
             <w:noProof/>
             <w:webHidden/>
           </w:rPr>
-          <w:instrText xml:space="preserve"> PAGEREF _Toc242175363 \h </w:instrText>
+          <w:instrText xml:space="preserve"> PAGEREF _Toc242192661 \h </w:instrText>
         </w:r>
         <w:r>
           <w:rPr>
@@ -598,7 +598,7 @@
           <w14:ligatures w14:val="standardContextual"/>
         </w:rPr>
       </w:pPr>
-      <w:hyperlink w:anchor="_Toc242175364" w:history="1">
+      <w:hyperlink w:anchor="_Toc242192662" w:history="1">
         <w:r>
           <w:rPr>
             <w:rStyle w:val="aff8"/>
@@ -625,7 +625,7 @@
             <w:noProof/>
             <w:webHidden/>
           </w:rPr>
-          <w:instrText xml:space="preserve"> PAGEREF _Toc242175364 \h </w:instrText>
+          <w:instrText xml:space="preserve"> PAGEREF _Toc242192662 \h </w:instrText>
         </w:r>
         <w:r>
           <w:rPr>
@@ -671,7 +671,7 @@
           <w14:ligatures w14:val="standardContextual"/>
         </w:rPr>
       </w:pPr>
-      <w:hyperlink w:anchor="_Toc242175365" w:history="1">
+      <w:hyperlink w:anchor="_Toc242192663" w:history="1">
         <w:r>
           <w:rPr>
             <w:rStyle w:val="aff8"/>
@@ -698,7 +698,7 @@
             <w:noProof/>
             <w:webHidden/>
           </w:rPr>
-          <w:instrText xml:space="preserve"> PAGEREF _Toc242175365 \h </w:instrText>
+          <w:instrText xml:space="preserve"> PAGEREF _Toc242192663 \h </w:instrText>
         </w:r>
         <w:r>
           <w:rPr>
@@ -744,7 +744,7 @@
           <w14:ligatures w14:val="standardContextual"/>
         </w:rPr>
       </w:pPr>
-      <w:hyperlink w:anchor="_Toc242175366" w:history="1">
+      <w:hyperlink w:anchor="_Toc242192664" w:history="1">
         <w:r>
           <w:rPr>
             <w:rStyle w:val="aff8"/>
@@ -771,7 +771,7 @@
             <w:noProof/>
             <w:webHidden/>
           </w:rPr>
-          <w:instrText xml:space="preserve"> PAGEREF _Toc242175366 \h </w:instrText>
+          <w:instrText xml:space="preserve"> PAGEREF _Toc242192664 \h </w:instrText>
         </w:r>
         <w:r>
           <w:rPr>
@@ -817,7 +817,7 @@
           <w14:ligatures w14:val="standardContextual"/>
         </w:rPr>
       </w:pPr>
-      <w:hyperlink w:anchor="_Toc242175367" w:history="1">
+      <w:hyperlink w:anchor="_Toc242192665" w:history="1">
         <w:r>
           <w:rPr>
             <w:rStyle w:val="aff8"/>
@@ -844,7 +844,7 @@
             <w:noProof/>
             <w:webHidden/>
           </w:rPr>
-          <w:instrText xml:space="preserve"> PAGEREF _Toc242175367 \h </w:instrText>
+          <w:instrText xml:space="preserve"> PAGEREF _Toc242192665 \h </w:instrText>
         </w:r>
         <w:r>
           <w:rPr>
@@ -890,7 +890,7 @@
           <w14:ligatures w14:val="standardContextual"/>
         </w:rPr>
       </w:pPr>
-      <w:hyperlink w:anchor="_Toc242175368" w:history="1">
+      <w:hyperlink w:anchor="_Toc242192666" w:history="1">
         <w:r>
           <w:rPr>
             <w:rStyle w:val="aff8"/>
@@ -917,7 +917,7 @@
             <w:noProof/>
             <w:webHidden/>
           </w:rPr>
-          <w:instrText xml:space="preserve"> PAGEREF _Toc242175368 \h </w:instrText>
+          <w:instrText xml:space="preserve"> PAGEREF _Toc242192666 \h </w:instrText>
         </w:r>
         <w:r>
           <w:rPr>
@@ -963,7 +963,7 @@
           <w14:ligatures w14:val="standardContextual"/>
         </w:rPr>
       </w:pPr>
-      <w:hyperlink w:anchor="_Toc242175369" w:history="1">
+      <w:hyperlink w:anchor="_Toc242192667" w:history="1">
         <w:r>
           <w:rPr>
             <w:rStyle w:val="aff8"/>
@@ -990,7 +990,7 @@
             <w:noProof/>
             <w:webHidden/>
           </w:rPr>
-          <w:instrText xml:space="preserve"> PAGEREF _Toc242175369 \h </w:instrText>
+          <w:instrText xml:space="preserve"> PAGEREF _Toc242192667 \h </w:instrText>
         </w:r>
         <w:r>
           <w:rPr>
@@ -1036,7 +1036,7 @@
           <w14:ligatures w14:val="standardContextual"/>
         </w:rPr>
       </w:pPr>
-      <w:hyperlink w:anchor="_Toc242175370" w:history="1">
+      <w:hyperlink w:anchor="_Toc242192668" w:history="1">
         <w:r>
           <w:rPr>
             <w:rStyle w:val="aff8"/>
@@ -1063,7 +1063,7 @@
             <w:noProof/>
             <w:webHidden/>
           </w:rPr>
-          <w:instrText xml:space="preserve"> PAGEREF _Toc242175370 \h </w:instrText>
+          <w:instrText xml:space="preserve"> PAGEREF _Toc242192668 \h </w:instrText>
         </w:r>
         <w:r>
           <w:rPr>
@@ -1109,7 +1109,7 @@
           <w14:ligatures w14:val="standardContextual"/>
         </w:rPr>
       </w:pPr>
-      <w:hyperlink w:anchor="_Toc242175371" w:history="1">
+      <w:hyperlink w:anchor="_Toc242192669" w:history="1">
         <w:r>
           <w:rPr>
             <w:rStyle w:val="aff8"/>
@@ -1136,7 +1136,7 @@
             <w:noProof/>
             <w:webHidden/>
           </w:rPr>
-          <w:instrText xml:space="preserve"> PAGEREF _Toc242175371 \h </w:instrText>
+          <w:instrText xml:space="preserve"> PAGEREF _Toc242192669 \h </w:instrText>
         </w:r>
         <w:r>
           <w:rPr>
@@ -1182,7 +1182,7 @@
           <w14:ligatures w14:val="standardContextual"/>
         </w:rPr>
       </w:pPr>
-      <w:hyperlink w:anchor="_Toc242175372" w:history="1">
+      <w:hyperlink w:anchor="_Toc242192670" w:history="1">
         <w:r>
           <w:rPr>
             <w:rStyle w:val="aff8"/>
@@ -1209,7 +1209,7 @@
             <w:noProof/>
             <w:webHidden/>
           </w:rPr>
-          <w:instrText xml:space="preserve"> PAGEREF _Toc242175372 \h </w:instrText>
+          <w:instrText xml:space="preserve"> PAGEREF _Toc242192670 \h </w:instrText>
         </w:r>
         <w:r>
           <w:rPr>
@@ -1255,7 +1255,7 @@
           <w14:ligatures w14:val="standardContextual"/>
         </w:rPr>
       </w:pPr>
-      <w:hyperlink w:anchor="_Toc242175373" w:history="1">
+      <w:hyperlink w:anchor="_Toc242192671" w:history="1">
         <w:r>
           <w:rPr>
             <w:rStyle w:val="aff8"/>
@@ -1282,7 +1282,7 @@
             <w:noProof/>
             <w:webHidden/>
           </w:rPr>
-          <w:instrText xml:space="preserve"> PAGEREF _Toc242175373 \h </w:instrText>
+          <w:instrText xml:space="preserve"> PAGEREF _Toc242192671 \h </w:instrText>
         </w:r>
         <w:r>
           <w:rPr>
@@ -1328,7 +1328,7 @@
           <w14:ligatures w14:val="standardContextual"/>
         </w:rPr>
       </w:pPr>
-      <w:hyperlink w:anchor="_Toc242175374" w:history="1">
+      <w:hyperlink w:anchor="_Toc242192672" w:history="1">
         <w:r>
           <w:rPr>
             <w:rStyle w:val="aff8"/>
@@ -1355,7 +1355,7 @@
             <w:noProof/>
             <w:webHidden/>
           </w:rPr>
-          <w:instrText xml:space="preserve"> PAGEREF _Toc242175374 \h </w:instrText>
+          <w:instrText xml:space="preserve"> PAGEREF _Toc242192672 \h </w:instrText>
         </w:r>
         <w:r>
           <w:rPr>
@@ -1401,7 +1401,7 @@
           <w14:ligatures w14:val="standardContextual"/>
         </w:rPr>
       </w:pPr>
-      <w:hyperlink w:anchor="_Toc242175375" w:history="1">
+      <w:hyperlink w:anchor="_Toc242192673" w:history="1">
         <w:r>
           <w:rPr>
             <w:rStyle w:val="aff8"/>
@@ -1428,7 +1428,7 @@
             <w:noProof/>
             <w:webHidden/>
           </w:rPr>
-          <w:instrText xml:space="preserve"> PAGEREF _Toc242175375 \h </w:instrText>
+          <w:instrText xml:space="preserve"> PAGEREF _Toc242192673 \h </w:instrText>
         </w:r>
         <w:r>
           <w:rPr>
@@ -1474,7 +1474,7 @@
           <w14:ligatures w14:val="standardContextual"/>
         </w:rPr>
       </w:pPr>
-      <w:hyperlink w:anchor="_Toc242175376" w:history="1">
+      <w:hyperlink w:anchor="_Toc242192674" w:history="1">
         <w:r>
           <w:rPr>
             <w:rStyle w:val="aff8"/>
@@ -1501,7 +1501,7 @@
             <w:noProof/>
             <w:webHidden/>
           </w:rPr>
-          <w:instrText xml:space="preserve"> PAGEREF _Toc242175376 \h </w:instrText>
+          <w:instrText xml:space="preserve"> PAGEREF _Toc242192674 \h </w:instrText>
         </w:r>
         <w:r>
           <w:rPr>
@@ -1547,7 +1547,7 @@
           <w14:ligatures w14:val="standardContextual"/>
         </w:rPr>
       </w:pPr>
-      <w:hyperlink w:anchor="_Toc242175377" w:history="1">
+      <w:hyperlink w:anchor="_Toc242192675" w:history="1">
         <w:r>
           <w:rPr>
             <w:rStyle w:val="aff8"/>
@@ -1574,7 +1574,7 @@
             <w:noProof/>
             <w:webHidden/>
           </w:rPr>
-          <w:instrText xml:space="preserve"> PAGEREF _Toc242175377 \h </w:instrText>
+          <w:instrText xml:space="preserve"> PAGEREF _Toc242192675 \h </w:instrText>
         </w:r>
         <w:r>
           <w:rPr>
@@ -1620,7 +1620,7 @@
           <w14:ligatures w14:val="standardContextual"/>
         </w:rPr>
       </w:pPr>
-      <w:hyperlink w:anchor="_Toc242175378" w:history="1">
+      <w:hyperlink w:anchor="_Toc242192676" w:history="1">
         <w:r>
           <w:rPr>
             <w:rStyle w:val="aff8"/>
@@ -1647,7 +1647,7 @@
             <w:noProof/>
             <w:webHidden/>
           </w:rPr>
-          <w:instrText xml:space="preserve"> PAGEREF _Toc242175378 \h </w:instrText>
+          <w:instrText xml:space="preserve"> PAGEREF _Toc242192676 \h </w:instrText>
         </w:r>
         <w:r>
           <w:rPr>
@@ -1693,7 +1693,7 @@
           <w14:ligatures w14:val="standardContextual"/>
         </w:rPr>
       </w:pPr>
-      <w:hyperlink w:anchor="_Toc242175379" w:history="1">
+      <w:hyperlink w:anchor="_Toc242192677" w:history="1">
         <w:r>
           <w:rPr>
             <w:rStyle w:val="aff8"/>
@@ -1720,7 +1720,7 @@
             <w:noProof/>
             <w:webHidden/>
           </w:rPr>
-          <w:instrText xml:space="preserve"> PAGEREF _Toc242175379 \h </w:instrText>
+          <w:instrText xml:space="preserve"> PAGEREF _Toc242192677 \h </w:instrText>
         </w:r>
         <w:r>
           <w:rPr>
@@ -1766,7 +1766,7 @@
           <w14:ligatures w14:val="standardContextual"/>
         </w:rPr>
       </w:pPr>
-      <w:hyperlink w:anchor="_Toc242175380" w:history="1">
+      <w:hyperlink w:anchor="_Toc242192678" w:history="1">
         <w:r>
           <w:rPr>
             <w:rStyle w:val="aff8"/>
@@ -1793,7 +1793,7 @@
             <w:noProof/>
             <w:webHidden/>
           </w:rPr>
-          <w:instrText xml:space="preserve"> PAGEREF _Toc242175380 \h </w:instrText>
+          <w:instrText xml:space="preserve"> PAGEREF _Toc242192678 \h </w:instrText>
         </w:r>
         <w:r>
           <w:rPr>
@@ -1839,7 +1839,7 @@
           <w14:ligatures w14:val="standardContextual"/>
         </w:rPr>
       </w:pPr>
-      <w:hyperlink w:anchor="_Toc242175381" w:history="1">
+      <w:hyperlink w:anchor="_Toc242192679" w:history="1">
         <w:r>
           <w:rPr>
             <w:rStyle w:val="aff8"/>
@@ -1866,7 +1866,7 @@
             <w:noProof/>
             <w:webHidden/>
           </w:rPr>
-          <w:instrText xml:space="preserve"> PAGEREF _Toc242175381 \h </w:instrText>
+          <w:instrText xml:space="preserve"> PAGEREF _Toc242192679 \h </w:instrText>
         </w:r>
         <w:r>
           <w:rPr>
@@ -1912,7 +1912,7 @@
           <w14:ligatures w14:val="standardContextual"/>
         </w:rPr>
       </w:pPr>
-      <w:hyperlink w:anchor="_Toc242175382" w:history="1">
+      <w:hyperlink w:anchor="_Toc242192680" w:history="1">
         <w:r>
           <w:rPr>
             <w:rStyle w:val="aff8"/>
@@ -1939,7 +1939,7 @@
             <w:noProof/>
             <w:webHidden/>
           </w:rPr>
-          <w:instrText xml:space="preserve"> PAGEREF _Toc242175382 \h </w:instrText>
+          <w:instrText xml:space="preserve"> PAGEREF _Toc242192680 \h </w:instrText>
         </w:r>
         <w:r>
           <w:rPr>
@@ -1985,7 +1985,7 @@
           <w14:ligatures w14:val="standardContextual"/>
         </w:rPr>
       </w:pPr>
-      <w:hyperlink w:anchor="_Toc242175383" w:history="1">
+      <w:hyperlink w:anchor="_Toc242192681" w:history="1">
         <w:r>
           <w:rPr>
             <w:rStyle w:val="aff8"/>
@@ -2012,7 +2012,7 @@
             <w:noProof/>
             <w:webHidden/>
           </w:rPr>
-          <w:instrText xml:space="preserve"> PAGEREF _Toc242175383 \h </w:instrText>
+          <w:instrText xml:space="preserve"> PAGEREF _Toc242192681 \h </w:instrText>
         </w:r>
         <w:r>
           <w:rPr>
@@ -2058,7 +2058,7 @@
           <w14:ligatures w14:val="standardContextual"/>
         </w:rPr>
       </w:pPr>
-      <w:hyperlink w:anchor="_Toc242175384" w:history="1">
+      <w:hyperlink w:anchor="_Toc242192682" w:history="1">
         <w:r>
           <w:rPr>
             <w:rStyle w:val="aff8"/>
@@ -2085,7 +2085,7 @@
             <w:noProof/>
             <w:webHidden/>
           </w:rPr>
-          <w:instrText xml:space="preserve"> PAGEREF _Toc242175384 \h </w:instrText>
+          <w:instrText xml:space="preserve"> PAGEREF _Toc242192682 \h </w:instrText>
         </w:r>
         <w:r>
           <w:rPr>
@@ -2131,7 +2131,7 @@
           <w14:ligatures w14:val="standardContextual"/>
         </w:rPr>
       </w:pPr>
-      <w:hyperlink w:anchor="_Toc242175385" w:history="1">
+      <w:hyperlink w:anchor="_Toc242192683" w:history="1">
         <w:r>
           <w:rPr>
             <w:rStyle w:val="aff8"/>
@@ -2158,7 +2158,7 @@
             <w:noProof/>
             <w:webHidden/>
           </w:rPr>
-          <w:instrText xml:space="preserve"> PAGEREF _Toc242175385 \h </w:instrText>
+          <w:instrText xml:space="preserve"> PAGEREF _Toc242192683 \h </w:instrText>
         </w:r>
         <w:r>
           <w:rPr>
@@ -2204,7 +2204,7 @@
           <w14:ligatures w14:val="standardContextual"/>
         </w:rPr>
       </w:pPr>
-      <w:hyperlink w:anchor="_Toc242175386" w:history="1">
+      <w:hyperlink w:anchor="_Toc242192684" w:history="1">
         <w:r>
           <w:rPr>
             <w:rStyle w:val="aff8"/>
@@ -2231,7 +2231,7 @@
             <w:noProof/>
             <w:webHidden/>
           </w:rPr>
-          <w:instrText xml:space="preserve"> PAGEREF _Toc242175386 \h </w:instrText>
+          <w:instrText xml:space="preserve"> PAGEREF _Toc242192684 \h </w:instrText>
         </w:r>
         <w:r>
           <w:rPr>
@@ -2277,7 +2277,7 @@
           <w14:ligatures w14:val="standardContextual"/>
         </w:rPr>
       </w:pPr>
-      <w:hyperlink w:anchor="_Toc242175387" w:history="1">
+      <w:hyperlink w:anchor="_Toc242192685" w:history="1">
         <w:r>
           <w:rPr>
             <w:rStyle w:val="aff8"/>
@@ -2304,7 +2304,7 @@
             <w:noProof/>
             <w:webHidden/>
           </w:rPr>
-          <w:instrText xml:space="preserve"> PAGEREF _Toc242175387 \h </w:instrText>
+          <w:instrText xml:space="preserve"> PAGEREF _Toc242192685 \h </w:instrText>
         </w:r>
         <w:r>
           <w:rPr>
@@ -2350,7 +2350,7 @@
           <w14:ligatures w14:val="standardContextual"/>
         </w:rPr>
       </w:pPr>
-      <w:hyperlink w:anchor="_Toc242175388" w:history="1">
+      <w:hyperlink w:anchor="_Toc242192686" w:history="1">
         <w:r>
           <w:rPr>
             <w:rStyle w:val="aff8"/>
@@ -2377,7 +2377,7 @@
             <w:noProof/>
             <w:webHidden/>
           </w:rPr>
-          <w:instrText xml:space="preserve"> PAGEREF _Toc242175388 \h </w:instrText>
+          <w:instrText xml:space="preserve"> PAGEREF _Toc242192686 \h </w:instrText>
         </w:r>
         <w:r>
           <w:rPr>
@@ -2423,7 +2423,7 @@
           <w14:ligatures w14:val="standardContextual"/>
         </w:rPr>
       </w:pPr>
-      <w:hyperlink w:anchor="_Toc242175389" w:history="1">
+      <w:hyperlink w:anchor="_Toc242192687" w:history="1">
         <w:r>
           <w:rPr>
             <w:rStyle w:val="aff8"/>
@@ -2450,7 +2450,7 @@
             <w:noProof/>
             <w:webHidden/>
           </w:rPr>
-          <w:instrText xml:space="preserve"> PAGEREF _Toc242175389 \h </w:instrText>
+          <w:instrText xml:space="preserve"> PAGEREF _Toc242192687 \h </w:instrText>
         </w:r>
         <w:r>
           <w:rPr>
@@ -2496,7 +2496,7 @@
           <w14:ligatures w14:val="standardContextual"/>
         </w:rPr>
       </w:pPr>
-      <w:hyperlink w:anchor="_Toc242175390" w:history="1">
+      <w:hyperlink w:anchor="_Toc242192688" w:history="1">
         <w:r>
           <w:rPr>
             <w:rStyle w:val="aff8"/>
@@ -2523,7 +2523,7 @@
             <w:noProof/>
             <w:webHidden/>
           </w:rPr>
-          <w:instrText xml:space="preserve"> PAGEREF _Toc242175390 \h </w:instrText>
+          <w:instrText xml:space="preserve"> PAGEREF _Toc242192688 \h </w:instrText>
         </w:r>
         <w:r>
           <w:rPr>
@@ -2569,7 +2569,7 @@
           <w14:ligatures w14:val="standardContextual"/>
         </w:rPr>
       </w:pPr>
-      <w:hyperlink w:anchor="_Toc242175391" w:history="1">
+      <w:hyperlink w:anchor="_Toc242192689" w:history="1">
         <w:r>
           <w:rPr>
             <w:rStyle w:val="aff8"/>
@@ -2596,7 +2596,7 @@
             <w:noProof/>
             <w:webHidden/>
           </w:rPr>
-          <w:instrText xml:space="preserve"> PAGEREF _Toc242175391 \h </w:instrText>
+          <w:instrText xml:space="preserve"> PAGEREF _Toc242192689 \h </w:instrText>
         </w:r>
         <w:r>
           <w:rPr>
@@ -2616,7 +2616,7 @@
             <w:noProof/>
             <w:webHidden/>
           </w:rPr>
-          <w:t>18</w:t>
+          <w:t>19</w:t>
         </w:r>
         <w:r>
           <w:rPr>
@@ -2642,7 +2642,7 @@
           <w14:ligatures w14:val="standardContextual"/>
         </w:rPr>
       </w:pPr>
-      <w:hyperlink w:anchor="_Toc242175392" w:history="1">
+      <w:hyperlink w:anchor="_Toc242192690" w:history="1">
         <w:r>
           <w:rPr>
             <w:rStyle w:val="aff8"/>
@@ -2669,7 +2669,7 @@
             <w:noProof/>
             <w:webHidden/>
           </w:rPr>
-          <w:instrText xml:space="preserve"> PAGEREF _Toc242175392 \h </w:instrText>
+          <w:instrText xml:space="preserve"> PAGEREF _Toc242192690 \h </w:instrText>
         </w:r>
         <w:r>
           <w:rPr>
@@ -2715,7 +2715,7 @@
           <w14:ligatures w14:val="standardContextual"/>
         </w:rPr>
       </w:pPr>
-      <w:hyperlink w:anchor="_Toc242175393" w:history="1">
+      <w:hyperlink w:anchor="_Toc242192691" w:history="1">
         <w:r>
           <w:rPr>
             <w:rStyle w:val="aff8"/>
@@ -2742,7 +2742,7 @@
             <w:noProof/>
             <w:webHidden/>
           </w:rPr>
-          <w:instrText xml:space="preserve"> PAGEREF _Toc242175393 \h </w:instrText>
+          <w:instrText xml:space="preserve"> PAGEREF _Toc242192691 \h </w:instrText>
         </w:r>
         <w:r>
           <w:rPr>
@@ -2788,7 +2788,7 @@
           <w14:ligatures w14:val="standardContextual"/>
         </w:rPr>
       </w:pPr>
-      <w:hyperlink w:anchor="_Toc242175394" w:history="1">
+      <w:hyperlink w:anchor="_Toc242192692" w:history="1">
         <w:r>
           <w:rPr>
             <w:rStyle w:val="aff8"/>
@@ -2815,7 +2815,7 @@
             <w:noProof/>
             <w:webHidden/>
           </w:rPr>
-          <w:instrText xml:space="preserve"> PAGEREF _Toc242175394 \h </w:instrText>
+          <w:instrText xml:space="preserve"> PAGEREF _Toc242192692 \h </w:instrText>
         </w:r>
         <w:r>
           <w:rPr>
@@ -2861,7 +2861,7 @@
           <w14:ligatures w14:val="standardContextual"/>
         </w:rPr>
       </w:pPr>
-      <w:hyperlink w:anchor="_Toc242175395" w:history="1">
+      <w:hyperlink w:anchor="_Toc242192693" w:history="1">
         <w:r>
           <w:rPr>
             <w:rStyle w:val="aff8"/>
@@ -2888,7 +2888,7 @@
             <w:noProof/>
             <w:webHidden/>
           </w:rPr>
-          <w:instrText xml:space="preserve"> PAGEREF _Toc242175395 \h </w:instrText>
+          <w:instrText xml:space="preserve"> PAGEREF _Toc242192693 \h </w:instrText>
         </w:r>
         <w:r>
           <w:rPr>
@@ -2934,7 +2934,7 @@
           <w14:ligatures w14:val="standardContextual"/>
         </w:rPr>
       </w:pPr>
-      <w:hyperlink w:anchor="_Toc242175396" w:history="1">
+      <w:hyperlink w:anchor="_Toc242192694" w:history="1">
         <w:r>
           <w:rPr>
             <w:rStyle w:val="aff8"/>
@@ -2961,7 +2961,7 @@
             <w:noProof/>
             <w:webHidden/>
           </w:rPr>
-          <w:instrText xml:space="preserve"> PAGEREF _Toc242175396 \h </w:instrText>
+          <w:instrText xml:space="preserve"> PAGEREF _Toc242192694 \h </w:instrText>
         </w:r>
         <w:r>
           <w:rPr>
@@ -3007,7 +3007,7 @@
           <w14:ligatures w14:val="standardContextual"/>
         </w:rPr>
       </w:pPr>
-      <w:hyperlink w:anchor="_Toc242175397" w:history="1">
+      <w:hyperlink w:anchor="_Toc242192695" w:history="1">
         <w:r>
           <w:rPr>
             <w:rStyle w:val="aff8"/>
@@ -3034,7 +3034,7 @@
             <w:noProof/>
             <w:webHidden/>
           </w:rPr>
-          <w:instrText xml:space="preserve"> PAGEREF _Toc242175397 \h </w:instrText>
+          <w:instrText xml:space="preserve"> PAGEREF _Toc242192695 \h </w:instrText>
         </w:r>
         <w:r>
           <w:rPr>
@@ -3080,7 +3080,7 @@
           <w14:ligatures w14:val="standardContextual"/>
         </w:rPr>
       </w:pPr>
-      <w:hyperlink w:anchor="_Toc242175398" w:history="1">
+      <w:hyperlink w:anchor="_Toc242192696" w:history="1">
         <w:r>
           <w:rPr>
             <w:rStyle w:val="aff8"/>
@@ -3107,7 +3107,7 @@
             <w:noProof/>
             <w:webHidden/>
           </w:rPr>
-          <w:instrText xml:space="preserve"> PAGEREF _Toc242175398 \h </w:instrText>
+          <w:instrText xml:space="preserve"> PAGEREF _Toc242192696 \h </w:instrText>
         </w:r>
         <w:r>
           <w:rPr>
@@ -3153,7 +3153,7 @@
           <w14:ligatures w14:val="standardContextual"/>
         </w:rPr>
       </w:pPr>
-      <w:hyperlink w:anchor="_Toc242175399" w:history="1">
+      <w:hyperlink w:anchor="_Toc242192697" w:history="1">
         <w:r>
           <w:rPr>
             <w:rStyle w:val="aff8"/>
@@ -3180,7 +3180,7 @@
             <w:noProof/>
             <w:webHidden/>
           </w:rPr>
-          <w:instrText xml:space="preserve"> PAGEREF _Toc242175399 \h </w:instrText>
+          <w:instrText xml:space="preserve"> PAGEREF _Toc242192697 \h </w:instrText>
         </w:r>
         <w:r>
           <w:rPr>
@@ -3226,7 +3226,7 @@
         <w:ind w:firstLine="0"/>
         <w:jc w:val="center"/>
       </w:pPr>
-      <w:bookmarkStart w:id="0" w:name="_Toc242175360"/>
+      <w:bookmarkStart w:id="0" w:name="_Toc242192658"/>
       <w:r>
         <w:lastRenderedPageBreak/>
         <w:t>ПЕРЕЧЕНЬ ТЕРМИНОВ И СОКРАЩЕНИЙ</w:t>
@@ -4488,7 +4488,7 @@
         <w:pStyle w:val="1"/>
         <w:pageBreakBefore/>
       </w:pPr>
-      <w:bookmarkStart w:id="1" w:name="_Toc242175361"/>
+      <w:bookmarkStart w:id="1" w:name="_Toc242192659"/>
       <w:r>
         <w:lastRenderedPageBreak/>
         <w:t>1 Объект испытаний</w:t>
@@ -4499,7 +4499,7 @@
       <w:pPr>
         <w:pStyle w:val="21"/>
       </w:pPr>
-      <w:bookmarkStart w:id="2" w:name="_Toc242175362"/>
+      <w:bookmarkStart w:id="2" w:name="_Toc242192660"/>
       <w:r>
         <w:t>1.1 Наименование системы</w:t>
       </w:r>
@@ -4514,7 +4514,7 @@
       <w:pPr>
         <w:pStyle w:val="21"/>
       </w:pPr>
-      <w:bookmarkStart w:id="3" w:name="_Toc242175363"/>
+      <w:bookmarkStart w:id="3" w:name="_Toc242192661"/>
       <w:r>
         <w:t>1.2 Область применения</w:t>
       </w:r>
@@ -4529,7 +4529,7 @@
       <w:pPr>
         <w:pStyle w:val="21"/>
       </w:pPr>
-      <w:bookmarkStart w:id="4" w:name="_Toc242175364"/>
+      <w:bookmarkStart w:id="4" w:name="_Toc242192662"/>
       <w:r>
         <w:t>1.3 Состав объекта испытаний</w:t>
       </w:r>
@@ -4545,7 +4545,7 @@
         <w:pStyle w:val="1"/>
         <w:pageBreakBefore/>
       </w:pPr>
-      <w:bookmarkStart w:id="5" w:name="_Toc242175365"/>
+      <w:bookmarkStart w:id="5" w:name="_Toc242192663"/>
       <w:r>
         <w:lastRenderedPageBreak/>
         <w:t>2 Цель испытаний</w:t>
@@ -4562,7 +4562,7 @@
         <w:pStyle w:val="1"/>
         <w:pageBreakBefore/>
       </w:pPr>
-      <w:bookmarkStart w:id="6" w:name="_Toc242175366"/>
+      <w:bookmarkStart w:id="6" w:name="_Toc242192664"/>
       <w:r>
         <w:lastRenderedPageBreak/>
         <w:t>3 Общие положения</w:t>
@@ -4573,7 +4573,7 @@
       <w:pPr>
         <w:pStyle w:val="21"/>
       </w:pPr>
-      <w:bookmarkStart w:id="7" w:name="_Toc242175367"/>
+      <w:bookmarkStart w:id="7" w:name="_Toc242192665"/>
       <w:r>
         <w:t>3.1 Перечень руководящих документов</w:t>
       </w:r>
@@ -4603,7 +4603,7 @@
       <w:pPr>
         <w:pStyle w:val="21"/>
       </w:pPr>
-      <w:bookmarkStart w:id="8" w:name="_Toc242175368"/>
+      <w:bookmarkStart w:id="8" w:name="_Toc242192666"/>
       <w:r>
         <w:t>3.2 Виды испытаний</w:t>
       </w:r>
@@ -4643,7 +4643,7 @@
       <w:pPr>
         <w:pStyle w:val="21"/>
       </w:pPr>
-      <w:bookmarkStart w:id="9" w:name="_Toc242175369"/>
+      <w:bookmarkStart w:id="9" w:name="_Toc242192667"/>
       <w:r>
         <w:t>3.3 Место и продолжительность испытаний</w:t>
       </w:r>
@@ -4658,7 +4658,7 @@
       <w:pPr>
         <w:pStyle w:val="21"/>
       </w:pPr>
-      <w:bookmarkStart w:id="10" w:name="_Toc242175370"/>
+      <w:bookmarkStart w:id="10" w:name="_Toc242192668"/>
       <w:r>
         <w:t>3.4 Организации-участники</w:t>
       </w:r>
@@ -4673,7 +4673,7 @@
       <w:pPr>
         <w:pStyle w:val="21"/>
       </w:pPr>
-      <w:bookmarkStart w:id="11" w:name="_Toc242175371"/>
+      <w:bookmarkStart w:id="11" w:name="_Toc242192669"/>
       <w:r>
         <w:t>3.5 Перечень предъявляемых на испытания документов</w:t>
       </w:r>
@@ -4689,7 +4689,7 @@
         <w:pStyle w:val="1"/>
         <w:pageBreakBefore/>
       </w:pPr>
-      <w:bookmarkStart w:id="12" w:name="_Toc242175372"/>
+      <w:bookmarkStart w:id="12" w:name="_Toc242192670"/>
       <w:r>
         <w:lastRenderedPageBreak/>
         <w:t>4 Объём испытаний</w:t>
@@ -4700,7 +4700,7 @@
       <w:pPr>
         <w:pStyle w:val="21"/>
       </w:pPr>
-      <w:bookmarkStart w:id="13" w:name="_Toc242175373"/>
+      <w:bookmarkStart w:id="13" w:name="_Toc242192671"/>
       <w:r>
         <w:t>4.1 Перечень этапов</w:t>
       </w:r>
@@ -4750,7 +4750,7 @@
       <w:pPr>
         <w:pStyle w:val="21"/>
       </w:pPr>
-      <w:bookmarkStart w:id="14" w:name="_Toc242175374"/>
+      <w:bookmarkStart w:id="14" w:name="_Toc242192672"/>
       <w:r>
         <w:t>4.2 Критерии успешности</w:t>
       </w:r>
@@ -4781,7 +4781,7 @@
         <w:pStyle w:val="1"/>
         <w:pageBreakBefore/>
       </w:pPr>
-      <w:bookmarkStart w:id="15" w:name="_Toc242175375"/>
+      <w:bookmarkStart w:id="15" w:name="_Toc242192673"/>
       <w:r>
         <w:lastRenderedPageBreak/>
         <w:t>5 Условия и порядок проведения испытаний</w:t>
@@ -4792,7 +4792,7 @@
       <w:pPr>
         <w:pStyle w:val="21"/>
       </w:pPr>
-      <w:bookmarkStart w:id="16" w:name="_Toc242175376"/>
+      <w:bookmarkStart w:id="16" w:name="_Toc242192674"/>
       <w:r>
         <w:t>5.1 Условия проведения</w:t>
       </w:r>
@@ -4832,7 +4832,7 @@
       <w:pPr>
         <w:pStyle w:val="21"/>
       </w:pPr>
-      <w:bookmarkStart w:id="17" w:name="_Toc242175377"/>
+      <w:bookmarkStart w:id="17" w:name="_Toc242192675"/>
       <w:r>
         <w:t>5.2 Порядок проведения</w:t>
       </w:r>
@@ -4847,7 +4847,7 @@
       <w:pPr>
         <w:pStyle w:val="21"/>
       </w:pPr>
-      <w:bookmarkStart w:id="18" w:name="_Toc242175378"/>
+      <w:bookmarkStart w:id="18" w:name="_Toc242192676"/>
       <w:r>
         <w:t>5.3 Персонал</w:t>
       </w:r>
@@ -4863,7 +4863,7 @@
         <w:pStyle w:val="1"/>
         <w:pageBreakBefore/>
       </w:pPr>
-      <w:bookmarkStart w:id="19" w:name="_Toc242175379"/>
+      <w:bookmarkStart w:id="19" w:name="_Toc242192677"/>
       <w:r>
         <w:lastRenderedPageBreak/>
         <w:t>6 Материально-техническое обеспечение</w:t>
@@ -4880,7 +4880,7 @@
         <w:pStyle w:val="1"/>
         <w:pageBreakBefore/>
       </w:pPr>
-      <w:bookmarkStart w:id="20" w:name="_Toc242175380"/>
+      <w:bookmarkStart w:id="20" w:name="_Toc242192678"/>
       <w:r>
         <w:lastRenderedPageBreak/>
         <w:t>7 Метрологическое обеспечение</w:t>
@@ -4897,7 +4897,7 @@
         <w:pStyle w:val="1"/>
         <w:pageBreakBefore/>
       </w:pPr>
-      <w:bookmarkStart w:id="21" w:name="_Toc242175381"/>
+      <w:bookmarkStart w:id="21" w:name="_Toc242192679"/>
       <w:r>
         <w:lastRenderedPageBreak/>
         <w:t>8 Отчётность</w:t>
@@ -4916,7 +4916,7 @@
         <w:ind w:firstLine="0"/>
         <w:jc w:val="center"/>
       </w:pPr>
-      <w:bookmarkStart w:id="22" w:name="_Toc242175382"/>
+      <w:bookmarkStart w:id="22" w:name="_Toc242192680"/>
       <w:r>
         <w:lastRenderedPageBreak/>
         <w:t>Приложение А</w:t>
@@ -4940,7 +4940,7 @@
       <w:pPr>
         <w:pStyle w:val="21"/>
       </w:pPr>
-      <w:bookmarkStart w:id="23" w:name="_Toc242175383"/>
+      <w:bookmarkStart w:id="23" w:name="_Toc242192681"/>
       <w:r>
         <w:t>А.1 Подсистема «Организационная структура и права доступа»</w:t>
       </w:r>
@@ -6031,7 +6031,7 @@
       <w:pPr>
         <w:pStyle w:val="21"/>
       </w:pPr>
-      <w:bookmarkStart w:id="24" w:name="_Toc242175384"/>
+      <w:bookmarkStart w:id="24" w:name="_Toc242192682"/>
       <w:r>
         <w:t>А.2 Подсистема «Каталог недвижимости»</w:t>
       </w:r>
@@ -6737,7 +6737,7 @@
       <w:pPr>
         <w:pStyle w:val="21"/>
       </w:pPr>
-      <w:bookmarkStart w:id="25" w:name="_Toc242175385"/>
+      <w:bookmarkStart w:id="25" w:name="_Toc242192683"/>
       <w:r>
         <w:t>А.3 Подсистема «Работа с клиентами»</w:t>
       </w:r>
@@ -7596,7 +7596,7 @@
       <w:pPr>
         <w:pStyle w:val="21"/>
       </w:pPr>
-      <w:bookmarkStart w:id="26" w:name="_Toc242175386"/>
+      <w:bookmarkStart w:id="26" w:name="_Toc242192684"/>
       <w:r>
         <w:lastRenderedPageBreak/>
         <w:t>А.4 Подсистема «Сделки»</w:t>
@@ -8620,6 +8620,122 @@
           </w:p>
         </w:tc>
       </w:tr>
+      <w:tr>
+        <w:trPr>
+          <w:cantSplit/>
+          <w:jc w:val="center"/>
+        </w:trPr>
+        <w:tc>
+          <w:tcPr>
+            <w:tcW w:w="842" w:type="dxa"/>
+          </w:tcPr>
+          <w:p>
+            <w:pPr>
+              <w:pStyle w:val="GostTable"/>
+            </w:pPr>
+            <w:r>
+              <w:t>А4.17</w:t>
+            </w:r>
+          </w:p>
+        </w:tc>
+        <w:tc>
+          <w:tcPr>
+            <w:tcW w:w="1029" w:type="dxa"/>
+          </w:tcPr>
+          <w:p>
+            <w:pPr>
+              <w:pStyle w:val="GostTable"/>
+            </w:pPr>
+            <w:r>
+              <w:t>СДЕ-02</w:t>
+            </w:r>
+          </w:p>
+        </w:tc>
+        <w:tc>
+          <w:tcPr>
+            <w:tcW w:w="4209" w:type="dxa"/>
+          </w:tcPr>
+          <w:p>
+            <w:pPr>
+              <w:pStyle w:val="GostTable"/>
+            </w:pPr>
+            <w:r>
+              <w:t>Скидка «За 100% оплату» ограничена планом «100% оплата»; в сделке без плана открыть «Применить скидки»</w:t>
+            </w:r>
+          </w:p>
+        </w:tc>
+        <w:tc>
+          <w:tcPr>
+            <w:tcW w:w="3274" w:type="dxa"/>
+          </w:tcPr>
+          <w:p>
+            <w:pPr>
+              <w:pStyle w:val="GostTable"/>
+            </w:pPr>
+            <w:r>
+              <w:t>Скидка недоступна, подсказка выбрать план оплаты</w:t>
+            </w:r>
+          </w:p>
+        </w:tc>
+      </w:tr>
+      <w:tr>
+        <w:trPr>
+          <w:cantSplit/>
+          <w:jc w:val="center"/>
+        </w:trPr>
+        <w:tc>
+          <w:tcPr>
+            <w:tcW w:w="842" w:type="dxa"/>
+          </w:tcPr>
+          <w:p>
+            <w:pPr>
+              <w:pStyle w:val="GostTable"/>
+            </w:pPr>
+            <w:r>
+              <w:t>А4.18</w:t>
+            </w:r>
+          </w:p>
+        </w:tc>
+        <w:tc>
+          <w:tcPr>
+            <w:tcW w:w="1029" w:type="dxa"/>
+          </w:tcPr>
+          <w:p>
+            <w:pPr>
+              <w:pStyle w:val="GostTable"/>
+            </w:pPr>
+            <w:r>
+              <w:t>СДЕ-02</w:t>
+            </w:r>
+          </w:p>
+        </w:tc>
+        <w:tc>
+          <w:tcPr>
+            <w:tcW w:w="4209" w:type="dxa"/>
+          </w:tcPr>
+          <w:p>
+            <w:pPr>
+              <w:pStyle w:val="GostTable"/>
+            </w:pPr>
+            <w:r>
+              <w:t>Выбрать план «100% оплата», применить скидку «За 100% оплату», затем выбрать план рассрочки</w:t>
+            </w:r>
+          </w:p>
+        </w:tc>
+        <w:tc>
+          <w:tcPr>
+            <w:tcW w:w="3274" w:type="dxa"/>
+          </w:tcPr>
+          <w:p>
+            <w:pPr>
+              <w:pStyle w:val="GostTable"/>
+            </w:pPr>
+            <w:r>
+              <w:t>Скидка применена; смена плана отклонена с названием скидки и допустимых планов</w:t>
+            </w:r>
+          </w:p>
+        </w:tc>
+      </w:tr>
     </w:tbl>
     <w:p>
       <w:pPr>
@@ -8630,7 +8746,7 @@
       <w:pPr>
         <w:pStyle w:val="21"/>
       </w:pPr>
-      <w:bookmarkStart w:id="27" w:name="_Toc242175387"/>
+      <w:bookmarkStart w:id="27" w:name="_Toc242192685"/>
       <w:r>
         <w:t>А.5 Подсистема «Финансы»</w:t>
       </w:r>
@@ -8855,6 +8971,7 @@
               <w:pStyle w:val="GostTable"/>
             </w:pPr>
             <w:r>
+              <w:lastRenderedPageBreak/>
               <w:t>А5.3</w:t>
             </w:r>
           </w:p>
@@ -9029,7 +9146,6 @@
               <w:pStyle w:val="GostTable"/>
             </w:pPr>
             <w:r>
-              <w:lastRenderedPageBreak/>
               <w:t>А5.6</w:t>
             </w:r>
           </w:p>
@@ -9868,7 +9984,7 @@
               <w:pStyle w:val="GostTable"/>
             </w:pPr>
             <w:r>
-              <w:t>Завести типы «100% оплата» (100% сразу, скидка 10 %), «Рассрочка на 12 месяцев» (12 мес., скидка 5 %, взнос 30 %), «Ипотека» (остаток через 3 мес., взнос 30 %); затем рассрочку без срока</w:t>
+              <w:t>Кнопкой «Добавить тип» завести «100% оплата» (100% сразу), «Рассрочка на 12 месяцев» (12 мес., взнос 30 %), «Ипотека» (остаток через 3 мес., взнос 30 %); затем рассрочку без срока; изменить тип значком карандаша</w:t>
             </w:r>
           </w:p>
         </w:tc>
@@ -9881,7 +9997,7 @@
               <w:pStyle w:val="GostTable"/>
             </w:pPr>
             <w:r>
-              <w:t>Планы сохранены; рассрочка без срока отклонена</w:t>
+              <w:t>Планы сохранены; рассрочка без срока отклонена с причиной в окне; изменения видны в таблице</w:t>
             </w:r>
           </w:p>
         </w:tc>
@@ -9926,7 +10042,7 @@
               <w:pStyle w:val="GostTable"/>
             </w:pPr>
             <w:r>
-              <w:t>В карточке объекта с прайсом в USD нажать «Рассрочка»</w:t>
+              <w:t>В карточке объекта с прайсом в USD нажать «Рассрочка», отметить общую скидку и скидку «За 100% оплату»</w:t>
             </w:r>
           </w:p>
         </w:tc>
@@ -9939,7 +10055,7 @@
               <w:pStyle w:val="GostTable"/>
             </w:pPr>
             <w:r>
-              <w:t>Цена пересчитана в валюту сделок по курсу; в таблице три плана по названиям; сумма графика каждого равна цене со скидкой</w:t>
+              <w:t>Цена пересчитана в валюту сделок по курсу; в таблице три плана; общая скидка учтена во всех колонках, «За 100% оплату» — только в колонке «100% оплата»; сумма графика каждого равна цене со скидкой</w:t>
             </w:r>
           </w:p>
         </w:tc>
@@ -10016,6 +10132,7 @@
               <w:pStyle w:val="GostTable"/>
             </w:pPr>
             <w:r>
+              <w:lastRenderedPageBreak/>
               <w:t>А5.23</w:t>
             </w:r>
           </w:p>
@@ -10042,7 +10159,7 @@
               <w:pStyle w:val="GostTable"/>
             </w:pPr>
             <w:r>
-              <w:t>В сделке без графика выбрать «Ипотека» и «Создать график»</w:t>
+              <w:t>В сделке без графика с применённой скидкой «За 100% оплату» выбрать «Ипотека» и «Создать график»</w:t>
             </w:r>
           </w:p>
         </w:tc>
@@ -10055,7 +10172,7 @@
               <w:pStyle w:val="GostTable"/>
             </w:pPr>
             <w:r>
-              <w:t>Стоимость по договору — цена варианта; два платежа (взнос и остаток через 3 месяца) с типом «Ипотека»; сделка «В работе»; повторное создание недоступно</w:t>
+              <w:t>План сделки — «Ипотека», скидка «За 100% оплату» снята; стоимость по договору — цена варианта; два платежа (взнос и остаток через 3 месяца) с типом «Ипотека»; сделка «В работе»; повторное создание недоступно</w:t>
             </w:r>
           </w:p>
         </w:tc>
@@ -10186,9 +10303,8 @@
       <w:pPr>
         <w:pStyle w:val="21"/>
       </w:pPr>
-      <w:bookmarkStart w:id="28" w:name="_Toc242175388"/>
+      <w:bookmarkStart w:id="28" w:name="_Toc242192686"/>
       <w:r>
-        <w:lastRenderedPageBreak/>
         <w:t>А.6 Подсистема «Шаблоны документов»</w:t>
       </w:r>
       <w:bookmarkEnd w:id="28"/>
@@ -10466,7 +10582,7 @@
       <w:pPr>
         <w:pStyle w:val="21"/>
       </w:pPr>
-      <w:bookmarkStart w:id="29" w:name="_Toc242175389"/>
+      <w:bookmarkStart w:id="29" w:name="_Toc242192687"/>
       <w:r>
         <w:t>А.7 Подсистема «Задачи»</w:t>
       </w:r>
@@ -10861,7 +10977,7 @@
       <w:pPr>
         <w:pStyle w:val="21"/>
       </w:pPr>
-      <w:bookmarkStart w:id="30" w:name="_Toc242175390"/>
+      <w:bookmarkStart w:id="30" w:name="_Toc242192688"/>
       <w:r>
         <w:t>А.8 Подсистема «Аналитика и отчётность»</w:t>
       </w:r>
@@ -11144,6 +11260,7 @@
               <w:pStyle w:val="GostTable"/>
             </w:pPr>
             <w:r>
+              <w:lastRenderedPageBreak/>
               <w:t>А8.3</w:t>
             </w:r>
           </w:p>
@@ -11256,7 +11373,7 @@
       <w:pPr>
         <w:pStyle w:val="21"/>
       </w:pPr>
-      <w:bookmarkStart w:id="31" w:name="_Toc242175391"/>
+      <w:bookmarkStart w:id="31" w:name="_Toc242192689"/>
       <w:r>
         <w:t>А.9 Подсистема «Интеграция с партнёрами»</w:t>
       </w:r>
@@ -11365,7 +11482,6 @@
               <w:pStyle w:val="GostTable"/>
             </w:pPr>
             <w:r>
-              <w:lastRenderedPageBreak/>
               <w:t>А9.1</w:t>
             </w:r>
           </w:p>
@@ -11836,7 +11952,7 @@
       <w:pPr>
         <w:pStyle w:val="21"/>
       </w:pPr>
-      <w:bookmarkStart w:id="32" w:name="_Toc242175392"/>
+      <w:bookmarkStart w:id="32" w:name="_Toc242192690"/>
       <w:r>
         <w:t>А.10 Подсистема «Регламентные задания»</w:t>
       </w:r>
@@ -12275,7 +12391,7 @@
       <w:pPr>
         <w:pStyle w:val="21"/>
       </w:pPr>
-      <w:bookmarkStart w:id="33" w:name="_Toc242175393"/>
+      <w:bookmarkStart w:id="33" w:name="_Toc242192691"/>
       <w:r>
         <w:t>А.11 Сквозной сценарий продажи</w:t>
       </w:r>
@@ -12369,6 +12485,7 @@
               <w:pStyle w:val="GostTable"/>
             </w:pPr>
             <w:r>
+              <w:lastRenderedPageBreak/>
               <w:t>А11.1</w:t>
             </w:r>
           </w:p>
@@ -12545,9 +12662,8 @@
       <w:pPr>
         <w:pStyle w:val="21"/>
       </w:pPr>
-      <w:bookmarkStart w:id="34" w:name="_Toc242175394"/>
+      <w:bookmarkStart w:id="34" w:name="_Toc242192692"/>
       <w:r>
-        <w:lastRenderedPageBreak/>
         <w:t>А.12 Защита информации</w:t>
       </w:r>
       <w:bookmarkEnd w:id="34"/>
@@ -12943,7 +13059,7 @@
       <w:pPr>
         <w:pStyle w:val="21"/>
       </w:pPr>
-      <w:bookmarkStart w:id="35" w:name="_Toc242175395"/>
+      <w:bookmarkStart w:id="35" w:name="_Toc242192693"/>
       <w:r>
         <w:t>А.13 Эргономика и многоязычность</w:t>
       </w:r>
@@ -13213,7 +13329,7 @@
       <w:pPr>
         <w:pStyle w:val="21"/>
       </w:pPr>
-      <w:bookmarkStart w:id="36" w:name="_Toc242175396"/>
+      <w:bookmarkStart w:id="36" w:name="_Toc242192694"/>
       <w:r>
         <w:t>А.14 Показатели назначения</w:t>
       </w:r>
@@ -13441,7 +13557,7 @@
         <w:ind w:firstLine="0"/>
         <w:jc w:val="center"/>
       </w:pPr>
-      <w:bookmarkStart w:id="37" w:name="_Toc242175397"/>
+      <w:bookmarkStart w:id="37" w:name="_Toc242192695"/>
       <w:r>
         <w:lastRenderedPageBreak/>
         <w:t>Приложение Б</w:t>
@@ -13840,7 +13956,7 @@
         <w:ind w:firstLine="0"/>
         <w:jc w:val="center"/>
       </w:pPr>
-      <w:bookmarkStart w:id="38" w:name="_Toc242175398"/>
+      <w:bookmarkStart w:id="38" w:name="_Toc242192696"/>
       <w:r>
         <w:lastRenderedPageBreak/>
         <w:t>Приложение В</w:t>
@@ -14119,7 +14235,7 @@
         <w:ind w:firstLine="0"/>
         <w:jc w:val="center"/>
       </w:pPr>
-      <w:bookmarkStart w:id="39" w:name="_Toc242175399"/>
+      <w:bookmarkStart w:id="39" w:name="_Toc242192697"/>
       <w:r>
         <w:lastRenderedPageBreak/>
         <w:t>ЛИСТ РЕГИСТРАЦИИ ИЗМЕНЕНИЙ</w:t>
@@ -16181,31 +16297,31 @@
       </w:rPr>
     </w:lvl>
   </w:abstractNum>
-  <w:num w:numId="1" w16cid:durableId="135687403">
+  <w:num w:numId="1" w16cid:durableId="154878158">
     <w:abstractNumId w:val="8"/>
   </w:num>
-  <w:num w:numId="2" w16cid:durableId="1643466238">
+  <w:num w:numId="2" w16cid:durableId="1660576800">
     <w:abstractNumId w:val="6"/>
   </w:num>
-  <w:num w:numId="3" w16cid:durableId="186606906">
+  <w:num w:numId="3" w16cid:durableId="1332836810">
     <w:abstractNumId w:val="5"/>
   </w:num>
-  <w:num w:numId="4" w16cid:durableId="538586207">
+  <w:num w:numId="4" w16cid:durableId="1378435196">
     <w:abstractNumId w:val="4"/>
   </w:num>
-  <w:num w:numId="5" w16cid:durableId="1680810824">
+  <w:num w:numId="5" w16cid:durableId="1853453195">
     <w:abstractNumId w:val="7"/>
   </w:num>
-  <w:num w:numId="6" w16cid:durableId="1607035182">
+  <w:num w:numId="6" w16cid:durableId="1123887131">
     <w:abstractNumId w:val="3"/>
   </w:num>
-  <w:num w:numId="7" w16cid:durableId="1311523095">
+  <w:num w:numId="7" w16cid:durableId="633677046">
     <w:abstractNumId w:val="2"/>
   </w:num>
-  <w:num w:numId="8" w16cid:durableId="1177234647">
+  <w:num w:numId="8" w16cid:durableId="865408481">
     <w:abstractNumId w:val="1"/>
   </w:num>
-  <w:num w:numId="9" w16cid:durableId="864707146">
+  <w:num w:numId="9" w16cid:durableId="668018962">
     <w:abstractNumId w:val="0"/>
   </w:num>
 </w:numbering>
@@ -27738,7 +27854,7 @@
     <w:autoRedefine/>
     <w:uiPriority w:val="39"/>
     <w:unhideWhenUsed/>
-    <w:rsid w:val="007E7AF0"/>
+    <w:rsid w:val="00460BE7"/>
     <w:pPr>
       <w:spacing w:after="100"/>
     </w:pPr>
@@ -27750,7 +27866,7 @@
     <w:autoRedefine/>
     <w:uiPriority w:val="39"/>
     <w:unhideWhenUsed/>
-    <w:rsid w:val="007E7AF0"/>
+    <w:rsid w:val="00460BE7"/>
     <w:pPr>
       <w:spacing w:after="100"/>
       <w:ind w:left="240"/>
@@ -27761,7 +27877,7 @@
     <w:basedOn w:val="a2"/>
     <w:uiPriority w:val="99"/>
     <w:unhideWhenUsed/>
-    <w:rsid w:val="007E7AF0"/>
+    <w:rsid w:val="00460BE7"/>
     <w:rPr>
       <w:color w:val="0000FF" w:themeColor="hyperlink"/>
       <w:u w:val="single"/>

--- a/docs/gost/out/06_ПМ_Программа_и_методика_испытаний.docx
+++ b/docs/gost/out/06_ПМ_Программа_и_методика_испытаний.docx
@@ -306,7 +306,7 @@
       <w:r>
         <w:fldChar w:fldCharType="separate"/>
       </w:r>
-      <w:hyperlink w:anchor="_Toc242192658" w:history="1">
+      <w:hyperlink w:anchor="_Toc242194340" w:history="1">
         <w:r>
           <w:rPr>
             <w:rStyle w:val="aff8"/>
@@ -333,7 +333,7 @@
             <w:noProof/>
             <w:webHidden/>
           </w:rPr>
-          <w:instrText xml:space="preserve"> PAGEREF _Toc242192658 \h </w:instrText>
+          <w:instrText xml:space="preserve"> PAGEREF _Toc242194340 \h </w:instrText>
         </w:r>
         <w:r>
           <w:rPr>
@@ -379,7 +379,7 @@
           <w14:ligatures w14:val="standardContextual"/>
         </w:rPr>
       </w:pPr>
-      <w:hyperlink w:anchor="_Toc242192659" w:history="1">
+      <w:hyperlink w:anchor="_Toc242194341" w:history="1">
         <w:r>
           <w:rPr>
             <w:rStyle w:val="aff8"/>
@@ -406,7 +406,7 @@
             <w:noProof/>
             <w:webHidden/>
           </w:rPr>
-          <w:instrText xml:space="preserve"> PAGEREF _Toc242192659 \h </w:instrText>
+          <w:instrText xml:space="preserve"> PAGEREF _Toc242194341 \h </w:instrText>
         </w:r>
         <w:r>
           <w:rPr>
@@ -452,7 +452,7 @@
           <w14:ligatures w14:val="standardContextual"/>
         </w:rPr>
       </w:pPr>
-      <w:hyperlink w:anchor="_Toc242192660" w:history="1">
+      <w:hyperlink w:anchor="_Toc242194342" w:history="1">
         <w:r>
           <w:rPr>
             <w:rStyle w:val="aff8"/>
@@ -479,7 +479,7 @@
             <w:noProof/>
             <w:webHidden/>
           </w:rPr>
-          <w:instrText xml:space="preserve"> PAGEREF _Toc242192660 \h </w:instrText>
+          <w:instrText xml:space="preserve"> PAGEREF _Toc242194342 \h </w:instrText>
         </w:r>
         <w:r>
           <w:rPr>
@@ -525,7 +525,7 @@
           <w14:ligatures w14:val="standardContextual"/>
         </w:rPr>
       </w:pPr>
-      <w:hyperlink w:anchor="_Toc242192661" w:history="1">
+      <w:hyperlink w:anchor="_Toc242194343" w:history="1">
         <w:r>
           <w:rPr>
             <w:rStyle w:val="aff8"/>
@@ -552,7 +552,7 @@
             <w:noProof/>
             <w:webHidden/>
           </w:rPr>
-          <w:instrText xml:space="preserve"> PAGEREF _Toc242192661 \h </w:instrText>
+          <w:instrText xml:space="preserve"> PAGEREF _Toc242194343 \h </w:instrText>
         </w:r>
         <w:r>
           <w:rPr>
@@ -598,7 +598,7 @@
           <w14:ligatures w14:val="standardContextual"/>
         </w:rPr>
       </w:pPr>
-      <w:hyperlink w:anchor="_Toc242192662" w:history="1">
+      <w:hyperlink w:anchor="_Toc242194344" w:history="1">
         <w:r>
           <w:rPr>
             <w:rStyle w:val="aff8"/>
@@ -625,7 +625,7 @@
             <w:noProof/>
             <w:webHidden/>
           </w:rPr>
-          <w:instrText xml:space="preserve"> PAGEREF _Toc242192662 \h </w:instrText>
+          <w:instrText xml:space="preserve"> PAGEREF _Toc242194344 \h </w:instrText>
         </w:r>
         <w:r>
           <w:rPr>
@@ -671,7 +671,7 @@
           <w14:ligatures w14:val="standardContextual"/>
         </w:rPr>
       </w:pPr>
-      <w:hyperlink w:anchor="_Toc242192663" w:history="1">
+      <w:hyperlink w:anchor="_Toc242194345" w:history="1">
         <w:r>
           <w:rPr>
             <w:rStyle w:val="aff8"/>
@@ -698,7 +698,7 @@
             <w:noProof/>
             <w:webHidden/>
           </w:rPr>
-          <w:instrText xml:space="preserve"> PAGEREF _Toc242192663 \h </w:instrText>
+          <w:instrText xml:space="preserve"> PAGEREF _Toc242194345 \h </w:instrText>
         </w:r>
         <w:r>
           <w:rPr>
@@ -744,7 +744,7 @@
           <w14:ligatures w14:val="standardContextual"/>
         </w:rPr>
       </w:pPr>
-      <w:hyperlink w:anchor="_Toc242192664" w:history="1">
+      <w:hyperlink w:anchor="_Toc242194346" w:history="1">
         <w:r>
           <w:rPr>
             <w:rStyle w:val="aff8"/>
@@ -771,7 +771,7 @@
             <w:noProof/>
             <w:webHidden/>
           </w:rPr>
-          <w:instrText xml:space="preserve"> PAGEREF _Toc242192664 \h </w:instrText>
+          <w:instrText xml:space="preserve"> PAGEREF _Toc242194346 \h </w:instrText>
         </w:r>
         <w:r>
           <w:rPr>
@@ -817,7 +817,7 @@
           <w14:ligatures w14:val="standardContextual"/>
         </w:rPr>
       </w:pPr>
-      <w:hyperlink w:anchor="_Toc242192665" w:history="1">
+      <w:hyperlink w:anchor="_Toc242194347" w:history="1">
         <w:r>
           <w:rPr>
             <w:rStyle w:val="aff8"/>
@@ -844,7 +844,7 @@
             <w:noProof/>
             <w:webHidden/>
           </w:rPr>
-          <w:instrText xml:space="preserve"> PAGEREF _Toc242192665 \h </w:instrText>
+          <w:instrText xml:space="preserve"> PAGEREF _Toc242194347 \h </w:instrText>
         </w:r>
         <w:r>
           <w:rPr>
@@ -890,7 +890,7 @@
           <w14:ligatures w14:val="standardContextual"/>
         </w:rPr>
       </w:pPr>
-      <w:hyperlink w:anchor="_Toc242192666" w:history="1">
+      <w:hyperlink w:anchor="_Toc242194348" w:history="1">
         <w:r>
           <w:rPr>
             <w:rStyle w:val="aff8"/>
@@ -917,7 +917,7 @@
             <w:noProof/>
             <w:webHidden/>
           </w:rPr>
-          <w:instrText xml:space="preserve"> PAGEREF _Toc242192666 \h </w:instrText>
+          <w:instrText xml:space="preserve"> PAGEREF _Toc242194348 \h </w:instrText>
         </w:r>
         <w:r>
           <w:rPr>
@@ -963,7 +963,7 @@
           <w14:ligatures w14:val="standardContextual"/>
         </w:rPr>
       </w:pPr>
-      <w:hyperlink w:anchor="_Toc242192667" w:history="1">
+      <w:hyperlink w:anchor="_Toc242194349" w:history="1">
         <w:r>
           <w:rPr>
             <w:rStyle w:val="aff8"/>
@@ -990,7 +990,7 @@
             <w:noProof/>
             <w:webHidden/>
           </w:rPr>
-          <w:instrText xml:space="preserve"> PAGEREF _Toc242192667 \h </w:instrText>
+          <w:instrText xml:space="preserve"> PAGEREF _Toc242194349 \h </w:instrText>
         </w:r>
         <w:r>
           <w:rPr>
@@ -1036,7 +1036,7 @@
           <w14:ligatures w14:val="standardContextual"/>
         </w:rPr>
       </w:pPr>
-      <w:hyperlink w:anchor="_Toc242192668" w:history="1">
+      <w:hyperlink w:anchor="_Toc242194350" w:history="1">
         <w:r>
           <w:rPr>
             <w:rStyle w:val="aff8"/>
@@ -1063,7 +1063,7 @@
             <w:noProof/>
             <w:webHidden/>
           </w:rPr>
-          <w:instrText xml:space="preserve"> PAGEREF _Toc242192668 \h </w:instrText>
+          <w:instrText xml:space="preserve"> PAGEREF _Toc242194350 \h </w:instrText>
         </w:r>
         <w:r>
           <w:rPr>
@@ -1109,7 +1109,7 @@
           <w14:ligatures w14:val="standardContextual"/>
         </w:rPr>
       </w:pPr>
-      <w:hyperlink w:anchor="_Toc242192669" w:history="1">
+      <w:hyperlink w:anchor="_Toc242194351" w:history="1">
         <w:r>
           <w:rPr>
             <w:rStyle w:val="aff8"/>
@@ -1136,7 +1136,7 @@
             <w:noProof/>
             <w:webHidden/>
           </w:rPr>
-          <w:instrText xml:space="preserve"> PAGEREF _Toc242192669 \h </w:instrText>
+          <w:instrText xml:space="preserve"> PAGEREF _Toc242194351 \h </w:instrText>
         </w:r>
         <w:r>
           <w:rPr>
@@ -1182,7 +1182,7 @@
           <w14:ligatures w14:val="standardContextual"/>
         </w:rPr>
       </w:pPr>
-      <w:hyperlink w:anchor="_Toc242192670" w:history="1">
+      <w:hyperlink w:anchor="_Toc242194352" w:history="1">
         <w:r>
           <w:rPr>
             <w:rStyle w:val="aff8"/>
@@ -1209,7 +1209,7 @@
             <w:noProof/>
             <w:webHidden/>
           </w:rPr>
-          <w:instrText xml:space="preserve"> PAGEREF _Toc242192670 \h </w:instrText>
+          <w:instrText xml:space="preserve"> PAGEREF _Toc242194352 \h </w:instrText>
         </w:r>
         <w:r>
           <w:rPr>
@@ -1255,7 +1255,7 @@
           <w14:ligatures w14:val="standardContextual"/>
         </w:rPr>
       </w:pPr>
-      <w:hyperlink w:anchor="_Toc242192671" w:history="1">
+      <w:hyperlink w:anchor="_Toc242194353" w:history="1">
         <w:r>
           <w:rPr>
             <w:rStyle w:val="aff8"/>
@@ -1282,7 +1282,7 @@
             <w:noProof/>
             <w:webHidden/>
           </w:rPr>
-          <w:instrText xml:space="preserve"> PAGEREF _Toc242192671 \h </w:instrText>
+          <w:instrText xml:space="preserve"> PAGEREF _Toc242194353 \h </w:instrText>
         </w:r>
         <w:r>
           <w:rPr>
@@ -1328,7 +1328,7 @@
           <w14:ligatures w14:val="standardContextual"/>
         </w:rPr>
       </w:pPr>
-      <w:hyperlink w:anchor="_Toc242192672" w:history="1">
+      <w:hyperlink w:anchor="_Toc242194354" w:history="1">
         <w:r>
           <w:rPr>
             <w:rStyle w:val="aff8"/>
@@ -1355,7 +1355,7 @@
             <w:noProof/>
             <w:webHidden/>
           </w:rPr>
-          <w:instrText xml:space="preserve"> PAGEREF _Toc242192672 \h </w:instrText>
+          <w:instrText xml:space="preserve"> PAGEREF _Toc242194354 \h </w:instrText>
         </w:r>
         <w:r>
           <w:rPr>
@@ -1401,7 +1401,7 @@
           <w14:ligatures w14:val="standardContextual"/>
         </w:rPr>
       </w:pPr>
-      <w:hyperlink w:anchor="_Toc242192673" w:history="1">
+      <w:hyperlink w:anchor="_Toc242194355" w:history="1">
         <w:r>
           <w:rPr>
             <w:rStyle w:val="aff8"/>
@@ -1428,7 +1428,7 @@
             <w:noProof/>
             <w:webHidden/>
           </w:rPr>
-          <w:instrText xml:space="preserve"> PAGEREF _Toc242192673 \h </w:instrText>
+          <w:instrText xml:space="preserve"> PAGEREF _Toc242194355 \h </w:instrText>
         </w:r>
         <w:r>
           <w:rPr>
@@ -1474,7 +1474,7 @@
           <w14:ligatures w14:val="standardContextual"/>
         </w:rPr>
       </w:pPr>
-      <w:hyperlink w:anchor="_Toc242192674" w:history="1">
+      <w:hyperlink w:anchor="_Toc242194356" w:history="1">
         <w:r>
           <w:rPr>
             <w:rStyle w:val="aff8"/>
@@ -1501,7 +1501,7 @@
             <w:noProof/>
             <w:webHidden/>
           </w:rPr>
-          <w:instrText xml:space="preserve"> PAGEREF _Toc242192674 \h </w:instrText>
+          <w:instrText xml:space="preserve"> PAGEREF _Toc242194356 \h </w:instrText>
         </w:r>
         <w:r>
           <w:rPr>
@@ -1547,7 +1547,7 @@
           <w14:ligatures w14:val="standardContextual"/>
         </w:rPr>
       </w:pPr>
-      <w:hyperlink w:anchor="_Toc242192675" w:history="1">
+      <w:hyperlink w:anchor="_Toc242194357" w:history="1">
         <w:r>
           <w:rPr>
             <w:rStyle w:val="aff8"/>
@@ -1574,7 +1574,7 @@
             <w:noProof/>
             <w:webHidden/>
           </w:rPr>
-          <w:instrText xml:space="preserve"> PAGEREF _Toc242192675 \h </w:instrText>
+          <w:instrText xml:space="preserve"> PAGEREF _Toc242194357 \h </w:instrText>
         </w:r>
         <w:r>
           <w:rPr>
@@ -1620,7 +1620,7 @@
           <w14:ligatures w14:val="standardContextual"/>
         </w:rPr>
       </w:pPr>
-      <w:hyperlink w:anchor="_Toc242192676" w:history="1">
+      <w:hyperlink w:anchor="_Toc242194358" w:history="1">
         <w:r>
           <w:rPr>
             <w:rStyle w:val="aff8"/>
@@ -1647,7 +1647,7 @@
             <w:noProof/>
             <w:webHidden/>
           </w:rPr>
-          <w:instrText xml:space="preserve"> PAGEREF _Toc242192676 \h </w:instrText>
+          <w:instrText xml:space="preserve"> PAGEREF _Toc242194358 \h </w:instrText>
         </w:r>
         <w:r>
           <w:rPr>
@@ -1693,7 +1693,7 @@
           <w14:ligatures w14:val="standardContextual"/>
         </w:rPr>
       </w:pPr>
-      <w:hyperlink w:anchor="_Toc242192677" w:history="1">
+      <w:hyperlink w:anchor="_Toc242194359" w:history="1">
         <w:r>
           <w:rPr>
             <w:rStyle w:val="aff8"/>
@@ -1720,7 +1720,7 @@
             <w:noProof/>
             <w:webHidden/>
           </w:rPr>
-          <w:instrText xml:space="preserve"> PAGEREF _Toc242192677 \h </w:instrText>
+          <w:instrText xml:space="preserve"> PAGEREF _Toc242194359 \h </w:instrText>
         </w:r>
         <w:r>
           <w:rPr>
@@ -1766,7 +1766,7 @@
           <w14:ligatures w14:val="standardContextual"/>
         </w:rPr>
       </w:pPr>
-      <w:hyperlink w:anchor="_Toc242192678" w:history="1">
+      <w:hyperlink w:anchor="_Toc242194360" w:history="1">
         <w:r>
           <w:rPr>
             <w:rStyle w:val="aff8"/>
@@ -1793,7 +1793,7 @@
             <w:noProof/>
             <w:webHidden/>
           </w:rPr>
-          <w:instrText xml:space="preserve"> PAGEREF _Toc242192678 \h </w:instrText>
+          <w:instrText xml:space="preserve"> PAGEREF _Toc242194360 \h </w:instrText>
         </w:r>
         <w:r>
           <w:rPr>
@@ -1839,7 +1839,7 @@
           <w14:ligatures w14:val="standardContextual"/>
         </w:rPr>
       </w:pPr>
-      <w:hyperlink w:anchor="_Toc242192679" w:history="1">
+      <w:hyperlink w:anchor="_Toc242194361" w:history="1">
         <w:r>
           <w:rPr>
             <w:rStyle w:val="aff8"/>
@@ -1866,7 +1866,7 @@
             <w:noProof/>
             <w:webHidden/>
           </w:rPr>
-          <w:instrText xml:space="preserve"> PAGEREF _Toc242192679 \h </w:instrText>
+          <w:instrText xml:space="preserve"> PAGEREF _Toc242194361 \h </w:instrText>
         </w:r>
         <w:r>
           <w:rPr>
@@ -1912,7 +1912,7 @@
           <w14:ligatures w14:val="standardContextual"/>
         </w:rPr>
       </w:pPr>
-      <w:hyperlink w:anchor="_Toc242192680" w:history="1">
+      <w:hyperlink w:anchor="_Toc242194362" w:history="1">
         <w:r>
           <w:rPr>
             <w:rStyle w:val="aff8"/>
@@ -1939,7 +1939,7 @@
             <w:noProof/>
             <w:webHidden/>
           </w:rPr>
-          <w:instrText xml:space="preserve"> PAGEREF _Toc242192680 \h </w:instrText>
+          <w:instrText xml:space="preserve"> PAGEREF _Toc242194362 \h </w:instrText>
         </w:r>
         <w:r>
           <w:rPr>
@@ -1985,7 +1985,7 @@
           <w14:ligatures w14:val="standardContextual"/>
         </w:rPr>
       </w:pPr>
-      <w:hyperlink w:anchor="_Toc242192681" w:history="1">
+      <w:hyperlink w:anchor="_Toc242194363" w:history="1">
         <w:r>
           <w:rPr>
             <w:rStyle w:val="aff8"/>
@@ -2012,7 +2012,7 @@
             <w:noProof/>
             <w:webHidden/>
           </w:rPr>
-          <w:instrText xml:space="preserve"> PAGEREF _Toc242192681 \h </w:instrText>
+          <w:instrText xml:space="preserve"> PAGEREF _Toc242194363 \h </w:instrText>
         </w:r>
         <w:r>
           <w:rPr>
@@ -2058,7 +2058,7 @@
           <w14:ligatures w14:val="standardContextual"/>
         </w:rPr>
       </w:pPr>
-      <w:hyperlink w:anchor="_Toc242192682" w:history="1">
+      <w:hyperlink w:anchor="_Toc242194364" w:history="1">
         <w:r>
           <w:rPr>
             <w:rStyle w:val="aff8"/>
@@ -2085,7 +2085,7 @@
             <w:noProof/>
             <w:webHidden/>
           </w:rPr>
-          <w:instrText xml:space="preserve"> PAGEREF _Toc242192682 \h </w:instrText>
+          <w:instrText xml:space="preserve"> PAGEREF _Toc242194364 \h </w:instrText>
         </w:r>
         <w:r>
           <w:rPr>
@@ -2131,7 +2131,7 @@
           <w14:ligatures w14:val="standardContextual"/>
         </w:rPr>
       </w:pPr>
-      <w:hyperlink w:anchor="_Toc242192683" w:history="1">
+      <w:hyperlink w:anchor="_Toc242194365" w:history="1">
         <w:r>
           <w:rPr>
             <w:rStyle w:val="aff8"/>
@@ -2158,7 +2158,7 @@
             <w:noProof/>
             <w:webHidden/>
           </w:rPr>
-          <w:instrText xml:space="preserve"> PAGEREF _Toc242192683 \h </w:instrText>
+          <w:instrText xml:space="preserve"> PAGEREF _Toc242194365 \h </w:instrText>
         </w:r>
         <w:r>
           <w:rPr>
@@ -2204,7 +2204,7 @@
           <w14:ligatures w14:val="standardContextual"/>
         </w:rPr>
       </w:pPr>
-      <w:hyperlink w:anchor="_Toc242192684" w:history="1">
+      <w:hyperlink w:anchor="_Toc242194366" w:history="1">
         <w:r>
           <w:rPr>
             <w:rStyle w:val="aff8"/>
@@ -2231,7 +2231,7 @@
             <w:noProof/>
             <w:webHidden/>
           </w:rPr>
-          <w:instrText xml:space="preserve"> PAGEREF _Toc242192684 \h </w:instrText>
+          <w:instrText xml:space="preserve"> PAGEREF _Toc242194366 \h </w:instrText>
         </w:r>
         <w:r>
           <w:rPr>
@@ -2277,7 +2277,7 @@
           <w14:ligatures w14:val="standardContextual"/>
         </w:rPr>
       </w:pPr>
-      <w:hyperlink w:anchor="_Toc242192685" w:history="1">
+      <w:hyperlink w:anchor="_Toc242194367" w:history="1">
         <w:r>
           <w:rPr>
             <w:rStyle w:val="aff8"/>
@@ -2304,7 +2304,7 @@
             <w:noProof/>
             <w:webHidden/>
           </w:rPr>
-          <w:instrText xml:space="preserve"> PAGEREF _Toc242192685 \h </w:instrText>
+          <w:instrText xml:space="preserve"> PAGEREF _Toc242194367 \h </w:instrText>
         </w:r>
         <w:r>
           <w:rPr>
@@ -2350,7 +2350,7 @@
           <w14:ligatures w14:val="standardContextual"/>
         </w:rPr>
       </w:pPr>
-      <w:hyperlink w:anchor="_Toc242192686" w:history="1">
+      <w:hyperlink w:anchor="_Toc242194368" w:history="1">
         <w:r>
           <w:rPr>
             <w:rStyle w:val="aff8"/>
@@ -2377,7 +2377,7 @@
             <w:noProof/>
             <w:webHidden/>
           </w:rPr>
-          <w:instrText xml:space="preserve"> PAGEREF _Toc242192686 \h </w:instrText>
+          <w:instrText xml:space="preserve"> PAGEREF _Toc242194368 \h </w:instrText>
         </w:r>
         <w:r>
           <w:rPr>
@@ -2423,7 +2423,7 @@
           <w14:ligatures w14:val="standardContextual"/>
         </w:rPr>
       </w:pPr>
-      <w:hyperlink w:anchor="_Toc242192687" w:history="1">
+      <w:hyperlink w:anchor="_Toc242194369" w:history="1">
         <w:r>
           <w:rPr>
             <w:rStyle w:val="aff8"/>
@@ -2450,7 +2450,7 @@
             <w:noProof/>
             <w:webHidden/>
           </w:rPr>
-          <w:instrText xml:space="preserve"> PAGEREF _Toc242192687 \h </w:instrText>
+          <w:instrText xml:space="preserve"> PAGEREF _Toc242194369 \h </w:instrText>
         </w:r>
         <w:r>
           <w:rPr>
@@ -2496,7 +2496,7 @@
           <w14:ligatures w14:val="standardContextual"/>
         </w:rPr>
       </w:pPr>
-      <w:hyperlink w:anchor="_Toc242192688" w:history="1">
+      <w:hyperlink w:anchor="_Toc242194370" w:history="1">
         <w:r>
           <w:rPr>
             <w:rStyle w:val="aff8"/>
@@ -2523,7 +2523,7 @@
             <w:noProof/>
             <w:webHidden/>
           </w:rPr>
-          <w:instrText xml:space="preserve"> PAGEREF _Toc242192688 \h </w:instrText>
+          <w:instrText xml:space="preserve"> PAGEREF _Toc242194370 \h </w:instrText>
         </w:r>
         <w:r>
           <w:rPr>
@@ -2569,7 +2569,7 @@
           <w14:ligatures w14:val="standardContextual"/>
         </w:rPr>
       </w:pPr>
-      <w:hyperlink w:anchor="_Toc242192689" w:history="1">
+      <w:hyperlink w:anchor="_Toc242194371" w:history="1">
         <w:r>
           <w:rPr>
             <w:rStyle w:val="aff8"/>
@@ -2596,7 +2596,7 @@
             <w:noProof/>
             <w:webHidden/>
           </w:rPr>
-          <w:instrText xml:space="preserve"> PAGEREF _Toc242192689 \h </w:instrText>
+          <w:instrText xml:space="preserve"> PAGEREF _Toc242194371 \h </w:instrText>
         </w:r>
         <w:r>
           <w:rPr>
@@ -2642,7 +2642,7 @@
           <w14:ligatures w14:val="standardContextual"/>
         </w:rPr>
       </w:pPr>
-      <w:hyperlink w:anchor="_Toc242192690" w:history="1">
+      <w:hyperlink w:anchor="_Toc242194372" w:history="1">
         <w:r>
           <w:rPr>
             <w:rStyle w:val="aff8"/>
@@ -2669,7 +2669,7 @@
             <w:noProof/>
             <w:webHidden/>
           </w:rPr>
-          <w:instrText xml:space="preserve"> PAGEREF _Toc242192690 \h </w:instrText>
+          <w:instrText xml:space="preserve"> PAGEREF _Toc242194372 \h </w:instrText>
         </w:r>
         <w:r>
           <w:rPr>
@@ -2715,7 +2715,7 @@
           <w14:ligatures w14:val="standardContextual"/>
         </w:rPr>
       </w:pPr>
-      <w:hyperlink w:anchor="_Toc242192691" w:history="1">
+      <w:hyperlink w:anchor="_Toc242194373" w:history="1">
         <w:r>
           <w:rPr>
             <w:rStyle w:val="aff8"/>
@@ -2742,7 +2742,7 @@
             <w:noProof/>
             <w:webHidden/>
           </w:rPr>
-          <w:instrText xml:space="preserve"> PAGEREF _Toc242192691 \h </w:instrText>
+          <w:instrText xml:space="preserve"> PAGEREF _Toc242194373 \h </w:instrText>
         </w:r>
         <w:r>
           <w:rPr>
@@ -2788,7 +2788,7 @@
           <w14:ligatures w14:val="standardContextual"/>
         </w:rPr>
       </w:pPr>
-      <w:hyperlink w:anchor="_Toc242192692" w:history="1">
+      <w:hyperlink w:anchor="_Toc242194374" w:history="1">
         <w:r>
           <w:rPr>
             <w:rStyle w:val="aff8"/>
@@ -2815,7 +2815,7 @@
             <w:noProof/>
             <w:webHidden/>
           </w:rPr>
-          <w:instrText xml:space="preserve"> PAGEREF _Toc242192692 \h </w:instrText>
+          <w:instrText xml:space="preserve"> PAGEREF _Toc242194374 \h </w:instrText>
         </w:r>
         <w:r>
           <w:rPr>
@@ -2861,7 +2861,7 @@
           <w14:ligatures w14:val="standardContextual"/>
         </w:rPr>
       </w:pPr>
-      <w:hyperlink w:anchor="_Toc242192693" w:history="1">
+      <w:hyperlink w:anchor="_Toc242194375" w:history="1">
         <w:r>
           <w:rPr>
             <w:rStyle w:val="aff8"/>
@@ -2888,7 +2888,7 @@
             <w:noProof/>
             <w:webHidden/>
           </w:rPr>
-          <w:instrText xml:space="preserve"> PAGEREF _Toc242192693 \h </w:instrText>
+          <w:instrText xml:space="preserve"> PAGEREF _Toc242194375 \h </w:instrText>
         </w:r>
         <w:r>
           <w:rPr>
@@ -2934,7 +2934,7 @@
           <w14:ligatures w14:val="standardContextual"/>
         </w:rPr>
       </w:pPr>
-      <w:hyperlink w:anchor="_Toc242192694" w:history="1">
+      <w:hyperlink w:anchor="_Toc242194376" w:history="1">
         <w:r>
           <w:rPr>
             <w:rStyle w:val="aff8"/>
@@ -2961,7 +2961,7 @@
             <w:noProof/>
             <w:webHidden/>
           </w:rPr>
-          <w:instrText xml:space="preserve"> PAGEREF _Toc242192694 \h </w:instrText>
+          <w:instrText xml:space="preserve"> PAGEREF _Toc242194376 \h </w:instrText>
         </w:r>
         <w:r>
           <w:rPr>
@@ -3007,7 +3007,7 @@
           <w14:ligatures w14:val="standardContextual"/>
         </w:rPr>
       </w:pPr>
-      <w:hyperlink w:anchor="_Toc242192695" w:history="1">
+      <w:hyperlink w:anchor="_Toc242194377" w:history="1">
         <w:r>
           <w:rPr>
             <w:rStyle w:val="aff8"/>
@@ -3034,7 +3034,7 @@
             <w:noProof/>
             <w:webHidden/>
           </w:rPr>
-          <w:instrText xml:space="preserve"> PAGEREF _Toc242192695 \h </w:instrText>
+          <w:instrText xml:space="preserve"> PAGEREF _Toc242194377 \h </w:instrText>
         </w:r>
         <w:r>
           <w:rPr>
@@ -3080,7 +3080,7 @@
           <w14:ligatures w14:val="standardContextual"/>
         </w:rPr>
       </w:pPr>
-      <w:hyperlink w:anchor="_Toc242192696" w:history="1">
+      <w:hyperlink w:anchor="_Toc242194378" w:history="1">
         <w:r>
           <w:rPr>
             <w:rStyle w:val="aff8"/>
@@ -3107,7 +3107,7 @@
             <w:noProof/>
             <w:webHidden/>
           </w:rPr>
-          <w:instrText xml:space="preserve"> PAGEREF _Toc242192696 \h </w:instrText>
+          <w:instrText xml:space="preserve"> PAGEREF _Toc242194378 \h </w:instrText>
         </w:r>
         <w:r>
           <w:rPr>
@@ -3153,7 +3153,7 @@
           <w14:ligatures w14:val="standardContextual"/>
         </w:rPr>
       </w:pPr>
-      <w:hyperlink w:anchor="_Toc242192697" w:history="1">
+      <w:hyperlink w:anchor="_Toc242194379" w:history="1">
         <w:r>
           <w:rPr>
             <w:rStyle w:val="aff8"/>
@@ -3180,7 +3180,7 @@
             <w:noProof/>
             <w:webHidden/>
           </w:rPr>
-          <w:instrText xml:space="preserve"> PAGEREF _Toc242192697 \h </w:instrText>
+          <w:instrText xml:space="preserve"> PAGEREF _Toc242194379 \h </w:instrText>
         </w:r>
         <w:r>
           <w:rPr>
@@ -3226,7 +3226,7 @@
         <w:ind w:firstLine="0"/>
         <w:jc w:val="center"/>
       </w:pPr>
-      <w:bookmarkStart w:id="0" w:name="_Toc242192658"/>
+      <w:bookmarkStart w:id="0" w:name="_Toc242194340"/>
       <w:r>
         <w:lastRenderedPageBreak/>
         <w:t>ПЕРЕЧЕНЬ ТЕРМИНОВ И СОКРАЩЕНИЙ</w:t>
@@ -4488,7 +4488,7 @@
         <w:pStyle w:val="1"/>
         <w:pageBreakBefore/>
       </w:pPr>
-      <w:bookmarkStart w:id="1" w:name="_Toc242192659"/>
+      <w:bookmarkStart w:id="1" w:name="_Toc242194341"/>
       <w:r>
         <w:lastRenderedPageBreak/>
         <w:t>1 Объект испытаний</w:t>
@@ -4499,7 +4499,7 @@
       <w:pPr>
         <w:pStyle w:val="21"/>
       </w:pPr>
-      <w:bookmarkStart w:id="2" w:name="_Toc242192660"/>
+      <w:bookmarkStart w:id="2" w:name="_Toc242194342"/>
       <w:r>
         <w:t>1.1 Наименование системы</w:t>
       </w:r>
@@ -4514,7 +4514,7 @@
       <w:pPr>
         <w:pStyle w:val="21"/>
       </w:pPr>
-      <w:bookmarkStart w:id="3" w:name="_Toc242192661"/>
+      <w:bookmarkStart w:id="3" w:name="_Toc242194343"/>
       <w:r>
         <w:t>1.2 Область применения</w:t>
       </w:r>
@@ -4529,7 +4529,7 @@
       <w:pPr>
         <w:pStyle w:val="21"/>
       </w:pPr>
-      <w:bookmarkStart w:id="4" w:name="_Toc242192662"/>
+      <w:bookmarkStart w:id="4" w:name="_Toc242194344"/>
       <w:r>
         <w:t>1.3 Состав объекта испытаний</w:t>
       </w:r>
@@ -4545,7 +4545,7 @@
         <w:pStyle w:val="1"/>
         <w:pageBreakBefore/>
       </w:pPr>
-      <w:bookmarkStart w:id="5" w:name="_Toc242192663"/>
+      <w:bookmarkStart w:id="5" w:name="_Toc242194345"/>
       <w:r>
         <w:lastRenderedPageBreak/>
         <w:t>2 Цель испытаний</w:t>
@@ -4562,7 +4562,7 @@
         <w:pStyle w:val="1"/>
         <w:pageBreakBefore/>
       </w:pPr>
-      <w:bookmarkStart w:id="6" w:name="_Toc242192664"/>
+      <w:bookmarkStart w:id="6" w:name="_Toc242194346"/>
       <w:r>
         <w:lastRenderedPageBreak/>
         <w:t>3 Общие положения</w:t>
@@ -4573,7 +4573,7 @@
       <w:pPr>
         <w:pStyle w:val="21"/>
       </w:pPr>
-      <w:bookmarkStart w:id="7" w:name="_Toc242192665"/>
+      <w:bookmarkStart w:id="7" w:name="_Toc242194347"/>
       <w:r>
         <w:t>3.1 Перечень руководящих документов</w:t>
       </w:r>
@@ -4603,7 +4603,7 @@
       <w:pPr>
         <w:pStyle w:val="21"/>
       </w:pPr>
-      <w:bookmarkStart w:id="8" w:name="_Toc242192666"/>
+      <w:bookmarkStart w:id="8" w:name="_Toc242194348"/>
       <w:r>
         <w:t>3.2 Виды испытаний</w:t>
       </w:r>
@@ -4643,7 +4643,7 @@
       <w:pPr>
         <w:pStyle w:val="21"/>
       </w:pPr>
-      <w:bookmarkStart w:id="9" w:name="_Toc242192667"/>
+      <w:bookmarkStart w:id="9" w:name="_Toc242194349"/>
       <w:r>
         <w:t>3.3 Место и продолжительность испытаний</w:t>
       </w:r>
@@ -4658,7 +4658,7 @@
       <w:pPr>
         <w:pStyle w:val="21"/>
       </w:pPr>
-      <w:bookmarkStart w:id="10" w:name="_Toc242192668"/>
+      <w:bookmarkStart w:id="10" w:name="_Toc242194350"/>
       <w:r>
         <w:t>3.4 Организации-участники</w:t>
       </w:r>
@@ -4673,7 +4673,7 @@
       <w:pPr>
         <w:pStyle w:val="21"/>
       </w:pPr>
-      <w:bookmarkStart w:id="11" w:name="_Toc242192669"/>
+      <w:bookmarkStart w:id="11" w:name="_Toc242194351"/>
       <w:r>
         <w:t>3.5 Перечень предъявляемых на испытания документов</w:t>
       </w:r>
@@ -4689,7 +4689,7 @@
         <w:pStyle w:val="1"/>
         <w:pageBreakBefore/>
       </w:pPr>
-      <w:bookmarkStart w:id="12" w:name="_Toc242192670"/>
+      <w:bookmarkStart w:id="12" w:name="_Toc242194352"/>
       <w:r>
         <w:lastRenderedPageBreak/>
         <w:t>4 Объём испытаний</w:t>
@@ -4700,7 +4700,7 @@
       <w:pPr>
         <w:pStyle w:val="21"/>
       </w:pPr>
-      <w:bookmarkStart w:id="13" w:name="_Toc242192671"/>
+      <w:bookmarkStart w:id="13" w:name="_Toc242194353"/>
       <w:r>
         <w:t>4.1 Перечень этапов</w:t>
       </w:r>
@@ -4750,7 +4750,7 @@
       <w:pPr>
         <w:pStyle w:val="21"/>
       </w:pPr>
-      <w:bookmarkStart w:id="14" w:name="_Toc242192672"/>
+      <w:bookmarkStart w:id="14" w:name="_Toc242194354"/>
       <w:r>
         <w:t>4.2 Критерии успешности</w:t>
       </w:r>
@@ -4781,7 +4781,7 @@
         <w:pStyle w:val="1"/>
         <w:pageBreakBefore/>
       </w:pPr>
-      <w:bookmarkStart w:id="15" w:name="_Toc242192673"/>
+      <w:bookmarkStart w:id="15" w:name="_Toc242194355"/>
       <w:r>
         <w:lastRenderedPageBreak/>
         <w:t>5 Условия и порядок проведения испытаний</w:t>
@@ -4792,7 +4792,7 @@
       <w:pPr>
         <w:pStyle w:val="21"/>
       </w:pPr>
-      <w:bookmarkStart w:id="16" w:name="_Toc242192674"/>
+      <w:bookmarkStart w:id="16" w:name="_Toc242194356"/>
       <w:r>
         <w:t>5.1 Условия проведения</w:t>
       </w:r>
@@ -4832,7 +4832,7 @@
       <w:pPr>
         <w:pStyle w:val="21"/>
       </w:pPr>
-      <w:bookmarkStart w:id="17" w:name="_Toc242192675"/>
+      <w:bookmarkStart w:id="17" w:name="_Toc242194357"/>
       <w:r>
         <w:t>5.2 Порядок проведения</w:t>
       </w:r>
@@ -4847,7 +4847,7 @@
       <w:pPr>
         <w:pStyle w:val="21"/>
       </w:pPr>
-      <w:bookmarkStart w:id="18" w:name="_Toc242192676"/>
+      <w:bookmarkStart w:id="18" w:name="_Toc242194358"/>
       <w:r>
         <w:t>5.3 Персонал</w:t>
       </w:r>
@@ -4863,7 +4863,7 @@
         <w:pStyle w:val="1"/>
         <w:pageBreakBefore/>
       </w:pPr>
-      <w:bookmarkStart w:id="19" w:name="_Toc242192677"/>
+      <w:bookmarkStart w:id="19" w:name="_Toc242194359"/>
       <w:r>
         <w:lastRenderedPageBreak/>
         <w:t>6 Материально-техническое обеспечение</w:t>
@@ -4880,7 +4880,7 @@
         <w:pStyle w:val="1"/>
         <w:pageBreakBefore/>
       </w:pPr>
-      <w:bookmarkStart w:id="20" w:name="_Toc242192678"/>
+      <w:bookmarkStart w:id="20" w:name="_Toc242194360"/>
       <w:r>
         <w:lastRenderedPageBreak/>
         <w:t>7 Метрологическое обеспечение</w:t>
@@ -4897,7 +4897,7 @@
         <w:pStyle w:val="1"/>
         <w:pageBreakBefore/>
       </w:pPr>
-      <w:bookmarkStart w:id="21" w:name="_Toc242192679"/>
+      <w:bookmarkStart w:id="21" w:name="_Toc242194361"/>
       <w:r>
         <w:lastRenderedPageBreak/>
         <w:t>8 Отчётность</w:t>
@@ -4916,7 +4916,7 @@
         <w:ind w:firstLine="0"/>
         <w:jc w:val="center"/>
       </w:pPr>
-      <w:bookmarkStart w:id="22" w:name="_Toc242192680"/>
+      <w:bookmarkStart w:id="22" w:name="_Toc242194362"/>
       <w:r>
         <w:lastRenderedPageBreak/>
         <w:t>Приложение А</w:t>
@@ -4940,7 +4940,7 @@
       <w:pPr>
         <w:pStyle w:val="21"/>
       </w:pPr>
-      <w:bookmarkStart w:id="23" w:name="_Toc242192681"/>
+      <w:bookmarkStart w:id="23" w:name="_Toc242194363"/>
       <w:r>
         <w:t>А.1 Подсистема «Организационная структура и права доступа»</w:t>
       </w:r>
@@ -6031,7 +6031,7 @@
       <w:pPr>
         <w:pStyle w:val="21"/>
       </w:pPr>
-      <w:bookmarkStart w:id="24" w:name="_Toc242192682"/>
+      <w:bookmarkStart w:id="24" w:name="_Toc242194364"/>
       <w:r>
         <w:t>А.2 Подсистема «Каталог недвижимости»</w:t>
       </w:r>
@@ -6737,7 +6737,7 @@
       <w:pPr>
         <w:pStyle w:val="21"/>
       </w:pPr>
-      <w:bookmarkStart w:id="25" w:name="_Toc242192683"/>
+      <w:bookmarkStart w:id="25" w:name="_Toc242194365"/>
       <w:r>
         <w:t>А.3 Подсистема «Работа с клиентами»</w:t>
       </w:r>
@@ -7596,7 +7596,7 @@
       <w:pPr>
         <w:pStyle w:val="21"/>
       </w:pPr>
-      <w:bookmarkStart w:id="26" w:name="_Toc242192684"/>
+      <w:bookmarkStart w:id="26" w:name="_Toc242194366"/>
       <w:r>
         <w:lastRenderedPageBreak/>
         <w:t>А.4 Подсистема «Сделки»</w:t>
@@ -8746,7 +8746,7 @@
       <w:pPr>
         <w:pStyle w:val="21"/>
       </w:pPr>
-      <w:bookmarkStart w:id="27" w:name="_Toc242192685"/>
+      <w:bookmarkStart w:id="27" w:name="_Toc242194367"/>
       <w:r>
         <w:t>А.5 Подсистема «Финансы»</w:t>
       </w:r>
@@ -10042,7 +10042,7 @@
               <w:pStyle w:val="GostTable"/>
             </w:pPr>
             <w:r>
-              <w:t>В карточке объекта с прайсом в USD нажать «Рассрочка», отметить общую скидку и скидку «За 100% оплату»</w:t>
+              <w:t>В карточке объекта с прайсом в USD нажать «Рассчитать план оплаты», отметить общую скидку и скидку «За 100% оплату»</w:t>
             </w:r>
           </w:p>
         </w:tc>
@@ -10303,7 +10303,7 @@
       <w:pPr>
         <w:pStyle w:val="21"/>
       </w:pPr>
-      <w:bookmarkStart w:id="28" w:name="_Toc242192686"/>
+      <w:bookmarkStart w:id="28" w:name="_Toc242194368"/>
       <w:r>
         <w:t>А.6 Подсистема «Шаблоны документов»</w:t>
       </w:r>
@@ -10582,7 +10582,7 @@
       <w:pPr>
         <w:pStyle w:val="21"/>
       </w:pPr>
-      <w:bookmarkStart w:id="29" w:name="_Toc242192687"/>
+      <w:bookmarkStart w:id="29" w:name="_Toc242194369"/>
       <w:r>
         <w:t>А.7 Подсистема «Задачи»</w:t>
       </w:r>
@@ -10977,7 +10977,7 @@
       <w:pPr>
         <w:pStyle w:val="21"/>
       </w:pPr>
-      <w:bookmarkStart w:id="30" w:name="_Toc242192688"/>
+      <w:bookmarkStart w:id="30" w:name="_Toc242194370"/>
       <w:r>
         <w:t>А.8 Подсистема «Аналитика и отчётность»</w:t>
       </w:r>
@@ -11373,7 +11373,7 @@
       <w:pPr>
         <w:pStyle w:val="21"/>
       </w:pPr>
-      <w:bookmarkStart w:id="31" w:name="_Toc242192689"/>
+      <w:bookmarkStart w:id="31" w:name="_Toc242194371"/>
       <w:r>
         <w:t>А.9 Подсистема «Интеграция с партнёрами»</w:t>
       </w:r>
@@ -11952,7 +11952,7 @@
       <w:pPr>
         <w:pStyle w:val="21"/>
       </w:pPr>
-      <w:bookmarkStart w:id="32" w:name="_Toc242192690"/>
+      <w:bookmarkStart w:id="32" w:name="_Toc242194372"/>
       <w:r>
         <w:t>А.10 Подсистема «Регламентные задания»</w:t>
       </w:r>
@@ -12391,7 +12391,7 @@
       <w:pPr>
         <w:pStyle w:val="21"/>
       </w:pPr>
-      <w:bookmarkStart w:id="33" w:name="_Toc242192691"/>
+      <w:bookmarkStart w:id="33" w:name="_Toc242194373"/>
       <w:r>
         <w:t>А.11 Сквозной сценарий продажи</w:t>
       </w:r>
@@ -12662,7 +12662,7 @@
       <w:pPr>
         <w:pStyle w:val="21"/>
       </w:pPr>
-      <w:bookmarkStart w:id="34" w:name="_Toc242192692"/>
+      <w:bookmarkStart w:id="34" w:name="_Toc242194374"/>
       <w:r>
         <w:t>А.12 Защита информации</w:t>
       </w:r>
@@ -13059,7 +13059,7 @@
       <w:pPr>
         <w:pStyle w:val="21"/>
       </w:pPr>
-      <w:bookmarkStart w:id="35" w:name="_Toc242192693"/>
+      <w:bookmarkStart w:id="35" w:name="_Toc242194375"/>
       <w:r>
         <w:t>А.13 Эргономика и многоязычность</w:t>
       </w:r>
@@ -13329,7 +13329,7 @@
       <w:pPr>
         <w:pStyle w:val="21"/>
       </w:pPr>
-      <w:bookmarkStart w:id="36" w:name="_Toc242192694"/>
+      <w:bookmarkStart w:id="36" w:name="_Toc242194376"/>
       <w:r>
         <w:t>А.14 Показатели назначения</w:t>
       </w:r>
@@ -13557,7 +13557,7 @@
         <w:ind w:firstLine="0"/>
         <w:jc w:val="center"/>
       </w:pPr>
-      <w:bookmarkStart w:id="37" w:name="_Toc242192695"/>
+      <w:bookmarkStart w:id="37" w:name="_Toc242194377"/>
       <w:r>
         <w:lastRenderedPageBreak/>
         <w:t>Приложение Б</w:t>
@@ -13956,7 +13956,7 @@
         <w:ind w:firstLine="0"/>
         <w:jc w:val="center"/>
       </w:pPr>
-      <w:bookmarkStart w:id="38" w:name="_Toc242192696"/>
+      <w:bookmarkStart w:id="38" w:name="_Toc242194378"/>
       <w:r>
         <w:lastRenderedPageBreak/>
         <w:t>Приложение В</w:t>
@@ -14235,7 +14235,7 @@
         <w:ind w:firstLine="0"/>
         <w:jc w:val="center"/>
       </w:pPr>
-      <w:bookmarkStart w:id="39" w:name="_Toc242192697"/>
+      <w:bookmarkStart w:id="39" w:name="_Toc242194379"/>
       <w:r>
         <w:lastRenderedPageBreak/>
         <w:t>ЛИСТ РЕГИСТРАЦИИ ИЗМЕНЕНИЙ</w:t>
@@ -16297,31 +16297,31 @@
       </w:rPr>
     </w:lvl>
   </w:abstractNum>
-  <w:num w:numId="1" w16cid:durableId="154878158">
+  <w:num w:numId="1" w16cid:durableId="2135363945">
     <w:abstractNumId w:val="8"/>
   </w:num>
-  <w:num w:numId="2" w16cid:durableId="1660576800">
+  <w:num w:numId="2" w16cid:durableId="557400771">
     <w:abstractNumId w:val="6"/>
   </w:num>
-  <w:num w:numId="3" w16cid:durableId="1332836810">
+  <w:num w:numId="3" w16cid:durableId="1524055570">
     <w:abstractNumId w:val="5"/>
   </w:num>
-  <w:num w:numId="4" w16cid:durableId="1378435196">
+  <w:num w:numId="4" w16cid:durableId="1431505309">
     <w:abstractNumId w:val="4"/>
   </w:num>
-  <w:num w:numId="5" w16cid:durableId="1853453195">
+  <w:num w:numId="5" w16cid:durableId="205483987">
     <w:abstractNumId w:val="7"/>
   </w:num>
-  <w:num w:numId="6" w16cid:durableId="1123887131">
+  <w:num w:numId="6" w16cid:durableId="256403829">
     <w:abstractNumId w:val="3"/>
   </w:num>
-  <w:num w:numId="7" w16cid:durableId="633677046">
+  <w:num w:numId="7" w16cid:durableId="804931096">
     <w:abstractNumId w:val="2"/>
   </w:num>
-  <w:num w:numId="8" w16cid:durableId="865408481">
+  <w:num w:numId="8" w16cid:durableId="1045982425">
     <w:abstractNumId w:val="1"/>
   </w:num>
-  <w:num w:numId="9" w16cid:durableId="668018962">
+  <w:num w:numId="9" w16cid:durableId="46878136">
     <w:abstractNumId w:val="0"/>
   </w:num>
 </w:numbering>
@@ -27854,7 +27854,7 @@
     <w:autoRedefine/>
     <w:uiPriority w:val="39"/>
     <w:unhideWhenUsed/>
-    <w:rsid w:val="00460BE7"/>
+    <w:rsid w:val="0088617B"/>
     <w:pPr>
       <w:spacing w:after="100"/>
     </w:pPr>
@@ -27866,7 +27866,7 @@
     <w:autoRedefine/>
     <w:uiPriority w:val="39"/>
     <w:unhideWhenUsed/>
-    <w:rsid w:val="00460BE7"/>
+    <w:rsid w:val="0088617B"/>
     <w:pPr>
       <w:spacing w:after="100"/>
       <w:ind w:left="240"/>
@@ -27877,7 +27877,7 @@
     <w:basedOn w:val="a2"/>
     <w:uiPriority w:val="99"/>
     <w:unhideWhenUsed/>
-    <w:rsid w:val="00460BE7"/>
+    <w:rsid w:val="0088617B"/>
     <w:rPr>
       <w:color w:val="0000FF" w:themeColor="hyperlink"/>
       <w:u w:val="single"/>

--- a/docs/gost/out/06_ПМ_Программа_и_методика_испытаний.docx
+++ b/docs/gost/out/06_ПМ_Программа_и_методика_испытаний.docx
@@ -306,7 +306,7 @@
       <w:r>
         <w:fldChar w:fldCharType="separate"/>
       </w:r>
-      <w:hyperlink w:anchor="_Toc242194340" w:history="1">
+      <w:hyperlink w:anchor="_Toc242436620" w:history="1">
         <w:r>
           <w:rPr>
             <w:rStyle w:val="aff8"/>
@@ -333,7 +333,7 @@
             <w:noProof/>
             <w:webHidden/>
           </w:rPr>
-          <w:instrText xml:space="preserve"> PAGEREF _Toc242194340 \h </w:instrText>
+          <w:instrText xml:space="preserve"> PAGEREF _Toc242436620 \h </w:instrText>
         </w:r>
         <w:r>
           <w:rPr>
@@ -379,7 +379,7 @@
           <w14:ligatures w14:val="standardContextual"/>
         </w:rPr>
       </w:pPr>
-      <w:hyperlink w:anchor="_Toc242194341" w:history="1">
+      <w:hyperlink w:anchor="_Toc242436621" w:history="1">
         <w:r>
           <w:rPr>
             <w:rStyle w:val="aff8"/>
@@ -406,7 +406,7 @@
             <w:noProof/>
             <w:webHidden/>
           </w:rPr>
-          <w:instrText xml:space="preserve"> PAGEREF _Toc242194341 \h </w:instrText>
+          <w:instrText xml:space="preserve"> PAGEREF _Toc242436621 \h </w:instrText>
         </w:r>
         <w:r>
           <w:rPr>
@@ -452,7 +452,7 @@
           <w14:ligatures w14:val="standardContextual"/>
         </w:rPr>
       </w:pPr>
-      <w:hyperlink w:anchor="_Toc242194342" w:history="1">
+      <w:hyperlink w:anchor="_Toc242436622" w:history="1">
         <w:r>
           <w:rPr>
             <w:rStyle w:val="aff8"/>
@@ -479,7 +479,7 @@
             <w:noProof/>
             <w:webHidden/>
           </w:rPr>
-          <w:instrText xml:space="preserve"> PAGEREF _Toc242194342 \h </w:instrText>
+          <w:instrText xml:space="preserve"> PAGEREF _Toc242436622 \h </w:instrText>
         </w:r>
         <w:r>
           <w:rPr>
@@ -525,7 +525,7 @@
           <w14:ligatures w14:val="standardContextual"/>
         </w:rPr>
       </w:pPr>
-      <w:hyperlink w:anchor="_Toc242194343" w:history="1">
+      <w:hyperlink w:anchor="_Toc242436623" w:history="1">
         <w:r>
           <w:rPr>
             <w:rStyle w:val="aff8"/>
@@ -552,7 +552,7 @@
             <w:noProof/>
             <w:webHidden/>
           </w:rPr>
-          <w:instrText xml:space="preserve"> PAGEREF _Toc242194343 \h </w:instrText>
+          <w:instrText xml:space="preserve"> PAGEREF _Toc242436623 \h </w:instrText>
         </w:r>
         <w:r>
           <w:rPr>
@@ -598,7 +598,7 @@
           <w14:ligatures w14:val="standardContextual"/>
         </w:rPr>
       </w:pPr>
-      <w:hyperlink w:anchor="_Toc242194344" w:history="1">
+      <w:hyperlink w:anchor="_Toc242436624" w:history="1">
         <w:r>
           <w:rPr>
             <w:rStyle w:val="aff8"/>
@@ -625,7 +625,7 @@
             <w:noProof/>
             <w:webHidden/>
           </w:rPr>
-          <w:instrText xml:space="preserve"> PAGEREF _Toc242194344 \h </w:instrText>
+          <w:instrText xml:space="preserve"> PAGEREF _Toc242436624 \h </w:instrText>
         </w:r>
         <w:r>
           <w:rPr>
@@ -671,7 +671,7 @@
           <w14:ligatures w14:val="standardContextual"/>
         </w:rPr>
       </w:pPr>
-      <w:hyperlink w:anchor="_Toc242194345" w:history="1">
+      <w:hyperlink w:anchor="_Toc242436625" w:history="1">
         <w:r>
           <w:rPr>
             <w:rStyle w:val="aff8"/>
@@ -698,7 +698,7 @@
             <w:noProof/>
             <w:webHidden/>
           </w:rPr>
-          <w:instrText xml:space="preserve"> PAGEREF _Toc242194345 \h </w:instrText>
+          <w:instrText xml:space="preserve"> PAGEREF _Toc242436625 \h </w:instrText>
         </w:r>
         <w:r>
           <w:rPr>
@@ -744,7 +744,7 @@
           <w14:ligatures w14:val="standardContextual"/>
         </w:rPr>
       </w:pPr>
-      <w:hyperlink w:anchor="_Toc242194346" w:history="1">
+      <w:hyperlink w:anchor="_Toc242436626" w:history="1">
         <w:r>
           <w:rPr>
             <w:rStyle w:val="aff8"/>
@@ -771,7 +771,7 @@
             <w:noProof/>
             <w:webHidden/>
           </w:rPr>
-          <w:instrText xml:space="preserve"> PAGEREF _Toc242194346 \h </w:instrText>
+          <w:instrText xml:space="preserve"> PAGEREF _Toc242436626 \h </w:instrText>
         </w:r>
         <w:r>
           <w:rPr>
@@ -817,7 +817,7 @@
           <w14:ligatures w14:val="standardContextual"/>
         </w:rPr>
       </w:pPr>
-      <w:hyperlink w:anchor="_Toc242194347" w:history="1">
+      <w:hyperlink w:anchor="_Toc242436627" w:history="1">
         <w:r>
           <w:rPr>
             <w:rStyle w:val="aff8"/>
@@ -844,7 +844,7 @@
             <w:noProof/>
             <w:webHidden/>
           </w:rPr>
-          <w:instrText xml:space="preserve"> PAGEREF _Toc242194347 \h </w:instrText>
+          <w:instrText xml:space="preserve"> PAGEREF _Toc242436627 \h </w:instrText>
         </w:r>
         <w:r>
           <w:rPr>
@@ -890,7 +890,7 @@
           <w14:ligatures w14:val="standardContextual"/>
         </w:rPr>
       </w:pPr>
-      <w:hyperlink w:anchor="_Toc242194348" w:history="1">
+      <w:hyperlink w:anchor="_Toc242436628" w:history="1">
         <w:r>
           <w:rPr>
             <w:rStyle w:val="aff8"/>
@@ -917,7 +917,7 @@
             <w:noProof/>
             <w:webHidden/>
           </w:rPr>
-          <w:instrText xml:space="preserve"> PAGEREF _Toc242194348 \h </w:instrText>
+          <w:instrText xml:space="preserve"> PAGEREF _Toc242436628 \h </w:instrText>
         </w:r>
         <w:r>
           <w:rPr>
@@ -963,7 +963,7 @@
           <w14:ligatures w14:val="standardContextual"/>
         </w:rPr>
       </w:pPr>
-      <w:hyperlink w:anchor="_Toc242194349" w:history="1">
+      <w:hyperlink w:anchor="_Toc242436629" w:history="1">
         <w:r>
           <w:rPr>
             <w:rStyle w:val="aff8"/>
@@ -990,7 +990,7 @@
             <w:noProof/>
             <w:webHidden/>
           </w:rPr>
-          <w:instrText xml:space="preserve"> PAGEREF _Toc242194349 \h </w:instrText>
+          <w:instrText xml:space="preserve"> PAGEREF _Toc242436629 \h </w:instrText>
         </w:r>
         <w:r>
           <w:rPr>
@@ -1036,7 +1036,7 @@
           <w14:ligatures w14:val="standardContextual"/>
         </w:rPr>
       </w:pPr>
-      <w:hyperlink w:anchor="_Toc242194350" w:history="1">
+      <w:hyperlink w:anchor="_Toc242436630" w:history="1">
         <w:r>
           <w:rPr>
             <w:rStyle w:val="aff8"/>
@@ -1063,7 +1063,7 @@
             <w:noProof/>
             <w:webHidden/>
           </w:rPr>
-          <w:instrText xml:space="preserve"> PAGEREF _Toc242194350 \h </w:instrText>
+          <w:instrText xml:space="preserve"> PAGEREF _Toc242436630 \h </w:instrText>
         </w:r>
         <w:r>
           <w:rPr>
@@ -1109,7 +1109,7 @@
           <w14:ligatures w14:val="standardContextual"/>
         </w:rPr>
       </w:pPr>
-      <w:hyperlink w:anchor="_Toc242194351" w:history="1">
+      <w:hyperlink w:anchor="_Toc242436631" w:history="1">
         <w:r>
           <w:rPr>
             <w:rStyle w:val="aff8"/>
@@ -1136,7 +1136,7 @@
             <w:noProof/>
             <w:webHidden/>
           </w:rPr>
-          <w:instrText xml:space="preserve"> PAGEREF _Toc242194351 \h </w:instrText>
+          <w:instrText xml:space="preserve"> PAGEREF _Toc242436631 \h </w:instrText>
         </w:r>
         <w:r>
           <w:rPr>
@@ -1182,7 +1182,7 @@
           <w14:ligatures w14:val="standardContextual"/>
         </w:rPr>
       </w:pPr>
-      <w:hyperlink w:anchor="_Toc242194352" w:history="1">
+      <w:hyperlink w:anchor="_Toc242436632" w:history="1">
         <w:r>
           <w:rPr>
             <w:rStyle w:val="aff8"/>
@@ -1209,7 +1209,7 @@
             <w:noProof/>
             <w:webHidden/>
           </w:rPr>
-          <w:instrText xml:space="preserve"> PAGEREF _Toc242194352 \h </w:instrText>
+          <w:instrText xml:space="preserve"> PAGEREF _Toc242436632 \h </w:instrText>
         </w:r>
         <w:r>
           <w:rPr>
@@ -1255,7 +1255,7 @@
           <w14:ligatures w14:val="standardContextual"/>
         </w:rPr>
       </w:pPr>
-      <w:hyperlink w:anchor="_Toc242194353" w:history="1">
+      <w:hyperlink w:anchor="_Toc242436633" w:history="1">
         <w:r>
           <w:rPr>
             <w:rStyle w:val="aff8"/>
@@ -1282,7 +1282,7 @@
             <w:noProof/>
             <w:webHidden/>
           </w:rPr>
-          <w:instrText xml:space="preserve"> PAGEREF _Toc242194353 \h </w:instrText>
+          <w:instrText xml:space="preserve"> PAGEREF _Toc242436633 \h </w:instrText>
         </w:r>
         <w:r>
           <w:rPr>
@@ -1328,7 +1328,7 @@
           <w14:ligatures w14:val="standardContextual"/>
         </w:rPr>
       </w:pPr>
-      <w:hyperlink w:anchor="_Toc242194354" w:history="1">
+      <w:hyperlink w:anchor="_Toc242436634" w:history="1">
         <w:r>
           <w:rPr>
             <w:rStyle w:val="aff8"/>
@@ -1355,7 +1355,7 @@
             <w:noProof/>
             <w:webHidden/>
           </w:rPr>
-          <w:instrText xml:space="preserve"> PAGEREF _Toc242194354 \h </w:instrText>
+          <w:instrText xml:space="preserve"> PAGEREF _Toc242436634 \h </w:instrText>
         </w:r>
         <w:r>
           <w:rPr>
@@ -1401,7 +1401,7 @@
           <w14:ligatures w14:val="standardContextual"/>
         </w:rPr>
       </w:pPr>
-      <w:hyperlink w:anchor="_Toc242194355" w:history="1">
+      <w:hyperlink w:anchor="_Toc242436635" w:history="1">
         <w:r>
           <w:rPr>
             <w:rStyle w:val="aff8"/>
@@ -1428,7 +1428,7 @@
             <w:noProof/>
             <w:webHidden/>
           </w:rPr>
-          <w:instrText xml:space="preserve"> PAGEREF _Toc242194355 \h </w:instrText>
+          <w:instrText xml:space="preserve"> PAGEREF _Toc242436635 \h </w:instrText>
         </w:r>
         <w:r>
           <w:rPr>
@@ -1474,7 +1474,7 @@
           <w14:ligatures w14:val="standardContextual"/>
         </w:rPr>
       </w:pPr>
-      <w:hyperlink w:anchor="_Toc242194356" w:history="1">
+      <w:hyperlink w:anchor="_Toc242436636" w:history="1">
         <w:r>
           <w:rPr>
             <w:rStyle w:val="aff8"/>
@@ -1501,7 +1501,7 @@
             <w:noProof/>
             <w:webHidden/>
           </w:rPr>
-          <w:instrText xml:space="preserve"> PAGEREF _Toc242194356 \h </w:instrText>
+          <w:instrText xml:space="preserve"> PAGEREF _Toc242436636 \h </w:instrText>
         </w:r>
         <w:r>
           <w:rPr>
@@ -1547,7 +1547,7 @@
           <w14:ligatures w14:val="standardContextual"/>
         </w:rPr>
       </w:pPr>
-      <w:hyperlink w:anchor="_Toc242194357" w:history="1">
+      <w:hyperlink w:anchor="_Toc242436637" w:history="1">
         <w:r>
           <w:rPr>
             <w:rStyle w:val="aff8"/>
@@ -1574,7 +1574,7 @@
             <w:noProof/>
             <w:webHidden/>
           </w:rPr>
-          <w:instrText xml:space="preserve"> PAGEREF _Toc242194357 \h </w:instrText>
+          <w:instrText xml:space="preserve"> PAGEREF _Toc242436637 \h </w:instrText>
         </w:r>
         <w:r>
           <w:rPr>
@@ -1620,7 +1620,7 @@
           <w14:ligatures w14:val="standardContextual"/>
         </w:rPr>
       </w:pPr>
-      <w:hyperlink w:anchor="_Toc242194358" w:history="1">
+      <w:hyperlink w:anchor="_Toc242436638" w:history="1">
         <w:r>
           <w:rPr>
             <w:rStyle w:val="aff8"/>
@@ -1647,7 +1647,7 @@
             <w:noProof/>
             <w:webHidden/>
           </w:rPr>
-          <w:instrText xml:space="preserve"> PAGEREF _Toc242194358 \h </w:instrText>
+          <w:instrText xml:space="preserve"> PAGEREF _Toc242436638 \h </w:instrText>
         </w:r>
         <w:r>
           <w:rPr>
@@ -1693,7 +1693,7 @@
           <w14:ligatures w14:val="standardContextual"/>
         </w:rPr>
       </w:pPr>
-      <w:hyperlink w:anchor="_Toc242194359" w:history="1">
+      <w:hyperlink w:anchor="_Toc242436639" w:history="1">
         <w:r>
           <w:rPr>
             <w:rStyle w:val="aff8"/>
@@ -1720,7 +1720,7 @@
             <w:noProof/>
             <w:webHidden/>
           </w:rPr>
-          <w:instrText xml:space="preserve"> PAGEREF _Toc242194359 \h </w:instrText>
+          <w:instrText xml:space="preserve"> PAGEREF _Toc242436639 \h </w:instrText>
         </w:r>
         <w:r>
           <w:rPr>
@@ -1766,7 +1766,7 @@
           <w14:ligatures w14:val="standardContextual"/>
         </w:rPr>
       </w:pPr>
-      <w:hyperlink w:anchor="_Toc242194360" w:history="1">
+      <w:hyperlink w:anchor="_Toc242436640" w:history="1">
         <w:r>
           <w:rPr>
             <w:rStyle w:val="aff8"/>
@@ -1793,7 +1793,7 @@
             <w:noProof/>
             <w:webHidden/>
           </w:rPr>
-          <w:instrText xml:space="preserve"> PAGEREF _Toc242194360 \h </w:instrText>
+          <w:instrText xml:space="preserve"> PAGEREF _Toc242436640 \h </w:instrText>
         </w:r>
         <w:r>
           <w:rPr>
@@ -1839,7 +1839,7 @@
           <w14:ligatures w14:val="standardContextual"/>
         </w:rPr>
       </w:pPr>
-      <w:hyperlink w:anchor="_Toc242194361" w:history="1">
+      <w:hyperlink w:anchor="_Toc242436641" w:history="1">
         <w:r>
           <w:rPr>
             <w:rStyle w:val="aff8"/>
@@ -1866,7 +1866,7 @@
             <w:noProof/>
             <w:webHidden/>
           </w:rPr>
-          <w:instrText xml:space="preserve"> PAGEREF _Toc242194361 \h </w:instrText>
+          <w:instrText xml:space="preserve"> PAGEREF _Toc242436641 \h </w:instrText>
         </w:r>
         <w:r>
           <w:rPr>
@@ -1912,7 +1912,7 @@
           <w14:ligatures w14:val="standardContextual"/>
         </w:rPr>
       </w:pPr>
-      <w:hyperlink w:anchor="_Toc242194362" w:history="1">
+      <w:hyperlink w:anchor="_Toc242436642" w:history="1">
         <w:r>
           <w:rPr>
             <w:rStyle w:val="aff8"/>
@@ -1939,7 +1939,7 @@
             <w:noProof/>
             <w:webHidden/>
           </w:rPr>
-          <w:instrText xml:space="preserve"> PAGEREF _Toc242194362 \h </w:instrText>
+          <w:instrText xml:space="preserve"> PAGEREF _Toc242436642 \h </w:instrText>
         </w:r>
         <w:r>
           <w:rPr>
@@ -1985,7 +1985,7 @@
           <w14:ligatures w14:val="standardContextual"/>
         </w:rPr>
       </w:pPr>
-      <w:hyperlink w:anchor="_Toc242194363" w:history="1">
+      <w:hyperlink w:anchor="_Toc242436643" w:history="1">
         <w:r>
           <w:rPr>
             <w:rStyle w:val="aff8"/>
@@ -2012,7 +2012,7 @@
             <w:noProof/>
             <w:webHidden/>
           </w:rPr>
-          <w:instrText xml:space="preserve"> PAGEREF _Toc242194363 \h </w:instrText>
+          <w:instrText xml:space="preserve"> PAGEREF _Toc242436643 \h </w:instrText>
         </w:r>
         <w:r>
           <w:rPr>
@@ -2058,7 +2058,7 @@
           <w14:ligatures w14:val="standardContextual"/>
         </w:rPr>
       </w:pPr>
-      <w:hyperlink w:anchor="_Toc242194364" w:history="1">
+      <w:hyperlink w:anchor="_Toc242436644" w:history="1">
         <w:r>
           <w:rPr>
             <w:rStyle w:val="aff8"/>
@@ -2085,7 +2085,7 @@
             <w:noProof/>
             <w:webHidden/>
           </w:rPr>
-          <w:instrText xml:space="preserve"> PAGEREF _Toc242194364 \h </w:instrText>
+          <w:instrText xml:space="preserve"> PAGEREF _Toc242436644 \h </w:instrText>
         </w:r>
         <w:r>
           <w:rPr>
@@ -2131,7 +2131,7 @@
           <w14:ligatures w14:val="standardContextual"/>
         </w:rPr>
       </w:pPr>
-      <w:hyperlink w:anchor="_Toc242194365" w:history="1">
+      <w:hyperlink w:anchor="_Toc242436645" w:history="1">
         <w:r>
           <w:rPr>
             <w:rStyle w:val="aff8"/>
@@ -2158,7 +2158,7 @@
             <w:noProof/>
             <w:webHidden/>
           </w:rPr>
-          <w:instrText xml:space="preserve"> PAGEREF _Toc242194365 \h </w:instrText>
+          <w:instrText xml:space="preserve"> PAGEREF _Toc242436645 \h </w:instrText>
         </w:r>
         <w:r>
           <w:rPr>
@@ -2204,7 +2204,7 @@
           <w14:ligatures w14:val="standardContextual"/>
         </w:rPr>
       </w:pPr>
-      <w:hyperlink w:anchor="_Toc242194366" w:history="1">
+      <w:hyperlink w:anchor="_Toc242436646" w:history="1">
         <w:r>
           <w:rPr>
             <w:rStyle w:val="aff8"/>
@@ -2231,7 +2231,7 @@
             <w:noProof/>
             <w:webHidden/>
           </w:rPr>
-          <w:instrText xml:space="preserve"> PAGEREF _Toc242194366 \h </w:instrText>
+          <w:instrText xml:space="preserve"> PAGEREF _Toc242436646 \h </w:instrText>
         </w:r>
         <w:r>
           <w:rPr>
@@ -2277,7 +2277,7 @@
           <w14:ligatures w14:val="standardContextual"/>
         </w:rPr>
       </w:pPr>
-      <w:hyperlink w:anchor="_Toc242194367" w:history="1">
+      <w:hyperlink w:anchor="_Toc242436647" w:history="1">
         <w:r>
           <w:rPr>
             <w:rStyle w:val="aff8"/>
@@ -2304,7 +2304,7 @@
             <w:noProof/>
             <w:webHidden/>
           </w:rPr>
-          <w:instrText xml:space="preserve"> PAGEREF _Toc242194367 \h </w:instrText>
+          <w:instrText xml:space="preserve"> PAGEREF _Toc242436647 \h </w:instrText>
         </w:r>
         <w:r>
           <w:rPr>
@@ -2324,7 +2324,7 @@
             <w:noProof/>
             <w:webHidden/>
           </w:rPr>
-          <w:t>16</w:t>
+          <w:t>17</w:t>
         </w:r>
         <w:r>
           <w:rPr>
@@ -2350,7 +2350,7 @@
           <w14:ligatures w14:val="standardContextual"/>
         </w:rPr>
       </w:pPr>
-      <w:hyperlink w:anchor="_Toc242194368" w:history="1">
+      <w:hyperlink w:anchor="_Toc242436648" w:history="1">
         <w:r>
           <w:rPr>
             <w:rStyle w:val="aff8"/>
@@ -2377,7 +2377,7 @@
             <w:noProof/>
             <w:webHidden/>
           </w:rPr>
-          <w:instrText xml:space="preserve"> PAGEREF _Toc242194368 \h </w:instrText>
+          <w:instrText xml:space="preserve"> PAGEREF _Toc242436648 \h </w:instrText>
         </w:r>
         <w:r>
           <w:rPr>
@@ -2423,7 +2423,7 @@
           <w14:ligatures w14:val="standardContextual"/>
         </w:rPr>
       </w:pPr>
-      <w:hyperlink w:anchor="_Toc242194369" w:history="1">
+      <w:hyperlink w:anchor="_Toc242436649" w:history="1">
         <w:r>
           <w:rPr>
             <w:rStyle w:val="aff8"/>
@@ -2450,7 +2450,7 @@
             <w:noProof/>
             <w:webHidden/>
           </w:rPr>
-          <w:instrText xml:space="preserve"> PAGEREF _Toc242194369 \h </w:instrText>
+          <w:instrText xml:space="preserve"> PAGEREF _Toc242436649 \h </w:instrText>
         </w:r>
         <w:r>
           <w:rPr>
@@ -2496,7 +2496,7 @@
           <w14:ligatures w14:val="standardContextual"/>
         </w:rPr>
       </w:pPr>
-      <w:hyperlink w:anchor="_Toc242194370" w:history="1">
+      <w:hyperlink w:anchor="_Toc242436650" w:history="1">
         <w:r>
           <w:rPr>
             <w:rStyle w:val="aff8"/>
@@ -2523,7 +2523,7 @@
             <w:noProof/>
             <w:webHidden/>
           </w:rPr>
-          <w:instrText xml:space="preserve"> PAGEREF _Toc242194370 \h </w:instrText>
+          <w:instrText xml:space="preserve"> PAGEREF _Toc242436650 \h </w:instrText>
         </w:r>
         <w:r>
           <w:rPr>
@@ -2569,7 +2569,7 @@
           <w14:ligatures w14:val="standardContextual"/>
         </w:rPr>
       </w:pPr>
-      <w:hyperlink w:anchor="_Toc242194371" w:history="1">
+      <w:hyperlink w:anchor="_Toc242436651" w:history="1">
         <w:r>
           <w:rPr>
             <w:rStyle w:val="aff8"/>
@@ -2596,7 +2596,7 @@
             <w:noProof/>
             <w:webHidden/>
           </w:rPr>
-          <w:instrText xml:space="preserve"> PAGEREF _Toc242194371 \h </w:instrText>
+          <w:instrText xml:space="preserve"> PAGEREF _Toc242436651 \h </w:instrText>
         </w:r>
         <w:r>
           <w:rPr>
@@ -2642,7 +2642,7 @@
           <w14:ligatures w14:val="standardContextual"/>
         </w:rPr>
       </w:pPr>
-      <w:hyperlink w:anchor="_Toc242194372" w:history="1">
+      <w:hyperlink w:anchor="_Toc242436652" w:history="1">
         <w:r>
           <w:rPr>
             <w:rStyle w:val="aff8"/>
@@ -2669,7 +2669,7 @@
             <w:noProof/>
             <w:webHidden/>
           </w:rPr>
-          <w:instrText xml:space="preserve"> PAGEREF _Toc242194372 \h </w:instrText>
+          <w:instrText xml:space="preserve"> PAGEREF _Toc242436652 \h </w:instrText>
         </w:r>
         <w:r>
           <w:rPr>
@@ -2715,7 +2715,7 @@
           <w14:ligatures w14:val="standardContextual"/>
         </w:rPr>
       </w:pPr>
-      <w:hyperlink w:anchor="_Toc242194373" w:history="1">
+      <w:hyperlink w:anchor="_Toc242436653" w:history="1">
         <w:r>
           <w:rPr>
             <w:rStyle w:val="aff8"/>
@@ -2742,7 +2742,7 @@
             <w:noProof/>
             <w:webHidden/>
           </w:rPr>
-          <w:instrText xml:space="preserve"> PAGEREF _Toc242194373 \h </w:instrText>
+          <w:instrText xml:space="preserve"> PAGEREF _Toc242436653 \h </w:instrText>
         </w:r>
         <w:r>
           <w:rPr>
@@ -2762,7 +2762,7 @@
             <w:noProof/>
             <w:webHidden/>
           </w:rPr>
-          <w:t>19</w:t>
+          <w:t>20</w:t>
         </w:r>
         <w:r>
           <w:rPr>
@@ -2788,7 +2788,7 @@
           <w14:ligatures w14:val="standardContextual"/>
         </w:rPr>
       </w:pPr>
-      <w:hyperlink w:anchor="_Toc242194374" w:history="1">
+      <w:hyperlink w:anchor="_Toc242436654" w:history="1">
         <w:r>
           <w:rPr>
             <w:rStyle w:val="aff8"/>
@@ -2815,7 +2815,7 @@
             <w:noProof/>
             <w:webHidden/>
           </w:rPr>
-          <w:instrText xml:space="preserve"> PAGEREF _Toc242194374 \h </w:instrText>
+          <w:instrText xml:space="preserve"> PAGEREF _Toc242436654 \h </w:instrText>
         </w:r>
         <w:r>
           <w:rPr>
@@ -2861,7 +2861,7 @@
           <w14:ligatures w14:val="standardContextual"/>
         </w:rPr>
       </w:pPr>
-      <w:hyperlink w:anchor="_Toc242194375" w:history="1">
+      <w:hyperlink w:anchor="_Toc242436655" w:history="1">
         <w:r>
           <w:rPr>
             <w:rStyle w:val="aff8"/>
@@ -2888,7 +2888,7 @@
             <w:noProof/>
             <w:webHidden/>
           </w:rPr>
-          <w:instrText xml:space="preserve"> PAGEREF _Toc242194375 \h </w:instrText>
+          <w:instrText xml:space="preserve"> PAGEREF _Toc242436655 \h </w:instrText>
         </w:r>
         <w:r>
           <w:rPr>
@@ -2934,7 +2934,7 @@
           <w14:ligatures w14:val="standardContextual"/>
         </w:rPr>
       </w:pPr>
-      <w:hyperlink w:anchor="_Toc242194376" w:history="1">
+      <w:hyperlink w:anchor="_Toc242436656" w:history="1">
         <w:r>
           <w:rPr>
             <w:rStyle w:val="aff8"/>
@@ -2961,7 +2961,7 @@
             <w:noProof/>
             <w:webHidden/>
           </w:rPr>
-          <w:instrText xml:space="preserve"> PAGEREF _Toc242194376 \h </w:instrText>
+          <w:instrText xml:space="preserve"> PAGEREF _Toc242436656 \h </w:instrText>
         </w:r>
         <w:r>
           <w:rPr>
@@ -3007,7 +3007,7 @@
           <w14:ligatures w14:val="standardContextual"/>
         </w:rPr>
       </w:pPr>
-      <w:hyperlink w:anchor="_Toc242194377" w:history="1">
+      <w:hyperlink w:anchor="_Toc242436657" w:history="1">
         <w:r>
           <w:rPr>
             <w:rStyle w:val="aff8"/>
@@ -3034,7 +3034,7 @@
             <w:noProof/>
             <w:webHidden/>
           </w:rPr>
-          <w:instrText xml:space="preserve"> PAGEREF _Toc242194377 \h </w:instrText>
+          <w:instrText xml:space="preserve"> PAGEREF _Toc242436657 \h </w:instrText>
         </w:r>
         <w:r>
           <w:rPr>
@@ -3080,7 +3080,7 @@
           <w14:ligatures w14:val="standardContextual"/>
         </w:rPr>
       </w:pPr>
-      <w:hyperlink w:anchor="_Toc242194378" w:history="1">
+      <w:hyperlink w:anchor="_Toc242436658" w:history="1">
         <w:r>
           <w:rPr>
             <w:rStyle w:val="aff8"/>
@@ -3107,7 +3107,7 @@
             <w:noProof/>
             <w:webHidden/>
           </w:rPr>
-          <w:instrText xml:space="preserve"> PAGEREF _Toc242194378 \h </w:instrText>
+          <w:instrText xml:space="preserve"> PAGEREF _Toc242436658 \h </w:instrText>
         </w:r>
         <w:r>
           <w:rPr>
@@ -3153,7 +3153,7 @@
           <w14:ligatures w14:val="standardContextual"/>
         </w:rPr>
       </w:pPr>
-      <w:hyperlink w:anchor="_Toc242194379" w:history="1">
+      <w:hyperlink w:anchor="_Toc242436659" w:history="1">
         <w:r>
           <w:rPr>
             <w:rStyle w:val="aff8"/>
@@ -3180,7 +3180,7 @@
             <w:noProof/>
             <w:webHidden/>
           </w:rPr>
-          <w:instrText xml:space="preserve"> PAGEREF _Toc242194379 \h </w:instrText>
+          <w:instrText xml:space="preserve"> PAGEREF _Toc242436659 \h </w:instrText>
         </w:r>
         <w:r>
           <w:rPr>
@@ -3226,7 +3226,7 @@
         <w:ind w:firstLine="0"/>
         <w:jc w:val="center"/>
       </w:pPr>
-      <w:bookmarkStart w:id="0" w:name="_Toc242194340"/>
+      <w:bookmarkStart w:id="0" w:name="_Toc242436620"/>
       <w:r>
         <w:lastRenderedPageBreak/>
         <w:t>ПЕРЕЧЕНЬ ТЕРМИНОВ И СОКРАЩЕНИЙ</w:t>
@@ -4488,7 +4488,7 @@
         <w:pStyle w:val="1"/>
         <w:pageBreakBefore/>
       </w:pPr>
-      <w:bookmarkStart w:id="1" w:name="_Toc242194341"/>
+      <w:bookmarkStart w:id="1" w:name="_Toc242436621"/>
       <w:r>
         <w:lastRenderedPageBreak/>
         <w:t>1 Объект испытаний</w:t>
@@ -4499,7 +4499,7 @@
       <w:pPr>
         <w:pStyle w:val="21"/>
       </w:pPr>
-      <w:bookmarkStart w:id="2" w:name="_Toc242194342"/>
+      <w:bookmarkStart w:id="2" w:name="_Toc242436622"/>
       <w:r>
         <w:t>1.1 Наименование системы</w:t>
       </w:r>
@@ -4514,7 +4514,7 @@
       <w:pPr>
         <w:pStyle w:val="21"/>
       </w:pPr>
-      <w:bookmarkStart w:id="3" w:name="_Toc242194343"/>
+      <w:bookmarkStart w:id="3" w:name="_Toc242436623"/>
       <w:r>
         <w:t>1.2 Область применения</w:t>
       </w:r>
@@ -4529,7 +4529,7 @@
       <w:pPr>
         <w:pStyle w:val="21"/>
       </w:pPr>
-      <w:bookmarkStart w:id="4" w:name="_Toc242194344"/>
+      <w:bookmarkStart w:id="4" w:name="_Toc242436624"/>
       <w:r>
         <w:t>1.3 Состав объекта испытаний</w:t>
       </w:r>
@@ -4545,7 +4545,7 @@
         <w:pStyle w:val="1"/>
         <w:pageBreakBefore/>
       </w:pPr>
-      <w:bookmarkStart w:id="5" w:name="_Toc242194345"/>
+      <w:bookmarkStart w:id="5" w:name="_Toc242436625"/>
       <w:r>
         <w:lastRenderedPageBreak/>
         <w:t>2 Цель испытаний</w:t>
@@ -4562,7 +4562,7 @@
         <w:pStyle w:val="1"/>
         <w:pageBreakBefore/>
       </w:pPr>
-      <w:bookmarkStart w:id="6" w:name="_Toc242194346"/>
+      <w:bookmarkStart w:id="6" w:name="_Toc242436626"/>
       <w:r>
         <w:lastRenderedPageBreak/>
         <w:t>3 Общие положения</w:t>
@@ -4573,7 +4573,7 @@
       <w:pPr>
         <w:pStyle w:val="21"/>
       </w:pPr>
-      <w:bookmarkStart w:id="7" w:name="_Toc242194347"/>
+      <w:bookmarkStart w:id="7" w:name="_Toc242436627"/>
       <w:r>
         <w:t>3.1 Перечень руководящих документов</w:t>
       </w:r>
@@ -4603,7 +4603,7 @@
       <w:pPr>
         <w:pStyle w:val="21"/>
       </w:pPr>
-      <w:bookmarkStart w:id="8" w:name="_Toc242194348"/>
+      <w:bookmarkStart w:id="8" w:name="_Toc242436628"/>
       <w:r>
         <w:t>3.2 Виды испытаний</w:t>
       </w:r>
@@ -4643,7 +4643,7 @@
       <w:pPr>
         <w:pStyle w:val="21"/>
       </w:pPr>
-      <w:bookmarkStart w:id="9" w:name="_Toc242194349"/>
+      <w:bookmarkStart w:id="9" w:name="_Toc242436629"/>
       <w:r>
         <w:t>3.3 Место и продолжительность испытаний</w:t>
       </w:r>
@@ -4658,7 +4658,7 @@
       <w:pPr>
         <w:pStyle w:val="21"/>
       </w:pPr>
-      <w:bookmarkStart w:id="10" w:name="_Toc242194350"/>
+      <w:bookmarkStart w:id="10" w:name="_Toc242436630"/>
       <w:r>
         <w:t>3.4 Организации-участники</w:t>
       </w:r>
@@ -4673,7 +4673,7 @@
       <w:pPr>
         <w:pStyle w:val="21"/>
       </w:pPr>
-      <w:bookmarkStart w:id="11" w:name="_Toc242194351"/>
+      <w:bookmarkStart w:id="11" w:name="_Toc242436631"/>
       <w:r>
         <w:t>3.5 Перечень предъявляемых на испытания документов</w:t>
       </w:r>
@@ -4689,7 +4689,7 @@
         <w:pStyle w:val="1"/>
         <w:pageBreakBefore/>
       </w:pPr>
-      <w:bookmarkStart w:id="12" w:name="_Toc242194352"/>
+      <w:bookmarkStart w:id="12" w:name="_Toc242436632"/>
       <w:r>
         <w:lastRenderedPageBreak/>
         <w:t>4 Объём испытаний</w:t>
@@ -4700,7 +4700,7 @@
       <w:pPr>
         <w:pStyle w:val="21"/>
       </w:pPr>
-      <w:bookmarkStart w:id="13" w:name="_Toc242194353"/>
+      <w:bookmarkStart w:id="13" w:name="_Toc242436633"/>
       <w:r>
         <w:t>4.1 Перечень этапов</w:t>
       </w:r>
@@ -4750,7 +4750,7 @@
       <w:pPr>
         <w:pStyle w:val="21"/>
       </w:pPr>
-      <w:bookmarkStart w:id="14" w:name="_Toc242194354"/>
+      <w:bookmarkStart w:id="14" w:name="_Toc242436634"/>
       <w:r>
         <w:t>4.2 Критерии успешности</w:t>
       </w:r>
@@ -4781,7 +4781,7 @@
         <w:pStyle w:val="1"/>
         <w:pageBreakBefore/>
       </w:pPr>
-      <w:bookmarkStart w:id="15" w:name="_Toc242194355"/>
+      <w:bookmarkStart w:id="15" w:name="_Toc242436635"/>
       <w:r>
         <w:lastRenderedPageBreak/>
         <w:t>5 Условия и порядок проведения испытаний</w:t>
@@ -4792,7 +4792,7 @@
       <w:pPr>
         <w:pStyle w:val="21"/>
       </w:pPr>
-      <w:bookmarkStart w:id="16" w:name="_Toc242194356"/>
+      <w:bookmarkStart w:id="16" w:name="_Toc242436636"/>
       <w:r>
         <w:t>5.1 Условия проведения</w:t>
       </w:r>
@@ -4832,7 +4832,7 @@
       <w:pPr>
         <w:pStyle w:val="21"/>
       </w:pPr>
-      <w:bookmarkStart w:id="17" w:name="_Toc242194357"/>
+      <w:bookmarkStart w:id="17" w:name="_Toc242436637"/>
       <w:r>
         <w:t>5.2 Порядок проведения</w:t>
       </w:r>
@@ -4847,7 +4847,7 @@
       <w:pPr>
         <w:pStyle w:val="21"/>
       </w:pPr>
-      <w:bookmarkStart w:id="18" w:name="_Toc242194358"/>
+      <w:bookmarkStart w:id="18" w:name="_Toc242436638"/>
       <w:r>
         <w:t>5.3 Персонал</w:t>
       </w:r>
@@ -4863,7 +4863,7 @@
         <w:pStyle w:val="1"/>
         <w:pageBreakBefore/>
       </w:pPr>
-      <w:bookmarkStart w:id="19" w:name="_Toc242194359"/>
+      <w:bookmarkStart w:id="19" w:name="_Toc242436639"/>
       <w:r>
         <w:lastRenderedPageBreak/>
         <w:t>6 Материально-техническое обеспечение</w:t>
@@ -4880,7 +4880,7 @@
         <w:pStyle w:val="1"/>
         <w:pageBreakBefore/>
       </w:pPr>
-      <w:bookmarkStart w:id="20" w:name="_Toc242194360"/>
+      <w:bookmarkStart w:id="20" w:name="_Toc242436640"/>
       <w:r>
         <w:lastRenderedPageBreak/>
         <w:t>7 Метрологическое обеспечение</w:t>
@@ -4897,7 +4897,7 @@
         <w:pStyle w:val="1"/>
         <w:pageBreakBefore/>
       </w:pPr>
-      <w:bookmarkStart w:id="21" w:name="_Toc242194361"/>
+      <w:bookmarkStart w:id="21" w:name="_Toc242436641"/>
       <w:r>
         <w:lastRenderedPageBreak/>
         <w:t>8 Отчётность</w:t>
@@ -4916,7 +4916,7 @@
         <w:ind w:firstLine="0"/>
         <w:jc w:val="center"/>
       </w:pPr>
-      <w:bookmarkStart w:id="22" w:name="_Toc242194362"/>
+      <w:bookmarkStart w:id="22" w:name="_Toc242436642"/>
       <w:r>
         <w:lastRenderedPageBreak/>
         <w:t>Приложение А</w:t>
@@ -4940,7 +4940,7 @@
       <w:pPr>
         <w:pStyle w:val="21"/>
       </w:pPr>
-      <w:bookmarkStart w:id="23" w:name="_Toc242194363"/>
+      <w:bookmarkStart w:id="23" w:name="_Toc242436643"/>
       <w:r>
         <w:t>А.1 Подсистема «Организационная структура и права доступа»</w:t>
       </w:r>
@@ -6031,7 +6031,7 @@
       <w:pPr>
         <w:pStyle w:val="21"/>
       </w:pPr>
-      <w:bookmarkStart w:id="24" w:name="_Toc242194364"/>
+      <w:bookmarkStart w:id="24" w:name="_Toc242436644"/>
       <w:r>
         <w:t>А.2 Подсистема «Каталог недвижимости»</w:t>
       </w:r>
@@ -6727,6 +6727,180 @@
           </w:p>
         </w:tc>
       </w:tr>
+      <w:tr>
+        <w:trPr>
+          <w:cantSplit/>
+          <w:jc w:val="center"/>
+        </w:trPr>
+        <w:tc>
+          <w:tcPr>
+            <w:tcW w:w="842" w:type="dxa"/>
+          </w:tcPr>
+          <w:p>
+            <w:pPr>
+              <w:pStyle w:val="GostTable"/>
+            </w:pPr>
+            <w:r>
+              <w:t>А2.11</w:t>
+            </w:r>
+          </w:p>
+        </w:tc>
+        <w:tc>
+          <w:tcPr>
+            <w:tcW w:w="1029" w:type="dxa"/>
+          </w:tcPr>
+          <w:p>
+            <w:pPr>
+              <w:pStyle w:val="GostTable"/>
+            </w:pPr>
+            <w:r>
+              <w:t>КАТ-05</w:t>
+            </w:r>
+          </w:p>
+        </w:tc>
+        <w:tc>
+          <w:tcPr>
+            <w:tcW w:w="4209" w:type="dxa"/>
+          </w:tcPr>
+          <w:p>
+            <w:pPr>
+              <w:pStyle w:val="GostTable"/>
+            </w:pPr>
+            <w:r>
+              <w:t>Менеджер без права изменения объектов открывает карточку объекта в резерве</w:t>
+            </w:r>
+          </w:p>
+        </w:tc>
+        <w:tc>
+          <w:tcPr>
+            <w:tcW w:w="3274" w:type="dxa"/>
+          </w:tcPr>
+          <w:p>
+            <w:pPr>
+              <w:pStyle w:val="GostTable"/>
+            </w:pPr>
+            <w:r>
+              <w:t>Кнопок «Забронировать», «Резервировать» и «Снять резерв» нет; карточка сообщает, что объект в резерве</w:t>
+            </w:r>
+          </w:p>
+        </w:tc>
+      </w:tr>
+      <w:tr>
+        <w:trPr>
+          <w:cantSplit/>
+          <w:jc w:val="center"/>
+        </w:trPr>
+        <w:tc>
+          <w:tcPr>
+            <w:tcW w:w="842" w:type="dxa"/>
+          </w:tcPr>
+          <w:p>
+            <w:pPr>
+              <w:pStyle w:val="GostTable"/>
+            </w:pPr>
+            <w:r>
+              <w:t>А2.12</w:t>
+            </w:r>
+          </w:p>
+        </w:tc>
+        <w:tc>
+          <w:tcPr>
+            <w:tcW w:w="1029" w:type="dxa"/>
+          </w:tcPr>
+          <w:p>
+            <w:pPr>
+              <w:pStyle w:val="GostTable"/>
+            </w:pPr>
+            <w:r>
+              <w:t>КАТ-05</w:t>
+            </w:r>
+          </w:p>
+        </w:tc>
+        <w:tc>
+          <w:tcPr>
+            <w:tcW w:w="4209" w:type="dxa"/>
+          </w:tcPr>
+          <w:p>
+            <w:pPr>
+              <w:pStyle w:val="GostTable"/>
+            </w:pPr>
+            <w:r>
+              <w:t>Забронировать объект в резерве через API от имени менеджера и от имени администратора</w:t>
+            </w:r>
+          </w:p>
+        </w:tc>
+        <w:tc>
+          <w:tcPr>
+            <w:tcW w:w="3274" w:type="dxa"/>
+          </w:tcPr>
+          <w:p>
+            <w:pPr>
+              <w:pStyle w:val="GostTable"/>
+            </w:pPr>
+            <w:r>
+              <w:t>Отказ с сообщением о резерве; сделка не создана, объект остаётся в резерве</w:t>
+            </w:r>
+          </w:p>
+        </w:tc>
+      </w:tr>
+      <w:tr>
+        <w:trPr>
+          <w:cantSplit/>
+          <w:jc w:val="center"/>
+        </w:trPr>
+        <w:tc>
+          <w:tcPr>
+            <w:tcW w:w="842" w:type="dxa"/>
+          </w:tcPr>
+          <w:p>
+            <w:pPr>
+              <w:pStyle w:val="GostTable"/>
+            </w:pPr>
+            <w:r>
+              <w:t>А2.13</w:t>
+            </w:r>
+          </w:p>
+        </w:tc>
+        <w:tc>
+          <w:tcPr>
+            <w:tcW w:w="1029" w:type="dxa"/>
+          </w:tcPr>
+          <w:p>
+            <w:pPr>
+              <w:pStyle w:val="GostTable"/>
+            </w:pPr>
+            <w:r>
+              <w:t>КАТ-03</w:t>
+            </w:r>
+          </w:p>
+        </w:tc>
+        <w:tc>
+          <w:tcPr>
+            <w:tcW w:w="4209" w:type="dxa"/>
+          </w:tcPr>
+          <w:p>
+            <w:pPr>
+              <w:pStyle w:val="GostTable"/>
+            </w:pPr>
+            <w:r>
+              <w:t>Загрузить шаблон без столбца «Статус» по дому с объектом в резерве; затем файл со статусом SELECTION для этого объекта от пользователя без права изменения объектов</w:t>
+            </w:r>
+          </w:p>
+        </w:tc>
+        <w:tc>
+          <w:tcPr>
+            <w:tcW w:w="3274" w:type="dxa"/>
+          </w:tcPr>
+          <w:p>
+            <w:pPr>
+              <w:pStyle w:val="GostTable"/>
+            </w:pPr>
+            <w:r>
+              <w:t>Резерв сохранён в обоих случаях; во втором — отметка в отчёте о загрузке</w:t>
+            </w:r>
+          </w:p>
+        </w:tc>
+      </w:tr>
     </w:tbl>
     <w:p>
       <w:pPr>
@@ -6737,7 +6911,7 @@
       <w:pPr>
         <w:pStyle w:val="21"/>
       </w:pPr>
-      <w:bookmarkStart w:id="25" w:name="_Toc242194365"/>
+      <w:bookmarkStart w:id="25" w:name="_Toc242436645"/>
       <w:r>
         <w:t>А.3 Подсистема «Работа с клиентами»</w:t>
       </w:r>
@@ -7310,6 +7484,7 @@
               <w:pStyle w:val="GostTable"/>
             </w:pPr>
             <w:r>
+              <w:lastRenderedPageBreak/>
               <w:t>А3.9</w:t>
             </w:r>
           </w:p>
@@ -7596,9 +7771,8 @@
       <w:pPr>
         <w:pStyle w:val="21"/>
       </w:pPr>
-      <w:bookmarkStart w:id="26" w:name="_Toc242194366"/>
+      <w:bookmarkStart w:id="26" w:name="_Toc242436646"/>
       <w:r>
-        <w:lastRenderedPageBreak/>
         <w:t>А.4 Подсистема «Сделки»</w:t>
       </w:r>
       <w:bookmarkEnd w:id="26"/>
@@ -8746,8 +8920,9 @@
       <w:pPr>
         <w:pStyle w:val="21"/>
       </w:pPr>
-      <w:bookmarkStart w:id="27" w:name="_Toc242194367"/>
+      <w:bookmarkStart w:id="27" w:name="_Toc242436647"/>
       <w:r>
+        <w:lastRenderedPageBreak/>
         <w:t>А.5 Подсистема «Финансы»</w:t>
       </w:r>
       <w:bookmarkEnd w:id="27"/>
@@ -8971,7 +9146,6 @@
               <w:pStyle w:val="GostTable"/>
             </w:pPr>
             <w:r>
-              <w:lastRenderedPageBreak/>
               <w:t>А5.3</w:t>
             </w:r>
           </w:p>
@@ -10074,6 +10248,7 @@
               <w:pStyle w:val="GostTable"/>
             </w:pPr>
             <w:r>
+              <w:lastRenderedPageBreak/>
               <w:t>А5.22</w:t>
             </w:r>
           </w:p>
@@ -10132,7 +10307,6 @@
               <w:pStyle w:val="GostTable"/>
             </w:pPr>
             <w:r>
-              <w:lastRenderedPageBreak/>
               <w:t>А5.23</w:t>
             </w:r>
           </w:p>
@@ -10303,7 +10477,7 @@
       <w:pPr>
         <w:pStyle w:val="21"/>
       </w:pPr>
-      <w:bookmarkStart w:id="28" w:name="_Toc242194368"/>
+      <w:bookmarkStart w:id="28" w:name="_Toc242436648"/>
       <w:r>
         <w:t>А.6 Подсистема «Шаблоны документов»</w:t>
       </w:r>
@@ -10582,7 +10756,7 @@
       <w:pPr>
         <w:pStyle w:val="21"/>
       </w:pPr>
-      <w:bookmarkStart w:id="29" w:name="_Toc242194369"/>
+      <w:bookmarkStart w:id="29" w:name="_Toc242436649"/>
       <w:r>
         <w:t>А.7 Подсистема «Задачи»</w:t>
       </w:r>
@@ -10977,7 +11151,7 @@
       <w:pPr>
         <w:pStyle w:val="21"/>
       </w:pPr>
-      <w:bookmarkStart w:id="30" w:name="_Toc242194370"/>
+      <w:bookmarkStart w:id="30" w:name="_Toc242436650"/>
       <w:r>
         <w:t>А.8 Подсистема «Аналитика и отчётность»</w:t>
       </w:r>
@@ -11202,6 +11376,7 @@
               <w:pStyle w:val="GostTable"/>
             </w:pPr>
             <w:r>
+              <w:lastRenderedPageBreak/>
               <w:t>А8.2</w:t>
             </w:r>
           </w:p>
@@ -11260,7 +11435,6 @@
               <w:pStyle w:val="GostTable"/>
             </w:pPr>
             <w:r>
-              <w:lastRenderedPageBreak/>
               <w:t>А8.3</w:t>
             </w:r>
           </w:p>
@@ -11373,7 +11547,7 @@
       <w:pPr>
         <w:pStyle w:val="21"/>
       </w:pPr>
-      <w:bookmarkStart w:id="31" w:name="_Toc242194371"/>
+      <w:bookmarkStart w:id="31" w:name="_Toc242436651"/>
       <w:r>
         <w:t>А.9 Подсистема «Интеграция с партнёрами»</w:t>
       </w:r>
@@ -11952,7 +12126,7 @@
       <w:pPr>
         <w:pStyle w:val="21"/>
       </w:pPr>
-      <w:bookmarkStart w:id="32" w:name="_Toc242194372"/>
+      <w:bookmarkStart w:id="32" w:name="_Toc242436652"/>
       <w:r>
         <w:t>А.10 Подсистема «Регламентные задания»</w:t>
       </w:r>
@@ -12391,8 +12565,9 @@
       <w:pPr>
         <w:pStyle w:val="21"/>
       </w:pPr>
-      <w:bookmarkStart w:id="33" w:name="_Toc242194373"/>
+      <w:bookmarkStart w:id="33" w:name="_Toc242436653"/>
       <w:r>
+        <w:lastRenderedPageBreak/>
         <w:t>А.11 Сквозной сценарий продажи</w:t>
       </w:r>
       <w:bookmarkEnd w:id="33"/>
@@ -12485,7 +12660,6 @@
               <w:pStyle w:val="GostTable"/>
             </w:pPr>
             <w:r>
-              <w:lastRenderedPageBreak/>
               <w:t>А11.1</w:t>
             </w:r>
           </w:p>
@@ -12662,7 +12836,7 @@
       <w:pPr>
         <w:pStyle w:val="21"/>
       </w:pPr>
-      <w:bookmarkStart w:id="34" w:name="_Toc242194374"/>
+      <w:bookmarkStart w:id="34" w:name="_Toc242436654"/>
       <w:r>
         <w:t>А.12 Защита информации</w:t>
       </w:r>
@@ -13059,7 +13233,7 @@
       <w:pPr>
         <w:pStyle w:val="21"/>
       </w:pPr>
-      <w:bookmarkStart w:id="35" w:name="_Toc242194375"/>
+      <w:bookmarkStart w:id="35" w:name="_Toc242436655"/>
       <w:r>
         <w:t>А.13 Эргономика и многоязычность</w:t>
       </w:r>
@@ -13329,7 +13503,7 @@
       <w:pPr>
         <w:pStyle w:val="21"/>
       </w:pPr>
-      <w:bookmarkStart w:id="36" w:name="_Toc242194376"/>
+      <w:bookmarkStart w:id="36" w:name="_Toc242436656"/>
       <w:r>
         <w:t>А.14 Показатели назначения</w:t>
       </w:r>
@@ -13557,7 +13731,7 @@
         <w:ind w:firstLine="0"/>
         <w:jc w:val="center"/>
       </w:pPr>
-      <w:bookmarkStart w:id="37" w:name="_Toc242194377"/>
+      <w:bookmarkStart w:id="37" w:name="_Toc242436657"/>
       <w:r>
         <w:lastRenderedPageBreak/>
         <w:t>Приложение Б</w:t>
@@ -13956,7 +14130,7 @@
         <w:ind w:firstLine="0"/>
         <w:jc w:val="center"/>
       </w:pPr>
-      <w:bookmarkStart w:id="38" w:name="_Toc242194378"/>
+      <w:bookmarkStart w:id="38" w:name="_Toc242436658"/>
       <w:r>
         <w:lastRenderedPageBreak/>
         <w:t>Приложение В</w:t>
@@ -14235,7 +14409,7 @@
         <w:ind w:firstLine="0"/>
         <w:jc w:val="center"/>
       </w:pPr>
-      <w:bookmarkStart w:id="39" w:name="_Toc242194379"/>
+      <w:bookmarkStart w:id="39" w:name="_Toc242436659"/>
       <w:r>
         <w:lastRenderedPageBreak/>
         <w:t>ЛИСТ РЕГИСТРАЦИИ ИЗМЕНЕНИЙ</w:t>
@@ -16297,31 +16471,31 @@
       </w:rPr>
     </w:lvl>
   </w:abstractNum>
-  <w:num w:numId="1" w16cid:durableId="2135363945">
+  <w:num w:numId="1" w16cid:durableId="396558698">
     <w:abstractNumId w:val="8"/>
   </w:num>
-  <w:num w:numId="2" w16cid:durableId="557400771">
+  <w:num w:numId="2" w16cid:durableId="1177504985">
     <w:abstractNumId w:val="6"/>
   </w:num>
-  <w:num w:numId="3" w16cid:durableId="1524055570">
+  <w:num w:numId="3" w16cid:durableId="34350670">
     <w:abstractNumId w:val="5"/>
   </w:num>
-  <w:num w:numId="4" w16cid:durableId="1431505309">
+  <w:num w:numId="4" w16cid:durableId="218711183">
     <w:abstractNumId w:val="4"/>
   </w:num>
-  <w:num w:numId="5" w16cid:durableId="205483987">
+  <w:num w:numId="5" w16cid:durableId="333725832">
     <w:abstractNumId w:val="7"/>
   </w:num>
-  <w:num w:numId="6" w16cid:durableId="256403829">
+  <w:num w:numId="6" w16cid:durableId="842403745">
     <w:abstractNumId w:val="3"/>
   </w:num>
-  <w:num w:numId="7" w16cid:durableId="804931096">
+  <w:num w:numId="7" w16cid:durableId="1186291109">
     <w:abstractNumId w:val="2"/>
   </w:num>
-  <w:num w:numId="8" w16cid:durableId="1045982425">
+  <w:num w:numId="8" w16cid:durableId="864363975">
     <w:abstractNumId w:val="1"/>
   </w:num>
-  <w:num w:numId="9" w16cid:durableId="46878136">
+  <w:num w:numId="9" w16cid:durableId="1069614332">
     <w:abstractNumId w:val="0"/>
   </w:num>
 </w:numbering>
@@ -27854,7 +28028,7 @@
     <w:autoRedefine/>
     <w:uiPriority w:val="39"/>
     <w:unhideWhenUsed/>
-    <w:rsid w:val="0088617B"/>
+    <w:rsid w:val="007C2D84"/>
     <w:pPr>
       <w:spacing w:after="100"/>
     </w:pPr>
@@ -27866,7 +28040,7 @@
     <w:autoRedefine/>
     <w:uiPriority w:val="39"/>
     <w:unhideWhenUsed/>
-    <w:rsid w:val="0088617B"/>
+    <w:rsid w:val="007C2D84"/>
     <w:pPr>
       <w:spacing w:after="100"/>
       <w:ind w:left="240"/>
@@ -27877,7 +28051,7 @@
     <w:basedOn w:val="a2"/>
     <w:uiPriority w:val="99"/>
     <w:unhideWhenUsed/>
-    <w:rsid w:val="0088617B"/>
+    <w:rsid w:val="007C2D84"/>
     <w:rPr>
       <w:color w:val="0000FF" w:themeColor="hyperlink"/>
       <w:u w:val="single"/>

--- a/docs/gost/out/06_ПМ_Программа_и_методика_испытаний.docx
+++ b/docs/gost/out/06_ПМ_Программа_и_методика_испытаний.docx
@@ -306,7 +306,7 @@
       <w:r>
         <w:fldChar w:fldCharType="separate"/>
       </w:r>
-      <w:hyperlink w:anchor="_Toc242436620" w:history="1">
+      <w:hyperlink w:anchor="_Toc242450973" w:history="1">
         <w:r>
           <w:rPr>
             <w:rStyle w:val="aff8"/>
@@ -333,7 +333,7 @@
             <w:noProof/>
             <w:webHidden/>
           </w:rPr>
-          <w:instrText xml:space="preserve"> PAGEREF _Toc242436620 \h </w:instrText>
+          <w:instrText xml:space="preserve"> PAGEREF _Toc242450973 \h </w:instrText>
         </w:r>
         <w:r>
           <w:rPr>
@@ -379,7 +379,7 @@
           <w14:ligatures w14:val="standardContextual"/>
         </w:rPr>
       </w:pPr>
-      <w:hyperlink w:anchor="_Toc242436621" w:history="1">
+      <w:hyperlink w:anchor="_Toc242450974" w:history="1">
         <w:r>
           <w:rPr>
             <w:rStyle w:val="aff8"/>
@@ -406,7 +406,7 @@
             <w:noProof/>
             <w:webHidden/>
           </w:rPr>
-          <w:instrText xml:space="preserve"> PAGEREF _Toc242436621 \h </w:instrText>
+          <w:instrText xml:space="preserve"> PAGEREF _Toc242450974 \h </w:instrText>
         </w:r>
         <w:r>
           <w:rPr>
@@ -452,7 +452,7 @@
           <w14:ligatures w14:val="standardContextual"/>
         </w:rPr>
       </w:pPr>
-      <w:hyperlink w:anchor="_Toc242436622" w:history="1">
+      <w:hyperlink w:anchor="_Toc242450975" w:history="1">
         <w:r>
           <w:rPr>
             <w:rStyle w:val="aff8"/>
@@ -479,7 +479,7 @@
             <w:noProof/>
             <w:webHidden/>
           </w:rPr>
-          <w:instrText xml:space="preserve"> PAGEREF _Toc242436622 \h </w:instrText>
+          <w:instrText xml:space="preserve"> PAGEREF _Toc242450975 \h </w:instrText>
         </w:r>
         <w:r>
           <w:rPr>
@@ -525,7 +525,7 @@
           <w14:ligatures w14:val="standardContextual"/>
         </w:rPr>
       </w:pPr>
-      <w:hyperlink w:anchor="_Toc242436623" w:history="1">
+      <w:hyperlink w:anchor="_Toc242450976" w:history="1">
         <w:r>
           <w:rPr>
             <w:rStyle w:val="aff8"/>
@@ -552,7 +552,7 @@
             <w:noProof/>
             <w:webHidden/>
           </w:rPr>
-          <w:instrText xml:space="preserve"> PAGEREF _Toc242436623 \h </w:instrText>
+          <w:instrText xml:space="preserve"> PAGEREF _Toc242450976 \h </w:instrText>
         </w:r>
         <w:r>
           <w:rPr>
@@ -598,7 +598,7 @@
           <w14:ligatures w14:val="standardContextual"/>
         </w:rPr>
       </w:pPr>
-      <w:hyperlink w:anchor="_Toc242436624" w:history="1">
+      <w:hyperlink w:anchor="_Toc242450977" w:history="1">
         <w:r>
           <w:rPr>
             <w:rStyle w:val="aff8"/>
@@ -625,7 +625,7 @@
             <w:noProof/>
             <w:webHidden/>
           </w:rPr>
-          <w:instrText xml:space="preserve"> PAGEREF _Toc242436624 \h </w:instrText>
+          <w:instrText xml:space="preserve"> PAGEREF _Toc242450977 \h </w:instrText>
         </w:r>
         <w:r>
           <w:rPr>
@@ -671,7 +671,7 @@
           <w14:ligatures w14:val="standardContextual"/>
         </w:rPr>
       </w:pPr>
-      <w:hyperlink w:anchor="_Toc242436625" w:history="1">
+      <w:hyperlink w:anchor="_Toc242450978" w:history="1">
         <w:r>
           <w:rPr>
             <w:rStyle w:val="aff8"/>
@@ -698,7 +698,7 @@
             <w:noProof/>
             <w:webHidden/>
           </w:rPr>
-          <w:instrText xml:space="preserve"> PAGEREF _Toc242436625 \h </w:instrText>
+          <w:instrText xml:space="preserve"> PAGEREF _Toc242450978 \h </w:instrText>
         </w:r>
         <w:r>
           <w:rPr>
@@ -744,7 +744,7 @@
           <w14:ligatures w14:val="standardContextual"/>
         </w:rPr>
       </w:pPr>
-      <w:hyperlink w:anchor="_Toc242436626" w:history="1">
+      <w:hyperlink w:anchor="_Toc242450979" w:history="1">
         <w:r>
           <w:rPr>
             <w:rStyle w:val="aff8"/>
@@ -771,7 +771,7 @@
             <w:noProof/>
             <w:webHidden/>
           </w:rPr>
-          <w:instrText xml:space="preserve"> PAGEREF _Toc242436626 \h </w:instrText>
+          <w:instrText xml:space="preserve"> PAGEREF _Toc242450979 \h </w:instrText>
         </w:r>
         <w:r>
           <w:rPr>
@@ -817,7 +817,7 @@
           <w14:ligatures w14:val="standardContextual"/>
         </w:rPr>
       </w:pPr>
-      <w:hyperlink w:anchor="_Toc242436627" w:history="1">
+      <w:hyperlink w:anchor="_Toc242450980" w:history="1">
         <w:r>
           <w:rPr>
             <w:rStyle w:val="aff8"/>
@@ -844,7 +844,7 @@
             <w:noProof/>
             <w:webHidden/>
           </w:rPr>
-          <w:instrText xml:space="preserve"> PAGEREF _Toc242436627 \h </w:instrText>
+          <w:instrText xml:space="preserve"> PAGEREF _Toc242450980 \h </w:instrText>
         </w:r>
         <w:r>
           <w:rPr>
@@ -890,7 +890,7 @@
           <w14:ligatures w14:val="standardContextual"/>
         </w:rPr>
       </w:pPr>
-      <w:hyperlink w:anchor="_Toc242436628" w:history="1">
+      <w:hyperlink w:anchor="_Toc242450981" w:history="1">
         <w:r>
           <w:rPr>
             <w:rStyle w:val="aff8"/>
@@ -917,7 +917,7 @@
             <w:noProof/>
             <w:webHidden/>
           </w:rPr>
-          <w:instrText xml:space="preserve"> PAGEREF _Toc242436628 \h </w:instrText>
+          <w:instrText xml:space="preserve"> PAGEREF _Toc242450981 \h </w:instrText>
         </w:r>
         <w:r>
           <w:rPr>
@@ -963,7 +963,7 @@
           <w14:ligatures w14:val="standardContextual"/>
         </w:rPr>
       </w:pPr>
-      <w:hyperlink w:anchor="_Toc242436629" w:history="1">
+      <w:hyperlink w:anchor="_Toc242450982" w:history="1">
         <w:r>
           <w:rPr>
             <w:rStyle w:val="aff8"/>
@@ -990,7 +990,7 @@
             <w:noProof/>
             <w:webHidden/>
           </w:rPr>
-          <w:instrText xml:space="preserve"> PAGEREF _Toc242436629 \h </w:instrText>
+          <w:instrText xml:space="preserve"> PAGEREF _Toc242450982 \h </w:instrText>
         </w:r>
         <w:r>
           <w:rPr>
@@ -1036,7 +1036,7 @@
           <w14:ligatures w14:val="standardContextual"/>
         </w:rPr>
       </w:pPr>
-      <w:hyperlink w:anchor="_Toc242436630" w:history="1">
+      <w:hyperlink w:anchor="_Toc242450983" w:history="1">
         <w:r>
           <w:rPr>
             <w:rStyle w:val="aff8"/>
@@ -1063,7 +1063,7 @@
             <w:noProof/>
             <w:webHidden/>
           </w:rPr>
-          <w:instrText xml:space="preserve"> PAGEREF _Toc242436630 \h </w:instrText>
+          <w:instrText xml:space="preserve"> PAGEREF _Toc242450983 \h </w:instrText>
         </w:r>
         <w:r>
           <w:rPr>
@@ -1109,7 +1109,7 @@
           <w14:ligatures w14:val="standardContextual"/>
         </w:rPr>
       </w:pPr>
-      <w:hyperlink w:anchor="_Toc242436631" w:history="1">
+      <w:hyperlink w:anchor="_Toc242450984" w:history="1">
         <w:r>
           <w:rPr>
             <w:rStyle w:val="aff8"/>
@@ -1136,7 +1136,7 @@
             <w:noProof/>
             <w:webHidden/>
           </w:rPr>
-          <w:instrText xml:space="preserve"> PAGEREF _Toc242436631 \h </w:instrText>
+          <w:instrText xml:space="preserve"> PAGEREF _Toc242450984 \h </w:instrText>
         </w:r>
         <w:r>
           <w:rPr>
@@ -1182,7 +1182,7 @@
           <w14:ligatures w14:val="standardContextual"/>
         </w:rPr>
       </w:pPr>
-      <w:hyperlink w:anchor="_Toc242436632" w:history="1">
+      <w:hyperlink w:anchor="_Toc242450985" w:history="1">
         <w:r>
           <w:rPr>
             <w:rStyle w:val="aff8"/>
@@ -1209,7 +1209,7 @@
             <w:noProof/>
             <w:webHidden/>
           </w:rPr>
-          <w:instrText xml:space="preserve"> PAGEREF _Toc242436632 \h </w:instrText>
+          <w:instrText xml:space="preserve"> PAGEREF _Toc242450985 \h </w:instrText>
         </w:r>
         <w:r>
           <w:rPr>
@@ -1255,7 +1255,7 @@
           <w14:ligatures w14:val="standardContextual"/>
         </w:rPr>
       </w:pPr>
-      <w:hyperlink w:anchor="_Toc242436633" w:history="1">
+      <w:hyperlink w:anchor="_Toc242450986" w:history="1">
         <w:r>
           <w:rPr>
             <w:rStyle w:val="aff8"/>
@@ -1282,7 +1282,7 @@
             <w:noProof/>
             <w:webHidden/>
           </w:rPr>
-          <w:instrText xml:space="preserve"> PAGEREF _Toc242436633 \h </w:instrText>
+          <w:instrText xml:space="preserve"> PAGEREF _Toc242450986 \h </w:instrText>
         </w:r>
         <w:r>
           <w:rPr>
@@ -1328,7 +1328,7 @@
           <w14:ligatures w14:val="standardContextual"/>
         </w:rPr>
       </w:pPr>
-      <w:hyperlink w:anchor="_Toc242436634" w:history="1">
+      <w:hyperlink w:anchor="_Toc242450987" w:history="1">
         <w:r>
           <w:rPr>
             <w:rStyle w:val="aff8"/>
@@ -1355,7 +1355,7 @@
             <w:noProof/>
             <w:webHidden/>
           </w:rPr>
-          <w:instrText xml:space="preserve"> PAGEREF _Toc242436634 \h </w:instrText>
+          <w:instrText xml:space="preserve"> PAGEREF _Toc242450987 \h </w:instrText>
         </w:r>
         <w:r>
           <w:rPr>
@@ -1401,7 +1401,7 @@
           <w14:ligatures w14:val="standardContextual"/>
         </w:rPr>
       </w:pPr>
-      <w:hyperlink w:anchor="_Toc242436635" w:history="1">
+      <w:hyperlink w:anchor="_Toc242450988" w:history="1">
         <w:r>
           <w:rPr>
             <w:rStyle w:val="aff8"/>
@@ -1428,7 +1428,7 @@
             <w:noProof/>
             <w:webHidden/>
           </w:rPr>
-          <w:instrText xml:space="preserve"> PAGEREF _Toc242436635 \h </w:instrText>
+          <w:instrText xml:space="preserve"> PAGEREF _Toc242450988 \h </w:instrText>
         </w:r>
         <w:r>
           <w:rPr>
@@ -1474,7 +1474,7 @@
           <w14:ligatures w14:val="standardContextual"/>
         </w:rPr>
       </w:pPr>
-      <w:hyperlink w:anchor="_Toc242436636" w:history="1">
+      <w:hyperlink w:anchor="_Toc242450989" w:history="1">
         <w:r>
           <w:rPr>
             <w:rStyle w:val="aff8"/>
@@ -1501,7 +1501,7 @@
             <w:noProof/>
             <w:webHidden/>
           </w:rPr>
-          <w:instrText xml:space="preserve"> PAGEREF _Toc242436636 \h </w:instrText>
+          <w:instrText xml:space="preserve"> PAGEREF _Toc242450989 \h </w:instrText>
         </w:r>
         <w:r>
           <w:rPr>
@@ -1547,7 +1547,7 @@
           <w14:ligatures w14:val="standardContextual"/>
         </w:rPr>
       </w:pPr>
-      <w:hyperlink w:anchor="_Toc242436637" w:history="1">
+      <w:hyperlink w:anchor="_Toc242450990" w:history="1">
         <w:r>
           <w:rPr>
             <w:rStyle w:val="aff8"/>
@@ -1574,7 +1574,7 @@
             <w:noProof/>
             <w:webHidden/>
           </w:rPr>
-          <w:instrText xml:space="preserve"> PAGEREF _Toc242436637 \h </w:instrText>
+          <w:instrText xml:space="preserve"> PAGEREF _Toc242450990 \h </w:instrText>
         </w:r>
         <w:r>
           <w:rPr>
@@ -1620,7 +1620,7 @@
           <w14:ligatures w14:val="standardContextual"/>
         </w:rPr>
       </w:pPr>
-      <w:hyperlink w:anchor="_Toc242436638" w:history="1">
+      <w:hyperlink w:anchor="_Toc242450991" w:history="1">
         <w:r>
           <w:rPr>
             <w:rStyle w:val="aff8"/>
@@ -1647,7 +1647,7 @@
             <w:noProof/>
             <w:webHidden/>
           </w:rPr>
-          <w:instrText xml:space="preserve"> PAGEREF _Toc242436638 \h </w:instrText>
+          <w:instrText xml:space="preserve"> PAGEREF _Toc242450991 \h </w:instrText>
         </w:r>
         <w:r>
           <w:rPr>
@@ -1693,7 +1693,7 @@
           <w14:ligatures w14:val="standardContextual"/>
         </w:rPr>
       </w:pPr>
-      <w:hyperlink w:anchor="_Toc242436639" w:history="1">
+      <w:hyperlink w:anchor="_Toc242450992" w:history="1">
         <w:r>
           <w:rPr>
             <w:rStyle w:val="aff8"/>
@@ -1720,7 +1720,7 @@
             <w:noProof/>
             <w:webHidden/>
           </w:rPr>
-          <w:instrText xml:space="preserve"> PAGEREF _Toc242436639 \h </w:instrText>
+          <w:instrText xml:space="preserve"> PAGEREF _Toc242450992 \h </w:instrText>
         </w:r>
         <w:r>
           <w:rPr>
@@ -1766,7 +1766,7 @@
           <w14:ligatures w14:val="standardContextual"/>
         </w:rPr>
       </w:pPr>
-      <w:hyperlink w:anchor="_Toc242436640" w:history="1">
+      <w:hyperlink w:anchor="_Toc242450993" w:history="1">
         <w:r>
           <w:rPr>
             <w:rStyle w:val="aff8"/>
@@ -1793,7 +1793,7 @@
             <w:noProof/>
             <w:webHidden/>
           </w:rPr>
-          <w:instrText xml:space="preserve"> PAGEREF _Toc242436640 \h </w:instrText>
+          <w:instrText xml:space="preserve"> PAGEREF _Toc242450993 \h </w:instrText>
         </w:r>
         <w:r>
           <w:rPr>
@@ -1839,7 +1839,7 @@
           <w14:ligatures w14:val="standardContextual"/>
         </w:rPr>
       </w:pPr>
-      <w:hyperlink w:anchor="_Toc242436641" w:history="1">
+      <w:hyperlink w:anchor="_Toc242450994" w:history="1">
         <w:r>
           <w:rPr>
             <w:rStyle w:val="aff8"/>
@@ -1866,7 +1866,7 @@
             <w:noProof/>
             <w:webHidden/>
           </w:rPr>
-          <w:instrText xml:space="preserve"> PAGEREF _Toc242436641 \h </w:instrText>
+          <w:instrText xml:space="preserve"> PAGEREF _Toc242450994 \h </w:instrText>
         </w:r>
         <w:r>
           <w:rPr>
@@ -1912,7 +1912,7 @@
           <w14:ligatures w14:val="standardContextual"/>
         </w:rPr>
       </w:pPr>
-      <w:hyperlink w:anchor="_Toc242436642" w:history="1">
+      <w:hyperlink w:anchor="_Toc242450995" w:history="1">
         <w:r>
           <w:rPr>
             <w:rStyle w:val="aff8"/>
@@ -1939,7 +1939,7 @@
             <w:noProof/>
             <w:webHidden/>
           </w:rPr>
-          <w:instrText xml:space="preserve"> PAGEREF _Toc242436642 \h </w:instrText>
+          <w:instrText xml:space="preserve"> PAGEREF _Toc242450995 \h </w:instrText>
         </w:r>
         <w:r>
           <w:rPr>
@@ -1985,7 +1985,7 @@
           <w14:ligatures w14:val="standardContextual"/>
         </w:rPr>
       </w:pPr>
-      <w:hyperlink w:anchor="_Toc242436643" w:history="1">
+      <w:hyperlink w:anchor="_Toc242450996" w:history="1">
         <w:r>
           <w:rPr>
             <w:rStyle w:val="aff8"/>
@@ -2012,7 +2012,7 @@
             <w:noProof/>
             <w:webHidden/>
           </w:rPr>
-          <w:instrText xml:space="preserve"> PAGEREF _Toc242436643 \h </w:instrText>
+          <w:instrText xml:space="preserve"> PAGEREF _Toc242450996 \h </w:instrText>
         </w:r>
         <w:r>
           <w:rPr>
@@ -2058,7 +2058,7 @@
           <w14:ligatures w14:val="standardContextual"/>
         </w:rPr>
       </w:pPr>
-      <w:hyperlink w:anchor="_Toc242436644" w:history="1">
+      <w:hyperlink w:anchor="_Toc242450997" w:history="1">
         <w:r>
           <w:rPr>
             <w:rStyle w:val="aff8"/>
@@ -2085,7 +2085,7 @@
             <w:noProof/>
             <w:webHidden/>
           </w:rPr>
-          <w:instrText xml:space="preserve"> PAGEREF _Toc242436644 \h </w:instrText>
+          <w:instrText xml:space="preserve"> PAGEREF _Toc242450997 \h </w:instrText>
         </w:r>
         <w:r>
           <w:rPr>
@@ -2131,7 +2131,7 @@
           <w14:ligatures w14:val="standardContextual"/>
         </w:rPr>
       </w:pPr>
-      <w:hyperlink w:anchor="_Toc242436645" w:history="1">
+      <w:hyperlink w:anchor="_Toc242450998" w:history="1">
         <w:r>
           <w:rPr>
             <w:rStyle w:val="aff8"/>
@@ -2158,7 +2158,7 @@
             <w:noProof/>
             <w:webHidden/>
           </w:rPr>
-          <w:instrText xml:space="preserve"> PAGEREF _Toc242436645 \h </w:instrText>
+          <w:instrText xml:space="preserve"> PAGEREF _Toc242450998 \h </w:instrText>
         </w:r>
         <w:r>
           <w:rPr>
@@ -2204,7 +2204,7 @@
           <w14:ligatures w14:val="standardContextual"/>
         </w:rPr>
       </w:pPr>
-      <w:hyperlink w:anchor="_Toc242436646" w:history="1">
+      <w:hyperlink w:anchor="_Toc242450999" w:history="1">
         <w:r>
           <w:rPr>
             <w:rStyle w:val="aff8"/>
@@ -2231,7 +2231,7 @@
             <w:noProof/>
             <w:webHidden/>
           </w:rPr>
-          <w:instrText xml:space="preserve"> PAGEREF _Toc242436646 \h </w:instrText>
+          <w:instrText xml:space="preserve"> PAGEREF _Toc242450999 \h </w:instrText>
         </w:r>
         <w:r>
           <w:rPr>
@@ -2277,7 +2277,7 @@
           <w14:ligatures w14:val="standardContextual"/>
         </w:rPr>
       </w:pPr>
-      <w:hyperlink w:anchor="_Toc242436647" w:history="1">
+      <w:hyperlink w:anchor="_Toc242451000" w:history="1">
         <w:r>
           <w:rPr>
             <w:rStyle w:val="aff8"/>
@@ -2304,7 +2304,7 @@
             <w:noProof/>
             <w:webHidden/>
           </w:rPr>
-          <w:instrText xml:space="preserve"> PAGEREF _Toc242436647 \h </w:instrText>
+          <w:instrText xml:space="preserve"> PAGEREF _Toc242451000 \h </w:instrText>
         </w:r>
         <w:r>
           <w:rPr>
@@ -2350,7 +2350,7 @@
           <w14:ligatures w14:val="standardContextual"/>
         </w:rPr>
       </w:pPr>
-      <w:hyperlink w:anchor="_Toc242436648" w:history="1">
+      <w:hyperlink w:anchor="_Toc242451001" w:history="1">
         <w:r>
           <w:rPr>
             <w:rStyle w:val="aff8"/>
@@ -2377,7 +2377,7 @@
             <w:noProof/>
             <w:webHidden/>
           </w:rPr>
-          <w:instrText xml:space="preserve"> PAGEREF _Toc242436648 \h </w:instrText>
+          <w:instrText xml:space="preserve"> PAGEREF _Toc242451001 \h </w:instrText>
         </w:r>
         <w:r>
           <w:rPr>
@@ -2423,7 +2423,7 @@
           <w14:ligatures w14:val="standardContextual"/>
         </w:rPr>
       </w:pPr>
-      <w:hyperlink w:anchor="_Toc242436649" w:history="1">
+      <w:hyperlink w:anchor="_Toc242451002" w:history="1">
         <w:r>
           <w:rPr>
             <w:rStyle w:val="aff8"/>
@@ -2450,7 +2450,7 @@
             <w:noProof/>
             <w:webHidden/>
           </w:rPr>
-          <w:instrText xml:space="preserve"> PAGEREF _Toc242436649 \h </w:instrText>
+          <w:instrText xml:space="preserve"> PAGEREF _Toc242451002 \h </w:instrText>
         </w:r>
         <w:r>
           <w:rPr>
@@ -2496,7 +2496,7 @@
           <w14:ligatures w14:val="standardContextual"/>
         </w:rPr>
       </w:pPr>
-      <w:hyperlink w:anchor="_Toc242436650" w:history="1">
+      <w:hyperlink w:anchor="_Toc242451003" w:history="1">
         <w:r>
           <w:rPr>
             <w:rStyle w:val="aff8"/>
@@ -2523,7 +2523,7 @@
             <w:noProof/>
             <w:webHidden/>
           </w:rPr>
-          <w:instrText xml:space="preserve"> PAGEREF _Toc242436650 \h </w:instrText>
+          <w:instrText xml:space="preserve"> PAGEREF _Toc242451003 \h </w:instrText>
         </w:r>
         <w:r>
           <w:rPr>
@@ -2569,7 +2569,7 @@
           <w14:ligatures w14:val="standardContextual"/>
         </w:rPr>
       </w:pPr>
-      <w:hyperlink w:anchor="_Toc242436651" w:history="1">
+      <w:hyperlink w:anchor="_Toc242451004" w:history="1">
         <w:r>
           <w:rPr>
             <w:rStyle w:val="aff8"/>
@@ -2596,7 +2596,7 @@
             <w:noProof/>
             <w:webHidden/>
           </w:rPr>
-          <w:instrText xml:space="preserve"> PAGEREF _Toc242436651 \h </w:instrText>
+          <w:instrText xml:space="preserve"> PAGEREF _Toc242451004 \h </w:instrText>
         </w:r>
         <w:r>
           <w:rPr>
@@ -2642,7 +2642,7 @@
           <w14:ligatures w14:val="standardContextual"/>
         </w:rPr>
       </w:pPr>
-      <w:hyperlink w:anchor="_Toc242436652" w:history="1">
+      <w:hyperlink w:anchor="_Toc242451005" w:history="1">
         <w:r>
           <w:rPr>
             <w:rStyle w:val="aff8"/>
@@ -2669,7 +2669,7 @@
             <w:noProof/>
             <w:webHidden/>
           </w:rPr>
-          <w:instrText xml:space="preserve"> PAGEREF _Toc242436652 \h </w:instrText>
+          <w:instrText xml:space="preserve"> PAGEREF _Toc242451005 \h </w:instrText>
         </w:r>
         <w:r>
           <w:rPr>
@@ -2715,7 +2715,7 @@
           <w14:ligatures w14:val="standardContextual"/>
         </w:rPr>
       </w:pPr>
-      <w:hyperlink w:anchor="_Toc242436653" w:history="1">
+      <w:hyperlink w:anchor="_Toc242451006" w:history="1">
         <w:r>
           <w:rPr>
             <w:rStyle w:val="aff8"/>
@@ -2742,7 +2742,7 @@
             <w:noProof/>
             <w:webHidden/>
           </w:rPr>
-          <w:instrText xml:space="preserve"> PAGEREF _Toc242436653 \h </w:instrText>
+          <w:instrText xml:space="preserve"> PAGEREF _Toc242451006 \h </w:instrText>
         </w:r>
         <w:r>
           <w:rPr>
@@ -2788,7 +2788,7 @@
           <w14:ligatures w14:val="standardContextual"/>
         </w:rPr>
       </w:pPr>
-      <w:hyperlink w:anchor="_Toc242436654" w:history="1">
+      <w:hyperlink w:anchor="_Toc242451007" w:history="1">
         <w:r>
           <w:rPr>
             <w:rStyle w:val="aff8"/>
@@ -2815,7 +2815,7 @@
             <w:noProof/>
             <w:webHidden/>
           </w:rPr>
-          <w:instrText xml:space="preserve"> PAGEREF _Toc242436654 \h </w:instrText>
+          <w:instrText xml:space="preserve"> PAGEREF _Toc242451007 \h </w:instrText>
         </w:r>
         <w:r>
           <w:rPr>
@@ -2861,7 +2861,7 @@
           <w14:ligatures w14:val="standardContextual"/>
         </w:rPr>
       </w:pPr>
-      <w:hyperlink w:anchor="_Toc242436655" w:history="1">
+      <w:hyperlink w:anchor="_Toc242451008" w:history="1">
         <w:r>
           <w:rPr>
             <w:rStyle w:val="aff8"/>
@@ -2888,7 +2888,7 @@
             <w:noProof/>
             <w:webHidden/>
           </w:rPr>
-          <w:instrText xml:space="preserve"> PAGEREF _Toc242436655 \h </w:instrText>
+          <w:instrText xml:space="preserve"> PAGEREF _Toc242451008 \h </w:instrText>
         </w:r>
         <w:r>
           <w:rPr>
@@ -2934,7 +2934,7 @@
           <w14:ligatures w14:val="standardContextual"/>
         </w:rPr>
       </w:pPr>
-      <w:hyperlink w:anchor="_Toc242436656" w:history="1">
+      <w:hyperlink w:anchor="_Toc242451009" w:history="1">
         <w:r>
           <w:rPr>
             <w:rStyle w:val="aff8"/>
@@ -2961,7 +2961,7 @@
             <w:noProof/>
             <w:webHidden/>
           </w:rPr>
-          <w:instrText xml:space="preserve"> PAGEREF _Toc242436656 \h </w:instrText>
+          <w:instrText xml:space="preserve"> PAGEREF _Toc242451009 \h </w:instrText>
         </w:r>
         <w:r>
           <w:rPr>
@@ -3007,7 +3007,7 @@
           <w14:ligatures w14:val="standardContextual"/>
         </w:rPr>
       </w:pPr>
-      <w:hyperlink w:anchor="_Toc242436657" w:history="1">
+      <w:hyperlink w:anchor="_Toc242451010" w:history="1">
         <w:r>
           <w:rPr>
             <w:rStyle w:val="aff8"/>
@@ -3034,7 +3034,7 @@
             <w:noProof/>
             <w:webHidden/>
           </w:rPr>
-          <w:instrText xml:space="preserve"> PAGEREF _Toc242436657 \h </w:instrText>
+          <w:instrText xml:space="preserve"> PAGEREF _Toc242451010 \h </w:instrText>
         </w:r>
         <w:r>
           <w:rPr>
@@ -3080,7 +3080,7 @@
           <w14:ligatures w14:val="standardContextual"/>
         </w:rPr>
       </w:pPr>
-      <w:hyperlink w:anchor="_Toc242436658" w:history="1">
+      <w:hyperlink w:anchor="_Toc242451011" w:history="1">
         <w:r>
           <w:rPr>
             <w:rStyle w:val="aff8"/>
@@ -3107,7 +3107,7 @@
             <w:noProof/>
             <w:webHidden/>
           </w:rPr>
-          <w:instrText xml:space="preserve"> PAGEREF _Toc242436658 \h </w:instrText>
+          <w:instrText xml:space="preserve"> PAGEREF _Toc242451011 \h </w:instrText>
         </w:r>
         <w:r>
           <w:rPr>
@@ -3153,7 +3153,7 @@
           <w14:ligatures w14:val="standardContextual"/>
         </w:rPr>
       </w:pPr>
-      <w:hyperlink w:anchor="_Toc242436659" w:history="1">
+      <w:hyperlink w:anchor="_Toc242451012" w:history="1">
         <w:r>
           <w:rPr>
             <w:rStyle w:val="aff8"/>
@@ -3180,7 +3180,7 @@
             <w:noProof/>
             <w:webHidden/>
           </w:rPr>
-          <w:instrText xml:space="preserve"> PAGEREF _Toc242436659 \h </w:instrText>
+          <w:instrText xml:space="preserve"> PAGEREF _Toc242451012 \h </w:instrText>
         </w:r>
         <w:r>
           <w:rPr>
@@ -3226,7 +3226,7 @@
         <w:ind w:firstLine="0"/>
         <w:jc w:val="center"/>
       </w:pPr>
-      <w:bookmarkStart w:id="0" w:name="_Toc242436620"/>
+      <w:bookmarkStart w:id="0" w:name="_Toc242450973"/>
       <w:r>
         <w:lastRenderedPageBreak/>
         <w:t>ПЕРЕЧЕНЬ ТЕРМИНОВ И СОКРАЩЕНИЙ</w:t>
@@ -4488,7 +4488,7 @@
         <w:pStyle w:val="1"/>
         <w:pageBreakBefore/>
       </w:pPr>
-      <w:bookmarkStart w:id="1" w:name="_Toc242436621"/>
+      <w:bookmarkStart w:id="1" w:name="_Toc242450974"/>
       <w:r>
         <w:lastRenderedPageBreak/>
         <w:t>1 Объект испытаний</w:t>
@@ -4499,7 +4499,7 @@
       <w:pPr>
         <w:pStyle w:val="21"/>
       </w:pPr>
-      <w:bookmarkStart w:id="2" w:name="_Toc242436622"/>
+      <w:bookmarkStart w:id="2" w:name="_Toc242450975"/>
       <w:r>
         <w:t>1.1 Наименование системы</w:t>
       </w:r>
@@ -4514,7 +4514,7 @@
       <w:pPr>
         <w:pStyle w:val="21"/>
       </w:pPr>
-      <w:bookmarkStart w:id="3" w:name="_Toc242436623"/>
+      <w:bookmarkStart w:id="3" w:name="_Toc242450976"/>
       <w:r>
         <w:t>1.2 Область применения</w:t>
       </w:r>
@@ -4529,7 +4529,7 @@
       <w:pPr>
         <w:pStyle w:val="21"/>
       </w:pPr>
-      <w:bookmarkStart w:id="4" w:name="_Toc242436624"/>
+      <w:bookmarkStart w:id="4" w:name="_Toc242450977"/>
       <w:r>
         <w:t>1.3 Состав объекта испытаний</w:t>
       </w:r>
@@ -4545,7 +4545,7 @@
         <w:pStyle w:val="1"/>
         <w:pageBreakBefore/>
       </w:pPr>
-      <w:bookmarkStart w:id="5" w:name="_Toc242436625"/>
+      <w:bookmarkStart w:id="5" w:name="_Toc242450978"/>
       <w:r>
         <w:lastRenderedPageBreak/>
         <w:t>2 Цель испытаний</w:t>
@@ -4562,7 +4562,7 @@
         <w:pStyle w:val="1"/>
         <w:pageBreakBefore/>
       </w:pPr>
-      <w:bookmarkStart w:id="6" w:name="_Toc242436626"/>
+      <w:bookmarkStart w:id="6" w:name="_Toc242450979"/>
       <w:r>
         <w:lastRenderedPageBreak/>
         <w:t>3 Общие положения</w:t>
@@ -4573,7 +4573,7 @@
       <w:pPr>
         <w:pStyle w:val="21"/>
       </w:pPr>
-      <w:bookmarkStart w:id="7" w:name="_Toc242436627"/>
+      <w:bookmarkStart w:id="7" w:name="_Toc242450980"/>
       <w:r>
         <w:t>3.1 Перечень руководящих документов</w:t>
       </w:r>
@@ -4603,7 +4603,7 @@
       <w:pPr>
         <w:pStyle w:val="21"/>
       </w:pPr>
-      <w:bookmarkStart w:id="8" w:name="_Toc242436628"/>
+      <w:bookmarkStart w:id="8" w:name="_Toc242450981"/>
       <w:r>
         <w:t>3.2 Виды испытаний</w:t>
       </w:r>
@@ -4643,7 +4643,7 @@
       <w:pPr>
         <w:pStyle w:val="21"/>
       </w:pPr>
-      <w:bookmarkStart w:id="9" w:name="_Toc242436629"/>
+      <w:bookmarkStart w:id="9" w:name="_Toc242450982"/>
       <w:r>
         <w:t>3.3 Место и продолжительность испытаний</w:t>
       </w:r>
@@ -4658,7 +4658,7 @@
       <w:pPr>
         <w:pStyle w:val="21"/>
       </w:pPr>
-      <w:bookmarkStart w:id="10" w:name="_Toc242436630"/>
+      <w:bookmarkStart w:id="10" w:name="_Toc242450983"/>
       <w:r>
         <w:t>3.4 Организации-участники</w:t>
       </w:r>
@@ -4673,7 +4673,7 @@
       <w:pPr>
         <w:pStyle w:val="21"/>
       </w:pPr>
-      <w:bookmarkStart w:id="11" w:name="_Toc242436631"/>
+      <w:bookmarkStart w:id="11" w:name="_Toc242450984"/>
       <w:r>
         <w:t>3.5 Перечень предъявляемых на испытания документов</w:t>
       </w:r>
@@ -4689,7 +4689,7 @@
         <w:pStyle w:val="1"/>
         <w:pageBreakBefore/>
       </w:pPr>
-      <w:bookmarkStart w:id="12" w:name="_Toc242436632"/>
+      <w:bookmarkStart w:id="12" w:name="_Toc242450985"/>
       <w:r>
         <w:lastRenderedPageBreak/>
         <w:t>4 Объём испытаний</w:t>
@@ -4700,7 +4700,7 @@
       <w:pPr>
         <w:pStyle w:val="21"/>
       </w:pPr>
-      <w:bookmarkStart w:id="13" w:name="_Toc242436633"/>
+      <w:bookmarkStart w:id="13" w:name="_Toc242450986"/>
       <w:r>
         <w:t>4.1 Перечень этапов</w:t>
       </w:r>
@@ -4750,7 +4750,7 @@
       <w:pPr>
         <w:pStyle w:val="21"/>
       </w:pPr>
-      <w:bookmarkStart w:id="14" w:name="_Toc242436634"/>
+      <w:bookmarkStart w:id="14" w:name="_Toc242450987"/>
       <w:r>
         <w:t>4.2 Критерии успешности</w:t>
       </w:r>
@@ -4781,7 +4781,7 @@
         <w:pStyle w:val="1"/>
         <w:pageBreakBefore/>
       </w:pPr>
-      <w:bookmarkStart w:id="15" w:name="_Toc242436635"/>
+      <w:bookmarkStart w:id="15" w:name="_Toc242450988"/>
       <w:r>
         <w:lastRenderedPageBreak/>
         <w:t>5 Условия и порядок проведения испытаний</w:t>
@@ -4792,7 +4792,7 @@
       <w:pPr>
         <w:pStyle w:val="21"/>
       </w:pPr>
-      <w:bookmarkStart w:id="16" w:name="_Toc242436636"/>
+      <w:bookmarkStart w:id="16" w:name="_Toc242450989"/>
       <w:r>
         <w:t>5.1 Условия проведения</w:t>
       </w:r>
@@ -4832,7 +4832,7 @@
       <w:pPr>
         <w:pStyle w:val="21"/>
       </w:pPr>
-      <w:bookmarkStart w:id="17" w:name="_Toc242436637"/>
+      <w:bookmarkStart w:id="17" w:name="_Toc242450990"/>
       <w:r>
         <w:t>5.2 Порядок проведения</w:t>
       </w:r>
@@ -4847,7 +4847,7 @@
       <w:pPr>
         <w:pStyle w:val="21"/>
       </w:pPr>
-      <w:bookmarkStart w:id="18" w:name="_Toc242436638"/>
+      <w:bookmarkStart w:id="18" w:name="_Toc242450991"/>
       <w:r>
         <w:t>5.3 Персонал</w:t>
       </w:r>
@@ -4863,7 +4863,7 @@
         <w:pStyle w:val="1"/>
         <w:pageBreakBefore/>
       </w:pPr>
-      <w:bookmarkStart w:id="19" w:name="_Toc242436639"/>
+      <w:bookmarkStart w:id="19" w:name="_Toc242450992"/>
       <w:r>
         <w:lastRenderedPageBreak/>
         <w:t>6 Материально-техническое обеспечение</w:t>
@@ -4880,7 +4880,7 @@
         <w:pStyle w:val="1"/>
         <w:pageBreakBefore/>
       </w:pPr>
-      <w:bookmarkStart w:id="20" w:name="_Toc242436640"/>
+      <w:bookmarkStart w:id="20" w:name="_Toc242450993"/>
       <w:r>
         <w:lastRenderedPageBreak/>
         <w:t>7 Метрологическое обеспечение</w:t>
@@ -4897,7 +4897,7 @@
         <w:pStyle w:val="1"/>
         <w:pageBreakBefore/>
       </w:pPr>
-      <w:bookmarkStart w:id="21" w:name="_Toc242436641"/>
+      <w:bookmarkStart w:id="21" w:name="_Toc242450994"/>
       <w:r>
         <w:lastRenderedPageBreak/>
         <w:t>8 Отчётность</w:t>
@@ -4916,7 +4916,7 @@
         <w:ind w:firstLine="0"/>
         <w:jc w:val="center"/>
       </w:pPr>
-      <w:bookmarkStart w:id="22" w:name="_Toc242436642"/>
+      <w:bookmarkStart w:id="22" w:name="_Toc242450995"/>
       <w:r>
         <w:lastRenderedPageBreak/>
         <w:t>Приложение А</w:t>
@@ -4940,7 +4940,7 @@
       <w:pPr>
         <w:pStyle w:val="21"/>
       </w:pPr>
-      <w:bookmarkStart w:id="23" w:name="_Toc242436643"/>
+      <w:bookmarkStart w:id="23" w:name="_Toc242450996"/>
       <w:r>
         <w:t>А.1 Подсистема «Организационная структура и права доступа»</w:t>
       </w:r>
@@ -6031,7 +6031,7 @@
       <w:pPr>
         <w:pStyle w:val="21"/>
       </w:pPr>
-      <w:bookmarkStart w:id="24" w:name="_Toc242436644"/>
+      <w:bookmarkStart w:id="24" w:name="_Toc242450997"/>
       <w:r>
         <w:t>А.2 Подсистема «Каталог недвижимости»</w:t>
       </w:r>
@@ -6911,7 +6911,7 @@
       <w:pPr>
         <w:pStyle w:val="21"/>
       </w:pPr>
-      <w:bookmarkStart w:id="25" w:name="_Toc242436645"/>
+      <w:bookmarkStart w:id="25" w:name="_Toc242450998"/>
       <w:r>
         <w:t>А.3 Подсистема «Работа с клиентами»</w:t>
       </w:r>
@@ -7771,7 +7771,7 @@
       <w:pPr>
         <w:pStyle w:val="21"/>
       </w:pPr>
-      <w:bookmarkStart w:id="26" w:name="_Toc242436646"/>
+      <w:bookmarkStart w:id="26" w:name="_Toc242450999"/>
       <w:r>
         <w:t>А.4 Подсистема «Сделки»</w:t>
       </w:r>
@@ -8920,7 +8920,7 @@
       <w:pPr>
         <w:pStyle w:val="21"/>
       </w:pPr>
-      <w:bookmarkStart w:id="27" w:name="_Toc242436647"/>
+      <w:bookmarkStart w:id="27" w:name="_Toc242451000"/>
       <w:r>
         <w:lastRenderedPageBreak/>
         <w:t>А.5 Подсистема «Финансы»</w:t>
@@ -10477,7 +10477,7 @@
       <w:pPr>
         <w:pStyle w:val="21"/>
       </w:pPr>
-      <w:bookmarkStart w:id="28" w:name="_Toc242436648"/>
+      <w:bookmarkStart w:id="28" w:name="_Toc242451001"/>
       <w:r>
         <w:t>А.6 Подсистема «Шаблоны документов»</w:t>
       </w:r>
@@ -10756,7 +10756,7 @@
       <w:pPr>
         <w:pStyle w:val="21"/>
       </w:pPr>
-      <w:bookmarkStart w:id="29" w:name="_Toc242436649"/>
+      <w:bookmarkStart w:id="29" w:name="_Toc242451002"/>
       <w:r>
         <w:t>А.7 Подсистема «Задачи»</w:t>
       </w:r>
@@ -11151,7 +11151,7 @@
       <w:pPr>
         <w:pStyle w:val="21"/>
       </w:pPr>
-      <w:bookmarkStart w:id="30" w:name="_Toc242436650"/>
+      <w:bookmarkStart w:id="30" w:name="_Toc242451003"/>
       <w:r>
         <w:t>А.8 Подсистема «Аналитика и отчётность»</w:t>
       </w:r>
@@ -11547,7 +11547,7 @@
       <w:pPr>
         <w:pStyle w:val="21"/>
       </w:pPr>
-      <w:bookmarkStart w:id="31" w:name="_Toc242436651"/>
+      <w:bookmarkStart w:id="31" w:name="_Toc242451004"/>
       <w:r>
         <w:t>А.9 Подсистема «Интеграция с партнёрами»</w:t>
       </w:r>
@@ -12126,7 +12126,7 @@
       <w:pPr>
         <w:pStyle w:val="21"/>
       </w:pPr>
-      <w:bookmarkStart w:id="32" w:name="_Toc242436652"/>
+      <w:bookmarkStart w:id="32" w:name="_Toc242451005"/>
       <w:r>
         <w:t>А.10 Подсистема «Регламентные задания»</w:t>
       </w:r>
@@ -12565,7 +12565,7 @@
       <w:pPr>
         <w:pStyle w:val="21"/>
       </w:pPr>
-      <w:bookmarkStart w:id="33" w:name="_Toc242436653"/>
+      <w:bookmarkStart w:id="33" w:name="_Toc242451006"/>
       <w:r>
         <w:lastRenderedPageBreak/>
         <w:t>А.11 Сквозной сценарий продажи</w:t>
@@ -12836,7 +12836,7 @@
       <w:pPr>
         <w:pStyle w:val="21"/>
       </w:pPr>
-      <w:bookmarkStart w:id="34" w:name="_Toc242436654"/>
+      <w:bookmarkStart w:id="34" w:name="_Toc242451007"/>
       <w:r>
         <w:t>А.12 Защита информации</w:t>
       </w:r>
@@ -13233,7 +13233,7 @@
       <w:pPr>
         <w:pStyle w:val="21"/>
       </w:pPr>
-      <w:bookmarkStart w:id="35" w:name="_Toc242436655"/>
+      <w:bookmarkStart w:id="35" w:name="_Toc242451008"/>
       <w:r>
         <w:t>А.13 Эргономика и многоязычность</w:t>
       </w:r>
@@ -13503,7 +13503,7 @@
       <w:pPr>
         <w:pStyle w:val="21"/>
       </w:pPr>
-      <w:bookmarkStart w:id="36" w:name="_Toc242436656"/>
+      <w:bookmarkStart w:id="36" w:name="_Toc242451009"/>
       <w:r>
         <w:t>А.14 Показатели назначения</w:t>
       </w:r>
@@ -13731,7 +13731,7 @@
         <w:ind w:firstLine="0"/>
         <w:jc w:val="center"/>
       </w:pPr>
-      <w:bookmarkStart w:id="37" w:name="_Toc242436657"/>
+      <w:bookmarkStart w:id="37" w:name="_Toc242451010"/>
       <w:r>
         <w:lastRenderedPageBreak/>
         <w:t>Приложение Б</w:t>
@@ -14130,7 +14130,7 @@
         <w:ind w:firstLine="0"/>
         <w:jc w:val="center"/>
       </w:pPr>
-      <w:bookmarkStart w:id="38" w:name="_Toc242436658"/>
+      <w:bookmarkStart w:id="38" w:name="_Toc242451011"/>
       <w:r>
         <w:lastRenderedPageBreak/>
         <w:t>Приложение В</w:t>
@@ -14409,7 +14409,7 @@
         <w:ind w:firstLine="0"/>
         <w:jc w:val="center"/>
       </w:pPr>
-      <w:bookmarkStart w:id="39" w:name="_Toc242436659"/>
+      <w:bookmarkStart w:id="39" w:name="_Toc242451012"/>
       <w:r>
         <w:lastRenderedPageBreak/>
         <w:t>ЛИСТ РЕГИСТРАЦИИ ИЗМЕНЕНИЙ</w:t>
@@ -16471,31 +16471,31 @@
       </w:rPr>
     </w:lvl>
   </w:abstractNum>
-  <w:num w:numId="1" w16cid:durableId="396558698">
+  <w:num w:numId="1" w16cid:durableId="1469860917">
     <w:abstractNumId w:val="8"/>
   </w:num>
-  <w:num w:numId="2" w16cid:durableId="1177504985">
+  <w:num w:numId="2" w16cid:durableId="1324040824">
     <w:abstractNumId w:val="6"/>
   </w:num>
-  <w:num w:numId="3" w16cid:durableId="34350670">
+  <w:num w:numId="3" w16cid:durableId="1005744102">
     <w:abstractNumId w:val="5"/>
   </w:num>
-  <w:num w:numId="4" w16cid:durableId="218711183">
+  <w:num w:numId="4" w16cid:durableId="672415832">
     <w:abstractNumId w:val="4"/>
   </w:num>
-  <w:num w:numId="5" w16cid:durableId="333725832">
+  <w:num w:numId="5" w16cid:durableId="566499716">
     <w:abstractNumId w:val="7"/>
   </w:num>
-  <w:num w:numId="6" w16cid:durableId="842403745">
+  <w:num w:numId="6" w16cid:durableId="976228836">
     <w:abstractNumId w:val="3"/>
   </w:num>
-  <w:num w:numId="7" w16cid:durableId="1186291109">
+  <w:num w:numId="7" w16cid:durableId="1547915596">
     <w:abstractNumId w:val="2"/>
   </w:num>
-  <w:num w:numId="8" w16cid:durableId="864363975">
+  <w:num w:numId="8" w16cid:durableId="667832090">
     <w:abstractNumId w:val="1"/>
   </w:num>
-  <w:num w:numId="9" w16cid:durableId="1069614332">
+  <w:num w:numId="9" w16cid:durableId="579561303">
     <w:abstractNumId w:val="0"/>
   </w:num>
 </w:numbering>
@@ -28028,7 +28028,7 @@
     <w:autoRedefine/>
     <w:uiPriority w:val="39"/>
     <w:unhideWhenUsed/>
-    <w:rsid w:val="007C2D84"/>
+    <w:rsid w:val="00C83198"/>
     <w:pPr>
       <w:spacing w:after="100"/>
     </w:pPr>
@@ -28040,7 +28040,7 @@
     <w:autoRedefine/>
     <w:uiPriority w:val="39"/>
     <w:unhideWhenUsed/>
-    <w:rsid w:val="007C2D84"/>
+    <w:rsid w:val="00C83198"/>
     <w:pPr>
       <w:spacing w:after="100"/>
       <w:ind w:left="240"/>
@@ -28051,7 +28051,7 @@
     <w:basedOn w:val="a2"/>
     <w:uiPriority w:val="99"/>
     <w:unhideWhenUsed/>
-    <w:rsid w:val="007C2D84"/>
+    <w:rsid w:val="00C83198"/>
     <w:rPr>
       <w:color w:val="0000FF" w:themeColor="hyperlink"/>
       <w:u w:val="single"/>

--- a/docs/gost/out/06_ПМ_Программа_и_методика_испытаний.docx
+++ b/docs/gost/out/06_ПМ_Программа_и_методика_испытаний.docx
@@ -306,7 +306,7 @@
       <w:r>
         <w:fldChar w:fldCharType="separate"/>
       </w:r>
-      <w:hyperlink w:anchor="_Toc242450973" w:history="1">
+      <w:hyperlink w:anchor="_Toc242457631" w:history="1">
         <w:r>
           <w:rPr>
             <w:rStyle w:val="aff8"/>
@@ -333,7 +333,7 @@
             <w:noProof/>
             <w:webHidden/>
           </w:rPr>
-          <w:instrText xml:space="preserve"> PAGEREF _Toc242450973 \h </w:instrText>
+          <w:instrText xml:space="preserve"> PAGEREF _Toc242457631 \h </w:instrText>
         </w:r>
         <w:r>
           <w:rPr>
@@ -379,7 +379,7 @@
           <w14:ligatures w14:val="standardContextual"/>
         </w:rPr>
       </w:pPr>
-      <w:hyperlink w:anchor="_Toc242450974" w:history="1">
+      <w:hyperlink w:anchor="_Toc242457632" w:history="1">
         <w:r>
           <w:rPr>
             <w:rStyle w:val="aff8"/>
@@ -406,7 +406,7 @@
             <w:noProof/>
             <w:webHidden/>
           </w:rPr>
-          <w:instrText xml:space="preserve"> PAGEREF _Toc242450974 \h </w:instrText>
+          <w:instrText xml:space="preserve"> PAGEREF _Toc242457632 \h </w:instrText>
         </w:r>
         <w:r>
           <w:rPr>
@@ -452,7 +452,7 @@
           <w14:ligatures w14:val="standardContextual"/>
         </w:rPr>
       </w:pPr>
-      <w:hyperlink w:anchor="_Toc242450975" w:history="1">
+      <w:hyperlink w:anchor="_Toc242457633" w:history="1">
         <w:r>
           <w:rPr>
             <w:rStyle w:val="aff8"/>
@@ -479,7 +479,7 @@
             <w:noProof/>
             <w:webHidden/>
           </w:rPr>
-          <w:instrText xml:space="preserve"> PAGEREF _Toc242450975 \h </w:instrText>
+          <w:instrText xml:space="preserve"> PAGEREF _Toc242457633 \h </w:instrText>
         </w:r>
         <w:r>
           <w:rPr>
@@ -525,7 +525,7 @@
           <w14:ligatures w14:val="standardContextual"/>
         </w:rPr>
       </w:pPr>
-      <w:hyperlink w:anchor="_Toc242450976" w:history="1">
+      <w:hyperlink w:anchor="_Toc242457634" w:history="1">
         <w:r>
           <w:rPr>
             <w:rStyle w:val="aff8"/>
@@ -552,7 +552,7 @@
             <w:noProof/>
             <w:webHidden/>
           </w:rPr>
-          <w:instrText xml:space="preserve"> PAGEREF _Toc242450976 \h </w:instrText>
+          <w:instrText xml:space="preserve"> PAGEREF _Toc242457634 \h </w:instrText>
         </w:r>
         <w:r>
           <w:rPr>
@@ -598,7 +598,7 @@
           <w14:ligatures w14:val="standardContextual"/>
         </w:rPr>
       </w:pPr>
-      <w:hyperlink w:anchor="_Toc242450977" w:history="1">
+      <w:hyperlink w:anchor="_Toc242457635" w:history="1">
         <w:r>
           <w:rPr>
             <w:rStyle w:val="aff8"/>
@@ -625,7 +625,7 @@
             <w:noProof/>
             <w:webHidden/>
           </w:rPr>
-          <w:instrText xml:space="preserve"> PAGEREF _Toc242450977 \h </w:instrText>
+          <w:instrText xml:space="preserve"> PAGEREF _Toc242457635 \h </w:instrText>
         </w:r>
         <w:r>
           <w:rPr>
@@ -671,7 +671,7 @@
           <w14:ligatures w14:val="standardContextual"/>
         </w:rPr>
       </w:pPr>
-      <w:hyperlink w:anchor="_Toc242450978" w:history="1">
+      <w:hyperlink w:anchor="_Toc242457636" w:history="1">
         <w:r>
           <w:rPr>
             <w:rStyle w:val="aff8"/>
@@ -698,7 +698,7 @@
             <w:noProof/>
             <w:webHidden/>
           </w:rPr>
-          <w:instrText xml:space="preserve"> PAGEREF _Toc242450978 \h </w:instrText>
+          <w:instrText xml:space="preserve"> PAGEREF _Toc242457636 \h </w:instrText>
         </w:r>
         <w:r>
           <w:rPr>
@@ -744,7 +744,7 @@
           <w14:ligatures w14:val="standardContextual"/>
         </w:rPr>
       </w:pPr>
-      <w:hyperlink w:anchor="_Toc242450979" w:history="1">
+      <w:hyperlink w:anchor="_Toc242457637" w:history="1">
         <w:r>
           <w:rPr>
             <w:rStyle w:val="aff8"/>
@@ -771,7 +771,7 @@
             <w:noProof/>
             <w:webHidden/>
           </w:rPr>
-          <w:instrText xml:space="preserve"> PAGEREF _Toc242450979 \h </w:instrText>
+          <w:instrText xml:space="preserve"> PAGEREF _Toc242457637 \h </w:instrText>
         </w:r>
         <w:r>
           <w:rPr>
@@ -817,7 +817,7 @@
           <w14:ligatures w14:val="standardContextual"/>
         </w:rPr>
       </w:pPr>
-      <w:hyperlink w:anchor="_Toc242450980" w:history="1">
+      <w:hyperlink w:anchor="_Toc242457638" w:history="1">
         <w:r>
           <w:rPr>
             <w:rStyle w:val="aff8"/>
@@ -844,7 +844,7 @@
             <w:noProof/>
             <w:webHidden/>
           </w:rPr>
-          <w:instrText xml:space="preserve"> PAGEREF _Toc242450980 \h </w:instrText>
+          <w:instrText xml:space="preserve"> PAGEREF _Toc242457638 \h </w:instrText>
         </w:r>
         <w:r>
           <w:rPr>
@@ -890,7 +890,7 @@
           <w14:ligatures w14:val="standardContextual"/>
         </w:rPr>
       </w:pPr>
-      <w:hyperlink w:anchor="_Toc242450981" w:history="1">
+      <w:hyperlink w:anchor="_Toc242457639" w:history="1">
         <w:r>
           <w:rPr>
             <w:rStyle w:val="aff8"/>
@@ -917,7 +917,7 @@
             <w:noProof/>
             <w:webHidden/>
           </w:rPr>
-          <w:instrText xml:space="preserve"> PAGEREF _Toc242450981 \h </w:instrText>
+          <w:instrText xml:space="preserve"> PAGEREF _Toc242457639 \h </w:instrText>
         </w:r>
         <w:r>
           <w:rPr>
@@ -963,7 +963,7 @@
           <w14:ligatures w14:val="standardContextual"/>
         </w:rPr>
       </w:pPr>
-      <w:hyperlink w:anchor="_Toc242450982" w:history="1">
+      <w:hyperlink w:anchor="_Toc242457640" w:history="1">
         <w:r>
           <w:rPr>
             <w:rStyle w:val="aff8"/>
@@ -990,7 +990,7 @@
             <w:noProof/>
             <w:webHidden/>
           </w:rPr>
-          <w:instrText xml:space="preserve"> PAGEREF _Toc242450982 \h </w:instrText>
+          <w:instrText xml:space="preserve"> PAGEREF _Toc242457640 \h </w:instrText>
         </w:r>
         <w:r>
           <w:rPr>
@@ -1036,7 +1036,7 @@
           <w14:ligatures w14:val="standardContextual"/>
         </w:rPr>
       </w:pPr>
-      <w:hyperlink w:anchor="_Toc242450983" w:history="1">
+      <w:hyperlink w:anchor="_Toc242457641" w:history="1">
         <w:r>
           <w:rPr>
             <w:rStyle w:val="aff8"/>
@@ -1063,7 +1063,7 @@
             <w:noProof/>
             <w:webHidden/>
           </w:rPr>
-          <w:instrText xml:space="preserve"> PAGEREF _Toc242450983 \h </w:instrText>
+          <w:instrText xml:space="preserve"> PAGEREF _Toc242457641 \h </w:instrText>
         </w:r>
         <w:r>
           <w:rPr>
@@ -1109,7 +1109,7 @@
           <w14:ligatures w14:val="standardContextual"/>
         </w:rPr>
       </w:pPr>
-      <w:hyperlink w:anchor="_Toc242450984" w:history="1">
+      <w:hyperlink w:anchor="_Toc242457642" w:history="1">
         <w:r>
           <w:rPr>
             <w:rStyle w:val="aff8"/>
@@ -1136,7 +1136,7 @@
             <w:noProof/>
             <w:webHidden/>
           </w:rPr>
-          <w:instrText xml:space="preserve"> PAGEREF _Toc242450984 \h </w:instrText>
+          <w:instrText xml:space="preserve"> PAGEREF _Toc242457642 \h </w:instrText>
         </w:r>
         <w:r>
           <w:rPr>
@@ -1182,7 +1182,7 @@
           <w14:ligatures w14:val="standardContextual"/>
         </w:rPr>
       </w:pPr>
-      <w:hyperlink w:anchor="_Toc242450985" w:history="1">
+      <w:hyperlink w:anchor="_Toc242457643" w:history="1">
         <w:r>
           <w:rPr>
             <w:rStyle w:val="aff8"/>
@@ -1209,7 +1209,7 @@
             <w:noProof/>
             <w:webHidden/>
           </w:rPr>
-          <w:instrText xml:space="preserve"> PAGEREF _Toc242450985 \h </w:instrText>
+          <w:instrText xml:space="preserve"> PAGEREF _Toc242457643 \h </w:instrText>
         </w:r>
         <w:r>
           <w:rPr>
@@ -1255,7 +1255,7 @@
           <w14:ligatures w14:val="standardContextual"/>
         </w:rPr>
       </w:pPr>
-      <w:hyperlink w:anchor="_Toc242450986" w:history="1">
+      <w:hyperlink w:anchor="_Toc242457644" w:history="1">
         <w:r>
           <w:rPr>
             <w:rStyle w:val="aff8"/>
@@ -1282,7 +1282,7 @@
             <w:noProof/>
             <w:webHidden/>
           </w:rPr>
-          <w:instrText xml:space="preserve"> PAGEREF _Toc242450986 \h </w:instrText>
+          <w:instrText xml:space="preserve"> PAGEREF _Toc242457644 \h </w:instrText>
         </w:r>
         <w:r>
           <w:rPr>
@@ -1328,7 +1328,7 @@
           <w14:ligatures w14:val="standardContextual"/>
         </w:rPr>
       </w:pPr>
-      <w:hyperlink w:anchor="_Toc242450987" w:history="1">
+      <w:hyperlink w:anchor="_Toc242457645" w:history="1">
         <w:r>
           <w:rPr>
             <w:rStyle w:val="aff8"/>
@@ -1355,7 +1355,7 @@
             <w:noProof/>
             <w:webHidden/>
           </w:rPr>
-          <w:instrText xml:space="preserve"> PAGEREF _Toc242450987 \h </w:instrText>
+          <w:instrText xml:space="preserve"> PAGEREF _Toc242457645 \h </w:instrText>
         </w:r>
         <w:r>
           <w:rPr>
@@ -1401,7 +1401,7 @@
           <w14:ligatures w14:val="standardContextual"/>
         </w:rPr>
       </w:pPr>
-      <w:hyperlink w:anchor="_Toc242450988" w:history="1">
+      <w:hyperlink w:anchor="_Toc242457646" w:history="1">
         <w:r>
           <w:rPr>
             <w:rStyle w:val="aff8"/>
@@ -1428,7 +1428,7 @@
             <w:noProof/>
             <w:webHidden/>
           </w:rPr>
-          <w:instrText xml:space="preserve"> PAGEREF _Toc242450988 \h </w:instrText>
+          <w:instrText xml:space="preserve"> PAGEREF _Toc242457646 \h </w:instrText>
         </w:r>
         <w:r>
           <w:rPr>
@@ -1474,7 +1474,7 @@
           <w14:ligatures w14:val="standardContextual"/>
         </w:rPr>
       </w:pPr>
-      <w:hyperlink w:anchor="_Toc242450989" w:history="1">
+      <w:hyperlink w:anchor="_Toc242457647" w:history="1">
         <w:r>
           <w:rPr>
             <w:rStyle w:val="aff8"/>
@@ -1501,7 +1501,7 @@
             <w:noProof/>
             <w:webHidden/>
           </w:rPr>
-          <w:instrText xml:space="preserve"> PAGEREF _Toc242450989 \h </w:instrText>
+          <w:instrText xml:space="preserve"> PAGEREF _Toc242457647 \h </w:instrText>
         </w:r>
         <w:r>
           <w:rPr>
@@ -1547,7 +1547,7 @@
           <w14:ligatures w14:val="standardContextual"/>
         </w:rPr>
       </w:pPr>
-      <w:hyperlink w:anchor="_Toc242450990" w:history="1">
+      <w:hyperlink w:anchor="_Toc242457648" w:history="1">
         <w:r>
           <w:rPr>
             <w:rStyle w:val="aff8"/>
@@ -1574,7 +1574,7 @@
             <w:noProof/>
             <w:webHidden/>
           </w:rPr>
-          <w:instrText xml:space="preserve"> PAGEREF _Toc242450990 \h </w:instrText>
+          <w:instrText xml:space="preserve"> PAGEREF _Toc242457648 \h </w:instrText>
         </w:r>
         <w:r>
           <w:rPr>
@@ -1620,7 +1620,7 @@
           <w14:ligatures w14:val="standardContextual"/>
         </w:rPr>
       </w:pPr>
-      <w:hyperlink w:anchor="_Toc242450991" w:history="1">
+      <w:hyperlink w:anchor="_Toc242457649" w:history="1">
         <w:r>
           <w:rPr>
             <w:rStyle w:val="aff8"/>
@@ -1647,7 +1647,7 @@
             <w:noProof/>
             <w:webHidden/>
           </w:rPr>
-          <w:instrText xml:space="preserve"> PAGEREF _Toc242450991 \h </w:instrText>
+          <w:instrText xml:space="preserve"> PAGEREF _Toc242457649 \h </w:instrText>
         </w:r>
         <w:r>
           <w:rPr>
@@ -1693,7 +1693,7 @@
           <w14:ligatures w14:val="standardContextual"/>
         </w:rPr>
       </w:pPr>
-      <w:hyperlink w:anchor="_Toc242450992" w:history="1">
+      <w:hyperlink w:anchor="_Toc242457650" w:history="1">
         <w:r>
           <w:rPr>
             <w:rStyle w:val="aff8"/>
@@ -1720,7 +1720,7 @@
             <w:noProof/>
             <w:webHidden/>
           </w:rPr>
-          <w:instrText xml:space="preserve"> PAGEREF _Toc242450992 \h </w:instrText>
+          <w:instrText xml:space="preserve"> PAGEREF _Toc242457650 \h </w:instrText>
         </w:r>
         <w:r>
           <w:rPr>
@@ -1766,7 +1766,7 @@
           <w14:ligatures w14:val="standardContextual"/>
         </w:rPr>
       </w:pPr>
-      <w:hyperlink w:anchor="_Toc242450993" w:history="1">
+      <w:hyperlink w:anchor="_Toc242457651" w:history="1">
         <w:r>
           <w:rPr>
             <w:rStyle w:val="aff8"/>
@@ -1793,7 +1793,7 @@
             <w:noProof/>
             <w:webHidden/>
           </w:rPr>
-          <w:instrText xml:space="preserve"> PAGEREF _Toc242450993 \h </w:instrText>
+          <w:instrText xml:space="preserve"> PAGEREF _Toc242457651 \h </w:instrText>
         </w:r>
         <w:r>
           <w:rPr>
@@ -1839,7 +1839,7 @@
           <w14:ligatures w14:val="standardContextual"/>
         </w:rPr>
       </w:pPr>
-      <w:hyperlink w:anchor="_Toc242450994" w:history="1">
+      <w:hyperlink w:anchor="_Toc242457652" w:history="1">
         <w:r>
           <w:rPr>
             <w:rStyle w:val="aff8"/>
@@ -1866,7 +1866,7 @@
             <w:noProof/>
             <w:webHidden/>
           </w:rPr>
-          <w:instrText xml:space="preserve"> PAGEREF _Toc242450994 \h </w:instrText>
+          <w:instrText xml:space="preserve"> PAGEREF _Toc242457652 \h </w:instrText>
         </w:r>
         <w:r>
           <w:rPr>
@@ -1912,7 +1912,7 @@
           <w14:ligatures w14:val="standardContextual"/>
         </w:rPr>
       </w:pPr>
-      <w:hyperlink w:anchor="_Toc242450995" w:history="1">
+      <w:hyperlink w:anchor="_Toc242457653" w:history="1">
         <w:r>
           <w:rPr>
             <w:rStyle w:val="aff8"/>
@@ -1939,7 +1939,7 @@
             <w:noProof/>
             <w:webHidden/>
           </w:rPr>
-          <w:instrText xml:space="preserve"> PAGEREF _Toc242450995 \h </w:instrText>
+          <w:instrText xml:space="preserve"> PAGEREF _Toc242457653 \h </w:instrText>
         </w:r>
         <w:r>
           <w:rPr>
@@ -1985,7 +1985,7 @@
           <w14:ligatures w14:val="standardContextual"/>
         </w:rPr>
       </w:pPr>
-      <w:hyperlink w:anchor="_Toc242450996" w:history="1">
+      <w:hyperlink w:anchor="_Toc242457654" w:history="1">
         <w:r>
           <w:rPr>
             <w:rStyle w:val="aff8"/>
@@ -2012,7 +2012,7 @@
             <w:noProof/>
             <w:webHidden/>
           </w:rPr>
-          <w:instrText xml:space="preserve"> PAGEREF _Toc242450996 \h </w:instrText>
+          <w:instrText xml:space="preserve"> PAGEREF _Toc242457654 \h </w:instrText>
         </w:r>
         <w:r>
           <w:rPr>
@@ -2058,7 +2058,7 @@
           <w14:ligatures w14:val="standardContextual"/>
         </w:rPr>
       </w:pPr>
-      <w:hyperlink w:anchor="_Toc242450997" w:history="1">
+      <w:hyperlink w:anchor="_Toc242457655" w:history="1">
         <w:r>
           <w:rPr>
             <w:rStyle w:val="aff8"/>
@@ -2085,7 +2085,7 @@
             <w:noProof/>
             <w:webHidden/>
           </w:rPr>
-          <w:instrText xml:space="preserve"> PAGEREF _Toc242450997 \h </w:instrText>
+          <w:instrText xml:space="preserve"> PAGEREF _Toc242457655 \h </w:instrText>
         </w:r>
         <w:r>
           <w:rPr>
@@ -2131,7 +2131,7 @@
           <w14:ligatures w14:val="standardContextual"/>
         </w:rPr>
       </w:pPr>
-      <w:hyperlink w:anchor="_Toc242450998" w:history="1">
+      <w:hyperlink w:anchor="_Toc242457656" w:history="1">
         <w:r>
           <w:rPr>
             <w:rStyle w:val="aff8"/>
@@ -2158,7 +2158,7 @@
             <w:noProof/>
             <w:webHidden/>
           </w:rPr>
-          <w:instrText xml:space="preserve"> PAGEREF _Toc242450998 \h </w:instrText>
+          <w:instrText xml:space="preserve"> PAGEREF _Toc242457656 \h </w:instrText>
         </w:r>
         <w:r>
           <w:rPr>
@@ -2204,7 +2204,7 @@
           <w14:ligatures w14:val="standardContextual"/>
         </w:rPr>
       </w:pPr>
-      <w:hyperlink w:anchor="_Toc242450999" w:history="1">
+      <w:hyperlink w:anchor="_Toc242457657" w:history="1">
         <w:r>
           <w:rPr>
             <w:rStyle w:val="aff8"/>
@@ -2231,7 +2231,7 @@
             <w:noProof/>
             <w:webHidden/>
           </w:rPr>
-          <w:instrText xml:space="preserve"> PAGEREF _Toc242450999 \h </w:instrText>
+          <w:instrText xml:space="preserve"> PAGEREF _Toc242457657 \h </w:instrText>
         </w:r>
         <w:r>
           <w:rPr>
@@ -2277,7 +2277,7 @@
           <w14:ligatures w14:val="standardContextual"/>
         </w:rPr>
       </w:pPr>
-      <w:hyperlink w:anchor="_Toc242451000" w:history="1">
+      <w:hyperlink w:anchor="_Toc242457658" w:history="1">
         <w:r>
           <w:rPr>
             <w:rStyle w:val="aff8"/>
@@ -2304,7 +2304,7 @@
             <w:noProof/>
             <w:webHidden/>
           </w:rPr>
-          <w:instrText xml:space="preserve"> PAGEREF _Toc242451000 \h </w:instrText>
+          <w:instrText xml:space="preserve"> PAGEREF _Toc242457658 \h </w:instrText>
         </w:r>
         <w:r>
           <w:rPr>
@@ -2350,7 +2350,7 @@
           <w14:ligatures w14:val="standardContextual"/>
         </w:rPr>
       </w:pPr>
-      <w:hyperlink w:anchor="_Toc242451001" w:history="1">
+      <w:hyperlink w:anchor="_Toc242457659" w:history="1">
         <w:r>
           <w:rPr>
             <w:rStyle w:val="aff8"/>
@@ -2377,7 +2377,7 @@
             <w:noProof/>
             <w:webHidden/>
           </w:rPr>
-          <w:instrText xml:space="preserve"> PAGEREF _Toc242451001 \h </w:instrText>
+          <w:instrText xml:space="preserve"> PAGEREF _Toc242457659 \h </w:instrText>
         </w:r>
         <w:r>
           <w:rPr>
@@ -2423,7 +2423,7 @@
           <w14:ligatures w14:val="standardContextual"/>
         </w:rPr>
       </w:pPr>
-      <w:hyperlink w:anchor="_Toc242451002" w:history="1">
+      <w:hyperlink w:anchor="_Toc242457660" w:history="1">
         <w:r>
           <w:rPr>
             <w:rStyle w:val="aff8"/>
@@ -2450,7 +2450,7 @@
             <w:noProof/>
             <w:webHidden/>
           </w:rPr>
-          <w:instrText xml:space="preserve"> PAGEREF _Toc242451002 \h </w:instrText>
+          <w:instrText xml:space="preserve"> PAGEREF _Toc242457660 \h </w:instrText>
         </w:r>
         <w:r>
           <w:rPr>
@@ -2496,7 +2496,7 @@
           <w14:ligatures w14:val="standardContextual"/>
         </w:rPr>
       </w:pPr>
-      <w:hyperlink w:anchor="_Toc242451003" w:history="1">
+      <w:hyperlink w:anchor="_Toc242457661" w:history="1">
         <w:r>
           <w:rPr>
             <w:rStyle w:val="aff8"/>
@@ -2523,7 +2523,7 @@
             <w:noProof/>
             <w:webHidden/>
           </w:rPr>
-          <w:instrText xml:space="preserve"> PAGEREF _Toc242451003 \h </w:instrText>
+          <w:instrText xml:space="preserve"> PAGEREF _Toc242457661 \h </w:instrText>
         </w:r>
         <w:r>
           <w:rPr>
@@ -2569,7 +2569,7 @@
           <w14:ligatures w14:val="standardContextual"/>
         </w:rPr>
       </w:pPr>
-      <w:hyperlink w:anchor="_Toc242451004" w:history="1">
+      <w:hyperlink w:anchor="_Toc242457662" w:history="1">
         <w:r>
           <w:rPr>
             <w:rStyle w:val="aff8"/>
@@ -2596,7 +2596,7 @@
             <w:noProof/>
             <w:webHidden/>
           </w:rPr>
-          <w:instrText xml:space="preserve"> PAGEREF _Toc242451004 \h </w:instrText>
+          <w:instrText xml:space="preserve"> PAGEREF _Toc242457662 \h </w:instrText>
         </w:r>
         <w:r>
           <w:rPr>
@@ -2642,7 +2642,7 @@
           <w14:ligatures w14:val="standardContextual"/>
         </w:rPr>
       </w:pPr>
-      <w:hyperlink w:anchor="_Toc242451005" w:history="1">
+      <w:hyperlink w:anchor="_Toc242457663" w:history="1">
         <w:r>
           <w:rPr>
             <w:rStyle w:val="aff8"/>
@@ -2669,7 +2669,7 @@
             <w:noProof/>
             <w:webHidden/>
           </w:rPr>
-          <w:instrText xml:space="preserve"> PAGEREF _Toc242451005 \h </w:instrText>
+          <w:instrText xml:space="preserve"> PAGEREF _Toc242457663 \h </w:instrText>
         </w:r>
         <w:r>
           <w:rPr>
@@ -2715,7 +2715,7 @@
           <w14:ligatures w14:val="standardContextual"/>
         </w:rPr>
       </w:pPr>
-      <w:hyperlink w:anchor="_Toc242451006" w:history="1">
+      <w:hyperlink w:anchor="_Toc242457664" w:history="1">
         <w:r>
           <w:rPr>
             <w:rStyle w:val="aff8"/>
@@ -2742,7 +2742,7 @@
             <w:noProof/>
             <w:webHidden/>
           </w:rPr>
-          <w:instrText xml:space="preserve"> PAGEREF _Toc242451006 \h </w:instrText>
+          <w:instrText xml:space="preserve"> PAGEREF _Toc242457664 \h </w:instrText>
         </w:r>
         <w:r>
           <w:rPr>
@@ -2788,7 +2788,7 @@
           <w14:ligatures w14:val="standardContextual"/>
         </w:rPr>
       </w:pPr>
-      <w:hyperlink w:anchor="_Toc242451007" w:history="1">
+      <w:hyperlink w:anchor="_Toc242457665" w:history="1">
         <w:r>
           <w:rPr>
             <w:rStyle w:val="aff8"/>
@@ -2815,7 +2815,7 @@
             <w:noProof/>
             <w:webHidden/>
           </w:rPr>
-          <w:instrText xml:space="preserve"> PAGEREF _Toc242451007 \h </w:instrText>
+          <w:instrText xml:space="preserve"> PAGEREF _Toc242457665 \h </w:instrText>
         </w:r>
         <w:r>
           <w:rPr>
@@ -2861,7 +2861,7 @@
           <w14:ligatures w14:val="standardContextual"/>
         </w:rPr>
       </w:pPr>
-      <w:hyperlink w:anchor="_Toc242451008" w:history="1">
+      <w:hyperlink w:anchor="_Toc242457666" w:history="1">
         <w:r>
           <w:rPr>
             <w:rStyle w:val="aff8"/>
@@ -2888,7 +2888,7 @@
             <w:noProof/>
             <w:webHidden/>
           </w:rPr>
-          <w:instrText xml:space="preserve"> PAGEREF _Toc242451008 \h </w:instrText>
+          <w:instrText xml:space="preserve"> PAGEREF _Toc242457666 \h </w:instrText>
         </w:r>
         <w:r>
           <w:rPr>
@@ -2934,7 +2934,7 @@
           <w14:ligatures w14:val="standardContextual"/>
         </w:rPr>
       </w:pPr>
-      <w:hyperlink w:anchor="_Toc242451009" w:history="1">
+      <w:hyperlink w:anchor="_Toc242457667" w:history="1">
         <w:r>
           <w:rPr>
             <w:rStyle w:val="aff8"/>
@@ -2961,7 +2961,7 @@
             <w:noProof/>
             <w:webHidden/>
           </w:rPr>
-          <w:instrText xml:space="preserve"> PAGEREF _Toc242451009 \h </w:instrText>
+          <w:instrText xml:space="preserve"> PAGEREF _Toc242457667 \h </w:instrText>
         </w:r>
         <w:r>
           <w:rPr>
@@ -3007,7 +3007,7 @@
           <w14:ligatures w14:val="standardContextual"/>
         </w:rPr>
       </w:pPr>
-      <w:hyperlink w:anchor="_Toc242451010" w:history="1">
+      <w:hyperlink w:anchor="_Toc242457668" w:history="1">
         <w:r>
           <w:rPr>
             <w:rStyle w:val="aff8"/>
@@ -3034,7 +3034,7 @@
             <w:noProof/>
             <w:webHidden/>
           </w:rPr>
-          <w:instrText xml:space="preserve"> PAGEREF _Toc242451010 \h </w:instrText>
+          <w:instrText xml:space="preserve"> PAGEREF _Toc242457668 \h </w:instrText>
         </w:r>
         <w:r>
           <w:rPr>
@@ -3080,7 +3080,7 @@
           <w14:ligatures w14:val="standardContextual"/>
         </w:rPr>
       </w:pPr>
-      <w:hyperlink w:anchor="_Toc242451011" w:history="1">
+      <w:hyperlink w:anchor="_Toc242457669" w:history="1">
         <w:r>
           <w:rPr>
             <w:rStyle w:val="aff8"/>
@@ -3107,7 +3107,7 @@
             <w:noProof/>
             <w:webHidden/>
           </w:rPr>
-          <w:instrText xml:space="preserve"> PAGEREF _Toc242451011 \h </w:instrText>
+          <w:instrText xml:space="preserve"> PAGEREF _Toc242457669 \h </w:instrText>
         </w:r>
         <w:r>
           <w:rPr>
@@ -3153,7 +3153,7 @@
           <w14:ligatures w14:val="standardContextual"/>
         </w:rPr>
       </w:pPr>
-      <w:hyperlink w:anchor="_Toc242451012" w:history="1">
+      <w:hyperlink w:anchor="_Toc242457670" w:history="1">
         <w:r>
           <w:rPr>
             <w:rStyle w:val="aff8"/>
@@ -3180,7 +3180,7 @@
             <w:noProof/>
             <w:webHidden/>
           </w:rPr>
-          <w:instrText xml:space="preserve"> PAGEREF _Toc242451012 \h </w:instrText>
+          <w:instrText xml:space="preserve"> PAGEREF _Toc242457670 \h </w:instrText>
         </w:r>
         <w:r>
           <w:rPr>
@@ -3226,7 +3226,7 @@
         <w:ind w:firstLine="0"/>
         <w:jc w:val="center"/>
       </w:pPr>
-      <w:bookmarkStart w:id="0" w:name="_Toc242450973"/>
+      <w:bookmarkStart w:id="0" w:name="_Toc242457631"/>
       <w:r>
         <w:lastRenderedPageBreak/>
         <w:t>ПЕРЕЧЕНЬ ТЕРМИНОВ И СОКРАЩЕНИЙ</w:t>
@@ -4488,7 +4488,7 @@
         <w:pStyle w:val="1"/>
         <w:pageBreakBefore/>
       </w:pPr>
-      <w:bookmarkStart w:id="1" w:name="_Toc242450974"/>
+      <w:bookmarkStart w:id="1" w:name="_Toc242457632"/>
       <w:r>
         <w:lastRenderedPageBreak/>
         <w:t>1 Объект испытаний</w:t>
@@ -4499,7 +4499,7 @@
       <w:pPr>
         <w:pStyle w:val="21"/>
       </w:pPr>
-      <w:bookmarkStart w:id="2" w:name="_Toc242450975"/>
+      <w:bookmarkStart w:id="2" w:name="_Toc242457633"/>
       <w:r>
         <w:t>1.1 Наименование системы</w:t>
       </w:r>
@@ -4514,7 +4514,7 @@
       <w:pPr>
         <w:pStyle w:val="21"/>
       </w:pPr>
-      <w:bookmarkStart w:id="3" w:name="_Toc242450976"/>
+      <w:bookmarkStart w:id="3" w:name="_Toc242457634"/>
       <w:r>
         <w:t>1.2 Область применения</w:t>
       </w:r>
@@ -4529,7 +4529,7 @@
       <w:pPr>
         <w:pStyle w:val="21"/>
       </w:pPr>
-      <w:bookmarkStart w:id="4" w:name="_Toc242450977"/>
+      <w:bookmarkStart w:id="4" w:name="_Toc242457635"/>
       <w:r>
         <w:t>1.3 Состав объекта испытаний</w:t>
       </w:r>
@@ -4545,7 +4545,7 @@
         <w:pStyle w:val="1"/>
         <w:pageBreakBefore/>
       </w:pPr>
-      <w:bookmarkStart w:id="5" w:name="_Toc242450978"/>
+      <w:bookmarkStart w:id="5" w:name="_Toc242457636"/>
       <w:r>
         <w:lastRenderedPageBreak/>
         <w:t>2 Цель испытаний</w:t>
@@ -4562,7 +4562,7 @@
         <w:pStyle w:val="1"/>
         <w:pageBreakBefore/>
       </w:pPr>
-      <w:bookmarkStart w:id="6" w:name="_Toc242450979"/>
+      <w:bookmarkStart w:id="6" w:name="_Toc242457637"/>
       <w:r>
         <w:lastRenderedPageBreak/>
         <w:t>3 Общие положения</w:t>
@@ -4573,7 +4573,7 @@
       <w:pPr>
         <w:pStyle w:val="21"/>
       </w:pPr>
-      <w:bookmarkStart w:id="7" w:name="_Toc242450980"/>
+      <w:bookmarkStart w:id="7" w:name="_Toc242457638"/>
       <w:r>
         <w:t>3.1 Перечень руководящих документов</w:t>
       </w:r>
@@ -4603,7 +4603,7 @@
       <w:pPr>
         <w:pStyle w:val="21"/>
       </w:pPr>
-      <w:bookmarkStart w:id="8" w:name="_Toc242450981"/>
+      <w:bookmarkStart w:id="8" w:name="_Toc242457639"/>
       <w:r>
         <w:t>3.2 Виды испытаний</w:t>
       </w:r>
@@ -4643,7 +4643,7 @@
       <w:pPr>
         <w:pStyle w:val="21"/>
       </w:pPr>
-      <w:bookmarkStart w:id="9" w:name="_Toc242450982"/>
+      <w:bookmarkStart w:id="9" w:name="_Toc242457640"/>
       <w:r>
         <w:t>3.3 Место и продолжительность испытаний</w:t>
       </w:r>
@@ -4658,7 +4658,7 @@
       <w:pPr>
         <w:pStyle w:val="21"/>
       </w:pPr>
-      <w:bookmarkStart w:id="10" w:name="_Toc242450983"/>
+      <w:bookmarkStart w:id="10" w:name="_Toc242457641"/>
       <w:r>
         <w:t>3.4 Организации-участники</w:t>
       </w:r>
@@ -4673,7 +4673,7 @@
       <w:pPr>
         <w:pStyle w:val="21"/>
       </w:pPr>
-      <w:bookmarkStart w:id="11" w:name="_Toc242450984"/>
+      <w:bookmarkStart w:id="11" w:name="_Toc242457642"/>
       <w:r>
         <w:t>3.5 Перечень предъявляемых на испытания документов</w:t>
       </w:r>
@@ -4689,7 +4689,7 @@
         <w:pStyle w:val="1"/>
         <w:pageBreakBefore/>
       </w:pPr>
-      <w:bookmarkStart w:id="12" w:name="_Toc242450985"/>
+      <w:bookmarkStart w:id="12" w:name="_Toc242457643"/>
       <w:r>
         <w:lastRenderedPageBreak/>
         <w:t>4 Объём испытаний</w:t>
@@ -4700,7 +4700,7 @@
       <w:pPr>
         <w:pStyle w:val="21"/>
       </w:pPr>
-      <w:bookmarkStart w:id="13" w:name="_Toc242450986"/>
+      <w:bookmarkStart w:id="13" w:name="_Toc242457644"/>
       <w:r>
         <w:t>4.1 Перечень этапов</w:t>
       </w:r>
@@ -4750,7 +4750,7 @@
       <w:pPr>
         <w:pStyle w:val="21"/>
       </w:pPr>
-      <w:bookmarkStart w:id="14" w:name="_Toc242450987"/>
+      <w:bookmarkStart w:id="14" w:name="_Toc242457645"/>
       <w:r>
         <w:t>4.2 Критерии успешности</w:t>
       </w:r>
@@ -4781,7 +4781,7 @@
         <w:pStyle w:val="1"/>
         <w:pageBreakBefore/>
       </w:pPr>
-      <w:bookmarkStart w:id="15" w:name="_Toc242450988"/>
+      <w:bookmarkStart w:id="15" w:name="_Toc242457646"/>
       <w:r>
         <w:lastRenderedPageBreak/>
         <w:t>5 Условия и порядок проведения испытаний</w:t>
@@ -4792,7 +4792,7 @@
       <w:pPr>
         <w:pStyle w:val="21"/>
       </w:pPr>
-      <w:bookmarkStart w:id="16" w:name="_Toc242450989"/>
+      <w:bookmarkStart w:id="16" w:name="_Toc242457647"/>
       <w:r>
         <w:t>5.1 Условия проведения</w:t>
       </w:r>
@@ -4832,7 +4832,7 @@
       <w:pPr>
         <w:pStyle w:val="21"/>
       </w:pPr>
-      <w:bookmarkStart w:id="17" w:name="_Toc242450990"/>
+      <w:bookmarkStart w:id="17" w:name="_Toc242457648"/>
       <w:r>
         <w:t>5.2 Порядок проведения</w:t>
       </w:r>
@@ -4847,7 +4847,7 @@
       <w:pPr>
         <w:pStyle w:val="21"/>
       </w:pPr>
-      <w:bookmarkStart w:id="18" w:name="_Toc242450991"/>
+      <w:bookmarkStart w:id="18" w:name="_Toc242457649"/>
       <w:r>
         <w:t>5.3 Персонал</w:t>
       </w:r>
@@ -4863,7 +4863,7 @@
         <w:pStyle w:val="1"/>
         <w:pageBreakBefore/>
       </w:pPr>
-      <w:bookmarkStart w:id="19" w:name="_Toc242450992"/>
+      <w:bookmarkStart w:id="19" w:name="_Toc242457650"/>
       <w:r>
         <w:lastRenderedPageBreak/>
         <w:t>6 Материально-техническое обеспечение</w:t>
@@ -4880,7 +4880,7 @@
         <w:pStyle w:val="1"/>
         <w:pageBreakBefore/>
       </w:pPr>
-      <w:bookmarkStart w:id="20" w:name="_Toc242450993"/>
+      <w:bookmarkStart w:id="20" w:name="_Toc242457651"/>
       <w:r>
         <w:lastRenderedPageBreak/>
         <w:t>7 Метрологическое обеспечение</w:t>
@@ -4897,7 +4897,7 @@
         <w:pStyle w:val="1"/>
         <w:pageBreakBefore/>
       </w:pPr>
-      <w:bookmarkStart w:id="21" w:name="_Toc242450994"/>
+      <w:bookmarkStart w:id="21" w:name="_Toc242457652"/>
       <w:r>
         <w:lastRenderedPageBreak/>
         <w:t>8 Отчётность</w:t>
@@ -4916,7 +4916,7 @@
         <w:ind w:firstLine="0"/>
         <w:jc w:val="center"/>
       </w:pPr>
-      <w:bookmarkStart w:id="22" w:name="_Toc242450995"/>
+      <w:bookmarkStart w:id="22" w:name="_Toc242457653"/>
       <w:r>
         <w:lastRenderedPageBreak/>
         <w:t>Приложение А</w:t>
@@ -4940,7 +4940,7 @@
       <w:pPr>
         <w:pStyle w:val="21"/>
       </w:pPr>
-      <w:bookmarkStart w:id="23" w:name="_Toc242450996"/>
+      <w:bookmarkStart w:id="23" w:name="_Toc242457654"/>
       <w:r>
         <w:t>А.1 Подсистема «Организационная структура и права доступа»</w:t>
       </w:r>
@@ -6031,7 +6031,7 @@
       <w:pPr>
         <w:pStyle w:val="21"/>
       </w:pPr>
-      <w:bookmarkStart w:id="24" w:name="_Toc242450997"/>
+      <w:bookmarkStart w:id="24" w:name="_Toc242457655"/>
       <w:r>
         <w:t>А.2 Подсистема «Каталог недвижимости»</w:t>
       </w:r>
@@ -6911,7 +6911,7 @@
       <w:pPr>
         <w:pStyle w:val="21"/>
       </w:pPr>
-      <w:bookmarkStart w:id="25" w:name="_Toc242450998"/>
+      <w:bookmarkStart w:id="25" w:name="_Toc242457656"/>
       <w:r>
         <w:t>А.3 Подсистема «Работа с клиентами»</w:t>
       </w:r>
@@ -7771,7 +7771,7 @@
       <w:pPr>
         <w:pStyle w:val="21"/>
       </w:pPr>
-      <w:bookmarkStart w:id="26" w:name="_Toc242450999"/>
+      <w:bookmarkStart w:id="26" w:name="_Toc242457657"/>
       <w:r>
         <w:t>А.4 Подсистема «Сделки»</w:t>
       </w:r>
@@ -8920,7 +8920,7 @@
       <w:pPr>
         <w:pStyle w:val="21"/>
       </w:pPr>
-      <w:bookmarkStart w:id="27" w:name="_Toc242451000"/>
+      <w:bookmarkStart w:id="27" w:name="_Toc242457658"/>
       <w:r>
         <w:lastRenderedPageBreak/>
         <w:t>А.5 Подсистема «Финансы»</w:t>
@@ -10477,7 +10477,7 @@
       <w:pPr>
         <w:pStyle w:val="21"/>
       </w:pPr>
-      <w:bookmarkStart w:id="28" w:name="_Toc242451001"/>
+      <w:bookmarkStart w:id="28" w:name="_Toc242457659"/>
       <w:r>
         <w:t>А.6 Подсистема «Шаблоны документов»</w:t>
       </w:r>
@@ -10756,7 +10756,7 @@
       <w:pPr>
         <w:pStyle w:val="21"/>
       </w:pPr>
-      <w:bookmarkStart w:id="29" w:name="_Toc242451002"/>
+      <w:bookmarkStart w:id="29" w:name="_Toc242457660"/>
       <w:r>
         <w:t>А.7 Подсистема «Задачи»</w:t>
       </w:r>
@@ -11151,7 +11151,7 @@
       <w:pPr>
         <w:pStyle w:val="21"/>
       </w:pPr>
-      <w:bookmarkStart w:id="30" w:name="_Toc242451003"/>
+      <w:bookmarkStart w:id="30" w:name="_Toc242457661"/>
       <w:r>
         <w:t>А.8 Подсистема «Аналитика и отчётность»</w:t>
       </w:r>
@@ -11547,7 +11547,7 @@
       <w:pPr>
         <w:pStyle w:val="21"/>
       </w:pPr>
-      <w:bookmarkStart w:id="31" w:name="_Toc242451004"/>
+      <w:bookmarkStart w:id="31" w:name="_Toc242457662"/>
       <w:r>
         <w:t>А.9 Подсистема «Интеграция с партнёрами»</w:t>
       </w:r>
@@ -12126,7 +12126,7 @@
       <w:pPr>
         <w:pStyle w:val="21"/>
       </w:pPr>
-      <w:bookmarkStart w:id="32" w:name="_Toc242451005"/>
+      <w:bookmarkStart w:id="32" w:name="_Toc242457663"/>
       <w:r>
         <w:t>А.10 Подсистема «Регламентные задания»</w:t>
       </w:r>
@@ -12565,7 +12565,7 @@
       <w:pPr>
         <w:pStyle w:val="21"/>
       </w:pPr>
-      <w:bookmarkStart w:id="33" w:name="_Toc242451006"/>
+      <w:bookmarkStart w:id="33" w:name="_Toc242457664"/>
       <w:r>
         <w:lastRenderedPageBreak/>
         <w:t>А.11 Сквозной сценарий продажи</w:t>
@@ -12836,7 +12836,7 @@
       <w:pPr>
         <w:pStyle w:val="21"/>
       </w:pPr>
-      <w:bookmarkStart w:id="34" w:name="_Toc242451007"/>
+      <w:bookmarkStart w:id="34" w:name="_Toc242457665"/>
       <w:r>
         <w:t>А.12 Защита информации</w:t>
       </w:r>
@@ -13233,7 +13233,7 @@
       <w:pPr>
         <w:pStyle w:val="21"/>
       </w:pPr>
-      <w:bookmarkStart w:id="35" w:name="_Toc242451008"/>
+      <w:bookmarkStart w:id="35" w:name="_Toc242457666"/>
       <w:r>
         <w:t>А.13 Эргономика и многоязычность</w:t>
       </w:r>
@@ -13503,7 +13503,7 @@
       <w:pPr>
         <w:pStyle w:val="21"/>
       </w:pPr>
-      <w:bookmarkStart w:id="36" w:name="_Toc242451009"/>
+      <w:bookmarkStart w:id="36" w:name="_Toc242457667"/>
       <w:r>
         <w:t>А.14 Показатели назначения</w:t>
       </w:r>
@@ -13731,7 +13731,7 @@
         <w:ind w:firstLine="0"/>
         <w:jc w:val="center"/>
       </w:pPr>
-      <w:bookmarkStart w:id="37" w:name="_Toc242451010"/>
+      <w:bookmarkStart w:id="37" w:name="_Toc242457668"/>
       <w:r>
         <w:lastRenderedPageBreak/>
         <w:t>Приложение Б</w:t>
@@ -14130,7 +14130,7 @@
         <w:ind w:firstLine="0"/>
         <w:jc w:val="center"/>
       </w:pPr>
-      <w:bookmarkStart w:id="38" w:name="_Toc242451011"/>
+      <w:bookmarkStart w:id="38" w:name="_Toc242457669"/>
       <w:r>
         <w:lastRenderedPageBreak/>
         <w:t>Приложение В</w:t>
@@ -14409,7 +14409,7 @@
         <w:ind w:firstLine="0"/>
         <w:jc w:val="center"/>
       </w:pPr>
-      <w:bookmarkStart w:id="39" w:name="_Toc242451012"/>
+      <w:bookmarkStart w:id="39" w:name="_Toc242457670"/>
       <w:r>
         <w:lastRenderedPageBreak/>
         <w:t>ЛИСТ РЕГИСТРАЦИИ ИЗМЕНЕНИЙ</w:t>
@@ -16471,31 +16471,31 @@
       </w:rPr>
     </w:lvl>
   </w:abstractNum>
-  <w:num w:numId="1" w16cid:durableId="1469860917">
+  <w:num w:numId="1" w16cid:durableId="1422603852">
     <w:abstractNumId w:val="8"/>
   </w:num>
-  <w:num w:numId="2" w16cid:durableId="1324040824">
+  <w:num w:numId="2" w16cid:durableId="2083677308">
     <w:abstractNumId w:val="6"/>
   </w:num>
-  <w:num w:numId="3" w16cid:durableId="1005744102">
+  <w:num w:numId="3" w16cid:durableId="1592471092">
     <w:abstractNumId w:val="5"/>
   </w:num>
-  <w:num w:numId="4" w16cid:durableId="672415832">
+  <w:num w:numId="4" w16cid:durableId="700283094">
     <w:abstractNumId w:val="4"/>
   </w:num>
-  <w:num w:numId="5" w16cid:durableId="566499716">
+  <w:num w:numId="5" w16cid:durableId="1873685465">
     <w:abstractNumId w:val="7"/>
   </w:num>
-  <w:num w:numId="6" w16cid:durableId="976228836">
+  <w:num w:numId="6" w16cid:durableId="1483738579">
     <w:abstractNumId w:val="3"/>
   </w:num>
-  <w:num w:numId="7" w16cid:durableId="1547915596">
+  <w:num w:numId="7" w16cid:durableId="1463577689">
     <w:abstractNumId w:val="2"/>
   </w:num>
-  <w:num w:numId="8" w16cid:durableId="667832090">
+  <w:num w:numId="8" w16cid:durableId="1443376497">
     <w:abstractNumId w:val="1"/>
   </w:num>
-  <w:num w:numId="9" w16cid:durableId="579561303">
+  <w:num w:numId="9" w16cid:durableId="1394039134">
     <w:abstractNumId w:val="0"/>
   </w:num>
 </w:numbering>
@@ -28028,7 +28028,7 @@
     <w:autoRedefine/>
     <w:uiPriority w:val="39"/>
     <w:unhideWhenUsed/>
-    <w:rsid w:val="00C83198"/>
+    <w:rsid w:val="00EB1019"/>
     <w:pPr>
       <w:spacing w:after="100"/>
     </w:pPr>
@@ -28040,7 +28040,7 @@
     <w:autoRedefine/>
     <w:uiPriority w:val="39"/>
     <w:unhideWhenUsed/>
-    <w:rsid w:val="00C83198"/>
+    <w:rsid w:val="00EB1019"/>
     <w:pPr>
       <w:spacing w:after="100"/>
       <w:ind w:left="240"/>
@@ -28051,7 +28051,7 @@
     <w:basedOn w:val="a2"/>
     <w:uiPriority w:val="99"/>
     <w:unhideWhenUsed/>
-    <w:rsid w:val="00C83198"/>
+    <w:rsid w:val="00EB1019"/>
     <w:rPr>
       <w:color w:val="0000FF" w:themeColor="hyperlink"/>
       <w:u w:val="single"/>

--- a/docs/gost/out/06_ПМ_Программа_и_методика_испытаний.docx
+++ b/docs/gost/out/06_ПМ_Программа_и_методика_испытаний.docx
@@ -224,7 +224,7 @@
         <w:rPr>
           <w:noProof/>
         </w:rPr>
-        <w:t>23</w:t>
+        <w:t>24</w:t>
       </w:r>
       <w:r>
         <w:fldChar w:fldCharType="end"/>
@@ -306,7 +306,7 @@
       <w:r>
         <w:fldChar w:fldCharType="separate"/>
       </w:r>
-      <w:hyperlink w:anchor="_Toc242457631" w:history="1">
+      <w:hyperlink w:anchor="_Toc242459500" w:history="1">
         <w:r>
           <w:rPr>
             <w:rStyle w:val="aff8"/>
@@ -333,7 +333,7 @@
             <w:noProof/>
             <w:webHidden/>
           </w:rPr>
-          <w:instrText xml:space="preserve"> PAGEREF _Toc242457631 \h </w:instrText>
+          <w:instrText xml:space="preserve"> PAGEREF _Toc242459500 \h </w:instrText>
         </w:r>
         <w:r>
           <w:rPr>
@@ -379,7 +379,7 @@
           <w14:ligatures w14:val="standardContextual"/>
         </w:rPr>
       </w:pPr>
-      <w:hyperlink w:anchor="_Toc242457632" w:history="1">
+      <w:hyperlink w:anchor="_Toc242459501" w:history="1">
         <w:r>
           <w:rPr>
             <w:rStyle w:val="aff8"/>
@@ -406,7 +406,7 @@
             <w:noProof/>
             <w:webHidden/>
           </w:rPr>
-          <w:instrText xml:space="preserve"> PAGEREF _Toc242457632 \h </w:instrText>
+          <w:instrText xml:space="preserve"> PAGEREF _Toc242459501 \h </w:instrText>
         </w:r>
         <w:r>
           <w:rPr>
@@ -452,7 +452,7 @@
           <w14:ligatures w14:val="standardContextual"/>
         </w:rPr>
       </w:pPr>
-      <w:hyperlink w:anchor="_Toc242457633" w:history="1">
+      <w:hyperlink w:anchor="_Toc242459502" w:history="1">
         <w:r>
           <w:rPr>
             <w:rStyle w:val="aff8"/>
@@ -479,7 +479,7 @@
             <w:noProof/>
             <w:webHidden/>
           </w:rPr>
-          <w:instrText xml:space="preserve"> PAGEREF _Toc242457633 \h </w:instrText>
+          <w:instrText xml:space="preserve"> PAGEREF _Toc242459502 \h </w:instrText>
         </w:r>
         <w:r>
           <w:rPr>
@@ -525,7 +525,7 @@
           <w14:ligatures w14:val="standardContextual"/>
         </w:rPr>
       </w:pPr>
-      <w:hyperlink w:anchor="_Toc242457634" w:history="1">
+      <w:hyperlink w:anchor="_Toc242459503" w:history="1">
         <w:r>
           <w:rPr>
             <w:rStyle w:val="aff8"/>
@@ -552,7 +552,7 @@
             <w:noProof/>
             <w:webHidden/>
           </w:rPr>
-          <w:instrText xml:space="preserve"> PAGEREF _Toc242457634 \h </w:instrText>
+          <w:instrText xml:space="preserve"> PAGEREF _Toc242459503 \h </w:instrText>
         </w:r>
         <w:r>
           <w:rPr>
@@ -598,7 +598,7 @@
           <w14:ligatures w14:val="standardContextual"/>
         </w:rPr>
       </w:pPr>
-      <w:hyperlink w:anchor="_Toc242457635" w:history="1">
+      <w:hyperlink w:anchor="_Toc242459504" w:history="1">
         <w:r>
           <w:rPr>
             <w:rStyle w:val="aff8"/>
@@ -625,7 +625,7 @@
             <w:noProof/>
             <w:webHidden/>
           </w:rPr>
-          <w:instrText xml:space="preserve"> PAGEREF _Toc242457635 \h </w:instrText>
+          <w:instrText xml:space="preserve"> PAGEREF _Toc242459504 \h </w:instrText>
         </w:r>
         <w:r>
           <w:rPr>
@@ -671,7 +671,7 @@
           <w14:ligatures w14:val="standardContextual"/>
         </w:rPr>
       </w:pPr>
-      <w:hyperlink w:anchor="_Toc242457636" w:history="1">
+      <w:hyperlink w:anchor="_Toc242459505" w:history="1">
         <w:r>
           <w:rPr>
             <w:rStyle w:val="aff8"/>
@@ -698,7 +698,7 @@
             <w:noProof/>
             <w:webHidden/>
           </w:rPr>
-          <w:instrText xml:space="preserve"> PAGEREF _Toc242457636 \h </w:instrText>
+          <w:instrText xml:space="preserve"> PAGEREF _Toc242459505 \h </w:instrText>
         </w:r>
         <w:r>
           <w:rPr>
@@ -744,7 +744,7 @@
           <w14:ligatures w14:val="standardContextual"/>
         </w:rPr>
       </w:pPr>
-      <w:hyperlink w:anchor="_Toc242457637" w:history="1">
+      <w:hyperlink w:anchor="_Toc242459506" w:history="1">
         <w:r>
           <w:rPr>
             <w:rStyle w:val="aff8"/>
@@ -771,7 +771,7 @@
             <w:noProof/>
             <w:webHidden/>
           </w:rPr>
-          <w:instrText xml:space="preserve"> PAGEREF _Toc242457637 \h </w:instrText>
+          <w:instrText xml:space="preserve"> PAGEREF _Toc242459506 \h </w:instrText>
         </w:r>
         <w:r>
           <w:rPr>
@@ -817,7 +817,7 @@
           <w14:ligatures w14:val="standardContextual"/>
         </w:rPr>
       </w:pPr>
-      <w:hyperlink w:anchor="_Toc242457638" w:history="1">
+      <w:hyperlink w:anchor="_Toc242459507" w:history="1">
         <w:r>
           <w:rPr>
             <w:rStyle w:val="aff8"/>
@@ -844,7 +844,7 @@
             <w:noProof/>
             <w:webHidden/>
           </w:rPr>
-          <w:instrText xml:space="preserve"> PAGEREF _Toc242457638 \h </w:instrText>
+          <w:instrText xml:space="preserve"> PAGEREF _Toc242459507 \h </w:instrText>
         </w:r>
         <w:r>
           <w:rPr>
@@ -890,7 +890,7 @@
           <w14:ligatures w14:val="standardContextual"/>
         </w:rPr>
       </w:pPr>
-      <w:hyperlink w:anchor="_Toc242457639" w:history="1">
+      <w:hyperlink w:anchor="_Toc242459508" w:history="1">
         <w:r>
           <w:rPr>
             <w:rStyle w:val="aff8"/>
@@ -917,7 +917,7 @@
             <w:noProof/>
             <w:webHidden/>
           </w:rPr>
-          <w:instrText xml:space="preserve"> PAGEREF _Toc242457639 \h </w:instrText>
+          <w:instrText xml:space="preserve"> PAGEREF _Toc242459508 \h </w:instrText>
         </w:r>
         <w:r>
           <w:rPr>
@@ -963,7 +963,7 @@
           <w14:ligatures w14:val="standardContextual"/>
         </w:rPr>
       </w:pPr>
-      <w:hyperlink w:anchor="_Toc242457640" w:history="1">
+      <w:hyperlink w:anchor="_Toc242459509" w:history="1">
         <w:r>
           <w:rPr>
             <w:rStyle w:val="aff8"/>
@@ -990,7 +990,7 @@
             <w:noProof/>
             <w:webHidden/>
           </w:rPr>
-          <w:instrText xml:space="preserve"> PAGEREF _Toc242457640 \h </w:instrText>
+          <w:instrText xml:space="preserve"> PAGEREF _Toc242459509 \h </w:instrText>
         </w:r>
         <w:r>
           <w:rPr>
@@ -1036,7 +1036,7 @@
           <w14:ligatures w14:val="standardContextual"/>
         </w:rPr>
       </w:pPr>
-      <w:hyperlink w:anchor="_Toc242457641" w:history="1">
+      <w:hyperlink w:anchor="_Toc242459510" w:history="1">
         <w:r>
           <w:rPr>
             <w:rStyle w:val="aff8"/>
@@ -1063,7 +1063,7 @@
             <w:noProof/>
             <w:webHidden/>
           </w:rPr>
-          <w:instrText xml:space="preserve"> PAGEREF _Toc242457641 \h </w:instrText>
+          <w:instrText xml:space="preserve"> PAGEREF _Toc242459510 \h </w:instrText>
         </w:r>
         <w:r>
           <w:rPr>
@@ -1109,7 +1109,7 @@
           <w14:ligatures w14:val="standardContextual"/>
         </w:rPr>
       </w:pPr>
-      <w:hyperlink w:anchor="_Toc242457642" w:history="1">
+      <w:hyperlink w:anchor="_Toc242459511" w:history="1">
         <w:r>
           <w:rPr>
             <w:rStyle w:val="aff8"/>
@@ -1136,7 +1136,7 @@
             <w:noProof/>
             <w:webHidden/>
           </w:rPr>
-          <w:instrText xml:space="preserve"> PAGEREF _Toc242457642 \h </w:instrText>
+          <w:instrText xml:space="preserve"> PAGEREF _Toc242459511 \h </w:instrText>
         </w:r>
         <w:r>
           <w:rPr>
@@ -1182,7 +1182,7 @@
           <w14:ligatures w14:val="standardContextual"/>
         </w:rPr>
       </w:pPr>
-      <w:hyperlink w:anchor="_Toc242457643" w:history="1">
+      <w:hyperlink w:anchor="_Toc242459512" w:history="1">
         <w:r>
           <w:rPr>
             <w:rStyle w:val="aff8"/>
@@ -1209,7 +1209,7 @@
             <w:noProof/>
             <w:webHidden/>
           </w:rPr>
-          <w:instrText xml:space="preserve"> PAGEREF _Toc242457643 \h </w:instrText>
+          <w:instrText xml:space="preserve"> PAGEREF _Toc242459512 \h </w:instrText>
         </w:r>
         <w:r>
           <w:rPr>
@@ -1255,7 +1255,7 @@
           <w14:ligatures w14:val="standardContextual"/>
         </w:rPr>
       </w:pPr>
-      <w:hyperlink w:anchor="_Toc242457644" w:history="1">
+      <w:hyperlink w:anchor="_Toc242459513" w:history="1">
         <w:r>
           <w:rPr>
             <w:rStyle w:val="aff8"/>
@@ -1282,7 +1282,7 @@
             <w:noProof/>
             <w:webHidden/>
           </w:rPr>
-          <w:instrText xml:space="preserve"> PAGEREF _Toc242457644 \h </w:instrText>
+          <w:instrText xml:space="preserve"> PAGEREF _Toc242459513 \h </w:instrText>
         </w:r>
         <w:r>
           <w:rPr>
@@ -1328,7 +1328,7 @@
           <w14:ligatures w14:val="standardContextual"/>
         </w:rPr>
       </w:pPr>
-      <w:hyperlink w:anchor="_Toc242457645" w:history="1">
+      <w:hyperlink w:anchor="_Toc242459514" w:history="1">
         <w:r>
           <w:rPr>
             <w:rStyle w:val="aff8"/>
@@ -1355,7 +1355,7 @@
             <w:noProof/>
             <w:webHidden/>
           </w:rPr>
-          <w:instrText xml:space="preserve"> PAGEREF _Toc242457645 \h </w:instrText>
+          <w:instrText xml:space="preserve"> PAGEREF _Toc242459514 \h </w:instrText>
         </w:r>
         <w:r>
           <w:rPr>
@@ -1401,7 +1401,7 @@
           <w14:ligatures w14:val="standardContextual"/>
         </w:rPr>
       </w:pPr>
-      <w:hyperlink w:anchor="_Toc242457646" w:history="1">
+      <w:hyperlink w:anchor="_Toc242459515" w:history="1">
         <w:r>
           <w:rPr>
             <w:rStyle w:val="aff8"/>
@@ -1428,7 +1428,7 @@
             <w:noProof/>
             <w:webHidden/>
           </w:rPr>
-          <w:instrText xml:space="preserve"> PAGEREF _Toc242457646 \h </w:instrText>
+          <w:instrText xml:space="preserve"> PAGEREF _Toc242459515 \h </w:instrText>
         </w:r>
         <w:r>
           <w:rPr>
@@ -1474,7 +1474,7 @@
           <w14:ligatures w14:val="standardContextual"/>
         </w:rPr>
       </w:pPr>
-      <w:hyperlink w:anchor="_Toc242457647" w:history="1">
+      <w:hyperlink w:anchor="_Toc242459516" w:history="1">
         <w:r>
           <w:rPr>
             <w:rStyle w:val="aff8"/>
@@ -1501,7 +1501,7 @@
             <w:noProof/>
             <w:webHidden/>
           </w:rPr>
-          <w:instrText xml:space="preserve"> PAGEREF _Toc242457647 \h </w:instrText>
+          <w:instrText xml:space="preserve"> PAGEREF _Toc242459516 \h </w:instrText>
         </w:r>
         <w:r>
           <w:rPr>
@@ -1547,7 +1547,7 @@
           <w14:ligatures w14:val="standardContextual"/>
         </w:rPr>
       </w:pPr>
-      <w:hyperlink w:anchor="_Toc242457648" w:history="1">
+      <w:hyperlink w:anchor="_Toc242459517" w:history="1">
         <w:r>
           <w:rPr>
             <w:rStyle w:val="aff8"/>
@@ -1574,7 +1574,7 @@
             <w:noProof/>
             <w:webHidden/>
           </w:rPr>
-          <w:instrText xml:space="preserve"> PAGEREF _Toc242457648 \h </w:instrText>
+          <w:instrText xml:space="preserve"> PAGEREF _Toc242459517 \h </w:instrText>
         </w:r>
         <w:r>
           <w:rPr>
@@ -1620,7 +1620,7 @@
           <w14:ligatures w14:val="standardContextual"/>
         </w:rPr>
       </w:pPr>
-      <w:hyperlink w:anchor="_Toc242457649" w:history="1">
+      <w:hyperlink w:anchor="_Toc242459518" w:history="1">
         <w:r>
           <w:rPr>
             <w:rStyle w:val="aff8"/>
@@ -1647,7 +1647,7 @@
             <w:noProof/>
             <w:webHidden/>
           </w:rPr>
-          <w:instrText xml:space="preserve"> PAGEREF _Toc242457649 \h </w:instrText>
+          <w:instrText xml:space="preserve"> PAGEREF _Toc242459518 \h </w:instrText>
         </w:r>
         <w:r>
           <w:rPr>
@@ -1693,7 +1693,7 @@
           <w14:ligatures w14:val="standardContextual"/>
         </w:rPr>
       </w:pPr>
-      <w:hyperlink w:anchor="_Toc242457650" w:history="1">
+      <w:hyperlink w:anchor="_Toc242459519" w:history="1">
         <w:r>
           <w:rPr>
             <w:rStyle w:val="aff8"/>
@@ -1720,7 +1720,7 @@
             <w:noProof/>
             <w:webHidden/>
           </w:rPr>
-          <w:instrText xml:space="preserve"> PAGEREF _Toc242457650 \h </w:instrText>
+          <w:instrText xml:space="preserve"> PAGEREF _Toc242459519 \h </w:instrText>
         </w:r>
         <w:r>
           <w:rPr>
@@ -1766,7 +1766,7 @@
           <w14:ligatures w14:val="standardContextual"/>
         </w:rPr>
       </w:pPr>
-      <w:hyperlink w:anchor="_Toc242457651" w:history="1">
+      <w:hyperlink w:anchor="_Toc242459520" w:history="1">
         <w:r>
           <w:rPr>
             <w:rStyle w:val="aff8"/>
@@ -1793,7 +1793,7 @@
             <w:noProof/>
             <w:webHidden/>
           </w:rPr>
-          <w:instrText xml:space="preserve"> PAGEREF _Toc242457651 \h </w:instrText>
+          <w:instrText xml:space="preserve"> PAGEREF _Toc242459520 \h </w:instrText>
         </w:r>
         <w:r>
           <w:rPr>
@@ -1839,7 +1839,7 @@
           <w14:ligatures w14:val="standardContextual"/>
         </w:rPr>
       </w:pPr>
-      <w:hyperlink w:anchor="_Toc242457652" w:history="1">
+      <w:hyperlink w:anchor="_Toc242459521" w:history="1">
         <w:r>
           <w:rPr>
             <w:rStyle w:val="aff8"/>
@@ -1866,7 +1866,7 @@
             <w:noProof/>
             <w:webHidden/>
           </w:rPr>
-          <w:instrText xml:space="preserve"> PAGEREF _Toc242457652 \h </w:instrText>
+          <w:instrText xml:space="preserve"> PAGEREF _Toc242459521 \h </w:instrText>
         </w:r>
         <w:r>
           <w:rPr>
@@ -1912,7 +1912,7 @@
           <w14:ligatures w14:val="standardContextual"/>
         </w:rPr>
       </w:pPr>
-      <w:hyperlink w:anchor="_Toc242457653" w:history="1">
+      <w:hyperlink w:anchor="_Toc242459522" w:history="1">
         <w:r>
           <w:rPr>
             <w:rStyle w:val="aff8"/>
@@ -1939,7 +1939,7 @@
             <w:noProof/>
             <w:webHidden/>
           </w:rPr>
-          <w:instrText xml:space="preserve"> PAGEREF _Toc242457653 \h </w:instrText>
+          <w:instrText xml:space="preserve"> PAGEREF _Toc242459522 \h </w:instrText>
         </w:r>
         <w:r>
           <w:rPr>
@@ -1985,7 +1985,7 @@
           <w14:ligatures w14:val="standardContextual"/>
         </w:rPr>
       </w:pPr>
-      <w:hyperlink w:anchor="_Toc242457654" w:history="1">
+      <w:hyperlink w:anchor="_Toc242459523" w:history="1">
         <w:r>
           <w:rPr>
             <w:rStyle w:val="aff8"/>
@@ -2012,7 +2012,7 @@
             <w:noProof/>
             <w:webHidden/>
           </w:rPr>
-          <w:instrText xml:space="preserve"> PAGEREF _Toc242457654 \h </w:instrText>
+          <w:instrText xml:space="preserve"> PAGEREF _Toc242459523 \h </w:instrText>
         </w:r>
         <w:r>
           <w:rPr>
@@ -2058,7 +2058,7 @@
           <w14:ligatures w14:val="standardContextual"/>
         </w:rPr>
       </w:pPr>
-      <w:hyperlink w:anchor="_Toc242457655" w:history="1">
+      <w:hyperlink w:anchor="_Toc242459524" w:history="1">
         <w:r>
           <w:rPr>
             <w:rStyle w:val="aff8"/>
@@ -2085,7 +2085,7 @@
             <w:noProof/>
             <w:webHidden/>
           </w:rPr>
-          <w:instrText xml:space="preserve"> PAGEREF _Toc242457655 \h </w:instrText>
+          <w:instrText xml:space="preserve"> PAGEREF _Toc242459524 \h </w:instrText>
         </w:r>
         <w:r>
           <w:rPr>
@@ -2131,7 +2131,7 @@
           <w14:ligatures w14:val="standardContextual"/>
         </w:rPr>
       </w:pPr>
-      <w:hyperlink w:anchor="_Toc242457656" w:history="1">
+      <w:hyperlink w:anchor="_Toc242459525" w:history="1">
         <w:r>
           <w:rPr>
             <w:rStyle w:val="aff8"/>
@@ -2158,7 +2158,7 @@
             <w:noProof/>
             <w:webHidden/>
           </w:rPr>
-          <w:instrText xml:space="preserve"> PAGEREF _Toc242457656 \h </w:instrText>
+          <w:instrText xml:space="preserve"> PAGEREF _Toc242459525 \h </w:instrText>
         </w:r>
         <w:r>
           <w:rPr>
@@ -2204,7 +2204,7 @@
           <w14:ligatures w14:val="standardContextual"/>
         </w:rPr>
       </w:pPr>
-      <w:hyperlink w:anchor="_Toc242457657" w:history="1">
+      <w:hyperlink w:anchor="_Toc242459526" w:history="1">
         <w:r>
           <w:rPr>
             <w:rStyle w:val="aff8"/>
@@ -2231,7 +2231,7 @@
             <w:noProof/>
             <w:webHidden/>
           </w:rPr>
-          <w:instrText xml:space="preserve"> PAGEREF _Toc242457657 \h </w:instrText>
+          <w:instrText xml:space="preserve"> PAGEREF _Toc242459526 \h </w:instrText>
         </w:r>
         <w:r>
           <w:rPr>
@@ -2277,7 +2277,7 @@
           <w14:ligatures w14:val="standardContextual"/>
         </w:rPr>
       </w:pPr>
-      <w:hyperlink w:anchor="_Toc242457658" w:history="1">
+      <w:hyperlink w:anchor="_Toc242459527" w:history="1">
         <w:r>
           <w:rPr>
             <w:rStyle w:val="aff8"/>
@@ -2304,7 +2304,7 @@
             <w:noProof/>
             <w:webHidden/>
           </w:rPr>
-          <w:instrText xml:space="preserve"> PAGEREF _Toc242457658 \h </w:instrText>
+          <w:instrText xml:space="preserve"> PAGEREF _Toc242459527 \h </w:instrText>
         </w:r>
         <w:r>
           <w:rPr>
@@ -2350,7 +2350,7 @@
           <w14:ligatures w14:val="standardContextual"/>
         </w:rPr>
       </w:pPr>
-      <w:hyperlink w:anchor="_Toc242457659" w:history="1">
+      <w:hyperlink w:anchor="_Toc242459528" w:history="1">
         <w:r>
           <w:rPr>
             <w:rStyle w:val="aff8"/>
@@ -2377,7 +2377,7 @@
             <w:noProof/>
             <w:webHidden/>
           </w:rPr>
-          <w:instrText xml:space="preserve"> PAGEREF _Toc242457659 \h </w:instrText>
+          <w:instrText xml:space="preserve"> PAGEREF _Toc242459528 \h </w:instrText>
         </w:r>
         <w:r>
           <w:rPr>
@@ -2423,7 +2423,7 @@
           <w14:ligatures w14:val="standardContextual"/>
         </w:rPr>
       </w:pPr>
-      <w:hyperlink w:anchor="_Toc242457660" w:history="1">
+      <w:hyperlink w:anchor="_Toc242459529" w:history="1">
         <w:r>
           <w:rPr>
             <w:rStyle w:val="aff8"/>
@@ -2450,7 +2450,7 @@
             <w:noProof/>
             <w:webHidden/>
           </w:rPr>
-          <w:instrText xml:space="preserve"> PAGEREF _Toc242457660 \h </w:instrText>
+          <w:instrText xml:space="preserve"> PAGEREF _Toc242459529 \h </w:instrText>
         </w:r>
         <w:r>
           <w:rPr>
@@ -2496,7 +2496,7 @@
           <w14:ligatures w14:val="standardContextual"/>
         </w:rPr>
       </w:pPr>
-      <w:hyperlink w:anchor="_Toc242457661" w:history="1">
+      <w:hyperlink w:anchor="_Toc242459530" w:history="1">
         <w:r>
           <w:rPr>
             <w:rStyle w:val="aff8"/>
@@ -2523,7 +2523,7 @@
             <w:noProof/>
             <w:webHidden/>
           </w:rPr>
-          <w:instrText xml:space="preserve"> PAGEREF _Toc242457661 \h </w:instrText>
+          <w:instrText xml:space="preserve"> PAGEREF _Toc242459530 \h </w:instrText>
         </w:r>
         <w:r>
           <w:rPr>
@@ -2543,7 +2543,7 @@
             <w:noProof/>
             <w:webHidden/>
           </w:rPr>
-          <w:t>18</w:t>
+          <w:t>19</w:t>
         </w:r>
         <w:r>
           <w:rPr>
@@ -2569,7 +2569,7 @@
           <w14:ligatures w14:val="standardContextual"/>
         </w:rPr>
       </w:pPr>
-      <w:hyperlink w:anchor="_Toc242457662" w:history="1">
+      <w:hyperlink w:anchor="_Toc242459531" w:history="1">
         <w:r>
           <w:rPr>
             <w:rStyle w:val="aff8"/>
@@ -2596,7 +2596,7 @@
             <w:noProof/>
             <w:webHidden/>
           </w:rPr>
-          <w:instrText xml:space="preserve"> PAGEREF _Toc242457662 \h </w:instrText>
+          <w:instrText xml:space="preserve"> PAGEREF _Toc242459531 \h </w:instrText>
         </w:r>
         <w:r>
           <w:rPr>
@@ -2642,7 +2642,7 @@
           <w14:ligatures w14:val="standardContextual"/>
         </w:rPr>
       </w:pPr>
-      <w:hyperlink w:anchor="_Toc242457663" w:history="1">
+      <w:hyperlink w:anchor="_Toc242459532" w:history="1">
         <w:r>
           <w:rPr>
             <w:rStyle w:val="aff8"/>
@@ -2669,7 +2669,7 @@
             <w:noProof/>
             <w:webHidden/>
           </w:rPr>
-          <w:instrText xml:space="preserve"> PAGEREF _Toc242457663 \h </w:instrText>
+          <w:instrText xml:space="preserve"> PAGEREF _Toc242459532 \h </w:instrText>
         </w:r>
         <w:r>
           <w:rPr>
@@ -2715,7 +2715,7 @@
           <w14:ligatures w14:val="standardContextual"/>
         </w:rPr>
       </w:pPr>
-      <w:hyperlink w:anchor="_Toc242457664" w:history="1">
+      <w:hyperlink w:anchor="_Toc242459533" w:history="1">
         <w:r>
           <w:rPr>
             <w:rStyle w:val="aff8"/>
@@ -2742,7 +2742,7 @@
             <w:noProof/>
             <w:webHidden/>
           </w:rPr>
-          <w:instrText xml:space="preserve"> PAGEREF _Toc242457664 \h </w:instrText>
+          <w:instrText xml:space="preserve"> PAGEREF _Toc242459533 \h </w:instrText>
         </w:r>
         <w:r>
           <w:rPr>
@@ -2788,7 +2788,7 @@
           <w14:ligatures w14:val="standardContextual"/>
         </w:rPr>
       </w:pPr>
-      <w:hyperlink w:anchor="_Toc242457665" w:history="1">
+      <w:hyperlink w:anchor="_Toc242459534" w:history="1">
         <w:r>
           <w:rPr>
             <w:rStyle w:val="aff8"/>
@@ -2815,7 +2815,7 @@
             <w:noProof/>
             <w:webHidden/>
           </w:rPr>
-          <w:instrText xml:space="preserve"> PAGEREF _Toc242457665 \h </w:instrText>
+          <w:instrText xml:space="preserve"> PAGEREF _Toc242459534 \h </w:instrText>
         </w:r>
         <w:r>
           <w:rPr>
@@ -2861,7 +2861,7 @@
           <w14:ligatures w14:val="standardContextual"/>
         </w:rPr>
       </w:pPr>
-      <w:hyperlink w:anchor="_Toc242457666" w:history="1">
+      <w:hyperlink w:anchor="_Toc242459535" w:history="1">
         <w:r>
           <w:rPr>
             <w:rStyle w:val="aff8"/>
@@ -2888,7 +2888,7 @@
             <w:noProof/>
             <w:webHidden/>
           </w:rPr>
-          <w:instrText xml:space="preserve"> PAGEREF _Toc242457666 \h </w:instrText>
+          <w:instrText xml:space="preserve"> PAGEREF _Toc242459535 \h </w:instrText>
         </w:r>
         <w:r>
           <w:rPr>
@@ -2934,7 +2934,7 @@
           <w14:ligatures w14:val="standardContextual"/>
         </w:rPr>
       </w:pPr>
-      <w:hyperlink w:anchor="_Toc242457667" w:history="1">
+      <w:hyperlink w:anchor="_Toc242459536" w:history="1">
         <w:r>
           <w:rPr>
             <w:rStyle w:val="aff8"/>
@@ -2961,7 +2961,7 @@
             <w:noProof/>
             <w:webHidden/>
           </w:rPr>
-          <w:instrText xml:space="preserve"> PAGEREF _Toc242457667 \h </w:instrText>
+          <w:instrText xml:space="preserve"> PAGEREF _Toc242459536 \h </w:instrText>
         </w:r>
         <w:r>
           <w:rPr>
@@ -2981,7 +2981,7 @@
             <w:noProof/>
             <w:webHidden/>
           </w:rPr>
-          <w:t>20</w:t>
+          <w:t>21</w:t>
         </w:r>
         <w:r>
           <w:rPr>
@@ -3007,7 +3007,7 @@
           <w14:ligatures w14:val="standardContextual"/>
         </w:rPr>
       </w:pPr>
-      <w:hyperlink w:anchor="_Toc242457668" w:history="1">
+      <w:hyperlink w:anchor="_Toc242459537" w:history="1">
         <w:r>
           <w:rPr>
             <w:rStyle w:val="aff8"/>
@@ -3034,7 +3034,7 @@
             <w:noProof/>
             <w:webHidden/>
           </w:rPr>
-          <w:instrText xml:space="preserve"> PAGEREF _Toc242457668 \h </w:instrText>
+          <w:instrText xml:space="preserve"> PAGEREF _Toc242459537 \h </w:instrText>
         </w:r>
         <w:r>
           <w:rPr>
@@ -3054,7 +3054,7 @@
             <w:noProof/>
             <w:webHidden/>
           </w:rPr>
-          <w:t>21</w:t>
+          <w:t>22</w:t>
         </w:r>
         <w:r>
           <w:rPr>
@@ -3080,7 +3080,7 @@
           <w14:ligatures w14:val="standardContextual"/>
         </w:rPr>
       </w:pPr>
-      <w:hyperlink w:anchor="_Toc242457669" w:history="1">
+      <w:hyperlink w:anchor="_Toc242459538" w:history="1">
         <w:r>
           <w:rPr>
             <w:rStyle w:val="aff8"/>
@@ -3107,7 +3107,7 @@
             <w:noProof/>
             <w:webHidden/>
           </w:rPr>
-          <w:instrText xml:space="preserve"> PAGEREF _Toc242457669 \h </w:instrText>
+          <w:instrText xml:space="preserve"> PAGEREF _Toc242459538 \h </w:instrText>
         </w:r>
         <w:r>
           <w:rPr>
@@ -3127,7 +3127,7 @@
             <w:noProof/>
             <w:webHidden/>
           </w:rPr>
-          <w:t>22</w:t>
+          <w:t>23</w:t>
         </w:r>
         <w:r>
           <w:rPr>
@@ -3153,7 +3153,7 @@
           <w14:ligatures w14:val="standardContextual"/>
         </w:rPr>
       </w:pPr>
-      <w:hyperlink w:anchor="_Toc242457670" w:history="1">
+      <w:hyperlink w:anchor="_Toc242459539" w:history="1">
         <w:r>
           <w:rPr>
             <w:rStyle w:val="aff8"/>
@@ -3180,7 +3180,7 @@
             <w:noProof/>
             <w:webHidden/>
           </w:rPr>
-          <w:instrText xml:space="preserve"> PAGEREF _Toc242457670 \h </w:instrText>
+          <w:instrText xml:space="preserve"> PAGEREF _Toc242459539 \h </w:instrText>
         </w:r>
         <w:r>
           <w:rPr>
@@ -3200,7 +3200,7 @@
             <w:noProof/>
             <w:webHidden/>
           </w:rPr>
-          <w:t>23</w:t>
+          <w:t>24</w:t>
         </w:r>
         <w:r>
           <w:rPr>
@@ -3226,7 +3226,7 @@
         <w:ind w:firstLine="0"/>
         <w:jc w:val="center"/>
       </w:pPr>
-      <w:bookmarkStart w:id="0" w:name="_Toc242457631"/>
+      <w:bookmarkStart w:id="0" w:name="_Toc242459500"/>
       <w:r>
         <w:lastRenderedPageBreak/>
         <w:t>ПЕРЕЧЕНЬ ТЕРМИНОВ И СОКРАЩЕНИЙ</w:t>
@@ -4488,7 +4488,7 @@
         <w:pStyle w:val="1"/>
         <w:pageBreakBefore/>
       </w:pPr>
-      <w:bookmarkStart w:id="1" w:name="_Toc242457632"/>
+      <w:bookmarkStart w:id="1" w:name="_Toc242459501"/>
       <w:r>
         <w:lastRenderedPageBreak/>
         <w:t>1 Объект испытаний</w:t>
@@ -4499,7 +4499,7 @@
       <w:pPr>
         <w:pStyle w:val="21"/>
       </w:pPr>
-      <w:bookmarkStart w:id="2" w:name="_Toc242457633"/>
+      <w:bookmarkStart w:id="2" w:name="_Toc242459502"/>
       <w:r>
         <w:t>1.1 Наименование системы</w:t>
       </w:r>
@@ -4514,7 +4514,7 @@
       <w:pPr>
         <w:pStyle w:val="21"/>
       </w:pPr>
-      <w:bookmarkStart w:id="3" w:name="_Toc242457634"/>
+      <w:bookmarkStart w:id="3" w:name="_Toc242459503"/>
       <w:r>
         <w:t>1.2 Область применения</w:t>
       </w:r>
@@ -4529,7 +4529,7 @@
       <w:pPr>
         <w:pStyle w:val="21"/>
       </w:pPr>
-      <w:bookmarkStart w:id="4" w:name="_Toc242457635"/>
+      <w:bookmarkStart w:id="4" w:name="_Toc242459504"/>
       <w:r>
         <w:t>1.3 Состав объекта испытаний</w:t>
       </w:r>
@@ -4545,7 +4545,7 @@
         <w:pStyle w:val="1"/>
         <w:pageBreakBefore/>
       </w:pPr>
-      <w:bookmarkStart w:id="5" w:name="_Toc242457636"/>
+      <w:bookmarkStart w:id="5" w:name="_Toc242459505"/>
       <w:r>
         <w:lastRenderedPageBreak/>
         <w:t>2 Цель испытаний</w:t>
@@ -4562,7 +4562,7 @@
         <w:pStyle w:val="1"/>
         <w:pageBreakBefore/>
       </w:pPr>
-      <w:bookmarkStart w:id="6" w:name="_Toc242457637"/>
+      <w:bookmarkStart w:id="6" w:name="_Toc242459506"/>
       <w:r>
         <w:lastRenderedPageBreak/>
         <w:t>3 Общие положения</w:t>
@@ -4573,7 +4573,7 @@
       <w:pPr>
         <w:pStyle w:val="21"/>
       </w:pPr>
-      <w:bookmarkStart w:id="7" w:name="_Toc242457638"/>
+      <w:bookmarkStart w:id="7" w:name="_Toc242459507"/>
       <w:r>
         <w:t>3.1 Перечень руководящих документов</w:t>
       </w:r>
@@ -4603,7 +4603,7 @@
       <w:pPr>
         <w:pStyle w:val="21"/>
       </w:pPr>
-      <w:bookmarkStart w:id="8" w:name="_Toc242457639"/>
+      <w:bookmarkStart w:id="8" w:name="_Toc242459508"/>
       <w:r>
         <w:t>3.2 Виды испытаний</w:t>
       </w:r>
@@ -4643,7 +4643,7 @@
       <w:pPr>
         <w:pStyle w:val="21"/>
       </w:pPr>
-      <w:bookmarkStart w:id="9" w:name="_Toc242457640"/>
+      <w:bookmarkStart w:id="9" w:name="_Toc242459509"/>
       <w:r>
         <w:t>3.3 Место и продолжительность испытаний</w:t>
       </w:r>
@@ -4658,7 +4658,7 @@
       <w:pPr>
         <w:pStyle w:val="21"/>
       </w:pPr>
-      <w:bookmarkStart w:id="10" w:name="_Toc242457641"/>
+      <w:bookmarkStart w:id="10" w:name="_Toc242459510"/>
       <w:r>
         <w:t>3.4 Организации-участники</w:t>
       </w:r>
@@ -4673,7 +4673,7 @@
       <w:pPr>
         <w:pStyle w:val="21"/>
       </w:pPr>
-      <w:bookmarkStart w:id="11" w:name="_Toc242457642"/>
+      <w:bookmarkStart w:id="11" w:name="_Toc242459511"/>
       <w:r>
         <w:t>3.5 Перечень предъявляемых на испытания документов</w:t>
       </w:r>
@@ -4689,7 +4689,7 @@
         <w:pStyle w:val="1"/>
         <w:pageBreakBefore/>
       </w:pPr>
-      <w:bookmarkStart w:id="12" w:name="_Toc242457643"/>
+      <w:bookmarkStart w:id="12" w:name="_Toc242459512"/>
       <w:r>
         <w:lastRenderedPageBreak/>
         <w:t>4 Объём испытаний</w:t>
@@ -4700,7 +4700,7 @@
       <w:pPr>
         <w:pStyle w:val="21"/>
       </w:pPr>
-      <w:bookmarkStart w:id="13" w:name="_Toc242457644"/>
+      <w:bookmarkStart w:id="13" w:name="_Toc242459513"/>
       <w:r>
         <w:t>4.1 Перечень этапов</w:t>
       </w:r>
@@ -4750,7 +4750,7 @@
       <w:pPr>
         <w:pStyle w:val="21"/>
       </w:pPr>
-      <w:bookmarkStart w:id="14" w:name="_Toc242457645"/>
+      <w:bookmarkStart w:id="14" w:name="_Toc242459514"/>
       <w:r>
         <w:t>4.2 Критерии успешности</w:t>
       </w:r>
@@ -4781,7 +4781,7 @@
         <w:pStyle w:val="1"/>
         <w:pageBreakBefore/>
       </w:pPr>
-      <w:bookmarkStart w:id="15" w:name="_Toc242457646"/>
+      <w:bookmarkStart w:id="15" w:name="_Toc242459515"/>
       <w:r>
         <w:lastRenderedPageBreak/>
         <w:t>5 Условия и порядок проведения испытаний</w:t>
@@ -4792,7 +4792,7 @@
       <w:pPr>
         <w:pStyle w:val="21"/>
       </w:pPr>
-      <w:bookmarkStart w:id="16" w:name="_Toc242457647"/>
+      <w:bookmarkStart w:id="16" w:name="_Toc242459516"/>
       <w:r>
         <w:t>5.1 Условия проведения</w:t>
       </w:r>
@@ -4832,7 +4832,7 @@
       <w:pPr>
         <w:pStyle w:val="21"/>
       </w:pPr>
-      <w:bookmarkStart w:id="17" w:name="_Toc242457648"/>
+      <w:bookmarkStart w:id="17" w:name="_Toc242459517"/>
       <w:r>
         <w:t>5.2 Порядок проведения</w:t>
       </w:r>
@@ -4847,7 +4847,7 @@
       <w:pPr>
         <w:pStyle w:val="21"/>
       </w:pPr>
-      <w:bookmarkStart w:id="18" w:name="_Toc242457649"/>
+      <w:bookmarkStart w:id="18" w:name="_Toc242459518"/>
       <w:r>
         <w:t>5.3 Персонал</w:t>
       </w:r>
@@ -4863,7 +4863,7 @@
         <w:pStyle w:val="1"/>
         <w:pageBreakBefore/>
       </w:pPr>
-      <w:bookmarkStart w:id="19" w:name="_Toc242457650"/>
+      <w:bookmarkStart w:id="19" w:name="_Toc242459519"/>
       <w:r>
         <w:lastRenderedPageBreak/>
         <w:t>6 Материально-техническое обеспечение</w:t>
@@ -4880,7 +4880,7 @@
         <w:pStyle w:val="1"/>
         <w:pageBreakBefore/>
       </w:pPr>
-      <w:bookmarkStart w:id="20" w:name="_Toc242457651"/>
+      <w:bookmarkStart w:id="20" w:name="_Toc242459520"/>
       <w:r>
         <w:lastRenderedPageBreak/>
         <w:t>7 Метрологическое обеспечение</w:t>
@@ -4897,7 +4897,7 @@
         <w:pStyle w:val="1"/>
         <w:pageBreakBefore/>
       </w:pPr>
-      <w:bookmarkStart w:id="21" w:name="_Toc242457652"/>
+      <w:bookmarkStart w:id="21" w:name="_Toc242459521"/>
       <w:r>
         <w:lastRenderedPageBreak/>
         <w:t>8 Отчётность</w:t>
@@ -4916,7 +4916,7 @@
         <w:ind w:firstLine="0"/>
         <w:jc w:val="center"/>
       </w:pPr>
-      <w:bookmarkStart w:id="22" w:name="_Toc242457653"/>
+      <w:bookmarkStart w:id="22" w:name="_Toc242459522"/>
       <w:r>
         <w:lastRenderedPageBreak/>
         <w:t>Приложение А</w:t>
@@ -4940,7 +4940,7 @@
       <w:pPr>
         <w:pStyle w:val="21"/>
       </w:pPr>
-      <w:bookmarkStart w:id="23" w:name="_Toc242457654"/>
+      <w:bookmarkStart w:id="23" w:name="_Toc242459523"/>
       <w:r>
         <w:t>А.1 Подсистема «Организационная структура и права доступа»</w:t>
       </w:r>
@@ -6031,7 +6031,7 @@
       <w:pPr>
         <w:pStyle w:val="21"/>
       </w:pPr>
-      <w:bookmarkStart w:id="24" w:name="_Toc242457655"/>
+      <w:bookmarkStart w:id="24" w:name="_Toc242459524"/>
       <w:r>
         <w:t>А.2 Подсистема «Каталог недвижимости»</w:t>
       </w:r>
@@ -6911,7 +6911,7 @@
       <w:pPr>
         <w:pStyle w:val="21"/>
       </w:pPr>
-      <w:bookmarkStart w:id="25" w:name="_Toc242457656"/>
+      <w:bookmarkStart w:id="25" w:name="_Toc242459525"/>
       <w:r>
         <w:t>А.3 Подсистема «Работа с клиентами»</w:t>
       </w:r>
@@ -7771,7 +7771,7 @@
       <w:pPr>
         <w:pStyle w:val="21"/>
       </w:pPr>
-      <w:bookmarkStart w:id="26" w:name="_Toc242457657"/>
+      <w:bookmarkStart w:id="26" w:name="_Toc242459526"/>
       <w:r>
         <w:t>А.4 Подсистема «Сделки»</w:t>
       </w:r>
@@ -8910,6 +8910,208 @@
           </w:p>
         </w:tc>
       </w:tr>
+      <w:tr>
+        <w:trPr>
+          <w:cantSplit/>
+          <w:jc w:val="center"/>
+        </w:trPr>
+        <w:tc>
+          <w:tcPr>
+            <w:tcW w:w="842" w:type="dxa"/>
+          </w:tcPr>
+          <w:p>
+            <w:pPr>
+              <w:pStyle w:val="GostTable"/>
+            </w:pPr>
+            <w:r>
+              <w:lastRenderedPageBreak/>
+              <w:t>А4.19</w:t>
+            </w:r>
+          </w:p>
+        </w:tc>
+        <w:tc>
+          <w:tcPr>
+            <w:tcW w:w="1029" w:type="dxa"/>
+          </w:tcPr>
+          <w:p>
+            <w:pPr>
+              <w:pStyle w:val="GostTable"/>
+            </w:pPr>
+            <w:r>
+              <w:t>СДЕ-04</w:t>
+            </w:r>
+          </w:p>
+        </w:tc>
+        <w:tc>
+          <w:tcPr>
+            <w:tcW w:w="4209" w:type="dxa"/>
+          </w:tcPr>
+          <w:p>
+            <w:pPr>
+              <w:pStyle w:val="GostTable"/>
+            </w:pPr>
+            <w:r>
+              <w:t>Менеджер с правом изменения только своих сделок открывает бронь коллеги по отделу</w:t>
+            </w:r>
+          </w:p>
+        </w:tc>
+        <w:tc>
+          <w:tcPr>
+            <w:tcW w:w="3274" w:type="dxa"/>
+          </w:tcPr>
+          <w:p>
+            <w:pPr>
+              <w:pStyle w:val="GostTable"/>
+            </w:pPr>
+            <w:r>
+              <w:t>Карточка только для просмотра с именем автора; кнопки «Отменить / Расторгнуть» нет</w:t>
+            </w:r>
+          </w:p>
+        </w:tc>
+      </w:tr>
+      <w:tr>
+        <w:trPr>
+          <w:cantSplit/>
+          <w:jc w:val="center"/>
+        </w:trPr>
+        <w:tc>
+          <w:tcPr>
+            <w:tcW w:w="842" w:type="dxa"/>
+          </w:tcPr>
+          <w:p>
+            <w:pPr>
+              <w:pStyle w:val="GostTable"/>
+            </w:pPr>
+            <w:r>
+              <w:t>А4.20</w:t>
+            </w:r>
+          </w:p>
+        </w:tc>
+        <w:tc>
+          <w:tcPr>
+            <w:tcW w:w="1029" w:type="dxa"/>
+          </w:tcPr>
+          <w:p>
+            <w:pPr>
+              <w:pStyle w:val="GostTable"/>
+            </w:pPr>
+            <w:r>
+              <w:t>СДЕ-04</w:t>
+            </w:r>
+          </w:p>
+        </w:tc>
+        <w:tc>
+          <w:tcPr>
+            <w:tcW w:w="4209" w:type="dxa"/>
+          </w:tcPr>
+          <w:p>
+            <w:pPr>
+              <w:pStyle w:val="GostTable"/>
+            </w:pPr>
+            <w:r>
+              <w:t>В окне расторжения приложить документ без даты</w:t>
+            </w:r>
+          </w:p>
+        </w:tc>
+        <w:tc>
+          <w:tcPr>
+            <w:tcW w:w="3274" w:type="dxa"/>
+          </w:tcPr>
+          <w:p>
+            <w:pPr>
+              <w:pStyle w:val="GostTable"/>
+            </w:pPr>
+            <w:r>
+              <w:t>Предупреждение о дате и документе, сделка не изменена</w:t>
+            </w:r>
+          </w:p>
+        </w:tc>
+      </w:tr>
+      <w:tr>
+        <w:trPr>
+          <w:cantSplit/>
+          <w:jc w:val="center"/>
+        </w:trPr>
+        <w:tc>
+          <w:tcPr>
+            <w:tcW w:w="842" w:type="dxa"/>
+          </w:tcPr>
+          <w:p>
+            <w:pPr>
+              <w:pStyle w:val="GostTable"/>
+            </w:pPr>
+            <w:r>
+              <w:t>А4.21</w:t>
+            </w:r>
+          </w:p>
+        </w:tc>
+        <w:tc>
+          <w:tcPr>
+            <w:tcW w:w="1029" w:type="dxa"/>
+          </w:tcPr>
+          <w:p>
+            <w:pPr>
+              <w:pStyle w:val="GostTable"/>
+            </w:pPr>
+            <w:r>
+              <w:t>СДЕ-04</w:t>
+            </w:r>
+          </w:p>
+        </w:tc>
+        <w:tc>
+          <w:tcPr>
+            <w:tcW w:w="4209" w:type="dxa"/>
+          </w:tcPr>
+          <w:p>
+            <w:pPr>
+              <w:pStyle w:val="GostTable"/>
+            </w:pPr>
+            <w:r>
+              <w:t xml:space="preserve">Выполнить </w:t>
+            </w:r>
+            <w:r>
+              <w:rPr>
+                <w:rFonts w:ascii="Courier New" w:eastAsia="Courier New" w:hAnsi="Courier New" w:cs="Courier New"/>
+                <w:sz w:val="18"/>
+              </w:rPr>
+              <w:t>check_property_statuses</w:t>
+            </w:r>
+            <w:r>
+              <w:t xml:space="preserve"> при объекте «Бронь» без живой сделки, затем с </w:t>
+            </w:r>
+            <w:r>
+              <w:rPr>
+                <w:rFonts w:ascii="Courier New" w:eastAsia="Courier New" w:hAnsi="Courier New" w:cs="Courier New"/>
+                <w:sz w:val="18"/>
+              </w:rPr>
+              <w:t>--apply</w:t>
+            </w:r>
+          </w:p>
+        </w:tc>
+        <w:tc>
+          <w:tcPr>
+            <w:tcW w:w="3274" w:type="dxa"/>
+          </w:tcPr>
+          <w:p>
+            <w:pPr>
+              <w:pStyle w:val="GostTable"/>
+            </w:pPr>
+            <w:r>
+              <w:t xml:space="preserve">Расхождение показано без изменений; с </w:t>
+            </w:r>
+            <w:r>
+              <w:rPr>
+                <w:rFonts w:ascii="Courier New" w:eastAsia="Courier New" w:hAnsi="Courier New" w:cs="Courier New"/>
+                <w:sz w:val="18"/>
+              </w:rPr>
+              <w:t>--apply</w:t>
+            </w:r>
+            <w:r>
+              <w:t xml:space="preserve"> объект в статусе «Подбор», запись в журнале сделки</w:t>
+            </w:r>
+          </w:p>
+        </w:tc>
+      </w:tr>
     </w:tbl>
     <w:p>
       <w:pPr>
@@ -8920,9 +9122,8 @@
       <w:pPr>
         <w:pStyle w:val="21"/>
       </w:pPr>
-      <w:bookmarkStart w:id="27" w:name="_Toc242457658"/>
+      <w:bookmarkStart w:id="27" w:name="_Toc242459527"/>
       <w:r>
-        <w:lastRenderedPageBreak/>
         <w:t>А.5 Подсистема «Финансы»</w:t>
       </w:r>
       <w:bookmarkEnd w:id="27"/>
@@ -10132,6 +10333,7 @@
               <w:pStyle w:val="GostTable"/>
             </w:pPr>
             <w:r>
+              <w:lastRenderedPageBreak/>
               <w:t>А5.20</w:t>
             </w:r>
           </w:p>
@@ -10248,7 +10450,6 @@
               <w:pStyle w:val="GostTable"/>
             </w:pPr>
             <w:r>
-              <w:lastRenderedPageBreak/>
               <w:t>А5.22</w:t>
             </w:r>
           </w:p>
@@ -10477,7 +10678,7 @@
       <w:pPr>
         <w:pStyle w:val="21"/>
       </w:pPr>
-      <w:bookmarkStart w:id="28" w:name="_Toc242457659"/>
+      <w:bookmarkStart w:id="28" w:name="_Toc242459528"/>
       <w:r>
         <w:t>А.6 Подсистема «Шаблоны документов»</w:t>
       </w:r>
@@ -10756,7 +10957,7 @@
       <w:pPr>
         <w:pStyle w:val="21"/>
       </w:pPr>
-      <w:bookmarkStart w:id="29" w:name="_Toc242457660"/>
+      <w:bookmarkStart w:id="29" w:name="_Toc242459529"/>
       <w:r>
         <w:t>А.7 Подсистема «Задачи»</w:t>
       </w:r>
@@ -11151,8 +11352,9 @@
       <w:pPr>
         <w:pStyle w:val="21"/>
       </w:pPr>
-      <w:bookmarkStart w:id="30" w:name="_Toc242457661"/>
+      <w:bookmarkStart w:id="30" w:name="_Toc242459530"/>
       <w:r>
+        <w:lastRenderedPageBreak/>
         <w:t>А.8 Подсистема «Аналитика и отчётность»</w:t>
       </w:r>
       <w:bookmarkEnd w:id="30"/>
@@ -11376,7 +11578,6 @@
               <w:pStyle w:val="GostTable"/>
             </w:pPr>
             <w:r>
-              <w:lastRenderedPageBreak/>
               <w:t>А8.2</w:t>
             </w:r>
           </w:p>
@@ -11547,7 +11748,7 @@
       <w:pPr>
         <w:pStyle w:val="21"/>
       </w:pPr>
-      <w:bookmarkStart w:id="31" w:name="_Toc242457662"/>
+      <w:bookmarkStart w:id="31" w:name="_Toc242459531"/>
       <w:r>
         <w:t>А.9 Подсистема «Интеграция с партнёрами»</w:t>
       </w:r>
@@ -12126,7 +12327,7 @@
       <w:pPr>
         <w:pStyle w:val="21"/>
       </w:pPr>
-      <w:bookmarkStart w:id="32" w:name="_Toc242457663"/>
+      <w:bookmarkStart w:id="32" w:name="_Toc242459532"/>
       <w:r>
         <w:t>А.10 Подсистема «Регламентные задания»</w:t>
       </w:r>
@@ -12439,6 +12640,7 @@
               <w:pStyle w:val="GostTable"/>
             </w:pPr>
             <w:r>
+              <w:lastRenderedPageBreak/>
               <w:t>А10.4</w:t>
             </w:r>
           </w:p>
@@ -12565,9 +12767,8 @@
       <w:pPr>
         <w:pStyle w:val="21"/>
       </w:pPr>
-      <w:bookmarkStart w:id="33" w:name="_Toc242457664"/>
+      <w:bookmarkStart w:id="33" w:name="_Toc242459533"/>
       <w:r>
-        <w:lastRenderedPageBreak/>
         <w:t>А.11 Сквозной сценарий продажи</w:t>
       </w:r>
       <w:bookmarkEnd w:id="33"/>
@@ -12836,7 +13037,7 @@
       <w:pPr>
         <w:pStyle w:val="21"/>
       </w:pPr>
-      <w:bookmarkStart w:id="34" w:name="_Toc242457665"/>
+      <w:bookmarkStart w:id="34" w:name="_Toc242459534"/>
       <w:r>
         <w:t>А.12 Защита информации</w:t>
       </w:r>
@@ -13233,7 +13434,7 @@
       <w:pPr>
         <w:pStyle w:val="21"/>
       </w:pPr>
-      <w:bookmarkStart w:id="35" w:name="_Toc242457666"/>
+      <w:bookmarkStart w:id="35" w:name="_Toc242459535"/>
       <w:r>
         <w:t>А.13 Эргономика и многоязычность</w:t>
       </w:r>
@@ -13503,8 +13704,9 @@
       <w:pPr>
         <w:pStyle w:val="21"/>
       </w:pPr>
-      <w:bookmarkStart w:id="36" w:name="_Toc242457667"/>
+      <w:bookmarkStart w:id="36" w:name="_Toc242459536"/>
       <w:r>
+        <w:lastRenderedPageBreak/>
         <w:t>А.14 Показатели назначения</w:t>
       </w:r>
       <w:bookmarkEnd w:id="36"/>
@@ -13731,7 +13933,7 @@
         <w:ind w:firstLine="0"/>
         <w:jc w:val="center"/>
       </w:pPr>
-      <w:bookmarkStart w:id="37" w:name="_Toc242457668"/>
+      <w:bookmarkStart w:id="37" w:name="_Toc242459537"/>
       <w:r>
         <w:lastRenderedPageBreak/>
         <w:t>Приложение Б</w:t>
@@ -14130,7 +14332,7 @@
         <w:ind w:firstLine="0"/>
         <w:jc w:val="center"/>
       </w:pPr>
-      <w:bookmarkStart w:id="38" w:name="_Toc242457669"/>
+      <w:bookmarkStart w:id="38" w:name="_Toc242459538"/>
       <w:r>
         <w:lastRenderedPageBreak/>
         <w:t>Приложение В</w:t>
@@ -14409,7 +14611,7 @@
         <w:ind w:firstLine="0"/>
         <w:jc w:val="center"/>
       </w:pPr>
-      <w:bookmarkStart w:id="39" w:name="_Toc242457670"/>
+      <w:bookmarkStart w:id="39" w:name="_Toc242459539"/>
       <w:r>
         <w:lastRenderedPageBreak/>
         <w:t>ЛИСТ РЕГИСТРАЦИИ ИЗМЕНЕНИЙ</w:t>
@@ -16471,31 +16673,31 @@
       </w:rPr>
     </w:lvl>
   </w:abstractNum>
-  <w:num w:numId="1" w16cid:durableId="1422603852">
+  <w:num w:numId="1" w16cid:durableId="1729257207">
     <w:abstractNumId w:val="8"/>
   </w:num>
-  <w:num w:numId="2" w16cid:durableId="2083677308">
+  <w:num w:numId="2" w16cid:durableId="1217935219">
     <w:abstractNumId w:val="6"/>
   </w:num>
-  <w:num w:numId="3" w16cid:durableId="1592471092">
+  <w:num w:numId="3" w16cid:durableId="1121610903">
     <w:abstractNumId w:val="5"/>
   </w:num>
-  <w:num w:numId="4" w16cid:durableId="700283094">
+  <w:num w:numId="4" w16cid:durableId="558590781">
     <w:abstractNumId w:val="4"/>
   </w:num>
-  <w:num w:numId="5" w16cid:durableId="1873685465">
+  <w:num w:numId="5" w16cid:durableId="1619674962">
     <w:abstractNumId w:val="7"/>
   </w:num>
-  <w:num w:numId="6" w16cid:durableId="1483738579">
+  <w:num w:numId="6" w16cid:durableId="1724449311">
     <w:abstractNumId w:val="3"/>
   </w:num>
-  <w:num w:numId="7" w16cid:durableId="1463577689">
+  <w:num w:numId="7" w16cid:durableId="1751925755">
     <w:abstractNumId w:val="2"/>
   </w:num>
-  <w:num w:numId="8" w16cid:durableId="1443376497">
+  <w:num w:numId="8" w16cid:durableId="2045976536">
     <w:abstractNumId w:val="1"/>
   </w:num>
-  <w:num w:numId="9" w16cid:durableId="1394039134">
+  <w:num w:numId="9" w16cid:durableId="1001541173">
     <w:abstractNumId w:val="0"/>
   </w:num>
 </w:numbering>
@@ -28028,7 +28230,7 @@
     <w:autoRedefine/>
     <w:uiPriority w:val="39"/>
     <w:unhideWhenUsed/>
-    <w:rsid w:val="00EB1019"/>
+    <w:rsid w:val="00BD2038"/>
     <w:pPr>
       <w:spacing w:after="100"/>
     </w:pPr>
@@ -28040,7 +28242,7 @@
     <w:autoRedefine/>
     <w:uiPriority w:val="39"/>
     <w:unhideWhenUsed/>
-    <w:rsid w:val="00EB1019"/>
+    <w:rsid w:val="00BD2038"/>
     <w:pPr>
       <w:spacing w:after="100"/>
       <w:ind w:left="240"/>
@@ -28051,7 +28253,7 @@
     <w:basedOn w:val="a2"/>
     <w:uiPriority w:val="99"/>
     <w:unhideWhenUsed/>
-    <w:rsid w:val="00EB1019"/>
+    <w:rsid w:val="00BD2038"/>
     <w:rPr>
       <w:color w:val="0000FF" w:themeColor="hyperlink"/>
       <w:u w:val="single"/>

--- a/docs/gost/out/06_ПМ_Программа_и_методика_испытаний.docx
+++ b/docs/gost/out/06_ПМ_Программа_и_методика_испытаний.docx
@@ -306,7 +306,7 @@
       <w:r>
         <w:fldChar w:fldCharType="separate"/>
       </w:r>
-      <w:hyperlink w:anchor="_Toc242459500" w:history="1">
+      <w:hyperlink w:anchor="_Toc242650094" w:history="1">
         <w:r>
           <w:rPr>
             <w:rStyle w:val="aff8"/>
@@ -333,7 +333,7 @@
             <w:noProof/>
             <w:webHidden/>
           </w:rPr>
-          <w:instrText xml:space="preserve"> PAGEREF _Toc242459500 \h </w:instrText>
+          <w:instrText xml:space="preserve"> PAGEREF _Toc242650094 \h </w:instrText>
         </w:r>
         <w:r>
           <w:rPr>
@@ -379,7 +379,7 @@
           <w14:ligatures w14:val="standardContextual"/>
         </w:rPr>
       </w:pPr>
-      <w:hyperlink w:anchor="_Toc242459501" w:history="1">
+      <w:hyperlink w:anchor="_Toc242650095" w:history="1">
         <w:r>
           <w:rPr>
             <w:rStyle w:val="aff8"/>
@@ -406,7 +406,7 @@
             <w:noProof/>
             <w:webHidden/>
           </w:rPr>
-          <w:instrText xml:space="preserve"> PAGEREF _Toc242459501 \h </w:instrText>
+          <w:instrText xml:space="preserve"> PAGEREF _Toc242650095 \h </w:instrText>
         </w:r>
         <w:r>
           <w:rPr>
@@ -452,7 +452,7 @@
           <w14:ligatures w14:val="standardContextual"/>
         </w:rPr>
       </w:pPr>
-      <w:hyperlink w:anchor="_Toc242459502" w:history="1">
+      <w:hyperlink w:anchor="_Toc242650096" w:history="1">
         <w:r>
           <w:rPr>
             <w:rStyle w:val="aff8"/>
@@ -479,7 +479,7 @@
             <w:noProof/>
             <w:webHidden/>
           </w:rPr>
-          <w:instrText xml:space="preserve"> PAGEREF _Toc242459502 \h </w:instrText>
+          <w:instrText xml:space="preserve"> PAGEREF _Toc242650096 \h </w:instrText>
         </w:r>
         <w:r>
           <w:rPr>
@@ -525,7 +525,7 @@
           <w14:ligatures w14:val="standardContextual"/>
         </w:rPr>
       </w:pPr>
-      <w:hyperlink w:anchor="_Toc242459503" w:history="1">
+      <w:hyperlink w:anchor="_Toc242650097" w:history="1">
         <w:r>
           <w:rPr>
             <w:rStyle w:val="aff8"/>
@@ -552,7 +552,7 @@
             <w:noProof/>
             <w:webHidden/>
           </w:rPr>
-          <w:instrText xml:space="preserve"> PAGEREF _Toc242459503 \h </w:instrText>
+          <w:instrText xml:space="preserve"> PAGEREF _Toc242650097 \h </w:instrText>
         </w:r>
         <w:r>
           <w:rPr>
@@ -598,7 +598,7 @@
           <w14:ligatures w14:val="standardContextual"/>
         </w:rPr>
       </w:pPr>
-      <w:hyperlink w:anchor="_Toc242459504" w:history="1">
+      <w:hyperlink w:anchor="_Toc242650098" w:history="1">
         <w:r>
           <w:rPr>
             <w:rStyle w:val="aff8"/>
@@ -625,7 +625,7 @@
             <w:noProof/>
             <w:webHidden/>
           </w:rPr>
-          <w:instrText xml:space="preserve"> PAGEREF _Toc242459504 \h </w:instrText>
+          <w:instrText xml:space="preserve"> PAGEREF _Toc242650098 \h </w:instrText>
         </w:r>
         <w:r>
           <w:rPr>
@@ -671,7 +671,7 @@
           <w14:ligatures w14:val="standardContextual"/>
         </w:rPr>
       </w:pPr>
-      <w:hyperlink w:anchor="_Toc242459505" w:history="1">
+      <w:hyperlink w:anchor="_Toc242650099" w:history="1">
         <w:r>
           <w:rPr>
             <w:rStyle w:val="aff8"/>
@@ -698,7 +698,7 @@
             <w:noProof/>
             <w:webHidden/>
           </w:rPr>
-          <w:instrText xml:space="preserve"> PAGEREF _Toc242459505 \h </w:instrText>
+          <w:instrText xml:space="preserve"> PAGEREF _Toc242650099 \h </w:instrText>
         </w:r>
         <w:r>
           <w:rPr>
@@ -744,7 +744,7 @@
           <w14:ligatures w14:val="standardContextual"/>
         </w:rPr>
       </w:pPr>
-      <w:hyperlink w:anchor="_Toc242459506" w:history="1">
+      <w:hyperlink w:anchor="_Toc242650100" w:history="1">
         <w:r>
           <w:rPr>
             <w:rStyle w:val="aff8"/>
@@ -771,7 +771,7 @@
             <w:noProof/>
             <w:webHidden/>
           </w:rPr>
-          <w:instrText xml:space="preserve"> PAGEREF _Toc242459506 \h </w:instrText>
+          <w:instrText xml:space="preserve"> PAGEREF _Toc242650100 \h </w:instrText>
         </w:r>
         <w:r>
           <w:rPr>
@@ -817,7 +817,7 @@
           <w14:ligatures w14:val="standardContextual"/>
         </w:rPr>
       </w:pPr>
-      <w:hyperlink w:anchor="_Toc242459507" w:history="1">
+      <w:hyperlink w:anchor="_Toc242650101" w:history="1">
         <w:r>
           <w:rPr>
             <w:rStyle w:val="aff8"/>
@@ -844,7 +844,7 @@
             <w:noProof/>
             <w:webHidden/>
           </w:rPr>
-          <w:instrText xml:space="preserve"> PAGEREF _Toc242459507 \h </w:instrText>
+          <w:instrText xml:space="preserve"> PAGEREF _Toc242650101 \h </w:instrText>
         </w:r>
         <w:r>
           <w:rPr>
@@ -890,7 +890,7 @@
           <w14:ligatures w14:val="standardContextual"/>
         </w:rPr>
       </w:pPr>
-      <w:hyperlink w:anchor="_Toc242459508" w:history="1">
+      <w:hyperlink w:anchor="_Toc242650102" w:history="1">
         <w:r>
           <w:rPr>
             <w:rStyle w:val="aff8"/>
@@ -917,7 +917,7 @@
             <w:noProof/>
             <w:webHidden/>
           </w:rPr>
-          <w:instrText xml:space="preserve"> PAGEREF _Toc242459508 \h </w:instrText>
+          <w:instrText xml:space="preserve"> PAGEREF _Toc242650102 \h </w:instrText>
         </w:r>
         <w:r>
           <w:rPr>
@@ -963,7 +963,7 @@
           <w14:ligatures w14:val="standardContextual"/>
         </w:rPr>
       </w:pPr>
-      <w:hyperlink w:anchor="_Toc242459509" w:history="1">
+      <w:hyperlink w:anchor="_Toc242650103" w:history="1">
         <w:r>
           <w:rPr>
             <w:rStyle w:val="aff8"/>
@@ -990,7 +990,7 @@
             <w:noProof/>
             <w:webHidden/>
           </w:rPr>
-          <w:instrText xml:space="preserve"> PAGEREF _Toc242459509 \h </w:instrText>
+          <w:instrText xml:space="preserve"> PAGEREF _Toc242650103 \h </w:instrText>
         </w:r>
         <w:r>
           <w:rPr>
@@ -1036,7 +1036,7 @@
           <w14:ligatures w14:val="standardContextual"/>
         </w:rPr>
       </w:pPr>
-      <w:hyperlink w:anchor="_Toc242459510" w:history="1">
+      <w:hyperlink w:anchor="_Toc242650104" w:history="1">
         <w:r>
           <w:rPr>
             <w:rStyle w:val="aff8"/>
@@ -1063,7 +1063,7 @@
             <w:noProof/>
             <w:webHidden/>
           </w:rPr>
-          <w:instrText xml:space="preserve"> PAGEREF _Toc242459510 \h </w:instrText>
+          <w:instrText xml:space="preserve"> PAGEREF _Toc242650104 \h </w:instrText>
         </w:r>
         <w:r>
           <w:rPr>
@@ -1109,7 +1109,7 @@
           <w14:ligatures w14:val="standardContextual"/>
         </w:rPr>
       </w:pPr>
-      <w:hyperlink w:anchor="_Toc242459511" w:history="1">
+      <w:hyperlink w:anchor="_Toc242650105" w:history="1">
         <w:r>
           <w:rPr>
             <w:rStyle w:val="aff8"/>
@@ -1136,7 +1136,7 @@
             <w:noProof/>
             <w:webHidden/>
           </w:rPr>
-          <w:instrText xml:space="preserve"> PAGEREF _Toc242459511 \h </w:instrText>
+          <w:instrText xml:space="preserve"> PAGEREF _Toc242650105 \h </w:instrText>
         </w:r>
         <w:r>
           <w:rPr>
@@ -1182,7 +1182,7 @@
           <w14:ligatures w14:val="standardContextual"/>
         </w:rPr>
       </w:pPr>
-      <w:hyperlink w:anchor="_Toc242459512" w:history="1">
+      <w:hyperlink w:anchor="_Toc242650106" w:history="1">
         <w:r>
           <w:rPr>
             <w:rStyle w:val="aff8"/>
@@ -1209,7 +1209,7 @@
             <w:noProof/>
             <w:webHidden/>
           </w:rPr>
-          <w:instrText xml:space="preserve"> PAGEREF _Toc242459512 \h </w:instrText>
+          <w:instrText xml:space="preserve"> PAGEREF _Toc242650106 \h </w:instrText>
         </w:r>
         <w:r>
           <w:rPr>
@@ -1255,7 +1255,7 @@
           <w14:ligatures w14:val="standardContextual"/>
         </w:rPr>
       </w:pPr>
-      <w:hyperlink w:anchor="_Toc242459513" w:history="1">
+      <w:hyperlink w:anchor="_Toc242650107" w:history="1">
         <w:r>
           <w:rPr>
             <w:rStyle w:val="aff8"/>
@@ -1282,7 +1282,7 @@
             <w:noProof/>
             <w:webHidden/>
           </w:rPr>
-          <w:instrText xml:space="preserve"> PAGEREF _Toc242459513 \h </w:instrText>
+          <w:instrText xml:space="preserve"> PAGEREF _Toc242650107 \h </w:instrText>
         </w:r>
         <w:r>
           <w:rPr>
@@ -1328,7 +1328,7 @@
           <w14:ligatures w14:val="standardContextual"/>
         </w:rPr>
       </w:pPr>
-      <w:hyperlink w:anchor="_Toc242459514" w:history="1">
+      <w:hyperlink w:anchor="_Toc242650108" w:history="1">
         <w:r>
           <w:rPr>
             <w:rStyle w:val="aff8"/>
@@ -1355,7 +1355,7 @@
             <w:noProof/>
             <w:webHidden/>
           </w:rPr>
-          <w:instrText xml:space="preserve"> PAGEREF _Toc242459514 \h </w:instrText>
+          <w:instrText xml:space="preserve"> PAGEREF _Toc242650108 \h </w:instrText>
         </w:r>
         <w:r>
           <w:rPr>
@@ -1401,7 +1401,7 @@
           <w14:ligatures w14:val="standardContextual"/>
         </w:rPr>
       </w:pPr>
-      <w:hyperlink w:anchor="_Toc242459515" w:history="1">
+      <w:hyperlink w:anchor="_Toc242650109" w:history="1">
         <w:r>
           <w:rPr>
             <w:rStyle w:val="aff8"/>
@@ -1428,7 +1428,7 @@
             <w:noProof/>
             <w:webHidden/>
           </w:rPr>
-          <w:instrText xml:space="preserve"> PAGEREF _Toc242459515 \h </w:instrText>
+          <w:instrText xml:space="preserve"> PAGEREF _Toc242650109 \h </w:instrText>
         </w:r>
         <w:r>
           <w:rPr>
@@ -1474,7 +1474,7 @@
           <w14:ligatures w14:val="standardContextual"/>
         </w:rPr>
       </w:pPr>
-      <w:hyperlink w:anchor="_Toc242459516" w:history="1">
+      <w:hyperlink w:anchor="_Toc242650110" w:history="1">
         <w:r>
           <w:rPr>
             <w:rStyle w:val="aff8"/>
@@ -1501,7 +1501,7 @@
             <w:noProof/>
             <w:webHidden/>
           </w:rPr>
-          <w:instrText xml:space="preserve"> PAGEREF _Toc242459516 \h </w:instrText>
+          <w:instrText xml:space="preserve"> PAGEREF _Toc242650110 \h </w:instrText>
         </w:r>
         <w:r>
           <w:rPr>
@@ -1547,7 +1547,7 @@
           <w14:ligatures w14:val="standardContextual"/>
         </w:rPr>
       </w:pPr>
-      <w:hyperlink w:anchor="_Toc242459517" w:history="1">
+      <w:hyperlink w:anchor="_Toc242650111" w:history="1">
         <w:r>
           <w:rPr>
             <w:rStyle w:val="aff8"/>
@@ -1574,7 +1574,7 @@
             <w:noProof/>
             <w:webHidden/>
           </w:rPr>
-          <w:instrText xml:space="preserve"> PAGEREF _Toc242459517 \h </w:instrText>
+          <w:instrText xml:space="preserve"> PAGEREF _Toc242650111 \h </w:instrText>
         </w:r>
         <w:r>
           <w:rPr>
@@ -1620,7 +1620,7 @@
           <w14:ligatures w14:val="standardContextual"/>
         </w:rPr>
       </w:pPr>
-      <w:hyperlink w:anchor="_Toc242459518" w:history="1">
+      <w:hyperlink w:anchor="_Toc242650112" w:history="1">
         <w:r>
           <w:rPr>
             <w:rStyle w:val="aff8"/>
@@ -1647,7 +1647,7 @@
             <w:noProof/>
             <w:webHidden/>
           </w:rPr>
-          <w:instrText xml:space="preserve"> PAGEREF _Toc242459518 \h </w:instrText>
+          <w:instrText xml:space="preserve"> PAGEREF _Toc242650112 \h </w:instrText>
         </w:r>
         <w:r>
           <w:rPr>
@@ -1693,7 +1693,7 @@
           <w14:ligatures w14:val="standardContextual"/>
         </w:rPr>
       </w:pPr>
-      <w:hyperlink w:anchor="_Toc242459519" w:history="1">
+      <w:hyperlink w:anchor="_Toc242650113" w:history="1">
         <w:r>
           <w:rPr>
             <w:rStyle w:val="aff8"/>
@@ -1720,7 +1720,7 @@
             <w:noProof/>
             <w:webHidden/>
           </w:rPr>
-          <w:instrText xml:space="preserve"> PAGEREF _Toc242459519 \h </w:instrText>
+          <w:instrText xml:space="preserve"> PAGEREF _Toc242650113 \h </w:instrText>
         </w:r>
         <w:r>
           <w:rPr>
@@ -1766,7 +1766,7 @@
           <w14:ligatures w14:val="standardContextual"/>
         </w:rPr>
       </w:pPr>
-      <w:hyperlink w:anchor="_Toc242459520" w:history="1">
+      <w:hyperlink w:anchor="_Toc242650114" w:history="1">
         <w:r>
           <w:rPr>
             <w:rStyle w:val="aff8"/>
@@ -1793,7 +1793,7 @@
             <w:noProof/>
             <w:webHidden/>
           </w:rPr>
-          <w:instrText xml:space="preserve"> PAGEREF _Toc242459520 \h </w:instrText>
+          <w:instrText xml:space="preserve"> PAGEREF _Toc242650114 \h </w:instrText>
         </w:r>
         <w:r>
           <w:rPr>
@@ -1839,7 +1839,7 @@
           <w14:ligatures w14:val="standardContextual"/>
         </w:rPr>
       </w:pPr>
-      <w:hyperlink w:anchor="_Toc242459521" w:history="1">
+      <w:hyperlink w:anchor="_Toc242650115" w:history="1">
         <w:r>
           <w:rPr>
             <w:rStyle w:val="aff8"/>
@@ -1866,7 +1866,7 @@
             <w:noProof/>
             <w:webHidden/>
           </w:rPr>
-          <w:instrText xml:space="preserve"> PAGEREF _Toc242459521 \h </w:instrText>
+          <w:instrText xml:space="preserve"> PAGEREF _Toc242650115 \h </w:instrText>
         </w:r>
         <w:r>
           <w:rPr>
@@ -1912,7 +1912,7 @@
           <w14:ligatures w14:val="standardContextual"/>
         </w:rPr>
       </w:pPr>
-      <w:hyperlink w:anchor="_Toc242459522" w:history="1">
+      <w:hyperlink w:anchor="_Toc242650116" w:history="1">
         <w:r>
           <w:rPr>
             <w:rStyle w:val="aff8"/>
@@ -1939,7 +1939,7 @@
             <w:noProof/>
             <w:webHidden/>
           </w:rPr>
-          <w:instrText xml:space="preserve"> PAGEREF _Toc242459522 \h </w:instrText>
+          <w:instrText xml:space="preserve"> PAGEREF _Toc242650116 \h </w:instrText>
         </w:r>
         <w:r>
           <w:rPr>
@@ -1985,7 +1985,7 @@
           <w14:ligatures w14:val="standardContextual"/>
         </w:rPr>
       </w:pPr>
-      <w:hyperlink w:anchor="_Toc242459523" w:history="1">
+      <w:hyperlink w:anchor="_Toc242650117" w:history="1">
         <w:r>
           <w:rPr>
             <w:rStyle w:val="aff8"/>
@@ -2012,7 +2012,7 @@
             <w:noProof/>
             <w:webHidden/>
           </w:rPr>
-          <w:instrText xml:space="preserve"> PAGEREF _Toc242459523 \h </w:instrText>
+          <w:instrText xml:space="preserve"> PAGEREF _Toc242650117 \h </w:instrText>
         </w:r>
         <w:r>
           <w:rPr>
@@ -2058,7 +2058,7 @@
           <w14:ligatures w14:val="standardContextual"/>
         </w:rPr>
       </w:pPr>
-      <w:hyperlink w:anchor="_Toc242459524" w:history="1">
+      <w:hyperlink w:anchor="_Toc242650118" w:history="1">
         <w:r>
           <w:rPr>
             <w:rStyle w:val="aff8"/>
@@ -2085,7 +2085,7 @@
             <w:noProof/>
             <w:webHidden/>
           </w:rPr>
-          <w:instrText xml:space="preserve"> PAGEREF _Toc242459524 \h </w:instrText>
+          <w:instrText xml:space="preserve"> PAGEREF _Toc242650118 \h </w:instrText>
         </w:r>
         <w:r>
           <w:rPr>
@@ -2131,7 +2131,7 @@
           <w14:ligatures w14:val="standardContextual"/>
         </w:rPr>
       </w:pPr>
-      <w:hyperlink w:anchor="_Toc242459525" w:history="1">
+      <w:hyperlink w:anchor="_Toc242650119" w:history="1">
         <w:r>
           <w:rPr>
             <w:rStyle w:val="aff8"/>
@@ -2158,7 +2158,7 @@
             <w:noProof/>
             <w:webHidden/>
           </w:rPr>
-          <w:instrText xml:space="preserve"> PAGEREF _Toc242459525 \h </w:instrText>
+          <w:instrText xml:space="preserve"> PAGEREF _Toc242650119 \h </w:instrText>
         </w:r>
         <w:r>
           <w:rPr>
@@ -2204,7 +2204,7 @@
           <w14:ligatures w14:val="standardContextual"/>
         </w:rPr>
       </w:pPr>
-      <w:hyperlink w:anchor="_Toc242459526" w:history="1">
+      <w:hyperlink w:anchor="_Toc242650120" w:history="1">
         <w:r>
           <w:rPr>
             <w:rStyle w:val="aff8"/>
@@ -2231,7 +2231,7 @@
             <w:noProof/>
             <w:webHidden/>
           </w:rPr>
-          <w:instrText xml:space="preserve"> PAGEREF _Toc242459526 \h </w:instrText>
+          <w:instrText xml:space="preserve"> PAGEREF _Toc242650120 \h </w:instrText>
         </w:r>
         <w:r>
           <w:rPr>
@@ -2277,7 +2277,7 @@
           <w14:ligatures w14:val="standardContextual"/>
         </w:rPr>
       </w:pPr>
-      <w:hyperlink w:anchor="_Toc242459527" w:history="1">
+      <w:hyperlink w:anchor="_Toc242650121" w:history="1">
         <w:r>
           <w:rPr>
             <w:rStyle w:val="aff8"/>
@@ -2304,7 +2304,7 @@
             <w:noProof/>
             <w:webHidden/>
           </w:rPr>
-          <w:instrText xml:space="preserve"> PAGEREF _Toc242459527 \h </w:instrText>
+          <w:instrText xml:space="preserve"> PAGEREF _Toc242650121 \h </w:instrText>
         </w:r>
         <w:r>
           <w:rPr>
@@ -2350,7 +2350,7 @@
           <w14:ligatures w14:val="standardContextual"/>
         </w:rPr>
       </w:pPr>
-      <w:hyperlink w:anchor="_Toc242459528" w:history="1">
+      <w:hyperlink w:anchor="_Toc242650122" w:history="1">
         <w:r>
           <w:rPr>
             <w:rStyle w:val="aff8"/>
@@ -2377,7 +2377,7 @@
             <w:noProof/>
             <w:webHidden/>
           </w:rPr>
-          <w:instrText xml:space="preserve"> PAGEREF _Toc242459528 \h </w:instrText>
+          <w:instrText xml:space="preserve"> PAGEREF _Toc242650122 \h </w:instrText>
         </w:r>
         <w:r>
           <w:rPr>
@@ -2423,7 +2423,7 @@
           <w14:ligatures w14:val="standardContextual"/>
         </w:rPr>
       </w:pPr>
-      <w:hyperlink w:anchor="_Toc242459529" w:history="1">
+      <w:hyperlink w:anchor="_Toc242650123" w:history="1">
         <w:r>
           <w:rPr>
             <w:rStyle w:val="aff8"/>
@@ -2450,7 +2450,7 @@
             <w:noProof/>
             <w:webHidden/>
           </w:rPr>
-          <w:instrText xml:space="preserve"> PAGEREF _Toc242459529 \h </w:instrText>
+          <w:instrText xml:space="preserve"> PAGEREF _Toc242650123 \h </w:instrText>
         </w:r>
         <w:r>
           <w:rPr>
@@ -2496,7 +2496,7 @@
           <w14:ligatures w14:val="standardContextual"/>
         </w:rPr>
       </w:pPr>
-      <w:hyperlink w:anchor="_Toc242459530" w:history="1">
+      <w:hyperlink w:anchor="_Toc242650124" w:history="1">
         <w:r>
           <w:rPr>
             <w:rStyle w:val="aff8"/>
@@ -2523,7 +2523,7 @@
             <w:noProof/>
             <w:webHidden/>
           </w:rPr>
-          <w:instrText xml:space="preserve"> PAGEREF _Toc242459530 \h </w:instrText>
+          <w:instrText xml:space="preserve"> PAGEREF _Toc242650124 \h </w:instrText>
         </w:r>
         <w:r>
           <w:rPr>
@@ -2569,7 +2569,7 @@
           <w14:ligatures w14:val="standardContextual"/>
         </w:rPr>
       </w:pPr>
-      <w:hyperlink w:anchor="_Toc242459531" w:history="1">
+      <w:hyperlink w:anchor="_Toc242650125" w:history="1">
         <w:r>
           <w:rPr>
             <w:rStyle w:val="aff8"/>
@@ -2596,7 +2596,7 @@
             <w:noProof/>
             <w:webHidden/>
           </w:rPr>
-          <w:instrText xml:space="preserve"> PAGEREF _Toc242459531 \h </w:instrText>
+          <w:instrText xml:space="preserve"> PAGEREF _Toc242650125 \h </w:instrText>
         </w:r>
         <w:r>
           <w:rPr>
@@ -2642,7 +2642,7 @@
           <w14:ligatures w14:val="standardContextual"/>
         </w:rPr>
       </w:pPr>
-      <w:hyperlink w:anchor="_Toc242459532" w:history="1">
+      <w:hyperlink w:anchor="_Toc242650126" w:history="1">
         <w:r>
           <w:rPr>
             <w:rStyle w:val="aff8"/>
@@ -2669,7 +2669,7 @@
             <w:noProof/>
             <w:webHidden/>
           </w:rPr>
-          <w:instrText xml:space="preserve"> PAGEREF _Toc242459532 \h </w:instrText>
+          <w:instrText xml:space="preserve"> PAGEREF _Toc242650126 \h </w:instrText>
         </w:r>
         <w:r>
           <w:rPr>
@@ -2715,7 +2715,7 @@
           <w14:ligatures w14:val="standardContextual"/>
         </w:rPr>
       </w:pPr>
-      <w:hyperlink w:anchor="_Toc242459533" w:history="1">
+      <w:hyperlink w:anchor="_Toc242650127" w:history="1">
         <w:r>
           <w:rPr>
             <w:rStyle w:val="aff8"/>
@@ -2742,7 +2742,7 @@
             <w:noProof/>
             <w:webHidden/>
           </w:rPr>
-          <w:instrText xml:space="preserve"> PAGEREF _Toc242459533 \h </w:instrText>
+          <w:instrText xml:space="preserve"> PAGEREF _Toc242650127 \h </w:instrText>
         </w:r>
         <w:r>
           <w:rPr>
@@ -2788,7 +2788,7 @@
           <w14:ligatures w14:val="standardContextual"/>
         </w:rPr>
       </w:pPr>
-      <w:hyperlink w:anchor="_Toc242459534" w:history="1">
+      <w:hyperlink w:anchor="_Toc242650128" w:history="1">
         <w:r>
           <w:rPr>
             <w:rStyle w:val="aff8"/>
@@ -2815,7 +2815,7 @@
             <w:noProof/>
             <w:webHidden/>
           </w:rPr>
-          <w:instrText xml:space="preserve"> PAGEREF _Toc242459534 \h </w:instrText>
+          <w:instrText xml:space="preserve"> PAGEREF _Toc242650128 \h </w:instrText>
         </w:r>
         <w:r>
           <w:rPr>
@@ -2861,7 +2861,7 @@
           <w14:ligatures w14:val="standardContextual"/>
         </w:rPr>
       </w:pPr>
-      <w:hyperlink w:anchor="_Toc242459535" w:history="1">
+      <w:hyperlink w:anchor="_Toc242650129" w:history="1">
         <w:r>
           <w:rPr>
             <w:rStyle w:val="aff8"/>
@@ -2888,7 +2888,7 @@
             <w:noProof/>
             <w:webHidden/>
           </w:rPr>
-          <w:instrText xml:space="preserve"> PAGEREF _Toc242459535 \h </w:instrText>
+          <w:instrText xml:space="preserve"> PAGEREF _Toc242650129 \h </w:instrText>
         </w:r>
         <w:r>
           <w:rPr>
@@ -2934,7 +2934,7 @@
           <w14:ligatures w14:val="standardContextual"/>
         </w:rPr>
       </w:pPr>
-      <w:hyperlink w:anchor="_Toc242459536" w:history="1">
+      <w:hyperlink w:anchor="_Toc242650130" w:history="1">
         <w:r>
           <w:rPr>
             <w:rStyle w:val="aff8"/>
@@ -2961,7 +2961,7 @@
             <w:noProof/>
             <w:webHidden/>
           </w:rPr>
-          <w:instrText xml:space="preserve"> PAGEREF _Toc242459536 \h </w:instrText>
+          <w:instrText xml:space="preserve"> PAGEREF _Toc242650130 \h </w:instrText>
         </w:r>
         <w:r>
           <w:rPr>
@@ -3007,7 +3007,7 @@
           <w14:ligatures w14:val="standardContextual"/>
         </w:rPr>
       </w:pPr>
-      <w:hyperlink w:anchor="_Toc242459537" w:history="1">
+      <w:hyperlink w:anchor="_Toc242650131" w:history="1">
         <w:r>
           <w:rPr>
             <w:rStyle w:val="aff8"/>
@@ -3034,7 +3034,7 @@
             <w:noProof/>
             <w:webHidden/>
           </w:rPr>
-          <w:instrText xml:space="preserve"> PAGEREF _Toc242459537 \h </w:instrText>
+          <w:instrText xml:space="preserve"> PAGEREF _Toc242650131 \h </w:instrText>
         </w:r>
         <w:r>
           <w:rPr>
@@ -3080,7 +3080,7 @@
           <w14:ligatures w14:val="standardContextual"/>
         </w:rPr>
       </w:pPr>
-      <w:hyperlink w:anchor="_Toc242459538" w:history="1">
+      <w:hyperlink w:anchor="_Toc242650132" w:history="1">
         <w:r>
           <w:rPr>
             <w:rStyle w:val="aff8"/>
@@ -3107,7 +3107,7 @@
             <w:noProof/>
             <w:webHidden/>
           </w:rPr>
-          <w:instrText xml:space="preserve"> PAGEREF _Toc242459538 \h </w:instrText>
+          <w:instrText xml:space="preserve"> PAGEREF _Toc242650132 \h </w:instrText>
         </w:r>
         <w:r>
           <w:rPr>
@@ -3153,7 +3153,7 @@
           <w14:ligatures w14:val="standardContextual"/>
         </w:rPr>
       </w:pPr>
-      <w:hyperlink w:anchor="_Toc242459539" w:history="1">
+      <w:hyperlink w:anchor="_Toc242650133" w:history="1">
         <w:r>
           <w:rPr>
             <w:rStyle w:val="aff8"/>
@@ -3180,7 +3180,7 @@
             <w:noProof/>
             <w:webHidden/>
           </w:rPr>
-          <w:instrText xml:space="preserve"> PAGEREF _Toc242459539 \h </w:instrText>
+          <w:instrText xml:space="preserve"> PAGEREF _Toc242650133 \h </w:instrText>
         </w:r>
         <w:r>
           <w:rPr>
@@ -3226,7 +3226,7 @@
         <w:ind w:firstLine="0"/>
         <w:jc w:val="center"/>
       </w:pPr>
-      <w:bookmarkStart w:id="0" w:name="_Toc242459500"/>
+      <w:bookmarkStart w:id="0" w:name="_Toc242650094"/>
       <w:r>
         <w:lastRenderedPageBreak/>
         <w:t>ПЕРЕЧЕНЬ ТЕРМИНОВ И СОКРАЩЕНИЙ</w:t>
@@ -4488,7 +4488,7 @@
         <w:pStyle w:val="1"/>
         <w:pageBreakBefore/>
       </w:pPr>
-      <w:bookmarkStart w:id="1" w:name="_Toc242459501"/>
+      <w:bookmarkStart w:id="1" w:name="_Toc242650095"/>
       <w:r>
         <w:lastRenderedPageBreak/>
         <w:t>1 Объект испытаний</w:t>
@@ -4499,7 +4499,7 @@
       <w:pPr>
         <w:pStyle w:val="21"/>
       </w:pPr>
-      <w:bookmarkStart w:id="2" w:name="_Toc242459502"/>
+      <w:bookmarkStart w:id="2" w:name="_Toc242650096"/>
       <w:r>
         <w:t>1.1 Наименование системы</w:t>
       </w:r>
@@ -4514,7 +4514,7 @@
       <w:pPr>
         <w:pStyle w:val="21"/>
       </w:pPr>
-      <w:bookmarkStart w:id="3" w:name="_Toc242459503"/>
+      <w:bookmarkStart w:id="3" w:name="_Toc242650097"/>
       <w:r>
         <w:t>1.2 Область применения</w:t>
       </w:r>
@@ -4529,7 +4529,7 @@
       <w:pPr>
         <w:pStyle w:val="21"/>
       </w:pPr>
-      <w:bookmarkStart w:id="4" w:name="_Toc242459504"/>
+      <w:bookmarkStart w:id="4" w:name="_Toc242650098"/>
       <w:r>
         <w:t>1.3 Состав объекта испытаний</w:t>
       </w:r>
@@ -4545,7 +4545,7 @@
         <w:pStyle w:val="1"/>
         <w:pageBreakBefore/>
       </w:pPr>
-      <w:bookmarkStart w:id="5" w:name="_Toc242459505"/>
+      <w:bookmarkStart w:id="5" w:name="_Toc242650099"/>
       <w:r>
         <w:lastRenderedPageBreak/>
         <w:t>2 Цель испытаний</w:t>
@@ -4562,7 +4562,7 @@
         <w:pStyle w:val="1"/>
         <w:pageBreakBefore/>
       </w:pPr>
-      <w:bookmarkStart w:id="6" w:name="_Toc242459506"/>
+      <w:bookmarkStart w:id="6" w:name="_Toc242650100"/>
       <w:r>
         <w:lastRenderedPageBreak/>
         <w:t>3 Общие положения</w:t>
@@ -4573,7 +4573,7 @@
       <w:pPr>
         <w:pStyle w:val="21"/>
       </w:pPr>
-      <w:bookmarkStart w:id="7" w:name="_Toc242459507"/>
+      <w:bookmarkStart w:id="7" w:name="_Toc242650101"/>
       <w:r>
         <w:t>3.1 Перечень руководящих документов</w:t>
       </w:r>
@@ -4603,7 +4603,7 @@
       <w:pPr>
         <w:pStyle w:val="21"/>
       </w:pPr>
-      <w:bookmarkStart w:id="8" w:name="_Toc242459508"/>
+      <w:bookmarkStart w:id="8" w:name="_Toc242650102"/>
       <w:r>
         <w:t>3.2 Виды испытаний</w:t>
       </w:r>
@@ -4643,7 +4643,7 @@
       <w:pPr>
         <w:pStyle w:val="21"/>
       </w:pPr>
-      <w:bookmarkStart w:id="9" w:name="_Toc242459509"/>
+      <w:bookmarkStart w:id="9" w:name="_Toc242650103"/>
       <w:r>
         <w:t>3.3 Место и продолжительность испытаний</w:t>
       </w:r>
@@ -4658,7 +4658,7 @@
       <w:pPr>
         <w:pStyle w:val="21"/>
       </w:pPr>
-      <w:bookmarkStart w:id="10" w:name="_Toc242459510"/>
+      <w:bookmarkStart w:id="10" w:name="_Toc242650104"/>
       <w:r>
         <w:t>3.4 Организации-участники</w:t>
       </w:r>
@@ -4673,7 +4673,7 @@
       <w:pPr>
         <w:pStyle w:val="21"/>
       </w:pPr>
-      <w:bookmarkStart w:id="11" w:name="_Toc242459511"/>
+      <w:bookmarkStart w:id="11" w:name="_Toc242650105"/>
       <w:r>
         <w:t>3.5 Перечень предъявляемых на испытания документов</w:t>
       </w:r>
@@ -4689,7 +4689,7 @@
         <w:pStyle w:val="1"/>
         <w:pageBreakBefore/>
       </w:pPr>
-      <w:bookmarkStart w:id="12" w:name="_Toc242459512"/>
+      <w:bookmarkStart w:id="12" w:name="_Toc242650106"/>
       <w:r>
         <w:lastRenderedPageBreak/>
         <w:t>4 Объём испытаний</w:t>
@@ -4700,7 +4700,7 @@
       <w:pPr>
         <w:pStyle w:val="21"/>
       </w:pPr>
-      <w:bookmarkStart w:id="13" w:name="_Toc242459513"/>
+      <w:bookmarkStart w:id="13" w:name="_Toc242650107"/>
       <w:r>
         <w:t>4.1 Перечень этапов</w:t>
       </w:r>
@@ -4750,7 +4750,7 @@
       <w:pPr>
         <w:pStyle w:val="21"/>
       </w:pPr>
-      <w:bookmarkStart w:id="14" w:name="_Toc242459514"/>
+      <w:bookmarkStart w:id="14" w:name="_Toc242650108"/>
       <w:r>
         <w:t>4.2 Критерии успешности</w:t>
       </w:r>
@@ -4781,7 +4781,7 @@
         <w:pStyle w:val="1"/>
         <w:pageBreakBefore/>
       </w:pPr>
-      <w:bookmarkStart w:id="15" w:name="_Toc242459515"/>
+      <w:bookmarkStart w:id="15" w:name="_Toc242650109"/>
       <w:r>
         <w:lastRenderedPageBreak/>
         <w:t>5 Условия и порядок проведения испытаний</w:t>
@@ -4792,7 +4792,7 @@
       <w:pPr>
         <w:pStyle w:val="21"/>
       </w:pPr>
-      <w:bookmarkStart w:id="16" w:name="_Toc242459516"/>
+      <w:bookmarkStart w:id="16" w:name="_Toc242650110"/>
       <w:r>
         <w:t>5.1 Условия проведения</w:t>
       </w:r>
@@ -4832,7 +4832,7 @@
       <w:pPr>
         <w:pStyle w:val="21"/>
       </w:pPr>
-      <w:bookmarkStart w:id="17" w:name="_Toc242459517"/>
+      <w:bookmarkStart w:id="17" w:name="_Toc242650111"/>
       <w:r>
         <w:t>5.2 Порядок проведения</w:t>
       </w:r>
@@ -4847,7 +4847,7 @@
       <w:pPr>
         <w:pStyle w:val="21"/>
       </w:pPr>
-      <w:bookmarkStart w:id="18" w:name="_Toc242459518"/>
+      <w:bookmarkStart w:id="18" w:name="_Toc242650112"/>
       <w:r>
         <w:t>5.3 Персонал</w:t>
       </w:r>
@@ -4863,7 +4863,7 @@
         <w:pStyle w:val="1"/>
         <w:pageBreakBefore/>
       </w:pPr>
-      <w:bookmarkStart w:id="19" w:name="_Toc242459519"/>
+      <w:bookmarkStart w:id="19" w:name="_Toc242650113"/>
       <w:r>
         <w:lastRenderedPageBreak/>
         <w:t>6 Материально-техническое обеспечение</w:t>
@@ -4880,7 +4880,7 @@
         <w:pStyle w:val="1"/>
         <w:pageBreakBefore/>
       </w:pPr>
-      <w:bookmarkStart w:id="20" w:name="_Toc242459520"/>
+      <w:bookmarkStart w:id="20" w:name="_Toc242650114"/>
       <w:r>
         <w:lastRenderedPageBreak/>
         <w:t>7 Метрологическое обеспечение</w:t>
@@ -4897,7 +4897,7 @@
         <w:pStyle w:val="1"/>
         <w:pageBreakBefore/>
       </w:pPr>
-      <w:bookmarkStart w:id="21" w:name="_Toc242459521"/>
+      <w:bookmarkStart w:id="21" w:name="_Toc242650115"/>
       <w:r>
         <w:lastRenderedPageBreak/>
         <w:t>8 Отчётность</w:t>
@@ -4916,7 +4916,7 @@
         <w:ind w:firstLine="0"/>
         <w:jc w:val="center"/>
       </w:pPr>
-      <w:bookmarkStart w:id="22" w:name="_Toc242459522"/>
+      <w:bookmarkStart w:id="22" w:name="_Toc242650116"/>
       <w:r>
         <w:lastRenderedPageBreak/>
         <w:t>Приложение А</w:t>
@@ -4940,7 +4940,7 @@
       <w:pPr>
         <w:pStyle w:val="21"/>
       </w:pPr>
-      <w:bookmarkStart w:id="23" w:name="_Toc242459523"/>
+      <w:bookmarkStart w:id="23" w:name="_Toc242650117"/>
       <w:r>
         <w:t>А.1 Подсистема «Организационная структура и права доступа»</w:t>
       </w:r>
@@ -6031,7 +6031,7 @@
       <w:pPr>
         <w:pStyle w:val="21"/>
       </w:pPr>
-      <w:bookmarkStart w:id="24" w:name="_Toc242459524"/>
+      <w:bookmarkStart w:id="24" w:name="_Toc242650118"/>
       <w:r>
         <w:t>А.2 Подсистема «Каталог недвижимости»</w:t>
       </w:r>
@@ -6911,7 +6911,7 @@
       <w:pPr>
         <w:pStyle w:val="21"/>
       </w:pPr>
-      <w:bookmarkStart w:id="25" w:name="_Toc242459525"/>
+      <w:bookmarkStart w:id="25" w:name="_Toc242650119"/>
       <w:r>
         <w:t>А.3 Подсистема «Работа с клиентами»</w:t>
       </w:r>
@@ -7771,7 +7771,7 @@
       <w:pPr>
         <w:pStyle w:val="21"/>
       </w:pPr>
-      <w:bookmarkStart w:id="26" w:name="_Toc242459526"/>
+      <w:bookmarkStart w:id="26" w:name="_Toc242650120"/>
       <w:r>
         <w:t>А.4 Подсистема «Сделки»</w:t>
       </w:r>
@@ -9122,7 +9122,7 @@
       <w:pPr>
         <w:pStyle w:val="21"/>
       </w:pPr>
-      <w:bookmarkStart w:id="27" w:name="_Toc242459527"/>
+      <w:bookmarkStart w:id="27" w:name="_Toc242650121"/>
       <w:r>
         <w:t>А.5 Подсистема «Финансы»</w:t>
       </w:r>
@@ -10185,7 +10185,7 @@
               <w:pStyle w:val="GostTable"/>
             </w:pPr>
             <w:r>
-              <w:t>Ввести ручной курс USD на сегодня в компании А</w:t>
+              <w:t>В компании А выбрать источник курса «Ручной курс компании», ввести ручной курс USD; через несколько дней загрузить курсы ЦБ</w:t>
             </w:r>
           </w:p>
         </w:tc>
@@ -10198,7 +10198,7 @@
               <w:pStyle w:val="GostTable"/>
             </w:pPr>
             <w:r>
-              <w:t>В компании А действует ручной курс, в компании Б — курс ЦБ</w:t>
+              <w:t>В компании А действует ручной курс, в компании Б — курс ЦБ; свежий курс ЦБ ручной курс не вытесняет; при источнике «ЦБ» ручной курс не применяется</w:t>
             </w:r>
           </w:p>
         </w:tc>
@@ -10217,7 +10217,7 @@
               <w:pStyle w:val="GostTable"/>
             </w:pPr>
             <w:r>
-              <w:t>А5.18</w:t>
+              <w:t>А5.17а</w:t>
             </w:r>
           </w:p>
         </w:tc>
@@ -10243,7 +10243,7 @@
               <w:pStyle w:val="GostTable"/>
             </w:pPr>
             <w:r>
-              <w:t>Нажать «Обновить курсы ЦБ»</w:t>
+              <w:t>Переключить источник на ручной курс, когда ручного курса USD нет</w:t>
             </w:r>
           </w:p>
         </w:tc>
@@ -10256,7 +10256,7 @@
               <w:pStyle w:val="GostTable"/>
             </w:pPr>
             <w:r>
-              <w:t>Курсы загружены, в таблице источник «ЦБ Узбекистана» и дата курса</w:t>
+              <w:t>Предупреждение «Нет ручного курса: USD»; бронь по прайсу в USD отклонена с указанием валюты</w:t>
             </w:r>
           </w:p>
         </w:tc>
@@ -10275,7 +10275,8 @@
               <w:pStyle w:val="GostTable"/>
             </w:pPr>
             <w:r>
-              <w:t>А5.19</w:t>
+              <w:lastRenderedPageBreak/>
+              <w:t>А5.18</w:t>
             </w:r>
           </w:p>
         </w:tc>
@@ -10288,7 +10289,7 @@
               <w:pStyle w:val="GostTable"/>
             </w:pPr>
             <w:r>
-              <w:t>ФИН-05</w:t>
+              <w:t>ФИН-07</w:t>
             </w:r>
           </w:p>
         </w:tc>
@@ -10301,7 +10302,7 @@
               <w:pStyle w:val="GostTable"/>
             </w:pPr>
             <w:r>
-              <w:t>Сводная таблица при платежах в USD и UZS</w:t>
+              <w:t>Нажать «Обновить курсы ЦБ»</w:t>
             </w:r>
           </w:p>
         </w:tc>
@@ -10314,7 +10315,7 @@
               <w:pStyle w:val="GostTable"/>
             </w:pPr>
             <w:r>
-              <w:t>Итоги по валютам раздельно и общий итог в валюте сделок компании</w:t>
+              <w:t>Курсы загружены, в таблице источник «ЦБ Узбекистана» и дата курса</w:t>
             </w:r>
           </w:p>
         </w:tc>
@@ -10333,7 +10334,64 @@
               <w:pStyle w:val="GostTable"/>
             </w:pPr>
             <w:r>
-              <w:lastRenderedPageBreak/>
+              <w:t>А5.19</w:t>
+            </w:r>
+          </w:p>
+        </w:tc>
+        <w:tc>
+          <w:tcPr>
+            <w:tcW w:w="1029" w:type="dxa"/>
+          </w:tcPr>
+          <w:p>
+            <w:pPr>
+              <w:pStyle w:val="GostTable"/>
+            </w:pPr>
+            <w:r>
+              <w:t>ФИН-05</w:t>
+            </w:r>
+          </w:p>
+        </w:tc>
+        <w:tc>
+          <w:tcPr>
+            <w:tcW w:w="4209" w:type="dxa"/>
+          </w:tcPr>
+          <w:p>
+            <w:pPr>
+              <w:pStyle w:val="GostTable"/>
+            </w:pPr>
+            <w:r>
+              <w:t>Сводная таблица при платежах в USD и UZS</w:t>
+            </w:r>
+          </w:p>
+        </w:tc>
+        <w:tc>
+          <w:tcPr>
+            <w:tcW w:w="3274" w:type="dxa"/>
+          </w:tcPr>
+          <w:p>
+            <w:pPr>
+              <w:pStyle w:val="GostTable"/>
+            </w:pPr>
+            <w:r>
+              <w:t>Итоги по валютам раздельно и общий итог в валюте сделок компании</w:t>
+            </w:r>
+          </w:p>
+        </w:tc>
+      </w:tr>
+      <w:tr>
+        <w:trPr>
+          <w:cantSplit/>
+          <w:jc w:val="center"/>
+        </w:trPr>
+        <w:tc>
+          <w:tcPr>
+            <w:tcW w:w="842" w:type="dxa"/>
+          </w:tcPr>
+          <w:p>
+            <w:pPr>
+              <w:pStyle w:val="GostTable"/>
+            </w:pPr>
+            <w:r>
               <w:t>А5.20</w:t>
             </w:r>
           </w:p>
@@ -10678,7 +10736,7 @@
       <w:pPr>
         <w:pStyle w:val="21"/>
       </w:pPr>
-      <w:bookmarkStart w:id="28" w:name="_Toc242459528"/>
+      <w:bookmarkStart w:id="28" w:name="_Toc242650122"/>
       <w:r>
         <w:t>А.6 Подсистема «Шаблоны документов»</w:t>
       </w:r>
@@ -10957,7 +11015,7 @@
       <w:pPr>
         <w:pStyle w:val="21"/>
       </w:pPr>
-      <w:bookmarkStart w:id="29" w:name="_Toc242459529"/>
+      <w:bookmarkStart w:id="29" w:name="_Toc242650123"/>
       <w:r>
         <w:t>А.7 Подсистема «Задачи»</w:t>
       </w:r>
@@ -11240,6 +11298,7 @@
               <w:pStyle w:val="GostTable"/>
             </w:pPr>
             <w:r>
+              <w:lastRenderedPageBreak/>
               <w:t>А7.4</w:t>
             </w:r>
           </w:p>
@@ -11352,9 +11411,8 @@
       <w:pPr>
         <w:pStyle w:val="21"/>
       </w:pPr>
-      <w:bookmarkStart w:id="30" w:name="_Toc242459530"/>
+      <w:bookmarkStart w:id="30" w:name="_Toc242650124"/>
       <w:r>
-        <w:lastRenderedPageBreak/>
         <w:t>А.8 Подсистема «Аналитика и отчётность»</w:t>
       </w:r>
       <w:bookmarkEnd w:id="30"/>
@@ -11748,7 +11806,7 @@
       <w:pPr>
         <w:pStyle w:val="21"/>
       </w:pPr>
-      <w:bookmarkStart w:id="31" w:name="_Toc242459531"/>
+      <w:bookmarkStart w:id="31" w:name="_Toc242650125"/>
       <w:r>
         <w:t>А.9 Подсистема «Интеграция с партнёрами»</w:t>
       </w:r>
@@ -12327,7 +12385,7 @@
       <w:pPr>
         <w:pStyle w:val="21"/>
       </w:pPr>
-      <w:bookmarkStart w:id="32" w:name="_Toc242459532"/>
+      <w:bookmarkStart w:id="32" w:name="_Toc242650126"/>
       <w:r>
         <w:t>А.10 Подсистема «Регламентные задания»</w:t>
       </w:r>
@@ -12504,6 +12562,7 @@
               <w:pStyle w:val="GostTable"/>
             </w:pPr>
             <w:r>
+              <w:lastRenderedPageBreak/>
               <w:t>А10.2</w:t>
             </w:r>
           </w:p>
@@ -12640,7 +12699,6 @@
               <w:pStyle w:val="GostTable"/>
             </w:pPr>
             <w:r>
-              <w:lastRenderedPageBreak/>
               <w:t>А10.4</w:t>
             </w:r>
           </w:p>
@@ -12767,7 +12825,7 @@
       <w:pPr>
         <w:pStyle w:val="21"/>
       </w:pPr>
-      <w:bookmarkStart w:id="33" w:name="_Toc242459533"/>
+      <w:bookmarkStart w:id="33" w:name="_Toc242650127"/>
       <w:r>
         <w:t>А.11 Сквозной сценарий продажи</w:t>
       </w:r>
@@ -13037,7 +13095,7 @@
       <w:pPr>
         <w:pStyle w:val="21"/>
       </w:pPr>
-      <w:bookmarkStart w:id="34" w:name="_Toc242459534"/>
+      <w:bookmarkStart w:id="34" w:name="_Toc242650128"/>
       <w:r>
         <w:t>А.12 Защита информации</w:t>
       </w:r>
@@ -13434,7 +13492,7 @@
       <w:pPr>
         <w:pStyle w:val="21"/>
       </w:pPr>
-      <w:bookmarkStart w:id="35" w:name="_Toc242459535"/>
+      <w:bookmarkStart w:id="35" w:name="_Toc242650129"/>
       <w:r>
         <w:t>А.13 Эргономика и многоязычность</w:t>
       </w:r>
@@ -13663,6 +13721,7 @@
               <w:pStyle w:val="GostTable"/>
             </w:pPr>
             <w:r>
+              <w:lastRenderedPageBreak/>
               <w:t>А13.4</w:t>
             </w:r>
           </w:p>
@@ -13704,9 +13763,8 @@
       <w:pPr>
         <w:pStyle w:val="21"/>
       </w:pPr>
-      <w:bookmarkStart w:id="36" w:name="_Toc242459536"/>
+      <w:bookmarkStart w:id="36" w:name="_Toc242650130"/>
       <w:r>
-        <w:lastRenderedPageBreak/>
         <w:t>А.14 Показатели назначения</w:t>
       </w:r>
       <w:bookmarkEnd w:id="36"/>
@@ -13933,7 +13991,7 @@
         <w:ind w:firstLine="0"/>
         <w:jc w:val="center"/>
       </w:pPr>
-      <w:bookmarkStart w:id="37" w:name="_Toc242459537"/>
+      <w:bookmarkStart w:id="37" w:name="_Toc242650131"/>
       <w:r>
         <w:lastRenderedPageBreak/>
         <w:t>Приложение Б</w:t>
@@ -14257,7 +14315,7 @@
               <w:pStyle w:val="GostTable"/>
             </w:pPr>
             <w:r>
-              <w:t xml:space="preserve">Курс на дату и приоритет ручного курса компании; пересчёт без округления кросс-курса; пересчёт цены при брони и отказ без курса; график со строками в USD хранится в валюте сделки с исходным вводом; отнесение расхождения от округления; сохранение исходного ввода при правке; отказ для неподдерживаемой валюты; права на настройки валют; приведение дашборда к валюте сделок; пересчёт старых сделок командой </w:t>
+              <w:t xml:space="preserve">Курс на дату и источник курса компании (ЦБ или ручной курс, без смешивания; ручной курс не устаревает и не вызывает загрузку ЦБ); пересчёт без округления кросс-курса; пересчёт цены при брони и отказ без курса; график со строками в USD хранится в валюте сделки с исходным вводом; отнесение расхождения от округления; сохранение исходного ввода при правке; отказ для неподдерживаемой валюты; права на настройки валют; приведение дашборда к валюте сделок; пересчёт старых сделок командой </w:t>
             </w:r>
             <w:r>
               <w:rPr>
@@ -14332,7 +14390,7 @@
         <w:ind w:firstLine="0"/>
         <w:jc w:val="center"/>
       </w:pPr>
-      <w:bookmarkStart w:id="38" w:name="_Toc242459538"/>
+      <w:bookmarkStart w:id="38" w:name="_Toc242650132"/>
       <w:r>
         <w:lastRenderedPageBreak/>
         <w:t>Приложение В</w:t>
@@ -14611,7 +14669,7 @@
         <w:ind w:firstLine="0"/>
         <w:jc w:val="center"/>
       </w:pPr>
-      <w:bookmarkStart w:id="39" w:name="_Toc242459539"/>
+      <w:bookmarkStart w:id="39" w:name="_Toc242650133"/>
       <w:r>
         <w:lastRenderedPageBreak/>
         <w:t>ЛИСТ РЕГИСТРАЦИИ ИЗМЕНЕНИЙ</w:t>
@@ -16673,31 +16731,31 @@
       </w:rPr>
     </w:lvl>
   </w:abstractNum>
-  <w:num w:numId="1" w16cid:durableId="1729257207">
+  <w:num w:numId="1" w16cid:durableId="1951429344">
     <w:abstractNumId w:val="8"/>
   </w:num>
-  <w:num w:numId="2" w16cid:durableId="1217935219">
+  <w:num w:numId="2" w16cid:durableId="261185770">
     <w:abstractNumId w:val="6"/>
   </w:num>
-  <w:num w:numId="3" w16cid:durableId="1121610903">
+  <w:num w:numId="3" w16cid:durableId="1754664482">
     <w:abstractNumId w:val="5"/>
   </w:num>
-  <w:num w:numId="4" w16cid:durableId="558590781">
+  <w:num w:numId="4" w16cid:durableId="2055765048">
     <w:abstractNumId w:val="4"/>
   </w:num>
-  <w:num w:numId="5" w16cid:durableId="1619674962">
+  <w:num w:numId="5" w16cid:durableId="798454352">
     <w:abstractNumId w:val="7"/>
   </w:num>
-  <w:num w:numId="6" w16cid:durableId="1724449311">
+  <w:num w:numId="6" w16cid:durableId="1872645699">
     <w:abstractNumId w:val="3"/>
   </w:num>
-  <w:num w:numId="7" w16cid:durableId="1751925755">
+  <w:num w:numId="7" w16cid:durableId="485708616">
     <w:abstractNumId w:val="2"/>
   </w:num>
-  <w:num w:numId="8" w16cid:durableId="2045976536">
+  <w:num w:numId="8" w16cid:durableId="1090807712">
     <w:abstractNumId w:val="1"/>
   </w:num>
-  <w:num w:numId="9" w16cid:durableId="1001541173">
+  <w:num w:numId="9" w16cid:durableId="2121148100">
     <w:abstractNumId w:val="0"/>
   </w:num>
 </w:numbering>
@@ -28230,7 +28288,7 @@
     <w:autoRedefine/>
     <w:uiPriority w:val="39"/>
     <w:unhideWhenUsed/>
-    <w:rsid w:val="00BD2038"/>
+    <w:rsid w:val="00275C2C"/>
     <w:pPr>
       <w:spacing w:after="100"/>
     </w:pPr>
@@ -28242,7 +28300,7 @@
     <w:autoRedefine/>
     <w:uiPriority w:val="39"/>
     <w:unhideWhenUsed/>
-    <w:rsid w:val="00BD2038"/>
+    <w:rsid w:val="00275C2C"/>
     <w:pPr>
       <w:spacing w:after="100"/>
       <w:ind w:left="240"/>
@@ -28253,7 +28311,7 @@
     <w:basedOn w:val="a2"/>
     <w:uiPriority w:val="99"/>
     <w:unhideWhenUsed/>
-    <w:rsid w:val="00BD2038"/>
+    <w:rsid w:val="00275C2C"/>
     <w:rPr>
       <w:color w:val="0000FF" w:themeColor="hyperlink"/>
       <w:u w:val="single"/>

--- a/docs/gost/out/06_ПМ_Программа_и_методика_испытаний.docx
+++ b/docs/gost/out/06_ПМ_Программа_и_методика_испытаний.docx
@@ -306,7 +306,7 @@
       <w:r>
         <w:fldChar w:fldCharType="separate"/>
       </w:r>
-      <w:hyperlink w:anchor="_Toc242650094" w:history="1">
+      <w:hyperlink w:anchor="_Toc243319687" w:history="1">
         <w:r>
           <w:rPr>
             <w:rStyle w:val="aff8"/>
@@ -333,7 +333,7 @@
             <w:noProof/>
             <w:webHidden/>
           </w:rPr>
-          <w:instrText xml:space="preserve"> PAGEREF _Toc242650094 \h </w:instrText>
+          <w:instrText xml:space="preserve"> PAGEREF _Toc243319687 \h </w:instrText>
         </w:r>
         <w:r>
           <w:rPr>
@@ -379,7 +379,7 @@
           <w14:ligatures w14:val="standardContextual"/>
         </w:rPr>
       </w:pPr>
-      <w:hyperlink w:anchor="_Toc242650095" w:history="1">
+      <w:hyperlink w:anchor="_Toc243319688" w:history="1">
         <w:r>
           <w:rPr>
             <w:rStyle w:val="aff8"/>
@@ -406,7 +406,7 @@
             <w:noProof/>
             <w:webHidden/>
           </w:rPr>
-          <w:instrText xml:space="preserve"> PAGEREF _Toc242650095 \h </w:instrText>
+          <w:instrText xml:space="preserve"> PAGEREF _Toc243319688 \h </w:instrText>
         </w:r>
         <w:r>
           <w:rPr>
@@ -452,7 +452,7 @@
           <w14:ligatures w14:val="standardContextual"/>
         </w:rPr>
       </w:pPr>
-      <w:hyperlink w:anchor="_Toc242650096" w:history="1">
+      <w:hyperlink w:anchor="_Toc243319689" w:history="1">
         <w:r>
           <w:rPr>
             <w:rStyle w:val="aff8"/>
@@ -479,7 +479,7 @@
             <w:noProof/>
             <w:webHidden/>
           </w:rPr>
-          <w:instrText xml:space="preserve"> PAGEREF _Toc242650096 \h </w:instrText>
+          <w:instrText xml:space="preserve"> PAGEREF _Toc243319689 \h </w:instrText>
         </w:r>
         <w:r>
           <w:rPr>
@@ -525,7 +525,7 @@
           <w14:ligatures w14:val="standardContextual"/>
         </w:rPr>
       </w:pPr>
-      <w:hyperlink w:anchor="_Toc242650097" w:history="1">
+      <w:hyperlink w:anchor="_Toc243319690" w:history="1">
         <w:r>
           <w:rPr>
             <w:rStyle w:val="aff8"/>
@@ -552,7 +552,7 @@
             <w:noProof/>
             <w:webHidden/>
           </w:rPr>
-          <w:instrText xml:space="preserve"> PAGEREF _Toc242650097 \h </w:instrText>
+          <w:instrText xml:space="preserve"> PAGEREF _Toc243319690 \h </w:instrText>
         </w:r>
         <w:r>
           <w:rPr>
@@ -598,7 +598,7 @@
           <w14:ligatures w14:val="standardContextual"/>
         </w:rPr>
       </w:pPr>
-      <w:hyperlink w:anchor="_Toc242650098" w:history="1">
+      <w:hyperlink w:anchor="_Toc243319691" w:history="1">
         <w:r>
           <w:rPr>
             <w:rStyle w:val="aff8"/>
@@ -625,7 +625,7 @@
             <w:noProof/>
             <w:webHidden/>
           </w:rPr>
-          <w:instrText xml:space="preserve"> PAGEREF _Toc242650098 \h </w:instrText>
+          <w:instrText xml:space="preserve"> PAGEREF _Toc243319691 \h </w:instrText>
         </w:r>
         <w:r>
           <w:rPr>
@@ -671,7 +671,7 @@
           <w14:ligatures w14:val="standardContextual"/>
         </w:rPr>
       </w:pPr>
-      <w:hyperlink w:anchor="_Toc242650099" w:history="1">
+      <w:hyperlink w:anchor="_Toc243319692" w:history="1">
         <w:r>
           <w:rPr>
             <w:rStyle w:val="aff8"/>
@@ -698,7 +698,7 @@
             <w:noProof/>
             <w:webHidden/>
           </w:rPr>
-          <w:instrText xml:space="preserve"> PAGEREF _Toc242650099 \h </w:instrText>
+          <w:instrText xml:space="preserve"> PAGEREF _Toc243319692 \h </w:instrText>
         </w:r>
         <w:r>
           <w:rPr>
@@ -744,7 +744,7 @@
           <w14:ligatures w14:val="standardContextual"/>
         </w:rPr>
       </w:pPr>
-      <w:hyperlink w:anchor="_Toc242650100" w:history="1">
+      <w:hyperlink w:anchor="_Toc243319693" w:history="1">
         <w:r>
           <w:rPr>
             <w:rStyle w:val="aff8"/>
@@ -771,7 +771,7 @@
             <w:noProof/>
             <w:webHidden/>
           </w:rPr>
-          <w:instrText xml:space="preserve"> PAGEREF _Toc242650100 \h </w:instrText>
+          <w:instrText xml:space="preserve"> PAGEREF _Toc243319693 \h </w:instrText>
         </w:r>
         <w:r>
           <w:rPr>
@@ -817,7 +817,7 @@
           <w14:ligatures w14:val="standardContextual"/>
         </w:rPr>
       </w:pPr>
-      <w:hyperlink w:anchor="_Toc242650101" w:history="1">
+      <w:hyperlink w:anchor="_Toc243319694" w:history="1">
         <w:r>
           <w:rPr>
             <w:rStyle w:val="aff8"/>
@@ -844,7 +844,7 @@
             <w:noProof/>
             <w:webHidden/>
           </w:rPr>
-          <w:instrText xml:space="preserve"> PAGEREF _Toc242650101 \h </w:instrText>
+          <w:instrText xml:space="preserve"> PAGEREF _Toc243319694 \h </w:instrText>
         </w:r>
         <w:r>
           <w:rPr>
@@ -890,7 +890,7 @@
           <w14:ligatures w14:val="standardContextual"/>
         </w:rPr>
       </w:pPr>
-      <w:hyperlink w:anchor="_Toc242650102" w:history="1">
+      <w:hyperlink w:anchor="_Toc243319695" w:history="1">
         <w:r>
           <w:rPr>
             <w:rStyle w:val="aff8"/>
@@ -917,7 +917,7 @@
             <w:noProof/>
             <w:webHidden/>
           </w:rPr>
-          <w:instrText xml:space="preserve"> PAGEREF _Toc242650102 \h </w:instrText>
+          <w:instrText xml:space="preserve"> PAGEREF _Toc243319695 \h </w:instrText>
         </w:r>
         <w:r>
           <w:rPr>
@@ -963,7 +963,7 @@
           <w14:ligatures w14:val="standardContextual"/>
         </w:rPr>
       </w:pPr>
-      <w:hyperlink w:anchor="_Toc242650103" w:history="1">
+      <w:hyperlink w:anchor="_Toc243319696" w:history="1">
         <w:r>
           <w:rPr>
             <w:rStyle w:val="aff8"/>
@@ -990,7 +990,7 @@
             <w:noProof/>
             <w:webHidden/>
           </w:rPr>
-          <w:instrText xml:space="preserve"> PAGEREF _Toc242650103 \h </w:instrText>
+          <w:instrText xml:space="preserve"> PAGEREF _Toc243319696 \h </w:instrText>
         </w:r>
         <w:r>
           <w:rPr>
@@ -1036,7 +1036,7 @@
           <w14:ligatures w14:val="standardContextual"/>
         </w:rPr>
       </w:pPr>
-      <w:hyperlink w:anchor="_Toc242650104" w:history="1">
+      <w:hyperlink w:anchor="_Toc243319697" w:history="1">
         <w:r>
           <w:rPr>
             <w:rStyle w:val="aff8"/>
@@ -1063,7 +1063,7 @@
             <w:noProof/>
             <w:webHidden/>
           </w:rPr>
-          <w:instrText xml:space="preserve"> PAGEREF _Toc242650104 \h </w:instrText>
+          <w:instrText xml:space="preserve"> PAGEREF _Toc243319697 \h </w:instrText>
         </w:r>
         <w:r>
           <w:rPr>
@@ -1109,7 +1109,7 @@
           <w14:ligatures w14:val="standardContextual"/>
         </w:rPr>
       </w:pPr>
-      <w:hyperlink w:anchor="_Toc242650105" w:history="1">
+      <w:hyperlink w:anchor="_Toc243319698" w:history="1">
         <w:r>
           <w:rPr>
             <w:rStyle w:val="aff8"/>
@@ -1136,7 +1136,7 @@
             <w:noProof/>
             <w:webHidden/>
           </w:rPr>
-          <w:instrText xml:space="preserve"> PAGEREF _Toc242650105 \h </w:instrText>
+          <w:instrText xml:space="preserve"> PAGEREF _Toc243319698 \h </w:instrText>
         </w:r>
         <w:r>
           <w:rPr>
@@ -1182,7 +1182,7 @@
           <w14:ligatures w14:val="standardContextual"/>
         </w:rPr>
       </w:pPr>
-      <w:hyperlink w:anchor="_Toc242650106" w:history="1">
+      <w:hyperlink w:anchor="_Toc243319699" w:history="1">
         <w:r>
           <w:rPr>
             <w:rStyle w:val="aff8"/>
@@ -1209,7 +1209,7 @@
             <w:noProof/>
             <w:webHidden/>
           </w:rPr>
-          <w:instrText xml:space="preserve"> PAGEREF _Toc242650106 \h </w:instrText>
+          <w:instrText xml:space="preserve"> PAGEREF _Toc243319699 \h </w:instrText>
         </w:r>
         <w:r>
           <w:rPr>
@@ -1255,7 +1255,7 @@
           <w14:ligatures w14:val="standardContextual"/>
         </w:rPr>
       </w:pPr>
-      <w:hyperlink w:anchor="_Toc242650107" w:history="1">
+      <w:hyperlink w:anchor="_Toc243319700" w:history="1">
         <w:r>
           <w:rPr>
             <w:rStyle w:val="aff8"/>
@@ -1282,7 +1282,7 @@
             <w:noProof/>
             <w:webHidden/>
           </w:rPr>
-          <w:instrText xml:space="preserve"> PAGEREF _Toc242650107 \h </w:instrText>
+          <w:instrText xml:space="preserve"> PAGEREF _Toc243319700 \h </w:instrText>
         </w:r>
         <w:r>
           <w:rPr>
@@ -1328,7 +1328,7 @@
           <w14:ligatures w14:val="standardContextual"/>
         </w:rPr>
       </w:pPr>
-      <w:hyperlink w:anchor="_Toc242650108" w:history="1">
+      <w:hyperlink w:anchor="_Toc243319701" w:history="1">
         <w:r>
           <w:rPr>
             <w:rStyle w:val="aff8"/>
@@ -1355,7 +1355,7 @@
             <w:noProof/>
             <w:webHidden/>
           </w:rPr>
-          <w:instrText xml:space="preserve"> PAGEREF _Toc242650108 \h </w:instrText>
+          <w:instrText xml:space="preserve"> PAGEREF _Toc243319701 \h </w:instrText>
         </w:r>
         <w:r>
           <w:rPr>
@@ -1401,7 +1401,7 @@
           <w14:ligatures w14:val="standardContextual"/>
         </w:rPr>
       </w:pPr>
-      <w:hyperlink w:anchor="_Toc242650109" w:history="1">
+      <w:hyperlink w:anchor="_Toc243319702" w:history="1">
         <w:r>
           <w:rPr>
             <w:rStyle w:val="aff8"/>
@@ -1428,7 +1428,7 @@
             <w:noProof/>
             <w:webHidden/>
           </w:rPr>
-          <w:instrText xml:space="preserve"> PAGEREF _Toc242650109 \h </w:instrText>
+          <w:instrText xml:space="preserve"> PAGEREF _Toc243319702 \h </w:instrText>
         </w:r>
         <w:r>
           <w:rPr>
@@ -1474,7 +1474,7 @@
           <w14:ligatures w14:val="standardContextual"/>
         </w:rPr>
       </w:pPr>
-      <w:hyperlink w:anchor="_Toc242650110" w:history="1">
+      <w:hyperlink w:anchor="_Toc243319703" w:history="1">
         <w:r>
           <w:rPr>
             <w:rStyle w:val="aff8"/>
@@ -1501,7 +1501,7 @@
             <w:noProof/>
             <w:webHidden/>
           </w:rPr>
-          <w:instrText xml:space="preserve"> PAGEREF _Toc242650110 \h </w:instrText>
+          <w:instrText xml:space="preserve"> PAGEREF _Toc243319703 \h </w:instrText>
         </w:r>
         <w:r>
           <w:rPr>
@@ -1547,7 +1547,7 @@
           <w14:ligatures w14:val="standardContextual"/>
         </w:rPr>
       </w:pPr>
-      <w:hyperlink w:anchor="_Toc242650111" w:history="1">
+      <w:hyperlink w:anchor="_Toc243319704" w:history="1">
         <w:r>
           <w:rPr>
             <w:rStyle w:val="aff8"/>
@@ -1574,7 +1574,7 @@
             <w:noProof/>
             <w:webHidden/>
           </w:rPr>
-          <w:instrText xml:space="preserve"> PAGEREF _Toc242650111 \h </w:instrText>
+          <w:instrText xml:space="preserve"> PAGEREF _Toc243319704 \h </w:instrText>
         </w:r>
         <w:r>
           <w:rPr>
@@ -1620,7 +1620,7 @@
           <w14:ligatures w14:val="standardContextual"/>
         </w:rPr>
       </w:pPr>
-      <w:hyperlink w:anchor="_Toc242650112" w:history="1">
+      <w:hyperlink w:anchor="_Toc243319705" w:history="1">
         <w:r>
           <w:rPr>
             <w:rStyle w:val="aff8"/>
@@ -1647,7 +1647,7 @@
             <w:noProof/>
             <w:webHidden/>
           </w:rPr>
-          <w:instrText xml:space="preserve"> PAGEREF _Toc242650112 \h </w:instrText>
+          <w:instrText xml:space="preserve"> PAGEREF _Toc243319705 \h </w:instrText>
         </w:r>
         <w:r>
           <w:rPr>
@@ -1693,7 +1693,7 @@
           <w14:ligatures w14:val="standardContextual"/>
         </w:rPr>
       </w:pPr>
-      <w:hyperlink w:anchor="_Toc242650113" w:history="1">
+      <w:hyperlink w:anchor="_Toc243319706" w:history="1">
         <w:r>
           <w:rPr>
             <w:rStyle w:val="aff8"/>
@@ -1720,7 +1720,7 @@
             <w:noProof/>
             <w:webHidden/>
           </w:rPr>
-          <w:instrText xml:space="preserve"> PAGEREF _Toc242650113 \h </w:instrText>
+          <w:instrText xml:space="preserve"> PAGEREF _Toc243319706 \h </w:instrText>
         </w:r>
         <w:r>
           <w:rPr>
@@ -1766,7 +1766,7 @@
           <w14:ligatures w14:val="standardContextual"/>
         </w:rPr>
       </w:pPr>
-      <w:hyperlink w:anchor="_Toc242650114" w:history="1">
+      <w:hyperlink w:anchor="_Toc243319707" w:history="1">
         <w:r>
           <w:rPr>
             <w:rStyle w:val="aff8"/>
@@ -1793,7 +1793,7 @@
             <w:noProof/>
             <w:webHidden/>
           </w:rPr>
-          <w:instrText xml:space="preserve"> PAGEREF _Toc242650114 \h </w:instrText>
+          <w:instrText xml:space="preserve"> PAGEREF _Toc243319707 \h </w:instrText>
         </w:r>
         <w:r>
           <w:rPr>
@@ -1839,7 +1839,7 @@
           <w14:ligatures w14:val="standardContextual"/>
         </w:rPr>
       </w:pPr>
-      <w:hyperlink w:anchor="_Toc242650115" w:history="1">
+      <w:hyperlink w:anchor="_Toc243319708" w:history="1">
         <w:r>
           <w:rPr>
             <w:rStyle w:val="aff8"/>
@@ -1866,7 +1866,7 @@
             <w:noProof/>
             <w:webHidden/>
           </w:rPr>
-          <w:instrText xml:space="preserve"> PAGEREF _Toc242650115 \h </w:instrText>
+          <w:instrText xml:space="preserve"> PAGEREF _Toc243319708 \h </w:instrText>
         </w:r>
         <w:r>
           <w:rPr>
@@ -1912,7 +1912,7 @@
           <w14:ligatures w14:val="standardContextual"/>
         </w:rPr>
       </w:pPr>
-      <w:hyperlink w:anchor="_Toc242650116" w:history="1">
+      <w:hyperlink w:anchor="_Toc243319709" w:history="1">
         <w:r>
           <w:rPr>
             <w:rStyle w:val="aff8"/>
@@ -1939,7 +1939,7 @@
             <w:noProof/>
             <w:webHidden/>
           </w:rPr>
-          <w:instrText xml:space="preserve"> PAGEREF _Toc242650116 \h </w:instrText>
+          <w:instrText xml:space="preserve"> PAGEREF _Toc243319709 \h </w:instrText>
         </w:r>
         <w:r>
           <w:rPr>
@@ -1985,7 +1985,7 @@
           <w14:ligatures w14:val="standardContextual"/>
         </w:rPr>
       </w:pPr>
-      <w:hyperlink w:anchor="_Toc242650117" w:history="1">
+      <w:hyperlink w:anchor="_Toc243319710" w:history="1">
         <w:r>
           <w:rPr>
             <w:rStyle w:val="aff8"/>
@@ -2012,7 +2012,7 @@
             <w:noProof/>
             <w:webHidden/>
           </w:rPr>
-          <w:instrText xml:space="preserve"> PAGEREF _Toc242650117 \h </w:instrText>
+          <w:instrText xml:space="preserve"> PAGEREF _Toc243319710 \h </w:instrText>
         </w:r>
         <w:r>
           <w:rPr>
@@ -2058,7 +2058,7 @@
           <w14:ligatures w14:val="standardContextual"/>
         </w:rPr>
       </w:pPr>
-      <w:hyperlink w:anchor="_Toc242650118" w:history="1">
+      <w:hyperlink w:anchor="_Toc243319711" w:history="1">
         <w:r>
           <w:rPr>
             <w:rStyle w:val="aff8"/>
@@ -2085,7 +2085,7 @@
             <w:noProof/>
             <w:webHidden/>
           </w:rPr>
-          <w:instrText xml:space="preserve"> PAGEREF _Toc242650118 \h </w:instrText>
+          <w:instrText xml:space="preserve"> PAGEREF _Toc243319711 \h </w:instrText>
         </w:r>
         <w:r>
           <w:rPr>
@@ -2105,7 +2105,7 @@
             <w:noProof/>
             <w:webHidden/>
           </w:rPr>
-          <w:t>14</w:t>
+          <w:t>15</w:t>
         </w:r>
         <w:r>
           <w:rPr>
@@ -2131,7 +2131,7 @@
           <w14:ligatures w14:val="standardContextual"/>
         </w:rPr>
       </w:pPr>
-      <w:hyperlink w:anchor="_Toc242650119" w:history="1">
+      <w:hyperlink w:anchor="_Toc243319712" w:history="1">
         <w:r>
           <w:rPr>
             <w:rStyle w:val="aff8"/>
@@ -2158,7 +2158,7 @@
             <w:noProof/>
             <w:webHidden/>
           </w:rPr>
-          <w:instrText xml:space="preserve"> PAGEREF _Toc242650119 \h </w:instrText>
+          <w:instrText xml:space="preserve"> PAGEREF _Toc243319712 \h </w:instrText>
         </w:r>
         <w:r>
           <w:rPr>
@@ -2204,7 +2204,7 @@
           <w14:ligatures w14:val="standardContextual"/>
         </w:rPr>
       </w:pPr>
-      <w:hyperlink w:anchor="_Toc242650120" w:history="1">
+      <w:hyperlink w:anchor="_Toc243319713" w:history="1">
         <w:r>
           <w:rPr>
             <w:rStyle w:val="aff8"/>
@@ -2231,7 +2231,7 @@
             <w:noProof/>
             <w:webHidden/>
           </w:rPr>
-          <w:instrText xml:space="preserve"> PAGEREF _Toc242650120 \h </w:instrText>
+          <w:instrText xml:space="preserve"> PAGEREF _Toc243319713 \h </w:instrText>
         </w:r>
         <w:r>
           <w:rPr>
@@ -2277,7 +2277,7 @@
           <w14:ligatures w14:val="standardContextual"/>
         </w:rPr>
       </w:pPr>
-      <w:hyperlink w:anchor="_Toc242650121" w:history="1">
+      <w:hyperlink w:anchor="_Toc243319714" w:history="1">
         <w:r>
           <w:rPr>
             <w:rStyle w:val="aff8"/>
@@ -2304,7 +2304,7 @@
             <w:noProof/>
             <w:webHidden/>
           </w:rPr>
-          <w:instrText xml:space="preserve"> PAGEREF _Toc242650121 \h </w:instrText>
+          <w:instrText xml:space="preserve"> PAGEREF _Toc243319714 \h </w:instrText>
         </w:r>
         <w:r>
           <w:rPr>
@@ -2350,7 +2350,7 @@
           <w14:ligatures w14:val="standardContextual"/>
         </w:rPr>
       </w:pPr>
-      <w:hyperlink w:anchor="_Toc242650122" w:history="1">
+      <w:hyperlink w:anchor="_Toc243319715" w:history="1">
         <w:r>
           <w:rPr>
             <w:rStyle w:val="aff8"/>
@@ -2377,7 +2377,7 @@
             <w:noProof/>
             <w:webHidden/>
           </w:rPr>
-          <w:instrText xml:space="preserve"> PAGEREF _Toc242650122 \h </w:instrText>
+          <w:instrText xml:space="preserve"> PAGEREF _Toc243319715 \h </w:instrText>
         </w:r>
         <w:r>
           <w:rPr>
@@ -2397,7 +2397,7 @@
             <w:noProof/>
             <w:webHidden/>
           </w:rPr>
-          <w:t>18</w:t>
+          <w:t>19</w:t>
         </w:r>
         <w:r>
           <w:rPr>
@@ -2423,7 +2423,7 @@
           <w14:ligatures w14:val="standardContextual"/>
         </w:rPr>
       </w:pPr>
-      <w:hyperlink w:anchor="_Toc242650123" w:history="1">
+      <w:hyperlink w:anchor="_Toc243319716" w:history="1">
         <w:r>
           <w:rPr>
             <w:rStyle w:val="aff8"/>
@@ -2450,7 +2450,7 @@
             <w:noProof/>
             <w:webHidden/>
           </w:rPr>
-          <w:instrText xml:space="preserve"> PAGEREF _Toc242650123 \h </w:instrText>
+          <w:instrText xml:space="preserve"> PAGEREF _Toc243319716 \h </w:instrText>
         </w:r>
         <w:r>
           <w:rPr>
@@ -2470,7 +2470,7 @@
             <w:noProof/>
             <w:webHidden/>
           </w:rPr>
-          <w:t>18</w:t>
+          <w:t>19</w:t>
         </w:r>
         <w:r>
           <w:rPr>
@@ -2496,7 +2496,7 @@
           <w14:ligatures w14:val="standardContextual"/>
         </w:rPr>
       </w:pPr>
-      <w:hyperlink w:anchor="_Toc242650124" w:history="1">
+      <w:hyperlink w:anchor="_Toc243319717" w:history="1">
         <w:r>
           <w:rPr>
             <w:rStyle w:val="aff8"/>
@@ -2523,7 +2523,7 @@
             <w:noProof/>
             <w:webHidden/>
           </w:rPr>
-          <w:instrText xml:space="preserve"> PAGEREF _Toc242650124 \h </w:instrText>
+          <w:instrText xml:space="preserve"> PAGEREF _Toc243319717 \h </w:instrText>
         </w:r>
         <w:r>
           <w:rPr>
@@ -2569,7 +2569,7 @@
           <w14:ligatures w14:val="standardContextual"/>
         </w:rPr>
       </w:pPr>
-      <w:hyperlink w:anchor="_Toc242650125" w:history="1">
+      <w:hyperlink w:anchor="_Toc243319718" w:history="1">
         <w:r>
           <w:rPr>
             <w:rStyle w:val="aff8"/>
@@ -2596,7 +2596,7 @@
             <w:noProof/>
             <w:webHidden/>
           </w:rPr>
-          <w:instrText xml:space="preserve"> PAGEREF _Toc242650125 \h </w:instrText>
+          <w:instrText xml:space="preserve"> PAGEREF _Toc243319718 \h </w:instrText>
         </w:r>
         <w:r>
           <w:rPr>
@@ -2616,7 +2616,7 @@
             <w:noProof/>
             <w:webHidden/>
           </w:rPr>
-          <w:t>19</w:t>
+          <w:t>20</w:t>
         </w:r>
         <w:r>
           <w:rPr>
@@ -2642,7 +2642,7 @@
           <w14:ligatures w14:val="standardContextual"/>
         </w:rPr>
       </w:pPr>
-      <w:hyperlink w:anchor="_Toc242650126" w:history="1">
+      <w:hyperlink w:anchor="_Toc243319719" w:history="1">
         <w:r>
           <w:rPr>
             <w:rStyle w:val="aff8"/>
@@ -2669,7 +2669,7 @@
             <w:noProof/>
             <w:webHidden/>
           </w:rPr>
-          <w:instrText xml:space="preserve"> PAGEREF _Toc242650126 \h </w:instrText>
+          <w:instrText xml:space="preserve"> PAGEREF _Toc243319719 \h </w:instrText>
         </w:r>
         <w:r>
           <w:rPr>
@@ -2689,7 +2689,7 @@
             <w:noProof/>
             <w:webHidden/>
           </w:rPr>
-          <w:t>19</w:t>
+          <w:t>20</w:t>
         </w:r>
         <w:r>
           <w:rPr>
@@ -2715,7 +2715,7 @@
           <w14:ligatures w14:val="standardContextual"/>
         </w:rPr>
       </w:pPr>
-      <w:hyperlink w:anchor="_Toc242650127" w:history="1">
+      <w:hyperlink w:anchor="_Toc243319720" w:history="1">
         <w:r>
           <w:rPr>
             <w:rStyle w:val="aff8"/>
@@ -2742,7 +2742,7 @@
             <w:noProof/>
             <w:webHidden/>
           </w:rPr>
-          <w:instrText xml:space="preserve"> PAGEREF _Toc242650127 \h </w:instrText>
+          <w:instrText xml:space="preserve"> PAGEREF _Toc243319720 \h </w:instrText>
         </w:r>
         <w:r>
           <w:rPr>
@@ -2788,7 +2788,7 @@
           <w14:ligatures w14:val="standardContextual"/>
         </w:rPr>
       </w:pPr>
-      <w:hyperlink w:anchor="_Toc242650128" w:history="1">
+      <w:hyperlink w:anchor="_Toc243319721" w:history="1">
         <w:r>
           <w:rPr>
             <w:rStyle w:val="aff8"/>
@@ -2815,7 +2815,7 @@
             <w:noProof/>
             <w:webHidden/>
           </w:rPr>
-          <w:instrText xml:space="preserve"> PAGEREF _Toc242650128 \h </w:instrText>
+          <w:instrText xml:space="preserve"> PAGEREF _Toc243319721 \h </w:instrText>
         </w:r>
         <w:r>
           <w:rPr>
@@ -2835,7 +2835,7 @@
             <w:noProof/>
             <w:webHidden/>
           </w:rPr>
-          <w:t>20</w:t>
+          <w:t>21</w:t>
         </w:r>
         <w:r>
           <w:rPr>
@@ -2861,7 +2861,7 @@
           <w14:ligatures w14:val="standardContextual"/>
         </w:rPr>
       </w:pPr>
-      <w:hyperlink w:anchor="_Toc242650129" w:history="1">
+      <w:hyperlink w:anchor="_Toc243319722" w:history="1">
         <w:r>
           <w:rPr>
             <w:rStyle w:val="aff8"/>
@@ -2888,7 +2888,7 @@
             <w:noProof/>
             <w:webHidden/>
           </w:rPr>
-          <w:instrText xml:space="preserve"> PAGEREF _Toc242650129 \h </w:instrText>
+          <w:instrText xml:space="preserve"> PAGEREF _Toc243319722 \h </w:instrText>
         </w:r>
         <w:r>
           <w:rPr>
@@ -2908,7 +2908,7 @@
             <w:noProof/>
             <w:webHidden/>
           </w:rPr>
-          <w:t>20</w:t>
+          <w:t>21</w:t>
         </w:r>
         <w:r>
           <w:rPr>
@@ -2934,7 +2934,7 @@
           <w14:ligatures w14:val="standardContextual"/>
         </w:rPr>
       </w:pPr>
-      <w:hyperlink w:anchor="_Toc242650130" w:history="1">
+      <w:hyperlink w:anchor="_Toc243319723" w:history="1">
         <w:r>
           <w:rPr>
             <w:rStyle w:val="aff8"/>
@@ -2961,7 +2961,7 @@
             <w:noProof/>
             <w:webHidden/>
           </w:rPr>
-          <w:instrText xml:space="preserve"> PAGEREF _Toc242650130 \h </w:instrText>
+          <w:instrText xml:space="preserve"> PAGEREF _Toc243319723 \h </w:instrText>
         </w:r>
         <w:r>
           <w:rPr>
@@ -3007,7 +3007,7 @@
           <w14:ligatures w14:val="standardContextual"/>
         </w:rPr>
       </w:pPr>
-      <w:hyperlink w:anchor="_Toc242650131" w:history="1">
+      <w:hyperlink w:anchor="_Toc243319724" w:history="1">
         <w:r>
           <w:rPr>
             <w:rStyle w:val="aff8"/>
@@ -3034,7 +3034,7 @@
             <w:noProof/>
             <w:webHidden/>
           </w:rPr>
-          <w:instrText xml:space="preserve"> PAGEREF _Toc242650131 \h </w:instrText>
+          <w:instrText xml:space="preserve"> PAGEREF _Toc243319724 \h </w:instrText>
         </w:r>
         <w:r>
           <w:rPr>
@@ -3080,7 +3080,7 @@
           <w14:ligatures w14:val="standardContextual"/>
         </w:rPr>
       </w:pPr>
-      <w:hyperlink w:anchor="_Toc242650132" w:history="1">
+      <w:hyperlink w:anchor="_Toc243319725" w:history="1">
         <w:r>
           <w:rPr>
             <w:rStyle w:val="aff8"/>
@@ -3107,7 +3107,7 @@
             <w:noProof/>
             <w:webHidden/>
           </w:rPr>
-          <w:instrText xml:space="preserve"> PAGEREF _Toc242650132 \h </w:instrText>
+          <w:instrText xml:space="preserve"> PAGEREF _Toc243319725 \h </w:instrText>
         </w:r>
         <w:r>
           <w:rPr>
@@ -3153,7 +3153,7 @@
           <w14:ligatures w14:val="standardContextual"/>
         </w:rPr>
       </w:pPr>
-      <w:hyperlink w:anchor="_Toc242650133" w:history="1">
+      <w:hyperlink w:anchor="_Toc243319726" w:history="1">
         <w:r>
           <w:rPr>
             <w:rStyle w:val="aff8"/>
@@ -3180,7 +3180,7 @@
             <w:noProof/>
             <w:webHidden/>
           </w:rPr>
-          <w:instrText xml:space="preserve"> PAGEREF _Toc242650133 \h </w:instrText>
+          <w:instrText xml:space="preserve"> PAGEREF _Toc243319726 \h </w:instrText>
         </w:r>
         <w:r>
           <w:rPr>
@@ -3226,7 +3226,7 @@
         <w:ind w:firstLine="0"/>
         <w:jc w:val="center"/>
       </w:pPr>
-      <w:bookmarkStart w:id="0" w:name="_Toc242650094"/>
+      <w:bookmarkStart w:id="0" w:name="_Toc243319687"/>
       <w:r>
         <w:lastRenderedPageBreak/>
         <w:t>ПЕРЕЧЕНЬ ТЕРМИНОВ И СОКРАЩЕНИЙ</w:t>
@@ -4488,7 +4488,7 @@
         <w:pStyle w:val="1"/>
         <w:pageBreakBefore/>
       </w:pPr>
-      <w:bookmarkStart w:id="1" w:name="_Toc242650095"/>
+      <w:bookmarkStart w:id="1" w:name="_Toc243319688"/>
       <w:r>
         <w:lastRenderedPageBreak/>
         <w:t>1 Объект испытаний</w:t>
@@ -4499,7 +4499,7 @@
       <w:pPr>
         <w:pStyle w:val="21"/>
       </w:pPr>
-      <w:bookmarkStart w:id="2" w:name="_Toc242650096"/>
+      <w:bookmarkStart w:id="2" w:name="_Toc243319689"/>
       <w:r>
         <w:t>1.1 Наименование системы</w:t>
       </w:r>
@@ -4514,7 +4514,7 @@
       <w:pPr>
         <w:pStyle w:val="21"/>
       </w:pPr>
-      <w:bookmarkStart w:id="3" w:name="_Toc242650097"/>
+      <w:bookmarkStart w:id="3" w:name="_Toc243319690"/>
       <w:r>
         <w:t>1.2 Область применения</w:t>
       </w:r>
@@ -4529,7 +4529,7 @@
       <w:pPr>
         <w:pStyle w:val="21"/>
       </w:pPr>
-      <w:bookmarkStart w:id="4" w:name="_Toc242650098"/>
+      <w:bookmarkStart w:id="4" w:name="_Toc243319691"/>
       <w:r>
         <w:t>1.3 Состав объекта испытаний</w:t>
       </w:r>
@@ -4545,7 +4545,7 @@
         <w:pStyle w:val="1"/>
         <w:pageBreakBefore/>
       </w:pPr>
-      <w:bookmarkStart w:id="5" w:name="_Toc242650099"/>
+      <w:bookmarkStart w:id="5" w:name="_Toc243319692"/>
       <w:r>
         <w:lastRenderedPageBreak/>
         <w:t>2 Цель испытаний</w:t>
@@ -4562,7 +4562,7 @@
         <w:pStyle w:val="1"/>
         <w:pageBreakBefore/>
       </w:pPr>
-      <w:bookmarkStart w:id="6" w:name="_Toc242650100"/>
+      <w:bookmarkStart w:id="6" w:name="_Toc243319693"/>
       <w:r>
         <w:lastRenderedPageBreak/>
         <w:t>3 Общие положения</w:t>
@@ -4573,7 +4573,7 @@
       <w:pPr>
         <w:pStyle w:val="21"/>
       </w:pPr>
-      <w:bookmarkStart w:id="7" w:name="_Toc242650101"/>
+      <w:bookmarkStart w:id="7" w:name="_Toc243319694"/>
       <w:r>
         <w:t>3.1 Перечень руководящих документов</w:t>
       </w:r>
@@ -4603,7 +4603,7 @@
       <w:pPr>
         <w:pStyle w:val="21"/>
       </w:pPr>
-      <w:bookmarkStart w:id="8" w:name="_Toc242650102"/>
+      <w:bookmarkStart w:id="8" w:name="_Toc243319695"/>
       <w:r>
         <w:t>3.2 Виды испытаний</w:t>
       </w:r>
@@ -4643,7 +4643,7 @@
       <w:pPr>
         <w:pStyle w:val="21"/>
       </w:pPr>
-      <w:bookmarkStart w:id="9" w:name="_Toc242650103"/>
+      <w:bookmarkStart w:id="9" w:name="_Toc243319696"/>
       <w:r>
         <w:t>3.3 Место и продолжительность испытаний</w:t>
       </w:r>
@@ -4658,7 +4658,7 @@
       <w:pPr>
         <w:pStyle w:val="21"/>
       </w:pPr>
-      <w:bookmarkStart w:id="10" w:name="_Toc242650104"/>
+      <w:bookmarkStart w:id="10" w:name="_Toc243319697"/>
       <w:r>
         <w:t>3.4 Организации-участники</w:t>
       </w:r>
@@ -4673,7 +4673,7 @@
       <w:pPr>
         <w:pStyle w:val="21"/>
       </w:pPr>
-      <w:bookmarkStart w:id="11" w:name="_Toc242650105"/>
+      <w:bookmarkStart w:id="11" w:name="_Toc243319698"/>
       <w:r>
         <w:t>3.5 Перечень предъявляемых на испытания документов</w:t>
       </w:r>
@@ -4689,7 +4689,7 @@
         <w:pStyle w:val="1"/>
         <w:pageBreakBefore/>
       </w:pPr>
-      <w:bookmarkStart w:id="12" w:name="_Toc242650106"/>
+      <w:bookmarkStart w:id="12" w:name="_Toc243319699"/>
       <w:r>
         <w:lastRenderedPageBreak/>
         <w:t>4 Объём испытаний</w:t>
@@ -4700,7 +4700,7 @@
       <w:pPr>
         <w:pStyle w:val="21"/>
       </w:pPr>
-      <w:bookmarkStart w:id="13" w:name="_Toc242650107"/>
+      <w:bookmarkStart w:id="13" w:name="_Toc243319700"/>
       <w:r>
         <w:t>4.1 Перечень этапов</w:t>
       </w:r>
@@ -4750,7 +4750,7 @@
       <w:pPr>
         <w:pStyle w:val="21"/>
       </w:pPr>
-      <w:bookmarkStart w:id="14" w:name="_Toc242650108"/>
+      <w:bookmarkStart w:id="14" w:name="_Toc243319701"/>
       <w:r>
         <w:t>4.2 Критерии успешности</w:t>
       </w:r>
@@ -4781,7 +4781,7 @@
         <w:pStyle w:val="1"/>
         <w:pageBreakBefore/>
       </w:pPr>
-      <w:bookmarkStart w:id="15" w:name="_Toc242650109"/>
+      <w:bookmarkStart w:id="15" w:name="_Toc243319702"/>
       <w:r>
         <w:lastRenderedPageBreak/>
         <w:t>5 Условия и порядок проведения испытаний</w:t>
@@ -4792,7 +4792,7 @@
       <w:pPr>
         <w:pStyle w:val="21"/>
       </w:pPr>
-      <w:bookmarkStart w:id="16" w:name="_Toc242650110"/>
+      <w:bookmarkStart w:id="16" w:name="_Toc243319703"/>
       <w:r>
         <w:t>5.1 Условия проведения</w:t>
       </w:r>
@@ -4832,7 +4832,7 @@
       <w:pPr>
         <w:pStyle w:val="21"/>
       </w:pPr>
-      <w:bookmarkStart w:id="17" w:name="_Toc242650111"/>
+      <w:bookmarkStart w:id="17" w:name="_Toc243319704"/>
       <w:r>
         <w:t>5.2 Порядок проведения</w:t>
       </w:r>
@@ -4847,7 +4847,7 @@
       <w:pPr>
         <w:pStyle w:val="21"/>
       </w:pPr>
-      <w:bookmarkStart w:id="18" w:name="_Toc242650112"/>
+      <w:bookmarkStart w:id="18" w:name="_Toc243319705"/>
       <w:r>
         <w:t>5.3 Персонал</w:t>
       </w:r>
@@ -4863,7 +4863,7 @@
         <w:pStyle w:val="1"/>
         <w:pageBreakBefore/>
       </w:pPr>
-      <w:bookmarkStart w:id="19" w:name="_Toc242650113"/>
+      <w:bookmarkStart w:id="19" w:name="_Toc243319706"/>
       <w:r>
         <w:lastRenderedPageBreak/>
         <w:t>6 Материально-техническое обеспечение</w:t>
@@ -4880,7 +4880,7 @@
         <w:pStyle w:val="1"/>
         <w:pageBreakBefore/>
       </w:pPr>
-      <w:bookmarkStart w:id="20" w:name="_Toc242650114"/>
+      <w:bookmarkStart w:id="20" w:name="_Toc243319707"/>
       <w:r>
         <w:lastRenderedPageBreak/>
         <w:t>7 Метрологическое обеспечение</w:t>
@@ -4897,7 +4897,7 @@
         <w:pStyle w:val="1"/>
         <w:pageBreakBefore/>
       </w:pPr>
-      <w:bookmarkStart w:id="21" w:name="_Toc242650115"/>
+      <w:bookmarkStart w:id="21" w:name="_Toc243319708"/>
       <w:r>
         <w:lastRenderedPageBreak/>
         <w:t>8 Отчётность</w:t>
@@ -4916,7 +4916,7 @@
         <w:ind w:firstLine="0"/>
         <w:jc w:val="center"/>
       </w:pPr>
-      <w:bookmarkStart w:id="22" w:name="_Toc242650116"/>
+      <w:bookmarkStart w:id="22" w:name="_Toc243319709"/>
       <w:r>
         <w:lastRenderedPageBreak/>
         <w:t>Приложение А</w:t>
@@ -4940,7 +4940,7 @@
       <w:pPr>
         <w:pStyle w:val="21"/>
       </w:pPr>
-      <w:bookmarkStart w:id="23" w:name="_Toc242650117"/>
+      <w:bookmarkStart w:id="23" w:name="_Toc243319710"/>
       <w:r>
         <w:t>А.1 Подсистема «Организационная структура и права доступа»</w:t>
       </w:r>
@@ -6021,6 +6021,181 @@
           </w:p>
         </w:tc>
       </w:tr>
+      <w:tr>
+        <w:trPr>
+          <w:cantSplit/>
+          <w:jc w:val="center"/>
+        </w:trPr>
+        <w:tc>
+          <w:tcPr>
+            <w:tcW w:w="842" w:type="dxa"/>
+          </w:tcPr>
+          <w:p>
+            <w:pPr>
+              <w:pStyle w:val="GostTable"/>
+            </w:pPr>
+            <w:r>
+              <w:t>А1.18</w:t>
+            </w:r>
+          </w:p>
+        </w:tc>
+        <w:tc>
+          <w:tcPr>
+            <w:tcW w:w="1029" w:type="dxa"/>
+          </w:tcPr>
+          <w:p>
+            <w:pPr>
+              <w:pStyle w:val="GostTable"/>
+            </w:pPr>
+            <w:r>
+              <w:t>ОРГ-02</w:t>
+            </w:r>
+          </w:p>
+        </w:tc>
+        <w:tc>
+          <w:tcPr>
+            <w:tcW w:w="4209" w:type="dxa"/>
+          </w:tcPr>
+          <w:p>
+            <w:pPr>
+              <w:pStyle w:val="GostTable"/>
+            </w:pPr>
+            <w:r>
+              <w:t>Войти одним сотрудником на двух устройствах; на первом в окне «Мой профиль» сменить пароль, указав сначала неверный текущий пароль, затем верный</w:t>
+            </w:r>
+          </w:p>
+        </w:tc>
+        <w:tc>
+          <w:tcPr>
+            <w:tcW w:w="3274" w:type="dxa"/>
+          </w:tcPr>
+          <w:p>
+            <w:pPr>
+              <w:pStyle w:val="GostTable"/>
+            </w:pPr>
+            <w:r>
+              <w:t>С неверным текущим паролем — отказ; с верным — пароль изменён, работа на первом устройстве продолжается, на втором сессия завершается</w:t>
+            </w:r>
+          </w:p>
+        </w:tc>
+      </w:tr>
+      <w:tr>
+        <w:trPr>
+          <w:cantSplit/>
+          <w:jc w:val="center"/>
+        </w:trPr>
+        <w:tc>
+          <w:tcPr>
+            <w:tcW w:w="842" w:type="dxa"/>
+          </w:tcPr>
+          <w:p>
+            <w:pPr>
+              <w:pStyle w:val="GostTable"/>
+            </w:pPr>
+            <w:r>
+              <w:lastRenderedPageBreak/>
+              <w:t>А1.19</w:t>
+            </w:r>
+          </w:p>
+        </w:tc>
+        <w:tc>
+          <w:tcPr>
+            <w:tcW w:w="1029" w:type="dxa"/>
+          </w:tcPr>
+          <w:p>
+            <w:pPr>
+              <w:pStyle w:val="GostTable"/>
+            </w:pPr>
+            <w:r>
+              <w:t>ОРГ-05</w:t>
+            </w:r>
+          </w:p>
+        </w:tc>
+        <w:tc>
+          <w:tcPr>
+            <w:tcW w:w="4209" w:type="dxa"/>
+          </w:tcPr>
+          <w:p>
+            <w:pPr>
+              <w:pStyle w:val="GostTable"/>
+            </w:pPr>
+            <w:r>
+              <w:t>Сотрудником в окне «Мой профиль» изменить имя и фамилию, затем очистить имя</w:t>
+            </w:r>
+          </w:p>
+        </w:tc>
+        <w:tc>
+          <w:tcPr>
+            <w:tcW w:w="3274" w:type="dxa"/>
+          </w:tcPr>
+          <w:p>
+            <w:pPr>
+              <w:pStyle w:val="GostTable"/>
+            </w:pPr>
+            <w:r>
+              <w:t>Новое имя видно в списке пользователей, запись в журнале изменений прав; пустое имя не сохраняется; логин и адрес электронной почты в окне только для чтения</w:t>
+            </w:r>
+          </w:p>
+        </w:tc>
+      </w:tr>
+      <w:tr>
+        <w:trPr>
+          <w:cantSplit/>
+          <w:jc w:val="center"/>
+        </w:trPr>
+        <w:tc>
+          <w:tcPr>
+            <w:tcW w:w="842" w:type="dxa"/>
+          </w:tcPr>
+          <w:p>
+            <w:pPr>
+              <w:pStyle w:val="GostTable"/>
+            </w:pPr>
+            <w:r>
+              <w:t>А1.20</w:t>
+            </w:r>
+          </w:p>
+        </w:tc>
+        <w:tc>
+          <w:tcPr>
+            <w:tcW w:w="1029" w:type="dxa"/>
+          </w:tcPr>
+          <w:p>
+            <w:pPr>
+              <w:pStyle w:val="GostTable"/>
+            </w:pPr>
+            <w:r>
+              <w:t>ОРГ-05</w:t>
+            </w:r>
+          </w:p>
+        </w:tc>
+        <w:tc>
+          <w:tcPr>
+            <w:tcW w:w="4209" w:type="dxa"/>
+          </w:tcPr>
+          <w:p>
+            <w:pPr>
+              <w:pStyle w:val="GostTable"/>
+            </w:pPr>
+            <w:r>
+              <w:t>Администратором заблокировать сотрудника, который работает в системе</w:t>
+            </w:r>
+          </w:p>
+        </w:tc>
+        <w:tc>
+          <w:tcPr>
+            <w:tcW w:w="3274" w:type="dxa"/>
+          </w:tcPr>
+          <w:p>
+            <w:pPr>
+              <w:pStyle w:val="GostTable"/>
+            </w:pPr>
+            <w:r>
+              <w:t>Запрошено подтверждение; после него ближайший запрос сотрудника отклоняется, открывается страница входа</w:t>
+            </w:r>
+          </w:p>
+        </w:tc>
+      </w:tr>
     </w:tbl>
     <w:p>
       <w:pPr>
@@ -6031,7 +6206,7 @@
       <w:pPr>
         <w:pStyle w:val="21"/>
       </w:pPr>
-      <w:bookmarkStart w:id="24" w:name="_Toc242650118"/>
+      <w:bookmarkStart w:id="24" w:name="_Toc243319711"/>
       <w:r>
         <w:t>А.2 Подсистема «Каталог недвижимости»</w:t>
       </w:r>
@@ -6140,7 +6315,6 @@
               <w:pStyle w:val="GostTable"/>
             </w:pPr>
             <w:r>
-              <w:lastRenderedPageBreak/>
               <w:t>А2.1</w:t>
             </w:r>
           </w:p>
@@ -6911,7 +7085,7 @@
       <w:pPr>
         <w:pStyle w:val="21"/>
       </w:pPr>
-      <w:bookmarkStart w:id="25" w:name="_Toc242650119"/>
+      <w:bookmarkStart w:id="25" w:name="_Toc243319712"/>
       <w:r>
         <w:t>А.3 Подсистема «Работа с клиентами»</w:t>
       </w:r>
@@ -7020,6 +7194,7 @@
               <w:pStyle w:val="GostTable"/>
             </w:pPr>
             <w:r>
+              <w:lastRenderedPageBreak/>
               <w:t>А3.1</w:t>
             </w:r>
           </w:p>
@@ -7484,7 +7659,6 @@
               <w:pStyle w:val="GostTable"/>
             </w:pPr>
             <w:r>
-              <w:lastRenderedPageBreak/>
               <w:t>А3.9</w:t>
             </w:r>
           </w:p>
@@ -7771,7 +7945,7 @@
       <w:pPr>
         <w:pStyle w:val="21"/>
       </w:pPr>
-      <w:bookmarkStart w:id="26" w:name="_Toc242650120"/>
+      <w:bookmarkStart w:id="26" w:name="_Toc243319713"/>
       <w:r>
         <w:t>А.4 Подсистема «Сделки»</w:t>
       </w:r>
@@ -8576,6 +8750,7 @@
               <w:pStyle w:val="GostTable"/>
             </w:pPr>
             <w:r>
+              <w:lastRenderedPageBreak/>
               <w:t>А4.13</w:t>
             </w:r>
           </w:p>
@@ -8924,7 +9099,6 @@
               <w:pStyle w:val="GostTable"/>
             </w:pPr>
             <w:r>
-              <w:lastRenderedPageBreak/>
               <w:t>А4.19</w:t>
             </w:r>
           </w:p>
@@ -9108,6 +9282,122 @@
             </w:r>
             <w:r>
               <w:t xml:space="preserve"> объект в статусе «Подбор», запись в журнале сделки</w:t>
+            </w:r>
+          </w:p>
+        </w:tc>
+      </w:tr>
+      <w:tr>
+        <w:trPr>
+          <w:cantSplit/>
+          <w:jc w:val="center"/>
+        </w:trPr>
+        <w:tc>
+          <w:tcPr>
+            <w:tcW w:w="842" w:type="dxa"/>
+          </w:tcPr>
+          <w:p>
+            <w:pPr>
+              <w:pStyle w:val="GostTable"/>
+            </w:pPr>
+            <w:r>
+              <w:t>А4.22</w:t>
+            </w:r>
+          </w:p>
+        </w:tc>
+        <w:tc>
+          <w:tcPr>
+            <w:tcW w:w="1029" w:type="dxa"/>
+          </w:tcPr>
+          <w:p>
+            <w:pPr>
+              <w:pStyle w:val="GostTable"/>
+            </w:pPr>
+            <w:r>
+              <w:t>СДЕ-03</w:t>
+            </w:r>
+          </w:p>
+        </w:tc>
+        <w:tc>
+          <w:tcPr>
+            <w:tcW w:w="4209" w:type="dxa"/>
+          </w:tcPr>
+          <w:p>
+            <w:pPr>
+              <w:pStyle w:val="GostTable"/>
+            </w:pPr>
+            <w:r>
+              <w:t>В списке сделок ввести в поле «Номер договора» часть номера в другом регистре</w:t>
+            </w:r>
+          </w:p>
+        </w:tc>
+        <w:tc>
+          <w:tcPr>
+            <w:tcW w:w="3274" w:type="dxa"/>
+          </w:tcPr>
+          <w:p>
+            <w:pPr>
+              <w:pStyle w:val="GostTable"/>
+            </w:pPr>
+            <w:r>
+              <w:t>Показаны сделки своей компании с таким фрагментом номера; номер виден в строке списка</w:t>
+            </w:r>
+          </w:p>
+        </w:tc>
+      </w:tr>
+      <w:tr>
+        <w:trPr>
+          <w:cantSplit/>
+          <w:jc w:val="center"/>
+        </w:trPr>
+        <w:tc>
+          <w:tcPr>
+            <w:tcW w:w="842" w:type="dxa"/>
+          </w:tcPr>
+          <w:p>
+            <w:pPr>
+              <w:pStyle w:val="GostTable"/>
+            </w:pPr>
+            <w:r>
+              <w:t>А4.23</w:t>
+            </w:r>
+          </w:p>
+        </w:tc>
+        <w:tc>
+          <w:tcPr>
+            <w:tcW w:w="1029" w:type="dxa"/>
+          </w:tcPr>
+          <w:p>
+            <w:pPr>
+              <w:pStyle w:val="GostTable"/>
+            </w:pPr>
+            <w:r>
+              <w:t>СДЕ-03</w:t>
+            </w:r>
+          </w:p>
+        </w:tc>
+        <w:tc>
+          <w:tcPr>
+            <w:tcW w:w="4209" w:type="dxa"/>
+          </w:tcPr>
+          <w:p>
+            <w:pPr>
+              <w:pStyle w:val="GostTable"/>
+            </w:pPr>
+            <w:r>
+              <w:t>У клиента сделки «В работе» не заполнен ПИНФЛ; заполнить обе даты подписания; затем заполнить ПИНФЛ и повторить</w:t>
+            </w:r>
+          </w:p>
+        </w:tc>
+        <w:tc>
+          <w:tcPr>
+            <w:tcW w:w="3274" w:type="dxa"/>
+          </w:tcPr>
+          <w:p>
+            <w:pPr>
+              <w:pStyle w:val="GostTable"/>
+            </w:pPr>
+            <w:r>
+              <w:t>Карточка сделки предупреждает о незаполненном ПИНФЛ; сохранение отклонено с перечнем полей; после заполнения сделка «Успешно закрыта»</w:t>
             </w:r>
           </w:p>
         </w:tc>
@@ -9122,7 +9412,7 @@
       <w:pPr>
         <w:pStyle w:val="21"/>
       </w:pPr>
-      <w:bookmarkStart w:id="27" w:name="_Toc242650121"/>
+      <w:bookmarkStart w:id="27" w:name="_Toc243319714"/>
       <w:r>
         <w:t>А.5 Подсистема «Финансы»</w:t>
       </w:r>
@@ -9695,6 +9985,7 @@
               <w:pStyle w:val="GostTable"/>
             </w:pPr>
             <w:r>
+              <w:lastRenderedPageBreak/>
               <w:t>А5.9</w:t>
             </w:r>
           </w:p>
@@ -10275,7 +10566,6 @@
               <w:pStyle w:val="GostTable"/>
             </w:pPr>
             <w:r>
-              <w:lastRenderedPageBreak/>
               <w:t>А5.18</w:t>
             </w:r>
           </w:p>
@@ -10722,6 +11012,65 @@
             </w:pPr>
             <w:r>
               <w:t>Отказ: общие записи меняет только системный администратор</w:t>
+            </w:r>
+          </w:p>
+        </w:tc>
+      </w:tr>
+      <w:tr>
+        <w:trPr>
+          <w:cantSplit/>
+          <w:jc w:val="center"/>
+        </w:trPr>
+        <w:tc>
+          <w:tcPr>
+            <w:tcW w:w="842" w:type="dxa"/>
+          </w:tcPr>
+          <w:p>
+            <w:pPr>
+              <w:pStyle w:val="GostTable"/>
+            </w:pPr>
+            <w:r>
+              <w:lastRenderedPageBreak/>
+              <w:t>А5.26</w:t>
+            </w:r>
+          </w:p>
+        </w:tc>
+        <w:tc>
+          <w:tcPr>
+            <w:tcW w:w="1029" w:type="dxa"/>
+          </w:tcPr>
+          <w:p>
+            <w:pPr>
+              <w:pStyle w:val="GostTable"/>
+            </w:pPr>
+            <w:r>
+              <w:t>ФИН-01</w:t>
+            </w:r>
+          </w:p>
+        </w:tc>
+        <w:tc>
+          <w:tcPr>
+            <w:tcW w:w="4209" w:type="dxa"/>
+          </w:tcPr>
+          <w:p>
+            <w:pPr>
+              <w:pStyle w:val="GostTable"/>
+            </w:pPr>
+            <w:r>
+              <w:t>Сохранить первый график брони, у клиента которой не указано, кем и когда выдан паспорт; заполнить эти поля в карточке клиента и повторить</w:t>
+            </w:r>
+          </w:p>
+        </w:tc>
+        <w:tc>
+          <w:tcPr>
+            <w:tcW w:w="3274" w:type="dxa"/>
+          </w:tcPr>
+          <w:p>
+            <w:pPr>
+              <w:pStyle w:val="GostTable"/>
+            </w:pPr>
+            <w:r>
+              <w:t>Отказ с перечнем незаполненных полей, сделка остаётся «Бронь»; после заполнения график сохранён, сделка «В работе»</w:t>
             </w:r>
           </w:p>
         </w:tc>
@@ -10736,7 +11085,7 @@
       <w:pPr>
         <w:pStyle w:val="21"/>
       </w:pPr>
-      <w:bookmarkStart w:id="28" w:name="_Toc242650122"/>
+      <w:bookmarkStart w:id="28" w:name="_Toc243319715"/>
       <w:r>
         <w:t>А.6 Подсистема «Шаблоны документов»</w:t>
       </w:r>
@@ -11015,7 +11364,7 @@
       <w:pPr>
         <w:pStyle w:val="21"/>
       </w:pPr>
-      <w:bookmarkStart w:id="29" w:name="_Toc242650123"/>
+      <w:bookmarkStart w:id="29" w:name="_Toc243319716"/>
       <w:r>
         <w:t>А.7 Подсистема «Задачи»</w:t>
       </w:r>
@@ -11298,7 +11647,6 @@
               <w:pStyle w:val="GostTable"/>
             </w:pPr>
             <w:r>
-              <w:lastRenderedPageBreak/>
               <w:t>А7.4</w:t>
             </w:r>
           </w:p>
@@ -11411,7 +11759,7 @@
       <w:pPr>
         <w:pStyle w:val="21"/>
       </w:pPr>
-      <w:bookmarkStart w:id="30" w:name="_Toc242650124"/>
+      <w:bookmarkStart w:id="30" w:name="_Toc243319717"/>
       <w:r>
         <w:t>А.8 Подсистема «Аналитика и отчётность»</w:t>
       </w:r>
@@ -11806,8 +12154,9 @@
       <w:pPr>
         <w:pStyle w:val="21"/>
       </w:pPr>
-      <w:bookmarkStart w:id="31" w:name="_Toc242650125"/>
+      <w:bookmarkStart w:id="31" w:name="_Toc243319718"/>
       <w:r>
+        <w:lastRenderedPageBreak/>
         <w:t>А.9 Подсистема «Интеграция с партнёрами»</w:t>
       </w:r>
       <w:bookmarkEnd w:id="31"/>
@@ -12385,7 +12734,7 @@
       <w:pPr>
         <w:pStyle w:val="21"/>
       </w:pPr>
-      <w:bookmarkStart w:id="32" w:name="_Toc242650126"/>
+      <w:bookmarkStart w:id="32" w:name="_Toc243319719"/>
       <w:r>
         <w:t>А.10 Подсистема «Регламентные задания»</w:t>
       </w:r>
@@ -12562,7 +12911,6 @@
               <w:pStyle w:val="GostTable"/>
             </w:pPr>
             <w:r>
-              <w:lastRenderedPageBreak/>
               <w:t>А10.2</w:t>
             </w:r>
           </w:p>
@@ -12825,7 +13173,7 @@
       <w:pPr>
         <w:pStyle w:val="21"/>
       </w:pPr>
-      <w:bookmarkStart w:id="33" w:name="_Toc242650127"/>
+      <w:bookmarkStart w:id="33" w:name="_Toc243319720"/>
       <w:r>
         <w:t>А.11 Сквозной сценарий продажи</w:t>
       </w:r>
@@ -13095,8 +13443,9 @@
       <w:pPr>
         <w:pStyle w:val="21"/>
       </w:pPr>
-      <w:bookmarkStart w:id="34" w:name="_Toc242650128"/>
+      <w:bookmarkStart w:id="34" w:name="_Toc243319721"/>
       <w:r>
+        <w:lastRenderedPageBreak/>
         <w:t>А.12 Защита информации</w:t>
       </w:r>
       <w:bookmarkEnd w:id="34"/>
@@ -13492,7 +13841,7 @@
       <w:pPr>
         <w:pStyle w:val="21"/>
       </w:pPr>
-      <w:bookmarkStart w:id="35" w:name="_Toc242650129"/>
+      <w:bookmarkStart w:id="35" w:name="_Toc243319722"/>
       <w:r>
         <w:t>А.13 Эргономика и многоязычность</w:t>
       </w:r>
@@ -13721,7 +14070,6 @@
               <w:pStyle w:val="GostTable"/>
             </w:pPr>
             <w:r>
-              <w:lastRenderedPageBreak/>
               <w:t>А13.4</w:t>
             </w:r>
           </w:p>
@@ -13763,7 +14111,7 @@
       <w:pPr>
         <w:pStyle w:val="21"/>
       </w:pPr>
-      <w:bookmarkStart w:id="36" w:name="_Toc242650130"/>
+      <w:bookmarkStart w:id="36" w:name="_Toc243319723"/>
       <w:r>
         <w:t>А.14 Показатели назначения</w:t>
       </w:r>
@@ -13991,7 +14339,7 @@
         <w:ind w:firstLine="0"/>
         <w:jc w:val="center"/>
       </w:pPr>
-      <w:bookmarkStart w:id="37" w:name="_Toc242650131"/>
+      <w:bookmarkStart w:id="37" w:name="_Toc243319724"/>
       <w:r>
         <w:lastRenderedPageBreak/>
         <w:t>Приложение Б</w:t>
@@ -14390,7 +14738,7 @@
         <w:ind w:firstLine="0"/>
         <w:jc w:val="center"/>
       </w:pPr>
-      <w:bookmarkStart w:id="38" w:name="_Toc242650132"/>
+      <w:bookmarkStart w:id="38" w:name="_Toc243319725"/>
       <w:r>
         <w:lastRenderedPageBreak/>
         <w:t>Приложение В</w:t>
@@ -14669,7 +15017,7 @@
         <w:ind w:firstLine="0"/>
         <w:jc w:val="center"/>
       </w:pPr>
-      <w:bookmarkStart w:id="39" w:name="_Toc242650133"/>
+      <w:bookmarkStart w:id="39" w:name="_Toc243319726"/>
       <w:r>
         <w:lastRenderedPageBreak/>
         <w:t>ЛИСТ РЕГИСТРАЦИИ ИЗМЕНЕНИЙ</w:t>
@@ -16731,31 +17079,31 @@
       </w:rPr>
     </w:lvl>
   </w:abstractNum>
-  <w:num w:numId="1" w16cid:durableId="1951429344">
+  <w:num w:numId="1" w16cid:durableId="1110395925">
     <w:abstractNumId w:val="8"/>
   </w:num>
-  <w:num w:numId="2" w16cid:durableId="261185770">
+  <w:num w:numId="2" w16cid:durableId="1306156603">
     <w:abstractNumId w:val="6"/>
   </w:num>
-  <w:num w:numId="3" w16cid:durableId="1754664482">
+  <w:num w:numId="3" w16cid:durableId="1864128641">
     <w:abstractNumId w:val="5"/>
   </w:num>
-  <w:num w:numId="4" w16cid:durableId="2055765048">
+  <w:num w:numId="4" w16cid:durableId="624779389">
     <w:abstractNumId w:val="4"/>
   </w:num>
-  <w:num w:numId="5" w16cid:durableId="798454352">
+  <w:num w:numId="5" w16cid:durableId="1930578817">
     <w:abstractNumId w:val="7"/>
   </w:num>
-  <w:num w:numId="6" w16cid:durableId="1872645699">
+  <w:num w:numId="6" w16cid:durableId="1555969122">
     <w:abstractNumId w:val="3"/>
   </w:num>
-  <w:num w:numId="7" w16cid:durableId="485708616">
+  <w:num w:numId="7" w16cid:durableId="1301109992">
     <w:abstractNumId w:val="2"/>
   </w:num>
-  <w:num w:numId="8" w16cid:durableId="1090807712">
+  <w:num w:numId="8" w16cid:durableId="1026753054">
     <w:abstractNumId w:val="1"/>
   </w:num>
-  <w:num w:numId="9" w16cid:durableId="2121148100">
+  <w:num w:numId="9" w16cid:durableId="827096117">
     <w:abstractNumId w:val="0"/>
   </w:num>
 </w:numbering>
@@ -28288,7 +28636,7 @@
     <w:autoRedefine/>
     <w:uiPriority w:val="39"/>
     <w:unhideWhenUsed/>
-    <w:rsid w:val="00275C2C"/>
+    <w:rsid w:val="00317C6C"/>
     <w:pPr>
       <w:spacing w:after="100"/>
     </w:pPr>
@@ -28300,7 +28648,7 @@
     <w:autoRedefine/>
     <w:uiPriority w:val="39"/>
     <w:unhideWhenUsed/>
-    <w:rsid w:val="00275C2C"/>
+    <w:rsid w:val="00317C6C"/>
     <w:pPr>
       <w:spacing w:after="100"/>
       <w:ind w:left="240"/>
@@ -28311,7 +28659,7 @@
     <w:basedOn w:val="a2"/>
     <w:uiPriority w:val="99"/>
     <w:unhideWhenUsed/>
-    <w:rsid w:val="00275C2C"/>
+    <w:rsid w:val="00317C6C"/>
     <w:rPr>
       <w:color w:val="0000FF" w:themeColor="hyperlink"/>
       <w:u w:val="single"/>

--- a/docs/gost/out/06_ПМ_Программа_и_методика_испытаний.docx
+++ b/docs/gost/out/06_ПМ_Программа_и_методика_испытаний.docx
@@ -306,7 +306,7 @@
       <w:r>
         <w:fldChar w:fldCharType="separate"/>
       </w:r>
-      <w:hyperlink w:anchor="_Toc243319687" w:history="1">
+      <w:hyperlink w:anchor="_Toc243476293" w:history="1">
         <w:r>
           <w:rPr>
             <w:rStyle w:val="aff8"/>
@@ -333,7 +333,7 @@
             <w:noProof/>
             <w:webHidden/>
           </w:rPr>
-          <w:instrText xml:space="preserve"> PAGEREF _Toc243319687 \h </w:instrText>
+          <w:instrText xml:space="preserve"> PAGEREF _Toc243476293 \h </w:instrText>
         </w:r>
         <w:r>
           <w:rPr>
@@ -379,7 +379,7 @@
           <w14:ligatures w14:val="standardContextual"/>
         </w:rPr>
       </w:pPr>
-      <w:hyperlink w:anchor="_Toc243319688" w:history="1">
+      <w:hyperlink w:anchor="_Toc243476294" w:history="1">
         <w:r>
           <w:rPr>
             <w:rStyle w:val="aff8"/>
@@ -406,7 +406,7 @@
             <w:noProof/>
             <w:webHidden/>
           </w:rPr>
-          <w:instrText xml:space="preserve"> PAGEREF _Toc243319688 \h </w:instrText>
+          <w:instrText xml:space="preserve"> PAGEREF _Toc243476294 \h </w:instrText>
         </w:r>
         <w:r>
           <w:rPr>
@@ -452,7 +452,7 @@
           <w14:ligatures w14:val="standardContextual"/>
         </w:rPr>
       </w:pPr>
-      <w:hyperlink w:anchor="_Toc243319689" w:history="1">
+      <w:hyperlink w:anchor="_Toc243476295" w:history="1">
         <w:r>
           <w:rPr>
             <w:rStyle w:val="aff8"/>
@@ -479,7 +479,7 @@
             <w:noProof/>
             <w:webHidden/>
           </w:rPr>
-          <w:instrText xml:space="preserve"> PAGEREF _Toc243319689 \h </w:instrText>
+          <w:instrText xml:space="preserve"> PAGEREF _Toc243476295 \h </w:instrText>
         </w:r>
         <w:r>
           <w:rPr>
@@ -525,7 +525,7 @@
           <w14:ligatures w14:val="standardContextual"/>
         </w:rPr>
       </w:pPr>
-      <w:hyperlink w:anchor="_Toc243319690" w:history="1">
+      <w:hyperlink w:anchor="_Toc243476296" w:history="1">
         <w:r>
           <w:rPr>
             <w:rStyle w:val="aff8"/>
@@ -552,7 +552,7 @@
             <w:noProof/>
             <w:webHidden/>
           </w:rPr>
-          <w:instrText xml:space="preserve"> PAGEREF _Toc243319690 \h </w:instrText>
+          <w:instrText xml:space="preserve"> PAGEREF _Toc243476296 \h </w:instrText>
         </w:r>
         <w:r>
           <w:rPr>
@@ -598,7 +598,7 @@
           <w14:ligatures w14:val="standardContextual"/>
         </w:rPr>
       </w:pPr>
-      <w:hyperlink w:anchor="_Toc243319691" w:history="1">
+      <w:hyperlink w:anchor="_Toc243476297" w:history="1">
         <w:r>
           <w:rPr>
             <w:rStyle w:val="aff8"/>
@@ -625,7 +625,7 @@
             <w:noProof/>
             <w:webHidden/>
           </w:rPr>
-          <w:instrText xml:space="preserve"> PAGEREF _Toc243319691 \h </w:instrText>
+          <w:instrText xml:space="preserve"> PAGEREF _Toc243476297 \h </w:instrText>
         </w:r>
         <w:r>
           <w:rPr>
@@ -671,7 +671,7 @@
           <w14:ligatures w14:val="standardContextual"/>
         </w:rPr>
       </w:pPr>
-      <w:hyperlink w:anchor="_Toc243319692" w:history="1">
+      <w:hyperlink w:anchor="_Toc243476298" w:history="1">
         <w:r>
           <w:rPr>
             <w:rStyle w:val="aff8"/>
@@ -698,7 +698,7 @@
             <w:noProof/>
             <w:webHidden/>
           </w:rPr>
-          <w:instrText xml:space="preserve"> PAGEREF _Toc243319692 \h </w:instrText>
+          <w:instrText xml:space="preserve"> PAGEREF _Toc243476298 \h </w:instrText>
         </w:r>
         <w:r>
           <w:rPr>
@@ -744,7 +744,7 @@
           <w14:ligatures w14:val="standardContextual"/>
         </w:rPr>
       </w:pPr>
-      <w:hyperlink w:anchor="_Toc243319693" w:history="1">
+      <w:hyperlink w:anchor="_Toc243476299" w:history="1">
         <w:r>
           <w:rPr>
             <w:rStyle w:val="aff8"/>
@@ -771,7 +771,7 @@
             <w:noProof/>
             <w:webHidden/>
           </w:rPr>
-          <w:instrText xml:space="preserve"> PAGEREF _Toc243319693 \h </w:instrText>
+          <w:instrText xml:space="preserve"> PAGEREF _Toc243476299 \h </w:instrText>
         </w:r>
         <w:r>
           <w:rPr>
@@ -817,7 +817,7 @@
           <w14:ligatures w14:val="standardContextual"/>
         </w:rPr>
       </w:pPr>
-      <w:hyperlink w:anchor="_Toc243319694" w:history="1">
+      <w:hyperlink w:anchor="_Toc243476300" w:history="1">
         <w:r>
           <w:rPr>
             <w:rStyle w:val="aff8"/>
@@ -844,7 +844,7 @@
             <w:noProof/>
             <w:webHidden/>
           </w:rPr>
-          <w:instrText xml:space="preserve"> PAGEREF _Toc243319694 \h </w:instrText>
+          <w:instrText xml:space="preserve"> PAGEREF _Toc243476300 \h </w:instrText>
         </w:r>
         <w:r>
           <w:rPr>
@@ -890,7 +890,7 @@
           <w14:ligatures w14:val="standardContextual"/>
         </w:rPr>
       </w:pPr>
-      <w:hyperlink w:anchor="_Toc243319695" w:history="1">
+      <w:hyperlink w:anchor="_Toc243476301" w:history="1">
         <w:r>
           <w:rPr>
             <w:rStyle w:val="aff8"/>
@@ -917,7 +917,7 @@
             <w:noProof/>
             <w:webHidden/>
           </w:rPr>
-          <w:instrText xml:space="preserve"> PAGEREF _Toc243319695 \h </w:instrText>
+          <w:instrText xml:space="preserve"> PAGEREF _Toc243476301 \h </w:instrText>
         </w:r>
         <w:r>
           <w:rPr>
@@ -963,7 +963,7 @@
           <w14:ligatures w14:val="standardContextual"/>
         </w:rPr>
       </w:pPr>
-      <w:hyperlink w:anchor="_Toc243319696" w:history="1">
+      <w:hyperlink w:anchor="_Toc243476302" w:history="1">
         <w:r>
           <w:rPr>
             <w:rStyle w:val="aff8"/>
@@ -990,7 +990,7 @@
             <w:noProof/>
             <w:webHidden/>
           </w:rPr>
-          <w:instrText xml:space="preserve"> PAGEREF _Toc243319696 \h </w:instrText>
+          <w:instrText xml:space="preserve"> PAGEREF _Toc243476302 \h </w:instrText>
         </w:r>
         <w:r>
           <w:rPr>
@@ -1036,7 +1036,7 @@
           <w14:ligatures w14:val="standardContextual"/>
         </w:rPr>
       </w:pPr>
-      <w:hyperlink w:anchor="_Toc243319697" w:history="1">
+      <w:hyperlink w:anchor="_Toc243476303" w:history="1">
         <w:r>
           <w:rPr>
             <w:rStyle w:val="aff8"/>
@@ -1063,7 +1063,7 @@
             <w:noProof/>
             <w:webHidden/>
           </w:rPr>
-          <w:instrText xml:space="preserve"> PAGEREF _Toc243319697 \h </w:instrText>
+          <w:instrText xml:space="preserve"> PAGEREF _Toc243476303 \h </w:instrText>
         </w:r>
         <w:r>
           <w:rPr>
@@ -1109,7 +1109,7 @@
           <w14:ligatures w14:val="standardContextual"/>
         </w:rPr>
       </w:pPr>
-      <w:hyperlink w:anchor="_Toc243319698" w:history="1">
+      <w:hyperlink w:anchor="_Toc243476304" w:history="1">
         <w:r>
           <w:rPr>
             <w:rStyle w:val="aff8"/>
@@ -1136,7 +1136,7 @@
             <w:noProof/>
             <w:webHidden/>
           </w:rPr>
-          <w:instrText xml:space="preserve"> PAGEREF _Toc243319698 \h </w:instrText>
+          <w:instrText xml:space="preserve"> PAGEREF _Toc243476304 \h </w:instrText>
         </w:r>
         <w:r>
           <w:rPr>
@@ -1182,7 +1182,7 @@
           <w14:ligatures w14:val="standardContextual"/>
         </w:rPr>
       </w:pPr>
-      <w:hyperlink w:anchor="_Toc243319699" w:history="1">
+      <w:hyperlink w:anchor="_Toc243476305" w:history="1">
         <w:r>
           <w:rPr>
             <w:rStyle w:val="aff8"/>
@@ -1209,7 +1209,7 @@
             <w:noProof/>
             <w:webHidden/>
           </w:rPr>
-          <w:instrText xml:space="preserve"> PAGEREF _Toc243319699 \h </w:instrText>
+          <w:instrText xml:space="preserve"> PAGEREF _Toc243476305 \h </w:instrText>
         </w:r>
         <w:r>
           <w:rPr>
@@ -1255,7 +1255,7 @@
           <w14:ligatures w14:val="standardContextual"/>
         </w:rPr>
       </w:pPr>
-      <w:hyperlink w:anchor="_Toc243319700" w:history="1">
+      <w:hyperlink w:anchor="_Toc243476306" w:history="1">
         <w:r>
           <w:rPr>
             <w:rStyle w:val="aff8"/>
@@ -1282,7 +1282,7 @@
             <w:noProof/>
             <w:webHidden/>
           </w:rPr>
-          <w:instrText xml:space="preserve"> PAGEREF _Toc243319700 \h </w:instrText>
+          <w:instrText xml:space="preserve"> PAGEREF _Toc243476306 \h </w:instrText>
         </w:r>
         <w:r>
           <w:rPr>
@@ -1328,7 +1328,7 @@
           <w14:ligatures w14:val="standardContextual"/>
         </w:rPr>
       </w:pPr>
-      <w:hyperlink w:anchor="_Toc243319701" w:history="1">
+      <w:hyperlink w:anchor="_Toc243476307" w:history="1">
         <w:r>
           <w:rPr>
             <w:rStyle w:val="aff8"/>
@@ -1355,7 +1355,7 @@
             <w:noProof/>
             <w:webHidden/>
           </w:rPr>
-          <w:instrText xml:space="preserve"> PAGEREF _Toc243319701 \h </w:instrText>
+          <w:instrText xml:space="preserve"> PAGEREF _Toc243476307 \h </w:instrText>
         </w:r>
         <w:r>
           <w:rPr>
@@ -1401,7 +1401,7 @@
           <w14:ligatures w14:val="standardContextual"/>
         </w:rPr>
       </w:pPr>
-      <w:hyperlink w:anchor="_Toc243319702" w:history="1">
+      <w:hyperlink w:anchor="_Toc243476308" w:history="1">
         <w:r>
           <w:rPr>
             <w:rStyle w:val="aff8"/>
@@ -1428,7 +1428,7 @@
             <w:noProof/>
             <w:webHidden/>
           </w:rPr>
-          <w:instrText xml:space="preserve"> PAGEREF _Toc243319702 \h </w:instrText>
+          <w:instrText xml:space="preserve"> PAGEREF _Toc243476308 \h </w:instrText>
         </w:r>
         <w:r>
           <w:rPr>
@@ -1474,7 +1474,7 @@
           <w14:ligatures w14:val="standardContextual"/>
         </w:rPr>
       </w:pPr>
-      <w:hyperlink w:anchor="_Toc243319703" w:history="1">
+      <w:hyperlink w:anchor="_Toc243476309" w:history="1">
         <w:r>
           <w:rPr>
             <w:rStyle w:val="aff8"/>
@@ -1501,7 +1501,7 @@
             <w:noProof/>
             <w:webHidden/>
           </w:rPr>
-          <w:instrText xml:space="preserve"> PAGEREF _Toc243319703 \h </w:instrText>
+          <w:instrText xml:space="preserve"> PAGEREF _Toc243476309 \h </w:instrText>
         </w:r>
         <w:r>
           <w:rPr>
@@ -1547,7 +1547,7 @@
           <w14:ligatures w14:val="standardContextual"/>
         </w:rPr>
       </w:pPr>
-      <w:hyperlink w:anchor="_Toc243319704" w:history="1">
+      <w:hyperlink w:anchor="_Toc243476310" w:history="1">
         <w:r>
           <w:rPr>
             <w:rStyle w:val="aff8"/>
@@ -1574,7 +1574,7 @@
             <w:noProof/>
             <w:webHidden/>
           </w:rPr>
-          <w:instrText xml:space="preserve"> PAGEREF _Toc243319704 \h </w:instrText>
+          <w:instrText xml:space="preserve"> PAGEREF _Toc243476310 \h </w:instrText>
         </w:r>
         <w:r>
           <w:rPr>
@@ -1620,7 +1620,7 @@
           <w14:ligatures w14:val="standardContextual"/>
         </w:rPr>
       </w:pPr>
-      <w:hyperlink w:anchor="_Toc243319705" w:history="1">
+      <w:hyperlink w:anchor="_Toc243476311" w:history="1">
         <w:r>
           <w:rPr>
             <w:rStyle w:val="aff8"/>
@@ -1647,7 +1647,7 @@
             <w:noProof/>
             <w:webHidden/>
           </w:rPr>
-          <w:instrText xml:space="preserve"> PAGEREF _Toc243319705 \h </w:instrText>
+          <w:instrText xml:space="preserve"> PAGEREF _Toc243476311 \h </w:instrText>
         </w:r>
         <w:r>
           <w:rPr>
@@ -1693,7 +1693,7 @@
           <w14:ligatures w14:val="standardContextual"/>
         </w:rPr>
       </w:pPr>
-      <w:hyperlink w:anchor="_Toc243319706" w:history="1">
+      <w:hyperlink w:anchor="_Toc243476312" w:history="1">
         <w:r>
           <w:rPr>
             <w:rStyle w:val="aff8"/>
@@ -1720,7 +1720,7 @@
             <w:noProof/>
             <w:webHidden/>
           </w:rPr>
-          <w:instrText xml:space="preserve"> PAGEREF _Toc243319706 \h </w:instrText>
+          <w:instrText xml:space="preserve"> PAGEREF _Toc243476312 \h </w:instrText>
         </w:r>
         <w:r>
           <w:rPr>
@@ -1766,7 +1766,7 @@
           <w14:ligatures w14:val="standardContextual"/>
         </w:rPr>
       </w:pPr>
-      <w:hyperlink w:anchor="_Toc243319707" w:history="1">
+      <w:hyperlink w:anchor="_Toc243476313" w:history="1">
         <w:r>
           <w:rPr>
             <w:rStyle w:val="aff8"/>
@@ -1793,7 +1793,7 @@
             <w:noProof/>
             <w:webHidden/>
           </w:rPr>
-          <w:instrText xml:space="preserve"> PAGEREF _Toc243319707 \h </w:instrText>
+          <w:instrText xml:space="preserve"> PAGEREF _Toc243476313 \h </w:instrText>
         </w:r>
         <w:r>
           <w:rPr>
@@ -1839,7 +1839,7 @@
           <w14:ligatures w14:val="standardContextual"/>
         </w:rPr>
       </w:pPr>
-      <w:hyperlink w:anchor="_Toc243319708" w:history="1">
+      <w:hyperlink w:anchor="_Toc243476314" w:history="1">
         <w:r>
           <w:rPr>
             <w:rStyle w:val="aff8"/>
@@ -1866,7 +1866,7 @@
             <w:noProof/>
             <w:webHidden/>
           </w:rPr>
-          <w:instrText xml:space="preserve"> PAGEREF _Toc243319708 \h </w:instrText>
+          <w:instrText xml:space="preserve"> PAGEREF _Toc243476314 \h </w:instrText>
         </w:r>
         <w:r>
           <w:rPr>
@@ -1912,7 +1912,7 @@
           <w14:ligatures w14:val="standardContextual"/>
         </w:rPr>
       </w:pPr>
-      <w:hyperlink w:anchor="_Toc243319709" w:history="1">
+      <w:hyperlink w:anchor="_Toc243476315" w:history="1">
         <w:r>
           <w:rPr>
             <w:rStyle w:val="aff8"/>
@@ -1939,7 +1939,7 @@
             <w:noProof/>
             <w:webHidden/>
           </w:rPr>
-          <w:instrText xml:space="preserve"> PAGEREF _Toc243319709 \h </w:instrText>
+          <w:instrText xml:space="preserve"> PAGEREF _Toc243476315 \h </w:instrText>
         </w:r>
         <w:r>
           <w:rPr>
@@ -1985,7 +1985,7 @@
           <w14:ligatures w14:val="standardContextual"/>
         </w:rPr>
       </w:pPr>
-      <w:hyperlink w:anchor="_Toc243319710" w:history="1">
+      <w:hyperlink w:anchor="_Toc243476316" w:history="1">
         <w:r>
           <w:rPr>
             <w:rStyle w:val="aff8"/>
@@ -2012,7 +2012,7 @@
             <w:noProof/>
             <w:webHidden/>
           </w:rPr>
-          <w:instrText xml:space="preserve"> PAGEREF _Toc243319710 \h </w:instrText>
+          <w:instrText xml:space="preserve"> PAGEREF _Toc243476316 \h </w:instrText>
         </w:r>
         <w:r>
           <w:rPr>
@@ -2058,7 +2058,7 @@
           <w14:ligatures w14:val="standardContextual"/>
         </w:rPr>
       </w:pPr>
-      <w:hyperlink w:anchor="_Toc243319711" w:history="1">
+      <w:hyperlink w:anchor="_Toc243476317" w:history="1">
         <w:r>
           <w:rPr>
             <w:rStyle w:val="aff8"/>
@@ -2085,7 +2085,7 @@
             <w:noProof/>
             <w:webHidden/>
           </w:rPr>
-          <w:instrText xml:space="preserve"> PAGEREF _Toc243319711 \h </w:instrText>
+          <w:instrText xml:space="preserve"> PAGEREF _Toc243476317 \h </w:instrText>
         </w:r>
         <w:r>
           <w:rPr>
@@ -2131,7 +2131,7 @@
           <w14:ligatures w14:val="standardContextual"/>
         </w:rPr>
       </w:pPr>
-      <w:hyperlink w:anchor="_Toc243319712" w:history="1">
+      <w:hyperlink w:anchor="_Toc243476318" w:history="1">
         <w:r>
           <w:rPr>
             <w:rStyle w:val="aff8"/>
@@ -2158,7 +2158,7 @@
             <w:noProof/>
             <w:webHidden/>
           </w:rPr>
-          <w:instrText xml:space="preserve"> PAGEREF _Toc243319712 \h </w:instrText>
+          <w:instrText xml:space="preserve"> PAGEREF _Toc243476318 \h </w:instrText>
         </w:r>
         <w:r>
           <w:rPr>
@@ -2204,7 +2204,7 @@
           <w14:ligatures w14:val="standardContextual"/>
         </w:rPr>
       </w:pPr>
-      <w:hyperlink w:anchor="_Toc243319713" w:history="1">
+      <w:hyperlink w:anchor="_Toc243476319" w:history="1">
         <w:r>
           <w:rPr>
             <w:rStyle w:val="aff8"/>
@@ -2231,7 +2231,7 @@
             <w:noProof/>
             <w:webHidden/>
           </w:rPr>
-          <w:instrText xml:space="preserve"> PAGEREF _Toc243319713 \h </w:instrText>
+          <w:instrText xml:space="preserve"> PAGEREF _Toc243476319 \h </w:instrText>
         </w:r>
         <w:r>
           <w:rPr>
@@ -2277,7 +2277,7 @@
           <w14:ligatures w14:val="standardContextual"/>
         </w:rPr>
       </w:pPr>
-      <w:hyperlink w:anchor="_Toc243319714" w:history="1">
+      <w:hyperlink w:anchor="_Toc243476320" w:history="1">
         <w:r>
           <w:rPr>
             <w:rStyle w:val="aff8"/>
@@ -2304,7 +2304,7 @@
             <w:noProof/>
             <w:webHidden/>
           </w:rPr>
-          <w:instrText xml:space="preserve"> PAGEREF _Toc243319714 \h </w:instrText>
+          <w:instrText xml:space="preserve"> PAGEREF _Toc243476320 \h </w:instrText>
         </w:r>
         <w:r>
           <w:rPr>
@@ -2350,7 +2350,7 @@
           <w14:ligatures w14:val="standardContextual"/>
         </w:rPr>
       </w:pPr>
-      <w:hyperlink w:anchor="_Toc243319715" w:history="1">
+      <w:hyperlink w:anchor="_Toc243476321" w:history="1">
         <w:r>
           <w:rPr>
             <w:rStyle w:val="aff8"/>
@@ -2377,7 +2377,7 @@
             <w:noProof/>
             <w:webHidden/>
           </w:rPr>
-          <w:instrText xml:space="preserve"> PAGEREF _Toc243319715 \h </w:instrText>
+          <w:instrText xml:space="preserve"> PAGEREF _Toc243476321 \h </w:instrText>
         </w:r>
         <w:r>
           <w:rPr>
@@ -2423,7 +2423,7 @@
           <w14:ligatures w14:val="standardContextual"/>
         </w:rPr>
       </w:pPr>
-      <w:hyperlink w:anchor="_Toc243319716" w:history="1">
+      <w:hyperlink w:anchor="_Toc243476322" w:history="1">
         <w:r>
           <w:rPr>
             <w:rStyle w:val="aff8"/>
@@ -2450,7 +2450,7 @@
             <w:noProof/>
             <w:webHidden/>
           </w:rPr>
-          <w:instrText xml:space="preserve"> PAGEREF _Toc243319716 \h </w:instrText>
+          <w:instrText xml:space="preserve"> PAGEREF _Toc243476322 \h </w:instrText>
         </w:r>
         <w:r>
           <w:rPr>
@@ -2496,7 +2496,7 @@
           <w14:ligatures w14:val="standardContextual"/>
         </w:rPr>
       </w:pPr>
-      <w:hyperlink w:anchor="_Toc243319717" w:history="1">
+      <w:hyperlink w:anchor="_Toc243476323" w:history="1">
         <w:r>
           <w:rPr>
             <w:rStyle w:val="aff8"/>
@@ -2523,7 +2523,7 @@
             <w:noProof/>
             <w:webHidden/>
           </w:rPr>
-          <w:instrText xml:space="preserve"> PAGEREF _Toc243319717 \h </w:instrText>
+          <w:instrText xml:space="preserve"> PAGEREF _Toc243476323 \h </w:instrText>
         </w:r>
         <w:r>
           <w:rPr>
@@ -2569,7 +2569,7 @@
           <w14:ligatures w14:val="standardContextual"/>
         </w:rPr>
       </w:pPr>
-      <w:hyperlink w:anchor="_Toc243319718" w:history="1">
+      <w:hyperlink w:anchor="_Toc243476324" w:history="1">
         <w:r>
           <w:rPr>
             <w:rStyle w:val="aff8"/>
@@ -2596,7 +2596,7 @@
             <w:noProof/>
             <w:webHidden/>
           </w:rPr>
-          <w:instrText xml:space="preserve"> PAGEREF _Toc243319718 \h </w:instrText>
+          <w:instrText xml:space="preserve"> PAGEREF _Toc243476324 \h </w:instrText>
         </w:r>
         <w:r>
           <w:rPr>
@@ -2642,7 +2642,7 @@
           <w14:ligatures w14:val="standardContextual"/>
         </w:rPr>
       </w:pPr>
-      <w:hyperlink w:anchor="_Toc243319719" w:history="1">
+      <w:hyperlink w:anchor="_Toc243476325" w:history="1">
         <w:r>
           <w:rPr>
             <w:rStyle w:val="aff8"/>
@@ -2669,7 +2669,7 @@
             <w:noProof/>
             <w:webHidden/>
           </w:rPr>
-          <w:instrText xml:space="preserve"> PAGEREF _Toc243319719 \h </w:instrText>
+          <w:instrText xml:space="preserve"> PAGEREF _Toc243476325 \h </w:instrText>
         </w:r>
         <w:r>
           <w:rPr>
@@ -2715,7 +2715,7 @@
           <w14:ligatures w14:val="standardContextual"/>
         </w:rPr>
       </w:pPr>
-      <w:hyperlink w:anchor="_Toc243319720" w:history="1">
+      <w:hyperlink w:anchor="_Toc243476326" w:history="1">
         <w:r>
           <w:rPr>
             <w:rStyle w:val="aff8"/>
@@ -2742,7 +2742,7 @@
             <w:noProof/>
             <w:webHidden/>
           </w:rPr>
-          <w:instrText xml:space="preserve"> PAGEREF _Toc243319720 \h </w:instrText>
+          <w:instrText xml:space="preserve"> PAGEREF _Toc243476326 \h </w:instrText>
         </w:r>
         <w:r>
           <w:rPr>
@@ -2762,7 +2762,7 @@
             <w:noProof/>
             <w:webHidden/>
           </w:rPr>
-          <w:t>20</w:t>
+          <w:t>21</w:t>
         </w:r>
         <w:r>
           <w:rPr>
@@ -2788,7 +2788,7 @@
           <w14:ligatures w14:val="standardContextual"/>
         </w:rPr>
       </w:pPr>
-      <w:hyperlink w:anchor="_Toc243319721" w:history="1">
+      <w:hyperlink w:anchor="_Toc243476327" w:history="1">
         <w:r>
           <w:rPr>
             <w:rStyle w:val="aff8"/>
@@ -2815,7 +2815,7 @@
             <w:noProof/>
             <w:webHidden/>
           </w:rPr>
-          <w:instrText xml:space="preserve"> PAGEREF _Toc243319721 \h </w:instrText>
+          <w:instrText xml:space="preserve"> PAGEREF _Toc243476327 \h </w:instrText>
         </w:r>
         <w:r>
           <w:rPr>
@@ -2861,7 +2861,7 @@
           <w14:ligatures w14:val="standardContextual"/>
         </w:rPr>
       </w:pPr>
-      <w:hyperlink w:anchor="_Toc243319722" w:history="1">
+      <w:hyperlink w:anchor="_Toc243476328" w:history="1">
         <w:r>
           <w:rPr>
             <w:rStyle w:val="aff8"/>
@@ -2888,7 +2888,7 @@
             <w:noProof/>
             <w:webHidden/>
           </w:rPr>
-          <w:instrText xml:space="preserve"> PAGEREF _Toc243319722 \h </w:instrText>
+          <w:instrText xml:space="preserve"> PAGEREF _Toc243476328 \h </w:instrText>
         </w:r>
         <w:r>
           <w:rPr>
@@ -2934,7 +2934,7 @@
           <w14:ligatures w14:val="standardContextual"/>
         </w:rPr>
       </w:pPr>
-      <w:hyperlink w:anchor="_Toc243319723" w:history="1">
+      <w:hyperlink w:anchor="_Toc243476329" w:history="1">
         <w:r>
           <w:rPr>
             <w:rStyle w:val="aff8"/>
@@ -2961,7 +2961,7 @@
             <w:noProof/>
             <w:webHidden/>
           </w:rPr>
-          <w:instrText xml:space="preserve"> PAGEREF _Toc243319723 \h </w:instrText>
+          <w:instrText xml:space="preserve"> PAGEREF _Toc243476329 \h </w:instrText>
         </w:r>
         <w:r>
           <w:rPr>
@@ -3007,7 +3007,7 @@
           <w14:ligatures w14:val="standardContextual"/>
         </w:rPr>
       </w:pPr>
-      <w:hyperlink w:anchor="_Toc243319724" w:history="1">
+      <w:hyperlink w:anchor="_Toc243476330" w:history="1">
         <w:r>
           <w:rPr>
             <w:rStyle w:val="aff8"/>
@@ -3034,7 +3034,7 @@
             <w:noProof/>
             <w:webHidden/>
           </w:rPr>
-          <w:instrText xml:space="preserve"> PAGEREF _Toc243319724 \h </w:instrText>
+          <w:instrText xml:space="preserve"> PAGEREF _Toc243476330 \h </w:instrText>
         </w:r>
         <w:r>
           <w:rPr>
@@ -3080,7 +3080,7 @@
           <w14:ligatures w14:val="standardContextual"/>
         </w:rPr>
       </w:pPr>
-      <w:hyperlink w:anchor="_Toc243319725" w:history="1">
+      <w:hyperlink w:anchor="_Toc243476331" w:history="1">
         <w:r>
           <w:rPr>
             <w:rStyle w:val="aff8"/>
@@ -3107,7 +3107,7 @@
             <w:noProof/>
             <w:webHidden/>
           </w:rPr>
-          <w:instrText xml:space="preserve"> PAGEREF _Toc243319725 \h </w:instrText>
+          <w:instrText xml:space="preserve"> PAGEREF _Toc243476331 \h </w:instrText>
         </w:r>
         <w:r>
           <w:rPr>
@@ -3153,7 +3153,7 @@
           <w14:ligatures w14:val="standardContextual"/>
         </w:rPr>
       </w:pPr>
-      <w:hyperlink w:anchor="_Toc243319726" w:history="1">
+      <w:hyperlink w:anchor="_Toc243476332" w:history="1">
         <w:r>
           <w:rPr>
             <w:rStyle w:val="aff8"/>
@@ -3180,7 +3180,7 @@
             <w:noProof/>
             <w:webHidden/>
           </w:rPr>
-          <w:instrText xml:space="preserve"> PAGEREF _Toc243319726 \h </w:instrText>
+          <w:instrText xml:space="preserve"> PAGEREF _Toc243476332 \h </w:instrText>
         </w:r>
         <w:r>
           <w:rPr>
@@ -3226,7 +3226,7 @@
         <w:ind w:firstLine="0"/>
         <w:jc w:val="center"/>
       </w:pPr>
-      <w:bookmarkStart w:id="0" w:name="_Toc243319687"/>
+      <w:bookmarkStart w:id="0" w:name="_Toc243476293"/>
       <w:r>
         <w:lastRenderedPageBreak/>
         <w:t>ПЕРЕЧЕНЬ ТЕРМИНОВ И СОКРАЩЕНИЙ</w:t>
@@ -4488,7 +4488,7 @@
         <w:pStyle w:val="1"/>
         <w:pageBreakBefore/>
       </w:pPr>
-      <w:bookmarkStart w:id="1" w:name="_Toc243319688"/>
+      <w:bookmarkStart w:id="1" w:name="_Toc243476294"/>
       <w:r>
         <w:lastRenderedPageBreak/>
         <w:t>1 Объект испытаний</w:t>
@@ -4499,7 +4499,7 @@
       <w:pPr>
         <w:pStyle w:val="21"/>
       </w:pPr>
-      <w:bookmarkStart w:id="2" w:name="_Toc243319689"/>
+      <w:bookmarkStart w:id="2" w:name="_Toc243476295"/>
       <w:r>
         <w:t>1.1 Наименование системы</w:t>
       </w:r>
@@ -4514,7 +4514,7 @@
       <w:pPr>
         <w:pStyle w:val="21"/>
       </w:pPr>
-      <w:bookmarkStart w:id="3" w:name="_Toc243319690"/>
+      <w:bookmarkStart w:id="3" w:name="_Toc243476296"/>
       <w:r>
         <w:t>1.2 Область применения</w:t>
       </w:r>
@@ -4529,7 +4529,7 @@
       <w:pPr>
         <w:pStyle w:val="21"/>
       </w:pPr>
-      <w:bookmarkStart w:id="4" w:name="_Toc243319691"/>
+      <w:bookmarkStart w:id="4" w:name="_Toc243476297"/>
       <w:r>
         <w:t>1.3 Состав объекта испытаний</w:t>
       </w:r>
@@ -4545,7 +4545,7 @@
         <w:pStyle w:val="1"/>
         <w:pageBreakBefore/>
       </w:pPr>
-      <w:bookmarkStart w:id="5" w:name="_Toc243319692"/>
+      <w:bookmarkStart w:id="5" w:name="_Toc243476298"/>
       <w:r>
         <w:lastRenderedPageBreak/>
         <w:t>2 Цель испытаний</w:t>
@@ -4562,7 +4562,7 @@
         <w:pStyle w:val="1"/>
         <w:pageBreakBefore/>
       </w:pPr>
-      <w:bookmarkStart w:id="6" w:name="_Toc243319693"/>
+      <w:bookmarkStart w:id="6" w:name="_Toc243476299"/>
       <w:r>
         <w:lastRenderedPageBreak/>
         <w:t>3 Общие положения</w:t>
@@ -4573,7 +4573,7 @@
       <w:pPr>
         <w:pStyle w:val="21"/>
       </w:pPr>
-      <w:bookmarkStart w:id="7" w:name="_Toc243319694"/>
+      <w:bookmarkStart w:id="7" w:name="_Toc243476300"/>
       <w:r>
         <w:t>3.1 Перечень руководящих документов</w:t>
       </w:r>
@@ -4603,7 +4603,7 @@
       <w:pPr>
         <w:pStyle w:val="21"/>
       </w:pPr>
-      <w:bookmarkStart w:id="8" w:name="_Toc243319695"/>
+      <w:bookmarkStart w:id="8" w:name="_Toc243476301"/>
       <w:r>
         <w:t>3.2 Виды испытаний</w:t>
       </w:r>
@@ -4643,7 +4643,7 @@
       <w:pPr>
         <w:pStyle w:val="21"/>
       </w:pPr>
-      <w:bookmarkStart w:id="9" w:name="_Toc243319696"/>
+      <w:bookmarkStart w:id="9" w:name="_Toc243476302"/>
       <w:r>
         <w:t>3.3 Место и продолжительность испытаний</w:t>
       </w:r>
@@ -4658,7 +4658,7 @@
       <w:pPr>
         <w:pStyle w:val="21"/>
       </w:pPr>
-      <w:bookmarkStart w:id="10" w:name="_Toc243319697"/>
+      <w:bookmarkStart w:id="10" w:name="_Toc243476303"/>
       <w:r>
         <w:t>3.4 Организации-участники</w:t>
       </w:r>
@@ -4673,7 +4673,7 @@
       <w:pPr>
         <w:pStyle w:val="21"/>
       </w:pPr>
-      <w:bookmarkStart w:id="11" w:name="_Toc243319698"/>
+      <w:bookmarkStart w:id="11" w:name="_Toc243476304"/>
       <w:r>
         <w:t>3.5 Перечень предъявляемых на испытания документов</w:t>
       </w:r>
@@ -4689,7 +4689,7 @@
         <w:pStyle w:val="1"/>
         <w:pageBreakBefore/>
       </w:pPr>
-      <w:bookmarkStart w:id="12" w:name="_Toc243319699"/>
+      <w:bookmarkStart w:id="12" w:name="_Toc243476305"/>
       <w:r>
         <w:lastRenderedPageBreak/>
         <w:t>4 Объём испытаний</w:t>
@@ -4700,7 +4700,7 @@
       <w:pPr>
         <w:pStyle w:val="21"/>
       </w:pPr>
-      <w:bookmarkStart w:id="13" w:name="_Toc243319700"/>
+      <w:bookmarkStart w:id="13" w:name="_Toc243476306"/>
       <w:r>
         <w:t>4.1 Перечень этапов</w:t>
       </w:r>
@@ -4750,7 +4750,7 @@
       <w:pPr>
         <w:pStyle w:val="21"/>
       </w:pPr>
-      <w:bookmarkStart w:id="14" w:name="_Toc243319701"/>
+      <w:bookmarkStart w:id="14" w:name="_Toc243476307"/>
       <w:r>
         <w:t>4.2 Критерии успешности</w:t>
       </w:r>
@@ -4781,7 +4781,7 @@
         <w:pStyle w:val="1"/>
         <w:pageBreakBefore/>
       </w:pPr>
-      <w:bookmarkStart w:id="15" w:name="_Toc243319702"/>
+      <w:bookmarkStart w:id="15" w:name="_Toc243476308"/>
       <w:r>
         <w:lastRenderedPageBreak/>
         <w:t>5 Условия и порядок проведения испытаний</w:t>
@@ -4792,7 +4792,7 @@
       <w:pPr>
         <w:pStyle w:val="21"/>
       </w:pPr>
-      <w:bookmarkStart w:id="16" w:name="_Toc243319703"/>
+      <w:bookmarkStart w:id="16" w:name="_Toc243476309"/>
       <w:r>
         <w:t>5.1 Условия проведения</w:t>
       </w:r>
@@ -4832,7 +4832,7 @@
       <w:pPr>
         <w:pStyle w:val="21"/>
       </w:pPr>
-      <w:bookmarkStart w:id="17" w:name="_Toc243319704"/>
+      <w:bookmarkStart w:id="17" w:name="_Toc243476310"/>
       <w:r>
         <w:t>5.2 Порядок проведения</w:t>
       </w:r>
@@ -4847,7 +4847,7 @@
       <w:pPr>
         <w:pStyle w:val="21"/>
       </w:pPr>
-      <w:bookmarkStart w:id="18" w:name="_Toc243319705"/>
+      <w:bookmarkStart w:id="18" w:name="_Toc243476311"/>
       <w:r>
         <w:t>5.3 Персонал</w:t>
       </w:r>
@@ -4863,7 +4863,7 @@
         <w:pStyle w:val="1"/>
         <w:pageBreakBefore/>
       </w:pPr>
-      <w:bookmarkStart w:id="19" w:name="_Toc243319706"/>
+      <w:bookmarkStart w:id="19" w:name="_Toc243476312"/>
       <w:r>
         <w:lastRenderedPageBreak/>
         <w:t>6 Материально-техническое обеспечение</w:t>
@@ -4880,7 +4880,7 @@
         <w:pStyle w:val="1"/>
         <w:pageBreakBefore/>
       </w:pPr>
-      <w:bookmarkStart w:id="20" w:name="_Toc243319707"/>
+      <w:bookmarkStart w:id="20" w:name="_Toc243476313"/>
       <w:r>
         <w:lastRenderedPageBreak/>
         <w:t>7 Метрологическое обеспечение</w:t>
@@ -4897,7 +4897,7 @@
         <w:pStyle w:val="1"/>
         <w:pageBreakBefore/>
       </w:pPr>
-      <w:bookmarkStart w:id="21" w:name="_Toc243319708"/>
+      <w:bookmarkStart w:id="21" w:name="_Toc243476314"/>
       <w:r>
         <w:lastRenderedPageBreak/>
         <w:t>8 Отчётность</w:t>
@@ -4916,7 +4916,7 @@
         <w:ind w:firstLine="0"/>
         <w:jc w:val="center"/>
       </w:pPr>
-      <w:bookmarkStart w:id="22" w:name="_Toc243319709"/>
+      <w:bookmarkStart w:id="22" w:name="_Toc243476315"/>
       <w:r>
         <w:lastRenderedPageBreak/>
         <w:t>Приложение А</w:t>
@@ -4940,7 +4940,7 @@
       <w:pPr>
         <w:pStyle w:val="21"/>
       </w:pPr>
-      <w:bookmarkStart w:id="23" w:name="_Toc243319710"/>
+      <w:bookmarkStart w:id="23" w:name="_Toc243476316"/>
       <w:r>
         <w:t>А.1 Подсистема «Организационная структура и права доступа»</w:t>
       </w:r>
@@ -6206,7 +6206,7 @@
       <w:pPr>
         <w:pStyle w:val="21"/>
       </w:pPr>
-      <w:bookmarkStart w:id="24" w:name="_Toc243319711"/>
+      <w:bookmarkStart w:id="24" w:name="_Toc243476317"/>
       <w:r>
         <w:t>А.2 Подсистема «Каталог недвижимости»</w:t>
       </w:r>
@@ -7085,7 +7085,7 @@
       <w:pPr>
         <w:pStyle w:val="21"/>
       </w:pPr>
-      <w:bookmarkStart w:id="25" w:name="_Toc243319712"/>
+      <w:bookmarkStart w:id="25" w:name="_Toc243476318"/>
       <w:r>
         <w:t>А.3 Подсистема «Работа с клиентами»</w:t>
       </w:r>
@@ -7945,7 +7945,7 @@
       <w:pPr>
         <w:pStyle w:val="21"/>
       </w:pPr>
-      <w:bookmarkStart w:id="26" w:name="_Toc243319713"/>
+      <w:bookmarkStart w:id="26" w:name="_Toc243476319"/>
       <w:r>
         <w:t>А.4 Подсистема «Сделки»</w:t>
       </w:r>
@@ -9402,6 +9402,122 @@
           </w:p>
         </w:tc>
       </w:tr>
+      <w:tr>
+        <w:trPr>
+          <w:cantSplit/>
+          <w:jc w:val="center"/>
+        </w:trPr>
+        <w:tc>
+          <w:tcPr>
+            <w:tcW w:w="842" w:type="dxa"/>
+          </w:tcPr>
+          <w:p>
+            <w:pPr>
+              <w:pStyle w:val="GostTable"/>
+            </w:pPr>
+            <w:r>
+              <w:t>А4.24</w:t>
+            </w:r>
+          </w:p>
+        </w:tc>
+        <w:tc>
+          <w:tcPr>
+            <w:tcW w:w="1029" w:type="dxa"/>
+          </w:tcPr>
+          <w:p>
+            <w:pPr>
+              <w:pStyle w:val="GostTable"/>
+            </w:pPr>
+            <w:r>
+              <w:t>СДЕ-03</w:t>
+            </w:r>
+          </w:p>
+        </w:tc>
+        <w:tc>
+          <w:tcPr>
+            <w:tcW w:w="4209" w:type="dxa"/>
+          </w:tcPr>
+          <w:p>
+            <w:pPr>
+              <w:pStyle w:val="GostTable"/>
+            </w:pPr>
+            <w:r>
+              <w:t>В успешно закрытой сделке нажать «Заменить скан», выбрать другой файл и подтвердить</w:t>
+            </w:r>
+          </w:p>
+        </w:tc>
+        <w:tc>
+          <w:tcPr>
+            <w:tcW w:w="3274" w:type="dxa"/>
+          </w:tcPr>
+          <w:p>
+            <w:pPr>
+              <w:pStyle w:val="GostTable"/>
+            </w:pPr>
+            <w:r>
+              <w:t>Ссылка открывает новый файл; статус, даты и условия сделки не изменились; в логах сделки запись с названиями прежнего и нового файлов</w:t>
+            </w:r>
+          </w:p>
+        </w:tc>
+      </w:tr>
+      <w:tr>
+        <w:trPr>
+          <w:cantSplit/>
+          <w:jc w:val="center"/>
+        </w:trPr>
+        <w:tc>
+          <w:tcPr>
+            <w:tcW w:w="842" w:type="dxa"/>
+          </w:tcPr>
+          <w:p>
+            <w:pPr>
+              <w:pStyle w:val="GostTable"/>
+            </w:pPr>
+            <w:r>
+              <w:t>А4.25</w:t>
+            </w:r>
+          </w:p>
+        </w:tc>
+        <w:tc>
+          <w:tcPr>
+            <w:tcW w:w="1029" w:type="dxa"/>
+          </w:tcPr>
+          <w:p>
+            <w:pPr>
+              <w:pStyle w:val="GostTable"/>
+            </w:pPr>
+            <w:r>
+              <w:t>СДЕ-03</w:t>
+            </w:r>
+          </w:p>
+        </w:tc>
+        <w:tc>
+          <w:tcPr>
+            <w:tcW w:w="4209" w:type="dxa"/>
+          </w:tcPr>
+          <w:p>
+            <w:pPr>
+              <w:pStyle w:val="GostTable"/>
+            </w:pPr>
+            <w:r>
+              <w:t>В расторгнутой сделке заменить скан документа о расторжении; затем пользователем без права изменения этой сделки повторить замену</w:t>
+            </w:r>
+          </w:p>
+        </w:tc>
+        <w:tc>
+          <w:tcPr>
+            <w:tcW w:w="3274" w:type="dxa"/>
+          </w:tcPr>
+          <w:p>
+            <w:pPr>
+              <w:pStyle w:val="GostTable"/>
+            </w:pPr>
+            <w:r>
+              <w:t>Скан заменён, запись в логах; второму пользователю кнопка не показывается, запрос к API отклоняется</w:t>
+            </w:r>
+          </w:p>
+        </w:tc>
+      </w:tr>
     </w:tbl>
     <w:p>
       <w:pPr>
@@ -9412,7 +9528,7 @@
       <w:pPr>
         <w:pStyle w:val="21"/>
       </w:pPr>
-      <w:bookmarkStart w:id="27" w:name="_Toc243319714"/>
+      <w:bookmarkStart w:id="27" w:name="_Toc243476320"/>
       <w:r>
         <w:t>А.5 Подсистема «Финансы»</w:t>
       </w:r>
@@ -9753,6 +9869,7 @@
               <w:pStyle w:val="GostTable"/>
             </w:pPr>
             <w:r>
+              <w:lastRenderedPageBreak/>
               <w:t>А5.5</w:t>
             </w:r>
           </w:p>
@@ -9985,7 +10102,6 @@
               <w:pStyle w:val="GostTable"/>
             </w:pPr>
             <w:r>
-              <w:lastRenderedPageBreak/>
               <w:t>А5.9</w:t>
             </w:r>
           </w:p>
@@ -10856,6 +10972,7 @@
               <w:pStyle w:val="GostTable"/>
             </w:pPr>
             <w:r>
+              <w:lastRenderedPageBreak/>
               <w:t>А5.23</w:t>
             </w:r>
           </w:p>
@@ -11030,7 +11147,6 @@
               <w:pStyle w:val="GostTable"/>
             </w:pPr>
             <w:r>
-              <w:lastRenderedPageBreak/>
               <w:t>А5.26</w:t>
             </w:r>
           </w:p>
@@ -11085,7 +11201,7 @@
       <w:pPr>
         <w:pStyle w:val="21"/>
       </w:pPr>
-      <w:bookmarkStart w:id="28" w:name="_Toc243319715"/>
+      <w:bookmarkStart w:id="28" w:name="_Toc243476321"/>
       <w:r>
         <w:t>А.6 Подсистема «Шаблоны документов»</w:t>
       </w:r>
@@ -11364,7 +11480,7 @@
       <w:pPr>
         <w:pStyle w:val="21"/>
       </w:pPr>
-      <w:bookmarkStart w:id="29" w:name="_Toc243319716"/>
+      <w:bookmarkStart w:id="29" w:name="_Toc243476322"/>
       <w:r>
         <w:t>А.7 Подсистема «Задачи»</w:t>
       </w:r>
@@ -11759,7 +11875,7 @@
       <w:pPr>
         <w:pStyle w:val="21"/>
       </w:pPr>
-      <w:bookmarkStart w:id="30" w:name="_Toc243319717"/>
+      <w:bookmarkStart w:id="30" w:name="_Toc243476323"/>
       <w:r>
         <w:t>А.8 Подсистема «Аналитика и отчётность»</w:t>
       </w:r>
@@ -11984,6 +12100,7 @@
               <w:pStyle w:val="GostTable"/>
             </w:pPr>
             <w:r>
+              <w:lastRenderedPageBreak/>
               <w:t>А8.2</w:t>
             </w:r>
           </w:p>
@@ -12154,9 +12271,8 @@
       <w:pPr>
         <w:pStyle w:val="21"/>
       </w:pPr>
-      <w:bookmarkStart w:id="31" w:name="_Toc243319718"/>
+      <w:bookmarkStart w:id="31" w:name="_Toc243476324"/>
       <w:r>
-        <w:lastRenderedPageBreak/>
         <w:t>А.9 Подсистема «Интеграция с партнёрами»</w:t>
       </w:r>
       <w:bookmarkEnd w:id="31"/>
@@ -12734,7 +12850,7 @@
       <w:pPr>
         <w:pStyle w:val="21"/>
       </w:pPr>
-      <w:bookmarkStart w:id="32" w:name="_Toc243319719"/>
+      <w:bookmarkStart w:id="32" w:name="_Toc243476325"/>
       <w:r>
         <w:t>А.10 Подсистема «Регламентные задания»</w:t>
       </w:r>
@@ -13173,8 +13289,9 @@
       <w:pPr>
         <w:pStyle w:val="21"/>
       </w:pPr>
-      <w:bookmarkStart w:id="33" w:name="_Toc243319720"/>
+      <w:bookmarkStart w:id="33" w:name="_Toc243476326"/>
       <w:r>
+        <w:lastRenderedPageBreak/>
         <w:t>А.11 Сквозной сценарий продажи</w:t>
       </w:r>
       <w:bookmarkEnd w:id="33"/>
@@ -13443,9 +13560,8 @@
       <w:pPr>
         <w:pStyle w:val="21"/>
       </w:pPr>
-      <w:bookmarkStart w:id="34" w:name="_Toc243319721"/>
+      <w:bookmarkStart w:id="34" w:name="_Toc243476327"/>
       <w:r>
-        <w:lastRenderedPageBreak/>
         <w:t>А.12 Защита информации</w:t>
       </w:r>
       <w:bookmarkEnd w:id="34"/>
@@ -13841,7 +13957,7 @@
       <w:pPr>
         <w:pStyle w:val="21"/>
       </w:pPr>
-      <w:bookmarkStart w:id="35" w:name="_Toc243319722"/>
+      <w:bookmarkStart w:id="35" w:name="_Toc243476328"/>
       <w:r>
         <w:t>А.13 Эргономика и многоязычность</w:t>
       </w:r>
@@ -14111,7 +14227,7 @@
       <w:pPr>
         <w:pStyle w:val="21"/>
       </w:pPr>
-      <w:bookmarkStart w:id="36" w:name="_Toc243319723"/>
+      <w:bookmarkStart w:id="36" w:name="_Toc243476329"/>
       <w:r>
         <w:t>А.14 Показатели назначения</w:t>
       </w:r>
@@ -14339,7 +14455,7 @@
         <w:ind w:firstLine="0"/>
         <w:jc w:val="center"/>
       </w:pPr>
-      <w:bookmarkStart w:id="37" w:name="_Toc243319724"/>
+      <w:bookmarkStart w:id="37" w:name="_Toc243476330"/>
       <w:r>
         <w:lastRenderedPageBreak/>
         <w:t>Приложение Б</w:t>
@@ -14738,7 +14854,7 @@
         <w:ind w:firstLine="0"/>
         <w:jc w:val="center"/>
       </w:pPr>
-      <w:bookmarkStart w:id="38" w:name="_Toc243319725"/>
+      <w:bookmarkStart w:id="38" w:name="_Toc243476331"/>
       <w:r>
         <w:lastRenderedPageBreak/>
         <w:t>Приложение В</w:t>
@@ -15017,7 +15133,7 @@
         <w:ind w:firstLine="0"/>
         <w:jc w:val="center"/>
       </w:pPr>
-      <w:bookmarkStart w:id="39" w:name="_Toc243319726"/>
+      <w:bookmarkStart w:id="39" w:name="_Toc243476332"/>
       <w:r>
         <w:lastRenderedPageBreak/>
         <w:t>ЛИСТ РЕГИСТРАЦИИ ИЗМЕНЕНИЙ</w:t>
@@ -17079,31 +17195,31 @@
       </w:rPr>
     </w:lvl>
   </w:abstractNum>
-  <w:num w:numId="1" w16cid:durableId="1110395925">
+  <w:num w:numId="1" w16cid:durableId="1048992973">
     <w:abstractNumId w:val="8"/>
   </w:num>
-  <w:num w:numId="2" w16cid:durableId="1306156603">
+  <w:num w:numId="2" w16cid:durableId="220336543">
     <w:abstractNumId w:val="6"/>
   </w:num>
-  <w:num w:numId="3" w16cid:durableId="1864128641">
+  <w:num w:numId="3" w16cid:durableId="718743297">
     <w:abstractNumId w:val="5"/>
   </w:num>
-  <w:num w:numId="4" w16cid:durableId="624779389">
+  <w:num w:numId="4" w16cid:durableId="1186553356">
     <w:abstractNumId w:val="4"/>
   </w:num>
-  <w:num w:numId="5" w16cid:durableId="1930578817">
+  <w:num w:numId="5" w16cid:durableId="938416258">
     <w:abstractNumId w:val="7"/>
   </w:num>
-  <w:num w:numId="6" w16cid:durableId="1555969122">
+  <w:num w:numId="6" w16cid:durableId="980692608">
     <w:abstractNumId w:val="3"/>
   </w:num>
-  <w:num w:numId="7" w16cid:durableId="1301109992">
+  <w:num w:numId="7" w16cid:durableId="874543808">
     <w:abstractNumId w:val="2"/>
   </w:num>
-  <w:num w:numId="8" w16cid:durableId="1026753054">
+  <w:num w:numId="8" w16cid:durableId="2111045930">
     <w:abstractNumId w:val="1"/>
   </w:num>
-  <w:num w:numId="9" w16cid:durableId="827096117">
+  <w:num w:numId="9" w16cid:durableId="1232499502">
     <w:abstractNumId w:val="0"/>
   </w:num>
 </w:numbering>
@@ -28636,7 +28752,7 @@
     <w:autoRedefine/>
     <w:uiPriority w:val="39"/>
     <w:unhideWhenUsed/>
-    <w:rsid w:val="00317C6C"/>
+    <w:rsid w:val="00AF70C0"/>
     <w:pPr>
       <w:spacing w:after="100"/>
     </w:pPr>
@@ -28648,7 +28764,7 @@
     <w:autoRedefine/>
     <w:uiPriority w:val="39"/>
     <w:unhideWhenUsed/>
-    <w:rsid w:val="00317C6C"/>
+    <w:rsid w:val="00AF70C0"/>
     <w:pPr>
       <w:spacing w:after="100"/>
       <w:ind w:left="240"/>
@@ -28659,7 +28775,7 @@
     <w:basedOn w:val="a2"/>
     <w:uiPriority w:val="99"/>
     <w:unhideWhenUsed/>
-    <w:rsid w:val="00317C6C"/>
+    <w:rsid w:val="00AF70C0"/>
     <w:rPr>
       <w:color w:val="0000FF" w:themeColor="hyperlink"/>
       <w:u w:val="single"/>

--- a/docs/gost/out/06_ПМ_Программа_и_методика_испытаний.docx
+++ b/docs/gost/out/06_ПМ_Программа_и_методика_испытаний.docx
@@ -306,7 +306,7 @@
       <w:r>
         <w:fldChar w:fldCharType="separate"/>
       </w:r>
-      <w:hyperlink w:anchor="_Toc243476293" w:history="1">
+      <w:hyperlink w:anchor="_Toc243922211" w:history="1">
         <w:r>
           <w:rPr>
             <w:rStyle w:val="aff8"/>
@@ -333,7 +333,7 @@
             <w:noProof/>
             <w:webHidden/>
           </w:rPr>
-          <w:instrText xml:space="preserve"> PAGEREF _Toc243476293 \h </w:instrText>
+          <w:instrText xml:space="preserve"> PAGEREF _Toc243922211 \h </w:instrText>
         </w:r>
         <w:r>
           <w:rPr>
@@ -379,7 +379,7 @@
           <w14:ligatures w14:val="standardContextual"/>
         </w:rPr>
       </w:pPr>
-      <w:hyperlink w:anchor="_Toc243476294" w:history="1">
+      <w:hyperlink w:anchor="_Toc243922212" w:history="1">
         <w:r>
           <w:rPr>
             <w:rStyle w:val="aff8"/>
@@ -406,7 +406,7 @@
             <w:noProof/>
             <w:webHidden/>
           </w:rPr>
-          <w:instrText xml:space="preserve"> PAGEREF _Toc243476294 \h </w:instrText>
+          <w:instrText xml:space="preserve"> PAGEREF _Toc243922212 \h </w:instrText>
         </w:r>
         <w:r>
           <w:rPr>
@@ -452,7 +452,7 @@
           <w14:ligatures w14:val="standardContextual"/>
         </w:rPr>
       </w:pPr>
-      <w:hyperlink w:anchor="_Toc243476295" w:history="1">
+      <w:hyperlink w:anchor="_Toc243922213" w:history="1">
         <w:r>
           <w:rPr>
             <w:rStyle w:val="aff8"/>
@@ -479,7 +479,7 @@
             <w:noProof/>
             <w:webHidden/>
           </w:rPr>
-          <w:instrText xml:space="preserve"> PAGEREF _Toc243476295 \h </w:instrText>
+          <w:instrText xml:space="preserve"> PAGEREF _Toc243922213 \h </w:instrText>
         </w:r>
         <w:r>
           <w:rPr>
@@ -525,7 +525,7 @@
           <w14:ligatures w14:val="standardContextual"/>
         </w:rPr>
       </w:pPr>
-      <w:hyperlink w:anchor="_Toc243476296" w:history="1">
+      <w:hyperlink w:anchor="_Toc243922214" w:history="1">
         <w:r>
           <w:rPr>
             <w:rStyle w:val="aff8"/>
@@ -552,7 +552,7 @@
             <w:noProof/>
             <w:webHidden/>
           </w:rPr>
-          <w:instrText xml:space="preserve"> PAGEREF _Toc243476296 \h </w:instrText>
+          <w:instrText xml:space="preserve"> PAGEREF _Toc243922214 \h </w:instrText>
         </w:r>
         <w:r>
           <w:rPr>
@@ -598,7 +598,7 @@
           <w14:ligatures w14:val="standardContextual"/>
         </w:rPr>
       </w:pPr>
-      <w:hyperlink w:anchor="_Toc243476297" w:history="1">
+      <w:hyperlink w:anchor="_Toc243922215" w:history="1">
         <w:r>
           <w:rPr>
             <w:rStyle w:val="aff8"/>
@@ -625,7 +625,7 @@
             <w:noProof/>
             <w:webHidden/>
           </w:rPr>
-          <w:instrText xml:space="preserve"> PAGEREF _Toc243476297 \h </w:instrText>
+          <w:instrText xml:space="preserve"> PAGEREF _Toc243922215 \h </w:instrText>
         </w:r>
         <w:r>
           <w:rPr>
@@ -671,7 +671,7 @@
           <w14:ligatures w14:val="standardContextual"/>
         </w:rPr>
       </w:pPr>
-      <w:hyperlink w:anchor="_Toc243476298" w:history="1">
+      <w:hyperlink w:anchor="_Toc243922216" w:history="1">
         <w:r>
           <w:rPr>
             <w:rStyle w:val="aff8"/>
@@ -698,7 +698,7 @@
             <w:noProof/>
             <w:webHidden/>
           </w:rPr>
-          <w:instrText xml:space="preserve"> PAGEREF _Toc243476298 \h </w:instrText>
+          <w:instrText xml:space="preserve"> PAGEREF _Toc243922216 \h </w:instrText>
         </w:r>
         <w:r>
           <w:rPr>
@@ -744,7 +744,7 @@
           <w14:ligatures w14:val="standardContextual"/>
         </w:rPr>
       </w:pPr>
-      <w:hyperlink w:anchor="_Toc243476299" w:history="1">
+      <w:hyperlink w:anchor="_Toc243922217" w:history="1">
         <w:r>
           <w:rPr>
             <w:rStyle w:val="aff8"/>
@@ -771,7 +771,7 @@
             <w:noProof/>
             <w:webHidden/>
           </w:rPr>
-          <w:instrText xml:space="preserve"> PAGEREF _Toc243476299 \h </w:instrText>
+          <w:instrText xml:space="preserve"> PAGEREF _Toc243922217 \h </w:instrText>
         </w:r>
         <w:r>
           <w:rPr>
@@ -817,7 +817,7 @@
           <w14:ligatures w14:val="standardContextual"/>
         </w:rPr>
       </w:pPr>
-      <w:hyperlink w:anchor="_Toc243476300" w:history="1">
+      <w:hyperlink w:anchor="_Toc243922218" w:history="1">
         <w:r>
           <w:rPr>
             <w:rStyle w:val="aff8"/>
@@ -844,7 +844,7 @@
             <w:noProof/>
             <w:webHidden/>
           </w:rPr>
-          <w:instrText xml:space="preserve"> PAGEREF _Toc243476300 \h </w:instrText>
+          <w:instrText xml:space="preserve"> PAGEREF _Toc243922218 \h </w:instrText>
         </w:r>
         <w:r>
           <w:rPr>
@@ -890,7 +890,7 @@
           <w14:ligatures w14:val="standardContextual"/>
         </w:rPr>
       </w:pPr>
-      <w:hyperlink w:anchor="_Toc243476301" w:history="1">
+      <w:hyperlink w:anchor="_Toc243922219" w:history="1">
         <w:r>
           <w:rPr>
             <w:rStyle w:val="aff8"/>
@@ -917,7 +917,7 @@
             <w:noProof/>
             <w:webHidden/>
           </w:rPr>
-          <w:instrText xml:space="preserve"> PAGEREF _Toc243476301 \h </w:instrText>
+          <w:instrText xml:space="preserve"> PAGEREF _Toc243922219 \h </w:instrText>
         </w:r>
         <w:r>
           <w:rPr>
@@ -963,7 +963,7 @@
           <w14:ligatures w14:val="standardContextual"/>
         </w:rPr>
       </w:pPr>
-      <w:hyperlink w:anchor="_Toc243476302" w:history="1">
+      <w:hyperlink w:anchor="_Toc243922220" w:history="1">
         <w:r>
           <w:rPr>
             <w:rStyle w:val="aff8"/>
@@ -990,7 +990,7 @@
             <w:noProof/>
             <w:webHidden/>
           </w:rPr>
-          <w:instrText xml:space="preserve"> PAGEREF _Toc243476302 \h </w:instrText>
+          <w:instrText xml:space="preserve"> PAGEREF _Toc243922220 \h </w:instrText>
         </w:r>
         <w:r>
           <w:rPr>
@@ -1036,7 +1036,7 @@
           <w14:ligatures w14:val="standardContextual"/>
         </w:rPr>
       </w:pPr>
-      <w:hyperlink w:anchor="_Toc243476303" w:history="1">
+      <w:hyperlink w:anchor="_Toc243922221" w:history="1">
         <w:r>
           <w:rPr>
             <w:rStyle w:val="aff8"/>
@@ -1063,7 +1063,7 @@
             <w:noProof/>
             <w:webHidden/>
           </w:rPr>
-          <w:instrText xml:space="preserve"> PAGEREF _Toc243476303 \h </w:instrText>
+          <w:instrText xml:space="preserve"> PAGEREF _Toc243922221 \h </w:instrText>
         </w:r>
         <w:r>
           <w:rPr>
@@ -1109,7 +1109,7 @@
           <w14:ligatures w14:val="standardContextual"/>
         </w:rPr>
       </w:pPr>
-      <w:hyperlink w:anchor="_Toc243476304" w:history="1">
+      <w:hyperlink w:anchor="_Toc243922222" w:history="1">
         <w:r>
           <w:rPr>
             <w:rStyle w:val="aff8"/>
@@ -1136,7 +1136,7 @@
             <w:noProof/>
             <w:webHidden/>
           </w:rPr>
-          <w:instrText xml:space="preserve"> PAGEREF _Toc243476304 \h </w:instrText>
+          <w:instrText xml:space="preserve"> PAGEREF _Toc243922222 \h </w:instrText>
         </w:r>
         <w:r>
           <w:rPr>
@@ -1182,7 +1182,7 @@
           <w14:ligatures w14:val="standardContextual"/>
         </w:rPr>
       </w:pPr>
-      <w:hyperlink w:anchor="_Toc243476305" w:history="1">
+      <w:hyperlink w:anchor="_Toc243922223" w:history="1">
         <w:r>
           <w:rPr>
             <w:rStyle w:val="aff8"/>
@@ -1209,7 +1209,7 @@
             <w:noProof/>
             <w:webHidden/>
           </w:rPr>
-          <w:instrText xml:space="preserve"> PAGEREF _Toc243476305 \h </w:instrText>
+          <w:instrText xml:space="preserve"> PAGEREF _Toc243922223 \h </w:instrText>
         </w:r>
         <w:r>
           <w:rPr>
@@ -1255,7 +1255,7 @@
           <w14:ligatures w14:val="standardContextual"/>
         </w:rPr>
       </w:pPr>
-      <w:hyperlink w:anchor="_Toc243476306" w:history="1">
+      <w:hyperlink w:anchor="_Toc243922224" w:history="1">
         <w:r>
           <w:rPr>
             <w:rStyle w:val="aff8"/>
@@ -1282,7 +1282,7 @@
             <w:noProof/>
             <w:webHidden/>
           </w:rPr>
-          <w:instrText xml:space="preserve"> PAGEREF _Toc243476306 \h </w:instrText>
+          <w:instrText xml:space="preserve"> PAGEREF _Toc243922224 \h </w:instrText>
         </w:r>
         <w:r>
           <w:rPr>
@@ -1328,7 +1328,7 @@
           <w14:ligatures w14:val="standardContextual"/>
         </w:rPr>
       </w:pPr>
-      <w:hyperlink w:anchor="_Toc243476307" w:history="1">
+      <w:hyperlink w:anchor="_Toc243922225" w:history="1">
         <w:r>
           <w:rPr>
             <w:rStyle w:val="aff8"/>
@@ -1355,7 +1355,7 @@
             <w:noProof/>
             <w:webHidden/>
           </w:rPr>
-          <w:instrText xml:space="preserve"> PAGEREF _Toc243476307 \h </w:instrText>
+          <w:instrText xml:space="preserve"> PAGEREF _Toc243922225 \h </w:instrText>
         </w:r>
         <w:r>
           <w:rPr>
@@ -1401,7 +1401,7 @@
           <w14:ligatures w14:val="standardContextual"/>
         </w:rPr>
       </w:pPr>
-      <w:hyperlink w:anchor="_Toc243476308" w:history="1">
+      <w:hyperlink w:anchor="_Toc243922226" w:history="1">
         <w:r>
           <w:rPr>
             <w:rStyle w:val="aff8"/>
@@ -1428,7 +1428,7 @@
             <w:noProof/>
             <w:webHidden/>
           </w:rPr>
-          <w:instrText xml:space="preserve"> PAGEREF _Toc243476308 \h </w:instrText>
+          <w:instrText xml:space="preserve"> PAGEREF _Toc243922226 \h </w:instrText>
         </w:r>
         <w:r>
           <w:rPr>
@@ -1474,7 +1474,7 @@
           <w14:ligatures w14:val="standardContextual"/>
         </w:rPr>
       </w:pPr>
-      <w:hyperlink w:anchor="_Toc243476309" w:history="1">
+      <w:hyperlink w:anchor="_Toc243922227" w:history="1">
         <w:r>
           <w:rPr>
             <w:rStyle w:val="aff8"/>
@@ -1501,7 +1501,7 @@
             <w:noProof/>
             <w:webHidden/>
           </w:rPr>
-          <w:instrText xml:space="preserve"> PAGEREF _Toc243476309 \h </w:instrText>
+          <w:instrText xml:space="preserve"> PAGEREF _Toc243922227 \h </w:instrText>
         </w:r>
         <w:r>
           <w:rPr>
@@ -1547,7 +1547,7 @@
           <w14:ligatures w14:val="standardContextual"/>
         </w:rPr>
       </w:pPr>
-      <w:hyperlink w:anchor="_Toc243476310" w:history="1">
+      <w:hyperlink w:anchor="_Toc243922228" w:history="1">
         <w:r>
           <w:rPr>
             <w:rStyle w:val="aff8"/>
@@ -1574,7 +1574,7 @@
             <w:noProof/>
             <w:webHidden/>
           </w:rPr>
-          <w:instrText xml:space="preserve"> PAGEREF _Toc243476310 \h </w:instrText>
+          <w:instrText xml:space="preserve"> PAGEREF _Toc243922228 \h </w:instrText>
         </w:r>
         <w:r>
           <w:rPr>
@@ -1620,7 +1620,7 @@
           <w14:ligatures w14:val="standardContextual"/>
         </w:rPr>
       </w:pPr>
-      <w:hyperlink w:anchor="_Toc243476311" w:history="1">
+      <w:hyperlink w:anchor="_Toc243922229" w:history="1">
         <w:r>
           <w:rPr>
             <w:rStyle w:val="aff8"/>
@@ -1647,7 +1647,7 @@
             <w:noProof/>
             <w:webHidden/>
           </w:rPr>
-          <w:instrText xml:space="preserve"> PAGEREF _Toc243476311 \h </w:instrText>
+          <w:instrText xml:space="preserve"> PAGEREF _Toc243922229 \h </w:instrText>
         </w:r>
         <w:r>
           <w:rPr>
@@ -1693,7 +1693,7 @@
           <w14:ligatures w14:val="standardContextual"/>
         </w:rPr>
       </w:pPr>
-      <w:hyperlink w:anchor="_Toc243476312" w:history="1">
+      <w:hyperlink w:anchor="_Toc243922230" w:history="1">
         <w:r>
           <w:rPr>
             <w:rStyle w:val="aff8"/>
@@ -1720,7 +1720,7 @@
             <w:noProof/>
             <w:webHidden/>
           </w:rPr>
-          <w:instrText xml:space="preserve"> PAGEREF _Toc243476312 \h </w:instrText>
+          <w:instrText xml:space="preserve"> PAGEREF _Toc243922230 \h </w:instrText>
         </w:r>
         <w:r>
           <w:rPr>
@@ -1766,7 +1766,7 @@
           <w14:ligatures w14:val="standardContextual"/>
         </w:rPr>
       </w:pPr>
-      <w:hyperlink w:anchor="_Toc243476313" w:history="1">
+      <w:hyperlink w:anchor="_Toc243922231" w:history="1">
         <w:r>
           <w:rPr>
             <w:rStyle w:val="aff8"/>
@@ -1793,7 +1793,7 @@
             <w:noProof/>
             <w:webHidden/>
           </w:rPr>
-          <w:instrText xml:space="preserve"> PAGEREF _Toc243476313 \h </w:instrText>
+          <w:instrText xml:space="preserve"> PAGEREF _Toc243922231 \h </w:instrText>
         </w:r>
         <w:r>
           <w:rPr>
@@ -1839,7 +1839,7 @@
           <w14:ligatures w14:val="standardContextual"/>
         </w:rPr>
       </w:pPr>
-      <w:hyperlink w:anchor="_Toc243476314" w:history="1">
+      <w:hyperlink w:anchor="_Toc243922232" w:history="1">
         <w:r>
           <w:rPr>
             <w:rStyle w:val="aff8"/>
@@ -1866,7 +1866,7 @@
             <w:noProof/>
             <w:webHidden/>
           </w:rPr>
-          <w:instrText xml:space="preserve"> PAGEREF _Toc243476314 \h </w:instrText>
+          <w:instrText xml:space="preserve"> PAGEREF _Toc243922232 \h </w:instrText>
         </w:r>
         <w:r>
           <w:rPr>
@@ -1912,7 +1912,7 @@
           <w14:ligatures w14:val="standardContextual"/>
         </w:rPr>
       </w:pPr>
-      <w:hyperlink w:anchor="_Toc243476315" w:history="1">
+      <w:hyperlink w:anchor="_Toc243922233" w:history="1">
         <w:r>
           <w:rPr>
             <w:rStyle w:val="aff8"/>
@@ -1939,7 +1939,7 @@
             <w:noProof/>
             <w:webHidden/>
           </w:rPr>
-          <w:instrText xml:space="preserve"> PAGEREF _Toc243476315 \h </w:instrText>
+          <w:instrText xml:space="preserve"> PAGEREF _Toc243922233 \h </w:instrText>
         </w:r>
         <w:r>
           <w:rPr>
@@ -1985,7 +1985,7 @@
           <w14:ligatures w14:val="standardContextual"/>
         </w:rPr>
       </w:pPr>
-      <w:hyperlink w:anchor="_Toc243476316" w:history="1">
+      <w:hyperlink w:anchor="_Toc243922234" w:history="1">
         <w:r>
           <w:rPr>
             <w:rStyle w:val="aff8"/>
@@ -2012,7 +2012,7 @@
             <w:noProof/>
             <w:webHidden/>
           </w:rPr>
-          <w:instrText xml:space="preserve"> PAGEREF _Toc243476316 \h </w:instrText>
+          <w:instrText xml:space="preserve"> PAGEREF _Toc243922234 \h </w:instrText>
         </w:r>
         <w:r>
           <w:rPr>
@@ -2058,7 +2058,7 @@
           <w14:ligatures w14:val="standardContextual"/>
         </w:rPr>
       </w:pPr>
-      <w:hyperlink w:anchor="_Toc243476317" w:history="1">
+      <w:hyperlink w:anchor="_Toc243922235" w:history="1">
         <w:r>
           <w:rPr>
             <w:rStyle w:val="aff8"/>
@@ -2085,7 +2085,7 @@
             <w:noProof/>
             <w:webHidden/>
           </w:rPr>
-          <w:instrText xml:space="preserve"> PAGEREF _Toc243476317 \h </w:instrText>
+          <w:instrText xml:space="preserve"> PAGEREF _Toc243922235 \h </w:instrText>
         </w:r>
         <w:r>
           <w:rPr>
@@ -2131,7 +2131,7 @@
           <w14:ligatures w14:val="standardContextual"/>
         </w:rPr>
       </w:pPr>
-      <w:hyperlink w:anchor="_Toc243476318" w:history="1">
+      <w:hyperlink w:anchor="_Toc243922236" w:history="1">
         <w:r>
           <w:rPr>
             <w:rStyle w:val="aff8"/>
@@ -2158,7 +2158,7 @@
             <w:noProof/>
             <w:webHidden/>
           </w:rPr>
-          <w:instrText xml:space="preserve"> PAGEREF _Toc243476318 \h </w:instrText>
+          <w:instrText xml:space="preserve"> PAGEREF _Toc243922236 \h </w:instrText>
         </w:r>
         <w:r>
           <w:rPr>
@@ -2204,7 +2204,7 @@
           <w14:ligatures w14:val="standardContextual"/>
         </w:rPr>
       </w:pPr>
-      <w:hyperlink w:anchor="_Toc243476319" w:history="1">
+      <w:hyperlink w:anchor="_Toc243922237" w:history="1">
         <w:r>
           <w:rPr>
             <w:rStyle w:val="aff8"/>
@@ -2231,7 +2231,7 @@
             <w:noProof/>
             <w:webHidden/>
           </w:rPr>
-          <w:instrText xml:space="preserve"> PAGEREF _Toc243476319 \h </w:instrText>
+          <w:instrText xml:space="preserve"> PAGEREF _Toc243922237 \h </w:instrText>
         </w:r>
         <w:r>
           <w:rPr>
@@ -2277,7 +2277,7 @@
           <w14:ligatures w14:val="standardContextual"/>
         </w:rPr>
       </w:pPr>
-      <w:hyperlink w:anchor="_Toc243476320" w:history="1">
+      <w:hyperlink w:anchor="_Toc243922238" w:history="1">
         <w:r>
           <w:rPr>
             <w:rStyle w:val="aff8"/>
@@ -2304,7 +2304,7 @@
             <w:noProof/>
             <w:webHidden/>
           </w:rPr>
-          <w:instrText xml:space="preserve"> PAGEREF _Toc243476320 \h </w:instrText>
+          <w:instrText xml:space="preserve"> PAGEREF _Toc243922238 \h </w:instrText>
         </w:r>
         <w:r>
           <w:rPr>
@@ -2350,7 +2350,7 @@
           <w14:ligatures w14:val="standardContextual"/>
         </w:rPr>
       </w:pPr>
-      <w:hyperlink w:anchor="_Toc243476321" w:history="1">
+      <w:hyperlink w:anchor="_Toc243922239" w:history="1">
         <w:r>
           <w:rPr>
             <w:rStyle w:val="aff8"/>
@@ -2377,7 +2377,7 @@
             <w:noProof/>
             <w:webHidden/>
           </w:rPr>
-          <w:instrText xml:space="preserve"> PAGEREF _Toc243476321 \h </w:instrText>
+          <w:instrText xml:space="preserve"> PAGEREF _Toc243922239 \h </w:instrText>
         </w:r>
         <w:r>
           <w:rPr>
@@ -2423,7 +2423,7 @@
           <w14:ligatures w14:val="standardContextual"/>
         </w:rPr>
       </w:pPr>
-      <w:hyperlink w:anchor="_Toc243476322" w:history="1">
+      <w:hyperlink w:anchor="_Toc243922240" w:history="1">
         <w:r>
           <w:rPr>
             <w:rStyle w:val="aff8"/>
@@ -2450,7 +2450,7 @@
             <w:noProof/>
             <w:webHidden/>
           </w:rPr>
-          <w:instrText xml:space="preserve"> PAGEREF _Toc243476322 \h </w:instrText>
+          <w:instrText xml:space="preserve"> PAGEREF _Toc243922240 \h </w:instrText>
         </w:r>
         <w:r>
           <w:rPr>
@@ -2496,7 +2496,7 @@
           <w14:ligatures w14:val="standardContextual"/>
         </w:rPr>
       </w:pPr>
-      <w:hyperlink w:anchor="_Toc243476323" w:history="1">
+      <w:hyperlink w:anchor="_Toc243922241" w:history="1">
         <w:r>
           <w:rPr>
             <w:rStyle w:val="aff8"/>
@@ -2523,7 +2523,7 @@
             <w:noProof/>
             <w:webHidden/>
           </w:rPr>
-          <w:instrText xml:space="preserve"> PAGEREF _Toc243476323 \h </w:instrText>
+          <w:instrText xml:space="preserve"> PAGEREF _Toc243922241 \h </w:instrText>
         </w:r>
         <w:r>
           <w:rPr>
@@ -2569,7 +2569,7 @@
           <w14:ligatures w14:val="standardContextual"/>
         </w:rPr>
       </w:pPr>
-      <w:hyperlink w:anchor="_Toc243476324" w:history="1">
+      <w:hyperlink w:anchor="_Toc243922242" w:history="1">
         <w:r>
           <w:rPr>
             <w:rStyle w:val="aff8"/>
@@ -2596,7 +2596,7 @@
             <w:noProof/>
             <w:webHidden/>
           </w:rPr>
-          <w:instrText xml:space="preserve"> PAGEREF _Toc243476324 \h </w:instrText>
+          <w:instrText xml:space="preserve"> PAGEREF _Toc243922242 \h </w:instrText>
         </w:r>
         <w:r>
           <w:rPr>
@@ -2642,7 +2642,7 @@
           <w14:ligatures w14:val="standardContextual"/>
         </w:rPr>
       </w:pPr>
-      <w:hyperlink w:anchor="_Toc243476325" w:history="1">
+      <w:hyperlink w:anchor="_Toc243922243" w:history="1">
         <w:r>
           <w:rPr>
             <w:rStyle w:val="aff8"/>
@@ -2669,7 +2669,7 @@
             <w:noProof/>
             <w:webHidden/>
           </w:rPr>
-          <w:instrText xml:space="preserve"> PAGEREF _Toc243476325 \h </w:instrText>
+          <w:instrText xml:space="preserve"> PAGEREF _Toc243922243 \h </w:instrText>
         </w:r>
         <w:r>
           <w:rPr>
@@ -2715,7 +2715,7 @@
           <w14:ligatures w14:val="standardContextual"/>
         </w:rPr>
       </w:pPr>
-      <w:hyperlink w:anchor="_Toc243476326" w:history="1">
+      <w:hyperlink w:anchor="_Toc243922244" w:history="1">
         <w:r>
           <w:rPr>
             <w:rStyle w:val="aff8"/>
@@ -2742,7 +2742,7 @@
             <w:noProof/>
             <w:webHidden/>
           </w:rPr>
-          <w:instrText xml:space="preserve"> PAGEREF _Toc243476326 \h </w:instrText>
+          <w:instrText xml:space="preserve"> PAGEREF _Toc243922244 \h </w:instrText>
         </w:r>
         <w:r>
           <w:rPr>
@@ -2788,7 +2788,7 @@
           <w14:ligatures w14:val="standardContextual"/>
         </w:rPr>
       </w:pPr>
-      <w:hyperlink w:anchor="_Toc243476327" w:history="1">
+      <w:hyperlink w:anchor="_Toc243922245" w:history="1">
         <w:r>
           <w:rPr>
             <w:rStyle w:val="aff8"/>
@@ -2815,7 +2815,7 @@
             <w:noProof/>
             <w:webHidden/>
           </w:rPr>
-          <w:instrText xml:space="preserve"> PAGEREF _Toc243476327 \h </w:instrText>
+          <w:instrText xml:space="preserve"> PAGEREF _Toc243922245 \h </w:instrText>
         </w:r>
         <w:r>
           <w:rPr>
@@ -2861,7 +2861,7 @@
           <w14:ligatures w14:val="standardContextual"/>
         </w:rPr>
       </w:pPr>
-      <w:hyperlink w:anchor="_Toc243476328" w:history="1">
+      <w:hyperlink w:anchor="_Toc243922246" w:history="1">
         <w:r>
           <w:rPr>
             <w:rStyle w:val="aff8"/>
@@ -2888,7 +2888,7 @@
             <w:noProof/>
             <w:webHidden/>
           </w:rPr>
-          <w:instrText xml:space="preserve"> PAGEREF _Toc243476328 \h </w:instrText>
+          <w:instrText xml:space="preserve"> PAGEREF _Toc243922246 \h </w:instrText>
         </w:r>
         <w:r>
           <w:rPr>
@@ -2934,7 +2934,7 @@
           <w14:ligatures w14:val="standardContextual"/>
         </w:rPr>
       </w:pPr>
-      <w:hyperlink w:anchor="_Toc243476329" w:history="1">
+      <w:hyperlink w:anchor="_Toc243922247" w:history="1">
         <w:r>
           <w:rPr>
             <w:rStyle w:val="aff8"/>
@@ -2961,7 +2961,7 @@
             <w:noProof/>
             <w:webHidden/>
           </w:rPr>
-          <w:instrText xml:space="preserve"> PAGEREF _Toc243476329 \h </w:instrText>
+          <w:instrText xml:space="preserve"> PAGEREF _Toc243922247 \h </w:instrText>
         </w:r>
         <w:r>
           <w:rPr>
@@ -3007,7 +3007,7 @@
           <w14:ligatures w14:val="standardContextual"/>
         </w:rPr>
       </w:pPr>
-      <w:hyperlink w:anchor="_Toc243476330" w:history="1">
+      <w:hyperlink w:anchor="_Toc243922248" w:history="1">
         <w:r>
           <w:rPr>
             <w:rStyle w:val="aff8"/>
@@ -3034,7 +3034,7 @@
             <w:noProof/>
             <w:webHidden/>
           </w:rPr>
-          <w:instrText xml:space="preserve"> PAGEREF _Toc243476330 \h </w:instrText>
+          <w:instrText xml:space="preserve"> PAGEREF _Toc243922248 \h </w:instrText>
         </w:r>
         <w:r>
           <w:rPr>
@@ -3080,7 +3080,7 @@
           <w14:ligatures w14:val="standardContextual"/>
         </w:rPr>
       </w:pPr>
-      <w:hyperlink w:anchor="_Toc243476331" w:history="1">
+      <w:hyperlink w:anchor="_Toc243922249" w:history="1">
         <w:r>
           <w:rPr>
             <w:rStyle w:val="aff8"/>
@@ -3107,7 +3107,7 @@
             <w:noProof/>
             <w:webHidden/>
           </w:rPr>
-          <w:instrText xml:space="preserve"> PAGEREF _Toc243476331 \h </w:instrText>
+          <w:instrText xml:space="preserve"> PAGEREF _Toc243922249 \h </w:instrText>
         </w:r>
         <w:r>
           <w:rPr>
@@ -3153,7 +3153,7 @@
           <w14:ligatures w14:val="standardContextual"/>
         </w:rPr>
       </w:pPr>
-      <w:hyperlink w:anchor="_Toc243476332" w:history="1">
+      <w:hyperlink w:anchor="_Toc243922250" w:history="1">
         <w:r>
           <w:rPr>
             <w:rStyle w:val="aff8"/>
@@ -3180,7 +3180,7 @@
             <w:noProof/>
             <w:webHidden/>
           </w:rPr>
-          <w:instrText xml:space="preserve"> PAGEREF _Toc243476332 \h </w:instrText>
+          <w:instrText xml:space="preserve"> PAGEREF _Toc243922250 \h </w:instrText>
         </w:r>
         <w:r>
           <w:rPr>
@@ -3226,7 +3226,7 @@
         <w:ind w:firstLine="0"/>
         <w:jc w:val="center"/>
       </w:pPr>
-      <w:bookmarkStart w:id="0" w:name="_Toc243476293"/>
+      <w:bookmarkStart w:id="0" w:name="_Toc243922211"/>
       <w:r>
         <w:lastRenderedPageBreak/>
         <w:t>ПЕРЕЧЕНЬ ТЕРМИНОВ И СОКРАЩЕНИЙ</w:t>
@@ -4488,7 +4488,7 @@
         <w:pStyle w:val="1"/>
         <w:pageBreakBefore/>
       </w:pPr>
-      <w:bookmarkStart w:id="1" w:name="_Toc243476294"/>
+      <w:bookmarkStart w:id="1" w:name="_Toc243922212"/>
       <w:r>
         <w:lastRenderedPageBreak/>
         <w:t>1 Объект испытаний</w:t>
@@ -4499,7 +4499,7 @@
       <w:pPr>
         <w:pStyle w:val="21"/>
       </w:pPr>
-      <w:bookmarkStart w:id="2" w:name="_Toc243476295"/>
+      <w:bookmarkStart w:id="2" w:name="_Toc243922213"/>
       <w:r>
         <w:t>1.1 Наименование системы</w:t>
       </w:r>
@@ -4514,7 +4514,7 @@
       <w:pPr>
         <w:pStyle w:val="21"/>
       </w:pPr>
-      <w:bookmarkStart w:id="3" w:name="_Toc243476296"/>
+      <w:bookmarkStart w:id="3" w:name="_Toc243922214"/>
       <w:r>
         <w:t>1.2 Область применения</w:t>
       </w:r>
@@ -4529,7 +4529,7 @@
       <w:pPr>
         <w:pStyle w:val="21"/>
       </w:pPr>
-      <w:bookmarkStart w:id="4" w:name="_Toc243476297"/>
+      <w:bookmarkStart w:id="4" w:name="_Toc243922215"/>
       <w:r>
         <w:t>1.3 Состав объекта испытаний</w:t>
       </w:r>
@@ -4545,7 +4545,7 @@
         <w:pStyle w:val="1"/>
         <w:pageBreakBefore/>
       </w:pPr>
-      <w:bookmarkStart w:id="5" w:name="_Toc243476298"/>
+      <w:bookmarkStart w:id="5" w:name="_Toc243922216"/>
       <w:r>
         <w:lastRenderedPageBreak/>
         <w:t>2 Цель испытаний</w:t>
@@ -4562,7 +4562,7 @@
         <w:pStyle w:val="1"/>
         <w:pageBreakBefore/>
       </w:pPr>
-      <w:bookmarkStart w:id="6" w:name="_Toc243476299"/>
+      <w:bookmarkStart w:id="6" w:name="_Toc243922217"/>
       <w:r>
         <w:lastRenderedPageBreak/>
         <w:t>3 Общие положения</w:t>
@@ -4573,7 +4573,7 @@
       <w:pPr>
         <w:pStyle w:val="21"/>
       </w:pPr>
-      <w:bookmarkStart w:id="7" w:name="_Toc243476300"/>
+      <w:bookmarkStart w:id="7" w:name="_Toc243922218"/>
       <w:r>
         <w:t>3.1 Перечень руководящих документов</w:t>
       </w:r>
@@ -4603,7 +4603,7 @@
       <w:pPr>
         <w:pStyle w:val="21"/>
       </w:pPr>
-      <w:bookmarkStart w:id="8" w:name="_Toc243476301"/>
+      <w:bookmarkStart w:id="8" w:name="_Toc243922219"/>
       <w:r>
         <w:t>3.2 Виды испытаний</w:t>
       </w:r>
@@ -4643,7 +4643,7 @@
       <w:pPr>
         <w:pStyle w:val="21"/>
       </w:pPr>
-      <w:bookmarkStart w:id="9" w:name="_Toc243476302"/>
+      <w:bookmarkStart w:id="9" w:name="_Toc243922220"/>
       <w:r>
         <w:t>3.3 Место и продолжительность испытаний</w:t>
       </w:r>
@@ -4658,7 +4658,7 @@
       <w:pPr>
         <w:pStyle w:val="21"/>
       </w:pPr>
-      <w:bookmarkStart w:id="10" w:name="_Toc243476303"/>
+      <w:bookmarkStart w:id="10" w:name="_Toc243922221"/>
       <w:r>
         <w:t>3.4 Организации-участники</w:t>
       </w:r>
@@ -4673,7 +4673,7 @@
       <w:pPr>
         <w:pStyle w:val="21"/>
       </w:pPr>
-      <w:bookmarkStart w:id="11" w:name="_Toc243476304"/>
+      <w:bookmarkStart w:id="11" w:name="_Toc243922222"/>
       <w:r>
         <w:t>3.5 Перечень предъявляемых на испытания документов</w:t>
       </w:r>
@@ -4689,7 +4689,7 @@
         <w:pStyle w:val="1"/>
         <w:pageBreakBefore/>
       </w:pPr>
-      <w:bookmarkStart w:id="12" w:name="_Toc243476305"/>
+      <w:bookmarkStart w:id="12" w:name="_Toc243922223"/>
       <w:r>
         <w:lastRenderedPageBreak/>
         <w:t>4 Объём испытаний</w:t>
@@ -4700,7 +4700,7 @@
       <w:pPr>
         <w:pStyle w:val="21"/>
       </w:pPr>
-      <w:bookmarkStart w:id="13" w:name="_Toc243476306"/>
+      <w:bookmarkStart w:id="13" w:name="_Toc243922224"/>
       <w:r>
         <w:t>4.1 Перечень этапов</w:t>
       </w:r>
@@ -4750,7 +4750,7 @@
       <w:pPr>
         <w:pStyle w:val="21"/>
       </w:pPr>
-      <w:bookmarkStart w:id="14" w:name="_Toc243476307"/>
+      <w:bookmarkStart w:id="14" w:name="_Toc243922225"/>
       <w:r>
         <w:t>4.2 Критерии успешности</w:t>
       </w:r>
@@ -4781,7 +4781,7 @@
         <w:pStyle w:val="1"/>
         <w:pageBreakBefore/>
       </w:pPr>
-      <w:bookmarkStart w:id="15" w:name="_Toc243476308"/>
+      <w:bookmarkStart w:id="15" w:name="_Toc243922226"/>
       <w:r>
         <w:lastRenderedPageBreak/>
         <w:t>5 Условия и порядок проведения испытаний</w:t>
@@ -4792,7 +4792,7 @@
       <w:pPr>
         <w:pStyle w:val="21"/>
       </w:pPr>
-      <w:bookmarkStart w:id="16" w:name="_Toc243476309"/>
+      <w:bookmarkStart w:id="16" w:name="_Toc243922227"/>
       <w:r>
         <w:t>5.1 Условия проведения</w:t>
       </w:r>
@@ -4832,7 +4832,7 @@
       <w:pPr>
         <w:pStyle w:val="21"/>
       </w:pPr>
-      <w:bookmarkStart w:id="17" w:name="_Toc243476310"/>
+      <w:bookmarkStart w:id="17" w:name="_Toc243922228"/>
       <w:r>
         <w:t>5.2 Порядок проведения</w:t>
       </w:r>
@@ -4847,7 +4847,7 @@
       <w:pPr>
         <w:pStyle w:val="21"/>
       </w:pPr>
-      <w:bookmarkStart w:id="18" w:name="_Toc243476311"/>
+      <w:bookmarkStart w:id="18" w:name="_Toc243922229"/>
       <w:r>
         <w:t>5.3 Персонал</w:t>
       </w:r>
@@ -4863,7 +4863,7 @@
         <w:pStyle w:val="1"/>
         <w:pageBreakBefore/>
       </w:pPr>
-      <w:bookmarkStart w:id="19" w:name="_Toc243476312"/>
+      <w:bookmarkStart w:id="19" w:name="_Toc243922230"/>
       <w:r>
         <w:lastRenderedPageBreak/>
         <w:t>6 Материально-техническое обеспечение</w:t>
@@ -4880,7 +4880,7 @@
         <w:pStyle w:val="1"/>
         <w:pageBreakBefore/>
       </w:pPr>
-      <w:bookmarkStart w:id="20" w:name="_Toc243476313"/>
+      <w:bookmarkStart w:id="20" w:name="_Toc243922231"/>
       <w:r>
         <w:lastRenderedPageBreak/>
         <w:t>7 Метрологическое обеспечение</w:t>
@@ -4897,7 +4897,7 @@
         <w:pStyle w:val="1"/>
         <w:pageBreakBefore/>
       </w:pPr>
-      <w:bookmarkStart w:id="21" w:name="_Toc243476314"/>
+      <w:bookmarkStart w:id="21" w:name="_Toc243922232"/>
       <w:r>
         <w:lastRenderedPageBreak/>
         <w:t>8 Отчётность</w:t>
@@ -4916,7 +4916,7 @@
         <w:ind w:firstLine="0"/>
         <w:jc w:val="center"/>
       </w:pPr>
-      <w:bookmarkStart w:id="22" w:name="_Toc243476315"/>
+      <w:bookmarkStart w:id="22" w:name="_Toc243922233"/>
       <w:r>
         <w:lastRenderedPageBreak/>
         <w:t>Приложение А</w:t>
@@ -4940,7 +4940,7 @@
       <w:pPr>
         <w:pStyle w:val="21"/>
       </w:pPr>
-      <w:bookmarkStart w:id="23" w:name="_Toc243476316"/>
+      <w:bookmarkStart w:id="23" w:name="_Toc243922234"/>
       <w:r>
         <w:t>А.1 Подсистема «Организационная структура и права доступа»</w:t>
       </w:r>
@@ -6206,7 +6206,7 @@
       <w:pPr>
         <w:pStyle w:val="21"/>
       </w:pPr>
-      <w:bookmarkStart w:id="24" w:name="_Toc243476317"/>
+      <w:bookmarkStart w:id="24" w:name="_Toc243922235"/>
       <w:r>
         <w:t>А.2 Подсистема «Каталог недвижимости»</w:t>
       </w:r>
@@ -7085,7 +7085,7 @@
       <w:pPr>
         <w:pStyle w:val="21"/>
       </w:pPr>
-      <w:bookmarkStart w:id="25" w:name="_Toc243476318"/>
+      <w:bookmarkStart w:id="25" w:name="_Toc243922236"/>
       <w:r>
         <w:t>А.3 Подсистема «Работа с клиентами»</w:t>
       </w:r>
@@ -7945,7 +7945,7 @@
       <w:pPr>
         <w:pStyle w:val="21"/>
       </w:pPr>
-      <w:bookmarkStart w:id="26" w:name="_Toc243476319"/>
+      <w:bookmarkStart w:id="26" w:name="_Toc243922237"/>
       <w:r>
         <w:t>А.4 Подсистема «Сделки»</w:t>
       </w:r>
@@ -9300,6 +9300,101 @@
               <w:pStyle w:val="GostTable"/>
             </w:pPr>
             <w:r>
+              <w:t>А4.26</w:t>
+            </w:r>
+          </w:p>
+        </w:tc>
+        <w:tc>
+          <w:tcPr>
+            <w:tcW w:w="1029" w:type="dxa"/>
+          </w:tcPr>
+          <w:p>
+            <w:pPr>
+              <w:pStyle w:val="GostTable"/>
+            </w:pPr>
+            <w:r>
+              <w:t>КЛИ-01</w:t>
+            </w:r>
+          </w:p>
+        </w:tc>
+        <w:tc>
+          <w:tcPr>
+            <w:tcW w:w="4209" w:type="dxa"/>
+          </w:tcPr>
+          <w:p>
+            <w:pPr>
+              <w:pStyle w:val="GostTable"/>
+            </w:pPr>
+            <w:r>
+              <w:t xml:space="preserve">Выполнить </w:t>
+            </w:r>
+            <w:r>
+              <w:rPr>
+                <w:rFonts w:ascii="Courier New" w:eastAsia="Courier New" w:hAnsi="Courier New" w:cs="Courier New"/>
+                <w:sz w:val="18"/>
+              </w:rPr>
+              <w:t>purge_clients &lt;ID тестового клиента&gt;</w:t>
+            </w:r>
+            <w:r>
+              <w:t xml:space="preserve">, затем с </w:t>
+            </w:r>
+            <w:r>
+              <w:rPr>
+                <w:rFonts w:ascii="Courier New" w:eastAsia="Courier New" w:hAnsi="Courier New" w:cs="Courier New"/>
+                <w:sz w:val="18"/>
+              </w:rPr>
+              <w:t>--apply</w:t>
+            </w:r>
+          </w:p>
+        </w:tc>
+        <w:tc>
+          <w:tcPr>
+            <w:tcW w:w="3274" w:type="dxa"/>
+          </w:tcPr>
+          <w:p>
+            <w:pPr>
+              <w:pStyle w:val="GostTable"/>
+            </w:pPr>
+            <w:r>
+              <w:t xml:space="preserve">Без </w:t>
+            </w:r>
+            <w:r>
+              <w:rPr>
+                <w:rFonts w:ascii="Courier New" w:eastAsia="Courier New" w:hAnsi="Courier New" w:cs="Courier New"/>
+                <w:sz w:val="18"/>
+              </w:rPr>
+              <w:t>--apply</w:t>
+            </w:r>
+            <w:r>
+              <w:t xml:space="preserve"> — перечень удаляемого, данные не изменены; с </w:t>
+            </w:r>
+            <w:r>
+              <w:rPr>
+                <w:rFonts w:ascii="Courier New" w:eastAsia="Courier New" w:hAnsi="Courier New" w:cs="Courier New"/>
+                <w:sz w:val="18"/>
+              </w:rPr>
+              <w:t>--apply</w:t>
+            </w:r>
+            <w:r>
+              <w:t xml:space="preserve"> клиент, его сделки, платежи, заявки, встречи, журналы и файлы удалены, объекты его сделок в статусе «Подбор», проект и объекты на месте, цифры дашборда и отчётов изменились</w:t>
+            </w:r>
+          </w:p>
+        </w:tc>
+      </w:tr>
+      <w:tr>
+        <w:trPr>
+          <w:cantSplit/>
+          <w:jc w:val="center"/>
+        </w:trPr>
+        <w:tc>
+          <w:tcPr>
+            <w:tcW w:w="842" w:type="dxa"/>
+          </w:tcPr>
+          <w:p>
+            <w:pPr>
+              <w:pStyle w:val="GostTable"/>
+            </w:pPr>
+            <w:r>
               <w:t>А4.22</w:t>
             </w:r>
           </w:p>
@@ -9528,7 +9623,7 @@
       <w:pPr>
         <w:pStyle w:val="21"/>
       </w:pPr>
-      <w:bookmarkStart w:id="27" w:name="_Toc243476320"/>
+      <w:bookmarkStart w:id="27" w:name="_Toc243922238"/>
       <w:r>
         <w:t>А.5 Подсистема «Финансы»</w:t>
       </w:r>
@@ -9695,6 +9790,7 @@
               <w:pStyle w:val="GostTable"/>
             </w:pPr>
             <w:r>
+              <w:lastRenderedPageBreak/>
               <w:t>А5.2</w:t>
             </w:r>
           </w:p>
@@ -9869,7 +9965,6 @@
               <w:pStyle w:val="GostTable"/>
             </w:pPr>
             <w:r>
-              <w:lastRenderedPageBreak/>
               <w:t>А5.5</w:t>
             </w:r>
           </w:p>
@@ -10914,6 +11009,7 @@
               <w:pStyle w:val="GostTable"/>
             </w:pPr>
             <w:r>
+              <w:lastRenderedPageBreak/>
               <w:t>А5.22</w:t>
             </w:r>
           </w:p>
@@ -10972,7 +11068,6 @@
               <w:pStyle w:val="GostTable"/>
             </w:pPr>
             <w:r>
-              <w:lastRenderedPageBreak/>
               <w:t>А5.23</w:t>
             </w:r>
           </w:p>
@@ -11201,7 +11296,7 @@
       <w:pPr>
         <w:pStyle w:val="21"/>
       </w:pPr>
-      <w:bookmarkStart w:id="28" w:name="_Toc243476321"/>
+      <w:bookmarkStart w:id="28" w:name="_Toc243922239"/>
       <w:r>
         <w:t>А.6 Подсистема «Шаблоны документов»</w:t>
       </w:r>
@@ -11480,7 +11575,7 @@
       <w:pPr>
         <w:pStyle w:val="21"/>
       </w:pPr>
-      <w:bookmarkStart w:id="29" w:name="_Toc243476322"/>
+      <w:bookmarkStart w:id="29" w:name="_Toc243922240"/>
       <w:r>
         <w:t>А.7 Подсистема «Задачи»</w:t>
       </w:r>
@@ -11875,7 +11970,7 @@
       <w:pPr>
         <w:pStyle w:val="21"/>
       </w:pPr>
-      <w:bookmarkStart w:id="30" w:name="_Toc243476323"/>
+      <w:bookmarkStart w:id="30" w:name="_Toc243922241"/>
       <w:r>
         <w:t>А.8 Подсистема «Аналитика и отчётность»</w:t>
       </w:r>
@@ -12042,6 +12137,7 @@
               <w:pStyle w:val="GostTable"/>
             </w:pPr>
             <w:r>
+              <w:lastRenderedPageBreak/>
               <w:t>А8.5</w:t>
             </w:r>
           </w:p>
@@ -12100,7 +12196,6 @@
               <w:pStyle w:val="GostTable"/>
             </w:pPr>
             <w:r>
-              <w:lastRenderedPageBreak/>
               <w:t>А8.2</w:t>
             </w:r>
           </w:p>
@@ -12271,7 +12366,7 @@
       <w:pPr>
         <w:pStyle w:val="21"/>
       </w:pPr>
-      <w:bookmarkStart w:id="31" w:name="_Toc243476324"/>
+      <w:bookmarkStart w:id="31" w:name="_Toc243922242"/>
       <w:r>
         <w:t>А.9 Подсистема «Интеграция с партнёрами»</w:t>
       </w:r>
@@ -12850,7 +12945,7 @@
       <w:pPr>
         <w:pStyle w:val="21"/>
       </w:pPr>
-      <w:bookmarkStart w:id="32" w:name="_Toc243476325"/>
+      <w:bookmarkStart w:id="32" w:name="_Toc243922243"/>
       <w:r>
         <w:t>А.10 Подсистема «Регламентные задания»</w:t>
       </w:r>
@@ -13289,7 +13384,7 @@
       <w:pPr>
         <w:pStyle w:val="21"/>
       </w:pPr>
-      <w:bookmarkStart w:id="33" w:name="_Toc243476326"/>
+      <w:bookmarkStart w:id="33" w:name="_Toc243922244"/>
       <w:r>
         <w:lastRenderedPageBreak/>
         <w:t>А.11 Сквозной сценарий продажи</w:t>
@@ -13560,7 +13655,7 @@
       <w:pPr>
         <w:pStyle w:val="21"/>
       </w:pPr>
-      <w:bookmarkStart w:id="34" w:name="_Toc243476327"/>
+      <w:bookmarkStart w:id="34" w:name="_Toc243922245"/>
       <w:r>
         <w:t>А.12 Защита информации</w:t>
       </w:r>
@@ -13957,7 +14052,7 @@
       <w:pPr>
         <w:pStyle w:val="21"/>
       </w:pPr>
-      <w:bookmarkStart w:id="35" w:name="_Toc243476328"/>
+      <w:bookmarkStart w:id="35" w:name="_Toc243922246"/>
       <w:r>
         <w:t>А.13 Эргономика и многоязычность</w:t>
       </w:r>
@@ -14227,7 +14322,7 @@
       <w:pPr>
         <w:pStyle w:val="21"/>
       </w:pPr>
-      <w:bookmarkStart w:id="36" w:name="_Toc243476329"/>
+      <w:bookmarkStart w:id="36" w:name="_Toc243922247"/>
       <w:r>
         <w:t>А.14 Показатели назначения</w:t>
       </w:r>
@@ -14455,7 +14550,7 @@
         <w:ind w:firstLine="0"/>
         <w:jc w:val="center"/>
       </w:pPr>
-      <w:bookmarkStart w:id="37" w:name="_Toc243476330"/>
+      <w:bookmarkStart w:id="37" w:name="_Toc243922248"/>
       <w:r>
         <w:lastRenderedPageBreak/>
         <w:t>Приложение Б</w:t>
@@ -14854,7 +14949,7 @@
         <w:ind w:firstLine="0"/>
         <w:jc w:val="center"/>
       </w:pPr>
-      <w:bookmarkStart w:id="38" w:name="_Toc243476331"/>
+      <w:bookmarkStart w:id="38" w:name="_Toc243922249"/>
       <w:r>
         <w:lastRenderedPageBreak/>
         <w:t>Приложение В</w:t>
@@ -15133,7 +15228,7 @@
         <w:ind w:firstLine="0"/>
         <w:jc w:val="center"/>
       </w:pPr>
-      <w:bookmarkStart w:id="39" w:name="_Toc243476332"/>
+      <w:bookmarkStart w:id="39" w:name="_Toc243922250"/>
       <w:r>
         <w:lastRenderedPageBreak/>
         <w:t>ЛИСТ РЕГИСТРАЦИИ ИЗМЕНЕНИЙ</w:t>
@@ -17195,31 +17290,31 @@
       </w:rPr>
     </w:lvl>
   </w:abstractNum>
-  <w:num w:numId="1" w16cid:durableId="1048992973">
+  <w:num w:numId="1" w16cid:durableId="721830113">
     <w:abstractNumId w:val="8"/>
   </w:num>
-  <w:num w:numId="2" w16cid:durableId="220336543">
+  <w:num w:numId="2" w16cid:durableId="676880433">
     <w:abstractNumId w:val="6"/>
   </w:num>
-  <w:num w:numId="3" w16cid:durableId="718743297">
+  <w:num w:numId="3" w16cid:durableId="1291977161">
     <w:abstractNumId w:val="5"/>
   </w:num>
-  <w:num w:numId="4" w16cid:durableId="1186553356">
+  <w:num w:numId="4" w16cid:durableId="654459061">
     <w:abstractNumId w:val="4"/>
   </w:num>
-  <w:num w:numId="5" w16cid:durableId="938416258">
+  <w:num w:numId="5" w16cid:durableId="1024289820">
     <w:abstractNumId w:val="7"/>
   </w:num>
-  <w:num w:numId="6" w16cid:durableId="980692608">
+  <w:num w:numId="6" w16cid:durableId="1191608286">
     <w:abstractNumId w:val="3"/>
   </w:num>
-  <w:num w:numId="7" w16cid:durableId="874543808">
+  <w:num w:numId="7" w16cid:durableId="1628857870">
     <w:abstractNumId w:val="2"/>
   </w:num>
-  <w:num w:numId="8" w16cid:durableId="2111045930">
+  <w:num w:numId="8" w16cid:durableId="1983148664">
     <w:abstractNumId w:val="1"/>
   </w:num>
-  <w:num w:numId="9" w16cid:durableId="1232499502">
+  <w:num w:numId="9" w16cid:durableId="1470518843">
     <w:abstractNumId w:val="0"/>
   </w:num>
 </w:numbering>
@@ -28752,7 +28847,7 @@
     <w:autoRedefine/>
     <w:uiPriority w:val="39"/>
     <w:unhideWhenUsed/>
-    <w:rsid w:val="00AF70C0"/>
+    <w:rsid w:val="0068019A"/>
     <w:pPr>
       <w:spacing w:after="100"/>
     </w:pPr>
@@ -28764,7 +28859,7 @@
     <w:autoRedefine/>
     <w:uiPriority w:val="39"/>
     <w:unhideWhenUsed/>
-    <w:rsid w:val="00AF70C0"/>
+    <w:rsid w:val="0068019A"/>
     <w:pPr>
       <w:spacing w:after="100"/>
       <w:ind w:left="240"/>
@@ -28775,7 +28870,7 @@
     <w:basedOn w:val="a2"/>
     <w:uiPriority w:val="99"/>
     <w:unhideWhenUsed/>
-    <w:rsid w:val="00AF70C0"/>
+    <w:rsid w:val="0068019A"/>
     <w:rPr>
       <w:color w:val="0000FF" w:themeColor="hyperlink"/>
       <w:u w:val="single"/>

--- a/docs/gost/out/06_ПМ_Программа_и_методика_испытаний.docx
+++ b/docs/gost/out/06_ПМ_Программа_и_методика_испытаний.docx
@@ -224,7 +224,7 @@
         <w:rPr>
           <w:noProof/>
         </w:rPr>
-        <w:t>24</w:t>
+        <w:t>25</w:t>
       </w:r>
       <w:r>
         <w:fldChar w:fldCharType="end"/>
@@ -306,7 +306,7 @@
       <w:r>
         <w:fldChar w:fldCharType="separate"/>
       </w:r>
-      <w:hyperlink w:anchor="_Toc243922211" w:history="1">
+      <w:hyperlink w:anchor="_Toc243987270" w:history="1">
         <w:r>
           <w:rPr>
             <w:rStyle w:val="aff8"/>
@@ -333,7 +333,7 @@
             <w:noProof/>
             <w:webHidden/>
           </w:rPr>
-          <w:instrText xml:space="preserve"> PAGEREF _Toc243922211 \h </w:instrText>
+          <w:instrText xml:space="preserve"> PAGEREF _Toc243987270 \h </w:instrText>
         </w:r>
         <w:r>
           <w:rPr>
@@ -379,7 +379,7 @@
           <w14:ligatures w14:val="standardContextual"/>
         </w:rPr>
       </w:pPr>
-      <w:hyperlink w:anchor="_Toc243922212" w:history="1">
+      <w:hyperlink w:anchor="_Toc243987271" w:history="1">
         <w:r>
           <w:rPr>
             <w:rStyle w:val="aff8"/>
@@ -406,7 +406,7 @@
             <w:noProof/>
             <w:webHidden/>
           </w:rPr>
-          <w:instrText xml:space="preserve"> PAGEREF _Toc243922212 \h </w:instrText>
+          <w:instrText xml:space="preserve"> PAGEREF _Toc243987271 \h </w:instrText>
         </w:r>
         <w:r>
           <w:rPr>
@@ -452,7 +452,7 @@
           <w14:ligatures w14:val="standardContextual"/>
         </w:rPr>
       </w:pPr>
-      <w:hyperlink w:anchor="_Toc243922213" w:history="1">
+      <w:hyperlink w:anchor="_Toc243987272" w:history="1">
         <w:r>
           <w:rPr>
             <w:rStyle w:val="aff8"/>
@@ -479,7 +479,7 @@
             <w:noProof/>
             <w:webHidden/>
           </w:rPr>
-          <w:instrText xml:space="preserve"> PAGEREF _Toc243922213 \h </w:instrText>
+          <w:instrText xml:space="preserve"> PAGEREF _Toc243987272 \h </w:instrText>
         </w:r>
         <w:r>
           <w:rPr>
@@ -525,7 +525,7 @@
           <w14:ligatures w14:val="standardContextual"/>
         </w:rPr>
       </w:pPr>
-      <w:hyperlink w:anchor="_Toc243922214" w:history="1">
+      <w:hyperlink w:anchor="_Toc243987273" w:history="1">
         <w:r>
           <w:rPr>
             <w:rStyle w:val="aff8"/>
@@ -552,7 +552,7 @@
             <w:noProof/>
             <w:webHidden/>
           </w:rPr>
-          <w:instrText xml:space="preserve"> PAGEREF _Toc243922214 \h </w:instrText>
+          <w:instrText xml:space="preserve"> PAGEREF _Toc243987273 \h </w:instrText>
         </w:r>
         <w:r>
           <w:rPr>
@@ -598,7 +598,7 @@
           <w14:ligatures w14:val="standardContextual"/>
         </w:rPr>
       </w:pPr>
-      <w:hyperlink w:anchor="_Toc243922215" w:history="1">
+      <w:hyperlink w:anchor="_Toc243987274" w:history="1">
         <w:r>
           <w:rPr>
             <w:rStyle w:val="aff8"/>
@@ -625,7 +625,7 @@
             <w:noProof/>
             <w:webHidden/>
           </w:rPr>
-          <w:instrText xml:space="preserve"> PAGEREF _Toc243922215 \h </w:instrText>
+          <w:instrText xml:space="preserve"> PAGEREF _Toc243987274 \h </w:instrText>
         </w:r>
         <w:r>
           <w:rPr>
@@ -671,7 +671,7 @@
           <w14:ligatures w14:val="standardContextual"/>
         </w:rPr>
       </w:pPr>
-      <w:hyperlink w:anchor="_Toc243922216" w:history="1">
+      <w:hyperlink w:anchor="_Toc243987275" w:history="1">
         <w:r>
           <w:rPr>
             <w:rStyle w:val="aff8"/>
@@ -698,7 +698,7 @@
             <w:noProof/>
             <w:webHidden/>
           </w:rPr>
-          <w:instrText xml:space="preserve"> PAGEREF _Toc243922216 \h </w:instrText>
+          <w:instrText xml:space="preserve"> PAGEREF _Toc243987275 \h </w:instrText>
         </w:r>
         <w:r>
           <w:rPr>
@@ -744,7 +744,7 @@
           <w14:ligatures w14:val="standardContextual"/>
         </w:rPr>
       </w:pPr>
-      <w:hyperlink w:anchor="_Toc243922217" w:history="1">
+      <w:hyperlink w:anchor="_Toc243987276" w:history="1">
         <w:r>
           <w:rPr>
             <w:rStyle w:val="aff8"/>
@@ -771,7 +771,7 @@
             <w:noProof/>
             <w:webHidden/>
           </w:rPr>
-          <w:instrText xml:space="preserve"> PAGEREF _Toc243922217 \h </w:instrText>
+          <w:instrText xml:space="preserve"> PAGEREF _Toc243987276 \h </w:instrText>
         </w:r>
         <w:r>
           <w:rPr>
@@ -817,7 +817,7 @@
           <w14:ligatures w14:val="standardContextual"/>
         </w:rPr>
       </w:pPr>
-      <w:hyperlink w:anchor="_Toc243922218" w:history="1">
+      <w:hyperlink w:anchor="_Toc243987277" w:history="1">
         <w:r>
           <w:rPr>
             <w:rStyle w:val="aff8"/>
@@ -844,7 +844,7 @@
             <w:noProof/>
             <w:webHidden/>
           </w:rPr>
-          <w:instrText xml:space="preserve"> PAGEREF _Toc243922218 \h </w:instrText>
+          <w:instrText xml:space="preserve"> PAGEREF _Toc243987277 \h </w:instrText>
         </w:r>
         <w:r>
           <w:rPr>
@@ -890,7 +890,7 @@
           <w14:ligatures w14:val="standardContextual"/>
         </w:rPr>
       </w:pPr>
-      <w:hyperlink w:anchor="_Toc243922219" w:history="1">
+      <w:hyperlink w:anchor="_Toc243987278" w:history="1">
         <w:r>
           <w:rPr>
             <w:rStyle w:val="aff8"/>
@@ -917,7 +917,7 @@
             <w:noProof/>
             <w:webHidden/>
           </w:rPr>
-          <w:instrText xml:space="preserve"> PAGEREF _Toc243922219 \h </w:instrText>
+          <w:instrText xml:space="preserve"> PAGEREF _Toc243987278 \h </w:instrText>
         </w:r>
         <w:r>
           <w:rPr>
@@ -963,7 +963,7 @@
           <w14:ligatures w14:val="standardContextual"/>
         </w:rPr>
       </w:pPr>
-      <w:hyperlink w:anchor="_Toc243922220" w:history="1">
+      <w:hyperlink w:anchor="_Toc243987279" w:history="1">
         <w:r>
           <w:rPr>
             <w:rStyle w:val="aff8"/>
@@ -990,7 +990,7 @@
             <w:noProof/>
             <w:webHidden/>
           </w:rPr>
-          <w:instrText xml:space="preserve"> PAGEREF _Toc243922220 \h </w:instrText>
+          <w:instrText xml:space="preserve"> PAGEREF _Toc243987279 \h </w:instrText>
         </w:r>
         <w:r>
           <w:rPr>
@@ -1036,7 +1036,7 @@
           <w14:ligatures w14:val="standardContextual"/>
         </w:rPr>
       </w:pPr>
-      <w:hyperlink w:anchor="_Toc243922221" w:history="1">
+      <w:hyperlink w:anchor="_Toc243987280" w:history="1">
         <w:r>
           <w:rPr>
             <w:rStyle w:val="aff8"/>
@@ -1063,7 +1063,7 @@
             <w:noProof/>
             <w:webHidden/>
           </w:rPr>
-          <w:instrText xml:space="preserve"> PAGEREF _Toc243922221 \h </w:instrText>
+          <w:instrText xml:space="preserve"> PAGEREF _Toc243987280 \h </w:instrText>
         </w:r>
         <w:r>
           <w:rPr>
@@ -1109,7 +1109,7 @@
           <w14:ligatures w14:val="standardContextual"/>
         </w:rPr>
       </w:pPr>
-      <w:hyperlink w:anchor="_Toc243922222" w:history="1">
+      <w:hyperlink w:anchor="_Toc243987281" w:history="1">
         <w:r>
           <w:rPr>
             <w:rStyle w:val="aff8"/>
@@ -1136,7 +1136,7 @@
             <w:noProof/>
             <w:webHidden/>
           </w:rPr>
-          <w:instrText xml:space="preserve"> PAGEREF _Toc243922222 \h </w:instrText>
+          <w:instrText xml:space="preserve"> PAGEREF _Toc243987281 \h </w:instrText>
         </w:r>
         <w:r>
           <w:rPr>
@@ -1182,7 +1182,7 @@
           <w14:ligatures w14:val="standardContextual"/>
         </w:rPr>
       </w:pPr>
-      <w:hyperlink w:anchor="_Toc243922223" w:history="1">
+      <w:hyperlink w:anchor="_Toc243987282" w:history="1">
         <w:r>
           <w:rPr>
             <w:rStyle w:val="aff8"/>
@@ -1209,7 +1209,7 @@
             <w:noProof/>
             <w:webHidden/>
           </w:rPr>
-          <w:instrText xml:space="preserve"> PAGEREF _Toc243922223 \h </w:instrText>
+          <w:instrText xml:space="preserve"> PAGEREF _Toc243987282 \h </w:instrText>
         </w:r>
         <w:r>
           <w:rPr>
@@ -1255,7 +1255,7 @@
           <w14:ligatures w14:val="standardContextual"/>
         </w:rPr>
       </w:pPr>
-      <w:hyperlink w:anchor="_Toc243922224" w:history="1">
+      <w:hyperlink w:anchor="_Toc243987283" w:history="1">
         <w:r>
           <w:rPr>
             <w:rStyle w:val="aff8"/>
@@ -1282,7 +1282,7 @@
             <w:noProof/>
             <w:webHidden/>
           </w:rPr>
-          <w:instrText xml:space="preserve"> PAGEREF _Toc243922224 \h </w:instrText>
+          <w:instrText xml:space="preserve"> PAGEREF _Toc243987283 \h </w:instrText>
         </w:r>
         <w:r>
           <w:rPr>
@@ -1328,7 +1328,7 @@
           <w14:ligatures w14:val="standardContextual"/>
         </w:rPr>
       </w:pPr>
-      <w:hyperlink w:anchor="_Toc243922225" w:history="1">
+      <w:hyperlink w:anchor="_Toc243987284" w:history="1">
         <w:r>
           <w:rPr>
             <w:rStyle w:val="aff8"/>
@@ -1355,7 +1355,7 @@
             <w:noProof/>
             <w:webHidden/>
           </w:rPr>
-          <w:instrText xml:space="preserve"> PAGEREF _Toc243922225 \h </w:instrText>
+          <w:instrText xml:space="preserve"> PAGEREF _Toc243987284 \h </w:instrText>
         </w:r>
         <w:r>
           <w:rPr>
@@ -1401,7 +1401,7 @@
           <w14:ligatures w14:val="standardContextual"/>
         </w:rPr>
       </w:pPr>
-      <w:hyperlink w:anchor="_Toc243922226" w:history="1">
+      <w:hyperlink w:anchor="_Toc243987285" w:history="1">
         <w:r>
           <w:rPr>
             <w:rStyle w:val="aff8"/>
@@ -1428,7 +1428,7 @@
             <w:noProof/>
             <w:webHidden/>
           </w:rPr>
-          <w:instrText xml:space="preserve"> PAGEREF _Toc243922226 \h </w:instrText>
+          <w:instrText xml:space="preserve"> PAGEREF _Toc243987285 \h </w:instrText>
         </w:r>
         <w:r>
           <w:rPr>
@@ -1474,7 +1474,7 @@
           <w14:ligatures w14:val="standardContextual"/>
         </w:rPr>
       </w:pPr>
-      <w:hyperlink w:anchor="_Toc243922227" w:history="1">
+      <w:hyperlink w:anchor="_Toc243987286" w:history="1">
         <w:r>
           <w:rPr>
             <w:rStyle w:val="aff8"/>
@@ -1501,7 +1501,7 @@
             <w:noProof/>
             <w:webHidden/>
           </w:rPr>
-          <w:instrText xml:space="preserve"> PAGEREF _Toc243922227 \h </w:instrText>
+          <w:instrText xml:space="preserve"> PAGEREF _Toc243987286 \h </w:instrText>
         </w:r>
         <w:r>
           <w:rPr>
@@ -1547,7 +1547,7 @@
           <w14:ligatures w14:val="standardContextual"/>
         </w:rPr>
       </w:pPr>
-      <w:hyperlink w:anchor="_Toc243922228" w:history="1">
+      <w:hyperlink w:anchor="_Toc243987287" w:history="1">
         <w:r>
           <w:rPr>
             <w:rStyle w:val="aff8"/>
@@ -1574,7 +1574,7 @@
             <w:noProof/>
             <w:webHidden/>
           </w:rPr>
-          <w:instrText xml:space="preserve"> PAGEREF _Toc243922228 \h </w:instrText>
+          <w:instrText xml:space="preserve"> PAGEREF _Toc243987287 \h </w:instrText>
         </w:r>
         <w:r>
           <w:rPr>
@@ -1620,7 +1620,7 @@
           <w14:ligatures w14:val="standardContextual"/>
         </w:rPr>
       </w:pPr>
-      <w:hyperlink w:anchor="_Toc243922229" w:history="1">
+      <w:hyperlink w:anchor="_Toc243987288" w:history="1">
         <w:r>
           <w:rPr>
             <w:rStyle w:val="aff8"/>
@@ -1647,7 +1647,7 @@
             <w:noProof/>
             <w:webHidden/>
           </w:rPr>
-          <w:instrText xml:space="preserve"> PAGEREF _Toc243922229 \h </w:instrText>
+          <w:instrText xml:space="preserve"> PAGEREF _Toc243987288 \h </w:instrText>
         </w:r>
         <w:r>
           <w:rPr>
@@ -1693,7 +1693,7 @@
           <w14:ligatures w14:val="standardContextual"/>
         </w:rPr>
       </w:pPr>
-      <w:hyperlink w:anchor="_Toc243922230" w:history="1">
+      <w:hyperlink w:anchor="_Toc243987289" w:history="1">
         <w:r>
           <w:rPr>
             <w:rStyle w:val="aff8"/>
@@ -1720,7 +1720,7 @@
             <w:noProof/>
             <w:webHidden/>
           </w:rPr>
-          <w:instrText xml:space="preserve"> PAGEREF _Toc243922230 \h </w:instrText>
+          <w:instrText xml:space="preserve"> PAGEREF _Toc243987289 \h </w:instrText>
         </w:r>
         <w:r>
           <w:rPr>
@@ -1766,7 +1766,7 @@
           <w14:ligatures w14:val="standardContextual"/>
         </w:rPr>
       </w:pPr>
-      <w:hyperlink w:anchor="_Toc243922231" w:history="1">
+      <w:hyperlink w:anchor="_Toc243987290" w:history="1">
         <w:r>
           <w:rPr>
             <w:rStyle w:val="aff8"/>
@@ -1793,7 +1793,7 @@
             <w:noProof/>
             <w:webHidden/>
           </w:rPr>
-          <w:instrText xml:space="preserve"> PAGEREF _Toc243922231 \h </w:instrText>
+          <w:instrText xml:space="preserve"> PAGEREF _Toc243987290 \h </w:instrText>
         </w:r>
         <w:r>
           <w:rPr>
@@ -1839,7 +1839,7 @@
           <w14:ligatures w14:val="standardContextual"/>
         </w:rPr>
       </w:pPr>
-      <w:hyperlink w:anchor="_Toc243922232" w:history="1">
+      <w:hyperlink w:anchor="_Toc243987291" w:history="1">
         <w:r>
           <w:rPr>
             <w:rStyle w:val="aff8"/>
@@ -1866,7 +1866,7 @@
             <w:noProof/>
             <w:webHidden/>
           </w:rPr>
-          <w:instrText xml:space="preserve"> PAGEREF _Toc243922232 \h </w:instrText>
+          <w:instrText xml:space="preserve"> PAGEREF _Toc243987291 \h </w:instrText>
         </w:r>
         <w:r>
           <w:rPr>
@@ -1912,7 +1912,7 @@
           <w14:ligatures w14:val="standardContextual"/>
         </w:rPr>
       </w:pPr>
-      <w:hyperlink w:anchor="_Toc243922233" w:history="1">
+      <w:hyperlink w:anchor="_Toc243987292" w:history="1">
         <w:r>
           <w:rPr>
             <w:rStyle w:val="aff8"/>
@@ -1939,7 +1939,7 @@
             <w:noProof/>
             <w:webHidden/>
           </w:rPr>
-          <w:instrText xml:space="preserve"> PAGEREF _Toc243922233 \h </w:instrText>
+          <w:instrText xml:space="preserve"> PAGEREF _Toc243987292 \h </w:instrText>
         </w:r>
         <w:r>
           <w:rPr>
@@ -1985,7 +1985,7 @@
           <w14:ligatures w14:val="standardContextual"/>
         </w:rPr>
       </w:pPr>
-      <w:hyperlink w:anchor="_Toc243922234" w:history="1">
+      <w:hyperlink w:anchor="_Toc243987293" w:history="1">
         <w:r>
           <w:rPr>
             <w:rStyle w:val="aff8"/>
@@ -2012,7 +2012,7 @@
             <w:noProof/>
             <w:webHidden/>
           </w:rPr>
-          <w:instrText xml:space="preserve"> PAGEREF _Toc243922234 \h </w:instrText>
+          <w:instrText xml:space="preserve"> PAGEREF _Toc243987293 \h </w:instrText>
         </w:r>
         <w:r>
           <w:rPr>
@@ -2058,7 +2058,7 @@
           <w14:ligatures w14:val="standardContextual"/>
         </w:rPr>
       </w:pPr>
-      <w:hyperlink w:anchor="_Toc243922235" w:history="1">
+      <w:hyperlink w:anchor="_Toc243987294" w:history="1">
         <w:r>
           <w:rPr>
             <w:rStyle w:val="aff8"/>
@@ -2085,7 +2085,7 @@
             <w:noProof/>
             <w:webHidden/>
           </w:rPr>
-          <w:instrText xml:space="preserve"> PAGEREF _Toc243922235 \h </w:instrText>
+          <w:instrText xml:space="preserve"> PAGEREF _Toc243987294 \h </w:instrText>
         </w:r>
         <w:r>
           <w:rPr>
@@ -2131,7 +2131,7 @@
           <w14:ligatures w14:val="standardContextual"/>
         </w:rPr>
       </w:pPr>
-      <w:hyperlink w:anchor="_Toc243922236" w:history="1">
+      <w:hyperlink w:anchor="_Toc243987295" w:history="1">
         <w:r>
           <w:rPr>
             <w:rStyle w:val="aff8"/>
@@ -2158,7 +2158,7 @@
             <w:noProof/>
             <w:webHidden/>
           </w:rPr>
-          <w:instrText xml:space="preserve"> PAGEREF _Toc243922236 \h </w:instrText>
+          <w:instrText xml:space="preserve"> PAGEREF _Toc243987295 \h </w:instrText>
         </w:r>
         <w:r>
           <w:rPr>
@@ -2204,7 +2204,7 @@
           <w14:ligatures w14:val="standardContextual"/>
         </w:rPr>
       </w:pPr>
-      <w:hyperlink w:anchor="_Toc243922237" w:history="1">
+      <w:hyperlink w:anchor="_Toc243987296" w:history="1">
         <w:r>
           <w:rPr>
             <w:rStyle w:val="aff8"/>
@@ -2231,7 +2231,7 @@
             <w:noProof/>
             <w:webHidden/>
           </w:rPr>
-          <w:instrText xml:space="preserve"> PAGEREF _Toc243922237 \h </w:instrText>
+          <w:instrText xml:space="preserve"> PAGEREF _Toc243987296 \h </w:instrText>
         </w:r>
         <w:r>
           <w:rPr>
@@ -2277,7 +2277,7 @@
           <w14:ligatures w14:val="standardContextual"/>
         </w:rPr>
       </w:pPr>
-      <w:hyperlink w:anchor="_Toc243922238" w:history="1">
+      <w:hyperlink w:anchor="_Toc243987297" w:history="1">
         <w:r>
           <w:rPr>
             <w:rStyle w:val="aff8"/>
@@ -2304,7 +2304,7 @@
             <w:noProof/>
             <w:webHidden/>
           </w:rPr>
-          <w:instrText xml:space="preserve"> PAGEREF _Toc243922238 \h </w:instrText>
+          <w:instrText xml:space="preserve"> PAGEREF _Toc243987297 \h </w:instrText>
         </w:r>
         <w:r>
           <w:rPr>
@@ -2350,7 +2350,7 @@
           <w14:ligatures w14:val="standardContextual"/>
         </w:rPr>
       </w:pPr>
-      <w:hyperlink w:anchor="_Toc243922239" w:history="1">
+      <w:hyperlink w:anchor="_Toc243987298" w:history="1">
         <w:r>
           <w:rPr>
             <w:rStyle w:val="aff8"/>
@@ -2377,7 +2377,7 @@
             <w:noProof/>
             <w:webHidden/>
           </w:rPr>
-          <w:instrText xml:space="preserve"> PAGEREF _Toc243922239 \h </w:instrText>
+          <w:instrText xml:space="preserve"> PAGEREF _Toc243987298 \h </w:instrText>
         </w:r>
         <w:r>
           <w:rPr>
@@ -2423,7 +2423,7 @@
           <w14:ligatures w14:val="standardContextual"/>
         </w:rPr>
       </w:pPr>
-      <w:hyperlink w:anchor="_Toc243922240" w:history="1">
+      <w:hyperlink w:anchor="_Toc243987299" w:history="1">
         <w:r>
           <w:rPr>
             <w:rStyle w:val="aff8"/>
@@ -2450,7 +2450,7 @@
             <w:noProof/>
             <w:webHidden/>
           </w:rPr>
-          <w:instrText xml:space="preserve"> PAGEREF _Toc243922240 \h </w:instrText>
+          <w:instrText xml:space="preserve"> PAGEREF _Toc243987299 \h </w:instrText>
         </w:r>
         <w:r>
           <w:rPr>
@@ -2496,7 +2496,7 @@
           <w14:ligatures w14:val="standardContextual"/>
         </w:rPr>
       </w:pPr>
-      <w:hyperlink w:anchor="_Toc243922241" w:history="1">
+      <w:hyperlink w:anchor="_Toc243987300" w:history="1">
         <w:r>
           <w:rPr>
             <w:rStyle w:val="aff8"/>
@@ -2523,7 +2523,7 @@
             <w:noProof/>
             <w:webHidden/>
           </w:rPr>
-          <w:instrText xml:space="preserve"> PAGEREF _Toc243922241 \h </w:instrText>
+          <w:instrText xml:space="preserve"> PAGEREF _Toc243987300 \h </w:instrText>
         </w:r>
         <w:r>
           <w:rPr>
@@ -2569,7 +2569,7 @@
           <w14:ligatures w14:val="standardContextual"/>
         </w:rPr>
       </w:pPr>
-      <w:hyperlink w:anchor="_Toc243922242" w:history="1">
+      <w:hyperlink w:anchor="_Toc243987301" w:history="1">
         <w:r>
           <w:rPr>
             <w:rStyle w:val="aff8"/>
@@ -2596,7 +2596,7 @@
             <w:noProof/>
             <w:webHidden/>
           </w:rPr>
-          <w:instrText xml:space="preserve"> PAGEREF _Toc243922242 \h </w:instrText>
+          <w:instrText xml:space="preserve"> PAGEREF _Toc243987301 \h </w:instrText>
         </w:r>
         <w:r>
           <w:rPr>
@@ -2642,7 +2642,7 @@
           <w14:ligatures w14:val="standardContextual"/>
         </w:rPr>
       </w:pPr>
-      <w:hyperlink w:anchor="_Toc243922243" w:history="1">
+      <w:hyperlink w:anchor="_Toc243987302" w:history="1">
         <w:r>
           <w:rPr>
             <w:rStyle w:val="aff8"/>
@@ -2669,7 +2669,7 @@
             <w:noProof/>
             <w:webHidden/>
           </w:rPr>
-          <w:instrText xml:space="preserve"> PAGEREF _Toc243922243 \h </w:instrText>
+          <w:instrText xml:space="preserve"> PAGEREF _Toc243987302 \h </w:instrText>
         </w:r>
         <w:r>
           <w:rPr>
@@ -2715,7 +2715,7 @@
           <w14:ligatures w14:val="standardContextual"/>
         </w:rPr>
       </w:pPr>
-      <w:hyperlink w:anchor="_Toc243922244" w:history="1">
+      <w:hyperlink w:anchor="_Toc243987303" w:history="1">
         <w:r>
           <w:rPr>
             <w:rStyle w:val="aff8"/>
@@ -2742,7 +2742,7 @@
             <w:noProof/>
             <w:webHidden/>
           </w:rPr>
-          <w:instrText xml:space="preserve"> PAGEREF _Toc243922244 \h </w:instrText>
+          <w:instrText xml:space="preserve"> PAGEREF _Toc243987303 \h </w:instrText>
         </w:r>
         <w:r>
           <w:rPr>
@@ -2788,7 +2788,7 @@
           <w14:ligatures w14:val="standardContextual"/>
         </w:rPr>
       </w:pPr>
-      <w:hyperlink w:anchor="_Toc243922245" w:history="1">
+      <w:hyperlink w:anchor="_Toc243987304" w:history="1">
         <w:r>
           <w:rPr>
             <w:rStyle w:val="aff8"/>
@@ -2815,7 +2815,7 @@
             <w:noProof/>
             <w:webHidden/>
           </w:rPr>
-          <w:instrText xml:space="preserve"> PAGEREF _Toc243922245 \h </w:instrText>
+          <w:instrText xml:space="preserve"> PAGEREF _Toc243987304 \h </w:instrText>
         </w:r>
         <w:r>
           <w:rPr>
@@ -2861,7 +2861,7 @@
           <w14:ligatures w14:val="standardContextual"/>
         </w:rPr>
       </w:pPr>
-      <w:hyperlink w:anchor="_Toc243922246" w:history="1">
+      <w:hyperlink w:anchor="_Toc243987305" w:history="1">
         <w:r>
           <w:rPr>
             <w:rStyle w:val="aff8"/>
@@ -2888,7 +2888,7 @@
             <w:noProof/>
             <w:webHidden/>
           </w:rPr>
-          <w:instrText xml:space="preserve"> PAGEREF _Toc243922246 \h </w:instrText>
+          <w:instrText xml:space="preserve"> PAGEREF _Toc243987305 \h </w:instrText>
         </w:r>
         <w:r>
           <w:rPr>
@@ -2934,7 +2934,7 @@
           <w14:ligatures w14:val="standardContextual"/>
         </w:rPr>
       </w:pPr>
-      <w:hyperlink w:anchor="_Toc243922247" w:history="1">
+      <w:hyperlink w:anchor="_Toc243987306" w:history="1">
         <w:r>
           <w:rPr>
             <w:rStyle w:val="aff8"/>
@@ -2961,7 +2961,7 @@
             <w:noProof/>
             <w:webHidden/>
           </w:rPr>
-          <w:instrText xml:space="preserve"> PAGEREF _Toc243922247 \h </w:instrText>
+          <w:instrText xml:space="preserve"> PAGEREF _Toc243987306 \h </w:instrText>
         </w:r>
         <w:r>
           <w:rPr>
@@ -2981,7 +2981,7 @@
             <w:noProof/>
             <w:webHidden/>
           </w:rPr>
-          <w:t>21</w:t>
+          <w:t>22</w:t>
         </w:r>
         <w:r>
           <w:rPr>
@@ -3007,7 +3007,7 @@
           <w14:ligatures w14:val="standardContextual"/>
         </w:rPr>
       </w:pPr>
-      <w:hyperlink w:anchor="_Toc243922248" w:history="1">
+      <w:hyperlink w:anchor="_Toc243987307" w:history="1">
         <w:r>
           <w:rPr>
             <w:rStyle w:val="aff8"/>
@@ -3034,7 +3034,7 @@
             <w:noProof/>
             <w:webHidden/>
           </w:rPr>
-          <w:instrText xml:space="preserve"> PAGEREF _Toc243922248 \h </w:instrText>
+          <w:instrText xml:space="preserve"> PAGEREF _Toc243987307 \h </w:instrText>
         </w:r>
         <w:r>
           <w:rPr>
@@ -3054,7 +3054,7 @@
             <w:noProof/>
             <w:webHidden/>
           </w:rPr>
-          <w:t>22</w:t>
+          <w:t>23</w:t>
         </w:r>
         <w:r>
           <w:rPr>
@@ -3080,7 +3080,7 @@
           <w14:ligatures w14:val="standardContextual"/>
         </w:rPr>
       </w:pPr>
-      <w:hyperlink w:anchor="_Toc243922249" w:history="1">
+      <w:hyperlink w:anchor="_Toc243987308" w:history="1">
         <w:r>
           <w:rPr>
             <w:rStyle w:val="aff8"/>
@@ -3107,7 +3107,7 @@
             <w:noProof/>
             <w:webHidden/>
           </w:rPr>
-          <w:instrText xml:space="preserve"> PAGEREF _Toc243922249 \h </w:instrText>
+          <w:instrText xml:space="preserve"> PAGEREF _Toc243987308 \h </w:instrText>
         </w:r>
         <w:r>
           <w:rPr>
@@ -3127,7 +3127,7 @@
             <w:noProof/>
             <w:webHidden/>
           </w:rPr>
-          <w:t>23</w:t>
+          <w:t>24</w:t>
         </w:r>
         <w:r>
           <w:rPr>
@@ -3153,7 +3153,7 @@
           <w14:ligatures w14:val="standardContextual"/>
         </w:rPr>
       </w:pPr>
-      <w:hyperlink w:anchor="_Toc243922250" w:history="1">
+      <w:hyperlink w:anchor="_Toc243987309" w:history="1">
         <w:r>
           <w:rPr>
             <w:rStyle w:val="aff8"/>
@@ -3180,7 +3180,7 @@
             <w:noProof/>
             <w:webHidden/>
           </w:rPr>
-          <w:instrText xml:space="preserve"> PAGEREF _Toc243922250 \h </w:instrText>
+          <w:instrText xml:space="preserve"> PAGEREF _Toc243987309 \h </w:instrText>
         </w:r>
         <w:r>
           <w:rPr>
@@ -3200,7 +3200,7 @@
             <w:noProof/>
             <w:webHidden/>
           </w:rPr>
-          <w:t>24</w:t>
+          <w:t>25</w:t>
         </w:r>
         <w:r>
           <w:rPr>
@@ -3226,7 +3226,7 @@
         <w:ind w:firstLine="0"/>
         <w:jc w:val="center"/>
       </w:pPr>
-      <w:bookmarkStart w:id="0" w:name="_Toc243922211"/>
+      <w:bookmarkStart w:id="0" w:name="_Toc243987270"/>
       <w:r>
         <w:lastRenderedPageBreak/>
         <w:t>ПЕРЕЧЕНЬ ТЕРМИНОВ И СОКРАЩЕНИЙ</w:t>
@@ -4488,7 +4488,7 @@
         <w:pStyle w:val="1"/>
         <w:pageBreakBefore/>
       </w:pPr>
-      <w:bookmarkStart w:id="1" w:name="_Toc243922212"/>
+      <w:bookmarkStart w:id="1" w:name="_Toc243987271"/>
       <w:r>
         <w:lastRenderedPageBreak/>
         <w:t>1 Объект испытаний</w:t>
@@ -4499,7 +4499,7 @@
       <w:pPr>
         <w:pStyle w:val="21"/>
       </w:pPr>
-      <w:bookmarkStart w:id="2" w:name="_Toc243922213"/>
+      <w:bookmarkStart w:id="2" w:name="_Toc243987272"/>
       <w:r>
         <w:t>1.1 Наименование системы</w:t>
       </w:r>
@@ -4514,7 +4514,7 @@
       <w:pPr>
         <w:pStyle w:val="21"/>
       </w:pPr>
-      <w:bookmarkStart w:id="3" w:name="_Toc243922214"/>
+      <w:bookmarkStart w:id="3" w:name="_Toc243987273"/>
       <w:r>
         <w:t>1.2 Область применения</w:t>
       </w:r>
@@ -4529,7 +4529,7 @@
       <w:pPr>
         <w:pStyle w:val="21"/>
       </w:pPr>
-      <w:bookmarkStart w:id="4" w:name="_Toc243922215"/>
+      <w:bookmarkStart w:id="4" w:name="_Toc243987274"/>
       <w:r>
         <w:t>1.3 Состав объекта испытаний</w:t>
       </w:r>
@@ -4545,7 +4545,7 @@
         <w:pStyle w:val="1"/>
         <w:pageBreakBefore/>
       </w:pPr>
-      <w:bookmarkStart w:id="5" w:name="_Toc243922216"/>
+      <w:bookmarkStart w:id="5" w:name="_Toc243987275"/>
       <w:r>
         <w:lastRenderedPageBreak/>
         <w:t>2 Цель испытаний</w:t>
@@ -4562,7 +4562,7 @@
         <w:pStyle w:val="1"/>
         <w:pageBreakBefore/>
       </w:pPr>
-      <w:bookmarkStart w:id="6" w:name="_Toc243922217"/>
+      <w:bookmarkStart w:id="6" w:name="_Toc243987276"/>
       <w:r>
         <w:lastRenderedPageBreak/>
         <w:t>3 Общие положения</w:t>
@@ -4573,7 +4573,7 @@
       <w:pPr>
         <w:pStyle w:val="21"/>
       </w:pPr>
-      <w:bookmarkStart w:id="7" w:name="_Toc243922218"/>
+      <w:bookmarkStart w:id="7" w:name="_Toc243987277"/>
       <w:r>
         <w:t>3.1 Перечень руководящих документов</w:t>
       </w:r>
@@ -4603,7 +4603,7 @@
       <w:pPr>
         <w:pStyle w:val="21"/>
       </w:pPr>
-      <w:bookmarkStart w:id="8" w:name="_Toc243922219"/>
+      <w:bookmarkStart w:id="8" w:name="_Toc243987278"/>
       <w:r>
         <w:t>3.2 Виды испытаний</w:t>
       </w:r>
@@ -4643,7 +4643,7 @@
       <w:pPr>
         <w:pStyle w:val="21"/>
       </w:pPr>
-      <w:bookmarkStart w:id="9" w:name="_Toc243922220"/>
+      <w:bookmarkStart w:id="9" w:name="_Toc243987279"/>
       <w:r>
         <w:t>3.3 Место и продолжительность испытаний</w:t>
       </w:r>
@@ -4658,7 +4658,7 @@
       <w:pPr>
         <w:pStyle w:val="21"/>
       </w:pPr>
-      <w:bookmarkStart w:id="10" w:name="_Toc243922221"/>
+      <w:bookmarkStart w:id="10" w:name="_Toc243987280"/>
       <w:r>
         <w:t>3.4 Организации-участники</w:t>
       </w:r>
@@ -4673,7 +4673,7 @@
       <w:pPr>
         <w:pStyle w:val="21"/>
       </w:pPr>
-      <w:bookmarkStart w:id="11" w:name="_Toc243922222"/>
+      <w:bookmarkStart w:id="11" w:name="_Toc243987281"/>
       <w:r>
         <w:t>3.5 Перечень предъявляемых на испытания документов</w:t>
       </w:r>
@@ -4689,7 +4689,7 @@
         <w:pStyle w:val="1"/>
         <w:pageBreakBefore/>
       </w:pPr>
-      <w:bookmarkStart w:id="12" w:name="_Toc243922223"/>
+      <w:bookmarkStart w:id="12" w:name="_Toc243987282"/>
       <w:r>
         <w:lastRenderedPageBreak/>
         <w:t>4 Объём испытаний</w:t>
@@ -4700,7 +4700,7 @@
       <w:pPr>
         <w:pStyle w:val="21"/>
       </w:pPr>
-      <w:bookmarkStart w:id="13" w:name="_Toc243922224"/>
+      <w:bookmarkStart w:id="13" w:name="_Toc243987283"/>
       <w:r>
         <w:t>4.1 Перечень этапов</w:t>
       </w:r>
@@ -4750,7 +4750,7 @@
       <w:pPr>
         <w:pStyle w:val="21"/>
       </w:pPr>
-      <w:bookmarkStart w:id="14" w:name="_Toc243922225"/>
+      <w:bookmarkStart w:id="14" w:name="_Toc243987284"/>
       <w:r>
         <w:t>4.2 Критерии успешности</w:t>
       </w:r>
@@ -4781,7 +4781,7 @@
         <w:pStyle w:val="1"/>
         <w:pageBreakBefore/>
       </w:pPr>
-      <w:bookmarkStart w:id="15" w:name="_Toc243922226"/>
+      <w:bookmarkStart w:id="15" w:name="_Toc243987285"/>
       <w:r>
         <w:lastRenderedPageBreak/>
         <w:t>5 Условия и порядок проведения испытаний</w:t>
@@ -4792,7 +4792,7 @@
       <w:pPr>
         <w:pStyle w:val="21"/>
       </w:pPr>
-      <w:bookmarkStart w:id="16" w:name="_Toc243922227"/>
+      <w:bookmarkStart w:id="16" w:name="_Toc243987286"/>
       <w:r>
         <w:t>5.1 Условия проведения</w:t>
       </w:r>
@@ -4832,7 +4832,7 @@
       <w:pPr>
         <w:pStyle w:val="21"/>
       </w:pPr>
-      <w:bookmarkStart w:id="17" w:name="_Toc243922228"/>
+      <w:bookmarkStart w:id="17" w:name="_Toc243987287"/>
       <w:r>
         <w:t>5.2 Порядок проведения</w:t>
       </w:r>
@@ -4847,7 +4847,7 @@
       <w:pPr>
         <w:pStyle w:val="21"/>
       </w:pPr>
-      <w:bookmarkStart w:id="18" w:name="_Toc243922229"/>
+      <w:bookmarkStart w:id="18" w:name="_Toc243987288"/>
       <w:r>
         <w:t>5.3 Персонал</w:t>
       </w:r>
@@ -4863,7 +4863,7 @@
         <w:pStyle w:val="1"/>
         <w:pageBreakBefore/>
       </w:pPr>
-      <w:bookmarkStart w:id="19" w:name="_Toc243922230"/>
+      <w:bookmarkStart w:id="19" w:name="_Toc243987289"/>
       <w:r>
         <w:lastRenderedPageBreak/>
         <w:t>6 Материально-техническое обеспечение</w:t>
@@ -4880,7 +4880,7 @@
         <w:pStyle w:val="1"/>
         <w:pageBreakBefore/>
       </w:pPr>
-      <w:bookmarkStart w:id="20" w:name="_Toc243922231"/>
+      <w:bookmarkStart w:id="20" w:name="_Toc243987290"/>
       <w:r>
         <w:lastRenderedPageBreak/>
         <w:t>7 Метрологическое обеспечение</w:t>
@@ -4897,7 +4897,7 @@
         <w:pStyle w:val="1"/>
         <w:pageBreakBefore/>
       </w:pPr>
-      <w:bookmarkStart w:id="21" w:name="_Toc243922232"/>
+      <w:bookmarkStart w:id="21" w:name="_Toc243987291"/>
       <w:r>
         <w:lastRenderedPageBreak/>
         <w:t>8 Отчётность</w:t>
@@ -4916,7 +4916,7 @@
         <w:ind w:firstLine="0"/>
         <w:jc w:val="center"/>
       </w:pPr>
-      <w:bookmarkStart w:id="22" w:name="_Toc243922233"/>
+      <w:bookmarkStart w:id="22" w:name="_Toc243987292"/>
       <w:r>
         <w:lastRenderedPageBreak/>
         <w:t>Приложение А</w:t>
@@ -4940,7 +4940,7 @@
       <w:pPr>
         <w:pStyle w:val="21"/>
       </w:pPr>
-      <w:bookmarkStart w:id="23" w:name="_Toc243922234"/>
+      <w:bookmarkStart w:id="23" w:name="_Toc243987293"/>
       <w:r>
         <w:t>А.1 Подсистема «Организационная структура и права доступа»</w:t>
       </w:r>
@@ -6206,7 +6206,7 @@
       <w:pPr>
         <w:pStyle w:val="21"/>
       </w:pPr>
-      <w:bookmarkStart w:id="24" w:name="_Toc243922235"/>
+      <w:bookmarkStart w:id="24" w:name="_Toc243987294"/>
       <w:r>
         <w:t>А.2 Подсистема «Каталог недвижимости»</w:t>
       </w:r>
@@ -7085,7 +7085,7 @@
       <w:pPr>
         <w:pStyle w:val="21"/>
       </w:pPr>
-      <w:bookmarkStart w:id="25" w:name="_Toc243922236"/>
+      <w:bookmarkStart w:id="25" w:name="_Toc243987295"/>
       <w:r>
         <w:t>А.3 Подсистема «Работа с клиентами»</w:t>
       </w:r>
@@ -7945,7 +7945,7 @@
       <w:pPr>
         <w:pStyle w:val="21"/>
       </w:pPr>
-      <w:bookmarkStart w:id="26" w:name="_Toc243922237"/>
+      <w:bookmarkStart w:id="26" w:name="_Toc243987296"/>
       <w:r>
         <w:t>А.4 Подсистема «Сделки»</w:t>
       </w:r>
@@ -9623,7 +9623,7 @@
       <w:pPr>
         <w:pStyle w:val="21"/>
       </w:pPr>
-      <w:bookmarkStart w:id="27" w:name="_Toc243922238"/>
+      <w:bookmarkStart w:id="27" w:name="_Toc243987297"/>
       <w:r>
         <w:t>А.5 Подсистема «Финансы»</w:t>
       </w:r>
@@ -11296,7 +11296,7 @@
       <w:pPr>
         <w:pStyle w:val="21"/>
       </w:pPr>
-      <w:bookmarkStart w:id="28" w:name="_Toc243922239"/>
+      <w:bookmarkStart w:id="28" w:name="_Toc243987298"/>
       <w:r>
         <w:t>А.6 Подсистема «Шаблоны документов»</w:t>
       </w:r>
@@ -11575,7 +11575,7 @@
       <w:pPr>
         <w:pStyle w:val="21"/>
       </w:pPr>
-      <w:bookmarkStart w:id="29" w:name="_Toc243922240"/>
+      <w:bookmarkStart w:id="29" w:name="_Toc243987299"/>
       <w:r>
         <w:t>А.7 Подсистема «Задачи»</w:t>
       </w:r>
@@ -11970,7 +11970,7 @@
       <w:pPr>
         <w:pStyle w:val="21"/>
       </w:pPr>
-      <w:bookmarkStart w:id="30" w:name="_Toc243922241"/>
+      <w:bookmarkStart w:id="30" w:name="_Toc243987300"/>
       <w:r>
         <w:t>А.8 Подсистема «Аналитика и отчётность»</w:t>
       </w:r>
@@ -12079,6 +12079,7 @@
               <w:pStyle w:val="GostTable"/>
             </w:pPr>
             <w:r>
+              <w:lastRenderedPageBreak/>
               <w:t>А8.1</w:t>
             </w:r>
           </w:p>
@@ -12105,7 +12106,7 @@
               <w:pStyle w:val="GostTable"/>
             </w:pPr>
             <w:r>
-              <w:t>Закрыть сделку и открыть дашборд</w:t>
+              <w:t>Сохранить график брони (сделка «В работе») с датой договора в текущем месяце, отметить первый платёж оплаченным, открыть дашборд</w:t>
             </w:r>
           </w:p>
         </w:tc>
@@ -12118,7 +12119,7 @@
               <w:pStyle w:val="GostTable"/>
             </w:pPr>
             <w:r>
-              <w:t>Продажи за месяц увеличились; значения считаются в пределах области видимости</w:t>
+              <w:t>Контрактация за месяц выросла на стоимость по договору, поступления — на сумму платежа, «Клиентов со сделкой в работе» — на 1; значения считаются в пределах области видимости</w:t>
             </w:r>
           </w:p>
         </w:tc>
@@ -12137,7 +12138,6 @@
               <w:pStyle w:val="GostTable"/>
             </w:pPr>
             <w:r>
-              <w:lastRenderedPageBreak/>
               <w:t>А8.5</w:t>
             </w:r>
           </w:p>
@@ -12177,7 +12177,7 @@
               <w:pStyle w:val="GostTable"/>
             </w:pPr>
             <w:r>
-              <w:t>Продажи за месяц — в валюте сделок компании: сумма в UZS плюс сумма в USD по курсу на дату договора</w:t>
+              <w:t>Контрактация за месяц — в валюте сделок компании: сумма в UZS плюс сумма в USD по курсу на дату договора</w:t>
             </w:r>
           </w:p>
         </w:tc>
@@ -12351,7 +12351,65 @@
               <w:pStyle w:val="GostTable"/>
             </w:pPr>
             <w:r>
-              <w:t>Факт соответствует закрытым сделкам и оплатам; % факт и % прогноз рассчитаны по формулам ТЗ (п. 4.3.1)</w:t>
+              <w:t>Факт контрактации соответствует сделкам «В работе» и «Успешно закрыта» с датой договора в месяце, факт поступлений — оплатам; % факт и % прогноз рассчитаны по формулам ТЗ (п. 4.3.1)</w:t>
+            </w:r>
+          </w:p>
+        </w:tc>
+      </w:tr>
+      <w:tr>
+        <w:trPr>
+          <w:cantSplit/>
+          <w:jc w:val="center"/>
+        </w:trPr>
+        <w:tc>
+          <w:tcPr>
+            <w:tcW w:w="842" w:type="dxa"/>
+          </w:tcPr>
+          <w:p>
+            <w:pPr>
+              <w:pStyle w:val="GostTable"/>
+            </w:pPr>
+            <w:r>
+              <w:t>А8.6</w:t>
+            </w:r>
+          </w:p>
+        </w:tc>
+        <w:tc>
+          <w:tcPr>
+            <w:tcW w:w="1029" w:type="dxa"/>
+          </w:tcPr>
+          <w:p>
+            <w:pPr>
+              <w:pStyle w:val="GostTable"/>
+            </w:pPr>
+            <w:r>
+              <w:t>АНА-04</w:t>
+            </w:r>
+          </w:p>
+        </w:tc>
+        <w:tc>
+          <w:tcPr>
+            <w:tcW w:w="4209" w:type="dxa"/>
+          </w:tcPr>
+          <w:p>
+            <w:pPr>
+              <w:pStyle w:val="GostTable"/>
+            </w:pPr>
+            <w:r>
+              <w:t>Сформировать отчёт «план-факт» по сотрудникам за месяц, в котором у менеджера без плана есть только сделки «В работе» с датой договора</w:t>
+            </w:r>
+          </w:p>
+        </w:tc>
+        <w:tc>
+          <w:tcPr>
+            <w:tcW w:w="3274" w:type="dxa"/>
+          </w:tcPr>
+          <w:p>
+            <w:pPr>
+              <w:pStyle w:val="GostTable"/>
+            </w:pPr>
+            <w:r>
+              <w:t>Менеджер есть в отчёте; количество и контрактация равны числу и сумме этих сделок</w:t>
             </w:r>
           </w:p>
         </w:tc>
@@ -12366,7 +12424,7 @@
       <w:pPr>
         <w:pStyle w:val="21"/>
       </w:pPr>
-      <w:bookmarkStart w:id="31" w:name="_Toc243922242"/>
+      <w:bookmarkStart w:id="31" w:name="_Toc243987301"/>
       <w:r>
         <w:t>А.9 Подсистема «Интеграция с партнёрами»</w:t>
       </w:r>
@@ -12945,7 +13003,7 @@
       <w:pPr>
         <w:pStyle w:val="21"/>
       </w:pPr>
-      <w:bookmarkStart w:id="32" w:name="_Toc243922243"/>
+      <w:bookmarkStart w:id="32" w:name="_Toc243987302"/>
       <w:r>
         <w:t>А.10 Подсистема «Регламентные задания»</w:t>
       </w:r>
@@ -13122,6 +13180,7 @@
               <w:pStyle w:val="GostTable"/>
             </w:pPr>
             <w:r>
+              <w:lastRenderedPageBreak/>
               <w:t>А10.2</w:t>
             </w:r>
           </w:p>
@@ -13384,9 +13443,8 @@
       <w:pPr>
         <w:pStyle w:val="21"/>
       </w:pPr>
-      <w:bookmarkStart w:id="33" w:name="_Toc243922244"/>
+      <w:bookmarkStart w:id="33" w:name="_Toc243987303"/>
       <w:r>
-        <w:lastRenderedPageBreak/>
         <w:t>А.11 Сквозной сценарий продажи</w:t>
       </w:r>
       <w:bookmarkEnd w:id="33"/>
@@ -13655,7 +13713,7 @@
       <w:pPr>
         <w:pStyle w:val="21"/>
       </w:pPr>
-      <w:bookmarkStart w:id="34" w:name="_Toc243922245"/>
+      <w:bookmarkStart w:id="34" w:name="_Toc243987304"/>
       <w:r>
         <w:t>А.12 Защита информации</w:t>
       </w:r>
@@ -14052,7 +14110,7 @@
       <w:pPr>
         <w:pStyle w:val="21"/>
       </w:pPr>
-      <w:bookmarkStart w:id="35" w:name="_Toc243922246"/>
+      <w:bookmarkStart w:id="35" w:name="_Toc243987305"/>
       <w:r>
         <w:t>А.13 Эргономика и многоязычность</w:t>
       </w:r>
@@ -14281,6 +14339,7 @@
               <w:pStyle w:val="GostTable"/>
             </w:pPr>
             <w:r>
+              <w:lastRenderedPageBreak/>
               <w:t>А13.4</w:t>
             </w:r>
           </w:p>
@@ -14322,7 +14381,7 @@
       <w:pPr>
         <w:pStyle w:val="21"/>
       </w:pPr>
-      <w:bookmarkStart w:id="36" w:name="_Toc243922247"/>
+      <w:bookmarkStart w:id="36" w:name="_Toc243987306"/>
       <w:r>
         <w:t>А.14 Показатели назначения</w:t>
       </w:r>
@@ -14550,7 +14609,7 @@
         <w:ind w:firstLine="0"/>
         <w:jc w:val="center"/>
       </w:pPr>
-      <w:bookmarkStart w:id="37" w:name="_Toc243922248"/>
+      <w:bookmarkStart w:id="37" w:name="_Toc243987307"/>
       <w:r>
         <w:lastRenderedPageBreak/>
         <w:t>Приложение Б</w:t>
@@ -14861,6 +14920,98 @@
                 <w:rFonts w:ascii="Courier New" w:eastAsia="Courier New" w:hAnsi="Courier New" w:cs="Courier New"/>
                 <w:sz w:val="18"/>
               </w:rPr>
+              <w:t>apps.crm.test_purge_clients</w:t>
+            </w:r>
+          </w:p>
+        </w:tc>
+        <w:tc>
+          <w:tcPr>
+            <w:tcW w:w="6174" w:type="dxa"/>
+          </w:tcPr>
+          <w:p>
+            <w:pPr>
+              <w:pStyle w:val="GostTable"/>
+            </w:pPr>
+            <w:r>
+              <w:t xml:space="preserve">Команда </w:t>
+            </w:r>
+            <w:r>
+              <w:rPr>
+                <w:rFonts w:ascii="Courier New" w:eastAsia="Courier New" w:hAnsi="Courier New" w:cs="Courier New"/>
+                <w:sz w:val="18"/>
+              </w:rPr>
+              <w:t>purge_clients</w:t>
+            </w:r>
+            <w:r>
+              <w:t xml:space="preserve">: пробный запуск ничего не меняет; с </w:t>
+            </w:r>
+            <w:r>
+              <w:rPr>
+                <w:rFonts w:ascii="Courier New" w:eastAsia="Courier New" w:hAnsi="Courier New" w:cs="Courier New"/>
+                <w:sz w:val="18"/>
+              </w:rPr>
+              <w:t>--apply</w:t>
+            </w:r>
+            <w:r>
+              <w:t xml:space="preserve"> удаляются клиент, сделки, платежи, заявки, встречи, журналы и файлы на диске, объекты возвращаются в «Подбор», резерв, проекты, объекты и данные других клиентов не затрагиваются; неизвестный ID останавливает команду</w:t>
+            </w:r>
+          </w:p>
+        </w:tc>
+      </w:tr>
+      <w:tr>
+        <w:trPr>
+          <w:cantSplit/>
+          <w:jc w:val="center"/>
+        </w:trPr>
+        <w:tc>
+          <w:tcPr>
+            <w:tcW w:w="3180" w:type="dxa"/>
+          </w:tcPr>
+          <w:p>
+            <w:pPr>
+              <w:pStyle w:val="GostTable"/>
+            </w:pPr>
+            <w:r>
+              <w:rPr>
+                <w:rFonts w:ascii="Courier New" w:eastAsia="Courier New" w:hAnsi="Courier New" w:cs="Courier New"/>
+                <w:sz w:val="18"/>
+              </w:rPr>
+              <w:t>apps.deals.test_contracting</w:t>
+            </w:r>
+          </w:p>
+        </w:tc>
+        <w:tc>
+          <w:tcPr>
+            <w:tcW w:w="6174" w:type="dxa"/>
+          </w:tcPr>
+          <w:p>
+            <w:pPr>
+              <w:pStyle w:val="GostTable"/>
+            </w:pPr>
+            <w:r>
+              <w:t>Контрактация: учитываются сделки «В работе» и «Успешно закрыта» по дате договора (иначе — закрытия, иначе — брони), брони, отменённые и расторгнутые — нет; отчёты по сотрудникам и проектам; дашборд — контрактация и поступления за месяц, клиенты со сделкой «В работе», рейтинг менеджеров</w:t>
+            </w:r>
+          </w:p>
+        </w:tc>
+      </w:tr>
+      <w:tr>
+        <w:trPr>
+          <w:cantSplit/>
+          <w:jc w:val="center"/>
+        </w:trPr>
+        <w:tc>
+          <w:tcPr>
+            <w:tcW w:w="3180" w:type="dxa"/>
+          </w:tcPr>
+          <w:p>
+            <w:pPr>
+              <w:pStyle w:val="GostTable"/>
+            </w:pPr>
+            <w:r>
+              <w:rPr>
+                <w:rFonts w:ascii="Courier New" w:eastAsia="Courier New" w:hAnsi="Courier New" w:cs="Courier New"/>
+                <w:sz w:val="18"/>
+              </w:rPr>
               <w:t>apps.finances.test_currency</w:t>
             </w:r>
           </w:p>
@@ -14949,7 +15100,7 @@
         <w:ind w:firstLine="0"/>
         <w:jc w:val="center"/>
       </w:pPr>
-      <w:bookmarkStart w:id="38" w:name="_Toc243922249"/>
+      <w:bookmarkStart w:id="38" w:name="_Toc243987308"/>
       <w:r>
         <w:lastRenderedPageBreak/>
         <w:t>Приложение В</w:t>
@@ -15228,7 +15379,7 @@
         <w:ind w:firstLine="0"/>
         <w:jc w:val="center"/>
       </w:pPr>
-      <w:bookmarkStart w:id="39" w:name="_Toc243922250"/>
+      <w:bookmarkStart w:id="39" w:name="_Toc243987309"/>
       <w:r>
         <w:lastRenderedPageBreak/>
         <w:t>ЛИСТ РЕГИСТРАЦИИ ИЗМЕНЕНИЙ</w:t>
@@ -17290,31 +17441,31 @@
       </w:rPr>
     </w:lvl>
   </w:abstractNum>
-  <w:num w:numId="1" w16cid:durableId="721830113">
+  <w:num w:numId="1" w16cid:durableId="1272971899">
     <w:abstractNumId w:val="8"/>
   </w:num>
-  <w:num w:numId="2" w16cid:durableId="676880433">
+  <w:num w:numId="2" w16cid:durableId="1069160137">
     <w:abstractNumId w:val="6"/>
   </w:num>
-  <w:num w:numId="3" w16cid:durableId="1291977161">
+  <w:num w:numId="3" w16cid:durableId="653872536">
     <w:abstractNumId w:val="5"/>
   </w:num>
-  <w:num w:numId="4" w16cid:durableId="654459061">
+  <w:num w:numId="4" w16cid:durableId="1945451521">
     <w:abstractNumId w:val="4"/>
   </w:num>
-  <w:num w:numId="5" w16cid:durableId="1024289820">
+  <w:num w:numId="5" w16cid:durableId="686980323">
     <w:abstractNumId w:val="7"/>
   </w:num>
-  <w:num w:numId="6" w16cid:durableId="1191608286">
+  <w:num w:numId="6" w16cid:durableId="125046254">
     <w:abstractNumId w:val="3"/>
   </w:num>
-  <w:num w:numId="7" w16cid:durableId="1628857870">
+  <w:num w:numId="7" w16cid:durableId="1360276884">
     <w:abstractNumId w:val="2"/>
   </w:num>
-  <w:num w:numId="8" w16cid:durableId="1983148664">
+  <w:num w:numId="8" w16cid:durableId="1169835109">
     <w:abstractNumId w:val="1"/>
   </w:num>
-  <w:num w:numId="9" w16cid:durableId="1470518843">
+  <w:num w:numId="9" w16cid:durableId="1880899499">
     <w:abstractNumId w:val="0"/>
   </w:num>
 </w:numbering>
@@ -28847,7 +28998,7 @@
     <w:autoRedefine/>
     <w:uiPriority w:val="39"/>
     <w:unhideWhenUsed/>
-    <w:rsid w:val="0068019A"/>
+    <w:rsid w:val="00EE73D6"/>
     <w:pPr>
       <w:spacing w:after="100"/>
     </w:pPr>
@@ -28859,7 +29010,7 @@
     <w:autoRedefine/>
     <w:uiPriority w:val="39"/>
     <w:unhideWhenUsed/>
-    <w:rsid w:val="0068019A"/>
+    <w:rsid w:val="00EE73D6"/>
     <w:pPr>
       <w:spacing w:after="100"/>
       <w:ind w:left="240"/>
@@ -28870,7 +29021,7 @@
     <w:basedOn w:val="a2"/>
     <w:uiPriority w:val="99"/>
     <w:unhideWhenUsed/>
-    <w:rsid w:val="0068019A"/>
+    <w:rsid w:val="00EE73D6"/>
     <w:rPr>
       <w:color w:val="0000FF" w:themeColor="hyperlink"/>
       <w:u w:val="single"/>
